--- a/Kubernetes/concepts/3-objects/3-objects.docx
+++ b/Kubernetes/concepts/3-objects/3-objects.docx
@@ -2,2734 +2,6 @@
 <file path=word/document.xml><?xml version="1.0" encoding="utf-8"?>
 <w:document xmlns:wpc="http://schemas.microsoft.com/office/word/2010/wordprocessingCanvas" xmlns:cx="http://schemas.microsoft.com/office/drawing/2014/chartex" xmlns:cx1="http://schemas.microsoft.com/office/drawing/2015/9/8/chartex" xmlns:cx2="http://schemas.microsoft.com/office/drawing/2015/10/21/chartex" xmlns:cx3="http://schemas.microsoft.com/office/drawing/2016/5/9/chartex" xmlns:cx4="http://schemas.microsoft.com/office/drawing/2016/5/10/chartex" xmlns:cx5="http://schemas.microsoft.com/office/drawing/2016/5/11/chartex" xmlns:cx6="http://schemas.microsoft.com/office/drawing/2016/5/12/chartex" xmlns:cx7="http://schemas.microsoft.com/office/drawing/2016/5/13/chartex" xmlns:cx8="http://schemas.microsoft.com/office/drawing/2016/5/14/chartex" xmlns:mc="http://schemas.openxmlformats.org/markup-compatibility/2006" xmlns:aink="http://schemas.microsoft.com/office/drawing/2016/ink" xmlns:am3d="http://schemas.microsoft.com/office/drawing/2017/model3d" xmlns:o="urn:schemas-microsoft-com:office:office" xmlns:oel="http://schemas.microsoft.com/office/2019/extlst" xmlns:r="http://schemas.openxmlformats.org/officeDocument/2006/relationships" xmlns:m="http://schemas.openxmlformats.org/officeDocument/2006/math" xmlns:v="urn:schemas-microsoft-com:vml" xmlns:wp14="http://schemas.microsoft.com/office/word/2010/wordprocessingDrawing" xmlns:wp="http://schemas.openxmlformats.org/drawingml/2006/wordprocessingDrawing" xmlns:w10="urn:schemas-microsoft-com:office:word" xmlns:w="http://schemas.openxmlformats.org/wordprocessingml/2006/main" xmlns:w14="http://schemas.microsoft.com/office/word/2010/wordml" xmlns:w15="http://schemas.microsoft.com/office/word/2012/wordml" xmlns:w16cex="http://schemas.microsoft.com/office/word/2018/wordml/cex" xmlns:w16cid="http://schemas.microsoft.com/office/word/2016/wordml/cid" xmlns:w16="http://schemas.microsoft.com/office/word/2018/wordml" xmlns:w16du="http://schemas.microsoft.com/office/word/2023/wordml/word16du" xmlns:w16sdtdh="http://schemas.microsoft.com/office/word/2020/wordml/sdtdatahash" xmlns:w16sdtfl="http://schemas.microsoft.com/office/word/2024/wordml/sdtformatlock" xmlns:w16se="http://schemas.microsoft.com/office/word/2015/wordml/symex" xmlns:wpg="http://schemas.microsoft.com/office/word/2010/wordprocessingGroup" xmlns:wpi="http://schemas.microsoft.com/office/word/2010/wordprocessingInk" xmlns:wne="http://schemas.microsoft.com/office/word/2006/wordml" xmlns:wps="http://schemas.microsoft.com/office/word/2010/wordprocessingShape" mc:Ignorable="w14 w15 w16se w16cid w16 w16cex w16sdtdh w16sdtfl w16du wp14">
   <w:body>
-    <w:p>
-      <w:pPr>
-        <w:spacing w:after="120"/>
-        <w:jc w:val="both"/>
-        <w:rPr>
-          <w:rFonts w:asciiTheme="majorBidi" w:hAnsiTheme="majorBidi" w:cstheme="majorBidi"/>
-          <w:b/>
-          <w:bCs/>
-          <w:sz w:val="40"/>
-          <w:szCs w:val="40"/>
-        </w:rPr>
-      </w:pPr>
-      <w:r>
-        <w:rPr>
-          <w:rFonts w:asciiTheme="majorBidi" w:hAnsiTheme="majorBidi" w:cstheme="majorBidi"/>
-          <w:b/>
-          <w:bCs/>
-          <w:sz w:val="40"/>
-          <w:szCs w:val="40"/>
-        </w:rPr>
-        <w:t>Namespace:</w:t>
-      </w:r>
-    </w:p>
-    <w:p>
-      <w:pPr>
-        <w:spacing w:after="120"/>
-        <w:jc w:val="both"/>
-        <w:rPr>
-          <w:rFonts w:asciiTheme="majorBidi" w:hAnsiTheme="majorBidi" w:cstheme="majorBidi"/>
-          <w:sz w:val="28"/>
-          <w:szCs w:val="28"/>
-        </w:rPr>
-      </w:pPr>
-      <w:r>
-        <w:rPr>
-          <w:rFonts w:asciiTheme="majorBidi" w:hAnsiTheme="majorBidi" w:cstheme="majorBidi"/>
-          <w:sz w:val="28"/>
-          <w:szCs w:val="28"/>
-        </w:rPr>
-        <w:t>A namespace in Kubernetes is a mechanism used to logically divide a cluster into separate virtual environments so that resources can be organized and isolated.</w:t>
-      </w:r>
-    </w:p>
-    <w:p>
-      <w:pPr>
-        <w:spacing w:after="120"/>
-        <w:jc w:val="both"/>
-        <w:rPr>
-          <w:rFonts w:asciiTheme="majorBidi" w:hAnsiTheme="majorBidi" w:cstheme="majorBidi"/>
-          <w:sz w:val="28"/>
-          <w:szCs w:val="28"/>
-        </w:rPr>
-      </w:pPr>
-      <w:r>
-        <w:rPr>
-          <w:rFonts w:asciiTheme="majorBidi" w:hAnsiTheme="majorBidi" w:cstheme="majorBidi"/>
-          <w:sz w:val="28"/>
-          <w:szCs w:val="28"/>
-        </w:rPr>
-        <w:t xml:space="preserve">Namespaces allow a single Kubernetes cluster to be logically divided into multiple isolated environments, which is why instructors often describe them as creating “virtual clusters” inside a cluster. Each namespace acts like a separate workspace where resources such as Pods, Services, Deployments, </w:t>
-      </w:r>
-      <w:proofErr w:type="spellStart"/>
-      <w:r>
-        <w:rPr>
-          <w:rFonts w:asciiTheme="majorBidi" w:hAnsiTheme="majorBidi" w:cstheme="majorBidi"/>
-          <w:sz w:val="28"/>
-          <w:szCs w:val="28"/>
-        </w:rPr>
-        <w:t>ConfigMaps</w:t>
-      </w:r>
-      <w:proofErr w:type="spellEnd"/>
-      <w:r>
-        <w:rPr>
-          <w:rFonts w:asciiTheme="majorBidi" w:hAnsiTheme="majorBidi" w:cstheme="majorBidi"/>
-          <w:sz w:val="28"/>
-          <w:szCs w:val="28"/>
-        </w:rPr>
-        <w:t>, and Secrets exist independently from resources in other namespaces. This means different teams, applications, or environments (for example development, testing, and production) can operate in the same physical cluster without their resources interfering with each other.</w:t>
-      </w:r>
-    </w:p>
-    <w:p>
-      <w:pPr>
-        <w:spacing w:after="120"/>
-        <w:jc w:val="both"/>
-        <w:rPr>
-          <w:rFonts w:asciiTheme="majorBidi" w:hAnsiTheme="majorBidi" w:cstheme="majorBidi"/>
-          <w:sz w:val="28"/>
-          <w:szCs w:val="28"/>
-        </w:rPr>
-      </w:pPr>
-      <w:r>
-        <w:rPr>
-          <w:rFonts w:asciiTheme="majorBidi" w:hAnsiTheme="majorBidi" w:cstheme="majorBidi"/>
-          <w:sz w:val="28"/>
-          <w:szCs w:val="28"/>
-        </w:rPr>
-        <w:t xml:space="preserve">Although namespaces do not create a real separate cluster, they provide logical isolation. Kubernetes can enforce this isolation using mechanisms such as RBAC (role-based access control) to restrict who can access a namespace, </w:t>
-      </w:r>
-      <w:proofErr w:type="spellStart"/>
-      <w:r>
-        <w:rPr>
-          <w:rFonts w:asciiTheme="majorBidi" w:hAnsiTheme="majorBidi" w:cstheme="majorBidi"/>
-          <w:sz w:val="28"/>
-          <w:szCs w:val="28"/>
-        </w:rPr>
-        <w:t>ResourceQuota</w:t>
-      </w:r>
-      <w:proofErr w:type="spellEnd"/>
-      <w:r>
-        <w:rPr>
-          <w:rFonts w:asciiTheme="majorBidi" w:hAnsiTheme="majorBidi" w:cstheme="majorBidi"/>
-          <w:sz w:val="28"/>
-          <w:szCs w:val="28"/>
-        </w:rPr>
-        <w:t xml:space="preserve"> to limit how much CPU, memory, or storage a namespace can use, and </w:t>
-      </w:r>
-      <w:proofErr w:type="spellStart"/>
-      <w:r>
-        <w:rPr>
-          <w:rFonts w:asciiTheme="majorBidi" w:hAnsiTheme="majorBidi" w:cstheme="majorBidi"/>
-          <w:sz w:val="28"/>
-          <w:szCs w:val="28"/>
-        </w:rPr>
-        <w:t>NetworkPolicies</w:t>
-      </w:r>
-      <w:proofErr w:type="spellEnd"/>
-      <w:r>
-        <w:rPr>
-          <w:rFonts w:asciiTheme="majorBidi" w:hAnsiTheme="majorBidi" w:cstheme="majorBidi"/>
-          <w:sz w:val="28"/>
-          <w:szCs w:val="28"/>
-        </w:rPr>
-        <w:t xml:space="preserve"> to control communication between namespaces. Because of these controls, namespaces can behave similarly to independent clusters while still sharing the same underlying Kubernetes infrastructure.</w:t>
-      </w:r>
-    </w:p>
-    <w:p>
-      <w:pPr>
-        <w:spacing w:after="120"/>
-        <w:jc w:val="both"/>
-        <w:rPr>
-          <w:rFonts w:asciiTheme="majorBidi" w:hAnsiTheme="majorBidi" w:cstheme="majorBidi"/>
-          <w:sz w:val="28"/>
-          <w:szCs w:val="28"/>
-          <w:u w:val="single"/>
-        </w:rPr>
-      </w:pPr>
-      <w:r>
-        <w:rPr>
-          <w:rFonts w:asciiTheme="majorBidi" w:hAnsiTheme="majorBidi" w:cstheme="majorBidi"/>
-          <w:sz w:val="28"/>
-          <w:szCs w:val="28"/>
-          <w:u w:val="single"/>
-        </w:rPr>
-        <w:t>Key points:</w:t>
-      </w:r>
-    </w:p>
-    <w:p>
-      <w:pPr>
-        <w:pStyle w:val="ListParagraph"/>
-        <w:numPr>
-          <w:ilvl w:val="0"/>
-          <w:numId w:val="4"/>
-        </w:numPr>
-        <w:ind w:left="360"/>
-        <w:jc w:val="both"/>
-        <w:rPr>
-          <w:rFonts w:asciiTheme="majorBidi" w:hAnsiTheme="majorBidi" w:cstheme="majorBidi"/>
-          <w:sz w:val="28"/>
-          <w:szCs w:val="28"/>
-        </w:rPr>
-      </w:pPr>
-      <w:r>
-        <w:rPr>
-          <w:rFonts w:asciiTheme="majorBidi" w:hAnsiTheme="majorBidi" w:cstheme="majorBidi"/>
-          <w:sz w:val="28"/>
-          <w:szCs w:val="28"/>
-        </w:rPr>
-        <w:t>It allows multiple teams, projects, or environments (for example: dev, staging, production) to share the same cluster.</w:t>
-      </w:r>
-    </w:p>
-    <w:p>
-      <w:pPr>
-        <w:pStyle w:val="ListParagraph"/>
-        <w:numPr>
-          <w:ilvl w:val="0"/>
-          <w:numId w:val="4"/>
-        </w:numPr>
-        <w:ind w:left="360"/>
-        <w:jc w:val="both"/>
-        <w:rPr>
-          <w:rFonts w:asciiTheme="majorBidi" w:hAnsiTheme="majorBidi" w:cstheme="majorBidi"/>
-          <w:sz w:val="28"/>
-          <w:szCs w:val="28"/>
-        </w:rPr>
-      </w:pPr>
-      <w:r>
-        <w:rPr>
-          <w:rFonts w:asciiTheme="majorBidi" w:hAnsiTheme="majorBidi" w:cstheme="majorBidi"/>
-          <w:sz w:val="28"/>
-          <w:szCs w:val="28"/>
-        </w:rPr>
-        <w:t xml:space="preserve">Most Kubernetes resources (Pods, Services, Deployments, </w:t>
-      </w:r>
-      <w:proofErr w:type="spellStart"/>
-      <w:r>
-        <w:rPr>
-          <w:rFonts w:asciiTheme="majorBidi" w:hAnsiTheme="majorBidi" w:cstheme="majorBidi"/>
-          <w:sz w:val="28"/>
-          <w:szCs w:val="28"/>
-        </w:rPr>
-        <w:t>ConfigMaps</w:t>
-      </w:r>
-      <w:proofErr w:type="spellEnd"/>
-      <w:r>
-        <w:rPr>
-          <w:rFonts w:asciiTheme="majorBidi" w:hAnsiTheme="majorBidi" w:cstheme="majorBidi"/>
-          <w:sz w:val="28"/>
-          <w:szCs w:val="28"/>
-        </w:rPr>
-        <w:t>, Secrets, etc.) exist inside a namespace.</w:t>
-      </w:r>
-    </w:p>
-    <w:p>
-      <w:pPr>
-        <w:pStyle w:val="ListParagraph"/>
-        <w:numPr>
-          <w:ilvl w:val="0"/>
-          <w:numId w:val="4"/>
-        </w:numPr>
-        <w:ind w:left="360"/>
-        <w:jc w:val="both"/>
-        <w:rPr>
-          <w:rFonts w:asciiTheme="majorBidi" w:hAnsiTheme="majorBidi" w:cstheme="majorBidi"/>
-          <w:sz w:val="28"/>
-          <w:szCs w:val="28"/>
-        </w:rPr>
-      </w:pPr>
-      <w:r>
-        <w:rPr>
-          <w:rFonts w:asciiTheme="majorBidi" w:hAnsiTheme="majorBidi" w:cstheme="majorBidi"/>
-          <w:sz w:val="28"/>
-          <w:szCs w:val="28"/>
-        </w:rPr>
-        <w:t xml:space="preserve">Resource names must be unique within the same namespace, but the same name can exist in different namespaces. Two different namespaces can both have a Pod named </w:t>
-      </w:r>
-      <w:proofErr w:type="spellStart"/>
-      <w:r>
-        <w:rPr>
-          <w:rFonts w:asciiTheme="majorBidi" w:hAnsiTheme="majorBidi" w:cstheme="majorBidi"/>
-          <w:sz w:val="28"/>
-          <w:szCs w:val="28"/>
-        </w:rPr>
-        <w:t>api</w:t>
-      </w:r>
-      <w:proofErr w:type="spellEnd"/>
-      <w:r>
-        <w:rPr>
-          <w:rFonts w:asciiTheme="majorBidi" w:hAnsiTheme="majorBidi" w:cstheme="majorBidi"/>
-          <w:sz w:val="28"/>
-          <w:szCs w:val="28"/>
-        </w:rPr>
-        <w:t>. These Pods do not conflict because they belong to different namespaces.</w:t>
-      </w:r>
-    </w:p>
-    <w:p>
-      <w:pPr>
-        <w:pStyle w:val="ListParagraph"/>
-        <w:numPr>
-          <w:ilvl w:val="0"/>
-          <w:numId w:val="4"/>
-        </w:numPr>
-        <w:ind w:left="360"/>
-        <w:jc w:val="both"/>
-        <w:rPr>
-          <w:rFonts w:asciiTheme="majorBidi" w:hAnsiTheme="majorBidi" w:cstheme="majorBidi"/>
-          <w:sz w:val="28"/>
-          <w:szCs w:val="28"/>
-        </w:rPr>
-      </w:pPr>
-      <w:r>
-        <w:rPr>
-          <w:rFonts w:asciiTheme="majorBidi" w:hAnsiTheme="majorBidi" w:cstheme="majorBidi"/>
-          <w:sz w:val="28"/>
-          <w:szCs w:val="28"/>
-        </w:rPr>
-        <w:t>Namespaces help with resource management, access control (RBAC), and quotas.</w:t>
-      </w:r>
-    </w:p>
-    <w:p>
-      <w:pPr>
-        <w:spacing w:after="60"/>
-        <w:jc w:val="both"/>
-        <w:rPr>
-          <w:rFonts w:asciiTheme="majorBidi" w:hAnsiTheme="majorBidi" w:cstheme="majorBidi"/>
-          <w:sz w:val="28"/>
-          <w:szCs w:val="28"/>
-        </w:rPr>
-      </w:pPr>
-      <w:r>
-        <w:rPr>
-          <w:rFonts w:asciiTheme="majorBidi" w:hAnsiTheme="majorBidi" w:cstheme="majorBidi"/>
-          <w:sz w:val="28"/>
-          <w:szCs w:val="28"/>
-        </w:rPr>
-        <w:t>Some namespaces exist by default in Kubernetes, such as:</w:t>
-      </w:r>
-    </w:p>
-    <w:p>
-      <w:pPr>
-        <w:pStyle w:val="ListParagraph"/>
-        <w:numPr>
-          <w:ilvl w:val="0"/>
-          <w:numId w:val="5"/>
-        </w:numPr>
-        <w:ind w:left="360"/>
-        <w:jc w:val="both"/>
-        <w:rPr>
-          <w:rFonts w:asciiTheme="majorBidi" w:hAnsiTheme="majorBidi" w:cstheme="majorBidi"/>
-          <w:sz w:val="28"/>
-          <w:szCs w:val="28"/>
-        </w:rPr>
-      </w:pPr>
-      <w:r>
-        <w:rPr>
-          <w:rFonts w:asciiTheme="majorBidi" w:hAnsiTheme="majorBidi" w:cstheme="majorBidi"/>
-          <w:b/>
-          <w:bCs/>
-          <w:sz w:val="28"/>
-          <w:szCs w:val="28"/>
-        </w:rPr>
-        <w:t>default</w:t>
-      </w:r>
-      <w:r>
-        <w:rPr>
-          <w:rFonts w:asciiTheme="majorBidi" w:hAnsiTheme="majorBidi" w:cstheme="majorBidi"/>
-          <w:sz w:val="28"/>
-          <w:szCs w:val="28"/>
-        </w:rPr>
-        <w:t xml:space="preserve"> </w:t>
-      </w:r>
-      <w:r>
-        <w:rPr>
-          <w:rFonts w:asciiTheme="majorBidi" w:hAnsiTheme="majorBidi" w:cstheme="majorBidi"/>
-          <w:sz w:val="28"/>
-          <w:szCs w:val="28"/>
-        </w:rPr>
-        <w:t xml:space="preserve">→ </w:t>
-      </w:r>
-      <w:r>
-        <w:rPr>
-          <w:rFonts w:asciiTheme="majorBidi" w:hAnsiTheme="majorBidi" w:cstheme="majorBidi"/>
-          <w:sz w:val="28"/>
-          <w:szCs w:val="28"/>
-        </w:rPr>
-        <w:t>used if no namespace is specified</w:t>
-      </w:r>
-      <w:r>
-        <w:rPr>
-          <w:rFonts w:asciiTheme="majorBidi" w:hAnsiTheme="majorBidi" w:cstheme="majorBidi"/>
-          <w:sz w:val="28"/>
-          <w:szCs w:val="28"/>
-        </w:rPr>
-        <w:t>.</w:t>
-      </w:r>
-    </w:p>
-    <w:p>
-      <w:pPr>
-        <w:pStyle w:val="ListParagraph"/>
-        <w:numPr>
-          <w:ilvl w:val="0"/>
-          <w:numId w:val="5"/>
-        </w:numPr>
-        <w:ind w:left="360"/>
-        <w:jc w:val="both"/>
-        <w:rPr>
-          <w:rFonts w:asciiTheme="majorBidi" w:hAnsiTheme="majorBidi" w:cstheme="majorBidi"/>
-          <w:sz w:val="28"/>
-          <w:szCs w:val="28"/>
-        </w:rPr>
-      </w:pPr>
-      <w:proofErr w:type="spellStart"/>
-      <w:r>
-        <w:rPr>
-          <w:rFonts w:asciiTheme="majorBidi" w:hAnsiTheme="majorBidi" w:cstheme="majorBidi"/>
-          <w:b/>
-          <w:bCs/>
-          <w:sz w:val="28"/>
-          <w:szCs w:val="28"/>
-        </w:rPr>
-        <w:t>kube</w:t>
-      </w:r>
-      <w:proofErr w:type="spellEnd"/>
-      <w:r>
-        <w:rPr>
-          <w:rFonts w:asciiTheme="majorBidi" w:hAnsiTheme="majorBidi" w:cstheme="majorBidi"/>
-          <w:b/>
-          <w:bCs/>
-          <w:sz w:val="28"/>
-          <w:szCs w:val="28"/>
-        </w:rPr>
-        <w:t>-system</w:t>
-      </w:r>
-      <w:r>
-        <w:rPr>
-          <w:rFonts w:asciiTheme="majorBidi" w:hAnsiTheme="majorBidi" w:cstheme="majorBidi"/>
-          <w:sz w:val="28"/>
-          <w:szCs w:val="28"/>
-        </w:rPr>
-        <w:t xml:space="preserve"> </w:t>
-      </w:r>
-      <w:r>
-        <w:rPr>
-          <w:rFonts w:asciiTheme="majorBidi" w:hAnsiTheme="majorBidi" w:cstheme="majorBidi"/>
-          <w:sz w:val="28"/>
-          <w:szCs w:val="28"/>
-        </w:rPr>
-        <w:t xml:space="preserve">→ </w:t>
-      </w:r>
-      <w:r>
-        <w:rPr>
-          <w:rFonts w:asciiTheme="majorBidi" w:hAnsiTheme="majorBidi" w:cstheme="majorBidi"/>
-          <w:sz w:val="28"/>
-          <w:szCs w:val="28"/>
-        </w:rPr>
-        <w:t>for Kubernetes system components</w:t>
-      </w:r>
-      <w:r>
-        <w:rPr>
-          <w:rFonts w:asciiTheme="majorBidi" w:hAnsiTheme="majorBidi" w:cstheme="majorBidi"/>
-          <w:sz w:val="28"/>
-          <w:szCs w:val="28"/>
-        </w:rPr>
-        <w:t>.</w:t>
-      </w:r>
-    </w:p>
-    <w:p>
-      <w:pPr>
-        <w:pStyle w:val="ListParagraph"/>
-        <w:numPr>
-          <w:ilvl w:val="0"/>
-          <w:numId w:val="5"/>
-        </w:numPr>
-        <w:ind w:left="360"/>
-        <w:jc w:val="both"/>
-        <w:rPr>
-          <w:rFonts w:asciiTheme="majorBidi" w:hAnsiTheme="majorBidi" w:cstheme="majorBidi"/>
-          <w:sz w:val="28"/>
-          <w:szCs w:val="28"/>
-        </w:rPr>
-      </w:pPr>
-      <w:proofErr w:type="spellStart"/>
-      <w:r>
-        <w:rPr>
-          <w:rFonts w:asciiTheme="majorBidi" w:hAnsiTheme="majorBidi" w:cstheme="majorBidi"/>
-          <w:b/>
-          <w:bCs/>
-          <w:sz w:val="28"/>
-          <w:szCs w:val="28"/>
-        </w:rPr>
-        <w:t>kube</w:t>
-      </w:r>
-      <w:proofErr w:type="spellEnd"/>
-      <w:r>
-        <w:rPr>
-          <w:rFonts w:asciiTheme="majorBidi" w:hAnsiTheme="majorBidi" w:cstheme="majorBidi"/>
-          <w:b/>
-          <w:bCs/>
-          <w:sz w:val="28"/>
-          <w:szCs w:val="28"/>
-        </w:rPr>
-        <w:t>-public</w:t>
-      </w:r>
-      <w:r>
-        <w:rPr>
-          <w:rFonts w:asciiTheme="majorBidi" w:hAnsiTheme="majorBidi" w:cstheme="majorBidi"/>
-          <w:sz w:val="28"/>
-          <w:szCs w:val="28"/>
-        </w:rPr>
-        <w:t xml:space="preserve"> </w:t>
-      </w:r>
-      <w:r>
-        <w:rPr>
-          <w:rFonts w:asciiTheme="majorBidi" w:hAnsiTheme="majorBidi" w:cstheme="majorBidi"/>
-          <w:sz w:val="28"/>
-          <w:szCs w:val="28"/>
-        </w:rPr>
-        <w:t xml:space="preserve">→ </w:t>
-      </w:r>
-      <w:r>
-        <w:rPr>
-          <w:rFonts w:asciiTheme="majorBidi" w:hAnsiTheme="majorBidi" w:cstheme="majorBidi"/>
-          <w:sz w:val="28"/>
-          <w:szCs w:val="28"/>
-        </w:rPr>
-        <w:t>publicly readable resources</w:t>
-      </w:r>
-      <w:r>
-        <w:rPr>
-          <w:rFonts w:asciiTheme="majorBidi" w:hAnsiTheme="majorBidi" w:cstheme="majorBidi"/>
-          <w:sz w:val="28"/>
-          <w:szCs w:val="28"/>
-        </w:rPr>
-        <w:t>.</w:t>
-      </w:r>
-    </w:p>
-    <w:p>
-      <w:pPr>
-        <w:pStyle w:val="ListParagraph"/>
-        <w:numPr>
-          <w:ilvl w:val="0"/>
-          <w:numId w:val="5"/>
-        </w:numPr>
-        <w:ind w:left="360"/>
-        <w:jc w:val="both"/>
-        <w:rPr>
-          <w:rFonts w:asciiTheme="majorBidi" w:hAnsiTheme="majorBidi" w:cstheme="majorBidi"/>
-          <w:sz w:val="28"/>
-          <w:szCs w:val="28"/>
-        </w:rPr>
-      </w:pPr>
-      <w:proofErr w:type="spellStart"/>
-      <w:r>
-        <w:rPr>
-          <w:rFonts w:asciiTheme="majorBidi" w:hAnsiTheme="majorBidi" w:cstheme="majorBidi"/>
-          <w:b/>
-          <w:bCs/>
-          <w:sz w:val="28"/>
-          <w:szCs w:val="28"/>
-        </w:rPr>
-        <w:t>kube</w:t>
-      </w:r>
-      <w:proofErr w:type="spellEnd"/>
-      <w:r>
-        <w:rPr>
-          <w:rFonts w:asciiTheme="majorBidi" w:hAnsiTheme="majorBidi" w:cstheme="majorBidi"/>
-          <w:b/>
-          <w:bCs/>
-          <w:sz w:val="28"/>
-          <w:szCs w:val="28"/>
-        </w:rPr>
-        <w:t>-node-lease</w:t>
-      </w:r>
-      <w:r>
-        <w:rPr>
-          <w:rFonts w:asciiTheme="majorBidi" w:hAnsiTheme="majorBidi" w:cstheme="majorBidi"/>
-          <w:sz w:val="28"/>
-          <w:szCs w:val="28"/>
-        </w:rPr>
-        <w:t xml:space="preserve"> </w:t>
-      </w:r>
-      <w:r>
-        <w:rPr>
-          <w:rFonts w:asciiTheme="majorBidi" w:hAnsiTheme="majorBidi" w:cstheme="majorBidi"/>
-          <w:sz w:val="28"/>
-          <w:szCs w:val="28"/>
-        </w:rPr>
-        <w:t xml:space="preserve">→ </w:t>
-      </w:r>
-      <w:r>
-        <w:rPr>
-          <w:rFonts w:asciiTheme="majorBidi" w:hAnsiTheme="majorBidi" w:cstheme="majorBidi"/>
-          <w:sz w:val="28"/>
-          <w:szCs w:val="28"/>
-        </w:rPr>
-        <w:t>used for node heartbeat information.</w:t>
-      </w:r>
-    </w:p>
-    <w:p>
-      <w:pPr>
-        <w:spacing w:after="120"/>
-        <w:jc w:val="both"/>
-        <w:rPr>
-          <w:rFonts w:asciiTheme="majorBidi" w:hAnsiTheme="majorBidi" w:cstheme="majorBidi"/>
-          <w:b/>
-          <w:bCs/>
-          <w:sz w:val="32"/>
-          <w:szCs w:val="32"/>
-        </w:rPr>
-      </w:pPr>
-      <w:r>
-        <w:rPr>
-          <w:rFonts w:asciiTheme="majorBidi" w:hAnsiTheme="majorBidi" w:cstheme="majorBidi"/>
-          <w:b/>
-          <w:bCs/>
-          <w:sz w:val="32"/>
-          <w:szCs w:val="32"/>
-        </w:rPr>
-        <w:t>Creating a Namespace</w:t>
-      </w:r>
-      <w:r>
-        <w:rPr>
-          <w:rFonts w:asciiTheme="majorBidi" w:hAnsiTheme="majorBidi" w:cstheme="majorBidi"/>
-          <w:b/>
-          <w:bCs/>
-          <w:sz w:val="32"/>
-          <w:szCs w:val="32"/>
-        </w:rPr>
-        <w:t>:</w:t>
-      </w:r>
-    </w:p>
-    <w:p>
-      <w:pPr>
-        <w:spacing w:after="120"/>
-        <w:jc w:val="both"/>
-        <w:rPr>
-          <w:rFonts w:asciiTheme="majorBidi" w:hAnsiTheme="majorBidi" w:cstheme="majorBidi"/>
-          <w:sz w:val="28"/>
-          <w:szCs w:val="28"/>
-        </w:rPr>
-      </w:pPr>
-      <w:r>
-        <w:rPr>
-          <w:rFonts w:asciiTheme="majorBidi" w:hAnsiTheme="majorBidi" w:cstheme="majorBidi"/>
-          <w:sz w:val="28"/>
-          <w:szCs w:val="28"/>
-        </w:rPr>
-        <w:t>You can create a namespace in two ways.</w:t>
-      </w:r>
-    </w:p>
-    <w:p>
-      <w:pPr>
-        <w:pStyle w:val="ListParagraph"/>
-        <w:numPr>
-          <w:ilvl w:val="0"/>
-          <w:numId w:val="6"/>
-        </w:numPr>
-        <w:ind w:left="360"/>
-        <w:jc w:val="both"/>
-        <w:rPr>
-          <w:rFonts w:asciiTheme="majorBidi" w:hAnsiTheme="majorBidi" w:cstheme="majorBidi"/>
-          <w:sz w:val="28"/>
-          <w:szCs w:val="28"/>
-        </w:rPr>
-      </w:pPr>
-      <w:r>
-        <w:rPr>
-          <w:rFonts w:asciiTheme="majorBidi" w:hAnsiTheme="majorBidi" w:cstheme="majorBidi"/>
-          <w:sz w:val="28"/>
-          <w:szCs w:val="28"/>
-        </w:rPr>
-        <w:t xml:space="preserve">Using a command → </w:t>
-      </w:r>
-      <w:proofErr w:type="spellStart"/>
-      <w:r>
-        <w:rPr>
-          <w:rFonts w:asciiTheme="majorBidi" w:hAnsiTheme="majorBidi" w:cstheme="majorBidi"/>
-          <w:b/>
-          <w:bCs/>
-          <w:i/>
-          <w:iCs/>
-          <w:sz w:val="28"/>
-          <w:szCs w:val="28"/>
-        </w:rPr>
-        <w:t>kubectl</w:t>
-      </w:r>
-      <w:proofErr w:type="spellEnd"/>
-      <w:r>
-        <w:rPr>
-          <w:rFonts w:asciiTheme="majorBidi" w:hAnsiTheme="majorBidi" w:cstheme="majorBidi"/>
-          <w:b/>
-          <w:bCs/>
-          <w:i/>
-          <w:iCs/>
-          <w:sz w:val="28"/>
-          <w:szCs w:val="28"/>
-        </w:rPr>
-        <w:t xml:space="preserve"> create namespace dev</w:t>
-      </w:r>
-    </w:p>
-    <w:p>
-      <w:pPr>
-        <w:pStyle w:val="ListParagraph"/>
-        <w:numPr>
-          <w:ilvl w:val="0"/>
-          <w:numId w:val="6"/>
-        </w:numPr>
-        <w:ind w:left="360"/>
-        <w:jc w:val="both"/>
-        <w:rPr>
-          <w:rFonts w:asciiTheme="majorBidi" w:hAnsiTheme="majorBidi" w:cstheme="majorBidi"/>
-          <w:sz w:val="28"/>
-          <w:szCs w:val="28"/>
-        </w:rPr>
-      </w:pPr>
-      <w:r>
-        <w:rPr>
-          <w:rFonts w:asciiTheme="majorBidi" w:hAnsiTheme="majorBidi" w:cstheme="majorBidi"/>
-          <w:sz w:val="28"/>
-          <w:szCs w:val="28"/>
-        </w:rPr>
-        <w:t>Using a manifest file:</w:t>
-      </w:r>
-    </w:p>
-    <w:p>
-      <w:pPr>
-        <w:jc w:val="both"/>
-        <w:rPr>
-          <w:rFonts w:asciiTheme="majorBidi" w:hAnsiTheme="majorBidi" w:cstheme="majorBidi"/>
-          <w:sz w:val="28"/>
-          <w:szCs w:val="28"/>
-        </w:rPr>
-      </w:pPr>
-    </w:p>
-    <w:p>
-      <w:pPr>
-        <w:jc w:val="both"/>
-        <w:rPr>
-          <w:rFonts w:asciiTheme="majorBidi" w:hAnsiTheme="majorBidi" w:cstheme="majorBidi"/>
-          <w:sz w:val="28"/>
-          <w:szCs w:val="28"/>
-        </w:rPr>
-      </w:pPr>
-      <w:r>
-        <w:rPr>
-          <w:rFonts w:asciiTheme="majorBidi" w:hAnsiTheme="majorBidi" w:cstheme="majorBidi"/>
-          <w:noProof/>
-          <w:sz w:val="28"/>
-          <w:szCs w:val="28"/>
-        </w:rPr>
-        <mc:AlternateContent>
-          <mc:Choice Requires="wps">
-            <w:drawing>
-              <wp:anchor distT="0" distB="0" distL="114300" distR="114300" simplePos="0" relativeHeight="251659264" behindDoc="0" locked="0" layoutInCell="1" allowOverlap="1" wp14:anchorId="7EB8A059" wp14:editId="7F28D126">
-                <wp:simplePos x="0" y="0"/>
-                <wp:positionH relativeFrom="margin">
-                  <wp:posOffset>243840</wp:posOffset>
-                </wp:positionH>
-                <wp:positionV relativeFrom="paragraph">
-                  <wp:posOffset>7620</wp:posOffset>
-                </wp:positionV>
-                <wp:extent cx="1775460" cy="1005840"/>
-                <wp:effectExtent l="0" t="0" r="15240" b="22860"/>
-                <wp:wrapNone/>
-                <wp:docPr id="1388763638" name="Rectangle 1"/>
-                <wp:cNvGraphicFramePr/>
-                <a:graphic xmlns:a="http://schemas.openxmlformats.org/drawingml/2006/main">
-                  <a:graphicData uri="http://schemas.microsoft.com/office/word/2010/wordprocessingShape">
-                    <wps:wsp>
-                      <wps:cNvSpPr/>
-                      <wps:spPr>
-                        <a:xfrm>
-                          <a:off x="0" y="0"/>
-                          <a:ext cx="1775460" cy="1005840"/>
-                        </a:xfrm>
-                        <a:prstGeom prst="rect">
-                          <a:avLst/>
-                        </a:prstGeom>
-                      </wps:spPr>
-                      <wps:style>
-                        <a:lnRef idx="2">
-                          <a:schemeClr val="dk1">
-                            <a:shade val="15000"/>
-                          </a:schemeClr>
-                        </a:lnRef>
-                        <a:fillRef idx="1">
-                          <a:schemeClr val="dk1"/>
-                        </a:fillRef>
-                        <a:effectRef idx="0">
-                          <a:schemeClr val="dk1"/>
-                        </a:effectRef>
-                        <a:fontRef idx="minor">
-                          <a:schemeClr val="lt1"/>
-                        </a:fontRef>
-                      </wps:style>
-                      <wps:txbx>
-                        <w:txbxContent>
-                          <w:p>
-                            <w:pPr>
-                              <w:spacing w:after="0"/>
-                              <w:rPr>
-                                <w:rFonts w:asciiTheme="majorBidi" w:hAnsiTheme="majorBidi" w:cstheme="majorBidi"/>
-                                <w:b/>
-                                <w:bCs/>
-                                <w:i/>
-                                <w:iCs/>
-                                <w:sz w:val="28"/>
-                                <w:szCs w:val="28"/>
-                              </w:rPr>
-                            </w:pPr>
-                            <w:proofErr w:type="spellStart"/>
-                            <w:r>
-                              <w:rPr>
-                                <w:rFonts w:asciiTheme="majorBidi" w:hAnsiTheme="majorBidi" w:cstheme="majorBidi"/>
-                                <w:b/>
-                                <w:bCs/>
-                                <w:i/>
-                                <w:iCs/>
-                                <w:sz w:val="28"/>
-                                <w:szCs w:val="28"/>
-                              </w:rPr>
-                              <w:t>apiVersion</w:t>
-                            </w:r>
-                            <w:proofErr w:type="spellEnd"/>
-                            <w:r>
-                              <w:rPr>
-                                <w:rFonts w:asciiTheme="majorBidi" w:hAnsiTheme="majorBidi" w:cstheme="majorBidi"/>
-                                <w:b/>
-                                <w:bCs/>
-                                <w:i/>
-                                <w:iCs/>
-                                <w:sz w:val="28"/>
-                                <w:szCs w:val="28"/>
-                              </w:rPr>
-                              <w:t>: v1</w:t>
-                            </w:r>
-                          </w:p>
-                          <w:p>
-                            <w:pPr>
-                              <w:spacing w:after="0"/>
-                              <w:rPr>
-                                <w:rFonts w:asciiTheme="majorBidi" w:hAnsiTheme="majorBidi" w:cstheme="majorBidi"/>
-                                <w:b/>
-                                <w:bCs/>
-                                <w:i/>
-                                <w:iCs/>
-                                <w:sz w:val="28"/>
-                                <w:szCs w:val="28"/>
-                              </w:rPr>
-                            </w:pPr>
-                            <w:r>
-                              <w:rPr>
-                                <w:rFonts w:asciiTheme="majorBidi" w:hAnsiTheme="majorBidi" w:cstheme="majorBidi"/>
-                                <w:b/>
-                                <w:bCs/>
-                                <w:i/>
-                                <w:iCs/>
-                                <w:sz w:val="28"/>
-                                <w:szCs w:val="28"/>
-                              </w:rPr>
-                              <w:t>kind: Namespace</w:t>
-                            </w:r>
-                          </w:p>
-                          <w:p>
-                            <w:pPr>
-                              <w:spacing w:after="0"/>
-                              <w:rPr>
-                                <w:rFonts w:asciiTheme="majorBidi" w:hAnsiTheme="majorBidi" w:cstheme="majorBidi"/>
-                                <w:b/>
-                                <w:bCs/>
-                                <w:i/>
-                                <w:iCs/>
-                                <w:sz w:val="28"/>
-                                <w:szCs w:val="28"/>
-                              </w:rPr>
-                            </w:pPr>
-                            <w:r>
-                              <w:rPr>
-                                <w:rFonts w:asciiTheme="majorBidi" w:hAnsiTheme="majorBidi" w:cstheme="majorBidi"/>
-                                <w:b/>
-                                <w:bCs/>
-                                <w:i/>
-                                <w:iCs/>
-                                <w:sz w:val="28"/>
-                                <w:szCs w:val="28"/>
-                              </w:rPr>
-                              <w:t>metadata:</w:t>
-                            </w:r>
-                          </w:p>
-                          <w:p>
-                            <w:pPr>
-                              <w:spacing w:after="0"/>
-                              <w:rPr>
-                                <w:rFonts w:asciiTheme="majorBidi" w:hAnsiTheme="majorBidi" w:cstheme="majorBidi"/>
-                                <w:b/>
-                                <w:bCs/>
-                                <w:i/>
-                                <w:iCs/>
-                                <w:sz w:val="28"/>
-                                <w:szCs w:val="28"/>
-                              </w:rPr>
-                            </w:pPr>
-                            <w:r>
-                              <w:rPr>
-                                <w:rFonts w:asciiTheme="majorBidi" w:hAnsiTheme="majorBidi" w:cstheme="majorBidi"/>
-                                <w:b/>
-                                <w:bCs/>
-                                <w:i/>
-                                <w:iCs/>
-                                <w:sz w:val="28"/>
-                                <w:szCs w:val="28"/>
-                              </w:rPr>
-                              <w:t xml:space="preserve">     </w:t>
-                            </w:r>
-                            <w:r>
-                              <w:rPr>
-                                <w:rFonts w:asciiTheme="majorBidi" w:hAnsiTheme="majorBidi" w:cstheme="majorBidi"/>
-                                <w:b/>
-                                <w:bCs/>
-                                <w:i/>
-                                <w:iCs/>
-                                <w:sz w:val="28"/>
-                                <w:szCs w:val="28"/>
-                              </w:rPr>
-                              <w:t>name: dev</w:t>
-                            </w:r>
-                          </w:p>
-                          <w:p>
-                            <w:pPr>
-                              <w:spacing w:after="0"/>
-                              <w:jc w:val="center"/>
-                              <w:rPr>
-                                <w:b/>
-                                <w:bCs/>
-                                <w:i/>
-                                <w:iCs/>
-                              </w:rPr>
-                            </w:pPr>
-                          </w:p>
-                        </w:txbxContent>
-                      </wps:txbx>
-                      <wps:bodyPr rot="0" spcFirstLastPara="0" vertOverflow="overflow" horzOverflow="overflow" vert="horz" wrap="square" lIns="91440" tIns="45720" rIns="91440" bIns="45720" numCol="1" spcCol="0" rtlCol="0" fromWordArt="0" anchor="ctr" anchorCtr="0" forceAA="0" compatLnSpc="1">
-                        <a:prstTxWarp prst="textNoShape">
-                          <a:avLst/>
-                        </a:prstTxWarp>
-                        <a:noAutofit/>
-                      </wps:bodyPr>
-                    </wps:wsp>
-                  </a:graphicData>
-                </a:graphic>
-                <wp14:sizeRelH relativeFrom="margin">
-                  <wp14:pctWidth>0</wp14:pctWidth>
-                </wp14:sizeRelH>
-                <wp14:sizeRelV relativeFrom="margin">
-                  <wp14:pctHeight>0</wp14:pctHeight>
-                </wp14:sizeRelV>
-              </wp:anchor>
-            </w:drawing>
-          </mc:Choice>
-          <mc:Fallback>
-            <w:pict>
-              <v:rect w14:anchorId="7EB8A059" id="Rectangle 1" o:spid="_x0000_s1026" style="position:absolute;left:0;text-align:left;margin-left:19.2pt;margin-top:.6pt;width:139.8pt;height:79.2pt;z-index:251659264;visibility:visible;mso-wrap-style:square;mso-width-percent:0;mso-height-percent:0;mso-wrap-distance-left:9pt;mso-wrap-distance-top:0;mso-wrap-distance-right:9pt;mso-wrap-distance-bottom:0;mso-position-horizontal:absolute;mso-position-horizontal-relative:margin;mso-position-vertical:absolute;mso-position-vertical-relative:text;mso-width-percent:0;mso-height-percent:0;mso-width-relative:margin;mso-height-relative:margin;v-text-anchor:middle" o:gfxdata="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" fillcolor="black [3200]" strokecolor="black [480]" strokeweight="1pt">
-                <v:textbox>
-                  <w:txbxContent>
-                    <w:p>
-                      <w:pPr>
-                        <w:spacing w:after="0"/>
-                        <w:rPr>
-                          <w:rFonts w:asciiTheme="majorBidi" w:hAnsiTheme="majorBidi" w:cstheme="majorBidi"/>
-                          <w:b/>
-                          <w:bCs/>
-                          <w:i/>
-                          <w:iCs/>
-                          <w:sz w:val="28"/>
-                          <w:szCs w:val="28"/>
-                        </w:rPr>
-                      </w:pPr>
-                      <w:proofErr w:type="spellStart"/>
-                      <w:r>
-                        <w:rPr>
-                          <w:rFonts w:asciiTheme="majorBidi" w:hAnsiTheme="majorBidi" w:cstheme="majorBidi"/>
-                          <w:b/>
-                          <w:bCs/>
-                          <w:i/>
-                          <w:iCs/>
-                          <w:sz w:val="28"/>
-                          <w:szCs w:val="28"/>
-                        </w:rPr>
-                        <w:t>apiVersion</w:t>
-                      </w:r>
-                      <w:proofErr w:type="spellEnd"/>
-                      <w:r>
-                        <w:rPr>
-                          <w:rFonts w:asciiTheme="majorBidi" w:hAnsiTheme="majorBidi" w:cstheme="majorBidi"/>
-                          <w:b/>
-                          <w:bCs/>
-                          <w:i/>
-                          <w:iCs/>
-                          <w:sz w:val="28"/>
-                          <w:szCs w:val="28"/>
-                        </w:rPr>
-                        <w:t>: v1</w:t>
-                      </w:r>
-                    </w:p>
-                    <w:p>
-                      <w:pPr>
-                        <w:spacing w:after="0"/>
-                        <w:rPr>
-                          <w:rFonts w:asciiTheme="majorBidi" w:hAnsiTheme="majorBidi" w:cstheme="majorBidi"/>
-                          <w:b/>
-                          <w:bCs/>
-                          <w:i/>
-                          <w:iCs/>
-                          <w:sz w:val="28"/>
-                          <w:szCs w:val="28"/>
-                        </w:rPr>
-                      </w:pPr>
-                      <w:r>
-                        <w:rPr>
-                          <w:rFonts w:asciiTheme="majorBidi" w:hAnsiTheme="majorBidi" w:cstheme="majorBidi"/>
-                          <w:b/>
-                          <w:bCs/>
-                          <w:i/>
-                          <w:iCs/>
-                          <w:sz w:val="28"/>
-                          <w:szCs w:val="28"/>
-                        </w:rPr>
-                        <w:t>kind: Namespace</w:t>
-                      </w:r>
-                    </w:p>
-                    <w:p>
-                      <w:pPr>
-                        <w:spacing w:after="0"/>
-                        <w:rPr>
-                          <w:rFonts w:asciiTheme="majorBidi" w:hAnsiTheme="majorBidi" w:cstheme="majorBidi"/>
-                          <w:b/>
-                          <w:bCs/>
-                          <w:i/>
-                          <w:iCs/>
-                          <w:sz w:val="28"/>
-                          <w:szCs w:val="28"/>
-                        </w:rPr>
-                      </w:pPr>
-                      <w:r>
-                        <w:rPr>
-                          <w:rFonts w:asciiTheme="majorBidi" w:hAnsiTheme="majorBidi" w:cstheme="majorBidi"/>
-                          <w:b/>
-                          <w:bCs/>
-                          <w:i/>
-                          <w:iCs/>
-                          <w:sz w:val="28"/>
-                          <w:szCs w:val="28"/>
-                        </w:rPr>
-                        <w:t>metadata:</w:t>
-                      </w:r>
-                    </w:p>
-                    <w:p>
-                      <w:pPr>
-                        <w:spacing w:after="0"/>
-                        <w:rPr>
-                          <w:rFonts w:asciiTheme="majorBidi" w:hAnsiTheme="majorBidi" w:cstheme="majorBidi"/>
-                          <w:b/>
-                          <w:bCs/>
-                          <w:i/>
-                          <w:iCs/>
-                          <w:sz w:val="28"/>
-                          <w:szCs w:val="28"/>
-                        </w:rPr>
-                      </w:pPr>
-                      <w:r>
-                        <w:rPr>
-                          <w:rFonts w:asciiTheme="majorBidi" w:hAnsiTheme="majorBidi" w:cstheme="majorBidi"/>
-                          <w:b/>
-                          <w:bCs/>
-                          <w:i/>
-                          <w:iCs/>
-                          <w:sz w:val="28"/>
-                          <w:szCs w:val="28"/>
-                        </w:rPr>
-                        <w:t xml:space="preserve">     </w:t>
-                      </w:r>
-                      <w:r>
-                        <w:rPr>
-                          <w:rFonts w:asciiTheme="majorBidi" w:hAnsiTheme="majorBidi" w:cstheme="majorBidi"/>
-                          <w:b/>
-                          <w:bCs/>
-                          <w:i/>
-                          <w:iCs/>
-                          <w:sz w:val="28"/>
-                          <w:szCs w:val="28"/>
-                        </w:rPr>
-                        <w:t>name: dev</w:t>
-                      </w:r>
-                    </w:p>
-                    <w:p>
-                      <w:pPr>
-                        <w:spacing w:after="0"/>
-                        <w:jc w:val="center"/>
-                        <w:rPr>
-                          <w:b/>
-                          <w:bCs/>
-                          <w:i/>
-                          <w:iCs/>
-                        </w:rPr>
-                      </w:pPr>
-                    </w:p>
-                  </w:txbxContent>
-                </v:textbox>
-                <w10:wrap anchorx="margin"/>
-              </v:rect>
-            </w:pict>
-          </mc:Fallback>
-        </mc:AlternateContent>
-      </w:r>
-    </w:p>
-    <w:p>
-      <w:pPr>
-        <w:jc w:val="both"/>
-        <w:rPr>
-          <w:rFonts w:asciiTheme="majorBidi" w:hAnsiTheme="majorBidi" w:cstheme="majorBidi"/>
-          <w:sz w:val="32"/>
-          <w:szCs w:val="32"/>
-        </w:rPr>
-      </w:pPr>
-    </w:p>
-    <w:p>
-      <w:pPr>
-        <w:jc w:val="both"/>
-        <w:rPr>
-          <w:rFonts w:asciiTheme="majorBidi" w:hAnsiTheme="majorBidi" w:cstheme="majorBidi"/>
-          <w:sz w:val="32"/>
-          <w:szCs w:val="32"/>
-        </w:rPr>
-      </w:pPr>
-    </w:p>
-    <w:p>
-      <w:pPr>
-        <w:ind w:left="360"/>
-        <w:jc w:val="both"/>
-        <w:rPr>
-          <w:rFonts w:asciiTheme="majorBidi" w:hAnsiTheme="majorBidi" w:cstheme="majorBidi"/>
-          <w:b/>
-          <w:bCs/>
-          <w:i/>
-          <w:iCs/>
-          <w:sz w:val="28"/>
-          <w:szCs w:val="28"/>
-        </w:rPr>
-      </w:pPr>
-      <w:r>
-        <w:rPr>
-          <w:rFonts w:asciiTheme="majorBidi" w:hAnsiTheme="majorBidi" w:cstheme="majorBidi"/>
-          <w:sz w:val="28"/>
-          <w:szCs w:val="28"/>
-        </w:rPr>
-        <w:t>Apply it with</w:t>
-      </w:r>
-      <w:r>
-        <w:rPr>
-          <w:rFonts w:asciiTheme="majorBidi" w:hAnsiTheme="majorBidi" w:cstheme="majorBidi"/>
-          <w:sz w:val="28"/>
-          <w:szCs w:val="28"/>
-        </w:rPr>
-        <w:t xml:space="preserve"> </w:t>
-      </w:r>
-      <w:r>
-        <w:rPr>
-          <w:rFonts w:asciiTheme="majorBidi" w:hAnsiTheme="majorBidi" w:cstheme="majorBidi"/>
-          <w:sz w:val="28"/>
-          <w:szCs w:val="28"/>
-        </w:rPr>
-        <w:t>→</w:t>
-      </w:r>
-      <w:r>
-        <w:rPr>
-          <w:rFonts w:asciiTheme="majorBidi" w:hAnsiTheme="majorBidi" w:cstheme="majorBidi"/>
-          <w:b/>
-          <w:bCs/>
-          <w:i/>
-          <w:iCs/>
-          <w:sz w:val="28"/>
-          <w:szCs w:val="28"/>
-        </w:rPr>
-        <w:t xml:space="preserve"> </w:t>
-      </w:r>
-      <w:proofErr w:type="spellStart"/>
-      <w:r>
-        <w:rPr>
-          <w:rFonts w:asciiTheme="majorBidi" w:hAnsiTheme="majorBidi" w:cstheme="majorBidi"/>
-          <w:b/>
-          <w:bCs/>
-          <w:i/>
-          <w:iCs/>
-          <w:sz w:val="28"/>
-          <w:szCs w:val="28"/>
-        </w:rPr>
-        <w:t>kubectl</w:t>
-      </w:r>
-      <w:proofErr w:type="spellEnd"/>
-      <w:r>
-        <w:rPr>
-          <w:rFonts w:asciiTheme="majorBidi" w:hAnsiTheme="majorBidi" w:cstheme="majorBidi"/>
-          <w:b/>
-          <w:bCs/>
-          <w:i/>
-          <w:iCs/>
-          <w:sz w:val="28"/>
-          <w:szCs w:val="28"/>
-        </w:rPr>
-        <w:t xml:space="preserve"> apply -f </w:t>
-      </w:r>
-      <w:proofErr w:type="spellStart"/>
-      <w:proofErr w:type="gramStart"/>
-      <w:r>
-        <w:rPr>
-          <w:rFonts w:asciiTheme="majorBidi" w:hAnsiTheme="majorBidi" w:cstheme="majorBidi"/>
-          <w:b/>
-          <w:bCs/>
-          <w:i/>
-          <w:iCs/>
-          <w:sz w:val="28"/>
-          <w:szCs w:val="28"/>
-        </w:rPr>
-        <w:t>namespace.yaml</w:t>
-      </w:r>
-      <w:proofErr w:type="spellEnd"/>
-      <w:proofErr w:type="gramEnd"/>
-    </w:p>
-    <w:p>
-      <w:pPr>
-        <w:spacing w:after="120"/>
-        <w:jc w:val="both"/>
-        <w:rPr>
-          <w:rFonts w:asciiTheme="majorBidi" w:hAnsiTheme="majorBidi" w:cstheme="majorBidi"/>
-          <w:sz w:val="28"/>
-          <w:szCs w:val="28"/>
-        </w:rPr>
-      </w:pPr>
-      <w:r>
-        <w:rPr>
-          <w:rFonts w:asciiTheme="majorBidi" w:hAnsiTheme="majorBidi" w:cstheme="majorBidi"/>
-          <w:sz w:val="28"/>
-          <w:szCs w:val="28"/>
-        </w:rPr>
-        <w:t xml:space="preserve">For </w:t>
-      </w:r>
-      <w:r>
-        <w:rPr>
-          <w:rFonts w:asciiTheme="majorBidi" w:hAnsiTheme="majorBidi" w:cstheme="majorBidi"/>
-          <w:b/>
-          <w:bCs/>
-          <w:sz w:val="28"/>
-          <w:szCs w:val="28"/>
-        </w:rPr>
-        <w:t>Deleting</w:t>
-      </w:r>
-      <w:r>
-        <w:rPr>
-          <w:rFonts w:asciiTheme="majorBidi" w:hAnsiTheme="majorBidi" w:cstheme="majorBidi"/>
-          <w:sz w:val="28"/>
-          <w:szCs w:val="28"/>
-        </w:rPr>
-        <w:t xml:space="preserve"> a Namespace</w:t>
-      </w:r>
-      <w:r>
-        <w:rPr>
-          <w:rFonts w:asciiTheme="majorBidi" w:hAnsiTheme="majorBidi" w:cstheme="majorBidi"/>
-          <w:sz w:val="28"/>
-          <w:szCs w:val="28"/>
-        </w:rPr>
-        <w:t xml:space="preserve"> </w:t>
-      </w:r>
-      <w:r>
-        <w:rPr>
-          <w:rFonts w:asciiTheme="majorBidi" w:hAnsiTheme="majorBidi" w:cstheme="majorBidi"/>
-          <w:sz w:val="28"/>
-          <w:szCs w:val="28"/>
-        </w:rPr>
-        <w:t>→</w:t>
-      </w:r>
-      <w:r>
-        <w:rPr>
-          <w:rFonts w:asciiTheme="majorBidi" w:hAnsiTheme="majorBidi" w:cstheme="majorBidi"/>
-          <w:b/>
-          <w:bCs/>
-          <w:i/>
-          <w:iCs/>
-          <w:sz w:val="28"/>
-          <w:szCs w:val="28"/>
-        </w:rPr>
-        <w:t xml:space="preserve"> </w:t>
-      </w:r>
-      <w:proofErr w:type="spellStart"/>
-      <w:r>
-        <w:rPr>
-          <w:rFonts w:asciiTheme="majorBidi" w:hAnsiTheme="majorBidi" w:cstheme="majorBidi"/>
-          <w:b/>
-          <w:bCs/>
-          <w:i/>
-          <w:iCs/>
-          <w:sz w:val="28"/>
-          <w:szCs w:val="28"/>
-        </w:rPr>
-        <w:t>kubectl</w:t>
-      </w:r>
-      <w:proofErr w:type="spellEnd"/>
-      <w:r>
-        <w:rPr>
-          <w:rFonts w:asciiTheme="majorBidi" w:hAnsiTheme="majorBidi" w:cstheme="majorBidi"/>
-          <w:b/>
-          <w:bCs/>
-          <w:i/>
-          <w:iCs/>
-          <w:sz w:val="28"/>
-          <w:szCs w:val="28"/>
-        </w:rPr>
-        <w:t xml:space="preserve"> delete namespace dev</w:t>
-      </w:r>
-      <w:r>
-        <w:rPr>
-          <w:rFonts w:asciiTheme="majorBidi" w:hAnsiTheme="majorBidi" w:cstheme="majorBidi"/>
-          <w:sz w:val="28"/>
-          <w:szCs w:val="28"/>
-        </w:rPr>
-        <w:t xml:space="preserve"> </w:t>
-      </w:r>
-      <w:r>
-        <w:rPr>
-          <w:rFonts w:asciiTheme="majorBidi" w:hAnsiTheme="majorBidi" w:cstheme="majorBidi"/>
-          <w:sz w:val="28"/>
-          <w:szCs w:val="28"/>
-        </w:rPr>
-        <w:t>→</w:t>
-      </w:r>
-      <w:r>
-        <w:rPr>
-          <w:rFonts w:asciiTheme="majorBidi" w:hAnsiTheme="majorBidi" w:cstheme="majorBidi"/>
-          <w:sz w:val="28"/>
-          <w:szCs w:val="28"/>
-        </w:rPr>
-        <w:t xml:space="preserve"> </w:t>
-      </w:r>
-      <w:r>
-        <w:rPr>
-          <w:rFonts w:asciiTheme="majorBidi" w:hAnsiTheme="majorBidi" w:cstheme="majorBidi"/>
-          <w:sz w:val="28"/>
-          <w:szCs w:val="28"/>
-        </w:rPr>
-        <w:t>Deleting a namespace removes all resources inside it.</w:t>
-      </w:r>
-    </w:p>
-    <w:p>
-      <w:pPr>
-        <w:spacing w:after="80"/>
-        <w:jc w:val="both"/>
-        <w:rPr>
-          <w:rFonts w:asciiTheme="majorBidi" w:hAnsiTheme="majorBidi" w:cstheme="majorBidi"/>
-          <w:b/>
-          <w:bCs/>
-          <w:sz w:val="32"/>
-          <w:szCs w:val="32"/>
-        </w:rPr>
-      </w:pPr>
-      <w:r>
-        <w:rPr>
-          <w:rFonts w:asciiTheme="majorBidi" w:hAnsiTheme="majorBidi" w:cstheme="majorBidi"/>
-          <w:b/>
-          <w:bCs/>
-          <w:sz w:val="32"/>
-          <w:szCs w:val="32"/>
-        </w:rPr>
-        <w:t>Viewing Namespaces</w:t>
-      </w:r>
-      <w:r>
-        <w:rPr>
-          <w:rFonts w:asciiTheme="majorBidi" w:hAnsiTheme="majorBidi" w:cstheme="majorBidi"/>
-          <w:b/>
-          <w:bCs/>
-          <w:sz w:val="32"/>
-          <w:szCs w:val="32"/>
-        </w:rPr>
-        <w:t>:</w:t>
-      </w:r>
-    </w:p>
-    <w:p>
-      <w:pPr>
-        <w:pStyle w:val="ListParagraph"/>
-        <w:numPr>
-          <w:ilvl w:val="0"/>
-          <w:numId w:val="7"/>
-        </w:numPr>
-        <w:ind w:left="360"/>
-        <w:jc w:val="both"/>
-        <w:rPr>
-          <w:rFonts w:asciiTheme="majorBidi" w:hAnsiTheme="majorBidi" w:cstheme="majorBidi"/>
-          <w:sz w:val="28"/>
-          <w:szCs w:val="28"/>
-        </w:rPr>
-      </w:pPr>
-      <w:r>
-        <w:rPr>
-          <w:rFonts w:asciiTheme="majorBidi" w:hAnsiTheme="majorBidi" w:cstheme="majorBidi"/>
-          <w:sz w:val="28"/>
-          <w:szCs w:val="28"/>
-        </w:rPr>
-        <w:t xml:space="preserve">To list all namespaces in the cluster → </w:t>
-      </w:r>
-      <w:proofErr w:type="spellStart"/>
-      <w:r>
-        <w:rPr>
-          <w:rFonts w:asciiTheme="majorBidi" w:hAnsiTheme="majorBidi" w:cstheme="majorBidi"/>
-          <w:b/>
-          <w:bCs/>
-          <w:i/>
-          <w:iCs/>
-          <w:sz w:val="28"/>
-          <w:szCs w:val="28"/>
-        </w:rPr>
-        <w:t>kubectl</w:t>
-      </w:r>
-      <w:proofErr w:type="spellEnd"/>
-      <w:r>
-        <w:rPr>
-          <w:rFonts w:asciiTheme="majorBidi" w:hAnsiTheme="majorBidi" w:cstheme="majorBidi"/>
-          <w:b/>
-          <w:bCs/>
-          <w:i/>
-          <w:iCs/>
-          <w:sz w:val="28"/>
-          <w:szCs w:val="28"/>
-        </w:rPr>
-        <w:t xml:space="preserve"> get namespaces</w:t>
-      </w:r>
-      <w:r>
-        <w:rPr>
-          <w:rFonts w:asciiTheme="majorBidi" w:hAnsiTheme="majorBidi" w:cstheme="majorBidi"/>
-          <w:sz w:val="28"/>
-          <w:szCs w:val="28"/>
-        </w:rPr>
-        <w:t xml:space="preserve"> or </w:t>
-      </w:r>
-      <w:proofErr w:type="spellStart"/>
-      <w:r>
-        <w:rPr>
-          <w:rFonts w:asciiTheme="majorBidi" w:hAnsiTheme="majorBidi" w:cstheme="majorBidi"/>
-          <w:b/>
-          <w:bCs/>
-          <w:i/>
-          <w:iCs/>
-          <w:sz w:val="28"/>
-          <w:szCs w:val="28"/>
-        </w:rPr>
-        <w:t>kubectl</w:t>
-      </w:r>
-      <w:proofErr w:type="spellEnd"/>
-      <w:r>
-        <w:rPr>
-          <w:rFonts w:asciiTheme="majorBidi" w:hAnsiTheme="majorBidi" w:cstheme="majorBidi"/>
-          <w:b/>
-          <w:bCs/>
-          <w:i/>
-          <w:iCs/>
-          <w:sz w:val="28"/>
-          <w:szCs w:val="28"/>
-        </w:rPr>
-        <w:t xml:space="preserve"> get ns</w:t>
-      </w:r>
-    </w:p>
-    <w:p>
-      <w:pPr>
-        <w:pStyle w:val="ListParagraph"/>
-        <w:numPr>
-          <w:ilvl w:val="0"/>
-          <w:numId w:val="7"/>
-        </w:numPr>
-        <w:ind w:left="360"/>
-        <w:jc w:val="both"/>
-        <w:rPr>
-          <w:rFonts w:asciiTheme="majorBidi" w:hAnsiTheme="majorBidi" w:cstheme="majorBidi"/>
-          <w:sz w:val="28"/>
-          <w:szCs w:val="28"/>
-        </w:rPr>
-      </w:pPr>
-      <w:r>
-        <w:rPr>
-          <w:rFonts w:asciiTheme="majorBidi" w:hAnsiTheme="majorBidi" w:cstheme="majorBidi"/>
-          <w:sz w:val="28"/>
-          <w:szCs w:val="28"/>
-        </w:rPr>
-        <w:t xml:space="preserve">To see resources inside a specific namespace, use the </w:t>
-      </w:r>
-      <w:r>
-        <w:rPr>
-          <w:rFonts w:asciiTheme="majorBidi" w:hAnsiTheme="majorBidi" w:cstheme="majorBidi"/>
-          <w:b/>
-          <w:bCs/>
-          <w:i/>
-          <w:iCs/>
-          <w:sz w:val="28"/>
-          <w:szCs w:val="28"/>
-        </w:rPr>
-        <w:t>-n</w:t>
-      </w:r>
-      <w:r>
-        <w:rPr>
-          <w:rFonts w:asciiTheme="majorBidi" w:hAnsiTheme="majorBidi" w:cstheme="majorBidi"/>
-          <w:sz w:val="28"/>
-          <w:szCs w:val="28"/>
-        </w:rPr>
-        <w:t xml:space="preserve"> or </w:t>
-      </w:r>
-      <w:r>
-        <w:rPr>
-          <w:rFonts w:asciiTheme="majorBidi" w:hAnsiTheme="majorBidi" w:cstheme="majorBidi"/>
-          <w:b/>
-          <w:bCs/>
-          <w:i/>
-          <w:iCs/>
-          <w:sz w:val="28"/>
-          <w:szCs w:val="28"/>
-        </w:rPr>
-        <w:t xml:space="preserve">--namespace </w:t>
-      </w:r>
-      <w:r>
-        <w:rPr>
-          <w:rFonts w:asciiTheme="majorBidi" w:hAnsiTheme="majorBidi" w:cstheme="majorBidi"/>
-          <w:sz w:val="28"/>
-          <w:szCs w:val="28"/>
-        </w:rPr>
-        <w:t>flag. Example:</w:t>
-      </w:r>
-      <w:r>
-        <w:rPr>
-          <w:rFonts w:asciiTheme="majorBidi" w:hAnsiTheme="majorBidi" w:cstheme="majorBidi"/>
-          <w:sz w:val="28"/>
-          <w:szCs w:val="28"/>
-        </w:rPr>
-        <w:t xml:space="preserve"> </w:t>
-      </w:r>
-      <w:proofErr w:type="spellStart"/>
-      <w:r>
-        <w:rPr>
-          <w:rFonts w:asciiTheme="majorBidi" w:hAnsiTheme="majorBidi" w:cstheme="majorBidi"/>
-          <w:b/>
-          <w:bCs/>
-          <w:i/>
-          <w:iCs/>
-          <w:sz w:val="28"/>
-          <w:szCs w:val="28"/>
-        </w:rPr>
-        <w:t>kubectl</w:t>
-      </w:r>
-      <w:proofErr w:type="spellEnd"/>
-      <w:r>
-        <w:rPr>
-          <w:rFonts w:asciiTheme="majorBidi" w:hAnsiTheme="majorBidi" w:cstheme="majorBidi"/>
-          <w:b/>
-          <w:bCs/>
-          <w:i/>
-          <w:iCs/>
-          <w:sz w:val="28"/>
-          <w:szCs w:val="28"/>
-        </w:rPr>
-        <w:t xml:space="preserve"> get pods -n dev</w:t>
-      </w:r>
-    </w:p>
-    <w:p>
-      <w:pPr>
-        <w:pStyle w:val="ListParagraph"/>
-        <w:numPr>
-          <w:ilvl w:val="0"/>
-          <w:numId w:val="8"/>
-        </w:numPr>
-        <w:spacing w:after="120"/>
-        <w:ind w:left="360"/>
-        <w:jc w:val="both"/>
-        <w:rPr>
-          <w:rFonts w:asciiTheme="majorBidi" w:hAnsiTheme="majorBidi" w:cstheme="majorBidi"/>
-          <w:sz w:val="28"/>
-          <w:szCs w:val="28"/>
-        </w:rPr>
-      </w:pPr>
-      <w:r>
-        <w:rPr>
-          <w:rFonts w:asciiTheme="majorBidi" w:hAnsiTheme="majorBidi" w:cstheme="majorBidi"/>
-          <w:sz w:val="28"/>
-          <w:szCs w:val="28"/>
-        </w:rPr>
-        <w:t xml:space="preserve">For Viewing All Resources in a Namespace → </w:t>
-      </w:r>
-      <w:proofErr w:type="spellStart"/>
-      <w:r>
-        <w:rPr>
-          <w:rFonts w:asciiTheme="majorBidi" w:hAnsiTheme="majorBidi" w:cstheme="majorBidi"/>
-          <w:b/>
-          <w:bCs/>
-          <w:i/>
-          <w:iCs/>
-          <w:sz w:val="28"/>
-          <w:szCs w:val="28"/>
-        </w:rPr>
-        <w:t>kubectl</w:t>
-      </w:r>
-      <w:proofErr w:type="spellEnd"/>
-      <w:r>
-        <w:rPr>
-          <w:rFonts w:asciiTheme="majorBidi" w:hAnsiTheme="majorBidi" w:cstheme="majorBidi"/>
-          <w:b/>
-          <w:bCs/>
-          <w:i/>
-          <w:iCs/>
-          <w:sz w:val="28"/>
-          <w:szCs w:val="28"/>
-        </w:rPr>
-        <w:t xml:space="preserve"> get all -n dev</w:t>
-      </w:r>
-    </w:p>
-    <w:p>
-      <w:pPr>
-        <w:spacing w:after="80"/>
-        <w:jc w:val="both"/>
-        <w:rPr>
-          <w:rFonts w:asciiTheme="majorBidi" w:hAnsiTheme="majorBidi" w:cstheme="majorBidi"/>
-          <w:b/>
-          <w:bCs/>
-          <w:sz w:val="32"/>
-          <w:szCs w:val="32"/>
-        </w:rPr>
-      </w:pPr>
-      <w:r>
-        <w:rPr>
-          <w:rFonts w:asciiTheme="majorBidi" w:hAnsiTheme="majorBidi" w:cstheme="majorBidi"/>
-          <w:b/>
-          <w:bCs/>
-          <w:sz w:val="32"/>
-          <w:szCs w:val="32"/>
-        </w:rPr>
-        <w:t>Creating Resources in a Namespace</w:t>
-      </w:r>
-      <w:r>
-        <w:rPr>
-          <w:rFonts w:asciiTheme="majorBidi" w:hAnsiTheme="majorBidi" w:cstheme="majorBidi"/>
-          <w:b/>
-          <w:bCs/>
-          <w:sz w:val="32"/>
-          <w:szCs w:val="32"/>
-        </w:rPr>
-        <w:t>:</w:t>
-      </w:r>
-    </w:p>
-    <w:p>
-      <w:pPr>
-        <w:spacing w:after="80"/>
-        <w:jc w:val="both"/>
-        <w:rPr>
-          <w:rFonts w:asciiTheme="majorBidi" w:hAnsiTheme="majorBidi" w:cstheme="majorBidi"/>
-          <w:sz w:val="28"/>
-          <w:szCs w:val="28"/>
-        </w:rPr>
-      </w:pPr>
-      <w:r>
-        <w:rPr>
-          <w:rFonts w:asciiTheme="majorBidi" w:hAnsiTheme="majorBidi" w:cstheme="majorBidi"/>
-          <w:sz w:val="28"/>
-          <w:szCs w:val="28"/>
-        </w:rPr>
-        <w:t>You can specify the namespace when creating resources.</w:t>
-      </w:r>
-    </w:p>
-    <w:p>
-      <w:pPr>
-        <w:pStyle w:val="ListParagraph"/>
-        <w:numPr>
-          <w:ilvl w:val="0"/>
-          <w:numId w:val="8"/>
-        </w:numPr>
-        <w:ind w:left="360"/>
-        <w:jc w:val="both"/>
-        <w:rPr>
-          <w:rFonts w:asciiTheme="majorBidi" w:hAnsiTheme="majorBidi" w:cstheme="majorBidi"/>
-          <w:sz w:val="28"/>
-          <w:szCs w:val="28"/>
-        </w:rPr>
-      </w:pPr>
-      <w:r>
-        <w:rPr>
-          <w:rFonts w:asciiTheme="majorBidi" w:hAnsiTheme="majorBidi" w:cstheme="majorBidi"/>
-          <w:noProof/>
-          <w:sz w:val="28"/>
-          <w:szCs w:val="28"/>
-        </w:rPr>
-        <mc:AlternateContent>
-          <mc:Choice Requires="wps">
-            <w:drawing>
-              <wp:anchor distT="0" distB="0" distL="114300" distR="114300" simplePos="0" relativeHeight="251660288" behindDoc="0" locked="0" layoutInCell="1" allowOverlap="1" wp14:anchorId="0FF53D5E" wp14:editId="2F05BD84">
-                <wp:simplePos x="0" y="0"/>
-                <wp:positionH relativeFrom="column">
-                  <wp:posOffset>236220</wp:posOffset>
-                </wp:positionH>
-                <wp:positionV relativeFrom="paragraph">
-                  <wp:posOffset>280670</wp:posOffset>
-                </wp:positionV>
-                <wp:extent cx="1836420" cy="784860"/>
-                <wp:effectExtent l="0" t="0" r="11430" b="15240"/>
-                <wp:wrapNone/>
-                <wp:docPr id="430867786" name="Rectangle 2"/>
-                <wp:cNvGraphicFramePr/>
-                <a:graphic xmlns:a="http://schemas.openxmlformats.org/drawingml/2006/main">
-                  <a:graphicData uri="http://schemas.microsoft.com/office/word/2010/wordprocessingShape">
-                    <wps:wsp>
-                      <wps:cNvSpPr/>
-                      <wps:spPr>
-                        <a:xfrm>
-                          <a:off x="0" y="0"/>
-                          <a:ext cx="1836420" cy="784860"/>
-                        </a:xfrm>
-                        <a:prstGeom prst="rect">
-                          <a:avLst/>
-                        </a:prstGeom>
-                      </wps:spPr>
-                      <wps:style>
-                        <a:lnRef idx="2">
-                          <a:schemeClr val="dk1">
-                            <a:shade val="15000"/>
-                          </a:schemeClr>
-                        </a:lnRef>
-                        <a:fillRef idx="1">
-                          <a:schemeClr val="dk1"/>
-                        </a:fillRef>
-                        <a:effectRef idx="0">
-                          <a:schemeClr val="dk1"/>
-                        </a:effectRef>
-                        <a:fontRef idx="minor">
-                          <a:schemeClr val="lt1"/>
-                        </a:fontRef>
-                      </wps:style>
-                      <wps:txbx>
-                        <w:txbxContent>
-                          <w:p>
-                            <w:pPr>
-                              <w:spacing w:after="0"/>
-                              <w:rPr>
-                                <w:rFonts w:asciiTheme="majorBidi" w:hAnsiTheme="majorBidi" w:cstheme="majorBidi"/>
-                                <w:b/>
-                                <w:bCs/>
-                                <w:i/>
-                                <w:iCs/>
-                                <w:sz w:val="28"/>
-                                <w:szCs w:val="28"/>
-                              </w:rPr>
-                            </w:pPr>
-                            <w:r>
-                              <w:rPr>
-                                <w:rFonts w:asciiTheme="majorBidi" w:hAnsiTheme="majorBidi" w:cstheme="majorBidi"/>
-                                <w:b/>
-                                <w:bCs/>
-                                <w:i/>
-                                <w:iCs/>
-                                <w:sz w:val="28"/>
-                                <w:szCs w:val="28"/>
-                              </w:rPr>
-                              <w:t>metadata:</w:t>
-                            </w:r>
-                          </w:p>
-                          <w:p>
-                            <w:pPr>
-                              <w:spacing w:after="0"/>
-                              <w:rPr>
-                                <w:rFonts w:asciiTheme="majorBidi" w:hAnsiTheme="majorBidi" w:cstheme="majorBidi"/>
-                                <w:b/>
-                                <w:bCs/>
-                                <w:i/>
-                                <w:iCs/>
-                                <w:sz w:val="28"/>
-                                <w:szCs w:val="28"/>
-                              </w:rPr>
-                            </w:pPr>
-                            <w:r>
-                              <w:rPr>
-                                <w:rFonts w:asciiTheme="majorBidi" w:hAnsiTheme="majorBidi" w:cstheme="majorBidi"/>
-                                <w:b/>
-                                <w:bCs/>
-                                <w:i/>
-                                <w:iCs/>
-                                <w:sz w:val="28"/>
-                                <w:szCs w:val="28"/>
-                              </w:rPr>
-                              <w:t xml:space="preserve">     </w:t>
-                            </w:r>
-                            <w:r>
-                              <w:rPr>
-                                <w:rFonts w:asciiTheme="majorBidi" w:hAnsiTheme="majorBidi" w:cstheme="majorBidi"/>
-                                <w:b/>
-                                <w:bCs/>
-                                <w:i/>
-                                <w:iCs/>
-                                <w:sz w:val="28"/>
-                                <w:szCs w:val="28"/>
-                              </w:rPr>
-                              <w:t>name: my-pod</w:t>
-                            </w:r>
-                          </w:p>
-                          <w:p>
-                            <w:pPr>
-                              <w:spacing w:after="0"/>
-                              <w:rPr>
-                                <w:rFonts w:asciiTheme="majorBidi" w:hAnsiTheme="majorBidi" w:cstheme="majorBidi"/>
-                                <w:b/>
-                                <w:bCs/>
-                                <w:i/>
-                                <w:iCs/>
-                                <w:sz w:val="28"/>
-                                <w:szCs w:val="28"/>
-                              </w:rPr>
-                            </w:pPr>
-                            <w:r>
-                              <w:rPr>
-                                <w:rFonts w:asciiTheme="majorBidi" w:hAnsiTheme="majorBidi" w:cstheme="majorBidi"/>
-                                <w:b/>
-                                <w:bCs/>
-                                <w:i/>
-                                <w:iCs/>
-                                <w:sz w:val="28"/>
-                                <w:szCs w:val="28"/>
-                              </w:rPr>
-                              <w:t xml:space="preserve">     </w:t>
-                            </w:r>
-                            <w:r>
-                              <w:rPr>
-                                <w:rFonts w:asciiTheme="majorBidi" w:hAnsiTheme="majorBidi" w:cstheme="majorBidi"/>
-                                <w:b/>
-                                <w:bCs/>
-                                <w:i/>
-                                <w:iCs/>
-                                <w:sz w:val="28"/>
-                                <w:szCs w:val="28"/>
-                              </w:rPr>
-                              <w:t>namespace: dev</w:t>
-                            </w:r>
-                          </w:p>
-                          <w:p>
-                            <w:pPr>
-                              <w:spacing w:after="0"/>
-                              <w:jc w:val="center"/>
-                              <w:rPr>
-                                <w:b/>
-                                <w:bCs/>
-                                <w:i/>
-                                <w:iCs/>
-                              </w:rPr>
-                            </w:pPr>
-                          </w:p>
-                        </w:txbxContent>
-                      </wps:txbx>
-                      <wps:bodyPr rot="0" spcFirstLastPara="0" vertOverflow="overflow" horzOverflow="overflow" vert="horz" wrap="square" lIns="91440" tIns="45720" rIns="91440" bIns="45720" numCol="1" spcCol="0" rtlCol="0" fromWordArt="0" anchor="ctr" anchorCtr="0" forceAA="0" compatLnSpc="1">
-                        <a:prstTxWarp prst="textNoShape">
-                          <a:avLst/>
-                        </a:prstTxWarp>
-                        <a:noAutofit/>
-                      </wps:bodyPr>
-                    </wps:wsp>
-                  </a:graphicData>
-                </a:graphic>
-                <wp14:sizeRelH relativeFrom="margin">
-                  <wp14:pctWidth>0</wp14:pctWidth>
-                </wp14:sizeRelH>
-                <wp14:sizeRelV relativeFrom="margin">
-                  <wp14:pctHeight>0</wp14:pctHeight>
-                </wp14:sizeRelV>
-              </wp:anchor>
-            </w:drawing>
-          </mc:Choice>
-          <mc:Fallback>
-            <w:pict>
-              <v:rect w14:anchorId="0FF53D5E" id="Rectangle 2" o:spid="_x0000_s1027" style="position:absolute;left:0;text-align:left;margin-left:18.6pt;margin-top:22.1pt;width:144.6pt;height:61.8pt;z-index:251660288;visibility:visible;mso-wrap-style:square;mso-width-percent:0;mso-height-percent:0;mso-wrap-distance-left:9pt;mso-wrap-distance-top:0;mso-wrap-distance-right:9pt;mso-wrap-distance-bottom:0;mso-position-horizontal:absolute;mso-position-horizontal-relative:text;mso-position-vertical:absolute;mso-position-vertical-relative:text;mso-width-percent:0;mso-height-percent:0;mso-width-relative:margin;mso-height-relative:margin;v-text-anchor:middle" o:gfxdata="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" fillcolor="black [3200]" strokecolor="black [480]" strokeweight="1pt">
-                <v:textbox>
-                  <w:txbxContent>
-                    <w:p>
-                      <w:pPr>
-                        <w:spacing w:after="0"/>
-                        <w:rPr>
-                          <w:rFonts w:asciiTheme="majorBidi" w:hAnsiTheme="majorBidi" w:cstheme="majorBidi"/>
-                          <w:b/>
-                          <w:bCs/>
-                          <w:i/>
-                          <w:iCs/>
-                          <w:sz w:val="28"/>
-                          <w:szCs w:val="28"/>
-                        </w:rPr>
-                      </w:pPr>
-                      <w:r>
-                        <w:rPr>
-                          <w:rFonts w:asciiTheme="majorBidi" w:hAnsiTheme="majorBidi" w:cstheme="majorBidi"/>
-                          <w:b/>
-                          <w:bCs/>
-                          <w:i/>
-                          <w:iCs/>
-                          <w:sz w:val="28"/>
-                          <w:szCs w:val="28"/>
-                        </w:rPr>
-                        <w:t>metadata:</w:t>
-                      </w:r>
-                    </w:p>
-                    <w:p>
-                      <w:pPr>
-                        <w:spacing w:after="0"/>
-                        <w:rPr>
-                          <w:rFonts w:asciiTheme="majorBidi" w:hAnsiTheme="majorBidi" w:cstheme="majorBidi"/>
-                          <w:b/>
-                          <w:bCs/>
-                          <w:i/>
-                          <w:iCs/>
-                          <w:sz w:val="28"/>
-                          <w:szCs w:val="28"/>
-                        </w:rPr>
-                      </w:pPr>
-                      <w:r>
-                        <w:rPr>
-                          <w:rFonts w:asciiTheme="majorBidi" w:hAnsiTheme="majorBidi" w:cstheme="majorBidi"/>
-                          <w:b/>
-                          <w:bCs/>
-                          <w:i/>
-                          <w:iCs/>
-                          <w:sz w:val="28"/>
-                          <w:szCs w:val="28"/>
-                        </w:rPr>
-                        <w:t xml:space="preserve">     </w:t>
-                      </w:r>
-                      <w:r>
-                        <w:rPr>
-                          <w:rFonts w:asciiTheme="majorBidi" w:hAnsiTheme="majorBidi" w:cstheme="majorBidi"/>
-                          <w:b/>
-                          <w:bCs/>
-                          <w:i/>
-                          <w:iCs/>
-                          <w:sz w:val="28"/>
-                          <w:szCs w:val="28"/>
-                        </w:rPr>
-                        <w:t>name: my-pod</w:t>
-                      </w:r>
-                    </w:p>
-                    <w:p>
-                      <w:pPr>
-                        <w:spacing w:after="0"/>
-                        <w:rPr>
-                          <w:rFonts w:asciiTheme="majorBidi" w:hAnsiTheme="majorBidi" w:cstheme="majorBidi"/>
-                          <w:b/>
-                          <w:bCs/>
-                          <w:i/>
-                          <w:iCs/>
-                          <w:sz w:val="28"/>
-                          <w:szCs w:val="28"/>
-                        </w:rPr>
-                      </w:pPr>
-                      <w:r>
-                        <w:rPr>
-                          <w:rFonts w:asciiTheme="majorBidi" w:hAnsiTheme="majorBidi" w:cstheme="majorBidi"/>
-                          <w:b/>
-                          <w:bCs/>
-                          <w:i/>
-                          <w:iCs/>
-                          <w:sz w:val="28"/>
-                          <w:szCs w:val="28"/>
-                        </w:rPr>
-                        <w:t xml:space="preserve">     </w:t>
-                      </w:r>
-                      <w:r>
-                        <w:rPr>
-                          <w:rFonts w:asciiTheme="majorBidi" w:hAnsiTheme="majorBidi" w:cstheme="majorBidi"/>
-                          <w:b/>
-                          <w:bCs/>
-                          <w:i/>
-                          <w:iCs/>
-                          <w:sz w:val="28"/>
-                          <w:szCs w:val="28"/>
-                        </w:rPr>
-                        <w:t>namespace: dev</w:t>
-                      </w:r>
-                    </w:p>
-                    <w:p>
-                      <w:pPr>
-                        <w:spacing w:after="0"/>
-                        <w:jc w:val="center"/>
-                        <w:rPr>
-                          <w:b/>
-                          <w:bCs/>
-                          <w:i/>
-                          <w:iCs/>
-                        </w:rPr>
-                      </w:pPr>
-                    </w:p>
-                  </w:txbxContent>
-                </v:textbox>
-              </v:rect>
-            </w:pict>
-          </mc:Fallback>
-        </mc:AlternateContent>
-      </w:r>
-      <w:r>
-        <w:rPr>
-          <w:rFonts w:asciiTheme="majorBidi" w:hAnsiTheme="majorBidi" w:cstheme="majorBidi"/>
-          <w:sz w:val="28"/>
-          <w:szCs w:val="28"/>
-        </w:rPr>
-        <w:t>In a manifest:</w:t>
-      </w:r>
-    </w:p>
-    <w:p>
-      <w:pPr>
-        <w:jc w:val="both"/>
-        <w:rPr>
-          <w:rFonts w:asciiTheme="majorBidi" w:hAnsiTheme="majorBidi" w:cstheme="majorBidi"/>
-          <w:sz w:val="28"/>
-          <w:szCs w:val="28"/>
-        </w:rPr>
-      </w:pPr>
-    </w:p>
-    <w:p>
-      <w:pPr>
-        <w:jc w:val="both"/>
-        <w:rPr>
-          <w:rFonts w:asciiTheme="majorBidi" w:hAnsiTheme="majorBidi" w:cstheme="majorBidi"/>
-          <w:sz w:val="28"/>
-          <w:szCs w:val="28"/>
-        </w:rPr>
-      </w:pPr>
-    </w:p>
-    <w:p>
-      <w:pPr>
-        <w:spacing w:after="120"/>
-        <w:jc w:val="both"/>
-        <w:rPr>
-          <w:rFonts w:asciiTheme="majorBidi" w:hAnsiTheme="majorBidi" w:cstheme="majorBidi"/>
-          <w:sz w:val="2"/>
-          <w:szCs w:val="2"/>
-        </w:rPr>
-      </w:pPr>
-    </w:p>
-    <w:p>
-      <w:pPr>
-        <w:pStyle w:val="ListParagraph"/>
-        <w:numPr>
-          <w:ilvl w:val="0"/>
-          <w:numId w:val="8"/>
-        </w:numPr>
-        <w:ind w:left="360"/>
-        <w:jc w:val="both"/>
-        <w:rPr>
-          <w:rFonts w:asciiTheme="majorBidi" w:hAnsiTheme="majorBidi" w:cstheme="majorBidi"/>
-          <w:sz w:val="28"/>
-          <w:szCs w:val="28"/>
-        </w:rPr>
-      </w:pPr>
-      <w:r>
-        <w:rPr>
-          <w:rFonts w:asciiTheme="majorBidi" w:hAnsiTheme="majorBidi" w:cstheme="majorBidi"/>
-          <w:sz w:val="28"/>
-          <w:szCs w:val="28"/>
-        </w:rPr>
-        <w:t xml:space="preserve">With </w:t>
-      </w:r>
-      <w:proofErr w:type="spellStart"/>
-      <w:r>
-        <w:rPr>
-          <w:rFonts w:asciiTheme="majorBidi" w:hAnsiTheme="majorBidi" w:cstheme="majorBidi"/>
-          <w:b/>
-          <w:bCs/>
-          <w:i/>
-          <w:iCs/>
-          <w:sz w:val="28"/>
-          <w:szCs w:val="28"/>
-        </w:rPr>
-        <w:t>kubectl</w:t>
-      </w:r>
-      <w:proofErr w:type="spellEnd"/>
-      <w:r>
-        <w:rPr>
-          <w:rFonts w:asciiTheme="majorBidi" w:hAnsiTheme="majorBidi" w:cstheme="majorBidi"/>
-          <w:b/>
-          <w:bCs/>
-          <w:i/>
-          <w:iCs/>
-          <w:sz w:val="28"/>
-          <w:szCs w:val="28"/>
-        </w:rPr>
-        <w:t xml:space="preserve"> </w:t>
-      </w:r>
-      <w:r>
-        <w:rPr>
-          <w:rFonts w:asciiTheme="majorBidi" w:hAnsiTheme="majorBidi" w:cstheme="majorBidi"/>
-          <w:sz w:val="28"/>
-          <w:szCs w:val="28"/>
-        </w:rPr>
-        <w:t xml:space="preserve">→ </w:t>
-      </w:r>
-      <w:proofErr w:type="spellStart"/>
-      <w:r>
-        <w:rPr>
-          <w:rFonts w:asciiTheme="majorBidi" w:hAnsiTheme="majorBidi" w:cstheme="majorBidi"/>
-          <w:b/>
-          <w:bCs/>
-          <w:i/>
-          <w:iCs/>
-          <w:sz w:val="28"/>
-          <w:szCs w:val="28"/>
-        </w:rPr>
-        <w:t>kubectl</w:t>
-      </w:r>
-      <w:proofErr w:type="spellEnd"/>
-      <w:r>
-        <w:rPr>
-          <w:rFonts w:asciiTheme="majorBidi" w:hAnsiTheme="majorBidi" w:cstheme="majorBidi"/>
-          <w:b/>
-          <w:bCs/>
-          <w:i/>
-          <w:iCs/>
-          <w:sz w:val="28"/>
-          <w:szCs w:val="28"/>
-        </w:rPr>
-        <w:t xml:space="preserve"> run nginx --image=nginx -n dev</w:t>
-      </w:r>
-    </w:p>
-    <w:p>
-      <w:pPr>
-        <w:jc w:val="both"/>
-        <w:rPr>
-          <w:rFonts w:asciiTheme="majorBidi" w:hAnsiTheme="majorBidi" w:cstheme="majorBidi"/>
-          <w:b/>
-          <w:bCs/>
-          <w:sz w:val="32"/>
-          <w:szCs w:val="32"/>
-        </w:rPr>
-      </w:pPr>
-      <w:r>
-        <w:rPr>
-          <w:rFonts w:asciiTheme="majorBidi" w:hAnsiTheme="majorBidi" w:cstheme="majorBidi"/>
-          <w:b/>
-          <w:bCs/>
-          <w:sz w:val="32"/>
-          <w:szCs w:val="32"/>
-        </w:rPr>
-        <w:t xml:space="preserve">Setting a Default Namespace for </w:t>
-      </w:r>
-      <w:proofErr w:type="spellStart"/>
-      <w:r>
-        <w:rPr>
-          <w:rFonts w:asciiTheme="majorBidi" w:hAnsiTheme="majorBidi" w:cstheme="majorBidi"/>
-          <w:b/>
-          <w:bCs/>
-          <w:sz w:val="32"/>
-          <w:szCs w:val="32"/>
-        </w:rPr>
-        <w:t>kubectl</w:t>
-      </w:r>
-      <w:proofErr w:type="spellEnd"/>
-    </w:p>
-    <w:p>
-      <w:pPr>
-        <w:spacing w:after="60"/>
-        <w:jc w:val="both"/>
-        <w:rPr>
-          <w:rFonts w:asciiTheme="majorBidi" w:hAnsiTheme="majorBidi" w:cstheme="majorBidi"/>
-          <w:sz w:val="28"/>
-          <w:szCs w:val="28"/>
-        </w:rPr>
-      </w:pPr>
-      <w:r>
-        <w:rPr>
-          <w:rFonts w:asciiTheme="majorBidi" w:hAnsiTheme="majorBidi" w:cstheme="majorBidi"/>
-          <w:sz w:val="28"/>
-          <w:szCs w:val="28"/>
-        </w:rPr>
-        <w:t>Instead of typing -n dev every time</w:t>
-      </w:r>
-      <w:r>
-        <w:rPr>
-          <w:rFonts w:asciiTheme="majorBidi" w:hAnsiTheme="majorBidi" w:cstheme="majorBidi"/>
-          <w:sz w:val="28"/>
-          <w:szCs w:val="28"/>
-        </w:rPr>
-        <w:t xml:space="preserve"> </w:t>
-      </w:r>
-      <w:r>
-        <w:rPr>
-          <w:rFonts w:asciiTheme="majorBidi" w:hAnsiTheme="majorBidi" w:cstheme="majorBidi"/>
-          <w:sz w:val="28"/>
-          <w:szCs w:val="28"/>
-        </w:rPr>
-        <w:t>→</w:t>
-      </w:r>
-      <w:r>
-        <w:rPr>
-          <w:rFonts w:asciiTheme="majorBidi" w:hAnsiTheme="majorBidi" w:cstheme="majorBidi"/>
-          <w:b/>
-          <w:bCs/>
-          <w:i/>
-          <w:iCs/>
-          <w:sz w:val="28"/>
-          <w:szCs w:val="28"/>
-        </w:rPr>
-        <w:t xml:space="preserve"> </w:t>
-      </w:r>
-      <w:proofErr w:type="spellStart"/>
-      <w:r>
-        <w:rPr>
-          <w:rFonts w:asciiTheme="majorBidi" w:hAnsiTheme="majorBidi" w:cstheme="majorBidi"/>
-          <w:b/>
-          <w:bCs/>
-          <w:i/>
-          <w:iCs/>
-          <w:sz w:val="28"/>
-          <w:szCs w:val="28"/>
-        </w:rPr>
-        <w:t>kubectl</w:t>
-      </w:r>
-      <w:proofErr w:type="spellEnd"/>
-      <w:r>
-        <w:rPr>
-          <w:rFonts w:asciiTheme="majorBidi" w:hAnsiTheme="majorBidi" w:cstheme="majorBidi"/>
-          <w:b/>
-          <w:bCs/>
-          <w:i/>
-          <w:iCs/>
-          <w:sz w:val="28"/>
-          <w:szCs w:val="28"/>
-        </w:rPr>
-        <w:t xml:space="preserve"> config set-context --current --namespace=dev</w:t>
-      </w:r>
-    </w:p>
-    <w:p>
-      <w:pPr>
-        <w:jc w:val="both"/>
-        <w:rPr>
-          <w:rFonts w:asciiTheme="majorBidi" w:hAnsiTheme="majorBidi" w:cstheme="majorBidi"/>
-          <w:sz w:val="28"/>
-          <w:szCs w:val="28"/>
-        </w:rPr>
-      </w:pPr>
-      <w:r>
-        <w:rPr>
-          <w:rFonts w:asciiTheme="majorBidi" w:hAnsiTheme="majorBidi" w:cstheme="majorBidi"/>
-          <w:sz w:val="28"/>
-          <w:szCs w:val="28"/>
-        </w:rPr>
-        <w:t xml:space="preserve">Now commands like </w:t>
-      </w:r>
-      <w:proofErr w:type="spellStart"/>
-      <w:r>
-        <w:rPr>
-          <w:rFonts w:asciiTheme="majorBidi" w:hAnsiTheme="majorBidi" w:cstheme="majorBidi"/>
-          <w:b/>
-          <w:bCs/>
-          <w:i/>
-          <w:iCs/>
-          <w:sz w:val="28"/>
-          <w:szCs w:val="28"/>
-        </w:rPr>
-        <w:t>kubectl</w:t>
-      </w:r>
-      <w:proofErr w:type="spellEnd"/>
-      <w:r>
-        <w:rPr>
-          <w:rFonts w:asciiTheme="majorBidi" w:hAnsiTheme="majorBidi" w:cstheme="majorBidi"/>
-          <w:b/>
-          <w:bCs/>
-          <w:i/>
-          <w:iCs/>
-          <w:sz w:val="28"/>
-          <w:szCs w:val="28"/>
-        </w:rPr>
-        <w:t xml:space="preserve"> get pods</w:t>
-      </w:r>
-      <w:r>
-        <w:rPr>
-          <w:rFonts w:asciiTheme="majorBidi" w:hAnsiTheme="majorBidi" w:cstheme="majorBidi"/>
-          <w:sz w:val="28"/>
-          <w:szCs w:val="28"/>
-        </w:rPr>
-        <w:t xml:space="preserve"> will automatically use the </w:t>
-      </w:r>
-      <w:r>
-        <w:rPr>
-          <w:rFonts w:asciiTheme="majorBidi" w:hAnsiTheme="majorBidi" w:cstheme="majorBidi"/>
-          <w:b/>
-          <w:bCs/>
-          <w:i/>
-          <w:iCs/>
-          <w:sz w:val="28"/>
-          <w:szCs w:val="28"/>
-        </w:rPr>
-        <w:t>dev</w:t>
-      </w:r>
-      <w:r>
-        <w:rPr>
-          <w:rFonts w:asciiTheme="majorBidi" w:hAnsiTheme="majorBidi" w:cstheme="majorBidi"/>
-          <w:sz w:val="28"/>
-          <w:szCs w:val="28"/>
-        </w:rPr>
-        <w:t xml:space="preserve"> namespace.</w:t>
-      </w:r>
-    </w:p>
-    <w:p>
-      <w:pPr>
-        <w:pStyle w:val="ListParagraph"/>
-        <w:numPr>
-          <w:ilvl w:val="0"/>
-          <w:numId w:val="9"/>
-        </w:numPr>
-        <w:spacing w:after="120"/>
-        <w:ind w:left="360"/>
-        <w:jc w:val="both"/>
-        <w:rPr>
-          <w:rFonts w:asciiTheme="majorBidi" w:hAnsiTheme="majorBidi" w:cstheme="majorBidi"/>
-          <w:sz w:val="28"/>
-          <w:szCs w:val="28"/>
-        </w:rPr>
-      </w:pPr>
-      <w:r>
-        <w:rPr>
-          <w:rFonts w:asciiTheme="majorBidi" w:hAnsiTheme="majorBidi" w:cstheme="majorBidi"/>
-          <w:sz w:val="28"/>
-          <w:szCs w:val="28"/>
-        </w:rPr>
-        <w:t xml:space="preserve">Nodes and </w:t>
-      </w:r>
-      <w:r>
-        <w:rPr>
-          <w:rFonts w:asciiTheme="majorBidi" w:hAnsiTheme="majorBidi" w:cstheme="majorBidi"/>
-          <w:b/>
-          <w:bCs/>
-          <w:i/>
-          <w:iCs/>
-          <w:sz w:val="28"/>
-          <w:szCs w:val="28"/>
-        </w:rPr>
-        <w:t>PersistentVolumes</w:t>
-      </w:r>
-      <w:r>
-        <w:rPr>
-          <w:rFonts w:asciiTheme="majorBidi" w:hAnsiTheme="majorBidi" w:cstheme="majorBidi"/>
-          <w:sz w:val="28"/>
-          <w:szCs w:val="28"/>
-        </w:rPr>
-        <w:t xml:space="preserve"> are cluster-scoped resources, which means they do not belong to any namespace. In Kubernetes, some objects exist at the cluster level rather than inside namespaces. A Node represents a physical or virtual machine that is part of the cluster and provides resources (CPU, memory, storage) for running Pods, so it must be visible to the entire cluster. A </w:t>
-      </w:r>
-      <w:proofErr w:type="spellStart"/>
-      <w:r>
-        <w:rPr>
-          <w:rFonts w:asciiTheme="majorBidi" w:hAnsiTheme="majorBidi" w:cstheme="majorBidi"/>
-          <w:b/>
-          <w:bCs/>
-          <w:i/>
-          <w:iCs/>
-          <w:sz w:val="28"/>
-          <w:szCs w:val="28"/>
-        </w:rPr>
-        <w:t>PersistentVolume</w:t>
-      </w:r>
-      <w:proofErr w:type="spellEnd"/>
-      <w:r>
-        <w:rPr>
-          <w:rFonts w:asciiTheme="majorBidi" w:hAnsiTheme="majorBidi" w:cstheme="majorBidi"/>
-          <w:sz w:val="28"/>
-          <w:szCs w:val="28"/>
-        </w:rPr>
-        <w:t xml:space="preserve"> (</w:t>
-      </w:r>
-      <w:r>
-        <w:rPr>
-          <w:rFonts w:asciiTheme="majorBidi" w:hAnsiTheme="majorBidi" w:cstheme="majorBidi"/>
-          <w:b/>
-          <w:bCs/>
-          <w:i/>
-          <w:iCs/>
-          <w:sz w:val="28"/>
-          <w:szCs w:val="28"/>
-        </w:rPr>
-        <w:t>PV</w:t>
-      </w:r>
-      <w:r>
-        <w:rPr>
-          <w:rFonts w:asciiTheme="majorBidi" w:hAnsiTheme="majorBidi" w:cstheme="majorBidi"/>
-          <w:sz w:val="28"/>
-          <w:szCs w:val="28"/>
-        </w:rPr>
-        <w:t xml:space="preserve">) is also available cluster-wide so that any namespace can request storage through a </w:t>
-      </w:r>
-      <w:proofErr w:type="spellStart"/>
-      <w:r>
-        <w:rPr>
-          <w:rFonts w:asciiTheme="majorBidi" w:hAnsiTheme="majorBidi" w:cstheme="majorBidi"/>
-          <w:b/>
-          <w:bCs/>
-          <w:i/>
-          <w:iCs/>
-          <w:sz w:val="28"/>
-          <w:szCs w:val="28"/>
-        </w:rPr>
-        <w:t>PersistentVolumeClaim</w:t>
-      </w:r>
-      <w:proofErr w:type="spellEnd"/>
-      <w:r>
-        <w:rPr>
-          <w:rFonts w:asciiTheme="majorBidi" w:hAnsiTheme="majorBidi" w:cstheme="majorBidi"/>
-          <w:sz w:val="28"/>
-          <w:szCs w:val="28"/>
-        </w:rPr>
-        <w:t xml:space="preserve"> (</w:t>
-      </w:r>
-      <w:r>
-        <w:rPr>
-          <w:rFonts w:asciiTheme="majorBidi" w:hAnsiTheme="majorBidi" w:cstheme="majorBidi"/>
-          <w:b/>
-          <w:bCs/>
-          <w:i/>
-          <w:iCs/>
-          <w:sz w:val="28"/>
-          <w:szCs w:val="28"/>
-        </w:rPr>
-        <w:t>PVC</w:t>
-      </w:r>
-      <w:r>
-        <w:rPr>
-          <w:rFonts w:asciiTheme="majorBidi" w:hAnsiTheme="majorBidi" w:cstheme="majorBidi"/>
-          <w:sz w:val="28"/>
-          <w:szCs w:val="28"/>
-        </w:rPr>
-        <w:t>). Because these resources serve the whole cluster rather than a single logical environment, Kubernetes defines them as non‑</w:t>
-      </w:r>
-      <w:proofErr w:type="spellStart"/>
-      <w:r>
-        <w:rPr>
-          <w:rFonts w:asciiTheme="majorBidi" w:hAnsiTheme="majorBidi" w:cstheme="majorBidi"/>
-          <w:sz w:val="28"/>
-          <w:szCs w:val="28"/>
-        </w:rPr>
-        <w:t>namespaced</w:t>
-      </w:r>
-      <w:proofErr w:type="spellEnd"/>
-      <w:r>
-        <w:rPr>
-          <w:rFonts w:asciiTheme="majorBidi" w:hAnsiTheme="majorBidi" w:cstheme="majorBidi"/>
-          <w:sz w:val="28"/>
-          <w:szCs w:val="28"/>
-        </w:rPr>
-        <w:t xml:space="preserve"> objects.</w:t>
-      </w:r>
-    </w:p>
-    <w:p>
-      <w:pPr>
-        <w:spacing w:after="60"/>
-        <w:jc w:val="both"/>
-        <w:rPr>
-          <w:rFonts w:asciiTheme="majorBidi" w:hAnsiTheme="majorBidi" w:cstheme="majorBidi"/>
-          <w:b/>
-          <w:bCs/>
-          <w:sz w:val="32"/>
-          <w:szCs w:val="32"/>
-        </w:rPr>
-      </w:pPr>
-      <w:proofErr w:type="spellStart"/>
-      <w:r>
-        <w:rPr>
-          <w:rFonts w:asciiTheme="majorBidi" w:hAnsiTheme="majorBidi" w:cstheme="majorBidi"/>
-          <w:b/>
-          <w:bCs/>
-          <w:i/>
-          <w:iCs/>
-          <w:sz w:val="32"/>
-          <w:szCs w:val="32"/>
-        </w:rPr>
-        <w:t>kubectl</w:t>
-      </w:r>
-      <w:proofErr w:type="spellEnd"/>
-      <w:r>
-        <w:rPr>
-          <w:rFonts w:asciiTheme="majorBidi" w:hAnsiTheme="majorBidi" w:cstheme="majorBidi"/>
-          <w:b/>
-          <w:bCs/>
-          <w:i/>
-          <w:iCs/>
-          <w:sz w:val="32"/>
-          <w:szCs w:val="32"/>
-        </w:rPr>
-        <w:t xml:space="preserve"> </w:t>
-      </w:r>
-      <w:proofErr w:type="spellStart"/>
-      <w:r>
-        <w:rPr>
-          <w:rFonts w:asciiTheme="majorBidi" w:hAnsiTheme="majorBidi" w:cstheme="majorBidi"/>
-          <w:b/>
-          <w:bCs/>
-          <w:i/>
-          <w:iCs/>
-          <w:sz w:val="32"/>
-          <w:szCs w:val="32"/>
-        </w:rPr>
-        <w:t>api</w:t>
-      </w:r>
-      <w:proofErr w:type="spellEnd"/>
-      <w:r>
-        <w:rPr>
-          <w:rFonts w:asciiTheme="majorBidi" w:hAnsiTheme="majorBidi" w:cstheme="majorBidi"/>
-          <w:b/>
-          <w:bCs/>
-          <w:i/>
-          <w:iCs/>
-          <w:sz w:val="32"/>
-          <w:szCs w:val="32"/>
-        </w:rPr>
-        <w:t>-resources</w:t>
-      </w:r>
-      <w:r>
-        <w:rPr>
-          <w:rFonts w:asciiTheme="majorBidi" w:hAnsiTheme="majorBidi" w:cstheme="majorBidi"/>
-          <w:b/>
-          <w:bCs/>
-          <w:sz w:val="32"/>
-          <w:szCs w:val="32"/>
-        </w:rPr>
-        <w:t xml:space="preserve"> command</w:t>
-      </w:r>
-      <w:r>
-        <w:rPr>
-          <w:rFonts w:asciiTheme="majorBidi" w:hAnsiTheme="majorBidi" w:cstheme="majorBidi"/>
-          <w:b/>
-          <w:bCs/>
-          <w:sz w:val="32"/>
-          <w:szCs w:val="32"/>
-        </w:rPr>
-        <w:t>:</w:t>
-      </w:r>
-    </w:p>
-    <w:p>
-      <w:pPr>
-        <w:spacing w:after="60"/>
-        <w:jc w:val="both"/>
-        <w:rPr>
-          <w:rFonts w:asciiTheme="majorBidi" w:hAnsiTheme="majorBidi" w:cstheme="majorBidi"/>
-          <w:sz w:val="28"/>
-          <w:szCs w:val="28"/>
-        </w:rPr>
-      </w:pPr>
-      <w:proofErr w:type="spellStart"/>
-      <w:r>
-        <w:rPr>
-          <w:rFonts w:asciiTheme="majorBidi" w:hAnsiTheme="majorBidi" w:cstheme="majorBidi"/>
-          <w:b/>
-          <w:bCs/>
-          <w:i/>
-          <w:iCs/>
-          <w:sz w:val="28"/>
-          <w:szCs w:val="28"/>
-        </w:rPr>
-        <w:lastRenderedPageBreak/>
-        <w:t>kubectl</w:t>
-      </w:r>
-      <w:proofErr w:type="spellEnd"/>
-      <w:r>
-        <w:rPr>
-          <w:rFonts w:asciiTheme="majorBidi" w:hAnsiTheme="majorBidi" w:cstheme="majorBidi"/>
-          <w:b/>
-          <w:bCs/>
-          <w:i/>
-          <w:iCs/>
-          <w:sz w:val="28"/>
-          <w:szCs w:val="28"/>
-        </w:rPr>
-        <w:t xml:space="preserve"> </w:t>
-      </w:r>
-      <w:proofErr w:type="spellStart"/>
-      <w:r>
-        <w:rPr>
-          <w:rFonts w:asciiTheme="majorBidi" w:hAnsiTheme="majorBidi" w:cstheme="majorBidi"/>
-          <w:b/>
-          <w:bCs/>
-          <w:i/>
-          <w:iCs/>
-          <w:sz w:val="28"/>
-          <w:szCs w:val="28"/>
-        </w:rPr>
-        <w:t>api</w:t>
-      </w:r>
-      <w:proofErr w:type="spellEnd"/>
-      <w:r>
-        <w:rPr>
-          <w:rFonts w:asciiTheme="majorBidi" w:hAnsiTheme="majorBidi" w:cstheme="majorBidi"/>
-          <w:b/>
-          <w:bCs/>
-          <w:i/>
-          <w:iCs/>
-          <w:sz w:val="28"/>
-          <w:szCs w:val="28"/>
-        </w:rPr>
-        <w:t>-resources</w:t>
-      </w:r>
-      <w:r>
-        <w:rPr>
-          <w:rFonts w:asciiTheme="majorBidi" w:hAnsiTheme="majorBidi" w:cstheme="majorBidi"/>
-          <w:sz w:val="28"/>
-          <w:szCs w:val="28"/>
-        </w:rPr>
-        <w:t xml:space="preserve"> displays the list of all resource types that the Kubernetes API server supports in the cluster.</w:t>
-      </w:r>
-      <w:r>
-        <w:rPr>
-          <w:rFonts w:asciiTheme="majorBidi" w:hAnsiTheme="majorBidi" w:cstheme="majorBidi"/>
-          <w:sz w:val="28"/>
-          <w:szCs w:val="28"/>
-        </w:rPr>
-        <w:t xml:space="preserve"> </w:t>
-      </w:r>
-      <w:r>
-        <w:rPr>
-          <w:rFonts w:asciiTheme="majorBidi" w:hAnsiTheme="majorBidi" w:cstheme="majorBidi"/>
-          <w:sz w:val="28"/>
-          <w:szCs w:val="28"/>
-        </w:rPr>
-        <w:t>It shows information such as:</w:t>
-      </w:r>
-    </w:p>
-    <w:p>
-      <w:pPr>
-        <w:pStyle w:val="ListParagraph"/>
-        <w:numPr>
-          <w:ilvl w:val="0"/>
-          <w:numId w:val="10"/>
-        </w:numPr>
-        <w:ind w:left="360"/>
-        <w:jc w:val="both"/>
-        <w:rPr>
-          <w:rFonts w:asciiTheme="majorBidi" w:hAnsiTheme="majorBidi" w:cstheme="majorBidi"/>
-          <w:sz w:val="28"/>
-          <w:szCs w:val="28"/>
-        </w:rPr>
-      </w:pPr>
-      <w:r>
-        <w:rPr>
-          <w:rFonts w:asciiTheme="majorBidi" w:hAnsiTheme="majorBidi" w:cstheme="majorBidi"/>
-          <w:sz w:val="28"/>
-          <w:szCs w:val="28"/>
-        </w:rPr>
-        <w:t>resource name</w:t>
-      </w:r>
-    </w:p>
-    <w:p>
-      <w:pPr>
-        <w:pStyle w:val="ListParagraph"/>
-        <w:numPr>
-          <w:ilvl w:val="0"/>
-          <w:numId w:val="10"/>
-        </w:numPr>
-        <w:ind w:left="360"/>
-        <w:jc w:val="both"/>
-        <w:rPr>
-          <w:rFonts w:asciiTheme="majorBidi" w:hAnsiTheme="majorBidi" w:cstheme="majorBidi"/>
-          <w:sz w:val="28"/>
-          <w:szCs w:val="28"/>
-        </w:rPr>
-      </w:pPr>
-      <w:r>
-        <w:rPr>
-          <w:rFonts w:asciiTheme="majorBidi" w:hAnsiTheme="majorBidi" w:cstheme="majorBidi"/>
-          <w:sz w:val="28"/>
-          <w:szCs w:val="28"/>
-        </w:rPr>
-        <w:t>short name</w:t>
-      </w:r>
-    </w:p>
-    <w:p>
-      <w:pPr>
-        <w:pStyle w:val="ListParagraph"/>
-        <w:numPr>
-          <w:ilvl w:val="0"/>
-          <w:numId w:val="10"/>
-        </w:numPr>
-        <w:ind w:left="360"/>
-        <w:jc w:val="both"/>
-        <w:rPr>
-          <w:rFonts w:asciiTheme="majorBidi" w:hAnsiTheme="majorBidi" w:cstheme="majorBidi"/>
-          <w:sz w:val="28"/>
-          <w:szCs w:val="28"/>
-        </w:rPr>
-      </w:pPr>
-      <w:r>
-        <w:rPr>
-          <w:rFonts w:asciiTheme="majorBidi" w:hAnsiTheme="majorBidi" w:cstheme="majorBidi"/>
-          <w:sz w:val="28"/>
-          <w:szCs w:val="28"/>
-        </w:rPr>
-        <w:t>API group</w:t>
-      </w:r>
-    </w:p>
-    <w:p>
-      <w:pPr>
-        <w:pStyle w:val="ListParagraph"/>
-        <w:numPr>
-          <w:ilvl w:val="0"/>
-          <w:numId w:val="10"/>
-        </w:numPr>
-        <w:ind w:left="360"/>
-        <w:jc w:val="both"/>
-        <w:rPr>
-          <w:rFonts w:asciiTheme="majorBidi" w:hAnsiTheme="majorBidi" w:cstheme="majorBidi"/>
-          <w:sz w:val="28"/>
-          <w:szCs w:val="28"/>
-        </w:rPr>
-      </w:pPr>
-      <w:r>
-        <w:rPr>
-          <w:rFonts w:asciiTheme="majorBidi" w:hAnsiTheme="majorBidi" w:cstheme="majorBidi"/>
-          <w:sz w:val="28"/>
-          <w:szCs w:val="28"/>
-        </w:rPr>
-        <w:t xml:space="preserve">whether the resource is </w:t>
-      </w:r>
-      <w:proofErr w:type="spellStart"/>
-      <w:r>
-        <w:rPr>
-          <w:rFonts w:asciiTheme="majorBidi" w:hAnsiTheme="majorBidi" w:cstheme="majorBidi"/>
-          <w:sz w:val="28"/>
-          <w:szCs w:val="28"/>
-        </w:rPr>
-        <w:t>namespaced</w:t>
-      </w:r>
-      <w:proofErr w:type="spellEnd"/>
-      <w:r>
-        <w:rPr>
-          <w:rFonts w:asciiTheme="majorBidi" w:hAnsiTheme="majorBidi" w:cstheme="majorBidi"/>
-          <w:sz w:val="28"/>
-          <w:szCs w:val="28"/>
-        </w:rPr>
-        <w:t xml:space="preserve"> or cluster-wide</w:t>
-      </w:r>
-    </w:p>
-    <w:p>
-      <w:pPr>
-        <w:pStyle w:val="ListParagraph"/>
-        <w:numPr>
-          <w:ilvl w:val="0"/>
-          <w:numId w:val="10"/>
-        </w:numPr>
-        <w:spacing w:after="120"/>
-        <w:ind w:left="360"/>
-        <w:jc w:val="both"/>
-        <w:rPr>
-          <w:rFonts w:asciiTheme="majorBidi" w:hAnsiTheme="majorBidi" w:cstheme="majorBidi"/>
-          <w:sz w:val="28"/>
-          <w:szCs w:val="28"/>
-        </w:rPr>
-      </w:pPr>
-      <w:r>
-        <w:rPr>
-          <w:rFonts w:asciiTheme="majorBidi" w:hAnsiTheme="majorBidi" w:cstheme="majorBidi"/>
-          <w:sz w:val="28"/>
-          <w:szCs w:val="28"/>
-        </w:rPr>
-        <w:t>the kind</w:t>
-      </w:r>
-    </w:p>
     <w:p>
       <w:pPr>
         <w:spacing w:after="80"/>
@@ -2948,7 +220,7 @@
           </mc:Choice>
           <mc:Fallback>
             <w:pict>
-              <v:rect w14:anchorId="7B2AAC5C" id="Rectangle 3" o:spid="_x0000_s1028" style="position:absolute;left:0;text-align:left;margin-left:0;margin-top:42pt;width:143.4pt;height:81pt;z-index:251661312;visibility:visible;mso-wrap-style:square;mso-width-percent:0;mso-height-percent:0;mso-wrap-distance-left:9pt;mso-wrap-distance-top:0;mso-wrap-distance-right:9pt;mso-wrap-distance-bottom:0;mso-position-horizontal:left;mso-position-horizontal-relative:margin;mso-position-vertical:absolute;mso-position-vertical-relative:text;mso-width-percent:0;mso-height-percent:0;mso-width-relative:margin;mso-height-relative:margin;v-text-anchor:middle" o:gfxdata="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" fillcolor="black [3200]" strokecolor="black [480]" strokeweight="1pt">
+              <v:rect w14:anchorId="7B2AAC5C" id="Rectangle 3" o:spid="_x0000_s1026" style="position:absolute;left:0;text-align:left;margin-left:0;margin-top:42pt;width:143.4pt;height:81pt;z-index:251661312;visibility:visible;mso-wrap-style:square;mso-width-percent:0;mso-height-percent:0;mso-wrap-distance-left:9pt;mso-wrap-distance-top:0;mso-wrap-distance-right:9pt;mso-wrap-distance-bottom:0;mso-position-horizontal:left;mso-position-horizontal-relative:margin;mso-position-vertical:absolute;mso-position-vertical-relative:text;mso-width-percent:0;mso-height-percent:0;mso-width-relative:margin;mso-height-relative:margin;v-text-anchor:middle" o:gfxdata="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" fillcolor="black [3200]" strokecolor="black [480]" strokeweight="1pt">
                 <v:textbox>
                   <w:txbxContent>
                     <w:p>
@@ -3818,7 +1090,6 @@
           <w:sz w:val="28"/>
           <w:szCs w:val="28"/>
         </w:rPr>
-        <w:lastRenderedPageBreak/>
         <w:t>kubectl</w:t>
       </w:r>
       <w:proofErr w:type="spellEnd"/>
@@ -4421,7 +1692,7 @@
           </mc:Choice>
           <mc:Fallback>
             <w:pict>
-              <v:rect w14:anchorId="5774B543" id="Rectangle 4" o:spid="_x0000_s1029" style="position:absolute;left:0;text-align:left;margin-left:0;margin-top:.8pt;width:279.6pt;height:214.8pt;z-index:251662336;visibility:visible;mso-wrap-style:square;mso-width-percent:0;mso-height-percent:0;mso-wrap-distance-left:9pt;mso-wrap-distance-top:0;mso-wrap-distance-right:9pt;mso-wrap-distance-bottom:0;mso-position-horizontal:left;mso-position-horizontal-relative:margin;mso-position-vertical:absolute;mso-position-vertical-relative:text;mso-width-percent:0;mso-height-percent:0;mso-width-relative:margin;mso-height-relative:margin;v-text-anchor:middle" o:gfxdata="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" fillcolor="black [3200]" strokecolor="black [480]" strokeweight="1pt">
+              <v:rect w14:anchorId="5774B543" id="Rectangle 4" o:spid="_x0000_s1027" style="position:absolute;left:0;text-align:left;margin-left:0;margin-top:.8pt;width:279.6pt;height:214.8pt;z-index:251662336;visibility:visible;mso-wrap-style:square;mso-width-percent:0;mso-height-percent:0;mso-wrap-distance-left:9pt;mso-wrap-distance-top:0;mso-wrap-distance-right:9pt;mso-wrap-distance-bottom:0;mso-position-horizontal:left;mso-position-horizontal-relative:margin;mso-position-vertical:absolute;mso-position-vertical-relative:text;mso-width-percent:0;mso-height-percent:0;mso-width-relative:margin;mso-height-relative:margin;v-text-anchor:middle" o:gfxdata="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" fillcolor="black [3200]" strokecolor="black [480]" strokeweight="1pt">
                 <v:textbox>
                   <w:txbxContent>
                     <w:p>
@@ -5057,7 +2328,7 @@
           </mc:Choice>
           <mc:Fallback>
             <w:pict>
-              <v:rect w14:anchorId="42FA36C3" id="Rectangle 5" o:spid="_x0000_s1030" style="position:absolute;left:0;text-align:left;margin-left:0;margin-top:24.45pt;width:97.8pt;height:45.6pt;z-index:251663360;visibility:visible;mso-wrap-style:square;mso-width-percent:0;mso-height-percent:0;mso-wrap-distance-left:9pt;mso-wrap-distance-top:0;mso-wrap-distance-right:9pt;mso-wrap-distance-bottom:0;mso-position-horizontal:left;mso-position-horizontal-relative:margin;mso-position-vertical:absolute;mso-position-vertical-relative:text;mso-width-percent:0;mso-height-percent:0;mso-width-relative:margin;mso-height-relative:margin;v-text-anchor:middle" o:gfxdata="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" fillcolor="black [3200]" strokecolor="black [480]" strokeweight="1pt">
+              <v:rect w14:anchorId="42FA36C3" id="Rectangle 5" o:spid="_x0000_s1028" style="position:absolute;left:0;text-align:left;margin-left:0;margin-top:24.45pt;width:97.8pt;height:45.6pt;z-index:251663360;visibility:visible;mso-wrap-style:square;mso-width-percent:0;mso-height-percent:0;mso-wrap-distance-left:9pt;mso-wrap-distance-top:0;mso-wrap-distance-right:9pt;mso-wrap-distance-bottom:0;mso-position-horizontal:left;mso-position-horizontal-relative:margin;mso-position-vertical:absolute;mso-position-vertical-relative:text;mso-width-percent:0;mso-height-percent:0;mso-width-relative:margin;mso-height-relative:margin;v-text-anchor:middle" o:gfxdata="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" fillcolor="black [3200]" strokecolor="black [480]" strokeweight="1pt">
                 <v:textbox>
                   <w:txbxContent>
                     <w:p>
@@ -5420,7 +2691,7 @@
           </mc:Choice>
           <mc:Fallback>
             <w:pict>
-              <v:rect w14:anchorId="1C1D569A" id="Rectangle 6" o:spid="_x0000_s1031" style="position:absolute;left:0;text-align:left;margin-left:0;margin-top:61.2pt;width:403.2pt;height:83.4pt;z-index:251664384;visibility:visible;mso-wrap-style:square;mso-width-percent:0;mso-height-percent:0;mso-wrap-distance-left:9pt;mso-wrap-distance-top:0;mso-wrap-distance-right:9pt;mso-wrap-distance-bottom:0;mso-position-horizontal:left;mso-position-horizontal-relative:margin;mso-position-vertical:absolute;mso-position-vertical-relative:text;mso-width-percent:0;mso-height-percent:0;mso-width-relative:margin;mso-height-relative:margin;v-text-anchor:middle" o:gfxdata="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" fillcolor="black [3200]" strokecolor="black [480]" strokeweight="1pt">
+              <v:rect w14:anchorId="1C1D569A" id="Rectangle 6" o:spid="_x0000_s1029" style="position:absolute;left:0;text-align:left;margin-left:0;margin-top:61.2pt;width:403.2pt;height:83.4pt;z-index:251664384;visibility:visible;mso-wrap-style:square;mso-width-percent:0;mso-height-percent:0;mso-wrap-distance-left:9pt;mso-wrap-distance-top:0;mso-wrap-distance-right:9pt;mso-wrap-distance-bottom:0;mso-position-horizontal:left;mso-position-horizontal-relative:margin;mso-position-vertical:absolute;mso-position-vertical-relative:text;mso-width-percent:0;mso-height-percent:0;mso-width-relative:margin;mso-height-relative:margin;v-text-anchor:middle" o:gfxdata="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" fillcolor="black [3200]" strokecolor="black [480]" strokeweight="1pt">
                 <v:textbox>
                   <w:txbxContent>
                     <w:p>
@@ -5801,7 +3072,6 @@
           <w:sz w:val="28"/>
           <w:szCs w:val="28"/>
         </w:rPr>
-        <w:lastRenderedPageBreak/>
         <w:t>For example, CI/CD systems, monitoring tools, and Kubernetes extensions often store information in annotations.</w:t>
       </w:r>
     </w:p>
@@ -5950,6 +3220,7 @@
           <w:szCs w:val="28"/>
           <w:u w:val="single"/>
         </w:rPr>
+        <w:lastRenderedPageBreak/>
         <mc:AlternateContent>
           <mc:Choice Requires="wps">
             <w:drawing>
@@ -6377,7 +3648,7 @@
           </mc:Choice>
           <mc:Fallback>
             <w:pict>
-              <v:rect w14:anchorId="56DCF595" id="Rectangle 7" o:spid="_x0000_s1032" style="position:absolute;left:0;text-align:left;margin-left:0;margin-top:22.55pt;width:364.2pt;height:249pt;z-index:251665408;visibility:visible;mso-wrap-style:square;mso-width-percent:0;mso-height-percent:0;mso-wrap-distance-left:9pt;mso-wrap-distance-top:0;mso-wrap-distance-right:9pt;mso-wrap-distance-bottom:0;mso-position-horizontal:left;mso-position-horizontal-relative:margin;mso-position-vertical:absolute;mso-position-vertical-relative:text;mso-width-percent:0;mso-height-percent:0;mso-width-relative:margin;mso-height-relative:margin;v-text-anchor:middle" o:gfxdata="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" fillcolor="black [3200]" strokecolor="black [480]" strokeweight="1pt">
+              <v:rect w14:anchorId="56DCF595" id="Rectangle 7" o:spid="_x0000_s1030" style="position:absolute;left:0;text-align:left;margin-left:0;margin-top:22.55pt;width:364.2pt;height:249pt;z-index:251665408;visibility:visible;mso-wrap-style:square;mso-width-percent:0;mso-height-percent:0;mso-wrap-distance-left:9pt;mso-wrap-distance-top:0;mso-wrap-distance-right:9pt;mso-wrap-distance-bottom:0;mso-position-horizontal:left;mso-position-horizontal-relative:margin;mso-position-vertical:absolute;mso-position-vertical-relative:text;mso-width-percent:0;mso-height-percent:0;mso-width-relative:margin;mso-height-relative:margin;v-text-anchor:middle" o:gfxdata="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" fillcolor="black [3200]" strokecolor="black [480]" strokeweight="1pt">
                 <v:textbox>
                   <w:txbxContent>
                     <w:p>
@@ -7320,7 +4591,7 @@
           </mc:Choice>
           <mc:Fallback>
             <w:pict>
-              <v:rect w14:anchorId="58D3485D" id="Rectangle 8" o:spid="_x0000_s1033" style="position:absolute;left:0;text-align:left;margin-left:0;margin-top:21.9pt;width:269.4pt;height:119.4pt;z-index:251666432;visibility:visible;mso-wrap-style:square;mso-width-percent:0;mso-height-percent:0;mso-wrap-distance-left:9pt;mso-wrap-distance-top:0;mso-wrap-distance-right:9pt;mso-wrap-distance-bottom:0;mso-position-horizontal:left;mso-position-horizontal-relative:margin;mso-position-vertical:absolute;mso-position-vertical-relative:text;mso-width-percent:0;mso-height-percent:0;mso-width-relative:margin;mso-height-relative:margin;v-text-anchor:middle" o:gfxdata="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" fillcolor="black [3200]" strokecolor="black [480]" strokeweight="1pt">
+              <v:rect w14:anchorId="58D3485D" id="Rectangle 8" o:spid="_x0000_s1031" style="position:absolute;left:0;text-align:left;margin-left:0;margin-top:21.9pt;width:269.4pt;height:119.4pt;z-index:251666432;visibility:visible;mso-wrap-style:square;mso-width-percent:0;mso-height-percent:0;mso-wrap-distance-left:9pt;mso-wrap-distance-top:0;mso-wrap-distance-right:9pt;mso-wrap-distance-bottom:0;mso-position-horizontal:left;mso-position-horizontal-relative:margin;mso-position-vertical:absolute;mso-position-vertical-relative:text;mso-width-percent:0;mso-height-percent:0;mso-width-relative:margin;mso-height-relative:margin;v-text-anchor:middle" o:gfxdata="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" fillcolor="black [3200]" strokecolor="black [480]" strokeweight="1pt">
                 <v:textbox>
                   <w:txbxContent>
                     <w:p>
@@ -7568,7 +4839,6 @@
           <w:sz w:val="28"/>
           <w:szCs w:val="28"/>
         </w:rPr>
-        <w:lastRenderedPageBreak/>
         <w:t>Here</w:t>
       </w:r>
       <w:r>
@@ -7647,6 +4917,7 @@
           <w:sz w:val="28"/>
           <w:szCs w:val="28"/>
         </w:rPr>
+        <w:lastRenderedPageBreak/>
         <w:t>In other words, annotations work like optional attributes attached to a resource. They provide additional information that external systems or applications may interpret. Kubernetes itself usually does not enforce or process these annotations unless a component is specifically designed to use them.</w:t>
       </w:r>
     </w:p>
@@ -7843,16 +5114,7 @@
           <w:sz w:val="28"/>
           <w:szCs w:val="28"/>
         </w:rPr>
-        <w:t xml:space="preserve">Another reason Pods exist is to support situations where multiple containers must run closely together and depend on each other. When containers are tightly coupled and must share the same environment, they are placed in the same Pod. Containers in a Pod share the same network (IP address and ports) and can also share storage volumes, which makes communication and coordination between them very easy. Because of this, related containers </w:t>
-      </w:r>
-      <w:r>
-        <w:rPr>
-          <w:rFonts w:asciiTheme="majorBidi" w:hAnsiTheme="majorBidi" w:cstheme="majorBidi"/>
-          <w:sz w:val="28"/>
-          <w:szCs w:val="28"/>
-        </w:rPr>
-        <w:lastRenderedPageBreak/>
-        <w:t>that form a single functional unit are grouped into one Pod rather than being deployed separately.</w:t>
+        <w:t>Another reason Pods exist is to support situations where multiple containers must run closely together and depend on each other. When containers are tightly coupled and must share the same environment, they are placed in the same Pod. Containers in a Pod share the same network (IP address and ports) and can also share storage volumes, which makes communication and coordination between them very easy. Because of this, related containers that form a single functional unit are grouped into one Pod rather than being deployed separately.</w:t>
       </w:r>
     </w:p>
     <w:p>
@@ -7970,6 +5232,7 @@
           <w:sz w:val="28"/>
           <w:szCs w:val="28"/>
         </w:rPr>
+        <w:lastRenderedPageBreak/>
         <w:t>A main application container</w:t>
       </w:r>
       <w:r>
@@ -8879,7 +6142,7 @@
           </mc:Choice>
           <mc:Fallback>
             <w:pict>
-              <v:rect w14:anchorId="352A97F6" id="Rectangle 10" o:spid="_x0000_s1034" style="position:absolute;left:0;text-align:left;margin-left:0;margin-top:22.1pt;width:172.2pt;height:155.4pt;z-index:251669504;visibility:visible;mso-wrap-style:square;mso-width-percent:0;mso-height-percent:0;mso-wrap-distance-left:9pt;mso-wrap-distance-top:0;mso-wrap-distance-right:9pt;mso-wrap-distance-bottom:0;mso-position-horizontal:left;mso-position-horizontal-relative:margin;mso-position-vertical:absolute;mso-position-vertical-relative:text;mso-width-percent:0;mso-height-percent:0;mso-width-relative:margin;mso-height-relative:margin;v-text-anchor:middle" o:gfxdata="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" fillcolor="black [3200]" strokecolor="black [480]" strokeweight="1pt">
+              <v:rect w14:anchorId="352A97F6" id="Rectangle 10" o:spid="_x0000_s1032" style="position:absolute;left:0;text-align:left;margin-left:0;margin-top:22.1pt;width:172.2pt;height:155.4pt;z-index:251669504;visibility:visible;mso-wrap-style:square;mso-width-percent:0;mso-height-percent:0;mso-wrap-distance-left:9pt;mso-wrap-distance-top:0;mso-wrap-distance-right:9pt;mso-wrap-distance-bottom:0;mso-position-horizontal:left;mso-position-horizontal-relative:margin;mso-position-vertical:absolute;mso-position-vertical-relative:text;mso-width-percent:0;mso-height-percent:0;mso-width-relative:margin;mso-height-relative:margin;v-text-anchor:middle" o:gfxdata="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" fillcolor="black [3200]" strokecolor="black [480]" strokeweight="1pt">
                 <v:textbox>
                   <w:txbxContent>
                     <w:p>
@@ -9534,7 +6797,7 @@
           </mc:Choice>
           <mc:Fallback>
             <w:pict>
-              <v:rect w14:anchorId="23A63E90" id="_x0000_s1035" style="position:absolute;left:0;text-align:left;margin-left:0;margin-top:.6pt;width:172.2pt;height:82.8pt;z-index:251681792;visibility:visible;mso-wrap-style:square;mso-width-percent:0;mso-height-percent:0;mso-wrap-distance-left:9pt;mso-wrap-distance-top:0;mso-wrap-distance-right:9pt;mso-wrap-distance-bottom:0;mso-position-horizontal:left;mso-position-horizontal-relative:margin;mso-position-vertical:absolute;mso-position-vertical-relative:text;mso-width-percent:0;mso-height-percent:0;mso-width-relative:margin;mso-height-relative:margin;v-text-anchor:middle" o:gfxdata="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" fillcolor="black [3200]" strokecolor="black [480]" strokeweight="1pt">
+              <v:rect w14:anchorId="23A63E90" id="_x0000_s1033" style="position:absolute;left:0;text-align:left;margin-left:0;margin-top:.6pt;width:172.2pt;height:82.8pt;z-index:251681792;visibility:visible;mso-wrap-style:square;mso-width-percent:0;mso-height-percent:0;mso-wrap-distance-left:9pt;mso-wrap-distance-top:0;mso-wrap-distance-right:9pt;mso-wrap-distance-bottom:0;mso-position-horizontal:left;mso-position-horizontal-relative:margin;mso-position-vertical:absolute;mso-position-vertical-relative:text;mso-width-percent:0;mso-height-percent:0;mso-width-relative:margin;mso-height-relative:margin;v-text-anchor:middle" o:gfxdata="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" fillcolor="black [3200]" strokecolor="black [480]" strokeweight="1pt">
                 <v:textbox>
                   <w:txbxContent>
                     <w:p>
@@ -10087,16 +7350,7 @@
           <w:sz w:val="28"/>
           <w:szCs w:val="28"/>
         </w:rPr>
-        <w:t xml:space="preserve">For these reasons, Kubernetes best practice is to separate independent services into different Pods and connect them using Services and networking. Multi-container Pods are reserved for cases </w:t>
-      </w:r>
-      <w:r>
-        <w:rPr>
-          <w:rFonts w:asciiTheme="majorBidi" w:hAnsiTheme="majorBidi" w:cstheme="majorBidi"/>
-          <w:sz w:val="28"/>
-          <w:szCs w:val="28"/>
-        </w:rPr>
-        <w:lastRenderedPageBreak/>
-        <w:t>where containers are tightly coupled and must operate together, such as a main application container and a logging or proxy sidecar container.</w:t>
+        <w:t>For these reasons, Kubernetes best practice is to separate independent services into different Pods and connect them using Services and networking. Multi-container Pods are reserved for cases where containers are tightly coupled and must operate together, such as a main application container and a logging or proxy sidecar container.</w:t>
       </w:r>
     </w:p>
     <w:p>
@@ -10247,6 +7501,7 @@
           <w:sz w:val="28"/>
           <w:szCs w:val="28"/>
         </w:rPr>
+        <w:lastRenderedPageBreak/>
         <w:t>Purpose of Init Containers:</w:t>
       </w:r>
     </w:p>
@@ -10640,7 +7895,6 @@
           <w:sz w:val="28"/>
           <w:szCs w:val="28"/>
         </w:rPr>
-        <w:lastRenderedPageBreak/>
         <w:t>Difference Between Init Containers and App Containers</w:t>
       </w:r>
       <w:r>
@@ -11076,6 +8330,7 @@
                 <w:sz w:val="28"/>
                 <w:szCs w:val="28"/>
               </w:rPr>
+              <w:lastRenderedPageBreak/>
               <w:t>Lifespan</w:t>
             </w:r>
           </w:p>
@@ -11839,7 +9094,7 @@
           </mc:Choice>
           <mc:Fallback>
             <w:pict>
-              <v:rect w14:anchorId="53FBABE8" id="Rectangle 11" o:spid="_x0000_s1036" style="position:absolute;left:0;text-align:left;margin-left:0;margin-top:23.2pt;width:390.6pt;height:230.4pt;z-index:251670528;visibility:visible;mso-wrap-style:square;mso-width-percent:0;mso-height-percent:0;mso-wrap-distance-left:9pt;mso-wrap-distance-top:0;mso-wrap-distance-right:9pt;mso-wrap-distance-bottom:0;mso-position-horizontal:left;mso-position-horizontal-relative:margin;mso-position-vertical:absolute;mso-position-vertical-relative:text;mso-width-percent:0;mso-height-percent:0;mso-width-relative:margin;mso-height-relative:margin;v-text-anchor:middle" o:gfxdata="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" fillcolor="black [3200]" strokecolor="black [480]" strokeweight="1pt">
+              <v:rect w14:anchorId="53FBABE8" id="Rectangle 11" o:spid="_x0000_s1034" style="position:absolute;left:0;text-align:left;margin-left:0;margin-top:23.2pt;width:390.6pt;height:230.4pt;z-index:251670528;visibility:visible;mso-wrap-style:square;mso-width-percent:0;mso-height-percent:0;mso-wrap-distance-left:9pt;mso-wrap-distance-top:0;mso-wrap-distance-right:9pt;mso-wrap-distance-bottom:0;mso-position-horizontal:left;mso-position-horizontal-relative:margin;mso-position-vertical:absolute;mso-position-vertical-relative:text;mso-width-percent:0;mso-height-percent:0;mso-width-relative:margin;mso-height-relative:margin;v-text-anchor:middle" o:gfxdata="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" fillcolor="black [3200]" strokecolor="black [480]" strokeweight="1pt">
                 <v:textbox>
                   <w:txbxContent>
                     <w:p>
@@ -12857,7 +10112,6 @@
           <w:sz w:val="28"/>
           <w:szCs w:val="28"/>
         </w:rPr>
-        <w:lastRenderedPageBreak/>
         <w:t xml:space="preserve">The Pod lifecycle describes the sequence of states a Pod goes through from the moment it is created until it is terminated. The lifecycle of a Pod is managed by Kubernetes components such as the </w:t>
       </w:r>
       <w:proofErr w:type="spellStart"/>
@@ -12967,7 +10221,16 @@
           <w:sz w:val="28"/>
           <w:szCs w:val="28"/>
         </w:rPr>
-        <w:t xml:space="preserve"> on that node receives the Pod specification and is responsible for creating and managing the containers defined in the Pod.</w:t>
+        <w:t xml:space="preserve"> on that node receives the Pod specification and is responsible for creating and managing the containers defined </w:t>
+      </w:r>
+      <w:r>
+        <w:rPr>
+          <w:rFonts w:asciiTheme="majorBidi" w:hAnsiTheme="majorBidi" w:cstheme="majorBidi"/>
+          <w:sz w:val="28"/>
+          <w:szCs w:val="28"/>
+        </w:rPr>
+        <w:lastRenderedPageBreak/>
+        <w:t>in the Pod.</w:t>
       </w:r>
       <w:r>
         <w:rPr>
@@ -13335,7 +10598,6 @@
           <w:sz w:val="28"/>
           <w:szCs w:val="28"/>
         </w:rPr>
-        <w:lastRenderedPageBreak/>
         <w:drawing>
           <wp:anchor distT="0" distB="0" distL="114300" distR="114300" simplePos="0" relativeHeight="251671552" behindDoc="1" locked="0" layoutInCell="1" allowOverlap="1" wp14:anchorId="4033D3BA" wp14:editId="11353610">
             <wp:simplePos x="0" y="0"/>
@@ -13515,6 +10777,7 @@
           <w:sz w:val="28"/>
           <w:szCs w:val="28"/>
         </w:rPr>
+        <w:lastRenderedPageBreak/>
         <w:t>The container has not started running yet. This can occur while the container image is being pulled or when dependencies are not yet satisfied.</w:t>
       </w:r>
     </w:p>
@@ -14005,7 +11268,6 @@
           <w:sz w:val="36"/>
           <w:szCs w:val="36"/>
         </w:rPr>
-        <w:lastRenderedPageBreak/>
         <w:t>Pod Startup Errors</w:t>
       </w:r>
       <w:r>
@@ -14217,6 +11479,7 @@
           <w:sz w:val="28"/>
           <w:szCs w:val="28"/>
         </w:rPr>
+        <w:lastRenderedPageBreak/>
         <w:t>The image does not exist in the specified registry</w:t>
       </w:r>
     </w:p>
@@ -14699,7 +11962,6 @@
           <w:sz w:val="28"/>
           <w:szCs w:val="28"/>
         </w:rPr>
-        <w:lastRenderedPageBreak/>
         <w:t>Authentication failure to private registry</w:t>
       </w:r>
     </w:p>
@@ -15004,6 +12266,7 @@
           <w:sz w:val="28"/>
           <w:szCs w:val="28"/>
         </w:rPr>
+        <w:lastRenderedPageBreak/>
         <w:t xml:space="preserve">Use </w:t>
       </w:r>
       <w:proofErr w:type="spellStart"/>
@@ -15715,7 +12978,7 @@
           </mc:Choice>
           <mc:Fallback>
             <w:pict>
-              <v:rect w14:anchorId="62CF282D" id="Rectangle 17" o:spid="_x0000_s1037" style="position:absolute;left:0;text-align:left;margin-left:468.4pt;margin-top:24.95pt;width:519.6pt;height:301.2pt;z-index:251677696;visibility:visible;mso-wrap-style:square;mso-width-percent:0;mso-height-percent:0;mso-wrap-distance-left:9pt;mso-wrap-distance-top:0;mso-wrap-distance-right:9pt;mso-wrap-distance-bottom:0;mso-position-horizontal:right;mso-position-horizontal-relative:margin;mso-position-vertical:absolute;mso-position-vertical-relative:text;mso-width-percent:0;mso-height-percent:0;mso-width-relative:margin;mso-height-relative:margin;v-text-anchor:middle" o:gfxdata="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" fillcolor="#555 [2160]" strokecolor="black [3200]" strokeweight=".5pt">
+              <v:rect w14:anchorId="62CF282D" id="Rectangle 17" o:spid="_x0000_s1035" style="position:absolute;left:0;text-align:left;margin-left:468.4pt;margin-top:24.95pt;width:519.6pt;height:301.2pt;z-index:251677696;visibility:visible;mso-wrap-style:square;mso-width-percent:0;mso-height-percent:0;mso-wrap-distance-left:9pt;mso-wrap-distance-top:0;mso-wrap-distance-right:9pt;mso-wrap-distance-bottom:0;mso-position-horizontal:right;mso-position-horizontal-relative:margin;mso-position-vertical:absolute;mso-position-vertical-relative:text;mso-width-percent:0;mso-height-percent:0;mso-width-relative:margin;mso-height-relative:margin;v-text-anchor:middle" o:gfxdata="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" fillcolor="#555 [2160]" strokecolor="black [3200]" strokeweight=".5pt">
                 <v:fill color2="#313131 [2608]" rotate="t" colors="0 #9b9b9b;.5 #8e8e8e;1 #797979" focus="100%" type="gradient">
                   <o:fill v:ext="view" type="gradientUnscaled"/>
                 </v:fill>
@@ -16187,7 +13450,7 @@
           </mc:Choice>
           <mc:Fallback>
             <w:pict>
-              <v:rect w14:anchorId="584C4832" id="_x0000_s1038" style="position:absolute;margin-left:18.6pt;margin-top:.6pt;width:520.8pt;height:216.6pt;z-index:251679744;visibility:visible;mso-wrap-style:square;mso-width-percent:0;mso-height-percent:0;mso-wrap-distance-left:9pt;mso-wrap-distance-top:0;mso-wrap-distance-right:9pt;mso-wrap-distance-bottom:0;mso-position-horizontal:absolute;mso-position-horizontal-relative:margin;mso-position-vertical:absolute;mso-position-vertical-relative:text;mso-width-percent:0;mso-height-percent:0;mso-width-relative:margin;mso-height-relative:margin;v-text-anchor:middle" o:gfxdata="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" fillcolor="#555 [2160]" strokecolor="black [3200]" strokeweight=".5pt">
+              <v:rect w14:anchorId="584C4832" id="_x0000_s1036" style="position:absolute;margin-left:18.6pt;margin-top:.6pt;width:520.8pt;height:216.6pt;z-index:251679744;visibility:visible;mso-wrap-style:square;mso-width-percent:0;mso-height-percent:0;mso-wrap-distance-left:9pt;mso-wrap-distance-top:0;mso-wrap-distance-right:9pt;mso-wrap-distance-bottom:0;mso-position-horizontal:absolute;mso-position-horizontal-relative:margin;mso-position-vertical:absolute;mso-position-vertical-relative:text;mso-width-percent:0;mso-height-percent:0;mso-width-relative:margin;mso-height-relative:margin;v-text-anchor:middle" o:gfxdata="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" fillcolor="#555 [2160]" strokecolor="black [3200]" strokeweight=".5pt">
                 <v:fill color2="#313131 [2608]" rotate="t" colors="0 #9b9b9b;.5 #8e8e8e;1 #797979" focus="100%" type="gradient">
                   <o:fill v:ext="view" type="gradientUnscaled"/>
                 </v:fill>
@@ -16715,7 +13978,6 @@
           <w:sz w:val="28"/>
           <w:szCs w:val="28"/>
         </w:rPr>
-        <w:lastRenderedPageBreak/>
         <w:t>A Pod in the Pending state has been accepted by the API server but has not yet been scheduled or cannot start.</w:t>
       </w:r>
     </w:p>
@@ -17015,6 +14277,7 @@
           <w:sz w:val="28"/>
           <w:szCs w:val="28"/>
         </w:rPr>
+        <w:lastRenderedPageBreak/>
         <w:t>Node failure or network partition</w:t>
       </w:r>
     </w:p>
@@ -17492,7 +14755,6 @@
           <w:sz w:val="28"/>
           <w:szCs w:val="28"/>
         </w:rPr>
-        <w:lastRenderedPageBreak/>
         <w:t>Always</w:t>
       </w:r>
       <w:r>
@@ -17890,7 +15152,7 @@
           </mc:Choice>
           <mc:Fallback>
             <w:pict>
-              <v:rect w14:anchorId="57A0EB02" id="Rectangle 13" o:spid="_x0000_s1039" style="position:absolute;left:0;text-align:left;margin-left:0;margin-top:23.5pt;width:179.4pt;height:105.6pt;z-index:251672576;visibility:visible;mso-wrap-style:square;mso-width-percent:0;mso-height-percent:0;mso-wrap-distance-left:9pt;mso-wrap-distance-top:0;mso-wrap-distance-right:9pt;mso-wrap-distance-bottom:0;mso-position-horizontal:left;mso-position-horizontal-relative:margin;mso-position-vertical:absolute;mso-position-vertical-relative:text;mso-width-percent:0;mso-height-percent:0;mso-width-relative:margin;mso-height-relative:margin;v-text-anchor:middle" o:gfxdata="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" fillcolor="black [3200]" strokecolor="black [480]" strokeweight="1pt">
+              <v:rect w14:anchorId="57A0EB02" id="Rectangle 13" o:spid="_x0000_s1037" style="position:absolute;left:0;text-align:left;margin-left:0;margin-top:23.5pt;width:179.4pt;height:105.6pt;z-index:251672576;visibility:visible;mso-wrap-style:square;mso-width-percent:0;mso-height-percent:0;mso-wrap-distance-left:9pt;mso-wrap-distance-top:0;mso-wrap-distance-right:9pt;mso-wrap-distance-bottom:0;mso-position-horizontal:left;mso-position-horizontal-relative:margin;mso-position-vertical:absolute;mso-position-vertical-relative:text;mso-width-percent:0;mso-height-percent:0;mso-width-relative:margin;mso-height-relative:margin;v-text-anchor:middle" o:gfxdata="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" fillcolor="black [3200]" strokecolor="black [480]" strokeweight="1pt">
                 <v:textbox>
                   <w:txbxContent>
                     <w:p>
@@ -18325,7 +15587,7 @@
           </mc:Choice>
           <mc:Fallback>
             <w:pict>
-              <v:rect w14:anchorId="75EE192B" id="_x0000_s1040" style="position:absolute;left:0;text-align:left;margin-left:0;margin-top:.85pt;width:179.4pt;height:85.2pt;z-index:251683840;visibility:visible;mso-wrap-style:square;mso-width-percent:0;mso-height-percent:0;mso-wrap-distance-left:9pt;mso-wrap-distance-top:0;mso-wrap-distance-right:9pt;mso-wrap-distance-bottom:0;mso-position-horizontal:left;mso-position-horizontal-relative:margin;mso-position-vertical:absolute;mso-position-vertical-relative:text;mso-width-percent:0;mso-height-percent:0;mso-width-relative:margin;mso-height-relative:margin;v-text-anchor:middle" o:gfxdata="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" fillcolor="black [3200]" strokecolor="black [480]" strokeweight="1pt">
+              <v:rect w14:anchorId="75EE192B" id="_x0000_s1038" style="position:absolute;left:0;text-align:left;margin-left:0;margin-top:.85pt;width:179.4pt;height:85.2pt;z-index:251683840;visibility:visible;mso-wrap-style:square;mso-width-percent:0;mso-height-percent:0;mso-wrap-distance-left:9pt;mso-wrap-distance-top:0;mso-wrap-distance-right:9pt;mso-wrap-distance-bottom:0;mso-position-horizontal:left;mso-position-horizontal-relative:margin;mso-position-vertical:absolute;mso-position-vertical-relative:text;mso-width-percent:0;mso-height-percent:0;mso-width-relative:margin;mso-height-relative:margin;v-text-anchor:middle" o:gfxdata="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" fillcolor="black [3200]" strokecolor="black [480]" strokeweight="1pt">
                 <v:textbox>
                   <w:txbxContent>
                     <w:p>
@@ -18897,7 +16159,6 @@
           <w:sz w:val="28"/>
           <w:szCs w:val="28"/>
         </w:rPr>
-        <w:lastRenderedPageBreak/>
         <w:t>The lifecycle of a Pod typically follows this sequence:</w:t>
       </w:r>
     </w:p>
@@ -20836,7 +18097,7 @@
           </mc:Choice>
           <mc:Fallback>
             <w:pict>
-              <v:rect w14:anchorId="0E33B7EF" id="_x0000_s1041" style="position:absolute;margin-left:0;margin-top:59.6pt;width:419.4pt;height:658.8pt;z-index:251673600;visibility:visible;mso-wrap-style:square;mso-width-percent:0;mso-height-percent:0;mso-wrap-distance-left:9pt;mso-wrap-distance-top:0;mso-wrap-distance-right:9pt;mso-wrap-distance-bottom:0;mso-position-horizontal:left;mso-position-horizontal-relative:margin;mso-position-vertical:absolute;mso-position-vertical-relative:text;mso-width-percent:0;mso-height-percent:0;mso-width-relative:margin;mso-height-relative:margin;v-text-anchor:middle" o:gfxdata="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" fillcolor="black [3200]" strokecolor="black [480]" strokeweight="1pt">
+              <v:rect w14:anchorId="0E33B7EF" id="_x0000_s1039" style="position:absolute;margin-left:0;margin-top:59.6pt;width:419.4pt;height:658.8pt;z-index:251673600;visibility:visible;mso-wrap-style:square;mso-width-percent:0;mso-height-percent:0;mso-wrap-distance-left:9pt;mso-wrap-distance-top:0;mso-wrap-distance-right:9pt;mso-wrap-distance-bottom:0;mso-position-horizontal:left;mso-position-horizontal-relative:margin;mso-position-vertical:absolute;mso-position-vertical-relative:text;mso-width-percent:0;mso-height-percent:0;mso-width-relative:margin;mso-height-relative:margin;v-text-anchor:middle" o:gfxdata="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" fillcolor="black [3200]" strokecolor="black [480]" strokeweight="1pt">
                 <v:textbox>
                   <w:txbxContent>
                     <w:p>
@@ -24038,7 +21299,7 @@
           </mc:Choice>
           <mc:Fallback>
             <w:pict>
-              <v:rect w14:anchorId="34C1C259" id="Rectangle 14" o:spid="_x0000_s1042" style="position:absolute;margin-left:0;margin-top:-.1pt;width:421.8pt;height:511.2pt;z-index:251674624;visibility:visible;mso-wrap-style:square;mso-width-percent:0;mso-height-percent:0;mso-wrap-distance-left:9pt;mso-wrap-distance-top:0;mso-wrap-distance-right:9pt;mso-wrap-distance-bottom:0;mso-position-horizontal:left;mso-position-horizontal-relative:margin;mso-position-vertical:absolute;mso-position-vertical-relative:text;mso-width-percent:0;mso-height-percent:0;mso-width-relative:margin;mso-height-relative:margin;v-text-anchor:middle" o:gfxdata="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" fillcolor="black [3200]" strokecolor="black [480]" strokeweight="1pt">
+              <v:rect w14:anchorId="34C1C259" id="Rectangle 14" o:spid="_x0000_s1040" style="position:absolute;margin-left:0;margin-top:-.1pt;width:421.8pt;height:511.2pt;z-index:251674624;visibility:visible;mso-wrap-style:square;mso-width-percent:0;mso-height-percent:0;mso-wrap-distance-left:9pt;mso-wrap-distance-top:0;mso-wrap-distance-right:9pt;mso-wrap-distance-bottom:0;mso-position-horizontal:left;mso-position-horizontal-relative:margin;mso-position-vertical:absolute;mso-position-vertical-relative:text;mso-width-percent:0;mso-height-percent:0;mso-width-relative:margin;mso-height-relative:margin;v-text-anchor:middle" o:gfxdata="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" fillcolor="black [3200]" strokecolor="black [480]" strokeweight="1pt">
                 <v:textbox>
                   <w:txbxContent>
                     <w:p>
@@ -26014,6 +23275,7 @@
           <w:sz w:val="28"/>
           <w:szCs w:val="28"/>
         </w:rPr>
+        <w:lastRenderedPageBreak/>
         <w:t>Options:</w:t>
       </w:r>
     </w:p>
@@ -26803,7 +24065,6 @@
           <w:sz w:val="32"/>
           <w:szCs w:val="32"/>
         </w:rPr>
-        <w:lastRenderedPageBreak/>
         <w:t>API Server (Cluster Gateway)</w:t>
       </w:r>
     </w:p>
@@ -27211,6 +24472,7 @@
           <w:sz w:val="28"/>
           <w:szCs w:val="28"/>
         </w:rPr>
+        <w:lastRenderedPageBreak/>
         <w:t>Validation</w:t>
       </w:r>
     </w:p>
@@ -27691,7 +24953,7 @@
           </mc:Choice>
           <mc:Fallback>
             <w:pict>
-              <v:rect w14:anchorId="33FCB20B" id="Rectangle 16" o:spid="_x0000_s1043" style="position:absolute;left:0;text-align:left;margin-left:18pt;margin-top:43.1pt;width:173.4pt;height:83.45pt;z-index:251676672;visibility:visible;mso-wrap-style:square;mso-width-percent:0;mso-height-percent:0;mso-wrap-distance-left:9pt;mso-wrap-distance-top:0;mso-wrap-distance-right:9pt;mso-wrap-distance-bottom:0;mso-position-horizontal:absolute;mso-position-horizontal-relative:text;mso-position-vertical:absolute;mso-position-vertical-relative:text;mso-width-percent:0;mso-height-percent:0;mso-width-relative:margin;mso-height-relative:margin;v-text-anchor:middle" o:gfxdata="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" fillcolor="black [3200]" strokecolor="black [480]" strokeweight="1pt">
+              <v:rect w14:anchorId="33FCB20B" id="Rectangle 16" o:spid="_x0000_s1041" style="position:absolute;left:0;text-align:left;margin-left:18pt;margin-top:43.1pt;width:173.4pt;height:83.45pt;z-index:251676672;visibility:visible;mso-wrap-style:square;mso-width-percent:0;mso-height-percent:0;mso-wrap-distance-left:9pt;mso-wrap-distance-top:0;mso-wrap-distance-right:9pt;mso-wrap-distance-bottom:0;mso-position-horizontal:absolute;mso-position-horizontal-relative:text;mso-position-vertical:absolute;mso-position-vertical-relative:text;mso-width-percent:0;mso-height-percent:0;mso-width-relative:margin;mso-height-relative:margin;v-text-anchor:middle" o:gfxdata="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" fillcolor="black [3200]" strokecolor="black [480]" strokeweight="1pt">
                 <v:textbox>
                   <w:txbxContent>
                     <w:p>
@@ -28011,7 +25273,6 @@
           <w:sz w:val="28"/>
           <w:szCs w:val="28"/>
         </w:rPr>
-        <w:lastRenderedPageBreak/>
         <w:t>nodeName</w:t>
       </w:r>
       <w:proofErr w:type="spellEnd"/>
@@ -28375,6 +25636,7 @@
           <w:sz w:val="28"/>
           <w:szCs w:val="28"/>
         </w:rPr>
+        <w:lastRenderedPageBreak/>
         <w:t>Pod Affinity / Anti‑Affinity</w:t>
       </w:r>
     </w:p>
@@ -29010,7 +26272,6 @@
           <w:sz w:val="28"/>
           <w:szCs w:val="28"/>
         </w:rPr>
-        <w:lastRenderedPageBreak/>
         <w:t>Start container process</w:t>
       </w:r>
     </w:p>

--- a/Kubernetes/concepts/3-objects/3-objects.docx
+++ b/Kubernetes/concepts/3-objects/3-objects.docx
@@ -4,4982 +4,7 @@
   <w:body>
     <w:p>
       <w:pPr>
-        <w:spacing w:after="80"/>
-        <w:jc w:val="both"/>
-        <w:rPr>
-          <w:rFonts w:asciiTheme="majorBidi" w:hAnsiTheme="majorBidi" w:cstheme="majorBidi"/>
-          <w:b/>
-          <w:bCs/>
-          <w:sz w:val="40"/>
-          <w:szCs w:val="40"/>
-        </w:rPr>
-      </w:pPr>
-      <w:r>
-        <w:rPr>
-          <w:rFonts w:asciiTheme="majorBidi" w:hAnsiTheme="majorBidi" w:cstheme="majorBidi"/>
-          <w:b/>
-          <w:bCs/>
-          <w:sz w:val="40"/>
-          <w:szCs w:val="40"/>
-        </w:rPr>
-        <w:t>Labels:</w:t>
-      </w:r>
-    </w:p>
-    <w:p>
-      <w:pPr>
-        <w:jc w:val="both"/>
-        <w:rPr>
-          <w:rFonts w:asciiTheme="majorBidi" w:hAnsiTheme="majorBidi" w:cstheme="majorBidi"/>
-          <w:sz w:val="28"/>
-          <w:szCs w:val="28"/>
-        </w:rPr>
-      </w:pPr>
-      <w:r>
-        <w:rPr>
-          <w:rFonts w:asciiTheme="majorBidi" w:hAnsiTheme="majorBidi" w:cstheme="majorBidi"/>
-          <w:noProof/>
-          <w:sz w:val="28"/>
-          <w:szCs w:val="28"/>
-        </w:rPr>
-        <mc:AlternateContent>
-          <mc:Choice Requires="wps">
-            <w:drawing>
-              <wp:anchor distT="0" distB="0" distL="114300" distR="114300" simplePos="0" relativeHeight="251661312" behindDoc="0" locked="0" layoutInCell="1" allowOverlap="1" wp14:anchorId="7B2AAC5C" wp14:editId="692A1E43">
-                <wp:simplePos x="0" y="0"/>
-                <wp:positionH relativeFrom="margin">
-                  <wp:align>left</wp:align>
-                </wp:positionH>
-                <wp:positionV relativeFrom="paragraph">
-                  <wp:posOffset>533400</wp:posOffset>
-                </wp:positionV>
-                <wp:extent cx="1821180" cy="1028700"/>
-                <wp:effectExtent l="0" t="0" r="26670" b="19050"/>
-                <wp:wrapNone/>
-                <wp:docPr id="625899092" name="Rectangle 3"/>
-                <wp:cNvGraphicFramePr/>
-                <a:graphic xmlns:a="http://schemas.openxmlformats.org/drawingml/2006/main">
-                  <a:graphicData uri="http://schemas.microsoft.com/office/word/2010/wordprocessingShape">
-                    <wps:wsp>
-                      <wps:cNvSpPr/>
-                      <wps:spPr>
-                        <a:xfrm>
-                          <a:off x="0" y="0"/>
-                          <a:ext cx="1821180" cy="1028700"/>
-                        </a:xfrm>
-                        <a:prstGeom prst="rect">
-                          <a:avLst/>
-                        </a:prstGeom>
-                      </wps:spPr>
-                      <wps:style>
-                        <a:lnRef idx="2">
-                          <a:schemeClr val="dk1">
-                            <a:shade val="15000"/>
-                          </a:schemeClr>
-                        </a:lnRef>
-                        <a:fillRef idx="1">
-                          <a:schemeClr val="dk1"/>
-                        </a:fillRef>
-                        <a:effectRef idx="0">
-                          <a:schemeClr val="dk1"/>
-                        </a:effectRef>
-                        <a:fontRef idx="minor">
-                          <a:schemeClr val="lt1"/>
-                        </a:fontRef>
-                      </wps:style>
-                      <wps:txbx>
-                        <w:txbxContent>
-                          <w:p>
-                            <w:pPr>
-                              <w:spacing w:after="0"/>
-                              <w:rPr>
-                                <w:rFonts w:asciiTheme="majorBidi" w:hAnsiTheme="majorBidi" w:cstheme="majorBidi"/>
-                                <w:b/>
-                                <w:bCs/>
-                                <w:i/>
-                                <w:iCs/>
-                                <w:sz w:val="28"/>
-                                <w:szCs w:val="28"/>
-                              </w:rPr>
-                            </w:pPr>
-                            <w:r>
-                              <w:rPr>
-                                <w:rFonts w:asciiTheme="majorBidi" w:hAnsiTheme="majorBidi" w:cstheme="majorBidi"/>
-                                <w:b/>
-                                <w:bCs/>
-                                <w:i/>
-                                <w:iCs/>
-                                <w:sz w:val="28"/>
-                                <w:szCs w:val="28"/>
-                              </w:rPr>
-                              <w:t>metadata:</w:t>
-                            </w:r>
-                          </w:p>
-                          <w:p>
-                            <w:pPr>
-                              <w:spacing w:after="0"/>
-                              <w:rPr>
-                                <w:rFonts w:asciiTheme="majorBidi" w:hAnsiTheme="majorBidi" w:cstheme="majorBidi"/>
-                                <w:b/>
-                                <w:bCs/>
-                                <w:i/>
-                                <w:iCs/>
-                                <w:sz w:val="28"/>
-                                <w:szCs w:val="28"/>
-                              </w:rPr>
-                            </w:pPr>
-                            <w:r>
-                              <w:rPr>
-                                <w:rFonts w:asciiTheme="majorBidi" w:hAnsiTheme="majorBidi" w:cstheme="majorBidi"/>
-                                <w:b/>
-                                <w:bCs/>
-                                <w:i/>
-                                <w:iCs/>
-                                <w:sz w:val="28"/>
-                                <w:szCs w:val="28"/>
-                              </w:rPr>
-                              <w:t xml:space="preserve">     labels:</w:t>
-                            </w:r>
-                          </w:p>
-                          <w:p>
-                            <w:pPr>
-                              <w:spacing w:after="0"/>
-                              <w:rPr>
-                                <w:rFonts w:asciiTheme="majorBidi" w:hAnsiTheme="majorBidi" w:cstheme="majorBidi"/>
-                                <w:b/>
-                                <w:bCs/>
-                                <w:i/>
-                                <w:iCs/>
-                                <w:sz w:val="28"/>
-                                <w:szCs w:val="28"/>
-                              </w:rPr>
-                            </w:pPr>
-                            <w:r>
-                              <w:rPr>
-                                <w:rFonts w:asciiTheme="majorBidi" w:hAnsiTheme="majorBidi" w:cstheme="majorBidi"/>
-                                <w:b/>
-                                <w:bCs/>
-                                <w:i/>
-                                <w:iCs/>
-                                <w:sz w:val="28"/>
-                                <w:szCs w:val="28"/>
-                              </w:rPr>
-                              <w:t xml:space="preserve">          app: nginx</w:t>
-                            </w:r>
-                          </w:p>
-                          <w:p>
-                            <w:pPr>
-                              <w:spacing w:after="0"/>
-                              <w:rPr>
-                                <w:rFonts w:asciiTheme="majorBidi" w:hAnsiTheme="majorBidi" w:cstheme="majorBidi"/>
-                                <w:b/>
-                                <w:bCs/>
-                                <w:i/>
-                                <w:iCs/>
-                                <w:sz w:val="28"/>
-                                <w:szCs w:val="28"/>
-                              </w:rPr>
-                            </w:pPr>
-                            <w:r>
-                              <w:rPr>
-                                <w:rFonts w:asciiTheme="majorBidi" w:hAnsiTheme="majorBidi" w:cstheme="majorBidi"/>
-                                <w:b/>
-                                <w:bCs/>
-                                <w:i/>
-                                <w:iCs/>
-                                <w:sz w:val="28"/>
-                                <w:szCs w:val="28"/>
-                              </w:rPr>
-                              <w:t xml:space="preserve">          env: production</w:t>
-                            </w:r>
-                          </w:p>
-                          <w:p>
-                            <w:pPr>
-                              <w:spacing w:after="0"/>
-                              <w:jc w:val="center"/>
-                            </w:pPr>
-                          </w:p>
-                        </w:txbxContent>
-                      </wps:txbx>
-                      <wps:bodyPr rot="0" spcFirstLastPara="0" vertOverflow="overflow" horzOverflow="overflow" vert="horz" wrap="square" lIns="91440" tIns="45720" rIns="91440" bIns="45720" numCol="1" spcCol="0" rtlCol="0" fromWordArt="0" anchor="ctr" anchorCtr="0" forceAA="0" compatLnSpc="1">
-                        <a:prstTxWarp prst="textNoShape">
-                          <a:avLst/>
-                        </a:prstTxWarp>
-                        <a:noAutofit/>
-                      </wps:bodyPr>
-                    </wps:wsp>
-                  </a:graphicData>
-                </a:graphic>
-                <wp14:sizeRelH relativeFrom="margin">
-                  <wp14:pctWidth>0</wp14:pctWidth>
-                </wp14:sizeRelH>
-                <wp14:sizeRelV relativeFrom="margin">
-                  <wp14:pctHeight>0</wp14:pctHeight>
-                </wp14:sizeRelV>
-              </wp:anchor>
-            </w:drawing>
-          </mc:Choice>
-          <mc:Fallback>
-            <w:pict>
-              <v:rect w14:anchorId="7B2AAC5C" id="Rectangle 3" o:spid="_x0000_s1026" style="position:absolute;left:0;text-align:left;margin-left:0;margin-top:42pt;width:143.4pt;height:81pt;z-index:251661312;visibility:visible;mso-wrap-style:square;mso-width-percent:0;mso-height-percent:0;mso-wrap-distance-left:9pt;mso-wrap-distance-top:0;mso-wrap-distance-right:9pt;mso-wrap-distance-bottom:0;mso-position-horizontal:left;mso-position-horizontal-relative:margin;mso-position-vertical:absolute;mso-position-vertical-relative:text;mso-width-percent:0;mso-height-percent:0;mso-width-relative:margin;mso-height-relative:margin;v-text-anchor:middle" o:gfxdata="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" fillcolor="black [3200]" strokecolor="black [480]" strokeweight="1pt">
-                <v:textbox>
-                  <w:txbxContent>
-                    <w:p>
-                      <w:pPr>
-                        <w:spacing w:after="0"/>
-                        <w:rPr>
-                          <w:rFonts w:asciiTheme="majorBidi" w:hAnsiTheme="majorBidi" w:cstheme="majorBidi"/>
-                          <w:b/>
-                          <w:bCs/>
-                          <w:i/>
-                          <w:iCs/>
-                          <w:sz w:val="28"/>
-                          <w:szCs w:val="28"/>
-                        </w:rPr>
-                      </w:pPr>
-                      <w:r>
-                        <w:rPr>
-                          <w:rFonts w:asciiTheme="majorBidi" w:hAnsiTheme="majorBidi" w:cstheme="majorBidi"/>
-                          <w:b/>
-                          <w:bCs/>
-                          <w:i/>
-                          <w:iCs/>
-                          <w:sz w:val="28"/>
-                          <w:szCs w:val="28"/>
-                        </w:rPr>
-                        <w:t>metadata:</w:t>
-                      </w:r>
-                    </w:p>
-                    <w:p>
-                      <w:pPr>
-                        <w:spacing w:after="0"/>
-                        <w:rPr>
-                          <w:rFonts w:asciiTheme="majorBidi" w:hAnsiTheme="majorBidi" w:cstheme="majorBidi"/>
-                          <w:b/>
-                          <w:bCs/>
-                          <w:i/>
-                          <w:iCs/>
-                          <w:sz w:val="28"/>
-                          <w:szCs w:val="28"/>
-                        </w:rPr>
-                      </w:pPr>
-                      <w:r>
-                        <w:rPr>
-                          <w:rFonts w:asciiTheme="majorBidi" w:hAnsiTheme="majorBidi" w:cstheme="majorBidi"/>
-                          <w:b/>
-                          <w:bCs/>
-                          <w:i/>
-                          <w:iCs/>
-                          <w:sz w:val="28"/>
-                          <w:szCs w:val="28"/>
-                        </w:rPr>
-                        <w:t xml:space="preserve">     labels:</w:t>
-                      </w:r>
-                    </w:p>
-                    <w:p>
-                      <w:pPr>
-                        <w:spacing w:after="0"/>
-                        <w:rPr>
-                          <w:rFonts w:asciiTheme="majorBidi" w:hAnsiTheme="majorBidi" w:cstheme="majorBidi"/>
-                          <w:b/>
-                          <w:bCs/>
-                          <w:i/>
-                          <w:iCs/>
-                          <w:sz w:val="28"/>
-                          <w:szCs w:val="28"/>
-                        </w:rPr>
-                      </w:pPr>
-                      <w:r>
-                        <w:rPr>
-                          <w:rFonts w:asciiTheme="majorBidi" w:hAnsiTheme="majorBidi" w:cstheme="majorBidi"/>
-                          <w:b/>
-                          <w:bCs/>
-                          <w:i/>
-                          <w:iCs/>
-                          <w:sz w:val="28"/>
-                          <w:szCs w:val="28"/>
-                        </w:rPr>
-                        <w:t xml:space="preserve">          app: nginx</w:t>
-                      </w:r>
-                    </w:p>
-                    <w:p>
-                      <w:pPr>
-                        <w:spacing w:after="0"/>
-                        <w:rPr>
-                          <w:rFonts w:asciiTheme="majorBidi" w:hAnsiTheme="majorBidi" w:cstheme="majorBidi"/>
-                          <w:b/>
-                          <w:bCs/>
-                          <w:i/>
-                          <w:iCs/>
-                          <w:sz w:val="28"/>
-                          <w:szCs w:val="28"/>
-                        </w:rPr>
-                      </w:pPr>
-                      <w:r>
-                        <w:rPr>
-                          <w:rFonts w:asciiTheme="majorBidi" w:hAnsiTheme="majorBidi" w:cstheme="majorBidi"/>
-                          <w:b/>
-                          <w:bCs/>
-                          <w:i/>
-                          <w:iCs/>
-                          <w:sz w:val="28"/>
-                          <w:szCs w:val="28"/>
-                        </w:rPr>
-                        <w:t xml:space="preserve">          env: production</w:t>
-                      </w:r>
-                    </w:p>
-                    <w:p>
-                      <w:pPr>
-                        <w:spacing w:after="0"/>
-                        <w:jc w:val="center"/>
-                      </w:pPr>
-                    </w:p>
-                  </w:txbxContent>
-                </v:textbox>
-                <w10:wrap anchorx="margin"/>
-              </v:rect>
-            </w:pict>
-          </mc:Fallback>
-        </mc:AlternateContent>
-      </w:r>
-      <w:r>
-        <w:rPr>
-          <w:rFonts w:asciiTheme="majorBidi" w:hAnsiTheme="majorBidi" w:cstheme="majorBidi"/>
-          <w:sz w:val="28"/>
-          <w:szCs w:val="28"/>
-        </w:rPr>
-        <w:t>Labels are key–value pairs attached to Kubernetes objects (like Pods, Services, Deployments, etc.) that provide identifying metadata used for organization, selection, and grouping.</w:t>
-      </w:r>
-      <w:r>
-        <w:rPr>
-          <w:rFonts w:asciiTheme="majorBidi" w:hAnsiTheme="majorBidi" w:cstheme="majorBidi"/>
-          <w:sz w:val="28"/>
-          <w:szCs w:val="28"/>
-        </w:rPr>
-        <w:t xml:space="preserve"> </w:t>
-      </w:r>
-      <w:r>
-        <w:rPr>
-          <w:rFonts w:asciiTheme="majorBidi" w:hAnsiTheme="majorBidi" w:cstheme="majorBidi"/>
-          <w:sz w:val="28"/>
-          <w:szCs w:val="28"/>
-        </w:rPr>
-        <w:t>Example:</w:t>
-      </w:r>
-    </w:p>
-    <w:p>
-      <w:pPr>
-        <w:jc w:val="both"/>
-        <w:rPr>
-          <w:rFonts w:asciiTheme="majorBidi" w:hAnsiTheme="majorBidi" w:cstheme="majorBidi"/>
-          <w:sz w:val="28"/>
-          <w:szCs w:val="28"/>
-        </w:rPr>
-      </w:pPr>
-    </w:p>
-    <w:p>
-      <w:pPr>
-        <w:jc w:val="both"/>
-        <w:rPr>
-          <w:rFonts w:asciiTheme="majorBidi" w:hAnsiTheme="majorBidi" w:cstheme="majorBidi"/>
-          <w:sz w:val="28"/>
-          <w:szCs w:val="28"/>
-        </w:rPr>
-      </w:pPr>
-    </w:p>
-    <w:p>
-      <w:pPr>
-        <w:jc w:val="both"/>
-        <w:rPr>
-          <w:rFonts w:asciiTheme="majorBidi" w:hAnsiTheme="majorBidi" w:cstheme="majorBidi"/>
-          <w:sz w:val="28"/>
-          <w:szCs w:val="28"/>
-        </w:rPr>
-      </w:pPr>
-    </w:p>
-    <w:p>
-      <w:pPr>
-        <w:spacing w:after="120"/>
-        <w:jc w:val="both"/>
-        <w:rPr>
-          <w:rFonts w:asciiTheme="majorBidi" w:hAnsiTheme="majorBidi" w:cstheme="majorBidi"/>
-          <w:sz w:val="28"/>
-          <w:szCs w:val="28"/>
-        </w:rPr>
-      </w:pPr>
-      <w:r>
-        <w:rPr>
-          <w:rFonts w:asciiTheme="majorBidi" w:hAnsiTheme="majorBidi" w:cstheme="majorBidi"/>
-          <w:sz w:val="28"/>
-          <w:szCs w:val="28"/>
-        </w:rPr>
-        <w:t xml:space="preserve">Labels are stored under the object’s metadata field. They don’t affect an object’s behavior directly </w:t>
-      </w:r>
-      <w:r>
-        <w:rPr>
-          <w:rFonts w:asciiTheme="majorBidi" w:hAnsiTheme="majorBidi" w:cstheme="majorBidi"/>
-          <w:sz w:val="28"/>
-          <w:szCs w:val="28"/>
-        </w:rPr>
-        <w:t>-</w:t>
-      </w:r>
-      <w:r>
-        <w:rPr>
-          <w:rFonts w:asciiTheme="majorBidi" w:hAnsiTheme="majorBidi" w:cstheme="majorBidi"/>
-          <w:sz w:val="28"/>
-          <w:szCs w:val="28"/>
-        </w:rPr>
-        <w:t xml:space="preserve"> instead, they allow other components or tools to query and operate on sets of objects based on these labels.</w:t>
-      </w:r>
-    </w:p>
-    <w:p>
-      <w:pPr>
-        <w:spacing w:after="80"/>
-        <w:jc w:val="both"/>
-        <w:rPr>
-          <w:rFonts w:asciiTheme="majorBidi" w:hAnsiTheme="majorBidi" w:cstheme="majorBidi"/>
-          <w:b/>
-          <w:bCs/>
-          <w:sz w:val="28"/>
-          <w:szCs w:val="28"/>
-        </w:rPr>
-      </w:pPr>
-      <w:r>
-        <w:rPr>
-          <w:rFonts w:asciiTheme="majorBidi" w:hAnsiTheme="majorBidi" w:cstheme="majorBidi"/>
-          <w:b/>
-          <w:bCs/>
-          <w:sz w:val="28"/>
-          <w:szCs w:val="28"/>
-        </w:rPr>
-        <w:t>Purpose and Use</w:t>
-      </w:r>
-    </w:p>
-    <w:p>
-      <w:pPr>
-        <w:spacing w:after="60"/>
-        <w:jc w:val="both"/>
-        <w:rPr>
-          <w:rFonts w:asciiTheme="majorBidi" w:hAnsiTheme="majorBidi" w:cstheme="majorBidi"/>
-          <w:sz w:val="28"/>
-          <w:szCs w:val="28"/>
-        </w:rPr>
-      </w:pPr>
-      <w:r>
-        <w:rPr>
-          <w:rFonts w:asciiTheme="majorBidi" w:hAnsiTheme="majorBidi" w:cstheme="majorBidi"/>
-          <w:sz w:val="28"/>
-          <w:szCs w:val="28"/>
-        </w:rPr>
-        <w:t>Labels are the foundation of grouping and selecting resources dynamically. They let you:</w:t>
-      </w:r>
-    </w:p>
-    <w:p>
-      <w:pPr>
-        <w:pStyle w:val="ListParagraph"/>
-        <w:numPr>
-          <w:ilvl w:val="0"/>
-          <w:numId w:val="11"/>
-        </w:numPr>
-        <w:ind w:left="360"/>
-        <w:jc w:val="both"/>
-        <w:rPr>
-          <w:rFonts w:asciiTheme="majorBidi" w:hAnsiTheme="majorBidi" w:cstheme="majorBidi"/>
-          <w:sz w:val="28"/>
-          <w:szCs w:val="28"/>
-        </w:rPr>
-      </w:pPr>
-      <w:r>
-        <w:rPr>
-          <w:rFonts w:asciiTheme="majorBidi" w:hAnsiTheme="majorBidi" w:cstheme="majorBidi"/>
-          <w:sz w:val="28"/>
-          <w:szCs w:val="28"/>
-        </w:rPr>
-        <w:t>Organize resources (e.g., group by app, team, environment).</w:t>
-      </w:r>
-    </w:p>
-    <w:p>
-      <w:pPr>
-        <w:pStyle w:val="ListParagraph"/>
-        <w:numPr>
-          <w:ilvl w:val="0"/>
-          <w:numId w:val="11"/>
-        </w:numPr>
-        <w:ind w:left="360"/>
-        <w:jc w:val="both"/>
-        <w:rPr>
-          <w:rFonts w:asciiTheme="majorBidi" w:hAnsiTheme="majorBidi" w:cstheme="majorBidi"/>
-          <w:sz w:val="28"/>
-          <w:szCs w:val="28"/>
-        </w:rPr>
-      </w:pPr>
-      <w:r>
-        <w:rPr>
-          <w:rFonts w:asciiTheme="majorBidi" w:hAnsiTheme="majorBidi" w:cstheme="majorBidi"/>
-          <w:sz w:val="28"/>
-          <w:szCs w:val="28"/>
-        </w:rPr>
-        <w:t>Target objects for operations (e.g., a Service selects Pods via labels).</w:t>
-      </w:r>
-    </w:p>
-    <w:p>
-      <w:pPr>
-        <w:pStyle w:val="ListParagraph"/>
-        <w:numPr>
-          <w:ilvl w:val="0"/>
-          <w:numId w:val="11"/>
-        </w:numPr>
-        <w:ind w:left="360"/>
-        <w:jc w:val="both"/>
-        <w:rPr>
-          <w:rFonts w:asciiTheme="majorBidi" w:hAnsiTheme="majorBidi" w:cstheme="majorBidi"/>
-          <w:sz w:val="28"/>
-          <w:szCs w:val="28"/>
-        </w:rPr>
-      </w:pPr>
-      <w:r>
-        <w:rPr>
-          <w:rFonts w:asciiTheme="majorBidi" w:hAnsiTheme="majorBidi" w:cstheme="majorBidi"/>
-          <w:sz w:val="28"/>
-          <w:szCs w:val="28"/>
-        </w:rPr>
-        <w:t>Manage versions or releases, such as version: v1, version: v2.</w:t>
-      </w:r>
-    </w:p>
-    <w:p>
-      <w:pPr>
-        <w:pStyle w:val="ListParagraph"/>
-        <w:numPr>
-          <w:ilvl w:val="0"/>
-          <w:numId w:val="11"/>
-        </w:numPr>
-        <w:spacing w:after="120"/>
-        <w:ind w:left="360"/>
-        <w:jc w:val="both"/>
-        <w:rPr>
-          <w:rFonts w:asciiTheme="majorBidi" w:hAnsiTheme="majorBidi" w:cstheme="majorBidi"/>
-          <w:sz w:val="28"/>
-          <w:szCs w:val="28"/>
-        </w:rPr>
-      </w:pPr>
-      <w:r>
-        <w:rPr>
-          <w:rFonts w:asciiTheme="majorBidi" w:hAnsiTheme="majorBidi" w:cstheme="majorBidi"/>
-          <w:sz w:val="28"/>
-          <w:szCs w:val="28"/>
-        </w:rPr>
-        <w:t>Facilitate automation and monitoring with selectors.</w:t>
-      </w:r>
-    </w:p>
-    <w:p>
-      <w:pPr>
-        <w:spacing w:after="60"/>
-        <w:jc w:val="both"/>
-        <w:rPr>
-          <w:rFonts w:asciiTheme="majorBidi" w:hAnsiTheme="majorBidi" w:cstheme="majorBidi"/>
-          <w:b/>
-          <w:bCs/>
-          <w:sz w:val="28"/>
-          <w:szCs w:val="28"/>
-        </w:rPr>
-      </w:pPr>
-      <w:r>
-        <w:rPr>
-          <w:rFonts w:asciiTheme="majorBidi" w:hAnsiTheme="majorBidi" w:cstheme="majorBidi"/>
-          <w:b/>
-          <w:bCs/>
-          <w:sz w:val="28"/>
-          <w:szCs w:val="28"/>
-        </w:rPr>
-        <w:t>Label Selectors</w:t>
-      </w:r>
-      <w:r>
-        <w:rPr>
-          <w:rFonts w:asciiTheme="majorBidi" w:hAnsiTheme="majorBidi" w:cstheme="majorBidi"/>
-          <w:b/>
-          <w:bCs/>
-          <w:sz w:val="28"/>
-          <w:szCs w:val="28"/>
-        </w:rPr>
-        <w:t>:</w:t>
-      </w:r>
-    </w:p>
-    <w:p>
-      <w:pPr>
-        <w:spacing w:after="60"/>
-        <w:jc w:val="both"/>
-        <w:rPr>
-          <w:rFonts w:asciiTheme="majorBidi" w:hAnsiTheme="majorBidi" w:cstheme="majorBidi"/>
-          <w:sz w:val="28"/>
-          <w:szCs w:val="28"/>
-        </w:rPr>
-      </w:pPr>
-      <w:r>
-        <w:rPr>
-          <w:rFonts w:asciiTheme="majorBidi" w:hAnsiTheme="majorBidi" w:cstheme="majorBidi"/>
-          <w:sz w:val="28"/>
-          <w:szCs w:val="28"/>
-        </w:rPr>
-        <w:t>Selectors let you filter resources by labels. They are used extensively in:</w:t>
-      </w:r>
-    </w:p>
-    <w:p>
-      <w:pPr>
-        <w:pStyle w:val="ListParagraph"/>
-        <w:numPr>
-          <w:ilvl w:val="0"/>
-          <w:numId w:val="12"/>
-        </w:numPr>
-        <w:ind w:left="360"/>
-        <w:jc w:val="both"/>
-        <w:rPr>
-          <w:rFonts w:asciiTheme="majorBidi" w:hAnsiTheme="majorBidi" w:cstheme="majorBidi"/>
-          <w:sz w:val="28"/>
-          <w:szCs w:val="28"/>
-        </w:rPr>
-      </w:pPr>
-      <w:r>
-        <w:rPr>
-          <w:rFonts w:asciiTheme="majorBidi" w:hAnsiTheme="majorBidi" w:cstheme="majorBidi"/>
-          <w:sz w:val="28"/>
-          <w:szCs w:val="28"/>
-        </w:rPr>
-        <w:t xml:space="preserve">Services </w:t>
-      </w:r>
-      <w:r>
-        <w:rPr>
-          <w:rFonts w:asciiTheme="majorBidi" w:hAnsiTheme="majorBidi" w:cstheme="majorBidi"/>
-          <w:sz w:val="28"/>
-          <w:szCs w:val="28"/>
-        </w:rPr>
-        <w:t xml:space="preserve">→ </w:t>
-      </w:r>
-      <w:r>
-        <w:rPr>
-          <w:rFonts w:asciiTheme="majorBidi" w:hAnsiTheme="majorBidi" w:cstheme="majorBidi"/>
-          <w:sz w:val="28"/>
-          <w:szCs w:val="28"/>
-        </w:rPr>
-        <w:t>select Pods to route traffic to</w:t>
-      </w:r>
-    </w:p>
-    <w:p>
-      <w:pPr>
-        <w:pStyle w:val="ListParagraph"/>
-        <w:numPr>
-          <w:ilvl w:val="0"/>
-          <w:numId w:val="12"/>
-        </w:numPr>
-        <w:ind w:left="360"/>
-        <w:jc w:val="both"/>
-        <w:rPr>
-          <w:rFonts w:asciiTheme="majorBidi" w:hAnsiTheme="majorBidi" w:cstheme="majorBidi"/>
-          <w:sz w:val="28"/>
-          <w:szCs w:val="28"/>
-        </w:rPr>
-      </w:pPr>
-      <w:r>
-        <w:rPr>
-          <w:rFonts w:asciiTheme="majorBidi" w:hAnsiTheme="majorBidi" w:cstheme="majorBidi"/>
-          <w:sz w:val="28"/>
-          <w:szCs w:val="28"/>
-        </w:rPr>
-        <w:t xml:space="preserve">Deployments and </w:t>
-      </w:r>
-      <w:proofErr w:type="spellStart"/>
-      <w:r>
-        <w:rPr>
-          <w:rFonts w:asciiTheme="majorBidi" w:hAnsiTheme="majorBidi" w:cstheme="majorBidi"/>
-          <w:sz w:val="28"/>
-          <w:szCs w:val="28"/>
-        </w:rPr>
-        <w:t>ReplicaSets</w:t>
-      </w:r>
-      <w:proofErr w:type="spellEnd"/>
-      <w:r>
-        <w:rPr>
-          <w:rFonts w:asciiTheme="majorBidi" w:hAnsiTheme="majorBidi" w:cstheme="majorBidi"/>
-          <w:sz w:val="28"/>
-          <w:szCs w:val="28"/>
-        </w:rPr>
-        <w:t xml:space="preserve"> </w:t>
-      </w:r>
-      <w:r>
-        <w:rPr>
-          <w:rFonts w:asciiTheme="majorBidi" w:hAnsiTheme="majorBidi" w:cstheme="majorBidi"/>
-          <w:sz w:val="28"/>
-          <w:szCs w:val="28"/>
-        </w:rPr>
-        <w:t xml:space="preserve">→ </w:t>
-      </w:r>
-      <w:r>
-        <w:rPr>
-          <w:rFonts w:asciiTheme="majorBidi" w:hAnsiTheme="majorBidi" w:cstheme="majorBidi"/>
-          <w:sz w:val="28"/>
-          <w:szCs w:val="28"/>
-        </w:rPr>
-        <w:t>manage Pods belonging to them</w:t>
-      </w:r>
-    </w:p>
-    <w:p>
-      <w:pPr>
-        <w:pStyle w:val="ListParagraph"/>
-        <w:numPr>
-          <w:ilvl w:val="0"/>
-          <w:numId w:val="12"/>
-        </w:numPr>
-        <w:spacing w:after="120"/>
-        <w:ind w:left="360"/>
-        <w:jc w:val="both"/>
-        <w:rPr>
-          <w:rFonts w:asciiTheme="majorBidi" w:hAnsiTheme="majorBidi" w:cstheme="majorBidi"/>
-          <w:sz w:val="28"/>
-          <w:szCs w:val="28"/>
-        </w:rPr>
-      </w:pPr>
-      <w:proofErr w:type="spellStart"/>
-      <w:r>
-        <w:rPr>
-          <w:rFonts w:asciiTheme="majorBidi" w:hAnsiTheme="majorBidi" w:cstheme="majorBidi"/>
-          <w:sz w:val="28"/>
-          <w:szCs w:val="28"/>
-        </w:rPr>
-        <w:t>kubectl</w:t>
-      </w:r>
-      <w:proofErr w:type="spellEnd"/>
-      <w:r>
-        <w:rPr>
-          <w:rFonts w:asciiTheme="majorBidi" w:hAnsiTheme="majorBidi" w:cstheme="majorBidi"/>
-          <w:sz w:val="28"/>
-          <w:szCs w:val="28"/>
-        </w:rPr>
-        <w:t xml:space="preserve"> </w:t>
-      </w:r>
-      <w:r>
-        <w:rPr>
-          <w:rFonts w:asciiTheme="majorBidi" w:hAnsiTheme="majorBidi" w:cstheme="majorBidi"/>
-          <w:sz w:val="28"/>
-          <w:szCs w:val="28"/>
-        </w:rPr>
-        <w:t xml:space="preserve">→ </w:t>
-      </w:r>
-      <w:r>
-        <w:rPr>
-          <w:rFonts w:asciiTheme="majorBidi" w:hAnsiTheme="majorBidi" w:cstheme="majorBidi"/>
-          <w:sz w:val="28"/>
-          <w:szCs w:val="28"/>
-        </w:rPr>
-        <w:t>filter objects from the API</w:t>
-      </w:r>
-    </w:p>
-    <w:p>
-      <w:pPr>
-        <w:spacing w:after="60"/>
-        <w:jc w:val="both"/>
-        <w:rPr>
-          <w:rFonts w:asciiTheme="majorBidi" w:hAnsiTheme="majorBidi" w:cstheme="majorBidi"/>
-          <w:b/>
-          <w:bCs/>
-          <w:sz w:val="28"/>
-          <w:szCs w:val="28"/>
-        </w:rPr>
-      </w:pPr>
-      <w:r>
-        <w:rPr>
-          <w:rFonts w:asciiTheme="majorBidi" w:hAnsiTheme="majorBidi" w:cstheme="majorBidi"/>
-          <w:b/>
-          <w:bCs/>
-          <w:sz w:val="28"/>
-          <w:szCs w:val="28"/>
-        </w:rPr>
-        <w:t>Two types:</w:t>
-      </w:r>
-    </w:p>
-    <w:p>
-      <w:pPr>
-        <w:pStyle w:val="ListParagraph"/>
-        <w:numPr>
-          <w:ilvl w:val="0"/>
-          <w:numId w:val="13"/>
-        </w:numPr>
-        <w:spacing w:after="0"/>
-        <w:ind w:left="360"/>
-        <w:jc w:val="both"/>
-        <w:rPr>
-          <w:rFonts w:asciiTheme="majorBidi" w:hAnsiTheme="majorBidi" w:cstheme="majorBidi"/>
-          <w:sz w:val="28"/>
-          <w:szCs w:val="28"/>
-        </w:rPr>
-      </w:pPr>
-      <w:r>
-        <w:rPr>
-          <w:rFonts w:asciiTheme="majorBidi" w:hAnsiTheme="majorBidi" w:cstheme="majorBidi"/>
-          <w:sz w:val="28"/>
-          <w:szCs w:val="28"/>
-        </w:rPr>
-        <w:t>Equality-based selectors</w:t>
-      </w:r>
-      <w:r>
-        <w:rPr>
-          <w:rFonts w:asciiTheme="majorBidi" w:hAnsiTheme="majorBidi" w:cstheme="majorBidi"/>
-          <w:sz w:val="28"/>
-          <w:szCs w:val="28"/>
-        </w:rPr>
-        <w:t xml:space="preserve"> </w:t>
-      </w:r>
-      <w:r>
-        <w:rPr>
-          <w:rFonts w:asciiTheme="majorBidi" w:hAnsiTheme="majorBidi" w:cstheme="majorBidi"/>
-          <w:sz w:val="28"/>
-          <w:szCs w:val="28"/>
-        </w:rPr>
-        <w:t xml:space="preserve">→ </w:t>
-      </w:r>
-      <w:r>
-        <w:rPr>
-          <w:rFonts w:asciiTheme="majorBidi" w:hAnsiTheme="majorBidi" w:cstheme="majorBidi"/>
-          <w:sz w:val="28"/>
-          <w:szCs w:val="28"/>
-        </w:rPr>
-        <w:t>Select by exact match or inequality:</w:t>
-      </w:r>
-    </w:p>
-    <w:p>
-      <w:pPr>
-        <w:spacing w:after="0"/>
-        <w:ind w:left="360"/>
-        <w:jc w:val="both"/>
-        <w:rPr>
-          <w:rFonts w:asciiTheme="majorBidi" w:hAnsiTheme="majorBidi" w:cstheme="majorBidi"/>
-          <w:b/>
-          <w:bCs/>
-          <w:i/>
-          <w:iCs/>
-          <w:sz w:val="28"/>
-          <w:szCs w:val="28"/>
-        </w:rPr>
-      </w:pPr>
-      <w:proofErr w:type="spellStart"/>
-      <w:r>
-        <w:rPr>
-          <w:rFonts w:asciiTheme="majorBidi" w:hAnsiTheme="majorBidi" w:cstheme="majorBidi"/>
-          <w:b/>
-          <w:bCs/>
-          <w:i/>
-          <w:iCs/>
-          <w:sz w:val="28"/>
-          <w:szCs w:val="28"/>
-        </w:rPr>
-        <w:t>kubectl</w:t>
-      </w:r>
-      <w:proofErr w:type="spellEnd"/>
-      <w:r>
-        <w:rPr>
-          <w:rFonts w:asciiTheme="majorBidi" w:hAnsiTheme="majorBidi" w:cstheme="majorBidi"/>
-          <w:b/>
-          <w:bCs/>
-          <w:i/>
-          <w:iCs/>
-          <w:sz w:val="28"/>
-          <w:szCs w:val="28"/>
-        </w:rPr>
-        <w:t xml:space="preserve"> get pods -l app=nginx</w:t>
-      </w:r>
-    </w:p>
-    <w:p>
-      <w:pPr>
         <w:spacing w:after="100"/>
-        <w:ind w:left="360"/>
-        <w:jc w:val="both"/>
-        <w:rPr>
-          <w:rFonts w:asciiTheme="majorBidi" w:hAnsiTheme="majorBidi" w:cstheme="majorBidi"/>
-          <w:b/>
-          <w:bCs/>
-          <w:i/>
-          <w:iCs/>
-          <w:sz w:val="28"/>
-          <w:szCs w:val="28"/>
-        </w:rPr>
-      </w:pPr>
-      <w:proofErr w:type="spellStart"/>
-      <w:r>
-        <w:rPr>
-          <w:rFonts w:asciiTheme="majorBidi" w:hAnsiTheme="majorBidi" w:cstheme="majorBidi"/>
-          <w:b/>
-          <w:bCs/>
-          <w:i/>
-          <w:iCs/>
-          <w:sz w:val="28"/>
-          <w:szCs w:val="28"/>
-        </w:rPr>
-        <w:t>kubectl</w:t>
-      </w:r>
-      <w:proofErr w:type="spellEnd"/>
-      <w:r>
-        <w:rPr>
-          <w:rFonts w:asciiTheme="majorBidi" w:hAnsiTheme="majorBidi" w:cstheme="majorBidi"/>
-          <w:b/>
-          <w:bCs/>
-          <w:i/>
-          <w:iCs/>
-          <w:sz w:val="28"/>
-          <w:szCs w:val="28"/>
-        </w:rPr>
-        <w:t xml:space="preserve"> get pods -l </w:t>
-      </w:r>
-      <w:proofErr w:type="gramStart"/>
-      <w:r>
-        <w:rPr>
-          <w:rFonts w:asciiTheme="majorBidi" w:hAnsiTheme="majorBidi" w:cstheme="majorBidi"/>
-          <w:b/>
-          <w:bCs/>
-          <w:i/>
-          <w:iCs/>
-          <w:sz w:val="28"/>
-          <w:szCs w:val="28"/>
-        </w:rPr>
-        <w:t>env!=</w:t>
-      </w:r>
-      <w:proofErr w:type="gramEnd"/>
-      <w:r>
-        <w:rPr>
-          <w:rFonts w:asciiTheme="majorBidi" w:hAnsiTheme="majorBidi" w:cstheme="majorBidi"/>
-          <w:b/>
-          <w:bCs/>
-          <w:i/>
-          <w:iCs/>
-          <w:sz w:val="28"/>
-          <w:szCs w:val="28"/>
-        </w:rPr>
-        <w:t>prod</w:t>
-      </w:r>
-    </w:p>
-    <w:p>
-      <w:pPr>
-        <w:pStyle w:val="ListParagraph"/>
-        <w:numPr>
-          <w:ilvl w:val="0"/>
-          <w:numId w:val="13"/>
-        </w:numPr>
-        <w:spacing w:after="0"/>
-        <w:ind w:left="360"/>
-        <w:jc w:val="both"/>
-        <w:rPr>
-          <w:rFonts w:asciiTheme="majorBidi" w:hAnsiTheme="majorBidi" w:cstheme="majorBidi"/>
-          <w:sz w:val="28"/>
-          <w:szCs w:val="28"/>
-        </w:rPr>
-      </w:pPr>
-      <w:r>
-        <w:rPr>
-          <w:rFonts w:asciiTheme="majorBidi" w:hAnsiTheme="majorBidi" w:cstheme="majorBidi"/>
-          <w:sz w:val="28"/>
-          <w:szCs w:val="28"/>
-        </w:rPr>
-        <w:t>Set-based selectors</w:t>
-      </w:r>
-      <w:r>
-        <w:rPr>
-          <w:rFonts w:asciiTheme="majorBidi" w:hAnsiTheme="majorBidi" w:cstheme="majorBidi"/>
-          <w:sz w:val="28"/>
-          <w:szCs w:val="28"/>
-        </w:rPr>
-        <w:t xml:space="preserve"> → </w:t>
-      </w:r>
-      <w:r>
-        <w:rPr>
-          <w:rFonts w:asciiTheme="majorBidi" w:hAnsiTheme="majorBidi" w:cstheme="majorBidi"/>
-          <w:sz w:val="28"/>
-          <w:szCs w:val="28"/>
-        </w:rPr>
-        <w:t>Select by membership in a set:</w:t>
-      </w:r>
-    </w:p>
-    <w:p>
-      <w:pPr>
-        <w:spacing w:after="0"/>
-        <w:ind w:left="360"/>
-        <w:jc w:val="both"/>
-        <w:rPr>
-          <w:rFonts w:asciiTheme="majorBidi" w:hAnsiTheme="majorBidi" w:cstheme="majorBidi"/>
-          <w:b/>
-          <w:bCs/>
-          <w:i/>
-          <w:iCs/>
-          <w:sz w:val="28"/>
-          <w:szCs w:val="28"/>
-        </w:rPr>
-      </w:pPr>
-      <w:proofErr w:type="spellStart"/>
-      <w:r>
-        <w:rPr>
-          <w:rFonts w:asciiTheme="majorBidi" w:hAnsiTheme="majorBidi" w:cstheme="majorBidi"/>
-          <w:b/>
-          <w:bCs/>
-          <w:i/>
-          <w:iCs/>
-          <w:sz w:val="28"/>
-          <w:szCs w:val="28"/>
-        </w:rPr>
-        <w:t>kubectl</w:t>
-      </w:r>
-      <w:proofErr w:type="spellEnd"/>
-      <w:r>
-        <w:rPr>
-          <w:rFonts w:asciiTheme="majorBidi" w:hAnsiTheme="majorBidi" w:cstheme="majorBidi"/>
-          <w:b/>
-          <w:bCs/>
-          <w:i/>
-          <w:iCs/>
-          <w:sz w:val="28"/>
-          <w:szCs w:val="28"/>
-        </w:rPr>
-        <w:t xml:space="preserve"> get pods -l 'env in (</w:t>
-      </w:r>
-      <w:proofErr w:type="spellStart"/>
-      <w:proofErr w:type="gramStart"/>
-      <w:r>
-        <w:rPr>
-          <w:rFonts w:asciiTheme="majorBidi" w:hAnsiTheme="majorBidi" w:cstheme="majorBidi"/>
-          <w:b/>
-          <w:bCs/>
-          <w:i/>
-          <w:iCs/>
-          <w:sz w:val="28"/>
-          <w:szCs w:val="28"/>
-        </w:rPr>
-        <w:t>dev,test</w:t>
-      </w:r>
-      <w:proofErr w:type="spellEnd"/>
-      <w:proofErr w:type="gramEnd"/>
-      <w:r>
-        <w:rPr>
-          <w:rFonts w:asciiTheme="majorBidi" w:hAnsiTheme="majorBidi" w:cstheme="majorBidi"/>
-          <w:b/>
-          <w:bCs/>
-          <w:i/>
-          <w:iCs/>
-          <w:sz w:val="28"/>
-          <w:szCs w:val="28"/>
-        </w:rPr>
-        <w:t>)'</w:t>
-      </w:r>
-    </w:p>
-    <w:p>
-      <w:pPr>
-        <w:spacing w:after="120"/>
-        <w:ind w:left="360"/>
-        <w:jc w:val="both"/>
-        <w:rPr>
-          <w:rFonts w:asciiTheme="majorBidi" w:hAnsiTheme="majorBidi" w:cstheme="majorBidi"/>
-          <w:b/>
-          <w:bCs/>
-          <w:i/>
-          <w:iCs/>
-          <w:sz w:val="28"/>
-          <w:szCs w:val="28"/>
-        </w:rPr>
-      </w:pPr>
-      <w:proofErr w:type="spellStart"/>
-      <w:r>
-        <w:rPr>
-          <w:rFonts w:asciiTheme="majorBidi" w:hAnsiTheme="majorBidi" w:cstheme="majorBidi"/>
-          <w:b/>
-          <w:bCs/>
-          <w:i/>
-          <w:iCs/>
-          <w:sz w:val="28"/>
-          <w:szCs w:val="28"/>
-        </w:rPr>
-        <w:t>kubectl</w:t>
-      </w:r>
-      <w:proofErr w:type="spellEnd"/>
-      <w:r>
-        <w:rPr>
-          <w:rFonts w:asciiTheme="majorBidi" w:hAnsiTheme="majorBidi" w:cstheme="majorBidi"/>
-          <w:b/>
-          <w:bCs/>
-          <w:i/>
-          <w:iCs/>
-          <w:sz w:val="28"/>
-          <w:szCs w:val="28"/>
-        </w:rPr>
-        <w:t xml:space="preserve"> get pods -l 'tier </w:t>
-      </w:r>
-      <w:proofErr w:type="spellStart"/>
-      <w:r>
-        <w:rPr>
-          <w:rFonts w:asciiTheme="majorBidi" w:hAnsiTheme="majorBidi" w:cstheme="majorBidi"/>
-          <w:b/>
-          <w:bCs/>
-          <w:i/>
-          <w:iCs/>
-          <w:sz w:val="28"/>
-          <w:szCs w:val="28"/>
-        </w:rPr>
-        <w:t>notin</w:t>
-      </w:r>
-      <w:proofErr w:type="spellEnd"/>
-      <w:r>
-        <w:rPr>
-          <w:rFonts w:asciiTheme="majorBidi" w:hAnsiTheme="majorBidi" w:cstheme="majorBidi"/>
-          <w:b/>
-          <w:bCs/>
-          <w:i/>
-          <w:iCs/>
-          <w:sz w:val="28"/>
-          <w:szCs w:val="28"/>
-        </w:rPr>
-        <w:t xml:space="preserve"> (</w:t>
-      </w:r>
-      <w:proofErr w:type="spellStart"/>
-      <w:proofErr w:type="gramStart"/>
-      <w:r>
-        <w:rPr>
-          <w:rFonts w:asciiTheme="majorBidi" w:hAnsiTheme="majorBidi" w:cstheme="majorBidi"/>
-          <w:b/>
-          <w:bCs/>
-          <w:i/>
-          <w:iCs/>
-          <w:sz w:val="28"/>
-          <w:szCs w:val="28"/>
-        </w:rPr>
-        <w:t>frontend,backend</w:t>
-      </w:r>
-      <w:proofErr w:type="spellEnd"/>
-      <w:proofErr w:type="gramEnd"/>
-      <w:r>
-        <w:rPr>
-          <w:rFonts w:asciiTheme="majorBidi" w:hAnsiTheme="majorBidi" w:cstheme="majorBidi"/>
-          <w:b/>
-          <w:bCs/>
-          <w:i/>
-          <w:iCs/>
-          <w:sz w:val="28"/>
-          <w:szCs w:val="28"/>
-        </w:rPr>
-        <w:t>)'</w:t>
-      </w:r>
-    </w:p>
-    <w:p>
-      <w:pPr>
-        <w:jc w:val="both"/>
-        <w:rPr>
-          <w:rFonts w:asciiTheme="majorBidi" w:hAnsiTheme="majorBidi" w:cstheme="majorBidi"/>
-          <w:b/>
-          <w:bCs/>
-          <w:sz w:val="28"/>
-          <w:szCs w:val="28"/>
-          <w:u w:val="single"/>
-        </w:rPr>
-      </w:pPr>
-      <w:r>
-        <w:rPr>
-          <w:rFonts w:asciiTheme="majorBidi" w:hAnsiTheme="majorBidi" w:cstheme="majorBidi"/>
-          <w:b/>
-          <w:bCs/>
-          <w:sz w:val="28"/>
-          <w:szCs w:val="28"/>
-          <w:u w:val="single"/>
-        </w:rPr>
-        <w:t>Example Manifest with Labels</w:t>
-      </w:r>
-      <w:r>
-        <w:rPr>
-          <w:rFonts w:asciiTheme="majorBidi" w:hAnsiTheme="majorBidi" w:cstheme="majorBidi"/>
-          <w:b/>
-          <w:bCs/>
-          <w:sz w:val="28"/>
-          <w:szCs w:val="28"/>
-          <w:u w:val="single"/>
-        </w:rPr>
-        <w:t>:</w:t>
-      </w:r>
-    </w:p>
-    <w:p>
-      <w:pPr>
-        <w:jc w:val="both"/>
-        <w:rPr>
-          <w:rFonts w:asciiTheme="majorBidi" w:hAnsiTheme="majorBidi" w:cstheme="majorBidi"/>
-          <w:sz w:val="28"/>
-          <w:szCs w:val="28"/>
-        </w:rPr>
-      </w:pPr>
-      <w:r>
-        <w:rPr>
-          <w:rFonts w:asciiTheme="majorBidi" w:hAnsiTheme="majorBidi" w:cstheme="majorBidi"/>
-          <w:noProof/>
-          <w:sz w:val="28"/>
-          <w:szCs w:val="28"/>
-        </w:rPr>
-        <mc:AlternateContent>
-          <mc:Choice Requires="wps">
-            <w:drawing>
-              <wp:anchor distT="0" distB="0" distL="114300" distR="114300" simplePos="0" relativeHeight="251662336" behindDoc="0" locked="0" layoutInCell="1" allowOverlap="1" wp14:anchorId="5774B543" wp14:editId="2EF5B601">
-                <wp:simplePos x="0" y="0"/>
-                <wp:positionH relativeFrom="margin">
-                  <wp:align>left</wp:align>
-                </wp:positionH>
-                <wp:positionV relativeFrom="paragraph">
-                  <wp:posOffset>10160</wp:posOffset>
-                </wp:positionV>
-                <wp:extent cx="3550920" cy="2727960"/>
-                <wp:effectExtent l="0" t="0" r="11430" b="15240"/>
-                <wp:wrapNone/>
-                <wp:docPr id="1864701361" name="Rectangle 4"/>
-                <wp:cNvGraphicFramePr/>
-                <a:graphic xmlns:a="http://schemas.openxmlformats.org/drawingml/2006/main">
-                  <a:graphicData uri="http://schemas.microsoft.com/office/word/2010/wordprocessingShape">
-                    <wps:wsp>
-                      <wps:cNvSpPr/>
-                      <wps:spPr>
-                        <a:xfrm>
-                          <a:off x="0" y="0"/>
-                          <a:ext cx="3550920" cy="2727960"/>
-                        </a:xfrm>
-                        <a:prstGeom prst="rect">
-                          <a:avLst/>
-                        </a:prstGeom>
-                      </wps:spPr>
-                      <wps:style>
-                        <a:lnRef idx="2">
-                          <a:schemeClr val="dk1">
-                            <a:shade val="15000"/>
-                          </a:schemeClr>
-                        </a:lnRef>
-                        <a:fillRef idx="1">
-                          <a:schemeClr val="dk1"/>
-                        </a:fillRef>
-                        <a:effectRef idx="0">
-                          <a:schemeClr val="dk1"/>
-                        </a:effectRef>
-                        <a:fontRef idx="minor">
-                          <a:schemeClr val="lt1"/>
-                        </a:fontRef>
-                      </wps:style>
-                      <wps:txbx>
-                        <w:txbxContent>
-                          <w:p>
-                            <w:pPr>
-                              <w:spacing w:after="0"/>
-                              <w:rPr>
-                                <w:rFonts w:asciiTheme="majorBidi" w:hAnsiTheme="majorBidi" w:cstheme="majorBidi"/>
-                                <w:b/>
-                                <w:bCs/>
-                                <w:i/>
-                                <w:iCs/>
-                                <w:sz w:val="28"/>
-                                <w:szCs w:val="28"/>
-                              </w:rPr>
-                            </w:pPr>
-                            <w:proofErr w:type="spellStart"/>
-                            <w:r>
-                              <w:rPr>
-                                <w:rFonts w:asciiTheme="majorBidi" w:hAnsiTheme="majorBidi" w:cstheme="majorBidi"/>
-                                <w:b/>
-                                <w:bCs/>
-                                <w:i/>
-                                <w:iCs/>
-                                <w:sz w:val="28"/>
-                                <w:szCs w:val="28"/>
-                              </w:rPr>
-                              <w:t>apiVersion</w:t>
-                            </w:r>
-                            <w:proofErr w:type="spellEnd"/>
-                            <w:r>
-                              <w:rPr>
-                                <w:rFonts w:asciiTheme="majorBidi" w:hAnsiTheme="majorBidi" w:cstheme="majorBidi"/>
-                                <w:b/>
-                                <w:bCs/>
-                                <w:i/>
-                                <w:iCs/>
-                                <w:sz w:val="28"/>
-                                <w:szCs w:val="28"/>
-                              </w:rPr>
-                              <w:t>: v1</w:t>
-                            </w:r>
-                          </w:p>
-                          <w:p>
-                            <w:pPr>
-                              <w:spacing w:after="0"/>
-                              <w:rPr>
-                                <w:rFonts w:asciiTheme="majorBidi" w:hAnsiTheme="majorBidi" w:cstheme="majorBidi"/>
-                                <w:b/>
-                                <w:bCs/>
-                                <w:i/>
-                                <w:iCs/>
-                                <w:sz w:val="28"/>
-                                <w:szCs w:val="28"/>
-                              </w:rPr>
-                            </w:pPr>
-                            <w:r>
-                              <w:rPr>
-                                <w:rFonts w:asciiTheme="majorBidi" w:hAnsiTheme="majorBidi" w:cstheme="majorBidi"/>
-                                <w:b/>
-                                <w:bCs/>
-                                <w:i/>
-                                <w:iCs/>
-                                <w:sz w:val="28"/>
-                                <w:szCs w:val="28"/>
-                              </w:rPr>
-                              <w:t>kind: Pod</w:t>
-                            </w:r>
-                          </w:p>
-                          <w:p>
-                            <w:pPr>
-                              <w:spacing w:after="0"/>
-                              <w:rPr>
-                                <w:rFonts w:asciiTheme="majorBidi" w:hAnsiTheme="majorBidi" w:cstheme="majorBidi"/>
-                                <w:b/>
-                                <w:bCs/>
-                                <w:i/>
-                                <w:iCs/>
-                                <w:sz w:val="28"/>
-                                <w:szCs w:val="28"/>
-                              </w:rPr>
-                            </w:pPr>
-                            <w:r>
-                              <w:rPr>
-                                <w:rFonts w:asciiTheme="majorBidi" w:hAnsiTheme="majorBidi" w:cstheme="majorBidi"/>
-                                <w:b/>
-                                <w:bCs/>
-                                <w:i/>
-                                <w:iCs/>
-                                <w:sz w:val="28"/>
-                                <w:szCs w:val="28"/>
-                              </w:rPr>
-                              <w:t>metadata:</w:t>
-                            </w:r>
-                          </w:p>
-                          <w:p>
-                            <w:pPr>
-                              <w:spacing w:after="0"/>
-                              <w:rPr>
-                                <w:rFonts w:asciiTheme="majorBidi" w:hAnsiTheme="majorBidi" w:cstheme="majorBidi"/>
-                                <w:b/>
-                                <w:bCs/>
-                                <w:i/>
-                                <w:iCs/>
-                                <w:sz w:val="28"/>
-                                <w:szCs w:val="28"/>
-                              </w:rPr>
-                            </w:pPr>
-                            <w:r>
-                              <w:rPr>
-                                <w:rFonts w:asciiTheme="majorBidi" w:hAnsiTheme="majorBidi" w:cstheme="majorBidi"/>
-                                <w:b/>
-                                <w:bCs/>
-                                <w:i/>
-                                <w:iCs/>
-                                <w:sz w:val="28"/>
-                                <w:szCs w:val="28"/>
-                              </w:rPr>
-                              <w:t xml:space="preserve">     </w:t>
-                            </w:r>
-                            <w:r>
-                              <w:rPr>
-                                <w:rFonts w:asciiTheme="majorBidi" w:hAnsiTheme="majorBidi" w:cstheme="majorBidi"/>
-                                <w:b/>
-                                <w:bCs/>
-                                <w:i/>
-                                <w:iCs/>
-                                <w:sz w:val="28"/>
-                                <w:szCs w:val="28"/>
-                              </w:rPr>
-                              <w:t>name: nginx-pod</w:t>
-                            </w:r>
-                          </w:p>
-                          <w:p>
-                            <w:pPr>
-                              <w:spacing w:after="0"/>
-                              <w:rPr>
-                                <w:rFonts w:asciiTheme="majorBidi" w:hAnsiTheme="majorBidi" w:cstheme="majorBidi"/>
-                                <w:b/>
-                                <w:bCs/>
-                                <w:i/>
-                                <w:iCs/>
-                                <w:sz w:val="28"/>
-                                <w:szCs w:val="28"/>
-                              </w:rPr>
-                            </w:pPr>
-                            <w:r>
-                              <w:rPr>
-                                <w:rFonts w:asciiTheme="majorBidi" w:hAnsiTheme="majorBidi" w:cstheme="majorBidi"/>
-                                <w:b/>
-                                <w:bCs/>
-                                <w:i/>
-                                <w:iCs/>
-                                <w:sz w:val="28"/>
-                                <w:szCs w:val="28"/>
-                              </w:rPr>
-                              <w:t xml:space="preserve">     </w:t>
-                            </w:r>
-                            <w:r>
-                              <w:rPr>
-                                <w:rFonts w:asciiTheme="majorBidi" w:hAnsiTheme="majorBidi" w:cstheme="majorBidi"/>
-                                <w:b/>
-                                <w:bCs/>
-                                <w:i/>
-                                <w:iCs/>
-                                <w:sz w:val="28"/>
-                                <w:szCs w:val="28"/>
-                              </w:rPr>
-                              <w:t>labels:</w:t>
-                            </w:r>
-                          </w:p>
-                          <w:p>
-                            <w:pPr>
-                              <w:spacing w:after="0"/>
-                              <w:rPr>
-                                <w:rFonts w:asciiTheme="majorBidi" w:hAnsiTheme="majorBidi" w:cstheme="majorBidi"/>
-                                <w:b/>
-                                <w:bCs/>
-                                <w:i/>
-                                <w:iCs/>
-                                <w:sz w:val="28"/>
-                                <w:szCs w:val="28"/>
-                              </w:rPr>
-                            </w:pPr>
-                            <w:r>
-                              <w:rPr>
-                                <w:rFonts w:asciiTheme="majorBidi" w:hAnsiTheme="majorBidi" w:cstheme="majorBidi"/>
-                                <w:b/>
-                                <w:bCs/>
-                                <w:i/>
-                                <w:iCs/>
-                                <w:sz w:val="28"/>
-                                <w:szCs w:val="28"/>
-                              </w:rPr>
-                              <w:t xml:space="preserve">          </w:t>
-                            </w:r>
-                            <w:r>
-                              <w:rPr>
-                                <w:rFonts w:asciiTheme="majorBidi" w:hAnsiTheme="majorBidi" w:cstheme="majorBidi"/>
-                                <w:b/>
-                                <w:bCs/>
-                                <w:i/>
-                                <w:iCs/>
-                                <w:sz w:val="28"/>
-                                <w:szCs w:val="28"/>
-                              </w:rPr>
-                              <w:t>app: nginx</w:t>
-                            </w:r>
-                          </w:p>
-                          <w:p>
-                            <w:pPr>
-                              <w:spacing w:after="0"/>
-                              <w:rPr>
-                                <w:rFonts w:asciiTheme="majorBidi" w:hAnsiTheme="majorBidi" w:cstheme="majorBidi"/>
-                                <w:b/>
-                                <w:bCs/>
-                                <w:i/>
-                                <w:iCs/>
-                                <w:sz w:val="28"/>
-                                <w:szCs w:val="28"/>
-                              </w:rPr>
-                            </w:pPr>
-                            <w:r>
-                              <w:rPr>
-                                <w:rFonts w:asciiTheme="majorBidi" w:hAnsiTheme="majorBidi" w:cstheme="majorBidi"/>
-                                <w:b/>
-                                <w:bCs/>
-                                <w:i/>
-                                <w:iCs/>
-                                <w:sz w:val="28"/>
-                                <w:szCs w:val="28"/>
-                              </w:rPr>
-                              <w:t xml:space="preserve">          </w:t>
-                            </w:r>
-                            <w:r>
-                              <w:rPr>
-                                <w:rFonts w:asciiTheme="majorBidi" w:hAnsiTheme="majorBidi" w:cstheme="majorBidi"/>
-                                <w:b/>
-                                <w:bCs/>
-                                <w:i/>
-                                <w:iCs/>
-                                <w:sz w:val="28"/>
-                                <w:szCs w:val="28"/>
-                              </w:rPr>
-                              <w:t>env: production</w:t>
-                            </w:r>
-                          </w:p>
-                          <w:p>
-                            <w:pPr>
-                              <w:spacing w:after="0"/>
-                              <w:rPr>
-                                <w:rFonts w:asciiTheme="majorBidi" w:hAnsiTheme="majorBidi" w:cstheme="majorBidi"/>
-                                <w:b/>
-                                <w:bCs/>
-                                <w:i/>
-                                <w:iCs/>
-                                <w:sz w:val="28"/>
-                                <w:szCs w:val="28"/>
-                              </w:rPr>
-                            </w:pPr>
-                            <w:r>
-                              <w:rPr>
-                                <w:rFonts w:asciiTheme="majorBidi" w:hAnsiTheme="majorBidi" w:cstheme="majorBidi"/>
-                                <w:b/>
-                                <w:bCs/>
-                                <w:i/>
-                                <w:iCs/>
-                                <w:sz w:val="28"/>
-                                <w:szCs w:val="28"/>
-                              </w:rPr>
-                              <w:t>spec:</w:t>
-                            </w:r>
-                          </w:p>
-                          <w:p>
-                            <w:pPr>
-                              <w:spacing w:after="0"/>
-                              <w:rPr>
-                                <w:rFonts w:asciiTheme="majorBidi" w:hAnsiTheme="majorBidi" w:cstheme="majorBidi"/>
-                                <w:b/>
-                                <w:bCs/>
-                                <w:i/>
-                                <w:iCs/>
-                                <w:sz w:val="28"/>
-                                <w:szCs w:val="28"/>
-                              </w:rPr>
-                            </w:pPr>
-                            <w:r>
-                              <w:rPr>
-                                <w:rFonts w:asciiTheme="majorBidi" w:hAnsiTheme="majorBidi" w:cstheme="majorBidi"/>
-                                <w:b/>
-                                <w:bCs/>
-                                <w:i/>
-                                <w:iCs/>
-                                <w:sz w:val="28"/>
-                                <w:szCs w:val="28"/>
-                              </w:rPr>
-                              <w:t xml:space="preserve">     </w:t>
-                            </w:r>
-                            <w:r>
-                              <w:rPr>
-                                <w:rFonts w:asciiTheme="majorBidi" w:hAnsiTheme="majorBidi" w:cstheme="majorBidi"/>
-                                <w:b/>
-                                <w:bCs/>
-                                <w:i/>
-                                <w:iCs/>
-                                <w:sz w:val="28"/>
-                                <w:szCs w:val="28"/>
-                              </w:rPr>
-                              <w:t>containers:</w:t>
-                            </w:r>
-                          </w:p>
-                          <w:p>
-                            <w:pPr>
-                              <w:spacing w:after="0"/>
-                              <w:rPr>
-                                <w:rFonts w:asciiTheme="majorBidi" w:hAnsiTheme="majorBidi" w:cstheme="majorBidi"/>
-                                <w:b/>
-                                <w:bCs/>
-                                <w:i/>
-                                <w:iCs/>
-                                <w:sz w:val="28"/>
-                                <w:szCs w:val="28"/>
-                              </w:rPr>
-                            </w:pPr>
-                            <w:r>
-                              <w:rPr>
-                                <w:rFonts w:asciiTheme="majorBidi" w:hAnsiTheme="majorBidi" w:cstheme="majorBidi"/>
-                                <w:b/>
-                                <w:bCs/>
-                                <w:i/>
-                                <w:iCs/>
-                                <w:sz w:val="28"/>
-                                <w:szCs w:val="28"/>
-                              </w:rPr>
-                              <w:t xml:space="preserve">          </w:t>
-                            </w:r>
-                            <w:r>
-                              <w:rPr>
-                                <w:rFonts w:asciiTheme="majorBidi" w:hAnsiTheme="majorBidi" w:cstheme="majorBidi"/>
-                                <w:b/>
-                                <w:bCs/>
-                                <w:i/>
-                                <w:iCs/>
-                                <w:sz w:val="28"/>
-                                <w:szCs w:val="28"/>
-                              </w:rPr>
-                              <w:t>- name: nginx</w:t>
-                            </w:r>
-                          </w:p>
-                          <w:p>
-                            <w:pPr>
-                              <w:spacing w:after="0"/>
-                              <w:rPr>
-                                <w:rFonts w:asciiTheme="majorBidi" w:hAnsiTheme="majorBidi" w:cstheme="majorBidi"/>
-                                <w:b/>
-                                <w:bCs/>
-                                <w:i/>
-                                <w:iCs/>
-                                <w:sz w:val="28"/>
-                                <w:szCs w:val="28"/>
-                              </w:rPr>
-                            </w:pPr>
-                            <w:r>
-                              <w:rPr>
-                                <w:rFonts w:asciiTheme="majorBidi" w:hAnsiTheme="majorBidi" w:cstheme="majorBidi"/>
-                                <w:b/>
-                                <w:bCs/>
-                                <w:i/>
-                                <w:iCs/>
-                                <w:sz w:val="28"/>
-                                <w:szCs w:val="28"/>
-                              </w:rPr>
-                              <w:t xml:space="preserve">            </w:t>
-                            </w:r>
-                            <w:r>
-                              <w:rPr>
-                                <w:rFonts w:asciiTheme="majorBidi" w:hAnsiTheme="majorBidi" w:cstheme="majorBidi"/>
-                                <w:b/>
-                                <w:bCs/>
-                                <w:i/>
-                                <w:iCs/>
-                                <w:sz w:val="28"/>
-                                <w:szCs w:val="28"/>
-                              </w:rPr>
-                              <w:t xml:space="preserve">image: </w:t>
-                            </w:r>
-                            <w:proofErr w:type="spellStart"/>
-                            <w:proofErr w:type="gramStart"/>
-                            <w:r>
-                              <w:rPr>
-                                <w:rFonts w:asciiTheme="majorBidi" w:hAnsiTheme="majorBidi" w:cstheme="majorBidi"/>
-                                <w:b/>
-                                <w:bCs/>
-                                <w:i/>
-                                <w:iCs/>
-                                <w:sz w:val="28"/>
-                                <w:szCs w:val="28"/>
-                              </w:rPr>
-                              <w:t>nginx:latest</w:t>
-                            </w:r>
-                            <w:proofErr w:type="spellEnd"/>
-                            <w:proofErr w:type="gramEnd"/>
-                          </w:p>
-                          <w:p>
-                            <w:pPr>
-                              <w:spacing w:after="0"/>
-                              <w:jc w:val="center"/>
-                              <w:rPr>
-                                <w:b/>
-                                <w:bCs/>
-                                <w:i/>
-                                <w:iCs/>
-                              </w:rPr>
-                            </w:pPr>
-                          </w:p>
-                        </w:txbxContent>
-                      </wps:txbx>
-                      <wps:bodyPr rot="0" spcFirstLastPara="0" vertOverflow="overflow" horzOverflow="overflow" vert="horz" wrap="square" lIns="91440" tIns="45720" rIns="91440" bIns="45720" numCol="1" spcCol="0" rtlCol="0" fromWordArt="0" anchor="ctr" anchorCtr="0" forceAA="0" compatLnSpc="1">
-                        <a:prstTxWarp prst="textNoShape">
-                          <a:avLst/>
-                        </a:prstTxWarp>
-                        <a:noAutofit/>
-                      </wps:bodyPr>
-                    </wps:wsp>
-                  </a:graphicData>
-                </a:graphic>
-                <wp14:sizeRelH relativeFrom="margin">
-                  <wp14:pctWidth>0</wp14:pctWidth>
-                </wp14:sizeRelH>
-                <wp14:sizeRelV relativeFrom="margin">
-                  <wp14:pctHeight>0</wp14:pctHeight>
-                </wp14:sizeRelV>
-              </wp:anchor>
-            </w:drawing>
-          </mc:Choice>
-          <mc:Fallback>
-            <w:pict>
-              <v:rect w14:anchorId="5774B543" id="Rectangle 4" o:spid="_x0000_s1027" style="position:absolute;left:0;text-align:left;margin-left:0;margin-top:.8pt;width:279.6pt;height:214.8pt;z-index:251662336;visibility:visible;mso-wrap-style:square;mso-width-percent:0;mso-height-percent:0;mso-wrap-distance-left:9pt;mso-wrap-distance-top:0;mso-wrap-distance-right:9pt;mso-wrap-distance-bottom:0;mso-position-horizontal:left;mso-position-horizontal-relative:margin;mso-position-vertical:absolute;mso-position-vertical-relative:text;mso-width-percent:0;mso-height-percent:0;mso-width-relative:margin;mso-height-relative:margin;v-text-anchor:middle" o:gfxdata="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" fillcolor="black [3200]" strokecolor="black [480]" strokeweight="1pt">
-                <v:textbox>
-                  <w:txbxContent>
-                    <w:p>
-                      <w:pPr>
-                        <w:spacing w:after="0"/>
-                        <w:rPr>
-                          <w:rFonts w:asciiTheme="majorBidi" w:hAnsiTheme="majorBidi" w:cstheme="majorBidi"/>
-                          <w:b/>
-                          <w:bCs/>
-                          <w:i/>
-                          <w:iCs/>
-                          <w:sz w:val="28"/>
-                          <w:szCs w:val="28"/>
-                        </w:rPr>
-                      </w:pPr>
-                      <w:proofErr w:type="spellStart"/>
-                      <w:r>
-                        <w:rPr>
-                          <w:rFonts w:asciiTheme="majorBidi" w:hAnsiTheme="majorBidi" w:cstheme="majorBidi"/>
-                          <w:b/>
-                          <w:bCs/>
-                          <w:i/>
-                          <w:iCs/>
-                          <w:sz w:val="28"/>
-                          <w:szCs w:val="28"/>
-                        </w:rPr>
-                        <w:t>apiVersion</w:t>
-                      </w:r>
-                      <w:proofErr w:type="spellEnd"/>
-                      <w:r>
-                        <w:rPr>
-                          <w:rFonts w:asciiTheme="majorBidi" w:hAnsiTheme="majorBidi" w:cstheme="majorBidi"/>
-                          <w:b/>
-                          <w:bCs/>
-                          <w:i/>
-                          <w:iCs/>
-                          <w:sz w:val="28"/>
-                          <w:szCs w:val="28"/>
-                        </w:rPr>
-                        <w:t>: v1</w:t>
-                      </w:r>
-                    </w:p>
-                    <w:p>
-                      <w:pPr>
-                        <w:spacing w:after="0"/>
-                        <w:rPr>
-                          <w:rFonts w:asciiTheme="majorBidi" w:hAnsiTheme="majorBidi" w:cstheme="majorBidi"/>
-                          <w:b/>
-                          <w:bCs/>
-                          <w:i/>
-                          <w:iCs/>
-                          <w:sz w:val="28"/>
-                          <w:szCs w:val="28"/>
-                        </w:rPr>
-                      </w:pPr>
-                      <w:r>
-                        <w:rPr>
-                          <w:rFonts w:asciiTheme="majorBidi" w:hAnsiTheme="majorBidi" w:cstheme="majorBidi"/>
-                          <w:b/>
-                          <w:bCs/>
-                          <w:i/>
-                          <w:iCs/>
-                          <w:sz w:val="28"/>
-                          <w:szCs w:val="28"/>
-                        </w:rPr>
-                        <w:t>kind: Pod</w:t>
-                      </w:r>
-                    </w:p>
-                    <w:p>
-                      <w:pPr>
-                        <w:spacing w:after="0"/>
-                        <w:rPr>
-                          <w:rFonts w:asciiTheme="majorBidi" w:hAnsiTheme="majorBidi" w:cstheme="majorBidi"/>
-                          <w:b/>
-                          <w:bCs/>
-                          <w:i/>
-                          <w:iCs/>
-                          <w:sz w:val="28"/>
-                          <w:szCs w:val="28"/>
-                        </w:rPr>
-                      </w:pPr>
-                      <w:r>
-                        <w:rPr>
-                          <w:rFonts w:asciiTheme="majorBidi" w:hAnsiTheme="majorBidi" w:cstheme="majorBidi"/>
-                          <w:b/>
-                          <w:bCs/>
-                          <w:i/>
-                          <w:iCs/>
-                          <w:sz w:val="28"/>
-                          <w:szCs w:val="28"/>
-                        </w:rPr>
-                        <w:t>metadata:</w:t>
-                      </w:r>
-                    </w:p>
-                    <w:p>
-                      <w:pPr>
-                        <w:spacing w:after="0"/>
-                        <w:rPr>
-                          <w:rFonts w:asciiTheme="majorBidi" w:hAnsiTheme="majorBidi" w:cstheme="majorBidi"/>
-                          <w:b/>
-                          <w:bCs/>
-                          <w:i/>
-                          <w:iCs/>
-                          <w:sz w:val="28"/>
-                          <w:szCs w:val="28"/>
-                        </w:rPr>
-                      </w:pPr>
-                      <w:r>
-                        <w:rPr>
-                          <w:rFonts w:asciiTheme="majorBidi" w:hAnsiTheme="majorBidi" w:cstheme="majorBidi"/>
-                          <w:b/>
-                          <w:bCs/>
-                          <w:i/>
-                          <w:iCs/>
-                          <w:sz w:val="28"/>
-                          <w:szCs w:val="28"/>
-                        </w:rPr>
-                        <w:t xml:space="preserve">     </w:t>
-                      </w:r>
-                      <w:r>
-                        <w:rPr>
-                          <w:rFonts w:asciiTheme="majorBidi" w:hAnsiTheme="majorBidi" w:cstheme="majorBidi"/>
-                          <w:b/>
-                          <w:bCs/>
-                          <w:i/>
-                          <w:iCs/>
-                          <w:sz w:val="28"/>
-                          <w:szCs w:val="28"/>
-                        </w:rPr>
-                        <w:t>name: nginx-pod</w:t>
-                      </w:r>
-                    </w:p>
-                    <w:p>
-                      <w:pPr>
-                        <w:spacing w:after="0"/>
-                        <w:rPr>
-                          <w:rFonts w:asciiTheme="majorBidi" w:hAnsiTheme="majorBidi" w:cstheme="majorBidi"/>
-                          <w:b/>
-                          <w:bCs/>
-                          <w:i/>
-                          <w:iCs/>
-                          <w:sz w:val="28"/>
-                          <w:szCs w:val="28"/>
-                        </w:rPr>
-                      </w:pPr>
-                      <w:r>
-                        <w:rPr>
-                          <w:rFonts w:asciiTheme="majorBidi" w:hAnsiTheme="majorBidi" w:cstheme="majorBidi"/>
-                          <w:b/>
-                          <w:bCs/>
-                          <w:i/>
-                          <w:iCs/>
-                          <w:sz w:val="28"/>
-                          <w:szCs w:val="28"/>
-                        </w:rPr>
-                        <w:t xml:space="preserve">     </w:t>
-                      </w:r>
-                      <w:r>
-                        <w:rPr>
-                          <w:rFonts w:asciiTheme="majorBidi" w:hAnsiTheme="majorBidi" w:cstheme="majorBidi"/>
-                          <w:b/>
-                          <w:bCs/>
-                          <w:i/>
-                          <w:iCs/>
-                          <w:sz w:val="28"/>
-                          <w:szCs w:val="28"/>
-                        </w:rPr>
-                        <w:t>labels:</w:t>
-                      </w:r>
-                    </w:p>
-                    <w:p>
-                      <w:pPr>
-                        <w:spacing w:after="0"/>
-                        <w:rPr>
-                          <w:rFonts w:asciiTheme="majorBidi" w:hAnsiTheme="majorBidi" w:cstheme="majorBidi"/>
-                          <w:b/>
-                          <w:bCs/>
-                          <w:i/>
-                          <w:iCs/>
-                          <w:sz w:val="28"/>
-                          <w:szCs w:val="28"/>
-                        </w:rPr>
-                      </w:pPr>
-                      <w:r>
-                        <w:rPr>
-                          <w:rFonts w:asciiTheme="majorBidi" w:hAnsiTheme="majorBidi" w:cstheme="majorBidi"/>
-                          <w:b/>
-                          <w:bCs/>
-                          <w:i/>
-                          <w:iCs/>
-                          <w:sz w:val="28"/>
-                          <w:szCs w:val="28"/>
-                        </w:rPr>
-                        <w:t xml:space="preserve">          </w:t>
-                      </w:r>
-                      <w:r>
-                        <w:rPr>
-                          <w:rFonts w:asciiTheme="majorBidi" w:hAnsiTheme="majorBidi" w:cstheme="majorBidi"/>
-                          <w:b/>
-                          <w:bCs/>
-                          <w:i/>
-                          <w:iCs/>
-                          <w:sz w:val="28"/>
-                          <w:szCs w:val="28"/>
-                        </w:rPr>
-                        <w:t>app: nginx</w:t>
-                      </w:r>
-                    </w:p>
-                    <w:p>
-                      <w:pPr>
-                        <w:spacing w:after="0"/>
-                        <w:rPr>
-                          <w:rFonts w:asciiTheme="majorBidi" w:hAnsiTheme="majorBidi" w:cstheme="majorBidi"/>
-                          <w:b/>
-                          <w:bCs/>
-                          <w:i/>
-                          <w:iCs/>
-                          <w:sz w:val="28"/>
-                          <w:szCs w:val="28"/>
-                        </w:rPr>
-                      </w:pPr>
-                      <w:r>
-                        <w:rPr>
-                          <w:rFonts w:asciiTheme="majorBidi" w:hAnsiTheme="majorBidi" w:cstheme="majorBidi"/>
-                          <w:b/>
-                          <w:bCs/>
-                          <w:i/>
-                          <w:iCs/>
-                          <w:sz w:val="28"/>
-                          <w:szCs w:val="28"/>
-                        </w:rPr>
-                        <w:t xml:space="preserve">          </w:t>
-                      </w:r>
-                      <w:r>
-                        <w:rPr>
-                          <w:rFonts w:asciiTheme="majorBidi" w:hAnsiTheme="majorBidi" w:cstheme="majorBidi"/>
-                          <w:b/>
-                          <w:bCs/>
-                          <w:i/>
-                          <w:iCs/>
-                          <w:sz w:val="28"/>
-                          <w:szCs w:val="28"/>
-                        </w:rPr>
-                        <w:t>env: production</w:t>
-                      </w:r>
-                    </w:p>
-                    <w:p>
-                      <w:pPr>
-                        <w:spacing w:after="0"/>
-                        <w:rPr>
-                          <w:rFonts w:asciiTheme="majorBidi" w:hAnsiTheme="majorBidi" w:cstheme="majorBidi"/>
-                          <w:b/>
-                          <w:bCs/>
-                          <w:i/>
-                          <w:iCs/>
-                          <w:sz w:val="28"/>
-                          <w:szCs w:val="28"/>
-                        </w:rPr>
-                      </w:pPr>
-                      <w:r>
-                        <w:rPr>
-                          <w:rFonts w:asciiTheme="majorBidi" w:hAnsiTheme="majorBidi" w:cstheme="majorBidi"/>
-                          <w:b/>
-                          <w:bCs/>
-                          <w:i/>
-                          <w:iCs/>
-                          <w:sz w:val="28"/>
-                          <w:szCs w:val="28"/>
-                        </w:rPr>
-                        <w:t>spec:</w:t>
-                      </w:r>
-                    </w:p>
-                    <w:p>
-                      <w:pPr>
-                        <w:spacing w:after="0"/>
-                        <w:rPr>
-                          <w:rFonts w:asciiTheme="majorBidi" w:hAnsiTheme="majorBidi" w:cstheme="majorBidi"/>
-                          <w:b/>
-                          <w:bCs/>
-                          <w:i/>
-                          <w:iCs/>
-                          <w:sz w:val="28"/>
-                          <w:szCs w:val="28"/>
-                        </w:rPr>
-                      </w:pPr>
-                      <w:r>
-                        <w:rPr>
-                          <w:rFonts w:asciiTheme="majorBidi" w:hAnsiTheme="majorBidi" w:cstheme="majorBidi"/>
-                          <w:b/>
-                          <w:bCs/>
-                          <w:i/>
-                          <w:iCs/>
-                          <w:sz w:val="28"/>
-                          <w:szCs w:val="28"/>
-                        </w:rPr>
-                        <w:t xml:space="preserve">     </w:t>
-                      </w:r>
-                      <w:r>
-                        <w:rPr>
-                          <w:rFonts w:asciiTheme="majorBidi" w:hAnsiTheme="majorBidi" w:cstheme="majorBidi"/>
-                          <w:b/>
-                          <w:bCs/>
-                          <w:i/>
-                          <w:iCs/>
-                          <w:sz w:val="28"/>
-                          <w:szCs w:val="28"/>
-                        </w:rPr>
-                        <w:t>containers:</w:t>
-                      </w:r>
-                    </w:p>
-                    <w:p>
-                      <w:pPr>
-                        <w:spacing w:after="0"/>
-                        <w:rPr>
-                          <w:rFonts w:asciiTheme="majorBidi" w:hAnsiTheme="majorBidi" w:cstheme="majorBidi"/>
-                          <w:b/>
-                          <w:bCs/>
-                          <w:i/>
-                          <w:iCs/>
-                          <w:sz w:val="28"/>
-                          <w:szCs w:val="28"/>
-                        </w:rPr>
-                      </w:pPr>
-                      <w:r>
-                        <w:rPr>
-                          <w:rFonts w:asciiTheme="majorBidi" w:hAnsiTheme="majorBidi" w:cstheme="majorBidi"/>
-                          <w:b/>
-                          <w:bCs/>
-                          <w:i/>
-                          <w:iCs/>
-                          <w:sz w:val="28"/>
-                          <w:szCs w:val="28"/>
-                        </w:rPr>
-                        <w:t xml:space="preserve">          </w:t>
-                      </w:r>
-                      <w:r>
-                        <w:rPr>
-                          <w:rFonts w:asciiTheme="majorBidi" w:hAnsiTheme="majorBidi" w:cstheme="majorBidi"/>
-                          <w:b/>
-                          <w:bCs/>
-                          <w:i/>
-                          <w:iCs/>
-                          <w:sz w:val="28"/>
-                          <w:szCs w:val="28"/>
-                        </w:rPr>
-                        <w:t>- name: nginx</w:t>
-                      </w:r>
-                    </w:p>
-                    <w:p>
-                      <w:pPr>
-                        <w:spacing w:after="0"/>
-                        <w:rPr>
-                          <w:rFonts w:asciiTheme="majorBidi" w:hAnsiTheme="majorBidi" w:cstheme="majorBidi"/>
-                          <w:b/>
-                          <w:bCs/>
-                          <w:i/>
-                          <w:iCs/>
-                          <w:sz w:val="28"/>
-                          <w:szCs w:val="28"/>
-                        </w:rPr>
-                      </w:pPr>
-                      <w:r>
-                        <w:rPr>
-                          <w:rFonts w:asciiTheme="majorBidi" w:hAnsiTheme="majorBidi" w:cstheme="majorBidi"/>
-                          <w:b/>
-                          <w:bCs/>
-                          <w:i/>
-                          <w:iCs/>
-                          <w:sz w:val="28"/>
-                          <w:szCs w:val="28"/>
-                        </w:rPr>
-                        <w:t xml:space="preserve">            </w:t>
-                      </w:r>
-                      <w:r>
-                        <w:rPr>
-                          <w:rFonts w:asciiTheme="majorBidi" w:hAnsiTheme="majorBidi" w:cstheme="majorBidi"/>
-                          <w:b/>
-                          <w:bCs/>
-                          <w:i/>
-                          <w:iCs/>
-                          <w:sz w:val="28"/>
-                          <w:szCs w:val="28"/>
-                        </w:rPr>
-                        <w:t xml:space="preserve">image: </w:t>
-                      </w:r>
-                      <w:proofErr w:type="spellStart"/>
-                      <w:proofErr w:type="gramStart"/>
-                      <w:r>
-                        <w:rPr>
-                          <w:rFonts w:asciiTheme="majorBidi" w:hAnsiTheme="majorBidi" w:cstheme="majorBidi"/>
-                          <w:b/>
-                          <w:bCs/>
-                          <w:i/>
-                          <w:iCs/>
-                          <w:sz w:val="28"/>
-                          <w:szCs w:val="28"/>
-                        </w:rPr>
-                        <w:t>nginx:latest</w:t>
-                      </w:r>
-                      <w:proofErr w:type="spellEnd"/>
-                      <w:proofErr w:type="gramEnd"/>
-                    </w:p>
-                    <w:p>
-                      <w:pPr>
-                        <w:spacing w:after="0"/>
-                        <w:jc w:val="center"/>
-                        <w:rPr>
-                          <w:b/>
-                          <w:bCs/>
-                          <w:i/>
-                          <w:iCs/>
-                        </w:rPr>
-                      </w:pPr>
-                    </w:p>
-                  </w:txbxContent>
-                </v:textbox>
-                <w10:wrap anchorx="margin"/>
-              </v:rect>
-            </w:pict>
-          </mc:Fallback>
-        </mc:AlternateContent>
-      </w:r>
-    </w:p>
-    <w:p>
-      <w:pPr>
-        <w:jc w:val="both"/>
-        <w:rPr>
-          <w:rFonts w:asciiTheme="majorBidi" w:hAnsiTheme="majorBidi" w:cstheme="majorBidi"/>
-          <w:sz w:val="28"/>
-          <w:szCs w:val="28"/>
-        </w:rPr>
-      </w:pPr>
-    </w:p>
-    <w:p>
-      <w:pPr>
-        <w:jc w:val="both"/>
-        <w:rPr>
-          <w:rFonts w:asciiTheme="majorBidi" w:hAnsiTheme="majorBidi" w:cstheme="majorBidi"/>
-          <w:sz w:val="28"/>
-          <w:szCs w:val="28"/>
-        </w:rPr>
-      </w:pPr>
-    </w:p>
-    <w:p>
-      <w:pPr>
-        <w:jc w:val="both"/>
-        <w:rPr>
-          <w:rFonts w:asciiTheme="majorBidi" w:hAnsiTheme="majorBidi" w:cstheme="majorBidi"/>
-          <w:sz w:val="28"/>
-          <w:szCs w:val="28"/>
-        </w:rPr>
-      </w:pPr>
-    </w:p>
-    <w:p>
-      <w:pPr>
-        <w:jc w:val="both"/>
-        <w:rPr>
-          <w:rFonts w:asciiTheme="majorBidi" w:hAnsiTheme="majorBidi" w:cstheme="majorBidi"/>
-          <w:sz w:val="28"/>
-          <w:szCs w:val="28"/>
-        </w:rPr>
-      </w:pPr>
-    </w:p>
-    <w:p>
-      <w:pPr>
-        <w:jc w:val="both"/>
-        <w:rPr>
-          <w:rFonts w:asciiTheme="majorBidi" w:hAnsiTheme="majorBidi" w:cstheme="majorBidi"/>
-          <w:sz w:val="28"/>
-          <w:szCs w:val="28"/>
-        </w:rPr>
-      </w:pPr>
-    </w:p>
-    <w:p>
-      <w:pPr>
-        <w:jc w:val="both"/>
-        <w:rPr>
-          <w:rFonts w:asciiTheme="majorBidi" w:hAnsiTheme="majorBidi" w:cstheme="majorBidi"/>
-          <w:sz w:val="28"/>
-          <w:szCs w:val="28"/>
-        </w:rPr>
-      </w:pPr>
-    </w:p>
-    <w:p>
-      <w:pPr>
-        <w:jc w:val="both"/>
-        <w:rPr>
-          <w:rFonts w:asciiTheme="majorBidi" w:hAnsiTheme="majorBidi" w:cstheme="majorBidi"/>
-          <w:sz w:val="40"/>
-          <w:szCs w:val="40"/>
-        </w:rPr>
-      </w:pPr>
-    </w:p>
-    <w:p>
-      <w:pPr>
-        <w:jc w:val="both"/>
-        <w:rPr>
-          <w:rFonts w:asciiTheme="majorBidi" w:hAnsiTheme="majorBidi" w:cstheme="majorBidi"/>
-          <w:sz w:val="28"/>
-          <w:szCs w:val="28"/>
-        </w:rPr>
-      </w:pPr>
-      <w:r>
-        <w:rPr>
-          <w:rFonts w:asciiTheme="majorBidi" w:hAnsiTheme="majorBidi" w:cstheme="majorBidi"/>
-          <w:noProof/>
-          <w:sz w:val="28"/>
-          <w:szCs w:val="28"/>
-        </w:rPr>
-        <mc:AlternateContent>
-          <mc:Choice Requires="wps">
-            <w:drawing>
-              <wp:anchor distT="0" distB="0" distL="114300" distR="114300" simplePos="0" relativeHeight="251663360" behindDoc="0" locked="0" layoutInCell="1" allowOverlap="1" wp14:anchorId="42FA36C3" wp14:editId="15AF7F0F">
-                <wp:simplePos x="0" y="0"/>
-                <wp:positionH relativeFrom="margin">
-                  <wp:align>left</wp:align>
-                </wp:positionH>
-                <wp:positionV relativeFrom="paragraph">
-                  <wp:posOffset>310515</wp:posOffset>
-                </wp:positionV>
-                <wp:extent cx="1242060" cy="579120"/>
-                <wp:effectExtent l="0" t="0" r="15240" b="11430"/>
-                <wp:wrapNone/>
-                <wp:docPr id="1200923869" name="Rectangle 5"/>
-                <wp:cNvGraphicFramePr/>
-                <a:graphic xmlns:a="http://schemas.openxmlformats.org/drawingml/2006/main">
-                  <a:graphicData uri="http://schemas.microsoft.com/office/word/2010/wordprocessingShape">
-                    <wps:wsp>
-                      <wps:cNvSpPr/>
-                      <wps:spPr>
-                        <a:xfrm>
-                          <a:off x="0" y="0"/>
-                          <a:ext cx="1242060" cy="579120"/>
-                        </a:xfrm>
-                        <a:prstGeom prst="rect">
-                          <a:avLst/>
-                        </a:prstGeom>
-                      </wps:spPr>
-                      <wps:style>
-                        <a:lnRef idx="2">
-                          <a:schemeClr val="dk1">
-                            <a:shade val="15000"/>
-                          </a:schemeClr>
-                        </a:lnRef>
-                        <a:fillRef idx="1">
-                          <a:schemeClr val="dk1"/>
-                        </a:fillRef>
-                        <a:effectRef idx="0">
-                          <a:schemeClr val="dk1"/>
-                        </a:effectRef>
-                        <a:fontRef idx="minor">
-                          <a:schemeClr val="lt1"/>
-                        </a:fontRef>
-                      </wps:style>
-                      <wps:txbx>
-                        <w:txbxContent>
-                          <w:p>
-                            <w:pPr>
-                              <w:spacing w:after="0"/>
-                              <w:rPr>
-                                <w:rFonts w:asciiTheme="majorBidi" w:hAnsiTheme="majorBidi" w:cstheme="majorBidi"/>
-                                <w:b/>
-                                <w:bCs/>
-                                <w:i/>
-                                <w:iCs/>
-                                <w:sz w:val="28"/>
-                                <w:szCs w:val="28"/>
-                              </w:rPr>
-                            </w:pPr>
-                            <w:r>
-                              <w:rPr>
-                                <w:rFonts w:asciiTheme="majorBidi" w:hAnsiTheme="majorBidi" w:cstheme="majorBidi"/>
-                                <w:b/>
-                                <w:bCs/>
-                                <w:i/>
-                                <w:iCs/>
-                                <w:sz w:val="28"/>
-                                <w:szCs w:val="28"/>
-                              </w:rPr>
-                              <w:t>selector:</w:t>
-                            </w:r>
-                          </w:p>
-                          <w:p>
-                            <w:pPr>
-                              <w:spacing w:after="0"/>
-                              <w:rPr>
-                                <w:rFonts w:asciiTheme="majorBidi" w:hAnsiTheme="majorBidi" w:cstheme="majorBidi"/>
-                                <w:b/>
-                                <w:bCs/>
-                                <w:i/>
-                                <w:iCs/>
-                                <w:sz w:val="28"/>
-                                <w:szCs w:val="28"/>
-                              </w:rPr>
-                            </w:pPr>
-                            <w:r>
-                              <w:rPr>
-                                <w:rFonts w:asciiTheme="majorBidi" w:hAnsiTheme="majorBidi" w:cstheme="majorBidi"/>
-                                <w:b/>
-                                <w:bCs/>
-                                <w:i/>
-                                <w:iCs/>
-                                <w:sz w:val="28"/>
-                                <w:szCs w:val="28"/>
-                              </w:rPr>
-                              <w:t xml:space="preserve">     app: nginx</w:t>
-                            </w:r>
-                          </w:p>
-                          <w:p>
-                            <w:pPr>
-                              <w:jc w:val="center"/>
-                            </w:pPr>
-                          </w:p>
-                        </w:txbxContent>
-                      </wps:txbx>
-                      <wps:bodyPr rot="0" spcFirstLastPara="0" vertOverflow="overflow" horzOverflow="overflow" vert="horz" wrap="square" lIns="91440" tIns="45720" rIns="91440" bIns="45720" numCol="1" spcCol="0" rtlCol="0" fromWordArt="0" anchor="ctr" anchorCtr="0" forceAA="0" compatLnSpc="1">
-                        <a:prstTxWarp prst="textNoShape">
-                          <a:avLst/>
-                        </a:prstTxWarp>
-                        <a:noAutofit/>
-                      </wps:bodyPr>
-                    </wps:wsp>
-                  </a:graphicData>
-                </a:graphic>
-                <wp14:sizeRelH relativeFrom="margin">
-                  <wp14:pctWidth>0</wp14:pctWidth>
-                </wp14:sizeRelH>
-                <wp14:sizeRelV relativeFrom="margin">
-                  <wp14:pctHeight>0</wp14:pctHeight>
-                </wp14:sizeRelV>
-              </wp:anchor>
-            </w:drawing>
-          </mc:Choice>
-          <mc:Fallback>
-            <w:pict>
-              <v:rect w14:anchorId="42FA36C3" id="Rectangle 5" o:spid="_x0000_s1028" style="position:absolute;left:0;text-align:left;margin-left:0;margin-top:24.45pt;width:97.8pt;height:45.6pt;z-index:251663360;visibility:visible;mso-wrap-style:square;mso-width-percent:0;mso-height-percent:0;mso-wrap-distance-left:9pt;mso-wrap-distance-top:0;mso-wrap-distance-right:9pt;mso-wrap-distance-bottom:0;mso-position-horizontal:left;mso-position-horizontal-relative:margin;mso-position-vertical:absolute;mso-position-vertical-relative:text;mso-width-percent:0;mso-height-percent:0;mso-width-relative:margin;mso-height-relative:margin;v-text-anchor:middle" o:gfxdata="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" fillcolor="black [3200]" strokecolor="black [480]" strokeweight="1pt">
-                <v:textbox>
-                  <w:txbxContent>
-                    <w:p>
-                      <w:pPr>
-                        <w:spacing w:after="0"/>
-                        <w:rPr>
-                          <w:rFonts w:asciiTheme="majorBidi" w:hAnsiTheme="majorBidi" w:cstheme="majorBidi"/>
-                          <w:b/>
-                          <w:bCs/>
-                          <w:i/>
-                          <w:iCs/>
-                          <w:sz w:val="28"/>
-                          <w:szCs w:val="28"/>
-                        </w:rPr>
-                      </w:pPr>
-                      <w:r>
-                        <w:rPr>
-                          <w:rFonts w:asciiTheme="majorBidi" w:hAnsiTheme="majorBidi" w:cstheme="majorBidi"/>
-                          <w:b/>
-                          <w:bCs/>
-                          <w:i/>
-                          <w:iCs/>
-                          <w:sz w:val="28"/>
-                          <w:szCs w:val="28"/>
-                        </w:rPr>
-                        <w:t>selector:</w:t>
-                      </w:r>
-                    </w:p>
-                    <w:p>
-                      <w:pPr>
-                        <w:spacing w:after="0"/>
-                        <w:rPr>
-                          <w:rFonts w:asciiTheme="majorBidi" w:hAnsiTheme="majorBidi" w:cstheme="majorBidi"/>
-                          <w:b/>
-                          <w:bCs/>
-                          <w:i/>
-                          <w:iCs/>
-                          <w:sz w:val="28"/>
-                          <w:szCs w:val="28"/>
-                        </w:rPr>
-                      </w:pPr>
-                      <w:r>
-                        <w:rPr>
-                          <w:rFonts w:asciiTheme="majorBidi" w:hAnsiTheme="majorBidi" w:cstheme="majorBidi"/>
-                          <w:b/>
-                          <w:bCs/>
-                          <w:i/>
-                          <w:iCs/>
-                          <w:sz w:val="28"/>
-                          <w:szCs w:val="28"/>
-                        </w:rPr>
-                        <w:t xml:space="preserve">     app: nginx</w:t>
-                      </w:r>
-                    </w:p>
-                    <w:p>
-                      <w:pPr>
-                        <w:jc w:val="center"/>
-                      </w:pPr>
-                    </w:p>
-                  </w:txbxContent>
-                </v:textbox>
-                <w10:wrap anchorx="margin"/>
-              </v:rect>
-            </w:pict>
-          </mc:Fallback>
-        </mc:AlternateContent>
-      </w:r>
-      <w:r>
-        <w:rPr>
-          <w:rFonts w:asciiTheme="majorBidi" w:hAnsiTheme="majorBidi" w:cstheme="majorBidi"/>
-          <w:sz w:val="28"/>
-          <w:szCs w:val="28"/>
-        </w:rPr>
-        <w:t>If you create a Service with a matching selector:</w:t>
-      </w:r>
-    </w:p>
-    <w:p>
-      <w:pPr>
-        <w:jc w:val="both"/>
-        <w:rPr>
-          <w:rFonts w:asciiTheme="majorBidi" w:hAnsiTheme="majorBidi" w:cstheme="majorBidi"/>
-          <w:sz w:val="28"/>
-          <w:szCs w:val="28"/>
-        </w:rPr>
-      </w:pPr>
-    </w:p>
-    <w:p>
-      <w:pPr>
-        <w:jc w:val="both"/>
-        <w:rPr>
-          <w:rFonts w:asciiTheme="majorBidi" w:hAnsiTheme="majorBidi" w:cstheme="majorBidi"/>
-          <w:sz w:val="22"/>
-          <w:szCs w:val="22"/>
-        </w:rPr>
-      </w:pPr>
-    </w:p>
-    <w:p>
-      <w:pPr>
-        <w:jc w:val="both"/>
-        <w:rPr>
-          <w:rFonts w:asciiTheme="majorBidi" w:hAnsiTheme="majorBidi" w:cstheme="majorBidi"/>
-          <w:sz w:val="28"/>
-          <w:szCs w:val="28"/>
-        </w:rPr>
-      </w:pPr>
-      <w:r>
-        <w:rPr>
-          <w:rFonts w:asciiTheme="majorBidi" w:hAnsiTheme="majorBidi" w:cstheme="majorBidi"/>
-          <w:sz w:val="28"/>
-          <w:szCs w:val="28"/>
-        </w:rPr>
-        <w:t xml:space="preserve">It will automatically route traffic to any Pod that has the label </w:t>
-      </w:r>
-      <w:r>
-        <w:rPr>
-          <w:rFonts w:asciiTheme="majorBidi" w:hAnsiTheme="majorBidi" w:cstheme="majorBidi"/>
-          <w:b/>
-          <w:bCs/>
-          <w:i/>
-          <w:iCs/>
-          <w:sz w:val="28"/>
-          <w:szCs w:val="28"/>
-        </w:rPr>
-        <w:t>app: nginx</w:t>
-      </w:r>
-      <w:r>
-        <w:rPr>
-          <w:rFonts w:asciiTheme="majorBidi" w:hAnsiTheme="majorBidi" w:cstheme="majorBidi"/>
-          <w:sz w:val="28"/>
-          <w:szCs w:val="28"/>
-        </w:rPr>
-        <w:t>.</w:t>
-      </w:r>
-    </w:p>
-    <w:p>
-      <w:pPr>
-        <w:spacing w:after="120"/>
-        <w:jc w:val="both"/>
-        <w:rPr>
-          <w:rFonts w:asciiTheme="majorBidi" w:hAnsiTheme="majorBidi" w:cstheme="majorBidi"/>
-          <w:b/>
-          <w:bCs/>
-          <w:sz w:val="40"/>
-          <w:szCs w:val="40"/>
-        </w:rPr>
-      </w:pPr>
-      <w:r>
-        <w:rPr>
-          <w:rFonts w:asciiTheme="majorBidi" w:hAnsiTheme="majorBidi" w:cstheme="majorBidi"/>
-          <w:b/>
-          <w:bCs/>
-          <w:sz w:val="40"/>
-          <w:szCs w:val="40"/>
-        </w:rPr>
-        <w:t>Annotations</w:t>
-      </w:r>
-      <w:r>
-        <w:rPr>
-          <w:rFonts w:asciiTheme="majorBidi" w:hAnsiTheme="majorBidi" w:cstheme="majorBidi"/>
-          <w:b/>
-          <w:bCs/>
-          <w:sz w:val="40"/>
-          <w:szCs w:val="40"/>
-        </w:rPr>
-        <w:t>:</w:t>
-      </w:r>
-    </w:p>
-    <w:p>
-      <w:pPr>
-        <w:jc w:val="both"/>
-        <w:rPr>
-          <w:rFonts w:asciiTheme="majorBidi" w:hAnsiTheme="majorBidi" w:cstheme="majorBidi"/>
-          <w:sz w:val="28"/>
-          <w:szCs w:val="28"/>
-        </w:rPr>
-      </w:pPr>
-      <w:r>
-        <w:rPr>
-          <w:rFonts w:asciiTheme="majorBidi" w:hAnsiTheme="majorBidi" w:cstheme="majorBidi"/>
-          <w:noProof/>
-          <w:sz w:val="28"/>
-          <w:szCs w:val="28"/>
-        </w:rPr>
-        <mc:AlternateContent>
-          <mc:Choice Requires="wps">
-            <w:drawing>
-              <wp:anchor distT="0" distB="0" distL="114300" distR="114300" simplePos="0" relativeHeight="251664384" behindDoc="0" locked="0" layoutInCell="1" allowOverlap="1" wp14:anchorId="1C1D569A" wp14:editId="3F0875C4">
-                <wp:simplePos x="0" y="0"/>
-                <wp:positionH relativeFrom="margin">
-                  <wp:align>left</wp:align>
-                </wp:positionH>
-                <wp:positionV relativeFrom="paragraph">
-                  <wp:posOffset>777240</wp:posOffset>
-                </wp:positionV>
-                <wp:extent cx="5120640" cy="1059180"/>
-                <wp:effectExtent l="0" t="0" r="22860" b="26670"/>
-                <wp:wrapNone/>
-                <wp:docPr id="448559175" name="Rectangle 6"/>
-                <wp:cNvGraphicFramePr/>
-                <a:graphic xmlns:a="http://schemas.openxmlformats.org/drawingml/2006/main">
-                  <a:graphicData uri="http://schemas.microsoft.com/office/word/2010/wordprocessingShape">
-                    <wps:wsp>
-                      <wps:cNvSpPr/>
-                      <wps:spPr>
-                        <a:xfrm>
-                          <a:off x="0" y="0"/>
-                          <a:ext cx="5120640" cy="1059180"/>
-                        </a:xfrm>
-                        <a:prstGeom prst="rect">
-                          <a:avLst/>
-                        </a:prstGeom>
-                      </wps:spPr>
-                      <wps:style>
-                        <a:lnRef idx="2">
-                          <a:schemeClr val="dk1">
-                            <a:shade val="15000"/>
-                          </a:schemeClr>
-                        </a:lnRef>
-                        <a:fillRef idx="1">
-                          <a:schemeClr val="dk1"/>
-                        </a:fillRef>
-                        <a:effectRef idx="0">
-                          <a:schemeClr val="dk1"/>
-                        </a:effectRef>
-                        <a:fontRef idx="minor">
-                          <a:schemeClr val="lt1"/>
-                        </a:fontRef>
-                      </wps:style>
-                      <wps:txbx>
-                        <w:txbxContent>
-                          <w:p>
-                            <w:pPr>
-                              <w:spacing w:after="0"/>
-                              <w:rPr>
-                                <w:rFonts w:asciiTheme="majorBidi" w:hAnsiTheme="majorBidi" w:cstheme="majorBidi"/>
-                                <w:b/>
-                                <w:bCs/>
-                                <w:i/>
-                                <w:iCs/>
-                                <w:sz w:val="28"/>
-                                <w:szCs w:val="28"/>
-                              </w:rPr>
-                            </w:pPr>
-                            <w:r>
-                              <w:rPr>
-                                <w:rFonts w:asciiTheme="majorBidi" w:hAnsiTheme="majorBidi" w:cstheme="majorBidi"/>
-                                <w:b/>
-                                <w:bCs/>
-                                <w:i/>
-                                <w:iCs/>
-                                <w:sz w:val="28"/>
-                                <w:szCs w:val="28"/>
-                              </w:rPr>
-                              <w:t>metadata:</w:t>
-                            </w:r>
-                          </w:p>
-                          <w:p>
-                            <w:pPr>
-                              <w:spacing w:after="0"/>
-                              <w:rPr>
-                                <w:rFonts w:asciiTheme="majorBidi" w:hAnsiTheme="majorBidi" w:cstheme="majorBidi"/>
-                                <w:b/>
-                                <w:bCs/>
-                                <w:i/>
-                                <w:iCs/>
-                                <w:sz w:val="28"/>
-                                <w:szCs w:val="28"/>
-                              </w:rPr>
-                            </w:pPr>
-                            <w:r>
-                              <w:rPr>
-                                <w:rFonts w:asciiTheme="majorBidi" w:hAnsiTheme="majorBidi" w:cstheme="majorBidi"/>
-                                <w:b/>
-                                <w:bCs/>
-                                <w:i/>
-                                <w:iCs/>
-                                <w:sz w:val="28"/>
-                                <w:szCs w:val="28"/>
-                              </w:rPr>
-                              <w:t xml:space="preserve">     annotations:</w:t>
-                            </w:r>
-                          </w:p>
-                          <w:p>
-                            <w:pPr>
-                              <w:spacing w:after="0"/>
-                              <w:rPr>
-                                <w:rFonts w:asciiTheme="majorBidi" w:hAnsiTheme="majorBidi" w:cstheme="majorBidi"/>
-                                <w:b/>
-                                <w:bCs/>
-                                <w:i/>
-                                <w:iCs/>
-                                <w:sz w:val="28"/>
-                                <w:szCs w:val="28"/>
-                              </w:rPr>
-                            </w:pPr>
-                            <w:r>
-                              <w:rPr>
-                                <w:rFonts w:asciiTheme="majorBidi" w:hAnsiTheme="majorBidi" w:cstheme="majorBidi"/>
-                                <w:b/>
-                                <w:bCs/>
-                                <w:i/>
-                                <w:iCs/>
-                                <w:sz w:val="28"/>
-                                <w:szCs w:val="28"/>
-                              </w:rPr>
-                              <w:t xml:space="preserve">          description: "This pod runs the payment processing service"</w:t>
-                            </w:r>
-                          </w:p>
-                          <w:p>
-                            <w:pPr>
-                              <w:spacing w:after="0"/>
-                              <w:rPr>
-                                <w:rFonts w:asciiTheme="majorBidi" w:hAnsiTheme="majorBidi" w:cstheme="majorBidi"/>
-                                <w:b/>
-                                <w:bCs/>
-                                <w:i/>
-                                <w:iCs/>
-                                <w:sz w:val="28"/>
-                                <w:szCs w:val="28"/>
-                              </w:rPr>
-                            </w:pPr>
-                            <w:r>
-                              <w:rPr>
-                                <w:rFonts w:asciiTheme="majorBidi" w:hAnsiTheme="majorBidi" w:cstheme="majorBidi"/>
-                                <w:b/>
-                                <w:bCs/>
-                                <w:i/>
-                                <w:iCs/>
-                                <w:sz w:val="28"/>
-                                <w:szCs w:val="28"/>
-                              </w:rPr>
-                              <w:t xml:space="preserve">          contact: "dev-team@example.com"</w:t>
-                            </w:r>
-                          </w:p>
-                          <w:p>
-                            <w:pPr>
-                              <w:spacing w:after="0"/>
-                              <w:jc w:val="center"/>
-                            </w:pPr>
-                          </w:p>
-                        </w:txbxContent>
-                      </wps:txbx>
-                      <wps:bodyPr rot="0" spcFirstLastPara="0" vertOverflow="overflow" horzOverflow="overflow" vert="horz" wrap="square" lIns="91440" tIns="45720" rIns="91440" bIns="45720" numCol="1" spcCol="0" rtlCol="0" fromWordArt="0" anchor="ctr" anchorCtr="0" forceAA="0" compatLnSpc="1">
-                        <a:prstTxWarp prst="textNoShape">
-                          <a:avLst/>
-                        </a:prstTxWarp>
-                        <a:noAutofit/>
-                      </wps:bodyPr>
-                    </wps:wsp>
-                  </a:graphicData>
-                </a:graphic>
-                <wp14:sizeRelH relativeFrom="margin">
-                  <wp14:pctWidth>0</wp14:pctWidth>
-                </wp14:sizeRelH>
-                <wp14:sizeRelV relativeFrom="margin">
-                  <wp14:pctHeight>0</wp14:pctHeight>
-                </wp14:sizeRelV>
-              </wp:anchor>
-            </w:drawing>
-          </mc:Choice>
-          <mc:Fallback>
-            <w:pict>
-              <v:rect w14:anchorId="1C1D569A" id="Rectangle 6" o:spid="_x0000_s1029" style="position:absolute;left:0;text-align:left;margin-left:0;margin-top:61.2pt;width:403.2pt;height:83.4pt;z-index:251664384;visibility:visible;mso-wrap-style:square;mso-width-percent:0;mso-height-percent:0;mso-wrap-distance-left:9pt;mso-wrap-distance-top:0;mso-wrap-distance-right:9pt;mso-wrap-distance-bottom:0;mso-position-horizontal:left;mso-position-horizontal-relative:margin;mso-position-vertical:absolute;mso-position-vertical-relative:text;mso-width-percent:0;mso-height-percent:0;mso-width-relative:margin;mso-height-relative:margin;v-text-anchor:middle" o:gfxdata="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" fillcolor="black [3200]" strokecolor="black [480]" strokeweight="1pt">
-                <v:textbox>
-                  <w:txbxContent>
-                    <w:p>
-                      <w:pPr>
-                        <w:spacing w:after="0"/>
-                        <w:rPr>
-                          <w:rFonts w:asciiTheme="majorBidi" w:hAnsiTheme="majorBidi" w:cstheme="majorBidi"/>
-                          <w:b/>
-                          <w:bCs/>
-                          <w:i/>
-                          <w:iCs/>
-                          <w:sz w:val="28"/>
-                          <w:szCs w:val="28"/>
-                        </w:rPr>
-                      </w:pPr>
-                      <w:r>
-                        <w:rPr>
-                          <w:rFonts w:asciiTheme="majorBidi" w:hAnsiTheme="majorBidi" w:cstheme="majorBidi"/>
-                          <w:b/>
-                          <w:bCs/>
-                          <w:i/>
-                          <w:iCs/>
-                          <w:sz w:val="28"/>
-                          <w:szCs w:val="28"/>
-                        </w:rPr>
-                        <w:t>metadata:</w:t>
-                      </w:r>
-                    </w:p>
-                    <w:p>
-                      <w:pPr>
-                        <w:spacing w:after="0"/>
-                        <w:rPr>
-                          <w:rFonts w:asciiTheme="majorBidi" w:hAnsiTheme="majorBidi" w:cstheme="majorBidi"/>
-                          <w:b/>
-                          <w:bCs/>
-                          <w:i/>
-                          <w:iCs/>
-                          <w:sz w:val="28"/>
-                          <w:szCs w:val="28"/>
-                        </w:rPr>
-                      </w:pPr>
-                      <w:r>
-                        <w:rPr>
-                          <w:rFonts w:asciiTheme="majorBidi" w:hAnsiTheme="majorBidi" w:cstheme="majorBidi"/>
-                          <w:b/>
-                          <w:bCs/>
-                          <w:i/>
-                          <w:iCs/>
-                          <w:sz w:val="28"/>
-                          <w:szCs w:val="28"/>
-                        </w:rPr>
-                        <w:t xml:space="preserve">     annotations:</w:t>
-                      </w:r>
-                    </w:p>
-                    <w:p>
-                      <w:pPr>
-                        <w:spacing w:after="0"/>
-                        <w:rPr>
-                          <w:rFonts w:asciiTheme="majorBidi" w:hAnsiTheme="majorBidi" w:cstheme="majorBidi"/>
-                          <w:b/>
-                          <w:bCs/>
-                          <w:i/>
-                          <w:iCs/>
-                          <w:sz w:val="28"/>
-                          <w:szCs w:val="28"/>
-                        </w:rPr>
-                      </w:pPr>
-                      <w:r>
-                        <w:rPr>
-                          <w:rFonts w:asciiTheme="majorBidi" w:hAnsiTheme="majorBidi" w:cstheme="majorBidi"/>
-                          <w:b/>
-                          <w:bCs/>
-                          <w:i/>
-                          <w:iCs/>
-                          <w:sz w:val="28"/>
-                          <w:szCs w:val="28"/>
-                        </w:rPr>
-                        <w:t xml:space="preserve">          description: "This pod runs the payment processing service"</w:t>
-                      </w:r>
-                    </w:p>
-                    <w:p>
-                      <w:pPr>
-                        <w:spacing w:after="0"/>
-                        <w:rPr>
-                          <w:rFonts w:asciiTheme="majorBidi" w:hAnsiTheme="majorBidi" w:cstheme="majorBidi"/>
-                          <w:b/>
-                          <w:bCs/>
-                          <w:i/>
-                          <w:iCs/>
-                          <w:sz w:val="28"/>
-                          <w:szCs w:val="28"/>
-                        </w:rPr>
-                      </w:pPr>
-                      <w:r>
-                        <w:rPr>
-                          <w:rFonts w:asciiTheme="majorBidi" w:hAnsiTheme="majorBidi" w:cstheme="majorBidi"/>
-                          <w:b/>
-                          <w:bCs/>
-                          <w:i/>
-                          <w:iCs/>
-                          <w:sz w:val="28"/>
-                          <w:szCs w:val="28"/>
-                        </w:rPr>
-                        <w:t xml:space="preserve">          contact: "dev-team@example.com"</w:t>
-                      </w:r>
-                    </w:p>
-                    <w:p>
-                      <w:pPr>
-                        <w:spacing w:after="0"/>
-                        <w:jc w:val="center"/>
-                      </w:pPr>
-                    </w:p>
-                  </w:txbxContent>
-                </v:textbox>
-                <w10:wrap anchorx="margin"/>
-              </v:rect>
-            </w:pict>
-          </mc:Fallback>
-        </mc:AlternateContent>
-      </w:r>
-      <w:r>
-        <w:rPr>
-          <w:rFonts w:asciiTheme="majorBidi" w:hAnsiTheme="majorBidi" w:cstheme="majorBidi"/>
-          <w:sz w:val="28"/>
-          <w:szCs w:val="28"/>
-        </w:rPr>
-        <w:t>Annotations are key–value metadata attached to Kubernetes objects, similar to labels, but they are used to store non-identifying information that tools, systems, or humans may need.</w:t>
-      </w:r>
-      <w:r>
-        <w:rPr>
-          <w:rFonts w:asciiTheme="majorBidi" w:hAnsiTheme="majorBidi" w:cstheme="majorBidi"/>
-          <w:sz w:val="28"/>
-          <w:szCs w:val="28"/>
-        </w:rPr>
-        <w:t xml:space="preserve"> </w:t>
-      </w:r>
-      <w:r>
-        <w:rPr>
-          <w:rFonts w:asciiTheme="majorBidi" w:hAnsiTheme="majorBidi" w:cstheme="majorBidi"/>
-          <w:sz w:val="28"/>
-          <w:szCs w:val="28"/>
-        </w:rPr>
-        <w:t xml:space="preserve">They are stored in the object’s </w:t>
-      </w:r>
-      <w:proofErr w:type="spellStart"/>
-      <w:proofErr w:type="gramStart"/>
-      <w:r>
-        <w:rPr>
-          <w:rFonts w:asciiTheme="majorBidi" w:hAnsiTheme="majorBidi" w:cstheme="majorBidi"/>
-          <w:b/>
-          <w:bCs/>
-          <w:i/>
-          <w:iCs/>
-          <w:sz w:val="28"/>
-          <w:szCs w:val="28"/>
-        </w:rPr>
-        <w:t>metadata.annotations</w:t>
-      </w:r>
-      <w:proofErr w:type="spellEnd"/>
-      <w:proofErr w:type="gramEnd"/>
-      <w:r>
-        <w:rPr>
-          <w:rFonts w:asciiTheme="majorBidi" w:hAnsiTheme="majorBidi" w:cstheme="majorBidi"/>
-          <w:sz w:val="28"/>
-          <w:szCs w:val="28"/>
-        </w:rPr>
-        <w:t xml:space="preserve"> field.</w:t>
-      </w:r>
-      <w:r>
-        <w:rPr>
-          <w:rFonts w:asciiTheme="majorBidi" w:hAnsiTheme="majorBidi" w:cstheme="majorBidi"/>
-          <w:sz w:val="28"/>
-          <w:szCs w:val="28"/>
-        </w:rPr>
-        <w:t xml:space="preserve"> </w:t>
-      </w:r>
-      <w:r>
-        <w:rPr>
-          <w:rFonts w:asciiTheme="majorBidi" w:hAnsiTheme="majorBidi" w:cstheme="majorBidi"/>
-          <w:sz w:val="28"/>
-          <w:szCs w:val="28"/>
-        </w:rPr>
-        <w:t>Example:</w:t>
-      </w:r>
-    </w:p>
-    <w:p>
-      <w:pPr>
-        <w:jc w:val="both"/>
-        <w:rPr>
-          <w:rFonts w:asciiTheme="majorBidi" w:hAnsiTheme="majorBidi" w:cstheme="majorBidi"/>
-          <w:sz w:val="28"/>
-          <w:szCs w:val="28"/>
-        </w:rPr>
-      </w:pPr>
-    </w:p>
-    <w:p>
-      <w:pPr>
-        <w:jc w:val="both"/>
-        <w:rPr>
-          <w:rFonts w:asciiTheme="majorBidi" w:hAnsiTheme="majorBidi" w:cstheme="majorBidi"/>
-          <w:sz w:val="28"/>
-          <w:szCs w:val="28"/>
-        </w:rPr>
-      </w:pPr>
-    </w:p>
-    <w:p>
-      <w:pPr>
-        <w:jc w:val="both"/>
-        <w:rPr>
-          <w:rFonts w:asciiTheme="majorBidi" w:hAnsiTheme="majorBidi" w:cstheme="majorBidi"/>
-          <w:sz w:val="36"/>
-          <w:szCs w:val="36"/>
-        </w:rPr>
-      </w:pPr>
-    </w:p>
-    <w:p>
-      <w:pPr>
-        <w:spacing w:after="120"/>
-        <w:jc w:val="both"/>
-        <w:rPr>
-          <w:rFonts w:asciiTheme="majorBidi" w:hAnsiTheme="majorBidi" w:cstheme="majorBidi"/>
-          <w:b/>
-          <w:bCs/>
-          <w:sz w:val="28"/>
-          <w:szCs w:val="28"/>
-        </w:rPr>
-      </w:pPr>
-      <w:r>
-        <w:rPr>
-          <w:rFonts w:asciiTheme="majorBidi" w:hAnsiTheme="majorBidi" w:cstheme="majorBidi"/>
-          <w:b/>
-          <w:bCs/>
-          <w:sz w:val="28"/>
-          <w:szCs w:val="28"/>
-        </w:rPr>
-        <w:t>Purpose</w:t>
-      </w:r>
-      <w:r>
-        <w:rPr>
-          <w:rFonts w:asciiTheme="majorBidi" w:hAnsiTheme="majorBidi" w:cstheme="majorBidi"/>
-          <w:b/>
-          <w:bCs/>
-          <w:sz w:val="28"/>
-          <w:szCs w:val="28"/>
-        </w:rPr>
-        <w:t>:</w:t>
-      </w:r>
-    </w:p>
-    <w:p>
-      <w:pPr>
-        <w:spacing w:after="60"/>
-        <w:jc w:val="both"/>
-        <w:rPr>
-          <w:rFonts w:asciiTheme="majorBidi" w:hAnsiTheme="majorBidi" w:cstheme="majorBidi"/>
-          <w:sz w:val="28"/>
-          <w:szCs w:val="28"/>
-        </w:rPr>
-      </w:pPr>
-      <w:r>
-        <w:rPr>
-          <w:rFonts w:asciiTheme="majorBidi" w:hAnsiTheme="majorBidi" w:cstheme="majorBidi"/>
-          <w:sz w:val="28"/>
-          <w:szCs w:val="28"/>
-        </w:rPr>
-        <w:t>Unlike labels, annotations are not used for selecting or grouping objects. Their purpose is to store additional information that may be useful for:</w:t>
-      </w:r>
-    </w:p>
-    <w:p>
-      <w:pPr>
-        <w:pStyle w:val="ListParagraph"/>
-        <w:numPr>
-          <w:ilvl w:val="0"/>
-          <w:numId w:val="13"/>
-        </w:numPr>
-        <w:ind w:left="360"/>
-        <w:jc w:val="both"/>
-        <w:rPr>
-          <w:rFonts w:asciiTheme="majorBidi" w:hAnsiTheme="majorBidi" w:cstheme="majorBidi"/>
-          <w:sz w:val="28"/>
-          <w:szCs w:val="28"/>
-        </w:rPr>
-      </w:pPr>
-      <w:r>
-        <w:rPr>
-          <w:rFonts w:asciiTheme="majorBidi" w:hAnsiTheme="majorBidi" w:cstheme="majorBidi"/>
-          <w:sz w:val="28"/>
-          <w:szCs w:val="28"/>
-        </w:rPr>
-        <w:t>Documentation</w:t>
-      </w:r>
-    </w:p>
-    <w:p>
-      <w:pPr>
-        <w:pStyle w:val="ListParagraph"/>
-        <w:numPr>
-          <w:ilvl w:val="0"/>
-          <w:numId w:val="13"/>
-        </w:numPr>
-        <w:ind w:left="360"/>
-        <w:jc w:val="both"/>
-        <w:rPr>
-          <w:rFonts w:asciiTheme="majorBidi" w:hAnsiTheme="majorBidi" w:cstheme="majorBidi"/>
-          <w:sz w:val="28"/>
-          <w:szCs w:val="28"/>
-        </w:rPr>
-      </w:pPr>
-      <w:r>
-        <w:rPr>
-          <w:rFonts w:asciiTheme="majorBidi" w:hAnsiTheme="majorBidi" w:cstheme="majorBidi"/>
-          <w:sz w:val="28"/>
-          <w:szCs w:val="28"/>
-        </w:rPr>
-        <w:t>Tooling and automation</w:t>
-      </w:r>
-    </w:p>
-    <w:p>
-      <w:pPr>
-        <w:pStyle w:val="ListParagraph"/>
-        <w:numPr>
-          <w:ilvl w:val="0"/>
-          <w:numId w:val="13"/>
-        </w:numPr>
-        <w:ind w:left="360"/>
-        <w:jc w:val="both"/>
-        <w:rPr>
-          <w:rFonts w:asciiTheme="majorBidi" w:hAnsiTheme="majorBidi" w:cstheme="majorBidi"/>
-          <w:sz w:val="28"/>
-          <w:szCs w:val="28"/>
-        </w:rPr>
-      </w:pPr>
-      <w:r>
-        <w:rPr>
-          <w:rFonts w:asciiTheme="majorBidi" w:hAnsiTheme="majorBidi" w:cstheme="majorBidi"/>
-          <w:sz w:val="28"/>
-          <w:szCs w:val="28"/>
-        </w:rPr>
-        <w:t>Build or deployment metadata</w:t>
-      </w:r>
-    </w:p>
-    <w:p>
-      <w:pPr>
-        <w:pStyle w:val="ListParagraph"/>
-        <w:numPr>
-          <w:ilvl w:val="0"/>
-          <w:numId w:val="13"/>
-        </w:numPr>
-        <w:spacing w:after="60"/>
-        <w:ind w:left="360"/>
-        <w:jc w:val="both"/>
-        <w:rPr>
-          <w:rFonts w:asciiTheme="majorBidi" w:hAnsiTheme="majorBidi" w:cstheme="majorBidi"/>
-          <w:sz w:val="28"/>
-          <w:szCs w:val="28"/>
-        </w:rPr>
-      </w:pPr>
-      <w:r>
-        <w:rPr>
-          <w:rFonts w:asciiTheme="majorBidi" w:hAnsiTheme="majorBidi" w:cstheme="majorBidi"/>
-          <w:sz w:val="28"/>
-          <w:szCs w:val="28"/>
-        </w:rPr>
-        <w:t>Debugging or auditing</w:t>
-      </w:r>
-    </w:p>
-    <w:p>
-      <w:pPr>
-        <w:spacing w:after="120"/>
-        <w:jc w:val="both"/>
-        <w:rPr>
-          <w:rFonts w:asciiTheme="majorBidi" w:hAnsiTheme="majorBidi" w:cstheme="majorBidi"/>
-          <w:sz w:val="28"/>
-          <w:szCs w:val="28"/>
-        </w:rPr>
-      </w:pPr>
-      <w:r>
-        <w:rPr>
-          <w:rFonts w:asciiTheme="majorBidi" w:hAnsiTheme="majorBidi" w:cstheme="majorBidi"/>
-          <w:sz w:val="28"/>
-          <w:szCs w:val="28"/>
-        </w:rPr>
-        <w:t>For example, CI/CD systems, monitoring tools, and Kubernetes extensions often store information in annotations.</w:t>
-      </w:r>
-    </w:p>
-    <w:p>
-      <w:pPr>
-        <w:spacing w:after="60"/>
-        <w:jc w:val="both"/>
-        <w:rPr>
-          <w:rFonts w:asciiTheme="majorBidi" w:hAnsiTheme="majorBidi" w:cstheme="majorBidi"/>
-          <w:sz w:val="28"/>
-          <w:szCs w:val="28"/>
-          <w:u w:val="single"/>
-        </w:rPr>
-      </w:pPr>
-      <w:r>
-        <w:rPr>
-          <w:rFonts w:asciiTheme="majorBidi" w:hAnsiTheme="majorBidi" w:cstheme="majorBidi"/>
-          <w:sz w:val="28"/>
-          <w:szCs w:val="28"/>
-          <w:u w:val="single"/>
-        </w:rPr>
-        <w:t>Characteristics</w:t>
-      </w:r>
-      <w:r>
-        <w:rPr>
-          <w:rFonts w:asciiTheme="majorBidi" w:hAnsiTheme="majorBidi" w:cstheme="majorBidi"/>
-          <w:sz w:val="28"/>
-          <w:szCs w:val="28"/>
-          <w:u w:val="single"/>
-        </w:rPr>
-        <w:t>:</w:t>
-      </w:r>
-    </w:p>
-    <w:p>
-      <w:pPr>
-        <w:pStyle w:val="ListParagraph"/>
-        <w:numPr>
-          <w:ilvl w:val="0"/>
-          <w:numId w:val="14"/>
-        </w:numPr>
-        <w:ind w:left="360"/>
-        <w:jc w:val="both"/>
-        <w:rPr>
-          <w:rFonts w:asciiTheme="majorBidi" w:hAnsiTheme="majorBidi" w:cstheme="majorBidi"/>
-          <w:sz w:val="28"/>
-          <w:szCs w:val="28"/>
-        </w:rPr>
-      </w:pPr>
-      <w:r>
-        <w:rPr>
-          <w:rFonts w:asciiTheme="majorBidi" w:hAnsiTheme="majorBidi" w:cstheme="majorBidi"/>
-          <w:sz w:val="28"/>
-          <w:szCs w:val="28"/>
-        </w:rPr>
-        <w:t>Key–value pairs, just like labels</w:t>
-      </w:r>
-    </w:p>
-    <w:p>
-      <w:pPr>
-        <w:pStyle w:val="ListParagraph"/>
-        <w:numPr>
-          <w:ilvl w:val="0"/>
-          <w:numId w:val="14"/>
-        </w:numPr>
-        <w:ind w:left="360"/>
-        <w:jc w:val="both"/>
-        <w:rPr>
-          <w:rFonts w:asciiTheme="majorBidi" w:hAnsiTheme="majorBidi" w:cstheme="majorBidi"/>
-          <w:sz w:val="28"/>
-          <w:szCs w:val="28"/>
-        </w:rPr>
-      </w:pPr>
-      <w:r>
-        <w:rPr>
-          <w:rFonts w:asciiTheme="majorBidi" w:hAnsiTheme="majorBidi" w:cstheme="majorBidi"/>
-          <w:sz w:val="28"/>
-          <w:szCs w:val="28"/>
-        </w:rPr>
-        <w:t>Cannot be used in selectors</w:t>
-      </w:r>
-    </w:p>
-    <w:p>
-      <w:pPr>
-        <w:pStyle w:val="ListParagraph"/>
-        <w:numPr>
-          <w:ilvl w:val="0"/>
-          <w:numId w:val="14"/>
-        </w:numPr>
-        <w:ind w:left="360"/>
-        <w:jc w:val="both"/>
-        <w:rPr>
-          <w:rFonts w:asciiTheme="majorBidi" w:hAnsiTheme="majorBidi" w:cstheme="majorBidi"/>
-          <w:sz w:val="28"/>
-          <w:szCs w:val="28"/>
-        </w:rPr>
-      </w:pPr>
-      <w:r>
-        <w:rPr>
-          <w:rFonts w:asciiTheme="majorBidi" w:hAnsiTheme="majorBidi" w:cstheme="majorBidi"/>
-          <w:sz w:val="28"/>
-          <w:szCs w:val="28"/>
-        </w:rPr>
-        <w:t>Can store large amounts of metadata (labels are intended to stay small)</w:t>
-      </w:r>
-    </w:p>
-    <w:p>
-      <w:pPr>
-        <w:pStyle w:val="ListParagraph"/>
-        <w:numPr>
-          <w:ilvl w:val="0"/>
-          <w:numId w:val="14"/>
-        </w:numPr>
-        <w:spacing w:after="100"/>
-        <w:ind w:left="360"/>
-        <w:jc w:val="both"/>
-        <w:rPr>
-          <w:rFonts w:asciiTheme="majorBidi" w:hAnsiTheme="majorBidi" w:cstheme="majorBidi"/>
-          <w:sz w:val="28"/>
-          <w:szCs w:val="28"/>
-        </w:rPr>
-      </w:pPr>
-      <w:r>
-        <w:rPr>
-          <w:rFonts w:asciiTheme="majorBidi" w:hAnsiTheme="majorBidi" w:cstheme="majorBidi"/>
-          <w:sz w:val="28"/>
-          <w:szCs w:val="28"/>
-        </w:rPr>
-        <w:t>Often used by external tools rather than Kubernetes itself</w:t>
-      </w:r>
-    </w:p>
-    <w:p>
-      <w:pPr>
-        <w:jc w:val="both"/>
-        <w:rPr>
-          <w:rFonts w:asciiTheme="majorBidi" w:hAnsiTheme="majorBidi" w:cstheme="majorBidi"/>
-          <w:sz w:val="28"/>
-          <w:szCs w:val="28"/>
-          <w:u w:val="single"/>
-        </w:rPr>
-      </w:pPr>
-      <w:r>
-        <w:rPr>
-          <w:rFonts w:asciiTheme="majorBidi" w:hAnsiTheme="majorBidi" w:cstheme="majorBidi"/>
-          <w:noProof/>
-          <w:sz w:val="28"/>
-          <w:szCs w:val="28"/>
-          <w:u w:val="single"/>
-        </w:rPr>
-        <w:lastRenderedPageBreak/>
-        <mc:AlternateContent>
-          <mc:Choice Requires="wps">
-            <w:drawing>
-              <wp:anchor distT="0" distB="0" distL="114300" distR="114300" simplePos="0" relativeHeight="251665408" behindDoc="0" locked="0" layoutInCell="1" allowOverlap="1" wp14:anchorId="56DCF595" wp14:editId="404CAF4C">
-                <wp:simplePos x="0" y="0"/>
-                <wp:positionH relativeFrom="margin">
-                  <wp:align>left</wp:align>
-                </wp:positionH>
-                <wp:positionV relativeFrom="paragraph">
-                  <wp:posOffset>286385</wp:posOffset>
-                </wp:positionV>
-                <wp:extent cx="4625340" cy="3162300"/>
-                <wp:effectExtent l="0" t="0" r="22860" b="19050"/>
-                <wp:wrapNone/>
-                <wp:docPr id="1866738112" name="Rectangle 7"/>
-                <wp:cNvGraphicFramePr/>
-                <a:graphic xmlns:a="http://schemas.openxmlformats.org/drawingml/2006/main">
-                  <a:graphicData uri="http://schemas.microsoft.com/office/word/2010/wordprocessingShape">
-                    <wps:wsp>
-                      <wps:cNvSpPr/>
-                      <wps:spPr>
-                        <a:xfrm>
-                          <a:off x="0" y="0"/>
-                          <a:ext cx="4625340" cy="3162300"/>
-                        </a:xfrm>
-                        <a:prstGeom prst="rect">
-                          <a:avLst/>
-                        </a:prstGeom>
-                      </wps:spPr>
-                      <wps:style>
-                        <a:lnRef idx="2">
-                          <a:schemeClr val="dk1">
-                            <a:shade val="15000"/>
-                          </a:schemeClr>
-                        </a:lnRef>
-                        <a:fillRef idx="1">
-                          <a:schemeClr val="dk1"/>
-                        </a:fillRef>
-                        <a:effectRef idx="0">
-                          <a:schemeClr val="dk1"/>
-                        </a:effectRef>
-                        <a:fontRef idx="minor">
-                          <a:schemeClr val="lt1"/>
-                        </a:fontRef>
-                      </wps:style>
-                      <wps:txbx>
-                        <w:txbxContent>
-                          <w:p>
-                            <w:pPr>
-                              <w:spacing w:after="0"/>
-                              <w:rPr>
-                                <w:rFonts w:asciiTheme="majorBidi" w:hAnsiTheme="majorBidi" w:cstheme="majorBidi"/>
-                                <w:b/>
-                                <w:bCs/>
-                                <w:i/>
-                                <w:iCs/>
-                                <w:sz w:val="28"/>
-                                <w:szCs w:val="28"/>
-                              </w:rPr>
-                            </w:pPr>
-                            <w:proofErr w:type="spellStart"/>
-                            <w:r>
-                              <w:rPr>
-                                <w:rFonts w:asciiTheme="majorBidi" w:hAnsiTheme="majorBidi" w:cstheme="majorBidi"/>
-                                <w:b/>
-                                <w:bCs/>
-                                <w:i/>
-                                <w:iCs/>
-                                <w:sz w:val="28"/>
-                                <w:szCs w:val="28"/>
-                              </w:rPr>
-                              <w:t>apiVersion</w:t>
-                            </w:r>
-                            <w:proofErr w:type="spellEnd"/>
-                            <w:r>
-                              <w:rPr>
-                                <w:rFonts w:asciiTheme="majorBidi" w:hAnsiTheme="majorBidi" w:cstheme="majorBidi"/>
-                                <w:b/>
-                                <w:bCs/>
-                                <w:i/>
-                                <w:iCs/>
-                                <w:sz w:val="28"/>
-                                <w:szCs w:val="28"/>
-                              </w:rPr>
-                              <w:t>: v1</w:t>
-                            </w:r>
-                          </w:p>
-                          <w:p>
-                            <w:pPr>
-                              <w:spacing w:after="0"/>
-                              <w:rPr>
-                                <w:rFonts w:asciiTheme="majorBidi" w:hAnsiTheme="majorBidi" w:cstheme="majorBidi"/>
-                                <w:b/>
-                                <w:bCs/>
-                                <w:i/>
-                                <w:iCs/>
-                                <w:sz w:val="28"/>
-                                <w:szCs w:val="28"/>
-                              </w:rPr>
-                            </w:pPr>
-                            <w:r>
-                              <w:rPr>
-                                <w:rFonts w:asciiTheme="majorBidi" w:hAnsiTheme="majorBidi" w:cstheme="majorBidi"/>
-                                <w:b/>
-                                <w:bCs/>
-                                <w:i/>
-                                <w:iCs/>
-                                <w:sz w:val="28"/>
-                                <w:szCs w:val="28"/>
-                              </w:rPr>
-                              <w:t>kind: Pod</w:t>
-                            </w:r>
-                          </w:p>
-                          <w:p>
-                            <w:pPr>
-                              <w:spacing w:after="0"/>
-                              <w:rPr>
-                                <w:rFonts w:asciiTheme="majorBidi" w:hAnsiTheme="majorBidi" w:cstheme="majorBidi"/>
-                                <w:b/>
-                                <w:bCs/>
-                                <w:i/>
-                                <w:iCs/>
-                                <w:sz w:val="28"/>
-                                <w:szCs w:val="28"/>
-                              </w:rPr>
-                            </w:pPr>
-                            <w:r>
-                              <w:rPr>
-                                <w:rFonts w:asciiTheme="majorBidi" w:hAnsiTheme="majorBidi" w:cstheme="majorBidi"/>
-                                <w:b/>
-                                <w:bCs/>
-                                <w:i/>
-                                <w:iCs/>
-                                <w:sz w:val="28"/>
-                                <w:szCs w:val="28"/>
-                              </w:rPr>
-                              <w:t>metadata:</w:t>
-                            </w:r>
-                          </w:p>
-                          <w:p>
-                            <w:pPr>
-                              <w:spacing w:after="0"/>
-                              <w:rPr>
-                                <w:rFonts w:asciiTheme="majorBidi" w:hAnsiTheme="majorBidi" w:cstheme="majorBidi"/>
-                                <w:b/>
-                                <w:bCs/>
-                                <w:i/>
-                                <w:iCs/>
-                                <w:sz w:val="28"/>
-                                <w:szCs w:val="28"/>
-                              </w:rPr>
-                            </w:pPr>
-                            <w:r>
-                              <w:rPr>
-                                <w:rFonts w:asciiTheme="majorBidi" w:hAnsiTheme="majorBidi" w:cstheme="majorBidi"/>
-                                <w:b/>
-                                <w:bCs/>
-                                <w:i/>
-                                <w:iCs/>
-                                <w:sz w:val="28"/>
-                                <w:szCs w:val="28"/>
-                              </w:rPr>
-                              <w:t xml:space="preserve">     name: nginx-pod</w:t>
-                            </w:r>
-                          </w:p>
-                          <w:p>
-                            <w:pPr>
-                              <w:spacing w:after="0"/>
-                              <w:rPr>
-                                <w:rFonts w:asciiTheme="majorBidi" w:hAnsiTheme="majorBidi" w:cstheme="majorBidi"/>
-                                <w:b/>
-                                <w:bCs/>
-                                <w:i/>
-                                <w:iCs/>
-                                <w:sz w:val="28"/>
-                                <w:szCs w:val="28"/>
-                              </w:rPr>
-                            </w:pPr>
-                            <w:r>
-                              <w:rPr>
-                                <w:rFonts w:asciiTheme="majorBidi" w:hAnsiTheme="majorBidi" w:cstheme="majorBidi"/>
-                                <w:b/>
-                                <w:bCs/>
-                                <w:i/>
-                                <w:iCs/>
-                                <w:sz w:val="28"/>
-                                <w:szCs w:val="28"/>
-                              </w:rPr>
-                              <w:t xml:space="preserve">     labels:</w:t>
-                            </w:r>
-                          </w:p>
-                          <w:p>
-                            <w:pPr>
-                              <w:spacing w:after="0"/>
-                              <w:rPr>
-                                <w:rFonts w:asciiTheme="majorBidi" w:hAnsiTheme="majorBidi" w:cstheme="majorBidi"/>
-                                <w:b/>
-                                <w:bCs/>
-                                <w:i/>
-                                <w:iCs/>
-                                <w:sz w:val="28"/>
-                                <w:szCs w:val="28"/>
-                              </w:rPr>
-                            </w:pPr>
-                            <w:r>
-                              <w:rPr>
-                                <w:rFonts w:asciiTheme="majorBidi" w:hAnsiTheme="majorBidi" w:cstheme="majorBidi"/>
-                                <w:b/>
-                                <w:bCs/>
-                                <w:i/>
-                                <w:iCs/>
-                                <w:sz w:val="28"/>
-                                <w:szCs w:val="28"/>
-                              </w:rPr>
-                              <w:t xml:space="preserve">          app: nginx</w:t>
-                            </w:r>
-                          </w:p>
-                          <w:p>
-                            <w:pPr>
-                              <w:spacing w:after="0"/>
-                              <w:rPr>
-                                <w:rFonts w:asciiTheme="majorBidi" w:hAnsiTheme="majorBidi" w:cstheme="majorBidi"/>
-                                <w:b/>
-                                <w:bCs/>
-                                <w:i/>
-                                <w:iCs/>
-                                <w:sz w:val="28"/>
-                                <w:szCs w:val="28"/>
-                              </w:rPr>
-                            </w:pPr>
-                            <w:r>
-                              <w:rPr>
-                                <w:rFonts w:asciiTheme="majorBidi" w:hAnsiTheme="majorBidi" w:cstheme="majorBidi"/>
-                                <w:b/>
-                                <w:bCs/>
-                                <w:i/>
-                                <w:iCs/>
-                                <w:sz w:val="28"/>
-                                <w:szCs w:val="28"/>
-                              </w:rPr>
-                              <w:t xml:space="preserve">     annotations:</w:t>
-                            </w:r>
-                          </w:p>
-                          <w:p>
-                            <w:pPr>
-                              <w:spacing w:after="0"/>
-                              <w:rPr>
-                                <w:rFonts w:asciiTheme="majorBidi" w:hAnsiTheme="majorBidi" w:cstheme="majorBidi"/>
-                                <w:b/>
-                                <w:bCs/>
-                                <w:i/>
-                                <w:iCs/>
-                                <w:sz w:val="28"/>
-                                <w:szCs w:val="28"/>
-                              </w:rPr>
-                            </w:pPr>
-                            <w:r>
-                              <w:rPr>
-                                <w:rFonts w:asciiTheme="majorBidi" w:hAnsiTheme="majorBidi" w:cstheme="majorBidi"/>
-                                <w:b/>
-                                <w:bCs/>
-                                <w:i/>
-                                <w:iCs/>
-                                <w:sz w:val="28"/>
-                                <w:szCs w:val="28"/>
-                              </w:rPr>
-                              <w:t xml:space="preserve">          description: "Frontend web server pod"</w:t>
-                            </w:r>
-                          </w:p>
-                          <w:p>
-                            <w:pPr>
-                              <w:spacing w:after="0"/>
-                              <w:rPr>
-                                <w:rFonts w:asciiTheme="majorBidi" w:hAnsiTheme="majorBidi" w:cstheme="majorBidi"/>
-                                <w:b/>
-                                <w:bCs/>
-                                <w:i/>
-                                <w:iCs/>
-                                <w:sz w:val="28"/>
-                                <w:szCs w:val="28"/>
-                              </w:rPr>
-                            </w:pPr>
-                            <w:r>
-                              <w:rPr>
-                                <w:rFonts w:asciiTheme="majorBidi" w:hAnsiTheme="majorBidi" w:cstheme="majorBidi"/>
-                                <w:b/>
-                                <w:bCs/>
-                                <w:i/>
-                                <w:iCs/>
-                                <w:sz w:val="28"/>
-                                <w:szCs w:val="28"/>
-                              </w:rPr>
-                              <w:t xml:space="preserve">          owner: "platform-team"</w:t>
-                            </w:r>
-                          </w:p>
-                          <w:p>
-                            <w:pPr>
-                              <w:spacing w:after="0"/>
-                              <w:rPr>
-                                <w:rFonts w:asciiTheme="majorBidi" w:hAnsiTheme="majorBidi" w:cstheme="majorBidi"/>
-                                <w:b/>
-                                <w:bCs/>
-                                <w:i/>
-                                <w:iCs/>
-                                <w:sz w:val="28"/>
-                                <w:szCs w:val="28"/>
-                              </w:rPr>
-                            </w:pPr>
-                            <w:r>
-                              <w:rPr>
-                                <w:rFonts w:asciiTheme="majorBidi" w:hAnsiTheme="majorBidi" w:cstheme="majorBidi"/>
-                                <w:b/>
-                                <w:bCs/>
-                                <w:i/>
-                                <w:iCs/>
-                                <w:sz w:val="28"/>
-                                <w:szCs w:val="28"/>
-                              </w:rPr>
-                              <w:t>spec:</w:t>
-                            </w:r>
-                          </w:p>
-                          <w:p>
-                            <w:pPr>
-                              <w:spacing w:after="0"/>
-                              <w:rPr>
-                                <w:rFonts w:asciiTheme="majorBidi" w:hAnsiTheme="majorBidi" w:cstheme="majorBidi"/>
-                                <w:b/>
-                                <w:bCs/>
-                                <w:i/>
-                                <w:iCs/>
-                                <w:sz w:val="28"/>
-                                <w:szCs w:val="28"/>
-                              </w:rPr>
-                            </w:pPr>
-                            <w:r>
-                              <w:rPr>
-                                <w:rFonts w:asciiTheme="majorBidi" w:hAnsiTheme="majorBidi" w:cstheme="majorBidi"/>
-                                <w:b/>
-                                <w:bCs/>
-                                <w:i/>
-                                <w:iCs/>
-                                <w:sz w:val="28"/>
-                                <w:szCs w:val="28"/>
-                              </w:rPr>
-                              <w:t xml:space="preserve">     containers:</w:t>
-                            </w:r>
-                          </w:p>
-                          <w:p>
-                            <w:pPr>
-                              <w:spacing w:after="0"/>
-                              <w:rPr>
-                                <w:rFonts w:asciiTheme="majorBidi" w:hAnsiTheme="majorBidi" w:cstheme="majorBidi"/>
-                                <w:b/>
-                                <w:bCs/>
-                                <w:i/>
-                                <w:iCs/>
-                                <w:sz w:val="28"/>
-                                <w:szCs w:val="28"/>
-                              </w:rPr>
-                            </w:pPr>
-                            <w:r>
-                              <w:rPr>
-                                <w:rFonts w:asciiTheme="majorBidi" w:hAnsiTheme="majorBidi" w:cstheme="majorBidi"/>
-                                <w:b/>
-                                <w:bCs/>
-                                <w:i/>
-                                <w:iCs/>
-                                <w:sz w:val="28"/>
-                                <w:szCs w:val="28"/>
-                              </w:rPr>
-                              <w:t xml:space="preserve">     - name: nginx</w:t>
-                            </w:r>
-                          </w:p>
-                          <w:p>
-                            <w:pPr>
-                              <w:spacing w:after="0"/>
-                              <w:rPr>
-                                <w:rFonts w:asciiTheme="majorBidi" w:hAnsiTheme="majorBidi" w:cstheme="majorBidi"/>
-                                <w:b/>
-                                <w:bCs/>
-                                <w:i/>
-                                <w:iCs/>
-                                <w:sz w:val="28"/>
-                                <w:szCs w:val="28"/>
-                              </w:rPr>
-                            </w:pPr>
-                            <w:r>
-                              <w:rPr>
-                                <w:rFonts w:asciiTheme="majorBidi" w:hAnsiTheme="majorBidi" w:cstheme="majorBidi"/>
-                                <w:b/>
-                                <w:bCs/>
-                                <w:i/>
-                                <w:iCs/>
-                                <w:sz w:val="28"/>
-                                <w:szCs w:val="28"/>
-                              </w:rPr>
-                              <w:t xml:space="preserve">       image: nginx</w:t>
-                            </w:r>
-                          </w:p>
-                          <w:p>
-                            <w:pPr>
-                              <w:spacing w:after="0"/>
-                              <w:jc w:val="center"/>
-                            </w:pPr>
-                          </w:p>
-                        </w:txbxContent>
-                      </wps:txbx>
-                      <wps:bodyPr rot="0" spcFirstLastPara="0" vertOverflow="overflow" horzOverflow="overflow" vert="horz" wrap="square" lIns="91440" tIns="45720" rIns="91440" bIns="45720" numCol="1" spcCol="0" rtlCol="0" fromWordArt="0" anchor="ctr" anchorCtr="0" forceAA="0" compatLnSpc="1">
-                        <a:prstTxWarp prst="textNoShape">
-                          <a:avLst/>
-                        </a:prstTxWarp>
-                        <a:noAutofit/>
-                      </wps:bodyPr>
-                    </wps:wsp>
-                  </a:graphicData>
-                </a:graphic>
-                <wp14:sizeRelH relativeFrom="margin">
-                  <wp14:pctWidth>0</wp14:pctWidth>
-                </wp14:sizeRelH>
-                <wp14:sizeRelV relativeFrom="margin">
-                  <wp14:pctHeight>0</wp14:pctHeight>
-                </wp14:sizeRelV>
-              </wp:anchor>
-            </w:drawing>
-          </mc:Choice>
-          <mc:Fallback>
-            <w:pict>
-              <v:rect w14:anchorId="56DCF595" id="Rectangle 7" o:spid="_x0000_s1030" style="position:absolute;left:0;text-align:left;margin-left:0;margin-top:22.55pt;width:364.2pt;height:249pt;z-index:251665408;visibility:visible;mso-wrap-style:square;mso-width-percent:0;mso-height-percent:0;mso-wrap-distance-left:9pt;mso-wrap-distance-top:0;mso-wrap-distance-right:9pt;mso-wrap-distance-bottom:0;mso-position-horizontal:left;mso-position-horizontal-relative:margin;mso-position-vertical:absolute;mso-position-vertical-relative:text;mso-width-percent:0;mso-height-percent:0;mso-width-relative:margin;mso-height-relative:margin;v-text-anchor:middle" o:gfxdata="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" fillcolor="black [3200]" strokecolor="black [480]" strokeweight="1pt">
-                <v:textbox>
-                  <w:txbxContent>
-                    <w:p>
-                      <w:pPr>
-                        <w:spacing w:after="0"/>
-                        <w:rPr>
-                          <w:rFonts w:asciiTheme="majorBidi" w:hAnsiTheme="majorBidi" w:cstheme="majorBidi"/>
-                          <w:b/>
-                          <w:bCs/>
-                          <w:i/>
-                          <w:iCs/>
-                          <w:sz w:val="28"/>
-                          <w:szCs w:val="28"/>
-                        </w:rPr>
-                      </w:pPr>
-                      <w:proofErr w:type="spellStart"/>
-                      <w:r>
-                        <w:rPr>
-                          <w:rFonts w:asciiTheme="majorBidi" w:hAnsiTheme="majorBidi" w:cstheme="majorBidi"/>
-                          <w:b/>
-                          <w:bCs/>
-                          <w:i/>
-                          <w:iCs/>
-                          <w:sz w:val="28"/>
-                          <w:szCs w:val="28"/>
-                        </w:rPr>
-                        <w:t>apiVersion</w:t>
-                      </w:r>
-                      <w:proofErr w:type="spellEnd"/>
-                      <w:r>
-                        <w:rPr>
-                          <w:rFonts w:asciiTheme="majorBidi" w:hAnsiTheme="majorBidi" w:cstheme="majorBidi"/>
-                          <w:b/>
-                          <w:bCs/>
-                          <w:i/>
-                          <w:iCs/>
-                          <w:sz w:val="28"/>
-                          <w:szCs w:val="28"/>
-                        </w:rPr>
-                        <w:t>: v1</w:t>
-                      </w:r>
-                    </w:p>
-                    <w:p>
-                      <w:pPr>
-                        <w:spacing w:after="0"/>
-                        <w:rPr>
-                          <w:rFonts w:asciiTheme="majorBidi" w:hAnsiTheme="majorBidi" w:cstheme="majorBidi"/>
-                          <w:b/>
-                          <w:bCs/>
-                          <w:i/>
-                          <w:iCs/>
-                          <w:sz w:val="28"/>
-                          <w:szCs w:val="28"/>
-                        </w:rPr>
-                      </w:pPr>
-                      <w:r>
-                        <w:rPr>
-                          <w:rFonts w:asciiTheme="majorBidi" w:hAnsiTheme="majorBidi" w:cstheme="majorBidi"/>
-                          <w:b/>
-                          <w:bCs/>
-                          <w:i/>
-                          <w:iCs/>
-                          <w:sz w:val="28"/>
-                          <w:szCs w:val="28"/>
-                        </w:rPr>
-                        <w:t>kind: Pod</w:t>
-                      </w:r>
-                    </w:p>
-                    <w:p>
-                      <w:pPr>
-                        <w:spacing w:after="0"/>
-                        <w:rPr>
-                          <w:rFonts w:asciiTheme="majorBidi" w:hAnsiTheme="majorBidi" w:cstheme="majorBidi"/>
-                          <w:b/>
-                          <w:bCs/>
-                          <w:i/>
-                          <w:iCs/>
-                          <w:sz w:val="28"/>
-                          <w:szCs w:val="28"/>
-                        </w:rPr>
-                      </w:pPr>
-                      <w:r>
-                        <w:rPr>
-                          <w:rFonts w:asciiTheme="majorBidi" w:hAnsiTheme="majorBidi" w:cstheme="majorBidi"/>
-                          <w:b/>
-                          <w:bCs/>
-                          <w:i/>
-                          <w:iCs/>
-                          <w:sz w:val="28"/>
-                          <w:szCs w:val="28"/>
-                        </w:rPr>
-                        <w:t>metadata:</w:t>
-                      </w:r>
-                    </w:p>
-                    <w:p>
-                      <w:pPr>
-                        <w:spacing w:after="0"/>
-                        <w:rPr>
-                          <w:rFonts w:asciiTheme="majorBidi" w:hAnsiTheme="majorBidi" w:cstheme="majorBidi"/>
-                          <w:b/>
-                          <w:bCs/>
-                          <w:i/>
-                          <w:iCs/>
-                          <w:sz w:val="28"/>
-                          <w:szCs w:val="28"/>
-                        </w:rPr>
-                      </w:pPr>
-                      <w:r>
-                        <w:rPr>
-                          <w:rFonts w:asciiTheme="majorBidi" w:hAnsiTheme="majorBidi" w:cstheme="majorBidi"/>
-                          <w:b/>
-                          <w:bCs/>
-                          <w:i/>
-                          <w:iCs/>
-                          <w:sz w:val="28"/>
-                          <w:szCs w:val="28"/>
-                        </w:rPr>
-                        <w:t xml:space="preserve">     name: nginx-pod</w:t>
-                      </w:r>
-                    </w:p>
-                    <w:p>
-                      <w:pPr>
-                        <w:spacing w:after="0"/>
-                        <w:rPr>
-                          <w:rFonts w:asciiTheme="majorBidi" w:hAnsiTheme="majorBidi" w:cstheme="majorBidi"/>
-                          <w:b/>
-                          <w:bCs/>
-                          <w:i/>
-                          <w:iCs/>
-                          <w:sz w:val="28"/>
-                          <w:szCs w:val="28"/>
-                        </w:rPr>
-                      </w:pPr>
-                      <w:r>
-                        <w:rPr>
-                          <w:rFonts w:asciiTheme="majorBidi" w:hAnsiTheme="majorBidi" w:cstheme="majorBidi"/>
-                          <w:b/>
-                          <w:bCs/>
-                          <w:i/>
-                          <w:iCs/>
-                          <w:sz w:val="28"/>
-                          <w:szCs w:val="28"/>
-                        </w:rPr>
-                        <w:t xml:space="preserve">     labels:</w:t>
-                      </w:r>
-                    </w:p>
-                    <w:p>
-                      <w:pPr>
-                        <w:spacing w:after="0"/>
-                        <w:rPr>
-                          <w:rFonts w:asciiTheme="majorBidi" w:hAnsiTheme="majorBidi" w:cstheme="majorBidi"/>
-                          <w:b/>
-                          <w:bCs/>
-                          <w:i/>
-                          <w:iCs/>
-                          <w:sz w:val="28"/>
-                          <w:szCs w:val="28"/>
-                        </w:rPr>
-                      </w:pPr>
-                      <w:r>
-                        <w:rPr>
-                          <w:rFonts w:asciiTheme="majorBidi" w:hAnsiTheme="majorBidi" w:cstheme="majorBidi"/>
-                          <w:b/>
-                          <w:bCs/>
-                          <w:i/>
-                          <w:iCs/>
-                          <w:sz w:val="28"/>
-                          <w:szCs w:val="28"/>
-                        </w:rPr>
-                        <w:t xml:space="preserve">          app: nginx</w:t>
-                      </w:r>
-                    </w:p>
-                    <w:p>
-                      <w:pPr>
-                        <w:spacing w:after="0"/>
-                        <w:rPr>
-                          <w:rFonts w:asciiTheme="majorBidi" w:hAnsiTheme="majorBidi" w:cstheme="majorBidi"/>
-                          <w:b/>
-                          <w:bCs/>
-                          <w:i/>
-                          <w:iCs/>
-                          <w:sz w:val="28"/>
-                          <w:szCs w:val="28"/>
-                        </w:rPr>
-                      </w:pPr>
-                      <w:r>
-                        <w:rPr>
-                          <w:rFonts w:asciiTheme="majorBidi" w:hAnsiTheme="majorBidi" w:cstheme="majorBidi"/>
-                          <w:b/>
-                          <w:bCs/>
-                          <w:i/>
-                          <w:iCs/>
-                          <w:sz w:val="28"/>
-                          <w:szCs w:val="28"/>
-                        </w:rPr>
-                        <w:t xml:space="preserve">     annotations:</w:t>
-                      </w:r>
-                    </w:p>
-                    <w:p>
-                      <w:pPr>
-                        <w:spacing w:after="0"/>
-                        <w:rPr>
-                          <w:rFonts w:asciiTheme="majorBidi" w:hAnsiTheme="majorBidi" w:cstheme="majorBidi"/>
-                          <w:b/>
-                          <w:bCs/>
-                          <w:i/>
-                          <w:iCs/>
-                          <w:sz w:val="28"/>
-                          <w:szCs w:val="28"/>
-                        </w:rPr>
-                      </w:pPr>
-                      <w:r>
-                        <w:rPr>
-                          <w:rFonts w:asciiTheme="majorBidi" w:hAnsiTheme="majorBidi" w:cstheme="majorBidi"/>
-                          <w:b/>
-                          <w:bCs/>
-                          <w:i/>
-                          <w:iCs/>
-                          <w:sz w:val="28"/>
-                          <w:szCs w:val="28"/>
-                        </w:rPr>
-                        <w:t xml:space="preserve">          description: "Frontend web server pod"</w:t>
-                      </w:r>
-                    </w:p>
-                    <w:p>
-                      <w:pPr>
-                        <w:spacing w:after="0"/>
-                        <w:rPr>
-                          <w:rFonts w:asciiTheme="majorBidi" w:hAnsiTheme="majorBidi" w:cstheme="majorBidi"/>
-                          <w:b/>
-                          <w:bCs/>
-                          <w:i/>
-                          <w:iCs/>
-                          <w:sz w:val="28"/>
-                          <w:szCs w:val="28"/>
-                        </w:rPr>
-                      </w:pPr>
-                      <w:r>
-                        <w:rPr>
-                          <w:rFonts w:asciiTheme="majorBidi" w:hAnsiTheme="majorBidi" w:cstheme="majorBidi"/>
-                          <w:b/>
-                          <w:bCs/>
-                          <w:i/>
-                          <w:iCs/>
-                          <w:sz w:val="28"/>
-                          <w:szCs w:val="28"/>
-                        </w:rPr>
-                        <w:t xml:space="preserve">          owner: "platform-team"</w:t>
-                      </w:r>
-                    </w:p>
-                    <w:p>
-                      <w:pPr>
-                        <w:spacing w:after="0"/>
-                        <w:rPr>
-                          <w:rFonts w:asciiTheme="majorBidi" w:hAnsiTheme="majorBidi" w:cstheme="majorBidi"/>
-                          <w:b/>
-                          <w:bCs/>
-                          <w:i/>
-                          <w:iCs/>
-                          <w:sz w:val="28"/>
-                          <w:szCs w:val="28"/>
-                        </w:rPr>
-                      </w:pPr>
-                      <w:r>
-                        <w:rPr>
-                          <w:rFonts w:asciiTheme="majorBidi" w:hAnsiTheme="majorBidi" w:cstheme="majorBidi"/>
-                          <w:b/>
-                          <w:bCs/>
-                          <w:i/>
-                          <w:iCs/>
-                          <w:sz w:val="28"/>
-                          <w:szCs w:val="28"/>
-                        </w:rPr>
-                        <w:t>spec:</w:t>
-                      </w:r>
-                    </w:p>
-                    <w:p>
-                      <w:pPr>
-                        <w:spacing w:after="0"/>
-                        <w:rPr>
-                          <w:rFonts w:asciiTheme="majorBidi" w:hAnsiTheme="majorBidi" w:cstheme="majorBidi"/>
-                          <w:b/>
-                          <w:bCs/>
-                          <w:i/>
-                          <w:iCs/>
-                          <w:sz w:val="28"/>
-                          <w:szCs w:val="28"/>
-                        </w:rPr>
-                      </w:pPr>
-                      <w:r>
-                        <w:rPr>
-                          <w:rFonts w:asciiTheme="majorBidi" w:hAnsiTheme="majorBidi" w:cstheme="majorBidi"/>
-                          <w:b/>
-                          <w:bCs/>
-                          <w:i/>
-                          <w:iCs/>
-                          <w:sz w:val="28"/>
-                          <w:szCs w:val="28"/>
-                        </w:rPr>
-                        <w:t xml:space="preserve">     containers:</w:t>
-                      </w:r>
-                    </w:p>
-                    <w:p>
-                      <w:pPr>
-                        <w:spacing w:after="0"/>
-                        <w:rPr>
-                          <w:rFonts w:asciiTheme="majorBidi" w:hAnsiTheme="majorBidi" w:cstheme="majorBidi"/>
-                          <w:b/>
-                          <w:bCs/>
-                          <w:i/>
-                          <w:iCs/>
-                          <w:sz w:val="28"/>
-                          <w:szCs w:val="28"/>
-                        </w:rPr>
-                      </w:pPr>
-                      <w:r>
-                        <w:rPr>
-                          <w:rFonts w:asciiTheme="majorBidi" w:hAnsiTheme="majorBidi" w:cstheme="majorBidi"/>
-                          <w:b/>
-                          <w:bCs/>
-                          <w:i/>
-                          <w:iCs/>
-                          <w:sz w:val="28"/>
-                          <w:szCs w:val="28"/>
-                        </w:rPr>
-                        <w:t xml:space="preserve">     - name: nginx</w:t>
-                      </w:r>
-                    </w:p>
-                    <w:p>
-                      <w:pPr>
-                        <w:spacing w:after="0"/>
-                        <w:rPr>
-                          <w:rFonts w:asciiTheme="majorBidi" w:hAnsiTheme="majorBidi" w:cstheme="majorBidi"/>
-                          <w:b/>
-                          <w:bCs/>
-                          <w:i/>
-                          <w:iCs/>
-                          <w:sz w:val="28"/>
-                          <w:szCs w:val="28"/>
-                        </w:rPr>
-                      </w:pPr>
-                      <w:r>
-                        <w:rPr>
-                          <w:rFonts w:asciiTheme="majorBidi" w:hAnsiTheme="majorBidi" w:cstheme="majorBidi"/>
-                          <w:b/>
-                          <w:bCs/>
-                          <w:i/>
-                          <w:iCs/>
-                          <w:sz w:val="28"/>
-                          <w:szCs w:val="28"/>
-                        </w:rPr>
-                        <w:t xml:space="preserve">       image: nginx</w:t>
-                      </w:r>
-                    </w:p>
-                    <w:p>
-                      <w:pPr>
-                        <w:spacing w:after="0"/>
-                        <w:jc w:val="center"/>
-                      </w:pPr>
-                    </w:p>
-                  </w:txbxContent>
-                </v:textbox>
-                <w10:wrap anchorx="margin"/>
-              </v:rect>
-            </w:pict>
-          </mc:Fallback>
-        </mc:AlternateContent>
-      </w:r>
-      <w:r>
-        <w:rPr>
-          <w:rFonts w:asciiTheme="majorBidi" w:hAnsiTheme="majorBidi" w:cstheme="majorBidi"/>
-          <w:sz w:val="28"/>
-          <w:szCs w:val="28"/>
-          <w:u w:val="single"/>
-        </w:rPr>
-        <w:t>Example Manifest</w:t>
-      </w:r>
-      <w:r>
-        <w:rPr>
-          <w:rFonts w:asciiTheme="majorBidi" w:hAnsiTheme="majorBidi" w:cstheme="majorBidi"/>
-          <w:sz w:val="28"/>
-          <w:szCs w:val="28"/>
-          <w:u w:val="single"/>
-        </w:rPr>
-        <w:t>:</w:t>
-      </w:r>
-    </w:p>
-    <w:p>
-      <w:pPr>
-        <w:jc w:val="both"/>
-        <w:rPr>
-          <w:rFonts w:asciiTheme="majorBidi" w:hAnsiTheme="majorBidi" w:cstheme="majorBidi"/>
-          <w:sz w:val="28"/>
-          <w:szCs w:val="28"/>
-        </w:rPr>
-      </w:pPr>
-    </w:p>
-    <w:p>
-      <w:pPr>
-        <w:jc w:val="both"/>
-        <w:rPr>
-          <w:rFonts w:asciiTheme="majorBidi" w:hAnsiTheme="majorBidi" w:cstheme="majorBidi"/>
-          <w:sz w:val="28"/>
-          <w:szCs w:val="28"/>
-        </w:rPr>
-      </w:pPr>
-    </w:p>
-    <w:p>
-      <w:pPr>
-        <w:jc w:val="both"/>
-        <w:rPr>
-          <w:rFonts w:asciiTheme="majorBidi" w:hAnsiTheme="majorBidi" w:cstheme="majorBidi"/>
-          <w:sz w:val="28"/>
-          <w:szCs w:val="28"/>
-        </w:rPr>
-      </w:pPr>
-    </w:p>
-    <w:p>
-      <w:pPr>
-        <w:jc w:val="both"/>
-        <w:rPr>
-          <w:rFonts w:asciiTheme="majorBidi" w:hAnsiTheme="majorBidi" w:cstheme="majorBidi"/>
-          <w:sz w:val="28"/>
-          <w:szCs w:val="28"/>
-        </w:rPr>
-      </w:pPr>
-    </w:p>
-    <w:p>
-      <w:pPr>
-        <w:jc w:val="both"/>
-        <w:rPr>
-          <w:rFonts w:asciiTheme="majorBidi" w:hAnsiTheme="majorBidi" w:cstheme="majorBidi"/>
-          <w:sz w:val="28"/>
-          <w:szCs w:val="28"/>
-        </w:rPr>
-      </w:pPr>
-    </w:p>
-    <w:p>
-      <w:pPr>
-        <w:jc w:val="both"/>
-        <w:rPr>
-          <w:rFonts w:asciiTheme="majorBidi" w:hAnsiTheme="majorBidi" w:cstheme="majorBidi"/>
-          <w:sz w:val="28"/>
-          <w:szCs w:val="28"/>
-        </w:rPr>
-      </w:pPr>
-    </w:p>
-    <w:p>
-      <w:pPr>
-        <w:jc w:val="both"/>
-        <w:rPr>
-          <w:rFonts w:asciiTheme="majorBidi" w:hAnsiTheme="majorBidi" w:cstheme="majorBidi"/>
-          <w:sz w:val="28"/>
-          <w:szCs w:val="28"/>
-        </w:rPr>
-      </w:pPr>
-    </w:p>
-    <w:p>
-      <w:pPr>
-        <w:jc w:val="both"/>
-        <w:rPr>
-          <w:rFonts w:asciiTheme="majorBidi" w:hAnsiTheme="majorBidi" w:cstheme="majorBidi"/>
-          <w:sz w:val="28"/>
-          <w:szCs w:val="28"/>
-        </w:rPr>
-      </w:pPr>
-    </w:p>
-    <w:p>
-      <w:pPr>
-        <w:jc w:val="both"/>
-        <w:rPr>
-          <w:rFonts w:asciiTheme="majorBidi" w:hAnsiTheme="majorBidi" w:cstheme="majorBidi"/>
-          <w:sz w:val="28"/>
-          <w:szCs w:val="28"/>
-        </w:rPr>
-      </w:pPr>
-    </w:p>
-    <w:p>
-      <w:pPr>
-        <w:jc w:val="both"/>
-        <w:rPr>
-          <w:rFonts w:asciiTheme="majorBidi" w:hAnsiTheme="majorBidi" w:cstheme="majorBidi"/>
-          <w:sz w:val="2"/>
-          <w:szCs w:val="2"/>
-        </w:rPr>
-      </w:pPr>
-    </w:p>
-    <w:p>
-      <w:pPr>
-        <w:spacing w:after="80"/>
-        <w:jc w:val="both"/>
-        <w:rPr>
-          <w:rFonts w:asciiTheme="majorBidi" w:hAnsiTheme="majorBidi" w:cstheme="majorBidi"/>
-          <w:b/>
-          <w:bCs/>
-          <w:sz w:val="32"/>
-          <w:szCs w:val="32"/>
-        </w:rPr>
-      </w:pPr>
-      <w:r>
-        <w:rPr>
-          <w:rFonts w:asciiTheme="majorBidi" w:hAnsiTheme="majorBidi" w:cstheme="majorBidi"/>
-          <w:b/>
-          <w:bCs/>
-          <w:sz w:val="32"/>
-          <w:szCs w:val="32"/>
-        </w:rPr>
-        <w:t>Labels vs Annotations</w:t>
-      </w:r>
-      <w:r>
-        <w:rPr>
-          <w:rFonts w:asciiTheme="majorBidi" w:hAnsiTheme="majorBidi" w:cstheme="majorBidi"/>
-          <w:b/>
-          <w:bCs/>
-          <w:sz w:val="32"/>
-          <w:szCs w:val="32"/>
-        </w:rPr>
-        <w:t>:</w:t>
-      </w:r>
-    </w:p>
-    <w:p>
-      <w:pPr>
-        <w:spacing w:after="60"/>
-        <w:jc w:val="both"/>
-        <w:rPr>
-          <w:rFonts w:asciiTheme="majorBidi" w:hAnsiTheme="majorBidi" w:cstheme="majorBidi"/>
-          <w:b/>
-          <w:bCs/>
-          <w:sz w:val="28"/>
-          <w:szCs w:val="28"/>
-        </w:rPr>
-      </w:pPr>
-      <w:r>
-        <w:rPr>
-          <w:rFonts w:asciiTheme="majorBidi" w:hAnsiTheme="majorBidi" w:cstheme="majorBidi"/>
-          <w:b/>
-          <w:bCs/>
-          <w:sz w:val="28"/>
-          <w:szCs w:val="28"/>
-        </w:rPr>
-        <w:t>Labels</w:t>
-      </w:r>
-      <w:r>
-        <w:rPr>
-          <w:rFonts w:asciiTheme="majorBidi" w:hAnsiTheme="majorBidi" w:cstheme="majorBidi"/>
-          <w:b/>
-          <w:bCs/>
-          <w:sz w:val="28"/>
-          <w:szCs w:val="28"/>
-        </w:rPr>
-        <w:t>:</w:t>
-      </w:r>
-    </w:p>
-    <w:p>
-      <w:pPr>
-        <w:pStyle w:val="ListParagraph"/>
-        <w:numPr>
-          <w:ilvl w:val="0"/>
-          <w:numId w:val="15"/>
-        </w:numPr>
-        <w:ind w:left="360"/>
-        <w:jc w:val="both"/>
-        <w:rPr>
-          <w:rFonts w:asciiTheme="majorBidi" w:hAnsiTheme="majorBidi" w:cstheme="majorBidi"/>
-          <w:sz w:val="28"/>
-          <w:szCs w:val="28"/>
-        </w:rPr>
-      </w:pPr>
-      <w:r>
-        <w:rPr>
-          <w:rFonts w:asciiTheme="majorBidi" w:hAnsiTheme="majorBidi" w:cstheme="majorBidi"/>
-          <w:sz w:val="28"/>
-          <w:szCs w:val="28"/>
-        </w:rPr>
-        <w:t>Used for identifying and selecting objects</w:t>
-      </w:r>
-    </w:p>
-    <w:p>
-      <w:pPr>
-        <w:pStyle w:val="ListParagraph"/>
-        <w:numPr>
-          <w:ilvl w:val="0"/>
-          <w:numId w:val="15"/>
-        </w:numPr>
-        <w:spacing w:after="60"/>
-        <w:ind w:left="360"/>
-        <w:jc w:val="both"/>
-        <w:rPr>
-          <w:rFonts w:asciiTheme="majorBidi" w:hAnsiTheme="majorBidi" w:cstheme="majorBidi"/>
-          <w:sz w:val="28"/>
-          <w:szCs w:val="28"/>
-        </w:rPr>
-      </w:pPr>
-      <w:r>
-        <w:rPr>
-          <w:rFonts w:asciiTheme="majorBidi" w:hAnsiTheme="majorBidi" w:cstheme="majorBidi"/>
-          <w:sz w:val="28"/>
-          <w:szCs w:val="28"/>
-        </w:rPr>
-        <w:t>Used by Kubernetes components (Services, Deployments, etc.)</w:t>
-      </w:r>
-    </w:p>
-    <w:p>
-      <w:pPr>
-        <w:spacing w:after="60"/>
-        <w:jc w:val="both"/>
-        <w:rPr>
-          <w:rFonts w:asciiTheme="majorBidi" w:hAnsiTheme="majorBidi" w:cstheme="majorBidi"/>
-          <w:b/>
-          <w:bCs/>
-          <w:sz w:val="28"/>
-          <w:szCs w:val="28"/>
-        </w:rPr>
-      </w:pPr>
-      <w:r>
-        <w:rPr>
-          <w:rFonts w:asciiTheme="majorBidi" w:hAnsiTheme="majorBidi" w:cstheme="majorBidi"/>
-          <w:b/>
-          <w:bCs/>
-          <w:sz w:val="28"/>
-          <w:szCs w:val="28"/>
-        </w:rPr>
-        <w:t>Annotations</w:t>
-      </w:r>
-      <w:r>
-        <w:rPr>
-          <w:rFonts w:asciiTheme="majorBidi" w:hAnsiTheme="majorBidi" w:cstheme="majorBidi"/>
-          <w:b/>
-          <w:bCs/>
-          <w:sz w:val="28"/>
-          <w:szCs w:val="28"/>
-        </w:rPr>
-        <w:t>:</w:t>
-      </w:r>
-    </w:p>
-    <w:p>
-      <w:pPr>
-        <w:pStyle w:val="ListParagraph"/>
-        <w:numPr>
-          <w:ilvl w:val="0"/>
-          <w:numId w:val="16"/>
-        </w:numPr>
-        <w:ind w:left="360"/>
-        <w:jc w:val="both"/>
-        <w:rPr>
-          <w:rFonts w:asciiTheme="majorBidi" w:hAnsiTheme="majorBidi" w:cstheme="majorBidi"/>
-          <w:sz w:val="28"/>
-          <w:szCs w:val="28"/>
-        </w:rPr>
-      </w:pPr>
-      <w:r>
-        <w:rPr>
-          <w:rFonts w:asciiTheme="majorBidi" w:hAnsiTheme="majorBidi" w:cstheme="majorBidi"/>
-          <w:sz w:val="28"/>
-          <w:szCs w:val="28"/>
-        </w:rPr>
-        <w:t>Used for storing extra metadata</w:t>
-      </w:r>
-    </w:p>
-    <w:p>
-      <w:pPr>
-        <w:pStyle w:val="ListParagraph"/>
-        <w:numPr>
-          <w:ilvl w:val="0"/>
-          <w:numId w:val="16"/>
-        </w:numPr>
-        <w:spacing w:after="80"/>
-        <w:ind w:left="360"/>
-        <w:jc w:val="both"/>
-        <w:rPr>
-          <w:rFonts w:asciiTheme="majorBidi" w:hAnsiTheme="majorBidi" w:cstheme="majorBidi"/>
-          <w:sz w:val="28"/>
-          <w:szCs w:val="28"/>
-        </w:rPr>
-      </w:pPr>
-      <w:r>
-        <w:rPr>
-          <w:rFonts w:asciiTheme="majorBidi" w:hAnsiTheme="majorBidi" w:cstheme="majorBidi"/>
-          <w:sz w:val="28"/>
-          <w:szCs w:val="28"/>
-        </w:rPr>
-        <w:t>Not used for selection</w:t>
-      </w:r>
-    </w:p>
-    <w:p>
-      <w:pPr>
-        <w:spacing w:after="120"/>
-        <w:jc w:val="both"/>
-        <w:rPr>
-          <w:rFonts w:asciiTheme="majorBidi" w:hAnsiTheme="majorBidi" w:cstheme="majorBidi"/>
-          <w:sz w:val="28"/>
-          <w:szCs w:val="28"/>
-        </w:rPr>
-      </w:pPr>
-      <w:r>
-        <w:rPr>
-          <w:rFonts w:asciiTheme="majorBidi" w:hAnsiTheme="majorBidi" w:cstheme="majorBidi"/>
-          <w:noProof/>
-          <w:sz w:val="28"/>
-          <w:szCs w:val="28"/>
-        </w:rPr>
-        <mc:AlternateContent>
-          <mc:Choice Requires="wps">
-            <w:drawing>
-              <wp:anchor distT="0" distB="0" distL="114300" distR="114300" simplePos="0" relativeHeight="251666432" behindDoc="0" locked="0" layoutInCell="1" allowOverlap="1" wp14:anchorId="58D3485D" wp14:editId="34CFB471">
-                <wp:simplePos x="0" y="0"/>
-                <wp:positionH relativeFrom="margin">
-                  <wp:align>left</wp:align>
-                </wp:positionH>
-                <wp:positionV relativeFrom="paragraph">
-                  <wp:posOffset>278130</wp:posOffset>
-                </wp:positionV>
-                <wp:extent cx="3421380" cy="1516380"/>
-                <wp:effectExtent l="0" t="0" r="26670" b="26670"/>
-                <wp:wrapNone/>
-                <wp:docPr id="112066341" name="Rectangle 8"/>
-                <wp:cNvGraphicFramePr/>
-                <a:graphic xmlns:a="http://schemas.openxmlformats.org/drawingml/2006/main">
-                  <a:graphicData uri="http://schemas.microsoft.com/office/word/2010/wordprocessingShape">
-                    <wps:wsp>
-                      <wps:cNvSpPr/>
-                      <wps:spPr>
-                        <a:xfrm>
-                          <a:off x="0" y="0"/>
-                          <a:ext cx="3421380" cy="1516380"/>
-                        </a:xfrm>
-                        <a:prstGeom prst="rect">
-                          <a:avLst/>
-                        </a:prstGeom>
-                      </wps:spPr>
-                      <wps:style>
-                        <a:lnRef idx="2">
-                          <a:schemeClr val="dk1">
-                            <a:shade val="15000"/>
-                          </a:schemeClr>
-                        </a:lnRef>
-                        <a:fillRef idx="1">
-                          <a:schemeClr val="dk1"/>
-                        </a:fillRef>
-                        <a:effectRef idx="0">
-                          <a:schemeClr val="dk1"/>
-                        </a:effectRef>
-                        <a:fontRef idx="minor">
-                          <a:schemeClr val="lt1"/>
-                        </a:fontRef>
-                      </wps:style>
-                      <wps:txbx>
-                        <w:txbxContent>
-                          <w:p>
-                            <w:pPr>
-                              <w:spacing w:after="0"/>
-                              <w:rPr>
-                                <w:rFonts w:asciiTheme="majorBidi" w:hAnsiTheme="majorBidi" w:cstheme="majorBidi"/>
-                                <w:b/>
-                                <w:bCs/>
-                                <w:i/>
-                                <w:iCs/>
-                                <w:sz w:val="28"/>
-                                <w:szCs w:val="28"/>
-                              </w:rPr>
-                            </w:pPr>
-                            <w:r>
-                              <w:rPr>
-                                <w:rFonts w:asciiTheme="majorBidi" w:hAnsiTheme="majorBidi" w:cstheme="majorBidi"/>
-                                <w:b/>
-                                <w:bCs/>
-                                <w:i/>
-                                <w:iCs/>
-                                <w:sz w:val="28"/>
-                                <w:szCs w:val="28"/>
-                              </w:rPr>
-                              <w:t>labels:</w:t>
-                            </w:r>
-                          </w:p>
-                          <w:p>
-                            <w:pPr>
-                              <w:spacing w:after="0"/>
-                              <w:rPr>
-                                <w:rFonts w:asciiTheme="majorBidi" w:hAnsiTheme="majorBidi" w:cstheme="majorBidi"/>
-                                <w:b/>
-                                <w:bCs/>
-                                <w:i/>
-                                <w:iCs/>
-                                <w:sz w:val="28"/>
-                                <w:szCs w:val="28"/>
-                              </w:rPr>
-                            </w:pPr>
-                            <w:r>
-                              <w:rPr>
-                                <w:rFonts w:asciiTheme="majorBidi" w:hAnsiTheme="majorBidi" w:cstheme="majorBidi"/>
-                                <w:b/>
-                                <w:bCs/>
-                                <w:i/>
-                                <w:iCs/>
-                                <w:sz w:val="28"/>
-                                <w:szCs w:val="28"/>
-                              </w:rPr>
-                              <w:t xml:space="preserve">     app: payment</w:t>
-                            </w:r>
-                          </w:p>
-                          <w:p>
-                            <w:pPr>
-                              <w:spacing w:after="0"/>
-                              <w:rPr>
-                                <w:rFonts w:asciiTheme="majorBidi" w:hAnsiTheme="majorBidi" w:cstheme="majorBidi"/>
-                                <w:b/>
-                                <w:bCs/>
-                                <w:i/>
-                                <w:iCs/>
-                                <w:sz w:val="28"/>
-                                <w:szCs w:val="28"/>
-                              </w:rPr>
-                            </w:pPr>
-                            <w:r>
-                              <w:rPr>
-                                <w:rFonts w:asciiTheme="majorBidi" w:hAnsiTheme="majorBidi" w:cstheme="majorBidi"/>
-                                <w:b/>
-                                <w:bCs/>
-                                <w:i/>
-                                <w:iCs/>
-                                <w:sz w:val="28"/>
-                                <w:szCs w:val="28"/>
-                              </w:rPr>
-                              <w:t xml:space="preserve">     env: production</w:t>
-                            </w:r>
-                          </w:p>
-                          <w:p>
-                            <w:pPr>
-                              <w:spacing w:after="0"/>
-                              <w:rPr>
-                                <w:rFonts w:asciiTheme="majorBidi" w:hAnsiTheme="majorBidi" w:cstheme="majorBidi"/>
-                                <w:b/>
-                                <w:bCs/>
-                                <w:i/>
-                                <w:iCs/>
-                                <w:sz w:val="28"/>
-                                <w:szCs w:val="28"/>
-                              </w:rPr>
-                            </w:pPr>
-                            <w:r>
-                              <w:rPr>
-                                <w:rFonts w:asciiTheme="majorBidi" w:hAnsiTheme="majorBidi" w:cstheme="majorBidi"/>
-                                <w:b/>
-                                <w:bCs/>
-                                <w:i/>
-                                <w:iCs/>
-                                <w:sz w:val="28"/>
-                                <w:szCs w:val="28"/>
-                              </w:rPr>
-                              <w:t>annotations:</w:t>
-                            </w:r>
-                          </w:p>
-                          <w:p>
-                            <w:pPr>
-                              <w:spacing w:after="0"/>
-                              <w:rPr>
-                                <w:rFonts w:asciiTheme="majorBidi" w:hAnsiTheme="majorBidi" w:cstheme="majorBidi"/>
-                                <w:b/>
-                                <w:bCs/>
-                                <w:i/>
-                                <w:iCs/>
-                                <w:sz w:val="28"/>
-                                <w:szCs w:val="28"/>
-                              </w:rPr>
-                            </w:pPr>
-                            <w:r>
-                              <w:rPr>
-                                <w:rFonts w:asciiTheme="majorBidi" w:hAnsiTheme="majorBidi" w:cstheme="majorBidi"/>
-                                <w:b/>
-                                <w:bCs/>
-                                <w:i/>
-                                <w:iCs/>
-                                <w:sz w:val="28"/>
-                                <w:szCs w:val="28"/>
-                              </w:rPr>
-                              <w:t xml:space="preserve">     git-commit: a93f1c2</w:t>
-                            </w:r>
-                          </w:p>
-                          <w:p>
-                            <w:pPr>
-                              <w:spacing w:after="0"/>
-                              <w:rPr>
-                                <w:rFonts w:asciiTheme="majorBidi" w:hAnsiTheme="majorBidi" w:cstheme="majorBidi"/>
-                                <w:b/>
-                                <w:bCs/>
-                                <w:i/>
-                                <w:iCs/>
-                                <w:sz w:val="28"/>
-                                <w:szCs w:val="28"/>
-                              </w:rPr>
-                            </w:pPr>
-                            <w:r>
-                              <w:rPr>
-                                <w:rFonts w:asciiTheme="majorBidi" w:hAnsiTheme="majorBidi" w:cstheme="majorBidi"/>
-                                <w:b/>
-                                <w:bCs/>
-                                <w:i/>
-                                <w:iCs/>
-                                <w:sz w:val="28"/>
-                                <w:szCs w:val="28"/>
-                              </w:rPr>
-                              <w:t xml:space="preserve">     build-timestamp: 2026-03-10T10:15:00Z</w:t>
-                            </w:r>
-                          </w:p>
-                          <w:p>
-                            <w:pPr>
-                              <w:spacing w:after="0"/>
-                              <w:rPr>
-                                <w:rFonts w:asciiTheme="majorBidi" w:hAnsiTheme="majorBidi" w:cstheme="majorBidi"/>
-                                <w:sz w:val="28"/>
-                                <w:szCs w:val="28"/>
-                              </w:rPr>
-                            </w:pPr>
-                          </w:p>
-                          <w:p>
-                            <w:pPr>
-                              <w:spacing w:after="0"/>
-                              <w:jc w:val="center"/>
-                            </w:pPr>
-                          </w:p>
-                        </w:txbxContent>
-                      </wps:txbx>
-                      <wps:bodyPr rot="0" spcFirstLastPara="0" vertOverflow="overflow" horzOverflow="overflow" vert="horz" wrap="square" lIns="91440" tIns="45720" rIns="91440" bIns="45720" numCol="1" spcCol="0" rtlCol="0" fromWordArt="0" anchor="ctr" anchorCtr="0" forceAA="0" compatLnSpc="1">
-                        <a:prstTxWarp prst="textNoShape">
-                          <a:avLst/>
-                        </a:prstTxWarp>
-                        <a:noAutofit/>
-                      </wps:bodyPr>
-                    </wps:wsp>
-                  </a:graphicData>
-                </a:graphic>
-                <wp14:sizeRelH relativeFrom="margin">
-                  <wp14:pctWidth>0</wp14:pctWidth>
-                </wp14:sizeRelH>
-                <wp14:sizeRelV relativeFrom="margin">
-                  <wp14:pctHeight>0</wp14:pctHeight>
-                </wp14:sizeRelV>
-              </wp:anchor>
-            </w:drawing>
-          </mc:Choice>
-          <mc:Fallback>
-            <w:pict>
-              <v:rect w14:anchorId="58D3485D" id="Rectangle 8" o:spid="_x0000_s1031" style="position:absolute;left:0;text-align:left;margin-left:0;margin-top:21.9pt;width:269.4pt;height:119.4pt;z-index:251666432;visibility:visible;mso-wrap-style:square;mso-width-percent:0;mso-height-percent:0;mso-wrap-distance-left:9pt;mso-wrap-distance-top:0;mso-wrap-distance-right:9pt;mso-wrap-distance-bottom:0;mso-position-horizontal:left;mso-position-horizontal-relative:margin;mso-position-vertical:absolute;mso-position-vertical-relative:text;mso-width-percent:0;mso-height-percent:0;mso-width-relative:margin;mso-height-relative:margin;v-text-anchor:middle" o:gfxdata="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" fillcolor="black [3200]" strokecolor="black [480]" strokeweight="1pt">
-                <v:textbox>
-                  <w:txbxContent>
-                    <w:p>
-                      <w:pPr>
-                        <w:spacing w:after="0"/>
-                        <w:rPr>
-                          <w:rFonts w:asciiTheme="majorBidi" w:hAnsiTheme="majorBidi" w:cstheme="majorBidi"/>
-                          <w:b/>
-                          <w:bCs/>
-                          <w:i/>
-                          <w:iCs/>
-                          <w:sz w:val="28"/>
-                          <w:szCs w:val="28"/>
-                        </w:rPr>
-                      </w:pPr>
-                      <w:r>
-                        <w:rPr>
-                          <w:rFonts w:asciiTheme="majorBidi" w:hAnsiTheme="majorBidi" w:cstheme="majorBidi"/>
-                          <w:b/>
-                          <w:bCs/>
-                          <w:i/>
-                          <w:iCs/>
-                          <w:sz w:val="28"/>
-                          <w:szCs w:val="28"/>
-                        </w:rPr>
-                        <w:t>labels:</w:t>
-                      </w:r>
-                    </w:p>
-                    <w:p>
-                      <w:pPr>
-                        <w:spacing w:after="0"/>
-                        <w:rPr>
-                          <w:rFonts w:asciiTheme="majorBidi" w:hAnsiTheme="majorBidi" w:cstheme="majorBidi"/>
-                          <w:b/>
-                          <w:bCs/>
-                          <w:i/>
-                          <w:iCs/>
-                          <w:sz w:val="28"/>
-                          <w:szCs w:val="28"/>
-                        </w:rPr>
-                      </w:pPr>
-                      <w:r>
-                        <w:rPr>
-                          <w:rFonts w:asciiTheme="majorBidi" w:hAnsiTheme="majorBidi" w:cstheme="majorBidi"/>
-                          <w:b/>
-                          <w:bCs/>
-                          <w:i/>
-                          <w:iCs/>
-                          <w:sz w:val="28"/>
-                          <w:szCs w:val="28"/>
-                        </w:rPr>
-                        <w:t xml:space="preserve">     app: payment</w:t>
-                      </w:r>
-                    </w:p>
-                    <w:p>
-                      <w:pPr>
-                        <w:spacing w:after="0"/>
-                        <w:rPr>
-                          <w:rFonts w:asciiTheme="majorBidi" w:hAnsiTheme="majorBidi" w:cstheme="majorBidi"/>
-                          <w:b/>
-                          <w:bCs/>
-                          <w:i/>
-                          <w:iCs/>
-                          <w:sz w:val="28"/>
-                          <w:szCs w:val="28"/>
-                        </w:rPr>
-                      </w:pPr>
-                      <w:r>
-                        <w:rPr>
-                          <w:rFonts w:asciiTheme="majorBidi" w:hAnsiTheme="majorBidi" w:cstheme="majorBidi"/>
-                          <w:b/>
-                          <w:bCs/>
-                          <w:i/>
-                          <w:iCs/>
-                          <w:sz w:val="28"/>
-                          <w:szCs w:val="28"/>
-                        </w:rPr>
-                        <w:t xml:space="preserve">     env: production</w:t>
-                      </w:r>
-                    </w:p>
-                    <w:p>
-                      <w:pPr>
-                        <w:spacing w:after="0"/>
-                        <w:rPr>
-                          <w:rFonts w:asciiTheme="majorBidi" w:hAnsiTheme="majorBidi" w:cstheme="majorBidi"/>
-                          <w:b/>
-                          <w:bCs/>
-                          <w:i/>
-                          <w:iCs/>
-                          <w:sz w:val="28"/>
-                          <w:szCs w:val="28"/>
-                        </w:rPr>
-                      </w:pPr>
-                      <w:r>
-                        <w:rPr>
-                          <w:rFonts w:asciiTheme="majorBidi" w:hAnsiTheme="majorBidi" w:cstheme="majorBidi"/>
-                          <w:b/>
-                          <w:bCs/>
-                          <w:i/>
-                          <w:iCs/>
-                          <w:sz w:val="28"/>
-                          <w:szCs w:val="28"/>
-                        </w:rPr>
-                        <w:t>annotations:</w:t>
-                      </w:r>
-                    </w:p>
-                    <w:p>
-                      <w:pPr>
-                        <w:spacing w:after="0"/>
-                        <w:rPr>
-                          <w:rFonts w:asciiTheme="majorBidi" w:hAnsiTheme="majorBidi" w:cstheme="majorBidi"/>
-                          <w:b/>
-                          <w:bCs/>
-                          <w:i/>
-                          <w:iCs/>
-                          <w:sz w:val="28"/>
-                          <w:szCs w:val="28"/>
-                        </w:rPr>
-                      </w:pPr>
-                      <w:r>
-                        <w:rPr>
-                          <w:rFonts w:asciiTheme="majorBidi" w:hAnsiTheme="majorBidi" w:cstheme="majorBidi"/>
-                          <w:b/>
-                          <w:bCs/>
-                          <w:i/>
-                          <w:iCs/>
-                          <w:sz w:val="28"/>
-                          <w:szCs w:val="28"/>
-                        </w:rPr>
-                        <w:t xml:space="preserve">     git-commit: a93f1c2</w:t>
-                      </w:r>
-                    </w:p>
-                    <w:p>
-                      <w:pPr>
-                        <w:spacing w:after="0"/>
-                        <w:rPr>
-                          <w:rFonts w:asciiTheme="majorBidi" w:hAnsiTheme="majorBidi" w:cstheme="majorBidi"/>
-                          <w:b/>
-                          <w:bCs/>
-                          <w:i/>
-                          <w:iCs/>
-                          <w:sz w:val="28"/>
-                          <w:szCs w:val="28"/>
-                        </w:rPr>
-                      </w:pPr>
-                      <w:r>
-                        <w:rPr>
-                          <w:rFonts w:asciiTheme="majorBidi" w:hAnsiTheme="majorBidi" w:cstheme="majorBidi"/>
-                          <w:b/>
-                          <w:bCs/>
-                          <w:i/>
-                          <w:iCs/>
-                          <w:sz w:val="28"/>
-                          <w:szCs w:val="28"/>
-                        </w:rPr>
-                        <w:t xml:space="preserve">     build-timestamp: 2026-03-10T10:15:00Z</w:t>
-                      </w:r>
-                    </w:p>
-                    <w:p>
-                      <w:pPr>
-                        <w:spacing w:after="0"/>
-                        <w:rPr>
-                          <w:rFonts w:asciiTheme="majorBidi" w:hAnsiTheme="majorBidi" w:cstheme="majorBidi"/>
-                          <w:sz w:val="28"/>
-                          <w:szCs w:val="28"/>
-                        </w:rPr>
-                      </w:pPr>
-                    </w:p>
-                    <w:p>
-                      <w:pPr>
-                        <w:spacing w:after="0"/>
-                        <w:jc w:val="center"/>
-                      </w:pPr>
-                    </w:p>
-                  </w:txbxContent>
-                </v:textbox>
-                <w10:wrap anchorx="margin"/>
-              </v:rect>
-            </w:pict>
-          </mc:Fallback>
-        </mc:AlternateContent>
-      </w:r>
-      <w:r>
-        <w:rPr>
-          <w:rFonts w:asciiTheme="majorBidi" w:hAnsiTheme="majorBidi" w:cstheme="majorBidi"/>
-          <w:sz w:val="28"/>
-          <w:szCs w:val="28"/>
-        </w:rPr>
-        <w:t>Example idea:</w:t>
-      </w:r>
-    </w:p>
-    <w:p>
-      <w:pPr>
-        <w:jc w:val="both"/>
-        <w:rPr>
-          <w:rFonts w:asciiTheme="majorBidi" w:hAnsiTheme="majorBidi" w:cstheme="majorBidi"/>
-          <w:sz w:val="28"/>
-          <w:szCs w:val="28"/>
-        </w:rPr>
-      </w:pPr>
-    </w:p>
-    <w:p>
-      <w:pPr>
-        <w:jc w:val="both"/>
-        <w:rPr>
-          <w:rFonts w:asciiTheme="majorBidi" w:hAnsiTheme="majorBidi" w:cstheme="majorBidi"/>
-          <w:sz w:val="28"/>
-          <w:szCs w:val="28"/>
-        </w:rPr>
-      </w:pPr>
-    </w:p>
-    <w:p>
-      <w:pPr>
-        <w:jc w:val="both"/>
-        <w:rPr>
-          <w:rFonts w:asciiTheme="majorBidi" w:hAnsiTheme="majorBidi" w:cstheme="majorBidi"/>
-          <w:sz w:val="28"/>
-          <w:szCs w:val="28"/>
-        </w:rPr>
-      </w:pPr>
-    </w:p>
-    <w:p>
-      <w:pPr>
-        <w:jc w:val="both"/>
-        <w:rPr>
-          <w:rFonts w:asciiTheme="majorBidi" w:hAnsiTheme="majorBidi" w:cstheme="majorBidi"/>
-          <w:sz w:val="48"/>
-          <w:szCs w:val="48"/>
-        </w:rPr>
-      </w:pPr>
-    </w:p>
-    <w:p>
-      <w:pPr>
-        <w:spacing w:after="120"/>
-        <w:jc w:val="both"/>
-        <w:rPr>
-          <w:rFonts w:asciiTheme="majorBidi" w:hAnsiTheme="majorBidi" w:cstheme="majorBidi"/>
-          <w:sz w:val="28"/>
-          <w:szCs w:val="28"/>
-        </w:rPr>
-      </w:pPr>
-      <w:r>
-        <w:rPr>
-          <w:rFonts w:asciiTheme="majorBidi" w:hAnsiTheme="majorBidi" w:cstheme="majorBidi"/>
-          <w:sz w:val="28"/>
-          <w:szCs w:val="28"/>
-        </w:rPr>
-        <w:t>Here</w:t>
-      </w:r>
-      <w:r>
-        <w:rPr>
-          <w:rFonts w:asciiTheme="majorBidi" w:hAnsiTheme="majorBidi" w:cstheme="majorBidi"/>
-          <w:sz w:val="28"/>
-          <w:szCs w:val="28"/>
-        </w:rPr>
-        <w:t xml:space="preserve"> </w:t>
-      </w:r>
-      <w:r>
-        <w:rPr>
-          <w:rFonts w:asciiTheme="majorBidi" w:hAnsiTheme="majorBidi" w:cstheme="majorBidi"/>
-          <w:sz w:val="28"/>
-          <w:szCs w:val="28"/>
-        </w:rPr>
-        <w:t>labels help Kubernetes organize and select</w:t>
-      </w:r>
-      <w:r>
-        <w:rPr>
-          <w:rFonts w:asciiTheme="majorBidi" w:hAnsiTheme="majorBidi" w:cstheme="majorBidi"/>
-          <w:sz w:val="28"/>
-          <w:szCs w:val="28"/>
-        </w:rPr>
-        <w:t xml:space="preserve">, </w:t>
-      </w:r>
-      <w:r>
-        <w:rPr>
-          <w:rFonts w:asciiTheme="majorBidi" w:hAnsiTheme="majorBidi" w:cstheme="majorBidi"/>
-          <w:sz w:val="28"/>
-          <w:szCs w:val="28"/>
-        </w:rPr>
-        <w:t>annotations store additional descriptive information</w:t>
-      </w:r>
-      <w:r>
-        <w:rPr>
-          <w:rFonts w:asciiTheme="majorBidi" w:hAnsiTheme="majorBidi" w:cstheme="majorBidi"/>
-          <w:sz w:val="28"/>
-          <w:szCs w:val="28"/>
-        </w:rPr>
-        <w:t>.</w:t>
-      </w:r>
-    </w:p>
-    <w:p>
-      <w:pPr>
-        <w:spacing w:after="60"/>
-        <w:jc w:val="both"/>
-        <w:rPr>
-          <w:rFonts w:asciiTheme="majorBidi" w:hAnsiTheme="majorBidi" w:cstheme="majorBidi"/>
-          <w:sz w:val="28"/>
-          <w:szCs w:val="28"/>
-        </w:rPr>
-      </w:pPr>
-      <w:r>
-        <w:rPr>
-          <w:rFonts w:asciiTheme="majorBidi" w:hAnsiTheme="majorBidi" w:cstheme="majorBidi"/>
-          <w:sz w:val="28"/>
-          <w:szCs w:val="28"/>
-        </w:rPr>
-        <w:t>Annotations allow you to attach extra instructions or configuration hints to a Kubernetes object without modifying the application itself or its configuration files. Applications, controllers, or tools can read these annotations and change their behavior accordingly. If the application or tool does not recognize the annotation, it simply ignores it, and nothing happens.</w:t>
-      </w:r>
-    </w:p>
-    <w:p>
-      <w:pPr>
-        <w:spacing w:after="60"/>
-        <w:jc w:val="both"/>
-        <w:rPr>
-          <w:rFonts w:asciiTheme="majorBidi" w:hAnsiTheme="majorBidi" w:cstheme="majorBidi"/>
-          <w:sz w:val="28"/>
-          <w:szCs w:val="28"/>
-        </w:rPr>
-      </w:pPr>
-      <w:r>
-        <w:rPr>
-          <w:rFonts w:asciiTheme="majorBidi" w:hAnsiTheme="majorBidi" w:cstheme="majorBidi"/>
-          <w:sz w:val="28"/>
-          <w:szCs w:val="28"/>
-        </w:rPr>
-        <w:lastRenderedPageBreak/>
-        <w:t>In other words, annotations work like optional attributes attached to a resource. They provide additional information that external systems or applications may interpret. Kubernetes itself usually does not enforce or process these annotations unless a component is specifically designed to use them.</w:t>
-      </w:r>
-    </w:p>
-    <w:p>
-      <w:pPr>
-        <w:spacing w:after="60"/>
-        <w:jc w:val="both"/>
-        <w:rPr>
-          <w:rFonts w:asciiTheme="majorBidi" w:hAnsiTheme="majorBidi" w:cstheme="majorBidi"/>
-          <w:sz w:val="28"/>
-          <w:szCs w:val="28"/>
-        </w:rPr>
-      </w:pPr>
-      <w:r>
-        <w:rPr>
-          <w:rFonts w:asciiTheme="majorBidi" w:hAnsiTheme="majorBidi" w:cstheme="majorBidi"/>
-          <w:sz w:val="28"/>
-          <w:szCs w:val="28"/>
-        </w:rPr>
-        <w:t xml:space="preserve">For example, suppose you have </w:t>
-      </w:r>
-      <w:proofErr w:type="gramStart"/>
-      <w:r>
-        <w:rPr>
-          <w:rFonts w:asciiTheme="majorBidi" w:hAnsiTheme="majorBidi" w:cstheme="majorBidi"/>
-          <w:sz w:val="28"/>
-          <w:szCs w:val="28"/>
-        </w:rPr>
-        <w:t>an</w:t>
-      </w:r>
-      <w:proofErr w:type="gramEnd"/>
-      <w:r>
-        <w:rPr>
-          <w:rFonts w:asciiTheme="majorBidi" w:hAnsiTheme="majorBidi" w:cstheme="majorBidi"/>
-          <w:sz w:val="28"/>
-          <w:szCs w:val="28"/>
-        </w:rPr>
-        <w:t xml:space="preserve"> NGINX pod and you want to change something like proxy timeout. Instead of modifying the NGINX configuration file inside the container, you can place an annotation in the Kubernetes manifest. If the NGINX controller or related component understands that annotation, it will read the value and adjust the behavior accordingly. If no component is programmed to interpret that annotation, then Kubernetes simply stores it as metadata and nothing changes in the running application.</w:t>
-      </w:r>
-    </w:p>
-    <w:p>
-      <w:pPr>
-        <w:spacing w:after="120"/>
-        <w:jc w:val="both"/>
-        <w:rPr>
-          <w:rFonts w:asciiTheme="majorBidi" w:hAnsiTheme="majorBidi" w:cstheme="majorBidi"/>
-          <w:sz w:val="28"/>
-          <w:szCs w:val="28"/>
-        </w:rPr>
-      </w:pPr>
-      <w:r>
-        <w:rPr>
-          <w:rFonts w:asciiTheme="majorBidi" w:hAnsiTheme="majorBidi" w:cstheme="majorBidi"/>
-          <w:sz w:val="28"/>
-          <w:szCs w:val="28"/>
-        </w:rPr>
-        <w:t>This is why annotations are often described as metadata meant to be consumed by applications, controllers, or tools, while labels are mainly used by Kubernetes for identifying and selecting resources.</w:t>
-      </w:r>
-    </w:p>
-    <w:p>
-      <w:pPr>
-        <w:spacing w:after="60"/>
         <w:jc w:val="both"/>
         <w:rPr>
           <w:rFonts w:asciiTheme="majorBidi" w:hAnsiTheme="majorBidi" w:cstheme="majorBidi"/>
@@ -5232,7 +257,6 @@
           <w:sz w:val="28"/>
           <w:szCs w:val="28"/>
         </w:rPr>
-        <w:lastRenderedPageBreak/>
         <w:t>A main application container</w:t>
       </w:r>
       <w:r>
@@ -5563,6 +587,7 @@
           <w:sz w:val="28"/>
           <w:szCs w:val="28"/>
         </w:rPr>
+        <w:lastRenderedPageBreak/>
         <w:t>Shared Storage</w:t>
       </w:r>
     </w:p>
@@ -6142,7 +1167,7 @@
           </mc:Choice>
           <mc:Fallback>
             <w:pict>
-              <v:rect w14:anchorId="352A97F6" id="Rectangle 10" o:spid="_x0000_s1032" style="position:absolute;left:0;text-align:left;margin-left:0;margin-top:22.1pt;width:172.2pt;height:155.4pt;z-index:251669504;visibility:visible;mso-wrap-style:square;mso-width-percent:0;mso-height-percent:0;mso-wrap-distance-left:9pt;mso-wrap-distance-top:0;mso-wrap-distance-right:9pt;mso-wrap-distance-bottom:0;mso-position-horizontal:left;mso-position-horizontal-relative:margin;mso-position-vertical:absolute;mso-position-vertical-relative:text;mso-width-percent:0;mso-height-percent:0;mso-width-relative:margin;mso-height-relative:margin;v-text-anchor:middle" o:gfxdata="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" fillcolor="black [3200]" strokecolor="black [480]" strokeweight="1pt">
+              <v:rect w14:anchorId="352A97F6" id="Rectangle 10" o:spid="_x0000_s1026" style="position:absolute;left:0;text-align:left;margin-left:0;margin-top:22.1pt;width:172.2pt;height:155.4pt;z-index:251669504;visibility:visible;mso-wrap-style:square;mso-width-percent:0;mso-height-percent:0;mso-wrap-distance-left:9pt;mso-wrap-distance-top:0;mso-wrap-distance-right:9pt;mso-wrap-distance-bottom:0;mso-position-horizontal:left;mso-position-horizontal-relative:margin;mso-position-vertical:absolute;mso-position-vertical-relative:text;mso-width-percent:0;mso-height-percent:0;mso-width-relative:margin;mso-height-relative:margin;v-text-anchor:middle" o:gfxdata="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" fillcolor="black [3200]" strokecolor="black [480]" strokeweight="1pt">
                 <v:textbox>
                   <w:txbxContent>
                     <w:p>
@@ -6797,7 +1822,7 @@
           </mc:Choice>
           <mc:Fallback>
             <w:pict>
-              <v:rect w14:anchorId="23A63E90" id="_x0000_s1033" style="position:absolute;left:0;text-align:left;margin-left:0;margin-top:.6pt;width:172.2pt;height:82.8pt;z-index:251681792;visibility:visible;mso-wrap-style:square;mso-width-percent:0;mso-height-percent:0;mso-wrap-distance-left:9pt;mso-wrap-distance-top:0;mso-wrap-distance-right:9pt;mso-wrap-distance-bottom:0;mso-position-horizontal:left;mso-position-horizontal-relative:margin;mso-position-vertical:absolute;mso-position-vertical-relative:text;mso-width-percent:0;mso-height-percent:0;mso-width-relative:margin;mso-height-relative:margin;v-text-anchor:middle" o:gfxdata="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" fillcolor="black [3200]" strokecolor="black [480]" strokeweight="1pt">
+              <v:rect w14:anchorId="23A63E90" id="_x0000_s1027" style="position:absolute;left:0;text-align:left;margin-left:0;margin-top:.6pt;width:172.2pt;height:82.8pt;z-index:251681792;visibility:visible;mso-wrap-style:square;mso-width-percent:0;mso-height-percent:0;mso-wrap-distance-left:9pt;mso-wrap-distance-top:0;mso-wrap-distance-right:9pt;mso-wrap-distance-bottom:0;mso-position-horizontal:left;mso-position-horizontal-relative:margin;mso-position-vertical:absolute;mso-position-vertical-relative:text;mso-width-percent:0;mso-height-percent:0;mso-width-relative:margin;mso-height-relative:margin;v-text-anchor:middle" o:gfxdata="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" fillcolor="black [3200]" strokecolor="black [480]" strokeweight="1pt">
                 <v:textbox>
                   <w:txbxContent>
                     <w:p>
@@ -7266,6 +2291,7 @@
           <w:sz w:val="28"/>
           <w:szCs w:val="28"/>
         </w:rPr>
+        <w:lastRenderedPageBreak/>
         <w:t>For example, suppose an application stack contains Redis, MySQL, NGINX, and WordPress. Putting all four containers inside one Pod is not a good design for several reasons.</w:t>
       </w:r>
     </w:p>
@@ -7501,7 +2527,6 @@
           <w:sz w:val="28"/>
           <w:szCs w:val="28"/>
         </w:rPr>
-        <w:lastRenderedPageBreak/>
         <w:t>Purpose of Init Containers:</w:t>
       </w:r>
     </w:p>
@@ -7763,6 +2788,7 @@
           <w:sz w:val="28"/>
           <w:szCs w:val="28"/>
         </w:rPr>
+        <w:lastRenderedPageBreak/>
         <w:t>Sequential execution:</w:t>
       </w:r>
       <w:r>
@@ -8330,7 +3356,6 @@
                 <w:sz w:val="28"/>
                 <w:szCs w:val="28"/>
               </w:rPr>
-              <w:lastRenderedPageBreak/>
               <w:t>Lifespan</w:t>
             </w:r>
           </w:p>
@@ -8518,21 +3543,91 @@
       <w:r>
         <w:rPr>
           <w:rFonts w:asciiTheme="majorBidi" w:hAnsiTheme="majorBidi" w:cstheme="majorBidi"/>
+          <w:sz w:val="28"/>
+          <w:szCs w:val="28"/>
+          <w:u w:val="single"/>
+        </w:rPr>
+        <w:t>Example Manifest with Init Containers:</w:t>
+      </w:r>
+    </w:p>
+    <w:p>
+      <w:pPr>
+        <w:jc w:val="both"/>
+        <w:rPr>
+          <w:rFonts w:asciiTheme="majorBidi" w:hAnsiTheme="majorBidi" w:cstheme="majorBidi"/>
+          <w:sz w:val="28"/>
+          <w:szCs w:val="28"/>
+        </w:rPr>
+      </w:pPr>
+    </w:p>
+    <w:p>
+      <w:pPr>
+        <w:jc w:val="both"/>
+        <w:rPr>
+          <w:rFonts w:asciiTheme="majorBidi" w:hAnsiTheme="majorBidi" w:cstheme="majorBidi"/>
+          <w:sz w:val="28"/>
+          <w:szCs w:val="28"/>
+        </w:rPr>
+      </w:pPr>
+    </w:p>
+    <w:p>
+      <w:pPr>
+        <w:jc w:val="both"/>
+        <w:rPr>
+          <w:rFonts w:asciiTheme="majorBidi" w:hAnsiTheme="majorBidi" w:cstheme="majorBidi"/>
+          <w:sz w:val="28"/>
+          <w:szCs w:val="28"/>
+        </w:rPr>
+      </w:pPr>
+    </w:p>
+    <w:p>
+      <w:pPr>
+        <w:jc w:val="both"/>
+        <w:rPr>
+          <w:rFonts w:asciiTheme="majorBidi" w:hAnsiTheme="majorBidi" w:cstheme="majorBidi"/>
+          <w:sz w:val="28"/>
+          <w:szCs w:val="28"/>
+        </w:rPr>
+      </w:pPr>
+    </w:p>
+    <w:p>
+      <w:pPr>
+        <w:jc w:val="both"/>
+        <w:rPr>
+          <w:rFonts w:asciiTheme="majorBidi" w:hAnsiTheme="majorBidi" w:cstheme="majorBidi"/>
+          <w:sz w:val="28"/>
+          <w:szCs w:val="28"/>
+        </w:rPr>
+      </w:pPr>
+    </w:p>
+    <w:p>
+      <w:pPr>
+        <w:jc w:val="both"/>
+        <w:rPr>
+          <w:rFonts w:asciiTheme="majorBidi" w:hAnsiTheme="majorBidi" w:cstheme="majorBidi"/>
+          <w:sz w:val="28"/>
+          <w:szCs w:val="28"/>
+        </w:rPr>
+      </w:pPr>
+      <w:r>
+        <w:rPr>
+          <w:rFonts w:asciiTheme="majorBidi" w:hAnsiTheme="majorBidi" w:cstheme="majorBidi"/>
           <w:noProof/>
           <w:sz w:val="28"/>
           <w:szCs w:val="28"/>
           <w:u w:val="single"/>
         </w:rPr>
+        <w:lastRenderedPageBreak/>
         <mc:AlternateContent>
           <mc:Choice Requires="wps">
             <w:drawing>
-              <wp:anchor distT="0" distB="0" distL="114300" distR="114300" simplePos="0" relativeHeight="251670528" behindDoc="0" locked="0" layoutInCell="1" allowOverlap="1" wp14:anchorId="53FBABE8" wp14:editId="28730403">
+              <wp:anchor distT="0" distB="0" distL="114300" distR="114300" simplePos="0" relativeHeight="251670528" behindDoc="0" locked="0" layoutInCell="1" allowOverlap="1" wp14:anchorId="53FBABE8" wp14:editId="22322E2E">
                 <wp:simplePos x="0" y="0"/>
                 <wp:positionH relativeFrom="margin">
                   <wp:align>left</wp:align>
                 </wp:positionH>
                 <wp:positionV relativeFrom="paragraph">
-                  <wp:posOffset>294640</wp:posOffset>
+                  <wp:posOffset>1905</wp:posOffset>
                 </wp:positionV>
                 <wp:extent cx="4960620" cy="2926080"/>
                 <wp:effectExtent l="0" t="0" r="11430" b="26670"/>
@@ -9094,7 +4189,7 @@
           </mc:Choice>
           <mc:Fallback>
             <w:pict>
-              <v:rect w14:anchorId="53FBABE8" id="Rectangle 11" o:spid="_x0000_s1034" style="position:absolute;left:0;text-align:left;margin-left:0;margin-top:23.2pt;width:390.6pt;height:230.4pt;z-index:251670528;visibility:visible;mso-wrap-style:square;mso-width-percent:0;mso-height-percent:0;mso-wrap-distance-left:9pt;mso-wrap-distance-top:0;mso-wrap-distance-right:9pt;mso-wrap-distance-bottom:0;mso-position-horizontal:left;mso-position-horizontal-relative:margin;mso-position-vertical:absolute;mso-position-vertical-relative:text;mso-width-percent:0;mso-height-percent:0;mso-width-relative:margin;mso-height-relative:margin;v-text-anchor:middle" o:gfxdata="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" fillcolor="black [3200]" strokecolor="black [480]" strokeweight="1pt">
+              <v:rect w14:anchorId="53FBABE8" id="Rectangle 11" o:spid="_x0000_s1028" style="position:absolute;left:0;text-align:left;margin-left:0;margin-top:.15pt;width:390.6pt;height:230.4pt;z-index:251670528;visibility:visible;mso-wrap-style:square;mso-width-percent:0;mso-height-percent:0;mso-wrap-distance-left:9pt;mso-wrap-distance-top:0;mso-wrap-distance-right:9pt;mso-wrap-distance-bottom:0;mso-position-horizontal:left;mso-position-horizontal-relative:margin;mso-position-vertical:absolute;mso-position-vertical-relative:text;mso-width-percent:0;mso-height-percent:0;mso-width-relative:margin;mso-height-relative:margin;v-text-anchor:middle" o:gfxdata="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" fillcolor="black [3200]" strokecolor="black [480]" strokeweight="1pt">
                 <v:textbox>
                   <w:txbxContent>
                     <w:p>
@@ -9607,75 +4702,6 @@
           </mc:Fallback>
         </mc:AlternateContent>
       </w:r>
-      <w:r>
-        <w:rPr>
-          <w:rFonts w:asciiTheme="majorBidi" w:hAnsiTheme="majorBidi" w:cstheme="majorBidi"/>
-          <w:sz w:val="28"/>
-          <w:szCs w:val="28"/>
-          <w:u w:val="single"/>
-        </w:rPr>
-        <w:t>Example Manifest with Init Containers:</w:t>
-      </w:r>
-    </w:p>
-    <w:p>
-      <w:pPr>
-        <w:jc w:val="both"/>
-        <w:rPr>
-          <w:rFonts w:asciiTheme="majorBidi" w:hAnsiTheme="majorBidi" w:cstheme="majorBidi"/>
-          <w:sz w:val="28"/>
-          <w:szCs w:val="28"/>
-        </w:rPr>
-      </w:pPr>
-    </w:p>
-    <w:p>
-      <w:pPr>
-        <w:jc w:val="both"/>
-        <w:rPr>
-          <w:rFonts w:asciiTheme="majorBidi" w:hAnsiTheme="majorBidi" w:cstheme="majorBidi"/>
-          <w:sz w:val="28"/>
-          <w:szCs w:val="28"/>
-        </w:rPr>
-      </w:pPr>
-    </w:p>
-    <w:p>
-      <w:pPr>
-        <w:jc w:val="both"/>
-        <w:rPr>
-          <w:rFonts w:asciiTheme="majorBidi" w:hAnsiTheme="majorBidi" w:cstheme="majorBidi"/>
-          <w:sz w:val="28"/>
-          <w:szCs w:val="28"/>
-        </w:rPr>
-      </w:pPr>
-    </w:p>
-    <w:p>
-      <w:pPr>
-        <w:jc w:val="both"/>
-        <w:rPr>
-          <w:rFonts w:asciiTheme="majorBidi" w:hAnsiTheme="majorBidi" w:cstheme="majorBidi"/>
-          <w:sz w:val="28"/>
-          <w:szCs w:val="28"/>
-        </w:rPr>
-      </w:pPr>
-    </w:p>
-    <w:p>
-      <w:pPr>
-        <w:jc w:val="both"/>
-        <w:rPr>
-          <w:rFonts w:asciiTheme="majorBidi" w:hAnsiTheme="majorBidi" w:cstheme="majorBidi"/>
-          <w:sz w:val="28"/>
-          <w:szCs w:val="28"/>
-        </w:rPr>
-      </w:pPr>
-    </w:p>
-    <w:p>
-      <w:pPr>
-        <w:jc w:val="both"/>
-        <w:rPr>
-          <w:rFonts w:asciiTheme="majorBidi" w:hAnsiTheme="majorBidi" w:cstheme="majorBidi"/>
-          <w:sz w:val="28"/>
-          <w:szCs w:val="28"/>
-        </w:rPr>
-      </w:pPr>
     </w:p>
     <w:p>
       <w:pPr>
@@ -9704,6 +4730,76 @@
           <w:rFonts w:asciiTheme="majorBidi" w:hAnsiTheme="majorBidi" w:cstheme="majorBidi"/>
           <w:sz w:val="16"/>
           <w:szCs w:val="16"/>
+        </w:rPr>
+      </w:pPr>
+    </w:p>
+    <w:p>
+      <w:pPr>
+        <w:jc w:val="both"/>
+        <w:rPr>
+          <w:rFonts w:asciiTheme="majorBidi" w:hAnsiTheme="majorBidi" w:cstheme="majorBidi"/>
+          <w:sz w:val="16"/>
+          <w:szCs w:val="16"/>
+        </w:rPr>
+      </w:pPr>
+    </w:p>
+    <w:p>
+      <w:pPr>
+        <w:jc w:val="both"/>
+        <w:rPr>
+          <w:rFonts w:asciiTheme="majorBidi" w:hAnsiTheme="majorBidi" w:cstheme="majorBidi"/>
+          <w:sz w:val="16"/>
+          <w:szCs w:val="16"/>
+        </w:rPr>
+      </w:pPr>
+    </w:p>
+    <w:p>
+      <w:pPr>
+        <w:jc w:val="both"/>
+        <w:rPr>
+          <w:rFonts w:asciiTheme="majorBidi" w:hAnsiTheme="majorBidi" w:cstheme="majorBidi"/>
+          <w:sz w:val="16"/>
+          <w:szCs w:val="16"/>
+        </w:rPr>
+      </w:pPr>
+    </w:p>
+    <w:p>
+      <w:pPr>
+        <w:jc w:val="both"/>
+        <w:rPr>
+          <w:rFonts w:asciiTheme="majorBidi" w:hAnsiTheme="majorBidi" w:cstheme="majorBidi"/>
+          <w:sz w:val="16"/>
+          <w:szCs w:val="16"/>
+        </w:rPr>
+      </w:pPr>
+    </w:p>
+    <w:p>
+      <w:pPr>
+        <w:jc w:val="both"/>
+        <w:rPr>
+          <w:rFonts w:asciiTheme="majorBidi" w:hAnsiTheme="majorBidi" w:cstheme="majorBidi"/>
+          <w:sz w:val="16"/>
+          <w:szCs w:val="16"/>
+        </w:rPr>
+      </w:pPr>
+    </w:p>
+    <w:p>
+      <w:pPr>
+        <w:jc w:val="both"/>
+        <w:rPr>
+          <w:rFonts w:asciiTheme="majorBidi" w:hAnsiTheme="majorBidi" w:cstheme="majorBidi"/>
+          <w:sz w:val="16"/>
+          <w:szCs w:val="16"/>
+        </w:rPr>
+      </w:pPr>
+    </w:p>
+    <w:p>
+      <w:pPr>
+        <w:jc w:val="both"/>
+        <w:rPr>
+          <w:rFonts w:asciiTheme="majorBidi" w:hAnsiTheme="majorBidi" w:cstheme="majorBidi"/>
+          <w:sz w:val="22"/>
+          <w:szCs w:val="22"/>
         </w:rPr>
       </w:pPr>
     </w:p>
@@ -10221,16 +5317,7 @@
           <w:sz w:val="28"/>
           <w:szCs w:val="28"/>
         </w:rPr>
-        <w:t xml:space="preserve"> on that node receives the Pod specification and is responsible for creating and managing the containers defined </w:t>
-      </w:r>
-      <w:r>
-        <w:rPr>
-          <w:rFonts w:asciiTheme="majorBidi" w:hAnsiTheme="majorBidi" w:cstheme="majorBidi"/>
-          <w:sz w:val="28"/>
-          <w:szCs w:val="28"/>
-        </w:rPr>
-        <w:lastRenderedPageBreak/>
-        <w:t>in the Pod.</w:t>
+        <w:t xml:space="preserve"> on that node receives the Pod specification and is responsible for creating and managing the containers defined in the Pod.</w:t>
       </w:r>
       <w:r>
         <w:rPr>
@@ -10316,6 +5403,7 @@
           <w:sz w:val="28"/>
           <w:szCs w:val="28"/>
         </w:rPr>
+        <w:lastRenderedPageBreak/>
         <w:t>Kubernetes tracks the high-level state of a Pod through a field called Pod Phase, which represents the current stage in the Pod’s lifecycle.</w:t>
       </w:r>
     </w:p>
@@ -10777,7 +5865,6 @@
           <w:sz w:val="28"/>
           <w:szCs w:val="28"/>
         </w:rPr>
-        <w:lastRenderedPageBreak/>
         <w:t>The container has not started running yet. This can occur while the container image is being pulled or when dependencies are not yet satisfied.</w:t>
       </w:r>
     </w:p>
@@ -10856,6 +5943,7 @@
           <w:sz w:val="28"/>
           <w:szCs w:val="28"/>
         </w:rPr>
+        <w:lastRenderedPageBreak/>
         <w:t>Terminated</w:t>
       </w:r>
     </w:p>
@@ -11479,7 +6567,6 @@
           <w:sz w:val="28"/>
           <w:szCs w:val="28"/>
         </w:rPr>
-        <w:lastRenderedPageBreak/>
         <w:t>The image does not exist in the specified registry</w:t>
       </w:r>
     </w:p>
@@ -11566,6 +6653,7 @@
           <w:sz w:val="28"/>
           <w:szCs w:val="28"/>
         </w:rPr>
+        <w:lastRenderedPageBreak/>
         <w:t>The “</w:t>
       </w:r>
       <w:proofErr w:type="spellStart"/>
@@ -12266,7 +7354,6 @@
           <w:sz w:val="28"/>
           <w:szCs w:val="28"/>
         </w:rPr>
-        <w:lastRenderedPageBreak/>
         <w:t xml:space="preserve">Use </w:t>
       </w:r>
       <w:proofErr w:type="spellStart"/>
@@ -12386,6 +7473,7 @@
           <w:sz w:val="28"/>
           <w:szCs w:val="28"/>
         </w:rPr>
+        <w:lastRenderedPageBreak/>
         <w:t xml:space="preserve">This status appears when Kubernetes attempts to create the container but the container runtime (Docker, </w:t>
       </w:r>
       <w:proofErr w:type="spellStart"/>
@@ -12978,7 +8066,7 @@
           </mc:Choice>
           <mc:Fallback>
             <w:pict>
-              <v:rect w14:anchorId="62CF282D" id="Rectangle 17" o:spid="_x0000_s1035" style="position:absolute;left:0;text-align:left;margin-left:468.4pt;margin-top:24.95pt;width:519.6pt;height:301.2pt;z-index:251677696;visibility:visible;mso-wrap-style:square;mso-width-percent:0;mso-height-percent:0;mso-wrap-distance-left:9pt;mso-wrap-distance-top:0;mso-wrap-distance-right:9pt;mso-wrap-distance-bottom:0;mso-position-horizontal:right;mso-position-horizontal-relative:margin;mso-position-vertical:absolute;mso-position-vertical-relative:text;mso-width-percent:0;mso-height-percent:0;mso-width-relative:margin;mso-height-relative:margin;v-text-anchor:middle" o:gfxdata="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" fillcolor="#555 [2160]" strokecolor="black [3200]" strokeweight=".5pt">
+              <v:rect w14:anchorId="62CF282D" id="Rectangle 17" o:spid="_x0000_s1029" style="position:absolute;left:0;text-align:left;margin-left:468.4pt;margin-top:24.95pt;width:519.6pt;height:301.2pt;z-index:251677696;visibility:visible;mso-wrap-style:square;mso-width-percent:0;mso-height-percent:0;mso-wrap-distance-left:9pt;mso-wrap-distance-top:0;mso-wrap-distance-right:9pt;mso-wrap-distance-bottom:0;mso-position-horizontal:right;mso-position-horizontal-relative:margin;mso-position-vertical:absolute;mso-position-vertical-relative:text;mso-width-percent:0;mso-height-percent:0;mso-width-relative:margin;mso-height-relative:margin;v-text-anchor:middle" o:gfxdata="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" fillcolor="#555 [2160]" strokecolor="black [3200]" strokeweight=".5pt">
                 <v:fill color2="#313131 [2608]" rotate="t" colors="0 #9b9b9b;.5 #8e8e8e;1 #797979" focus="100%" type="gradient">
                   <o:fill v:ext="view" type="gradientUnscaled"/>
                 </v:fill>
@@ -13450,7 +8538,7 @@
           </mc:Choice>
           <mc:Fallback>
             <w:pict>
-              <v:rect w14:anchorId="584C4832" id="_x0000_s1036" style="position:absolute;margin-left:18.6pt;margin-top:.6pt;width:520.8pt;height:216.6pt;z-index:251679744;visibility:visible;mso-wrap-style:square;mso-width-percent:0;mso-height-percent:0;mso-wrap-distance-left:9pt;mso-wrap-distance-top:0;mso-wrap-distance-right:9pt;mso-wrap-distance-bottom:0;mso-position-horizontal:absolute;mso-position-horizontal-relative:margin;mso-position-vertical:absolute;mso-position-vertical-relative:text;mso-width-percent:0;mso-height-percent:0;mso-width-relative:margin;mso-height-relative:margin;v-text-anchor:middle" o:gfxdata="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" fillcolor="#555 [2160]" strokecolor="black [3200]" strokeweight=".5pt">
+              <v:rect w14:anchorId="584C4832" id="_x0000_s1030" style="position:absolute;margin-left:18.6pt;margin-top:.6pt;width:520.8pt;height:216.6pt;z-index:251679744;visibility:visible;mso-wrap-style:square;mso-width-percent:0;mso-height-percent:0;mso-wrap-distance-left:9pt;mso-wrap-distance-top:0;mso-wrap-distance-right:9pt;mso-wrap-distance-bottom:0;mso-position-horizontal:absolute;mso-position-horizontal-relative:margin;mso-position-vertical:absolute;mso-position-vertical-relative:text;mso-width-percent:0;mso-height-percent:0;mso-width-relative:margin;mso-height-relative:margin;v-text-anchor:middle" o:gfxdata="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" fillcolor="#555 [2160]" strokecolor="black [3200]" strokeweight=".5pt">
                 <v:fill color2="#313131 [2608]" rotate="t" colors="0 #9b9b9b;.5 #8e8e8e;1 #797979" focus="100%" type="gradient">
                   <o:fill v:ext="view" type="gradientUnscaled"/>
                 </v:fill>
@@ -14277,7 +9365,6 @@
           <w:sz w:val="28"/>
           <w:szCs w:val="28"/>
         </w:rPr>
-        <w:lastRenderedPageBreak/>
         <w:t>Node failure or network partition</w:t>
       </w:r>
     </w:p>
@@ -14352,6 +9439,7 @@
           <w:sz w:val="28"/>
           <w:szCs w:val="28"/>
         </w:rPr>
+        <w:lastRenderedPageBreak/>
         <w:t>This is typically a node‑level problem, not an application issue.</w:t>
       </w:r>
     </w:p>
@@ -15152,7 +10240,7 @@
           </mc:Choice>
           <mc:Fallback>
             <w:pict>
-              <v:rect w14:anchorId="57A0EB02" id="Rectangle 13" o:spid="_x0000_s1037" style="position:absolute;left:0;text-align:left;margin-left:0;margin-top:23.5pt;width:179.4pt;height:105.6pt;z-index:251672576;visibility:visible;mso-wrap-style:square;mso-width-percent:0;mso-height-percent:0;mso-wrap-distance-left:9pt;mso-wrap-distance-top:0;mso-wrap-distance-right:9pt;mso-wrap-distance-bottom:0;mso-position-horizontal:left;mso-position-horizontal-relative:margin;mso-position-vertical:absolute;mso-position-vertical-relative:text;mso-width-percent:0;mso-height-percent:0;mso-width-relative:margin;mso-height-relative:margin;v-text-anchor:middle" o:gfxdata="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" fillcolor="black [3200]" strokecolor="black [480]" strokeweight="1pt">
+              <v:rect w14:anchorId="57A0EB02" id="Rectangle 13" o:spid="_x0000_s1031" style="position:absolute;left:0;text-align:left;margin-left:0;margin-top:23.5pt;width:179.4pt;height:105.6pt;z-index:251672576;visibility:visible;mso-wrap-style:square;mso-width-percent:0;mso-height-percent:0;mso-wrap-distance-left:9pt;mso-wrap-distance-top:0;mso-wrap-distance-right:9pt;mso-wrap-distance-bottom:0;mso-position-horizontal:left;mso-position-horizontal-relative:margin;mso-position-vertical:absolute;mso-position-vertical-relative:text;mso-width-percent:0;mso-height-percent:0;mso-width-relative:margin;mso-height-relative:margin;v-text-anchor:middle" o:gfxdata="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" fillcolor="black [3200]" strokecolor="black [480]" strokeweight="1pt">
                 <v:textbox>
                   <w:txbxContent>
                     <w:p>
@@ -15587,7 +10675,7 @@
           </mc:Choice>
           <mc:Fallback>
             <w:pict>
-              <v:rect w14:anchorId="75EE192B" id="_x0000_s1038" style="position:absolute;left:0;text-align:left;margin-left:0;margin-top:.85pt;width:179.4pt;height:85.2pt;z-index:251683840;visibility:visible;mso-wrap-style:square;mso-width-percent:0;mso-height-percent:0;mso-wrap-distance-left:9pt;mso-wrap-distance-top:0;mso-wrap-distance-right:9pt;mso-wrap-distance-bottom:0;mso-position-horizontal:left;mso-position-horizontal-relative:margin;mso-position-vertical:absolute;mso-position-vertical-relative:text;mso-width-percent:0;mso-height-percent:0;mso-width-relative:margin;mso-height-relative:margin;v-text-anchor:middle" o:gfxdata="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" fillcolor="black [3200]" strokecolor="black [480]" strokeweight="1pt">
+              <v:rect w14:anchorId="75EE192B" id="_x0000_s1032" style="position:absolute;left:0;text-align:left;margin-left:0;margin-top:.85pt;width:179.4pt;height:85.2pt;z-index:251683840;visibility:visible;mso-wrap-style:square;mso-width-percent:0;mso-height-percent:0;mso-wrap-distance-left:9pt;mso-wrap-distance-top:0;mso-wrap-distance-right:9pt;mso-wrap-distance-bottom:0;mso-position-horizontal:left;mso-position-horizontal-relative:margin;mso-position-vertical:absolute;mso-position-vertical-relative:text;mso-width-percent:0;mso-height-percent:0;mso-width-relative:margin;mso-height-relative:margin;v-text-anchor:middle" o:gfxdata="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" fillcolor="black [3200]" strokecolor="black [480]" strokeweight="1pt">
                 <v:textbox>
                   <w:txbxContent>
                     <w:p>
@@ -15810,6 +10898,7 @@
           <w:sz w:val="28"/>
           <w:szCs w:val="28"/>
         </w:rPr>
+        <w:lastRenderedPageBreak/>
         <w:t>When a Pod is deleted or needs to be shut down, Kubernetes performs a graceful termination process.</w:t>
       </w:r>
     </w:p>
@@ -18097,7 +13186,7 @@
           </mc:Choice>
           <mc:Fallback>
             <w:pict>
-              <v:rect w14:anchorId="0E33B7EF" id="_x0000_s1039" style="position:absolute;margin-left:0;margin-top:59.6pt;width:419.4pt;height:658.8pt;z-index:251673600;visibility:visible;mso-wrap-style:square;mso-width-percent:0;mso-height-percent:0;mso-wrap-distance-left:9pt;mso-wrap-distance-top:0;mso-wrap-distance-right:9pt;mso-wrap-distance-bottom:0;mso-position-horizontal:left;mso-position-horizontal-relative:margin;mso-position-vertical:absolute;mso-position-vertical-relative:text;mso-width-percent:0;mso-height-percent:0;mso-width-relative:margin;mso-height-relative:margin;v-text-anchor:middle" o:gfxdata="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" fillcolor="black [3200]" strokecolor="black [480]" strokeweight="1pt">
+              <v:rect w14:anchorId="0E33B7EF" id="_x0000_s1033" style="position:absolute;margin-left:0;margin-top:59.6pt;width:419.4pt;height:658.8pt;z-index:251673600;visibility:visible;mso-wrap-style:square;mso-width-percent:0;mso-height-percent:0;mso-wrap-distance-left:9pt;mso-wrap-distance-top:0;mso-wrap-distance-right:9pt;mso-wrap-distance-bottom:0;mso-position-horizontal:left;mso-position-horizontal-relative:margin;mso-position-vertical:absolute;mso-position-vertical-relative:text;mso-width-percent:0;mso-height-percent:0;mso-width-relative:margin;mso-height-relative:margin;v-text-anchor:middle" o:gfxdata="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" fillcolor="black [3200]" strokecolor="black [480]" strokeweight="1pt">
                 <v:textbox>
                   <w:txbxContent>
                     <w:p>
@@ -21299,7 +16388,7 @@
           </mc:Choice>
           <mc:Fallback>
             <w:pict>
-              <v:rect w14:anchorId="34C1C259" id="Rectangle 14" o:spid="_x0000_s1040" style="position:absolute;margin-left:0;margin-top:-.1pt;width:421.8pt;height:511.2pt;z-index:251674624;visibility:visible;mso-wrap-style:square;mso-width-percent:0;mso-height-percent:0;mso-wrap-distance-left:9pt;mso-wrap-distance-top:0;mso-wrap-distance-right:9pt;mso-wrap-distance-bottom:0;mso-position-horizontal:left;mso-position-horizontal-relative:margin;mso-position-vertical:absolute;mso-position-vertical-relative:text;mso-width-percent:0;mso-height-percent:0;mso-width-relative:margin;mso-height-relative:margin;v-text-anchor:middle" o:gfxdata="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" fillcolor="black [3200]" strokecolor="black [480]" strokeweight="1pt">
+              <v:rect w14:anchorId="34C1C259" id="Rectangle 14" o:spid="_x0000_s1034" style="position:absolute;margin-left:0;margin-top:-.1pt;width:421.8pt;height:511.2pt;z-index:251674624;visibility:visible;mso-wrap-style:square;mso-width-percent:0;mso-height-percent:0;mso-wrap-distance-left:9pt;mso-wrap-distance-top:0;mso-wrap-distance-right:9pt;mso-wrap-distance-bottom:0;mso-position-horizontal:left;mso-position-horizontal-relative:margin;mso-position-vertical:absolute;mso-position-vertical-relative:text;mso-width-percent:0;mso-height-percent:0;mso-width-relative:margin;mso-height-relative:margin;v-text-anchor:middle" o:gfxdata="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" fillcolor="black [3200]" strokecolor="black [480]" strokeweight="1pt">
                 <v:textbox>
                   <w:txbxContent>
                     <w:p>
@@ -23275,7 +18364,6 @@
           <w:sz w:val="28"/>
           <w:szCs w:val="28"/>
         </w:rPr>
-        <w:lastRenderedPageBreak/>
         <w:t>Options:</w:t>
       </w:r>
     </w:p>
@@ -23371,6 +18459,7 @@
           <w:sz w:val="28"/>
           <w:szCs w:val="28"/>
         </w:rPr>
+        <w:lastRenderedPageBreak/>
         <w:t>Never</w:t>
       </w:r>
     </w:p>
@@ -24472,7 +19561,6 @@
           <w:sz w:val="28"/>
           <w:szCs w:val="28"/>
         </w:rPr>
-        <w:lastRenderedPageBreak/>
         <w:t>Validation</w:t>
       </w:r>
     </w:p>
@@ -24531,6 +19619,7 @@
           <w:sz w:val="28"/>
           <w:szCs w:val="28"/>
         </w:rPr>
+        <w:lastRenderedPageBreak/>
         <w:t>required fields exist</w:t>
       </w:r>
     </w:p>
@@ -24953,7 +20042,7 @@
           </mc:Choice>
           <mc:Fallback>
             <w:pict>
-              <v:rect w14:anchorId="33FCB20B" id="Rectangle 16" o:spid="_x0000_s1041" style="position:absolute;left:0;text-align:left;margin-left:18pt;margin-top:43.1pt;width:173.4pt;height:83.45pt;z-index:251676672;visibility:visible;mso-wrap-style:square;mso-width-percent:0;mso-height-percent:0;mso-wrap-distance-left:9pt;mso-wrap-distance-top:0;mso-wrap-distance-right:9pt;mso-wrap-distance-bottom:0;mso-position-horizontal:absolute;mso-position-horizontal-relative:text;mso-position-vertical:absolute;mso-position-vertical-relative:text;mso-width-percent:0;mso-height-percent:0;mso-width-relative:margin;mso-height-relative:margin;v-text-anchor:middle" o:gfxdata="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" fillcolor="black [3200]" strokecolor="black [480]" strokeweight="1pt">
+              <v:rect w14:anchorId="33FCB20B" id="Rectangle 16" o:spid="_x0000_s1035" style="position:absolute;left:0;text-align:left;margin-left:18pt;margin-top:43.1pt;width:173.4pt;height:83.45pt;z-index:251676672;visibility:visible;mso-wrap-style:square;mso-width-percent:0;mso-height-percent:0;mso-wrap-distance-left:9pt;mso-wrap-distance-top:0;mso-wrap-distance-right:9pt;mso-wrap-distance-bottom:0;mso-position-horizontal:absolute;mso-position-horizontal-relative:text;mso-position-vertical:absolute;mso-position-vertical-relative:text;mso-width-percent:0;mso-height-percent:0;mso-width-relative:margin;mso-height-relative:margin;v-text-anchor:middle" o:gfxdata="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" fillcolor="black [3200]" strokecolor="black [480]" strokeweight="1pt">
                 <v:textbox>
                   <w:txbxContent>
                     <w:p>
@@ -25636,7 +20725,6 @@
           <w:sz w:val="28"/>
           <w:szCs w:val="28"/>
         </w:rPr>
-        <w:lastRenderedPageBreak/>
         <w:t>Pod Affinity / Anti‑Affinity</w:t>
       </w:r>
     </w:p>
@@ -25684,6 +20772,7 @@
           <w:sz w:val="32"/>
           <w:szCs w:val="32"/>
         </w:rPr>
+        <w:lastRenderedPageBreak/>
         <w:t>Scheduler Updates API Server</w:t>
       </w:r>
     </w:p>

--- a/Kubernetes/concepts/3-objects/3-objects.docx
+++ b/Kubernetes/concepts/3-objects/3-objects.docx
@@ -4,833 +4,34 @@
   <w:body>
     <w:p>
       <w:pPr>
-        <w:spacing w:after="100"/>
-        <w:jc w:val="both"/>
-        <w:rPr>
-          <w:rFonts w:asciiTheme="majorBidi" w:hAnsiTheme="majorBidi" w:cstheme="majorBidi"/>
-          <w:b/>
-          <w:bCs/>
-          <w:sz w:val="40"/>
-          <w:szCs w:val="40"/>
-        </w:rPr>
-      </w:pPr>
-      <w:r>
-        <w:rPr>
-          <w:rFonts w:asciiTheme="majorBidi" w:hAnsiTheme="majorBidi" w:cstheme="majorBidi"/>
-          <w:b/>
-          <w:bCs/>
-          <w:sz w:val="40"/>
-          <w:szCs w:val="40"/>
-        </w:rPr>
-        <w:t>Pod:</w:t>
-      </w:r>
-    </w:p>
-    <w:p>
-      <w:pPr>
-        <w:spacing w:after="100"/>
-        <w:jc w:val="both"/>
-        <w:rPr>
-          <w:rFonts w:asciiTheme="majorBidi" w:hAnsiTheme="majorBidi" w:cstheme="majorBidi"/>
-          <w:sz w:val="28"/>
-          <w:szCs w:val="28"/>
-        </w:rPr>
-      </w:pPr>
-      <w:r>
-        <w:rPr>
-          <w:rFonts w:asciiTheme="majorBidi" w:hAnsiTheme="majorBidi" w:cstheme="majorBidi"/>
-          <w:sz w:val="28"/>
-          <w:szCs w:val="28"/>
-        </w:rPr>
-        <w:t>A Pod is the smallest deployable unit in Kubernetes. It represents a single instance of a running process in the cluster and contains one or more containers that are deployed and managed together.</w:t>
-      </w:r>
-      <w:r>
-        <w:rPr>
-          <w:rFonts w:asciiTheme="majorBidi" w:hAnsiTheme="majorBidi" w:cstheme="majorBidi"/>
-          <w:sz w:val="28"/>
-          <w:szCs w:val="28"/>
-        </w:rPr>
-        <w:t xml:space="preserve"> </w:t>
-      </w:r>
-      <w:r>
-        <w:rPr>
-          <w:rFonts w:asciiTheme="majorBidi" w:hAnsiTheme="majorBidi" w:cstheme="majorBidi"/>
-          <w:sz w:val="28"/>
-          <w:szCs w:val="28"/>
-        </w:rPr>
-        <w:t>Containers inside the same Pod are considered tightly coupled. They share the same network namespace and storage, which allows them to communicate with each other easily.</w:t>
-      </w:r>
-    </w:p>
-    <w:p>
-      <w:pPr>
-        <w:spacing w:after="60"/>
-        <w:jc w:val="both"/>
-        <w:rPr>
-          <w:rFonts w:asciiTheme="majorBidi" w:hAnsiTheme="majorBidi" w:cstheme="majorBidi"/>
-          <w:b/>
-          <w:bCs/>
-          <w:sz w:val="32"/>
-          <w:szCs w:val="32"/>
-        </w:rPr>
-      </w:pPr>
-      <w:r>
-        <w:rPr>
-          <w:rFonts w:asciiTheme="majorBidi" w:hAnsiTheme="majorBidi" w:cstheme="majorBidi"/>
-          <w:b/>
-          <w:bCs/>
-          <w:sz w:val="32"/>
-          <w:szCs w:val="32"/>
-        </w:rPr>
-        <w:t>why Kubernetes introduced Pods as a layer above containers</w:t>
-      </w:r>
-      <w:r>
-        <w:rPr>
-          <w:rFonts w:asciiTheme="majorBidi" w:hAnsiTheme="majorBidi" w:cstheme="majorBidi"/>
-          <w:b/>
-          <w:bCs/>
-          <w:sz w:val="32"/>
-          <w:szCs w:val="32"/>
-        </w:rPr>
-        <w:t>:</w:t>
-      </w:r>
-    </w:p>
-    <w:p>
-      <w:pPr>
-        <w:pStyle w:val="ListParagraph"/>
-        <w:numPr>
-          <w:ilvl w:val="0"/>
-          <w:numId w:val="22"/>
-        </w:numPr>
-        <w:ind w:left="360"/>
-        <w:jc w:val="both"/>
-        <w:rPr>
-          <w:rFonts w:asciiTheme="majorBidi" w:hAnsiTheme="majorBidi" w:cstheme="majorBidi"/>
-          <w:sz w:val="28"/>
-          <w:szCs w:val="28"/>
-        </w:rPr>
-      </w:pPr>
-      <w:r>
-        <w:rPr>
-          <w:rFonts w:asciiTheme="majorBidi" w:hAnsiTheme="majorBidi" w:cstheme="majorBidi"/>
-          <w:sz w:val="28"/>
-          <w:szCs w:val="28"/>
-        </w:rPr>
-        <w:t>Kubernetes does not manage containers directly. Instead, it manages Pods, and the Pod is responsible for running one or more containers. In other words, Kubernetes scheduling, scaling, networking, and lifecycle management are all designed around Pods, not individual containers. The Pod acts as a logical wrapper around containers, allowing Kubernetes to treat them as a single unit when deploying and managing workloads.</w:t>
-      </w:r>
-    </w:p>
-    <w:p>
-      <w:pPr>
-        <w:pStyle w:val="ListParagraph"/>
-        <w:numPr>
-          <w:ilvl w:val="0"/>
-          <w:numId w:val="22"/>
-        </w:numPr>
-        <w:spacing w:after="120"/>
-        <w:ind w:left="360"/>
-        <w:jc w:val="both"/>
-        <w:rPr>
-          <w:rFonts w:asciiTheme="majorBidi" w:hAnsiTheme="majorBidi" w:cstheme="majorBidi"/>
-          <w:sz w:val="28"/>
-          <w:szCs w:val="28"/>
-        </w:rPr>
-      </w:pPr>
-      <w:r>
-        <w:rPr>
-          <w:rFonts w:asciiTheme="majorBidi" w:hAnsiTheme="majorBidi" w:cstheme="majorBidi"/>
-          <w:sz w:val="28"/>
-          <w:szCs w:val="28"/>
-        </w:rPr>
-        <w:t>Another reason Pods exist is to support situations where multiple containers must run closely together and depend on each other. When containers are tightly coupled and must share the same environment, they are placed in the same Pod. Containers in a Pod share the same network (IP address and ports) and can also share storage volumes, which makes communication and coordination between them very easy. Because of this, related containers that form a single functional unit are grouped into one Pod rather than being deployed separately.</w:t>
-      </w:r>
-    </w:p>
-    <w:p>
-      <w:pPr>
-        <w:spacing w:after="60"/>
-        <w:jc w:val="both"/>
-        <w:rPr>
-          <w:rFonts w:asciiTheme="majorBidi" w:hAnsiTheme="majorBidi" w:cstheme="majorBidi"/>
-          <w:b/>
-          <w:bCs/>
-          <w:sz w:val="32"/>
-          <w:szCs w:val="32"/>
-        </w:rPr>
-      </w:pPr>
-      <w:r>
-        <w:rPr>
-          <w:rFonts w:asciiTheme="majorBidi" w:hAnsiTheme="majorBidi" w:cstheme="majorBidi"/>
-          <w:b/>
-          <w:bCs/>
-          <w:sz w:val="32"/>
-          <w:szCs w:val="32"/>
-        </w:rPr>
-        <w:t>Key Characteristics of a Pod</w:t>
-      </w:r>
-      <w:r>
-        <w:rPr>
-          <w:rFonts w:asciiTheme="majorBidi" w:hAnsiTheme="majorBidi" w:cstheme="majorBidi"/>
-          <w:b/>
-          <w:bCs/>
-          <w:sz w:val="32"/>
-          <w:szCs w:val="32"/>
-        </w:rPr>
-        <w:t>:</w:t>
-      </w:r>
-    </w:p>
-    <w:p>
-      <w:pPr>
-        <w:pStyle w:val="ListParagraph"/>
-        <w:numPr>
-          <w:ilvl w:val="0"/>
-          <w:numId w:val="17"/>
-        </w:numPr>
-        <w:spacing w:after="60"/>
-        <w:ind w:left="360"/>
-        <w:jc w:val="both"/>
-        <w:rPr>
-          <w:rFonts w:asciiTheme="majorBidi" w:hAnsiTheme="majorBidi" w:cstheme="majorBidi"/>
-          <w:b/>
-          <w:bCs/>
-          <w:sz w:val="28"/>
-          <w:szCs w:val="28"/>
-        </w:rPr>
-      </w:pPr>
-      <w:r>
-        <w:rPr>
-          <w:rFonts w:asciiTheme="majorBidi" w:hAnsiTheme="majorBidi" w:cstheme="majorBidi"/>
-          <w:b/>
-          <w:bCs/>
-          <w:sz w:val="28"/>
-          <w:szCs w:val="28"/>
-        </w:rPr>
-        <w:t>One or More Containers</w:t>
-      </w:r>
-    </w:p>
-    <w:p>
-      <w:pPr>
-        <w:spacing w:after="0"/>
-        <w:ind w:left="360"/>
-        <w:jc w:val="both"/>
-        <w:rPr>
-          <w:rFonts w:asciiTheme="majorBidi" w:hAnsiTheme="majorBidi" w:cstheme="majorBidi"/>
-          <w:sz w:val="28"/>
-          <w:szCs w:val="28"/>
-        </w:rPr>
-      </w:pPr>
-      <w:r>
-        <w:rPr>
-          <w:rFonts w:asciiTheme="majorBidi" w:hAnsiTheme="majorBidi" w:cstheme="majorBidi"/>
-          <w:sz w:val="28"/>
-          <w:szCs w:val="28"/>
-        </w:rPr>
-        <w:t>Most Pods contain one container, but Kubernetes allows multiple containers when they must work closely together. These containers are called sidecar containers.</w:t>
-      </w:r>
-      <w:r>
-        <w:rPr>
-          <w:rFonts w:asciiTheme="majorBidi" w:hAnsiTheme="majorBidi" w:cstheme="majorBidi"/>
-          <w:sz w:val="28"/>
-          <w:szCs w:val="28"/>
-        </w:rPr>
-        <w:t xml:space="preserve"> </w:t>
-      </w:r>
-      <w:r>
-        <w:rPr>
-          <w:rFonts w:asciiTheme="majorBidi" w:hAnsiTheme="majorBidi" w:cstheme="majorBidi"/>
-          <w:sz w:val="28"/>
-          <w:szCs w:val="28"/>
-        </w:rPr>
-        <w:t>Example use cases:</w:t>
-      </w:r>
-    </w:p>
-    <w:p>
-      <w:pPr>
-        <w:spacing w:after="0"/>
-        <w:ind w:left="360"/>
-        <w:jc w:val="both"/>
-        <w:rPr>
-          <w:rFonts w:asciiTheme="majorBidi" w:hAnsiTheme="majorBidi" w:cstheme="majorBidi"/>
-          <w:sz w:val="28"/>
-          <w:szCs w:val="28"/>
-        </w:rPr>
-      </w:pPr>
-      <w:r>
-        <w:rPr>
-          <w:rFonts w:asciiTheme="majorBidi" w:hAnsiTheme="majorBidi" w:cstheme="majorBidi"/>
-          <w:sz w:val="28"/>
-          <w:szCs w:val="28"/>
-        </w:rPr>
-        <w:t>A main application container</w:t>
-      </w:r>
-      <w:r>
-        <w:rPr>
-          <w:rFonts w:asciiTheme="majorBidi" w:hAnsiTheme="majorBidi" w:cstheme="majorBidi"/>
-          <w:sz w:val="28"/>
-          <w:szCs w:val="28"/>
-        </w:rPr>
-        <w:t xml:space="preserve"> and a</w:t>
-      </w:r>
-      <w:r>
-        <w:rPr>
-          <w:rFonts w:asciiTheme="majorBidi" w:hAnsiTheme="majorBidi" w:cstheme="majorBidi"/>
-          <w:sz w:val="28"/>
-          <w:szCs w:val="28"/>
-        </w:rPr>
-        <w:t xml:space="preserve"> sidecar container for logging, monitoring, or proxying</w:t>
-      </w:r>
-      <w:r>
-        <w:rPr>
-          <w:rFonts w:asciiTheme="majorBidi" w:hAnsiTheme="majorBidi" w:cstheme="majorBidi"/>
-          <w:sz w:val="28"/>
-          <w:szCs w:val="28"/>
-        </w:rPr>
-        <w:t>.</w:t>
-      </w:r>
-    </w:p>
-    <w:p>
-      <w:pPr>
-        <w:spacing w:after="0"/>
-        <w:ind w:left="360"/>
-        <w:jc w:val="both"/>
-        <w:rPr>
-          <w:rFonts w:asciiTheme="majorBidi" w:hAnsiTheme="majorBidi" w:cstheme="majorBidi"/>
-          <w:sz w:val="28"/>
-          <w:szCs w:val="28"/>
-        </w:rPr>
-      </w:pPr>
-      <w:r>
-        <w:rPr>
-          <w:rFonts w:asciiTheme="majorBidi" w:hAnsiTheme="majorBidi" w:cstheme="majorBidi"/>
-          <w:sz w:val="28"/>
-          <w:szCs w:val="28"/>
-        </w:rPr>
-        <w:t>Example:</w:t>
-      </w:r>
-    </w:p>
-    <w:p>
-      <w:pPr>
-        <w:spacing w:after="0"/>
-        <w:ind w:left="360"/>
-        <w:jc w:val="both"/>
-        <w:rPr>
-          <w:rFonts w:asciiTheme="majorBidi" w:hAnsiTheme="majorBidi" w:cstheme="majorBidi"/>
-          <w:sz w:val="28"/>
-          <w:szCs w:val="28"/>
-        </w:rPr>
-      </w:pPr>
-      <w:r>
-        <w:rPr>
-          <w:rFonts w:asciiTheme="majorBidi" w:hAnsiTheme="majorBidi" w:cstheme="majorBidi"/>
-          <w:sz w:val="28"/>
-          <w:szCs w:val="28"/>
-        </w:rPr>
-        <w:t>Pod</w:t>
-      </w:r>
-    </w:p>
-    <w:p>
-      <w:pPr>
-        <w:spacing w:after="0"/>
-        <w:ind w:left="360"/>
-        <w:jc w:val="both"/>
-        <w:rPr>
-          <w:rFonts w:asciiTheme="majorBidi" w:hAnsiTheme="majorBidi" w:cstheme="majorBidi"/>
-          <w:sz w:val="28"/>
-          <w:szCs w:val="28"/>
-        </w:rPr>
-      </w:pPr>
-      <w:r>
-        <w:rPr>
-          <w:rFonts w:asciiTheme="majorBidi" w:hAnsiTheme="majorBidi" w:cstheme="majorBidi"/>
-          <w:sz w:val="28"/>
-          <w:szCs w:val="28"/>
-        </w:rPr>
-        <w:t xml:space="preserve"> ├── app container</w:t>
-      </w:r>
-    </w:p>
-    <w:p>
-      <w:pPr>
-        <w:spacing w:after="100"/>
-        <w:ind w:left="360"/>
-        <w:jc w:val="both"/>
-        <w:rPr>
-          <w:rFonts w:asciiTheme="majorBidi" w:hAnsiTheme="majorBidi" w:cstheme="majorBidi"/>
-          <w:sz w:val="28"/>
-          <w:szCs w:val="28"/>
-        </w:rPr>
-      </w:pPr>
-      <w:r>
-        <w:rPr>
-          <w:rFonts w:asciiTheme="majorBidi" w:hAnsiTheme="majorBidi" w:cstheme="majorBidi"/>
-          <w:sz w:val="28"/>
-          <w:szCs w:val="28"/>
-        </w:rPr>
-        <w:t xml:space="preserve"> └── logging sidecar container</w:t>
-      </w:r>
-    </w:p>
-    <w:p>
-      <w:pPr>
-        <w:pStyle w:val="ListParagraph"/>
-        <w:numPr>
-          <w:ilvl w:val="0"/>
-          <w:numId w:val="17"/>
-        </w:numPr>
-        <w:spacing w:after="60"/>
-        <w:ind w:left="360"/>
-        <w:jc w:val="both"/>
-        <w:rPr>
-          <w:rFonts w:asciiTheme="majorBidi" w:hAnsiTheme="majorBidi" w:cstheme="majorBidi"/>
-          <w:b/>
-          <w:bCs/>
-          <w:sz w:val="28"/>
-          <w:szCs w:val="28"/>
-        </w:rPr>
-      </w:pPr>
-      <w:r>
-        <w:rPr>
-          <w:rFonts w:asciiTheme="majorBidi" w:hAnsiTheme="majorBidi" w:cstheme="majorBidi"/>
-          <w:b/>
-          <w:bCs/>
-          <w:sz w:val="28"/>
-          <w:szCs w:val="28"/>
-        </w:rPr>
-        <w:t>Shared Networking</w:t>
-      </w:r>
-    </w:p>
-    <w:p>
-      <w:pPr>
-        <w:spacing w:after="0"/>
-        <w:ind w:left="360"/>
-        <w:jc w:val="both"/>
-        <w:rPr>
-          <w:rFonts w:asciiTheme="majorBidi" w:hAnsiTheme="majorBidi" w:cstheme="majorBidi"/>
-          <w:sz w:val="28"/>
-          <w:szCs w:val="28"/>
-        </w:rPr>
-      </w:pPr>
-      <w:r>
-        <w:rPr>
-          <w:rFonts w:asciiTheme="majorBidi" w:hAnsiTheme="majorBidi" w:cstheme="majorBidi"/>
-          <w:sz w:val="28"/>
-          <w:szCs w:val="28"/>
-        </w:rPr>
-        <w:t>All containers inside a Pod share:</w:t>
-      </w:r>
-    </w:p>
-    <w:p>
-      <w:pPr>
-        <w:pStyle w:val="ListParagraph"/>
-        <w:numPr>
-          <w:ilvl w:val="0"/>
-          <w:numId w:val="20"/>
-        </w:numPr>
-        <w:spacing w:after="0"/>
-        <w:jc w:val="both"/>
-        <w:rPr>
-          <w:rFonts w:asciiTheme="majorBidi" w:hAnsiTheme="majorBidi" w:cstheme="majorBidi"/>
-          <w:sz w:val="28"/>
-          <w:szCs w:val="28"/>
-        </w:rPr>
-      </w:pPr>
-      <w:r>
-        <w:rPr>
-          <w:rFonts w:asciiTheme="majorBidi" w:hAnsiTheme="majorBidi" w:cstheme="majorBidi"/>
-          <w:sz w:val="28"/>
-          <w:szCs w:val="28"/>
-        </w:rPr>
-        <w:t>The same IP address</w:t>
-      </w:r>
-    </w:p>
-    <w:p>
-      <w:pPr>
-        <w:pStyle w:val="ListParagraph"/>
-        <w:numPr>
-          <w:ilvl w:val="0"/>
-          <w:numId w:val="20"/>
-        </w:numPr>
-        <w:spacing w:after="0"/>
-        <w:jc w:val="both"/>
-        <w:rPr>
-          <w:rFonts w:asciiTheme="majorBidi" w:hAnsiTheme="majorBidi" w:cstheme="majorBidi"/>
-          <w:sz w:val="28"/>
-          <w:szCs w:val="28"/>
-        </w:rPr>
-      </w:pPr>
-      <w:r>
-        <w:rPr>
-          <w:rFonts w:asciiTheme="majorBidi" w:hAnsiTheme="majorBidi" w:cstheme="majorBidi"/>
-          <w:sz w:val="28"/>
-          <w:szCs w:val="28"/>
-        </w:rPr>
-        <w:t>The same port space</w:t>
-      </w:r>
-    </w:p>
-    <w:p>
-      <w:pPr>
-        <w:spacing w:after="0"/>
-        <w:ind w:left="360"/>
-        <w:jc w:val="both"/>
-        <w:rPr>
-          <w:rFonts w:asciiTheme="majorBidi" w:hAnsiTheme="majorBidi" w:cstheme="majorBidi"/>
-          <w:sz w:val="28"/>
-          <w:szCs w:val="28"/>
-        </w:rPr>
-      </w:pPr>
-      <w:r>
-        <w:rPr>
-          <w:rFonts w:asciiTheme="majorBidi" w:hAnsiTheme="majorBidi" w:cstheme="majorBidi"/>
-          <w:sz w:val="28"/>
-          <w:szCs w:val="28"/>
-        </w:rPr>
-        <w:t xml:space="preserve">This means containers inside the Pod communicate through </w:t>
-      </w:r>
-      <w:r>
-        <w:rPr>
-          <w:rFonts w:asciiTheme="majorBidi" w:hAnsiTheme="majorBidi" w:cstheme="majorBidi"/>
-          <w:b/>
-          <w:bCs/>
-          <w:sz w:val="28"/>
-          <w:szCs w:val="28"/>
-        </w:rPr>
-        <w:t>localhost</w:t>
-      </w:r>
-      <w:r>
-        <w:rPr>
-          <w:rFonts w:asciiTheme="majorBidi" w:hAnsiTheme="majorBidi" w:cstheme="majorBidi"/>
-          <w:sz w:val="28"/>
-          <w:szCs w:val="28"/>
-        </w:rPr>
-        <w:t>.</w:t>
-      </w:r>
-    </w:p>
-    <w:p>
-      <w:pPr>
-        <w:spacing w:after="0"/>
-        <w:ind w:left="360"/>
-        <w:jc w:val="both"/>
-        <w:rPr>
-          <w:rFonts w:asciiTheme="majorBidi" w:hAnsiTheme="majorBidi" w:cstheme="majorBidi"/>
-          <w:sz w:val="28"/>
-          <w:szCs w:val="28"/>
-          <w:u w:val="single"/>
-        </w:rPr>
-      </w:pPr>
-      <w:r>
-        <w:rPr>
-          <w:rFonts w:asciiTheme="majorBidi" w:hAnsiTheme="majorBidi" w:cstheme="majorBidi"/>
-          <w:sz w:val="28"/>
-          <w:szCs w:val="28"/>
-          <w:u w:val="single"/>
-        </w:rPr>
-        <w:t>Example:</w:t>
-      </w:r>
-    </w:p>
-    <w:p>
-      <w:pPr>
-        <w:spacing w:after="0"/>
-        <w:ind w:left="360"/>
-        <w:jc w:val="both"/>
-        <w:rPr>
-          <w:rFonts w:asciiTheme="majorBidi" w:hAnsiTheme="majorBidi" w:cstheme="majorBidi"/>
-          <w:sz w:val="28"/>
-          <w:szCs w:val="28"/>
-        </w:rPr>
-      </w:pPr>
-      <w:r>
-        <w:rPr>
-          <w:rFonts w:asciiTheme="majorBidi" w:hAnsiTheme="majorBidi" w:cstheme="majorBidi"/>
-          <w:sz w:val="28"/>
-          <w:szCs w:val="28"/>
-        </w:rPr>
-        <w:t>Container A → http://localhost:5000 → Container B</w:t>
-      </w:r>
-    </w:p>
-    <w:p>
-      <w:pPr>
-        <w:spacing w:after="100"/>
-        <w:ind w:left="360"/>
-        <w:jc w:val="both"/>
-        <w:rPr>
-          <w:rFonts w:asciiTheme="majorBidi" w:hAnsiTheme="majorBidi" w:cstheme="majorBidi"/>
-          <w:sz w:val="28"/>
-          <w:szCs w:val="28"/>
-        </w:rPr>
-      </w:pPr>
-      <w:r>
-        <w:rPr>
-          <w:rFonts w:asciiTheme="majorBidi" w:hAnsiTheme="majorBidi" w:cstheme="majorBidi"/>
-          <w:sz w:val="28"/>
-          <w:szCs w:val="28"/>
-        </w:rPr>
-        <w:t>Externally, the entire Pod is accessed using one IP address.</w:t>
-      </w:r>
-    </w:p>
-    <w:p>
-      <w:pPr>
-        <w:pStyle w:val="ListParagraph"/>
-        <w:numPr>
-          <w:ilvl w:val="0"/>
-          <w:numId w:val="18"/>
-        </w:numPr>
-        <w:spacing w:after="60"/>
-        <w:ind w:left="360"/>
-        <w:jc w:val="both"/>
-        <w:rPr>
-          <w:rFonts w:asciiTheme="majorBidi" w:hAnsiTheme="majorBidi" w:cstheme="majorBidi"/>
-          <w:b/>
-          <w:bCs/>
-          <w:sz w:val="28"/>
-          <w:szCs w:val="28"/>
-        </w:rPr>
-      </w:pPr>
-      <w:r>
-        <w:rPr>
-          <w:rFonts w:asciiTheme="majorBidi" w:hAnsiTheme="majorBidi" w:cstheme="majorBidi"/>
-          <w:b/>
-          <w:bCs/>
-          <w:sz w:val="28"/>
-          <w:szCs w:val="28"/>
-        </w:rPr>
-        <w:lastRenderedPageBreak/>
-        <w:t>Shared Storage</w:t>
-      </w:r>
-    </w:p>
-    <w:p>
-      <w:pPr>
-        <w:spacing w:after="0"/>
-        <w:ind w:left="360"/>
-        <w:jc w:val="both"/>
-        <w:rPr>
-          <w:rFonts w:asciiTheme="majorBidi" w:hAnsiTheme="majorBidi" w:cstheme="majorBidi"/>
-          <w:sz w:val="28"/>
-          <w:szCs w:val="28"/>
-        </w:rPr>
-      </w:pPr>
-      <w:r>
-        <w:rPr>
-          <w:rFonts w:asciiTheme="majorBidi" w:hAnsiTheme="majorBidi" w:cstheme="majorBidi"/>
-          <w:sz w:val="28"/>
-          <w:szCs w:val="28"/>
-        </w:rPr>
-        <w:t>Containers inside a Pod can share storage using Volumes.</w:t>
-      </w:r>
-      <w:r>
-        <w:rPr>
-          <w:rFonts w:asciiTheme="majorBidi" w:hAnsiTheme="majorBidi" w:cstheme="majorBidi"/>
-          <w:sz w:val="28"/>
-          <w:szCs w:val="28"/>
-        </w:rPr>
-        <w:t xml:space="preserve"> </w:t>
-      </w:r>
-      <w:r>
-        <w:rPr>
-          <w:rFonts w:asciiTheme="majorBidi" w:hAnsiTheme="majorBidi" w:cstheme="majorBidi"/>
-          <w:sz w:val="28"/>
-          <w:szCs w:val="28"/>
-        </w:rPr>
-        <w:t>This allows them to read and write the same files.</w:t>
-      </w:r>
-      <w:r>
-        <w:rPr>
-          <w:rFonts w:asciiTheme="majorBidi" w:hAnsiTheme="majorBidi" w:cstheme="majorBidi"/>
-          <w:sz w:val="28"/>
-          <w:szCs w:val="28"/>
-        </w:rPr>
-        <w:t xml:space="preserve"> </w:t>
-      </w:r>
-      <w:r>
-        <w:rPr>
-          <w:rFonts w:asciiTheme="majorBidi" w:hAnsiTheme="majorBidi" w:cstheme="majorBidi"/>
-          <w:sz w:val="28"/>
-          <w:szCs w:val="28"/>
-        </w:rPr>
-        <w:t>Example use case:</w:t>
-      </w:r>
-    </w:p>
-    <w:p>
-      <w:pPr>
-        <w:spacing w:after="100"/>
-        <w:ind w:left="360"/>
-        <w:jc w:val="both"/>
-        <w:rPr>
-          <w:rFonts w:asciiTheme="majorBidi" w:hAnsiTheme="majorBidi" w:cstheme="majorBidi"/>
-          <w:sz w:val="28"/>
-          <w:szCs w:val="28"/>
-        </w:rPr>
-      </w:pPr>
-      <w:r>
-        <w:rPr>
-          <w:rFonts w:asciiTheme="majorBidi" w:hAnsiTheme="majorBidi" w:cstheme="majorBidi"/>
-          <w:sz w:val="28"/>
-          <w:szCs w:val="28"/>
-        </w:rPr>
-        <w:t>Main container writes logs</w:t>
-      </w:r>
-      <w:r>
-        <w:rPr>
-          <w:rFonts w:asciiTheme="majorBidi" w:hAnsiTheme="majorBidi" w:cstheme="majorBidi"/>
-          <w:sz w:val="28"/>
-          <w:szCs w:val="28"/>
-        </w:rPr>
-        <w:t xml:space="preserve"> while </w:t>
-      </w:r>
-      <w:r>
-        <w:rPr>
-          <w:rFonts w:asciiTheme="majorBidi" w:hAnsiTheme="majorBidi" w:cstheme="majorBidi"/>
-          <w:sz w:val="28"/>
-          <w:szCs w:val="28"/>
-        </w:rPr>
-        <w:t>Sidecar container reads and sends logs to a monitoring system</w:t>
-      </w:r>
-    </w:p>
-    <w:p>
-      <w:pPr>
-        <w:pStyle w:val="ListParagraph"/>
-        <w:numPr>
-          <w:ilvl w:val="0"/>
-          <w:numId w:val="18"/>
-        </w:numPr>
-        <w:spacing w:after="60"/>
-        <w:ind w:left="360"/>
-        <w:jc w:val="both"/>
-        <w:rPr>
-          <w:rFonts w:asciiTheme="majorBidi" w:hAnsiTheme="majorBidi" w:cstheme="majorBidi"/>
-          <w:b/>
-          <w:bCs/>
-          <w:sz w:val="28"/>
-          <w:szCs w:val="28"/>
-        </w:rPr>
-      </w:pPr>
-      <w:r>
-        <w:rPr>
-          <w:rFonts w:asciiTheme="majorBidi" w:hAnsiTheme="majorBidi" w:cstheme="majorBidi"/>
-          <w:b/>
-          <w:bCs/>
-          <w:sz w:val="28"/>
-          <w:szCs w:val="28"/>
-        </w:rPr>
-        <w:t>Pods Are Ephemeral</w:t>
-      </w:r>
-    </w:p>
-    <w:p>
-      <w:pPr>
-        <w:spacing w:after="0"/>
-        <w:ind w:left="360"/>
-        <w:jc w:val="both"/>
-        <w:rPr>
-          <w:rFonts w:asciiTheme="majorBidi" w:hAnsiTheme="majorBidi" w:cstheme="majorBidi"/>
-          <w:sz w:val="28"/>
-          <w:szCs w:val="28"/>
-        </w:rPr>
-      </w:pPr>
-      <w:r>
-        <w:rPr>
-          <w:rFonts w:asciiTheme="majorBidi" w:hAnsiTheme="majorBidi" w:cstheme="majorBidi"/>
-          <w:sz w:val="28"/>
-          <w:szCs w:val="28"/>
-        </w:rPr>
-        <w:t>Pods are not designed to be permanent. If a Pod crashes or the node fails:</w:t>
-      </w:r>
-    </w:p>
-    <w:p>
-      <w:pPr>
-        <w:pStyle w:val="ListParagraph"/>
-        <w:numPr>
-          <w:ilvl w:val="0"/>
-          <w:numId w:val="19"/>
-        </w:numPr>
-        <w:spacing w:after="0"/>
-        <w:jc w:val="both"/>
-        <w:rPr>
-          <w:rFonts w:asciiTheme="majorBidi" w:hAnsiTheme="majorBidi" w:cstheme="majorBidi"/>
-          <w:sz w:val="28"/>
-          <w:szCs w:val="28"/>
-        </w:rPr>
-      </w:pPr>
-      <w:r>
-        <w:rPr>
-          <w:rFonts w:asciiTheme="majorBidi" w:hAnsiTheme="majorBidi" w:cstheme="majorBidi"/>
-          <w:sz w:val="28"/>
-          <w:szCs w:val="28"/>
-        </w:rPr>
-        <w:t>Kubernetes may destroy it</w:t>
-      </w:r>
-    </w:p>
-    <w:p>
-      <w:pPr>
-        <w:pStyle w:val="ListParagraph"/>
-        <w:numPr>
-          <w:ilvl w:val="0"/>
-          <w:numId w:val="19"/>
-        </w:numPr>
-        <w:spacing w:after="0"/>
-        <w:jc w:val="both"/>
-        <w:rPr>
-          <w:rFonts w:asciiTheme="majorBidi" w:hAnsiTheme="majorBidi" w:cstheme="majorBidi"/>
-          <w:sz w:val="28"/>
-          <w:szCs w:val="28"/>
-        </w:rPr>
-      </w:pPr>
-      <w:r>
-        <w:rPr>
-          <w:rFonts w:asciiTheme="majorBidi" w:hAnsiTheme="majorBidi" w:cstheme="majorBidi"/>
-          <w:sz w:val="28"/>
-          <w:szCs w:val="28"/>
-        </w:rPr>
-        <w:t>A controller (like a Deployment) will create a new Pod</w:t>
-      </w:r>
-    </w:p>
-    <w:p>
-      <w:pPr>
-        <w:spacing w:after="100"/>
-        <w:ind w:left="360"/>
-        <w:jc w:val="both"/>
-        <w:rPr>
-          <w:rFonts w:asciiTheme="majorBidi" w:hAnsiTheme="majorBidi" w:cstheme="majorBidi"/>
-          <w:sz w:val="28"/>
-          <w:szCs w:val="28"/>
-        </w:rPr>
-      </w:pPr>
-      <w:r>
-        <w:rPr>
-          <w:rFonts w:asciiTheme="majorBidi" w:hAnsiTheme="majorBidi" w:cstheme="majorBidi"/>
-          <w:sz w:val="28"/>
-          <w:szCs w:val="28"/>
-        </w:rPr>
-        <w:t>Because of this, Pods are usually not created directly in production. Instead, higher-level controllers like Deployments manage them.</w:t>
-      </w:r>
-    </w:p>
-    <w:p>
-      <w:pPr>
-        <w:jc w:val="both"/>
-        <w:rPr>
-          <w:rFonts w:asciiTheme="majorBidi" w:hAnsiTheme="majorBidi" w:cstheme="majorBidi"/>
-          <w:b/>
-          <w:bCs/>
-          <w:sz w:val="32"/>
-          <w:szCs w:val="32"/>
-        </w:rPr>
-      </w:pPr>
-      <w:r>
-        <w:rPr>
-          <w:rFonts w:asciiTheme="majorBidi" w:hAnsiTheme="majorBidi" w:cstheme="majorBidi"/>
-          <w:b/>
-          <w:bCs/>
+        <w:rPr>
+          <w:rFonts w:asciiTheme="majorBidi" w:hAnsiTheme="majorBidi" w:cstheme="majorBidi"/>
+          <w:sz w:val="28"/>
+          <w:szCs w:val="28"/>
+        </w:rPr>
+      </w:pPr>
+      <w:r>
+        <w:rPr>
+          <w:rFonts w:asciiTheme="majorBidi" w:hAnsiTheme="majorBidi" w:cstheme="majorBidi"/>
           <w:noProof/>
-          <w:sz w:val="32"/>
-          <w:szCs w:val="32"/>
+          <w:sz w:val="28"/>
+          <w:szCs w:val="28"/>
         </w:rPr>
         <mc:AlternateContent>
           <mc:Choice Requires="wps">
             <w:drawing>
-              <wp:anchor distT="0" distB="0" distL="114300" distR="114300" simplePos="0" relativeHeight="251669504" behindDoc="0" locked="0" layoutInCell="1" allowOverlap="1" wp14:anchorId="352A97F6" wp14:editId="26D9E930">
+              <wp:anchor distT="0" distB="0" distL="114300" distR="114300" simplePos="0" relativeHeight="251677696" behindDoc="0" locked="0" layoutInCell="1" allowOverlap="1" wp14:anchorId="62CF282D" wp14:editId="0869E3CF">
                 <wp:simplePos x="0" y="0"/>
                 <wp:positionH relativeFrom="margin">
-                  <wp:align>left</wp:align>
+                  <wp:align>right</wp:align>
                 </wp:positionH>
                 <wp:positionV relativeFrom="paragraph">
-                  <wp:posOffset>280670</wp:posOffset>
+                  <wp:posOffset>144145</wp:posOffset>
                 </wp:positionV>
-                <wp:extent cx="2186940" cy="1973580"/>
-                <wp:effectExtent l="0" t="0" r="22860" b="26670"/>
+                <wp:extent cx="6598920" cy="2644140"/>
+                <wp:effectExtent l="0" t="0" r="11430" b="22860"/>
                 <wp:wrapNone/>
-                <wp:docPr id="411319191" name="Rectangle 10"/>
+                <wp:docPr id="1457416335" name="Rectangle 17"/>
                 <wp:cNvGraphicFramePr/>
                 <a:graphic xmlns:a="http://schemas.openxmlformats.org/drawingml/2006/main">
                   <a:graphicData uri="http://schemas.microsoft.com/office/word/2010/wordprocessingShape">
@@ -839,79 +40,56 @@
                       <wps:spPr>
                         <a:xfrm>
                           <a:off x="0" y="0"/>
-                          <a:ext cx="2186940" cy="1973580"/>
+                          <a:ext cx="6598920" cy="2644140"/>
                         </a:xfrm>
                         <a:prstGeom prst="rect">
                           <a:avLst/>
                         </a:prstGeom>
                       </wps:spPr>
                       <wps:style>
-                        <a:lnRef idx="2">
-                          <a:schemeClr val="dk1">
-                            <a:shade val="15000"/>
-                          </a:schemeClr>
+                        <a:lnRef idx="1">
+                          <a:schemeClr val="dk1"/>
                         </a:lnRef>
-                        <a:fillRef idx="1">
+                        <a:fillRef idx="2">
                           <a:schemeClr val="dk1"/>
                         </a:fillRef>
-                        <a:effectRef idx="0">
+                        <a:effectRef idx="1">
                           <a:schemeClr val="dk1"/>
                         </a:effectRef>
                         <a:fontRef idx="minor">
-                          <a:schemeClr val="lt1"/>
+                          <a:schemeClr val="dk1"/>
                         </a:fontRef>
                       </wps:style>
                       <wps:txbx>
                         <w:txbxContent>
                           <w:p>
                             <w:pPr>
-                              <w:spacing w:after="0"/>
-                              <w:rPr>
-                                <w:rFonts w:asciiTheme="majorBidi" w:hAnsiTheme="majorBidi" w:cstheme="majorBidi"/>
-                                <w:b/>
-                                <w:bCs/>
-                                <w:i/>
-                                <w:iCs/>
-                                <w:sz w:val="28"/>
-                                <w:szCs w:val="28"/>
+                              <w:spacing w:after="60"/>
+                              <w:rPr>
+                                <w:rFonts w:asciiTheme="majorBidi" w:hAnsiTheme="majorBidi" w:cstheme="majorBidi"/>
+                                <w:b/>
+                                <w:bCs/>
+                                <w:sz w:val="32"/>
+                                <w:szCs w:val="32"/>
                               </w:rPr>
                             </w:pPr>
-                            <w:proofErr w:type="spellStart"/>
                             <w:r>
                               <w:rPr>
                                 <w:rFonts w:asciiTheme="majorBidi" w:hAnsiTheme="majorBidi" w:cstheme="majorBidi"/>
                                 <w:b/>
                                 <w:bCs/>
-                                <w:i/>
-                                <w:iCs/>
-                                <w:sz w:val="28"/>
-                                <w:szCs w:val="28"/>
-                              </w:rPr>
-                              <w:t>apiVersion</w:t>
-                            </w:r>
-                            <w:proofErr w:type="spellEnd"/>
-                            <w:r>
-                              <w:rPr>
-                                <w:rFonts w:asciiTheme="majorBidi" w:hAnsiTheme="majorBidi" w:cstheme="majorBidi"/>
-                                <w:b/>
-                                <w:bCs/>
-                                <w:i/>
-                                <w:iCs/>
-                                <w:sz w:val="28"/>
-                                <w:szCs w:val="28"/>
-                              </w:rPr>
-                              <w:t>: v1</w:t>
+                                <w:sz w:val="32"/>
+                                <w:szCs w:val="32"/>
+                              </w:rPr>
+                              <w:t>Memory Leak:</w:t>
                             </w:r>
                           </w:p>
                           <w:p>
                             <w:pPr>
-                              <w:spacing w:after="0"/>
-                              <w:rPr>
-                                <w:rFonts w:asciiTheme="majorBidi" w:hAnsiTheme="majorBidi" w:cstheme="majorBidi"/>
-                                <w:b/>
-                                <w:bCs/>
-                                <w:i/>
-                                <w:iCs/>
+                              <w:spacing w:after="60"/>
+                              <w:jc w:val="both"/>
+                              <w:rPr>
+                                <w:rFonts w:asciiTheme="majorBidi" w:hAnsiTheme="majorBidi" w:cstheme="majorBidi"/>
                                 <w:sz w:val="28"/>
                                 <w:szCs w:val="28"/>
                               </w:rPr>
@@ -919,25 +97,58 @@
                             <w:r>
                               <w:rPr>
                                 <w:rFonts w:asciiTheme="majorBidi" w:hAnsiTheme="majorBidi" w:cstheme="majorBidi"/>
-                                <w:b/>
-                                <w:bCs/>
-                                <w:i/>
-                                <w:iCs/>
-                                <w:sz w:val="28"/>
-                                <w:szCs w:val="28"/>
-                              </w:rPr>
-                              <w:t>kind: Pod</w:t>
+                                <w:sz w:val="28"/>
+                                <w:szCs w:val="28"/>
+                              </w:rPr>
+                              <w:t>A memory leak happens when an application allocates memory but fails to release it after it is no longer</w:t>
+                            </w:r>
+                            <w:r>
+                              <w:rPr>
+                                <w:rFonts w:asciiTheme="majorBidi" w:hAnsiTheme="majorBidi" w:cstheme="majorBidi"/>
+                                <w:sz w:val="28"/>
+                                <w:szCs w:val="28"/>
+                              </w:rPr>
+                              <w:t xml:space="preserve"> </w:t>
+                            </w:r>
+                            <w:r>
+                              <w:rPr>
+                                <w:rFonts w:asciiTheme="majorBidi" w:hAnsiTheme="majorBidi" w:cstheme="majorBidi"/>
+                                <w:sz w:val="28"/>
+                                <w:szCs w:val="28"/>
+                              </w:rPr>
+                              <w:t>needed. Over time, this causes the application’s memory usage to</w:t>
+                            </w:r>
+                            <w:r>
+                              <w:rPr>
+                                <w:rFonts w:asciiTheme="majorBidi" w:hAnsiTheme="majorBidi" w:cstheme="majorBidi"/>
+                                <w:sz w:val="28"/>
+                                <w:szCs w:val="28"/>
+                              </w:rPr>
+                              <w:t xml:space="preserve"> </w:t>
+                            </w:r>
+                            <w:r>
+                              <w:rPr>
+                                <w:rFonts w:asciiTheme="majorBidi" w:hAnsiTheme="majorBidi" w:cstheme="majorBidi"/>
+                                <w:sz w:val="28"/>
+                                <w:szCs w:val="28"/>
+                              </w:rPr>
+                              <w:t>continuously</w:t>
+                            </w:r>
+                            <w:r>
+                              <w:rPr>
+                                <w:rFonts w:asciiTheme="majorBidi" w:hAnsiTheme="majorBidi" w:cstheme="majorBidi"/>
+                                <w:sz w:val="28"/>
+                                <w:szCs w:val="28"/>
+                              </w:rPr>
+                              <w:t xml:space="preserve"> grow, even though the workload or number of requests may remain the same. Eventually, the application consumes all available memory and becomes slow, unstable, or crashes.</w:t>
                             </w:r>
                           </w:p>
                           <w:p>
                             <w:pPr>
-                              <w:spacing w:after="0"/>
-                              <w:rPr>
-                                <w:rFonts w:asciiTheme="majorBidi" w:hAnsiTheme="majorBidi" w:cstheme="majorBidi"/>
-                                <w:b/>
-                                <w:bCs/>
-                                <w:i/>
-                                <w:iCs/>
+                              <w:spacing w:after="60"/>
+                              <w:jc w:val="both"/>
+                              <w:rPr>
+                                <w:rFonts w:asciiTheme="majorBidi" w:hAnsiTheme="majorBidi" w:cstheme="majorBidi"/>
                                 <w:sz w:val="28"/>
                                 <w:szCs w:val="28"/>
                               </w:rPr>
@@ -945,25 +156,18 @@
                             <w:r>
                               <w:rPr>
                                 <w:rFonts w:asciiTheme="majorBidi" w:hAnsiTheme="majorBidi" w:cstheme="majorBidi"/>
-                                <w:b/>
-                                <w:bCs/>
-                                <w:i/>
-                                <w:iCs/>
-                                <w:sz w:val="28"/>
-                                <w:szCs w:val="28"/>
-                              </w:rPr>
-                              <w:t>metadata:</w:t>
+                                <w:sz w:val="28"/>
+                                <w:szCs w:val="28"/>
+                              </w:rPr>
+                              <w:t>In a normal program, memory is allocated to perform a task and then freed once the task is complete. In a memory leak scenario, references to unused memory are accidentally kept alive. Because the memory is still considered “in use,” the operating system or runtime cannot reclaim it. As this process repeats, the application gradually accumulates wasted memory.</w:t>
                             </w:r>
                           </w:p>
                           <w:p>
                             <w:pPr>
-                              <w:spacing w:after="0"/>
-                              <w:rPr>
-                                <w:rFonts w:asciiTheme="majorBidi" w:hAnsiTheme="majorBidi" w:cstheme="majorBidi"/>
-                                <w:b/>
-                                <w:bCs/>
-                                <w:i/>
-                                <w:iCs/>
+                              <w:spacing w:after="60"/>
+                              <w:jc w:val="both"/>
+                              <w:rPr>
+                                <w:rFonts w:asciiTheme="majorBidi" w:hAnsiTheme="majorBidi" w:cstheme="majorBidi"/>
                                 <w:sz w:val="28"/>
                                 <w:szCs w:val="28"/>
                               </w:rPr>
@@ -971,37 +175,34 @@
                             <w:r>
                               <w:rPr>
                                 <w:rFonts w:asciiTheme="majorBidi" w:hAnsiTheme="majorBidi" w:cstheme="majorBidi"/>
-                                <w:b/>
-                                <w:bCs/>
-                                <w:i/>
-                                <w:iCs/>
-                                <w:sz w:val="28"/>
-                                <w:szCs w:val="28"/>
-                              </w:rPr>
-                              <w:t xml:space="preserve">     </w:t>
+                                <w:sz w:val="28"/>
+                                <w:szCs w:val="28"/>
+                              </w:rPr>
+                              <w:t>Common causes of memory leaks include objects that are created but never destroyed, global variables that grow indefinitely, event listeners or callbacks that are registered but</w:t>
                             </w:r>
                             <w:r>
                               <w:rPr>
                                 <w:rFonts w:asciiTheme="majorBidi" w:hAnsiTheme="majorBidi" w:cstheme="majorBidi"/>
-                                <w:b/>
-                                <w:bCs/>
-                                <w:i/>
-                                <w:iCs/>
-                                <w:sz w:val="28"/>
-                                <w:szCs w:val="28"/>
-                              </w:rPr>
-                              <w:t>name: nginx-pod</w:t>
+                                <w:sz w:val="28"/>
+                                <w:szCs w:val="28"/>
+                              </w:rPr>
+                              <w:t xml:space="preserve"> </w:t>
+                            </w:r>
+                            <w:r>
+                              <w:rPr>
+                                <w:rFonts w:asciiTheme="majorBidi" w:hAnsiTheme="majorBidi" w:cstheme="majorBidi"/>
+                                <w:sz w:val="28"/>
+                                <w:szCs w:val="28"/>
+                              </w:rPr>
+                              <w:t>never removed, and caching mechanisms without size limits or expiration policies.</w:t>
                             </w:r>
                           </w:p>
                           <w:p>
                             <w:pPr>
-                              <w:spacing w:after="0"/>
-                              <w:rPr>
-                                <w:rFonts w:asciiTheme="majorBidi" w:hAnsiTheme="majorBidi" w:cstheme="majorBidi"/>
-                                <w:b/>
-                                <w:bCs/>
-                                <w:i/>
-                                <w:iCs/>
+                              <w:spacing w:after="60"/>
+                              <w:jc w:val="both"/>
+                              <w:rPr>
+                                <w:rFonts w:asciiTheme="majorBidi" w:hAnsiTheme="majorBidi" w:cstheme="majorBidi"/>
                                 <w:sz w:val="28"/>
                                 <w:szCs w:val="28"/>
                               </w:rPr>
@@ -1009,139 +210,30 @@
                             <w:r>
                               <w:rPr>
                                 <w:rFonts w:asciiTheme="majorBidi" w:hAnsiTheme="majorBidi" w:cstheme="majorBidi"/>
-                                <w:b/>
-                                <w:bCs/>
-                                <w:i/>
-                                <w:iCs/>
-                                <w:sz w:val="28"/>
-                                <w:szCs w:val="28"/>
-                              </w:rPr>
-                              <w:t xml:space="preserve">     </w:t>
-                            </w:r>
-                            <w:r>
-                              <w:rPr>
-                                <w:rFonts w:asciiTheme="majorBidi" w:hAnsiTheme="majorBidi" w:cstheme="majorBidi"/>
-                                <w:b/>
-                                <w:bCs/>
-                                <w:i/>
-                                <w:iCs/>
-                                <w:sz w:val="28"/>
-                                <w:szCs w:val="28"/>
-                              </w:rPr>
-                              <w:t>labels:</w:t>
+                                <w:sz w:val="28"/>
+                                <w:szCs w:val="28"/>
+                              </w:rPr>
+                              <w:t>Memory leaks can occur in both managed languages (such as Java, Python, or JavaScript)</w:t>
                             </w:r>
                           </w:p>
                           <w:p>
                             <w:pPr>
-                              <w:spacing w:after="0"/>
-                              <w:rPr>
-                                <w:rFonts w:asciiTheme="majorBidi" w:hAnsiTheme="majorBidi" w:cstheme="majorBidi"/>
-                                <w:b/>
-                                <w:bCs/>
-                                <w:i/>
-                                <w:iCs/>
+                              <w:spacing w:after="60"/>
+                              <w:jc w:val="both"/>
+                              <w:rPr>
+                                <w:rFonts w:asciiTheme="majorBidi" w:hAnsiTheme="majorBidi" w:cstheme="majorBidi"/>
                                 <w:sz w:val="28"/>
                                 <w:szCs w:val="28"/>
                               </w:rPr>
                             </w:pPr>
-                            <w:r>
-                              <w:rPr>
-                                <w:rFonts w:asciiTheme="majorBidi" w:hAnsiTheme="majorBidi" w:cstheme="majorBidi"/>
-                                <w:b/>
-                                <w:bCs/>
-                                <w:i/>
-                                <w:iCs/>
-                                <w:sz w:val="28"/>
-                                <w:szCs w:val="28"/>
-                              </w:rPr>
-                              <w:t xml:space="preserve">          </w:t>
-                            </w:r>
-                            <w:r>
-                              <w:rPr>
-                                <w:rFonts w:asciiTheme="majorBidi" w:hAnsiTheme="majorBidi" w:cstheme="majorBidi"/>
-                                <w:b/>
-                                <w:bCs/>
-                                <w:i/>
-                                <w:iCs/>
-                                <w:sz w:val="28"/>
-                                <w:szCs w:val="28"/>
-                              </w:rPr>
-                              <w:t>app: nginx</w:t>
-                            </w:r>
                           </w:p>
                           <w:p>
                             <w:pPr>
-                              <w:spacing w:after="0"/>
-                              <w:rPr>
-                                <w:rFonts w:asciiTheme="majorBidi" w:hAnsiTheme="majorBidi" w:cstheme="majorBidi"/>
-                                <w:b/>
-                                <w:bCs/>
-                                <w:i/>
-                                <w:iCs/>
-                                <w:sz w:val="28"/>
-                                <w:szCs w:val="28"/>
-                              </w:rPr>
-                            </w:pPr>
-                            <w:r>
-                              <w:rPr>
-                                <w:rFonts w:asciiTheme="majorBidi" w:hAnsiTheme="majorBidi" w:cstheme="majorBidi"/>
-                                <w:b/>
-                                <w:bCs/>
-                                <w:i/>
-                                <w:iCs/>
-                                <w:sz w:val="28"/>
-                                <w:szCs w:val="28"/>
-                              </w:rPr>
-                              <w:t>spec:</w:t>
-                            </w:r>
-                          </w:p>
-                          <w:p>
-                            <w:pPr>
-                              <w:spacing w:after="0"/>
-                              <w:rPr>
-                                <w:rFonts w:asciiTheme="majorBidi" w:hAnsiTheme="majorBidi" w:cstheme="majorBidi"/>
-                                <w:b/>
-                                <w:bCs/>
-                                <w:i/>
-                                <w:iCs/>
-                                <w:sz w:val="28"/>
-                                <w:szCs w:val="28"/>
-                              </w:rPr>
-                            </w:pPr>
-                            <w:r>
-                              <w:rPr>
-                                <w:rFonts w:asciiTheme="majorBidi" w:hAnsiTheme="majorBidi" w:cstheme="majorBidi"/>
-                                <w:b/>
-                                <w:bCs/>
-                                <w:i/>
-                                <w:iCs/>
-                                <w:sz w:val="28"/>
-                                <w:szCs w:val="28"/>
-                              </w:rPr>
-                              <w:t xml:space="preserve">     </w:t>
-                            </w:r>
-                            <w:r>
-                              <w:rPr>
-                                <w:rFonts w:asciiTheme="majorBidi" w:hAnsiTheme="majorBidi" w:cstheme="majorBidi"/>
-                                <w:b/>
-                                <w:bCs/>
-                                <w:i/>
-                                <w:iCs/>
-                                <w:sz w:val="28"/>
-                                <w:szCs w:val="28"/>
-                              </w:rPr>
-                              <w:t>containers:</w:t>
-                            </w:r>
-                          </w:p>
-                          <w:p>
-                            <w:pPr>
-                              <w:spacing w:after="0"/>
-                              <w:jc w:val="center"/>
-                              <w:rPr>
-                                <w:b/>
-                                <w:bCs/>
-                                <w:i/>
-                                <w:iCs/>
+                              <w:jc w:val="both"/>
+                              <w:rPr>
+                                <w:rFonts w:asciiTheme="majorBidi" w:hAnsiTheme="majorBidi" w:cstheme="majorBidi"/>
+                                <w:sz w:val="28"/>
+                                <w:szCs w:val="28"/>
                               </w:rPr>
                             </w:pPr>
                           </w:p>
@@ -1167,58 +259,40 @@
           </mc:Choice>
           <mc:Fallback>
             <w:pict>
-              <v:rect w14:anchorId="352A97F6" id="Rectangle 10" o:spid="_x0000_s1026" style="position:absolute;left:0;text-align:left;margin-left:0;margin-top:22.1pt;width:172.2pt;height:155.4pt;z-index:251669504;visibility:visible;mso-wrap-style:square;mso-width-percent:0;mso-height-percent:0;mso-wrap-distance-left:9pt;mso-wrap-distance-top:0;mso-wrap-distance-right:9pt;mso-wrap-distance-bottom:0;mso-position-horizontal:left;mso-position-horizontal-relative:margin;mso-position-vertical:absolute;mso-position-vertical-relative:text;mso-width-percent:0;mso-height-percent:0;mso-width-relative:margin;mso-height-relative:margin;v-text-anchor:middle" o:gfxdata="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" fillcolor="black [3200]" strokecolor="black [480]" strokeweight="1pt">
+              <v:rect w14:anchorId="62CF282D" id="Rectangle 17" o:spid="_x0000_s1026" style="position:absolute;margin-left:468.4pt;margin-top:11.35pt;width:519.6pt;height:208.2pt;z-index:251677696;visibility:visible;mso-wrap-style:square;mso-width-percent:0;mso-height-percent:0;mso-wrap-distance-left:9pt;mso-wrap-distance-top:0;mso-wrap-distance-right:9pt;mso-wrap-distance-bottom:0;mso-position-horizontal:right;mso-position-horizontal-relative:margin;mso-position-vertical:absolute;mso-position-vertical-relative:text;mso-width-percent:0;mso-height-percent:0;mso-width-relative:margin;mso-height-relative:margin;v-text-anchor:middle" o:gfxdata="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" fillcolor="#555 [2160]" strokecolor="black [3200]" strokeweight=".5pt">
+                <v:fill color2="#313131 [2608]" rotate="t" colors="0 #9b9b9b;.5 #8e8e8e;1 #797979" focus="100%" type="gradient">
+                  <o:fill v:ext="view" type="gradientUnscaled"/>
+                </v:fill>
                 <v:textbox>
                   <w:txbxContent>
                     <w:p>
                       <w:pPr>
-                        <w:spacing w:after="0"/>
-                        <w:rPr>
-                          <w:rFonts w:asciiTheme="majorBidi" w:hAnsiTheme="majorBidi" w:cstheme="majorBidi"/>
-                          <w:b/>
-                          <w:bCs/>
-                          <w:i/>
-                          <w:iCs/>
-                          <w:sz w:val="28"/>
-                          <w:szCs w:val="28"/>
+                        <w:spacing w:after="60"/>
+                        <w:rPr>
+                          <w:rFonts w:asciiTheme="majorBidi" w:hAnsiTheme="majorBidi" w:cstheme="majorBidi"/>
+                          <w:b/>
+                          <w:bCs/>
+                          <w:sz w:val="32"/>
+                          <w:szCs w:val="32"/>
                         </w:rPr>
                       </w:pPr>
-                      <w:proofErr w:type="spellStart"/>
                       <w:r>
                         <w:rPr>
                           <w:rFonts w:asciiTheme="majorBidi" w:hAnsiTheme="majorBidi" w:cstheme="majorBidi"/>
                           <w:b/>
                           <w:bCs/>
-                          <w:i/>
-                          <w:iCs/>
-                          <w:sz w:val="28"/>
-                          <w:szCs w:val="28"/>
-                        </w:rPr>
-                        <w:t>apiVersion</w:t>
-                      </w:r>
-                      <w:proofErr w:type="spellEnd"/>
-                      <w:r>
-                        <w:rPr>
-                          <w:rFonts w:asciiTheme="majorBidi" w:hAnsiTheme="majorBidi" w:cstheme="majorBidi"/>
-                          <w:b/>
-                          <w:bCs/>
-                          <w:i/>
-                          <w:iCs/>
-                          <w:sz w:val="28"/>
-                          <w:szCs w:val="28"/>
-                        </w:rPr>
-                        <w:t>: v1</w:t>
+                          <w:sz w:val="32"/>
+                          <w:szCs w:val="32"/>
+                        </w:rPr>
+                        <w:t>Memory Leak:</w:t>
                       </w:r>
                     </w:p>
                     <w:p>
                       <w:pPr>
-                        <w:spacing w:after="0"/>
-                        <w:rPr>
-                          <w:rFonts w:asciiTheme="majorBidi" w:hAnsiTheme="majorBidi" w:cstheme="majorBidi"/>
-                          <w:b/>
-                          <w:bCs/>
-                          <w:i/>
-                          <w:iCs/>
+                        <w:spacing w:after="60"/>
+                        <w:jc w:val="both"/>
+                        <w:rPr>
+                          <w:rFonts w:asciiTheme="majorBidi" w:hAnsiTheme="majorBidi" w:cstheme="majorBidi"/>
                           <w:sz w:val="28"/>
                           <w:szCs w:val="28"/>
                         </w:rPr>
@@ -1226,25 +300,58 @@
                       <w:r>
                         <w:rPr>
                           <w:rFonts w:asciiTheme="majorBidi" w:hAnsiTheme="majorBidi" w:cstheme="majorBidi"/>
-                          <w:b/>
-                          <w:bCs/>
-                          <w:i/>
-                          <w:iCs/>
-                          <w:sz w:val="28"/>
-                          <w:szCs w:val="28"/>
-                        </w:rPr>
-                        <w:t>kind: Pod</w:t>
+                          <w:sz w:val="28"/>
+                          <w:szCs w:val="28"/>
+                        </w:rPr>
+                        <w:t>A memory leak happens when an application allocates memory but fails to release it after it is no longer</w:t>
+                      </w:r>
+                      <w:r>
+                        <w:rPr>
+                          <w:rFonts w:asciiTheme="majorBidi" w:hAnsiTheme="majorBidi" w:cstheme="majorBidi"/>
+                          <w:sz w:val="28"/>
+                          <w:szCs w:val="28"/>
+                        </w:rPr>
+                        <w:t xml:space="preserve"> </w:t>
+                      </w:r>
+                      <w:r>
+                        <w:rPr>
+                          <w:rFonts w:asciiTheme="majorBidi" w:hAnsiTheme="majorBidi" w:cstheme="majorBidi"/>
+                          <w:sz w:val="28"/>
+                          <w:szCs w:val="28"/>
+                        </w:rPr>
+                        <w:t>needed. Over time, this causes the application’s memory usage to</w:t>
+                      </w:r>
+                      <w:r>
+                        <w:rPr>
+                          <w:rFonts w:asciiTheme="majorBidi" w:hAnsiTheme="majorBidi" w:cstheme="majorBidi"/>
+                          <w:sz w:val="28"/>
+                          <w:szCs w:val="28"/>
+                        </w:rPr>
+                        <w:t xml:space="preserve"> </w:t>
+                      </w:r>
+                      <w:r>
+                        <w:rPr>
+                          <w:rFonts w:asciiTheme="majorBidi" w:hAnsiTheme="majorBidi" w:cstheme="majorBidi"/>
+                          <w:sz w:val="28"/>
+                          <w:szCs w:val="28"/>
+                        </w:rPr>
+                        <w:t>continuously</w:t>
+                      </w:r>
+                      <w:r>
+                        <w:rPr>
+                          <w:rFonts w:asciiTheme="majorBidi" w:hAnsiTheme="majorBidi" w:cstheme="majorBidi"/>
+                          <w:sz w:val="28"/>
+                          <w:szCs w:val="28"/>
+                        </w:rPr>
+                        <w:t xml:space="preserve"> grow, even though the workload or number of requests may remain the same. Eventually, the application consumes all available memory and becomes slow, unstable, or crashes.</w:t>
                       </w:r>
                     </w:p>
                     <w:p>
                       <w:pPr>
-                        <w:spacing w:after="0"/>
-                        <w:rPr>
-                          <w:rFonts w:asciiTheme="majorBidi" w:hAnsiTheme="majorBidi" w:cstheme="majorBidi"/>
-                          <w:b/>
-                          <w:bCs/>
-                          <w:i/>
-                          <w:iCs/>
+                        <w:spacing w:after="60"/>
+                        <w:jc w:val="both"/>
+                        <w:rPr>
+                          <w:rFonts w:asciiTheme="majorBidi" w:hAnsiTheme="majorBidi" w:cstheme="majorBidi"/>
                           <w:sz w:val="28"/>
                           <w:szCs w:val="28"/>
                         </w:rPr>
@@ -1252,25 +359,18 @@
                       <w:r>
                         <w:rPr>
                           <w:rFonts w:asciiTheme="majorBidi" w:hAnsiTheme="majorBidi" w:cstheme="majorBidi"/>
-                          <w:b/>
-                          <w:bCs/>
-                          <w:i/>
-                          <w:iCs/>
-                          <w:sz w:val="28"/>
-                          <w:szCs w:val="28"/>
-                        </w:rPr>
-                        <w:t>metadata:</w:t>
+                          <w:sz w:val="28"/>
+                          <w:szCs w:val="28"/>
+                        </w:rPr>
+                        <w:t>In a normal program, memory is allocated to perform a task and then freed once the task is complete. In a memory leak scenario, references to unused memory are accidentally kept alive. Because the memory is still considered “in use,” the operating system or runtime cannot reclaim it. As this process repeats, the application gradually accumulates wasted memory.</w:t>
                       </w:r>
                     </w:p>
                     <w:p>
                       <w:pPr>
-                        <w:spacing w:after="0"/>
-                        <w:rPr>
-                          <w:rFonts w:asciiTheme="majorBidi" w:hAnsiTheme="majorBidi" w:cstheme="majorBidi"/>
-                          <w:b/>
-                          <w:bCs/>
-                          <w:i/>
-                          <w:iCs/>
+                        <w:spacing w:after="60"/>
+                        <w:jc w:val="both"/>
+                        <w:rPr>
+                          <w:rFonts w:asciiTheme="majorBidi" w:hAnsiTheme="majorBidi" w:cstheme="majorBidi"/>
                           <w:sz w:val="28"/>
                           <w:szCs w:val="28"/>
                         </w:rPr>
@@ -1278,37 +378,34 @@
                       <w:r>
                         <w:rPr>
                           <w:rFonts w:asciiTheme="majorBidi" w:hAnsiTheme="majorBidi" w:cstheme="majorBidi"/>
-                          <w:b/>
-                          <w:bCs/>
-                          <w:i/>
-                          <w:iCs/>
-                          <w:sz w:val="28"/>
-                          <w:szCs w:val="28"/>
-                        </w:rPr>
-                        <w:t xml:space="preserve">     </w:t>
+                          <w:sz w:val="28"/>
+                          <w:szCs w:val="28"/>
+                        </w:rPr>
+                        <w:t>Common causes of memory leaks include objects that are created but never destroyed, global variables that grow indefinitely, event listeners or callbacks that are registered but</w:t>
                       </w:r>
                       <w:r>
                         <w:rPr>
                           <w:rFonts w:asciiTheme="majorBidi" w:hAnsiTheme="majorBidi" w:cstheme="majorBidi"/>
-                          <w:b/>
-                          <w:bCs/>
-                          <w:i/>
-                          <w:iCs/>
-                          <w:sz w:val="28"/>
-                          <w:szCs w:val="28"/>
-                        </w:rPr>
-                        <w:t>name: nginx-pod</w:t>
+                          <w:sz w:val="28"/>
+                          <w:szCs w:val="28"/>
+                        </w:rPr>
+                        <w:t xml:space="preserve"> </w:t>
+                      </w:r>
+                      <w:r>
+                        <w:rPr>
+                          <w:rFonts w:asciiTheme="majorBidi" w:hAnsiTheme="majorBidi" w:cstheme="majorBidi"/>
+                          <w:sz w:val="28"/>
+                          <w:szCs w:val="28"/>
+                        </w:rPr>
+                        <w:t>never removed, and caching mechanisms without size limits or expiration policies.</w:t>
                       </w:r>
                     </w:p>
                     <w:p>
                       <w:pPr>
-                        <w:spacing w:after="0"/>
-                        <w:rPr>
-                          <w:rFonts w:asciiTheme="majorBidi" w:hAnsiTheme="majorBidi" w:cstheme="majorBidi"/>
-                          <w:b/>
-                          <w:bCs/>
-                          <w:i/>
-                          <w:iCs/>
+                        <w:spacing w:after="60"/>
+                        <w:jc w:val="both"/>
+                        <w:rPr>
+                          <w:rFonts w:asciiTheme="majorBidi" w:hAnsiTheme="majorBidi" w:cstheme="majorBidi"/>
                           <w:sz w:val="28"/>
                           <w:szCs w:val="28"/>
                         </w:rPr>
@@ -1316,139 +413,30 @@
                       <w:r>
                         <w:rPr>
                           <w:rFonts w:asciiTheme="majorBidi" w:hAnsiTheme="majorBidi" w:cstheme="majorBidi"/>
-                          <w:b/>
-                          <w:bCs/>
-                          <w:i/>
-                          <w:iCs/>
-                          <w:sz w:val="28"/>
-                          <w:szCs w:val="28"/>
-                        </w:rPr>
-                        <w:t xml:space="preserve">     </w:t>
-                      </w:r>
-                      <w:r>
-                        <w:rPr>
-                          <w:rFonts w:asciiTheme="majorBidi" w:hAnsiTheme="majorBidi" w:cstheme="majorBidi"/>
-                          <w:b/>
-                          <w:bCs/>
-                          <w:i/>
-                          <w:iCs/>
-                          <w:sz w:val="28"/>
-                          <w:szCs w:val="28"/>
-                        </w:rPr>
-                        <w:t>labels:</w:t>
+                          <w:sz w:val="28"/>
+                          <w:szCs w:val="28"/>
+                        </w:rPr>
+                        <w:t>Memory leaks can occur in both managed languages (such as Java, Python, or JavaScript)</w:t>
                       </w:r>
                     </w:p>
                     <w:p>
                       <w:pPr>
-                        <w:spacing w:after="0"/>
-                        <w:rPr>
-                          <w:rFonts w:asciiTheme="majorBidi" w:hAnsiTheme="majorBidi" w:cstheme="majorBidi"/>
-                          <w:b/>
-                          <w:bCs/>
-                          <w:i/>
-                          <w:iCs/>
+                        <w:spacing w:after="60"/>
+                        <w:jc w:val="both"/>
+                        <w:rPr>
+                          <w:rFonts w:asciiTheme="majorBidi" w:hAnsiTheme="majorBidi" w:cstheme="majorBidi"/>
                           <w:sz w:val="28"/>
                           <w:szCs w:val="28"/>
                         </w:rPr>
                       </w:pPr>
-                      <w:r>
-                        <w:rPr>
-                          <w:rFonts w:asciiTheme="majorBidi" w:hAnsiTheme="majorBidi" w:cstheme="majorBidi"/>
-                          <w:b/>
-                          <w:bCs/>
-                          <w:i/>
-                          <w:iCs/>
-                          <w:sz w:val="28"/>
-                          <w:szCs w:val="28"/>
-                        </w:rPr>
-                        <w:t xml:space="preserve">          </w:t>
-                      </w:r>
-                      <w:r>
-                        <w:rPr>
-                          <w:rFonts w:asciiTheme="majorBidi" w:hAnsiTheme="majorBidi" w:cstheme="majorBidi"/>
-                          <w:b/>
-                          <w:bCs/>
-                          <w:i/>
-                          <w:iCs/>
-                          <w:sz w:val="28"/>
-                          <w:szCs w:val="28"/>
-                        </w:rPr>
-                        <w:t>app: nginx</w:t>
-                      </w:r>
                     </w:p>
                     <w:p>
                       <w:pPr>
-                        <w:spacing w:after="0"/>
-                        <w:rPr>
-                          <w:rFonts w:asciiTheme="majorBidi" w:hAnsiTheme="majorBidi" w:cstheme="majorBidi"/>
-                          <w:b/>
-                          <w:bCs/>
-                          <w:i/>
-                          <w:iCs/>
-                          <w:sz w:val="28"/>
-                          <w:szCs w:val="28"/>
-                        </w:rPr>
-                      </w:pPr>
-                      <w:r>
-                        <w:rPr>
-                          <w:rFonts w:asciiTheme="majorBidi" w:hAnsiTheme="majorBidi" w:cstheme="majorBidi"/>
-                          <w:b/>
-                          <w:bCs/>
-                          <w:i/>
-                          <w:iCs/>
-                          <w:sz w:val="28"/>
-                          <w:szCs w:val="28"/>
-                        </w:rPr>
-                        <w:t>spec:</w:t>
-                      </w:r>
-                    </w:p>
-                    <w:p>
-                      <w:pPr>
-                        <w:spacing w:after="0"/>
-                        <w:rPr>
-                          <w:rFonts w:asciiTheme="majorBidi" w:hAnsiTheme="majorBidi" w:cstheme="majorBidi"/>
-                          <w:b/>
-                          <w:bCs/>
-                          <w:i/>
-                          <w:iCs/>
-                          <w:sz w:val="28"/>
-                          <w:szCs w:val="28"/>
-                        </w:rPr>
-                      </w:pPr>
-                      <w:r>
-                        <w:rPr>
-                          <w:rFonts w:asciiTheme="majorBidi" w:hAnsiTheme="majorBidi" w:cstheme="majorBidi"/>
-                          <w:b/>
-                          <w:bCs/>
-                          <w:i/>
-                          <w:iCs/>
-                          <w:sz w:val="28"/>
-                          <w:szCs w:val="28"/>
-                        </w:rPr>
-                        <w:t xml:space="preserve">     </w:t>
-                      </w:r>
-                      <w:r>
-                        <w:rPr>
-                          <w:rFonts w:asciiTheme="majorBidi" w:hAnsiTheme="majorBidi" w:cstheme="majorBidi"/>
-                          <w:b/>
-                          <w:bCs/>
-                          <w:i/>
-                          <w:iCs/>
-                          <w:sz w:val="28"/>
-                          <w:szCs w:val="28"/>
-                        </w:rPr>
-                        <w:t>containers:</w:t>
-                      </w:r>
-                    </w:p>
-                    <w:p>
-                      <w:pPr>
-                        <w:spacing w:after="0"/>
-                        <w:jc w:val="center"/>
-                        <w:rPr>
-                          <w:b/>
-                          <w:bCs/>
-                          <w:i/>
-                          <w:iCs/>
+                        <w:jc w:val="both"/>
+                        <w:rPr>
+                          <w:rFonts w:asciiTheme="majorBidi" w:hAnsiTheme="majorBidi" w:cstheme="majorBidi"/>
+                          <w:sz w:val="28"/>
+                          <w:szCs w:val="28"/>
                         </w:rPr>
                       </w:pPr>
                     </w:p>
@@ -1460,6934 +448,95 @@
           </mc:Fallback>
         </mc:AlternateContent>
       </w:r>
-      <w:r>
-        <w:rPr>
-          <w:rFonts w:asciiTheme="majorBidi" w:hAnsiTheme="majorBidi" w:cstheme="majorBidi"/>
-          <w:b/>
-          <w:bCs/>
-          <w:sz w:val="32"/>
-          <w:szCs w:val="32"/>
-        </w:rPr>
-        <w:t>Basic Pod Manifest Example</w:t>
-      </w:r>
-      <w:r>
-        <w:rPr>
-          <w:rFonts w:asciiTheme="majorBidi" w:hAnsiTheme="majorBidi" w:cstheme="majorBidi"/>
-          <w:b/>
-          <w:bCs/>
-          <w:sz w:val="32"/>
-          <w:szCs w:val="32"/>
-        </w:rPr>
-        <w:t>:</w:t>
-      </w:r>
-    </w:p>
-    <w:p>
-      <w:pPr>
-        <w:jc w:val="both"/>
-        <w:rPr>
-          <w:rFonts w:asciiTheme="majorBidi" w:hAnsiTheme="majorBidi" w:cstheme="majorBidi"/>
-          <w:sz w:val="28"/>
-          <w:szCs w:val="28"/>
-        </w:rPr>
-      </w:pPr>
-    </w:p>
-    <w:p>
-      <w:pPr>
-        <w:jc w:val="both"/>
-        <w:rPr>
-          <w:rFonts w:asciiTheme="majorBidi" w:hAnsiTheme="majorBidi" w:cstheme="majorBidi"/>
-          <w:sz w:val="28"/>
-          <w:szCs w:val="28"/>
-        </w:rPr>
-      </w:pPr>
-    </w:p>
-    <w:p>
-      <w:pPr>
-        <w:jc w:val="both"/>
-        <w:rPr>
-          <w:rFonts w:asciiTheme="majorBidi" w:hAnsiTheme="majorBidi" w:cstheme="majorBidi"/>
-          <w:sz w:val="28"/>
-          <w:szCs w:val="28"/>
-        </w:rPr>
-      </w:pPr>
-    </w:p>
-    <w:p>
-      <w:pPr>
-        <w:jc w:val="both"/>
-        <w:rPr>
-          <w:rFonts w:asciiTheme="majorBidi" w:hAnsiTheme="majorBidi" w:cstheme="majorBidi"/>
-          <w:sz w:val="28"/>
-          <w:szCs w:val="28"/>
-        </w:rPr>
-      </w:pPr>
-    </w:p>
-    <w:p>
-      <w:pPr>
-        <w:jc w:val="both"/>
-        <w:rPr>
-          <w:rFonts w:asciiTheme="majorBidi" w:hAnsiTheme="majorBidi" w:cstheme="majorBidi"/>
-          <w:sz w:val="28"/>
-          <w:szCs w:val="28"/>
-        </w:rPr>
-      </w:pPr>
-    </w:p>
-    <w:p>
-      <w:pPr>
-        <w:jc w:val="both"/>
-        <w:rPr>
-          <w:rFonts w:asciiTheme="majorBidi" w:hAnsiTheme="majorBidi" w:cstheme="majorBidi"/>
-          <w:sz w:val="28"/>
-          <w:szCs w:val="28"/>
-        </w:rPr>
-      </w:pPr>
-    </w:p>
-    <w:p>
-      <w:pPr>
-        <w:jc w:val="both"/>
-        <w:rPr>
-          <w:rFonts w:asciiTheme="majorBidi" w:hAnsiTheme="majorBidi" w:cstheme="majorBidi"/>
-          <w:sz w:val="28"/>
-          <w:szCs w:val="28"/>
-        </w:rPr>
-      </w:pPr>
-      <w:r>
-        <w:rPr>
-          <w:rFonts w:asciiTheme="majorBidi" w:hAnsiTheme="majorBidi" w:cstheme="majorBidi"/>
-          <w:b/>
-          <w:bCs/>
+    </w:p>
+    <w:p>
+      <w:pPr>
+        <w:rPr>
+          <w:rFonts w:asciiTheme="majorBidi" w:hAnsiTheme="majorBidi" w:cstheme="majorBidi"/>
+          <w:sz w:val="28"/>
+          <w:szCs w:val="28"/>
+        </w:rPr>
+      </w:pPr>
+    </w:p>
+    <w:p>
+      <w:pPr>
+        <w:rPr>
+          <w:rFonts w:asciiTheme="majorBidi" w:hAnsiTheme="majorBidi" w:cstheme="majorBidi"/>
+          <w:sz w:val="28"/>
+          <w:szCs w:val="28"/>
+        </w:rPr>
+      </w:pPr>
+    </w:p>
+    <w:p>
+      <w:pPr>
+        <w:rPr>
+          <w:rFonts w:asciiTheme="majorBidi" w:hAnsiTheme="majorBidi" w:cstheme="majorBidi"/>
+          <w:sz w:val="28"/>
+          <w:szCs w:val="28"/>
+        </w:rPr>
+      </w:pPr>
+    </w:p>
+    <w:p>
+      <w:pPr>
+        <w:rPr>
+          <w:rFonts w:asciiTheme="majorBidi" w:hAnsiTheme="majorBidi" w:cstheme="majorBidi"/>
+          <w:sz w:val="28"/>
+          <w:szCs w:val="28"/>
+        </w:rPr>
+      </w:pPr>
+    </w:p>
+    <w:p>
+      <w:pPr>
+        <w:rPr>
+          <w:rFonts w:asciiTheme="majorBidi" w:hAnsiTheme="majorBidi" w:cstheme="majorBidi"/>
+          <w:sz w:val="28"/>
+          <w:szCs w:val="28"/>
+        </w:rPr>
+      </w:pPr>
+    </w:p>
+    <w:p>
+      <w:pPr>
+        <w:rPr>
+          <w:rFonts w:asciiTheme="majorBidi" w:hAnsiTheme="majorBidi" w:cstheme="majorBidi"/>
+          <w:sz w:val="28"/>
+          <w:szCs w:val="28"/>
+        </w:rPr>
+      </w:pPr>
+    </w:p>
+    <w:p>
+      <w:pPr>
+        <w:rPr>
+          <w:rFonts w:asciiTheme="majorBidi" w:hAnsiTheme="majorBidi" w:cstheme="majorBidi"/>
+          <w:sz w:val="28"/>
+          <w:szCs w:val="28"/>
+        </w:rPr>
+      </w:pPr>
+    </w:p>
+    <w:p>
+      <w:pPr>
+        <w:rPr>
+          <w:rFonts w:asciiTheme="majorBidi" w:hAnsiTheme="majorBidi" w:cstheme="majorBidi"/>
+          <w:sz w:val="28"/>
+          <w:szCs w:val="28"/>
+        </w:rPr>
+      </w:pPr>
+      <w:r>
+        <w:rPr>
+          <w:rFonts w:asciiTheme="majorBidi" w:hAnsiTheme="majorBidi" w:cstheme="majorBidi"/>
           <w:noProof/>
-          <w:sz w:val="32"/>
-          <w:szCs w:val="32"/>
+          <w:sz w:val="28"/>
+          <w:szCs w:val="28"/>
         </w:rPr>
         <mc:AlternateContent>
           <mc:Choice Requires="wps">
             <w:drawing>
-              <wp:anchor distT="0" distB="0" distL="114300" distR="114300" simplePos="0" relativeHeight="251681792" behindDoc="0" locked="0" layoutInCell="1" allowOverlap="1" wp14:anchorId="23A63E90" wp14:editId="38837374">
-                <wp:simplePos x="0" y="0"/>
-                <wp:positionH relativeFrom="margin">
-                  <wp:align>left</wp:align>
-                </wp:positionH>
-                <wp:positionV relativeFrom="paragraph">
-                  <wp:posOffset>7620</wp:posOffset>
-                </wp:positionV>
-                <wp:extent cx="2186940" cy="1051560"/>
-                <wp:effectExtent l="0" t="0" r="22860" b="15240"/>
-                <wp:wrapNone/>
-                <wp:docPr id="755148457" name="Rectangle 10"/>
-                <wp:cNvGraphicFramePr/>
-                <a:graphic xmlns:a="http://schemas.openxmlformats.org/drawingml/2006/main">
-                  <a:graphicData uri="http://schemas.microsoft.com/office/word/2010/wordprocessingShape">
-                    <wps:wsp>
-                      <wps:cNvSpPr/>
-                      <wps:spPr>
-                        <a:xfrm>
-                          <a:off x="0" y="0"/>
-                          <a:ext cx="2186940" cy="1051560"/>
-                        </a:xfrm>
-                        <a:prstGeom prst="rect">
-                          <a:avLst/>
-                        </a:prstGeom>
-                      </wps:spPr>
-                      <wps:style>
-                        <a:lnRef idx="2">
-                          <a:schemeClr val="dk1">
-                            <a:shade val="15000"/>
-                          </a:schemeClr>
-                        </a:lnRef>
-                        <a:fillRef idx="1">
-                          <a:schemeClr val="dk1"/>
-                        </a:fillRef>
-                        <a:effectRef idx="0">
-                          <a:schemeClr val="dk1"/>
-                        </a:effectRef>
-                        <a:fontRef idx="minor">
-                          <a:schemeClr val="lt1"/>
-                        </a:fontRef>
-                      </wps:style>
-                      <wps:txbx>
-                        <w:txbxContent>
-                          <w:p>
-                            <w:pPr>
-                              <w:spacing w:after="0"/>
-                              <w:rPr>
-                                <w:rFonts w:asciiTheme="majorBidi" w:hAnsiTheme="majorBidi" w:cstheme="majorBidi"/>
-                                <w:b/>
-                                <w:bCs/>
-                                <w:i/>
-                                <w:iCs/>
-                                <w:sz w:val="28"/>
-                                <w:szCs w:val="28"/>
-                              </w:rPr>
-                            </w:pPr>
-                            <w:r>
-                              <w:rPr>
-                                <w:rFonts w:asciiTheme="majorBidi" w:hAnsiTheme="majorBidi" w:cstheme="majorBidi"/>
-                                <w:b/>
-                                <w:bCs/>
-                                <w:i/>
-                                <w:iCs/>
-                                <w:sz w:val="28"/>
-                                <w:szCs w:val="28"/>
-                              </w:rPr>
-                              <w:t xml:space="preserve">        - </w:t>
-                            </w:r>
-                            <w:r>
-                              <w:rPr>
-                                <w:rFonts w:asciiTheme="majorBidi" w:hAnsiTheme="majorBidi" w:cstheme="majorBidi"/>
-                                <w:b/>
-                                <w:bCs/>
-                                <w:i/>
-                                <w:iCs/>
-                                <w:sz w:val="28"/>
-                                <w:szCs w:val="28"/>
-                              </w:rPr>
-                              <w:t>name: nginx</w:t>
-                            </w:r>
-                          </w:p>
-                          <w:p>
-                            <w:pPr>
-                              <w:spacing w:after="0"/>
-                              <w:rPr>
-                                <w:rFonts w:asciiTheme="majorBidi" w:hAnsiTheme="majorBidi" w:cstheme="majorBidi"/>
-                                <w:b/>
-                                <w:bCs/>
-                                <w:i/>
-                                <w:iCs/>
-                                <w:sz w:val="28"/>
-                                <w:szCs w:val="28"/>
-                              </w:rPr>
-                            </w:pPr>
-                            <w:r>
-                              <w:rPr>
-                                <w:rFonts w:asciiTheme="majorBidi" w:hAnsiTheme="majorBidi" w:cstheme="majorBidi"/>
-                                <w:b/>
-                                <w:bCs/>
-                                <w:i/>
-                                <w:iCs/>
-                                <w:sz w:val="28"/>
-                                <w:szCs w:val="28"/>
-                              </w:rPr>
-                              <w:t xml:space="preserve">          </w:t>
-                            </w:r>
-                            <w:r>
-                              <w:rPr>
-                                <w:rFonts w:asciiTheme="majorBidi" w:hAnsiTheme="majorBidi" w:cstheme="majorBidi"/>
-                                <w:b/>
-                                <w:bCs/>
-                                <w:i/>
-                                <w:iCs/>
-                                <w:sz w:val="28"/>
-                                <w:szCs w:val="28"/>
-                              </w:rPr>
-                              <w:t xml:space="preserve">image: </w:t>
-                            </w:r>
-                            <w:proofErr w:type="spellStart"/>
-                            <w:proofErr w:type="gramStart"/>
-                            <w:r>
-                              <w:rPr>
-                                <w:rFonts w:asciiTheme="majorBidi" w:hAnsiTheme="majorBidi" w:cstheme="majorBidi"/>
-                                <w:b/>
-                                <w:bCs/>
-                                <w:i/>
-                                <w:iCs/>
-                                <w:sz w:val="28"/>
-                                <w:szCs w:val="28"/>
-                              </w:rPr>
-                              <w:t>nginx:latest</w:t>
-                            </w:r>
-                            <w:proofErr w:type="spellEnd"/>
-                            <w:proofErr w:type="gramEnd"/>
-                          </w:p>
-                          <w:p>
-                            <w:pPr>
-                              <w:spacing w:after="0"/>
-                              <w:rPr>
-                                <w:rFonts w:asciiTheme="majorBidi" w:hAnsiTheme="majorBidi" w:cstheme="majorBidi"/>
-                                <w:b/>
-                                <w:bCs/>
-                                <w:i/>
-                                <w:iCs/>
-                                <w:sz w:val="28"/>
-                                <w:szCs w:val="28"/>
-                              </w:rPr>
-                            </w:pPr>
-                            <w:r>
-                              <w:rPr>
-                                <w:rFonts w:asciiTheme="majorBidi" w:hAnsiTheme="majorBidi" w:cstheme="majorBidi"/>
-                                <w:b/>
-                                <w:bCs/>
-                                <w:i/>
-                                <w:iCs/>
-                                <w:sz w:val="28"/>
-                                <w:szCs w:val="28"/>
-                              </w:rPr>
-                              <w:t xml:space="preserve">          </w:t>
-                            </w:r>
-                            <w:r>
-                              <w:rPr>
-                                <w:rFonts w:asciiTheme="majorBidi" w:hAnsiTheme="majorBidi" w:cstheme="majorBidi"/>
-                                <w:b/>
-                                <w:bCs/>
-                                <w:i/>
-                                <w:iCs/>
-                                <w:sz w:val="28"/>
-                                <w:szCs w:val="28"/>
-                              </w:rPr>
-                              <w:t>ports:</w:t>
-                            </w:r>
-                          </w:p>
-                          <w:p>
-                            <w:pPr>
-                              <w:spacing w:after="0"/>
-                              <w:rPr>
-                                <w:rFonts w:asciiTheme="majorBidi" w:hAnsiTheme="majorBidi" w:cstheme="majorBidi"/>
-                                <w:b/>
-                                <w:bCs/>
-                                <w:i/>
-                                <w:iCs/>
-                                <w:sz w:val="28"/>
-                                <w:szCs w:val="28"/>
-                              </w:rPr>
-                            </w:pPr>
-                            <w:r>
-                              <w:rPr>
-                                <w:rFonts w:asciiTheme="majorBidi" w:hAnsiTheme="majorBidi" w:cstheme="majorBidi"/>
-                                <w:b/>
-                                <w:bCs/>
-                                <w:i/>
-                                <w:iCs/>
-                                <w:sz w:val="28"/>
-                                <w:szCs w:val="28"/>
-                              </w:rPr>
-                              <w:t xml:space="preserve">             - </w:t>
-                            </w:r>
-                            <w:proofErr w:type="spellStart"/>
-                            <w:r>
-                              <w:rPr>
-                                <w:rFonts w:asciiTheme="majorBidi" w:hAnsiTheme="majorBidi" w:cstheme="majorBidi"/>
-                                <w:b/>
-                                <w:bCs/>
-                                <w:i/>
-                                <w:iCs/>
-                                <w:sz w:val="28"/>
-                                <w:szCs w:val="28"/>
-                              </w:rPr>
-                              <w:t>containerPort</w:t>
-                            </w:r>
-                            <w:proofErr w:type="spellEnd"/>
-                            <w:r>
-                              <w:rPr>
-                                <w:rFonts w:asciiTheme="majorBidi" w:hAnsiTheme="majorBidi" w:cstheme="majorBidi"/>
-                                <w:b/>
-                                <w:bCs/>
-                                <w:i/>
-                                <w:iCs/>
-                                <w:sz w:val="28"/>
-                                <w:szCs w:val="28"/>
-                              </w:rPr>
-                              <w:t>: 80</w:t>
-                            </w:r>
-                          </w:p>
-                          <w:p>
-                            <w:pPr>
-                              <w:spacing w:after="0"/>
-                              <w:jc w:val="center"/>
-                              <w:rPr>
-                                <w:b/>
-                                <w:bCs/>
-                                <w:i/>
-                                <w:iCs/>
-                              </w:rPr>
-                            </w:pPr>
-                          </w:p>
-                        </w:txbxContent>
-                      </wps:txbx>
-                      <wps:bodyPr rot="0" spcFirstLastPara="0" vertOverflow="overflow" horzOverflow="overflow" vert="horz" wrap="square" lIns="91440" tIns="45720" rIns="91440" bIns="45720" numCol="1" spcCol="0" rtlCol="0" fromWordArt="0" anchor="ctr" anchorCtr="0" forceAA="0" compatLnSpc="1">
-                        <a:prstTxWarp prst="textNoShape">
-                          <a:avLst/>
-                        </a:prstTxWarp>
-                        <a:noAutofit/>
-                      </wps:bodyPr>
-                    </wps:wsp>
-                  </a:graphicData>
-                </a:graphic>
-                <wp14:sizeRelH relativeFrom="margin">
-                  <wp14:pctWidth>0</wp14:pctWidth>
-                </wp14:sizeRelH>
-                <wp14:sizeRelV relativeFrom="margin">
-                  <wp14:pctHeight>0</wp14:pctHeight>
-                </wp14:sizeRelV>
-              </wp:anchor>
-            </w:drawing>
-          </mc:Choice>
-          <mc:Fallback>
-            <w:pict>
-              <v:rect w14:anchorId="23A63E90" id="_x0000_s1027" style="position:absolute;left:0;text-align:left;margin-left:0;margin-top:.6pt;width:172.2pt;height:82.8pt;z-index:251681792;visibility:visible;mso-wrap-style:square;mso-width-percent:0;mso-height-percent:0;mso-wrap-distance-left:9pt;mso-wrap-distance-top:0;mso-wrap-distance-right:9pt;mso-wrap-distance-bottom:0;mso-position-horizontal:left;mso-position-horizontal-relative:margin;mso-position-vertical:absolute;mso-position-vertical-relative:text;mso-width-percent:0;mso-height-percent:0;mso-width-relative:margin;mso-height-relative:margin;v-text-anchor:middle" o:gfxdata="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" fillcolor="black [3200]" strokecolor="black [480]" strokeweight="1pt">
-                <v:textbox>
-                  <w:txbxContent>
-                    <w:p>
-                      <w:pPr>
-                        <w:spacing w:after="0"/>
-                        <w:rPr>
-                          <w:rFonts w:asciiTheme="majorBidi" w:hAnsiTheme="majorBidi" w:cstheme="majorBidi"/>
-                          <w:b/>
-                          <w:bCs/>
-                          <w:i/>
-                          <w:iCs/>
-                          <w:sz w:val="28"/>
-                          <w:szCs w:val="28"/>
-                        </w:rPr>
-                      </w:pPr>
-                      <w:r>
-                        <w:rPr>
-                          <w:rFonts w:asciiTheme="majorBidi" w:hAnsiTheme="majorBidi" w:cstheme="majorBidi"/>
-                          <w:b/>
-                          <w:bCs/>
-                          <w:i/>
-                          <w:iCs/>
-                          <w:sz w:val="28"/>
-                          <w:szCs w:val="28"/>
-                        </w:rPr>
-                        <w:t xml:space="preserve">        - </w:t>
-                      </w:r>
-                      <w:r>
-                        <w:rPr>
-                          <w:rFonts w:asciiTheme="majorBidi" w:hAnsiTheme="majorBidi" w:cstheme="majorBidi"/>
-                          <w:b/>
-                          <w:bCs/>
-                          <w:i/>
-                          <w:iCs/>
-                          <w:sz w:val="28"/>
-                          <w:szCs w:val="28"/>
-                        </w:rPr>
-                        <w:t>name: nginx</w:t>
-                      </w:r>
-                    </w:p>
-                    <w:p>
-                      <w:pPr>
-                        <w:spacing w:after="0"/>
-                        <w:rPr>
-                          <w:rFonts w:asciiTheme="majorBidi" w:hAnsiTheme="majorBidi" w:cstheme="majorBidi"/>
-                          <w:b/>
-                          <w:bCs/>
-                          <w:i/>
-                          <w:iCs/>
-                          <w:sz w:val="28"/>
-                          <w:szCs w:val="28"/>
-                        </w:rPr>
-                      </w:pPr>
-                      <w:r>
-                        <w:rPr>
-                          <w:rFonts w:asciiTheme="majorBidi" w:hAnsiTheme="majorBidi" w:cstheme="majorBidi"/>
-                          <w:b/>
-                          <w:bCs/>
-                          <w:i/>
-                          <w:iCs/>
-                          <w:sz w:val="28"/>
-                          <w:szCs w:val="28"/>
-                        </w:rPr>
-                        <w:t xml:space="preserve">          </w:t>
-                      </w:r>
-                      <w:r>
-                        <w:rPr>
-                          <w:rFonts w:asciiTheme="majorBidi" w:hAnsiTheme="majorBidi" w:cstheme="majorBidi"/>
-                          <w:b/>
-                          <w:bCs/>
-                          <w:i/>
-                          <w:iCs/>
-                          <w:sz w:val="28"/>
-                          <w:szCs w:val="28"/>
-                        </w:rPr>
-                        <w:t xml:space="preserve">image: </w:t>
-                      </w:r>
-                      <w:proofErr w:type="spellStart"/>
-                      <w:proofErr w:type="gramStart"/>
-                      <w:r>
-                        <w:rPr>
-                          <w:rFonts w:asciiTheme="majorBidi" w:hAnsiTheme="majorBidi" w:cstheme="majorBidi"/>
-                          <w:b/>
-                          <w:bCs/>
-                          <w:i/>
-                          <w:iCs/>
-                          <w:sz w:val="28"/>
-                          <w:szCs w:val="28"/>
-                        </w:rPr>
-                        <w:t>nginx:latest</w:t>
-                      </w:r>
-                      <w:proofErr w:type="spellEnd"/>
-                      <w:proofErr w:type="gramEnd"/>
-                    </w:p>
-                    <w:p>
-                      <w:pPr>
-                        <w:spacing w:after="0"/>
-                        <w:rPr>
-                          <w:rFonts w:asciiTheme="majorBidi" w:hAnsiTheme="majorBidi" w:cstheme="majorBidi"/>
-                          <w:b/>
-                          <w:bCs/>
-                          <w:i/>
-                          <w:iCs/>
-                          <w:sz w:val="28"/>
-                          <w:szCs w:val="28"/>
-                        </w:rPr>
-                      </w:pPr>
-                      <w:r>
-                        <w:rPr>
-                          <w:rFonts w:asciiTheme="majorBidi" w:hAnsiTheme="majorBidi" w:cstheme="majorBidi"/>
-                          <w:b/>
-                          <w:bCs/>
-                          <w:i/>
-                          <w:iCs/>
-                          <w:sz w:val="28"/>
-                          <w:szCs w:val="28"/>
-                        </w:rPr>
-                        <w:t xml:space="preserve">          </w:t>
-                      </w:r>
-                      <w:r>
-                        <w:rPr>
-                          <w:rFonts w:asciiTheme="majorBidi" w:hAnsiTheme="majorBidi" w:cstheme="majorBidi"/>
-                          <w:b/>
-                          <w:bCs/>
-                          <w:i/>
-                          <w:iCs/>
-                          <w:sz w:val="28"/>
-                          <w:szCs w:val="28"/>
-                        </w:rPr>
-                        <w:t>ports:</w:t>
-                      </w:r>
-                    </w:p>
-                    <w:p>
-                      <w:pPr>
-                        <w:spacing w:after="0"/>
-                        <w:rPr>
-                          <w:rFonts w:asciiTheme="majorBidi" w:hAnsiTheme="majorBidi" w:cstheme="majorBidi"/>
-                          <w:b/>
-                          <w:bCs/>
-                          <w:i/>
-                          <w:iCs/>
-                          <w:sz w:val="28"/>
-                          <w:szCs w:val="28"/>
-                        </w:rPr>
-                      </w:pPr>
-                      <w:r>
-                        <w:rPr>
-                          <w:rFonts w:asciiTheme="majorBidi" w:hAnsiTheme="majorBidi" w:cstheme="majorBidi"/>
-                          <w:b/>
-                          <w:bCs/>
-                          <w:i/>
-                          <w:iCs/>
-                          <w:sz w:val="28"/>
-                          <w:szCs w:val="28"/>
-                        </w:rPr>
-                        <w:t xml:space="preserve">             - </w:t>
-                      </w:r>
-                      <w:proofErr w:type="spellStart"/>
-                      <w:r>
-                        <w:rPr>
-                          <w:rFonts w:asciiTheme="majorBidi" w:hAnsiTheme="majorBidi" w:cstheme="majorBidi"/>
-                          <w:b/>
-                          <w:bCs/>
-                          <w:i/>
-                          <w:iCs/>
-                          <w:sz w:val="28"/>
-                          <w:szCs w:val="28"/>
-                        </w:rPr>
-                        <w:t>containerPort</w:t>
-                      </w:r>
-                      <w:proofErr w:type="spellEnd"/>
-                      <w:r>
-                        <w:rPr>
-                          <w:rFonts w:asciiTheme="majorBidi" w:hAnsiTheme="majorBidi" w:cstheme="majorBidi"/>
-                          <w:b/>
-                          <w:bCs/>
-                          <w:i/>
-                          <w:iCs/>
-                          <w:sz w:val="28"/>
-                          <w:szCs w:val="28"/>
-                        </w:rPr>
-                        <w:t>: 80</w:t>
-                      </w:r>
-                    </w:p>
-                    <w:p>
-                      <w:pPr>
-                        <w:spacing w:after="0"/>
-                        <w:jc w:val="center"/>
-                        <w:rPr>
-                          <w:b/>
-                          <w:bCs/>
-                          <w:i/>
-                          <w:iCs/>
-                        </w:rPr>
-                      </w:pPr>
-                    </w:p>
-                  </w:txbxContent>
-                </v:textbox>
-                <w10:wrap anchorx="margin"/>
-              </v:rect>
-            </w:pict>
-          </mc:Fallback>
-        </mc:AlternateContent>
-      </w:r>
-    </w:p>
-    <w:p>
-      <w:pPr>
-        <w:jc w:val="both"/>
-        <w:rPr>
-          <w:rFonts w:asciiTheme="majorBidi" w:hAnsiTheme="majorBidi" w:cstheme="majorBidi"/>
-          <w:sz w:val="28"/>
-          <w:szCs w:val="28"/>
-        </w:rPr>
-      </w:pPr>
-    </w:p>
-    <w:p>
-      <w:pPr>
-        <w:jc w:val="both"/>
-        <w:rPr>
-          <w:rFonts w:asciiTheme="majorBidi" w:hAnsiTheme="majorBidi" w:cstheme="majorBidi"/>
-          <w:sz w:val="28"/>
-          <w:szCs w:val="28"/>
-        </w:rPr>
-      </w:pPr>
-    </w:p>
-    <w:p>
-      <w:pPr>
-        <w:spacing w:after="120"/>
-        <w:jc w:val="both"/>
-        <w:rPr>
-          <w:rFonts w:asciiTheme="majorBidi" w:hAnsiTheme="majorBidi" w:cstheme="majorBidi"/>
-          <w:sz w:val="2"/>
-          <w:szCs w:val="2"/>
-        </w:rPr>
-      </w:pPr>
-    </w:p>
-    <w:p>
-      <w:pPr>
-        <w:spacing w:after="80"/>
-        <w:jc w:val="both"/>
-        <w:rPr>
-          <w:rFonts w:asciiTheme="majorBidi" w:hAnsiTheme="majorBidi" w:cstheme="majorBidi"/>
-          <w:b/>
-          <w:bCs/>
-          <w:sz w:val="28"/>
-          <w:szCs w:val="28"/>
-        </w:rPr>
-      </w:pPr>
-      <w:r>
-        <w:rPr>
-          <w:rFonts w:asciiTheme="majorBidi" w:hAnsiTheme="majorBidi" w:cstheme="majorBidi"/>
-          <w:b/>
-          <w:bCs/>
-          <w:sz w:val="28"/>
-          <w:szCs w:val="28"/>
-        </w:rPr>
-        <w:t>Explanation:</w:t>
-      </w:r>
-    </w:p>
-    <w:p>
-      <w:pPr>
-        <w:pStyle w:val="ListParagraph"/>
-        <w:numPr>
-          <w:ilvl w:val="0"/>
-          <w:numId w:val="21"/>
-        </w:numPr>
-        <w:ind w:left="360"/>
-        <w:jc w:val="both"/>
-        <w:rPr>
-          <w:rFonts w:asciiTheme="majorBidi" w:hAnsiTheme="majorBidi" w:cstheme="majorBidi"/>
-          <w:sz w:val="28"/>
-          <w:szCs w:val="28"/>
-        </w:rPr>
-      </w:pPr>
-      <w:proofErr w:type="spellStart"/>
-      <w:r>
-        <w:rPr>
-          <w:rFonts w:asciiTheme="majorBidi" w:hAnsiTheme="majorBidi" w:cstheme="majorBidi"/>
-          <w:sz w:val="28"/>
-          <w:szCs w:val="28"/>
-        </w:rPr>
-        <w:t>apiVersion</w:t>
-      </w:r>
-      <w:proofErr w:type="spellEnd"/>
-      <w:r>
-        <w:rPr>
-          <w:rFonts w:asciiTheme="majorBidi" w:hAnsiTheme="majorBidi" w:cstheme="majorBidi"/>
-          <w:sz w:val="28"/>
-          <w:szCs w:val="28"/>
-        </w:rPr>
-        <w:t>: v1 → API version for Pod objects</w:t>
-      </w:r>
-    </w:p>
-    <w:p>
-      <w:pPr>
-        <w:pStyle w:val="ListParagraph"/>
-        <w:numPr>
-          <w:ilvl w:val="0"/>
-          <w:numId w:val="21"/>
-        </w:numPr>
-        <w:ind w:left="360"/>
-        <w:jc w:val="both"/>
-        <w:rPr>
-          <w:rFonts w:asciiTheme="majorBidi" w:hAnsiTheme="majorBidi" w:cstheme="majorBidi"/>
-          <w:sz w:val="28"/>
-          <w:szCs w:val="28"/>
-        </w:rPr>
-      </w:pPr>
-      <w:r>
-        <w:rPr>
-          <w:rFonts w:asciiTheme="majorBidi" w:hAnsiTheme="majorBidi" w:cstheme="majorBidi"/>
-          <w:sz w:val="28"/>
-          <w:szCs w:val="28"/>
-        </w:rPr>
-        <w:t>kind: Pod → object type</w:t>
-      </w:r>
-    </w:p>
-    <w:p>
-      <w:pPr>
-        <w:pStyle w:val="ListParagraph"/>
-        <w:numPr>
-          <w:ilvl w:val="0"/>
-          <w:numId w:val="21"/>
-        </w:numPr>
-        <w:ind w:left="360"/>
-        <w:jc w:val="both"/>
-        <w:rPr>
-          <w:rFonts w:asciiTheme="majorBidi" w:hAnsiTheme="majorBidi" w:cstheme="majorBidi"/>
-          <w:sz w:val="28"/>
-          <w:szCs w:val="28"/>
-        </w:rPr>
-      </w:pPr>
-      <w:r>
-        <w:rPr>
-          <w:rFonts w:asciiTheme="majorBidi" w:hAnsiTheme="majorBidi" w:cstheme="majorBidi"/>
-          <w:sz w:val="28"/>
-          <w:szCs w:val="28"/>
-        </w:rPr>
-        <w:t>metadata → name and labels</w:t>
-      </w:r>
-    </w:p>
-    <w:p>
-      <w:pPr>
-        <w:pStyle w:val="ListParagraph"/>
-        <w:numPr>
-          <w:ilvl w:val="0"/>
-          <w:numId w:val="21"/>
-        </w:numPr>
-        <w:ind w:left="360"/>
-        <w:jc w:val="both"/>
-        <w:rPr>
-          <w:rFonts w:asciiTheme="majorBidi" w:hAnsiTheme="majorBidi" w:cstheme="majorBidi"/>
-          <w:sz w:val="28"/>
-          <w:szCs w:val="28"/>
-        </w:rPr>
-      </w:pPr>
-      <w:r>
-        <w:rPr>
-          <w:rFonts w:asciiTheme="majorBidi" w:hAnsiTheme="majorBidi" w:cstheme="majorBidi"/>
-          <w:sz w:val="28"/>
-          <w:szCs w:val="28"/>
-        </w:rPr>
-        <w:t>spec → desired state definition</w:t>
-      </w:r>
-    </w:p>
-    <w:p>
-      <w:pPr>
-        <w:pStyle w:val="ListParagraph"/>
-        <w:numPr>
-          <w:ilvl w:val="0"/>
-          <w:numId w:val="21"/>
-        </w:numPr>
-        <w:spacing w:after="120"/>
-        <w:ind w:left="360"/>
-        <w:jc w:val="both"/>
-        <w:rPr>
-          <w:rFonts w:asciiTheme="majorBidi" w:hAnsiTheme="majorBidi" w:cstheme="majorBidi"/>
-          <w:sz w:val="28"/>
-          <w:szCs w:val="28"/>
-        </w:rPr>
-      </w:pPr>
-      <w:r>
-        <w:rPr>
-          <w:rFonts w:asciiTheme="majorBidi" w:hAnsiTheme="majorBidi" w:cstheme="majorBidi"/>
-          <w:sz w:val="28"/>
-          <w:szCs w:val="28"/>
-        </w:rPr>
-        <w:t>containers → list of containers running in the Pod</w:t>
-      </w:r>
-    </w:p>
-    <w:p>
-      <w:pPr>
-        <w:spacing w:after="80"/>
-        <w:jc w:val="both"/>
-        <w:rPr>
-          <w:rFonts w:asciiTheme="majorBidi" w:hAnsiTheme="majorBidi" w:cstheme="majorBidi"/>
-          <w:b/>
-          <w:bCs/>
-          <w:sz w:val="32"/>
-          <w:szCs w:val="32"/>
-        </w:rPr>
-      </w:pPr>
-      <w:r>
-        <w:rPr>
-          <w:rFonts w:asciiTheme="majorBidi" w:hAnsiTheme="majorBidi" w:cstheme="majorBidi"/>
-          <w:b/>
-          <w:bCs/>
-          <w:sz w:val="32"/>
-          <w:szCs w:val="32"/>
-        </w:rPr>
-        <w:t>W</w:t>
-      </w:r>
-      <w:r>
-        <w:rPr>
-          <w:rFonts w:asciiTheme="majorBidi" w:hAnsiTheme="majorBidi" w:cstheme="majorBidi"/>
-          <w:b/>
-          <w:bCs/>
-          <w:sz w:val="32"/>
-          <w:szCs w:val="32"/>
-        </w:rPr>
-        <w:t>hen it is not logical to place multiple containers in the same Pod</w:t>
-      </w:r>
-      <w:r>
-        <w:rPr>
-          <w:rFonts w:asciiTheme="majorBidi" w:hAnsiTheme="majorBidi" w:cstheme="majorBidi"/>
-          <w:b/>
-          <w:bCs/>
-          <w:sz w:val="32"/>
-          <w:szCs w:val="32"/>
-        </w:rPr>
-        <w:t>:</w:t>
-      </w:r>
-    </w:p>
-    <w:p>
-      <w:pPr>
-        <w:spacing w:after="60"/>
-        <w:jc w:val="both"/>
-        <w:rPr>
-          <w:rFonts w:asciiTheme="majorBidi" w:hAnsiTheme="majorBidi" w:cstheme="majorBidi"/>
-          <w:sz w:val="28"/>
-          <w:szCs w:val="28"/>
-        </w:rPr>
-      </w:pPr>
-      <w:r>
-        <w:rPr>
-          <w:rFonts w:asciiTheme="majorBidi" w:hAnsiTheme="majorBidi" w:cstheme="majorBidi"/>
-          <w:sz w:val="28"/>
-          <w:szCs w:val="28"/>
-        </w:rPr>
-        <w:t>A Pod should contain multiple containers only when those containers must always run together as a single unit. If containers represent separate components of an application, they should usually run in separate Pods.</w:t>
-      </w:r>
-    </w:p>
-    <w:p>
-      <w:pPr>
-        <w:spacing w:after="60"/>
-        <w:jc w:val="both"/>
-        <w:rPr>
-          <w:rFonts w:asciiTheme="majorBidi" w:hAnsiTheme="majorBidi" w:cstheme="majorBidi"/>
-          <w:sz w:val="28"/>
-          <w:szCs w:val="28"/>
-        </w:rPr>
-      </w:pPr>
-      <w:r>
-        <w:rPr>
-          <w:rFonts w:asciiTheme="majorBidi" w:hAnsiTheme="majorBidi" w:cstheme="majorBidi"/>
-          <w:sz w:val="28"/>
-          <w:szCs w:val="28"/>
-        </w:rPr>
-        <w:lastRenderedPageBreak/>
-        <w:t>For example, suppose an application stack contains Redis, MySQL, NGINX, and WordPress. Putting all four containers inside one Pod is not a good design for several reasons.</w:t>
-      </w:r>
-    </w:p>
-    <w:p>
-      <w:pPr>
-        <w:pStyle w:val="ListParagraph"/>
-        <w:numPr>
-          <w:ilvl w:val="0"/>
-          <w:numId w:val="23"/>
-        </w:numPr>
-        <w:ind w:left="360"/>
-        <w:jc w:val="both"/>
-        <w:rPr>
-          <w:rFonts w:asciiTheme="majorBidi" w:hAnsiTheme="majorBidi" w:cstheme="majorBidi"/>
-          <w:sz w:val="28"/>
-          <w:szCs w:val="28"/>
-        </w:rPr>
-      </w:pPr>
-      <w:r>
-        <w:rPr>
-          <w:rFonts w:asciiTheme="majorBidi" w:hAnsiTheme="majorBidi" w:cstheme="majorBidi"/>
-          <w:sz w:val="28"/>
-          <w:szCs w:val="28"/>
-        </w:rPr>
-        <w:t>U</w:t>
-      </w:r>
-      <w:r>
-        <w:rPr>
-          <w:rFonts w:asciiTheme="majorBidi" w:hAnsiTheme="majorBidi" w:cstheme="majorBidi"/>
-          <w:sz w:val="28"/>
-          <w:szCs w:val="28"/>
-        </w:rPr>
-        <w:t>pdates and restarts become problematic. Containers inside a Pod share the same lifecycle. If one container needs to be restarted or updated (for example MySQL), the Pod may need to be recreated. When the Pod restarts, all containers inside it restart, including NGINX and WordPress. This creates unnecessary downtime, which contradicts one of Kubernetes’ main goals: maintaining high availability and minimizing downtime.</w:t>
-      </w:r>
-    </w:p>
-    <w:p>
-      <w:pPr>
-        <w:pStyle w:val="ListParagraph"/>
-        <w:numPr>
-          <w:ilvl w:val="0"/>
-          <w:numId w:val="23"/>
-        </w:numPr>
-        <w:spacing w:after="60"/>
-        <w:ind w:left="360"/>
-        <w:jc w:val="both"/>
-        <w:rPr>
-          <w:rFonts w:asciiTheme="majorBidi" w:hAnsiTheme="majorBidi" w:cstheme="majorBidi"/>
-          <w:sz w:val="28"/>
-          <w:szCs w:val="28"/>
-        </w:rPr>
-      </w:pPr>
-      <w:r>
-        <w:rPr>
-          <w:rFonts w:asciiTheme="majorBidi" w:hAnsiTheme="majorBidi" w:cstheme="majorBidi"/>
-          <w:sz w:val="28"/>
-          <w:szCs w:val="28"/>
-        </w:rPr>
-        <w:t>S</w:t>
-      </w:r>
-      <w:r>
-        <w:rPr>
-          <w:rFonts w:asciiTheme="majorBidi" w:hAnsiTheme="majorBidi" w:cstheme="majorBidi"/>
-          <w:sz w:val="28"/>
-          <w:szCs w:val="28"/>
-        </w:rPr>
-        <w:t>caling becomes inefficient and incorrect. Different components of an application often have different scaling requirements. For example, NGINX or WordPress may need to scale horizontally to handle more web traffic, but MySQL usually runs as a single instance or uses specialized replication setups. If all containers are inside the same Pod and you scale the Pod to three replicas, Kubernetes will create three copies of every container. That means you would end up with three MySQL containers, three Redis containers, three WordPress containers, and three NGINX containers. In practice, however, the application may only need one database instance, so the extra database containers would be unnecessary or unusable.</w:t>
-      </w:r>
-    </w:p>
-    <w:p>
-      <w:pPr>
-        <w:spacing w:after="120"/>
-        <w:jc w:val="both"/>
-        <w:rPr>
-          <w:rFonts w:asciiTheme="majorBidi" w:hAnsiTheme="majorBidi" w:cstheme="majorBidi"/>
-          <w:sz w:val="28"/>
-          <w:szCs w:val="28"/>
-        </w:rPr>
-      </w:pPr>
-      <w:r>
-        <w:rPr>
-          <w:rFonts w:asciiTheme="majorBidi" w:hAnsiTheme="majorBidi" w:cstheme="majorBidi"/>
-          <w:sz w:val="28"/>
-          <w:szCs w:val="28"/>
-        </w:rPr>
-        <w:t>For these reasons, Kubernetes best practice is to separate independent services into different Pods and connect them using Services and networking. Multi-container Pods are reserved for cases where containers are tightly coupled and must operate together, such as a main application container and a logging or proxy sidecar container.</w:t>
-      </w:r>
-    </w:p>
-    <w:p>
-      <w:pPr>
-        <w:spacing w:after="60"/>
-        <w:jc w:val="both"/>
-        <w:rPr>
-          <w:rFonts w:asciiTheme="majorBidi" w:hAnsiTheme="majorBidi" w:cstheme="majorBidi"/>
-          <w:b/>
-          <w:bCs/>
-          <w:sz w:val="32"/>
-          <w:szCs w:val="32"/>
-        </w:rPr>
-      </w:pPr>
-      <w:r>
-        <w:rPr>
-          <w:rFonts w:asciiTheme="majorBidi" w:hAnsiTheme="majorBidi" w:cstheme="majorBidi"/>
-          <w:b/>
-          <w:bCs/>
-          <w:sz w:val="32"/>
-          <w:szCs w:val="32"/>
-        </w:rPr>
-        <w:t xml:space="preserve">Init </w:t>
-      </w:r>
-      <w:r>
-        <w:rPr>
-          <w:rFonts w:asciiTheme="majorBidi" w:hAnsiTheme="majorBidi" w:cstheme="majorBidi"/>
-          <w:b/>
-          <w:bCs/>
-          <w:sz w:val="32"/>
-          <w:szCs w:val="32"/>
-        </w:rPr>
-        <w:t>C</w:t>
-      </w:r>
-      <w:r>
-        <w:rPr>
-          <w:rFonts w:asciiTheme="majorBidi" w:hAnsiTheme="majorBidi" w:cstheme="majorBidi"/>
-          <w:b/>
-          <w:bCs/>
-          <w:sz w:val="32"/>
-          <w:szCs w:val="32"/>
-        </w:rPr>
-        <w:t>ontainers:</w:t>
-      </w:r>
-    </w:p>
-    <w:p>
-      <w:pPr>
-        <w:spacing w:after="120"/>
-        <w:jc w:val="both"/>
-        <w:rPr>
-          <w:rFonts w:asciiTheme="majorBidi" w:hAnsiTheme="majorBidi" w:cstheme="majorBidi"/>
-          <w:sz w:val="28"/>
-          <w:szCs w:val="28"/>
-        </w:rPr>
-      </w:pPr>
-      <w:r>
-        <w:rPr>
-          <w:rFonts w:asciiTheme="majorBidi" w:hAnsiTheme="majorBidi" w:cstheme="majorBidi"/>
-          <w:sz w:val="28"/>
-          <w:szCs w:val="28"/>
-        </w:rPr>
-        <w:t>Init containers are special containers that run before the main application containers in a Pod start.</w:t>
-      </w:r>
-      <w:r>
-        <w:rPr>
-          <w:rFonts w:asciiTheme="majorBidi" w:hAnsiTheme="majorBidi" w:cstheme="majorBidi"/>
-          <w:sz w:val="28"/>
-          <w:szCs w:val="28"/>
-        </w:rPr>
-        <w:t xml:space="preserve"> </w:t>
-      </w:r>
-      <w:r>
-        <w:rPr>
-          <w:rFonts w:asciiTheme="majorBidi" w:hAnsiTheme="majorBidi" w:cstheme="majorBidi"/>
-          <w:sz w:val="28"/>
-          <w:szCs w:val="28"/>
-        </w:rPr>
-        <w:t>They are used to perform initialization tasks</w:t>
-      </w:r>
-      <w:r>
-        <w:rPr>
-          <w:rFonts w:asciiTheme="majorBidi" w:hAnsiTheme="majorBidi" w:cstheme="majorBidi"/>
-          <w:sz w:val="28"/>
-          <w:szCs w:val="28"/>
-        </w:rPr>
-        <w:t>,</w:t>
-      </w:r>
-      <w:r>
-        <w:rPr>
-          <w:rFonts w:asciiTheme="majorBidi" w:hAnsiTheme="majorBidi" w:cstheme="majorBidi"/>
-          <w:sz w:val="28"/>
-          <w:szCs w:val="28"/>
-        </w:rPr>
-        <w:t xml:space="preserve"> setup steps that must complete successfully before the application runs.</w:t>
-      </w:r>
-      <w:r>
-        <w:rPr>
-          <w:rFonts w:asciiTheme="majorBidi" w:hAnsiTheme="majorBidi" w:cstheme="majorBidi"/>
-          <w:sz w:val="28"/>
-          <w:szCs w:val="28"/>
-        </w:rPr>
-        <w:t xml:space="preserve"> </w:t>
-      </w:r>
-      <w:r>
-        <w:rPr>
-          <w:rFonts w:asciiTheme="majorBidi" w:hAnsiTheme="majorBidi" w:cstheme="majorBidi"/>
-          <w:sz w:val="28"/>
-          <w:szCs w:val="28"/>
-        </w:rPr>
-        <w:t xml:space="preserve">When all </w:t>
-      </w:r>
-      <w:proofErr w:type="spellStart"/>
-      <w:r>
-        <w:rPr>
-          <w:rFonts w:asciiTheme="majorBidi" w:hAnsiTheme="majorBidi" w:cstheme="majorBidi"/>
-          <w:sz w:val="28"/>
-          <w:szCs w:val="28"/>
-        </w:rPr>
-        <w:t>init</w:t>
-      </w:r>
-      <w:proofErr w:type="spellEnd"/>
-      <w:r>
-        <w:rPr>
-          <w:rFonts w:asciiTheme="majorBidi" w:hAnsiTheme="majorBidi" w:cstheme="majorBidi"/>
-          <w:sz w:val="28"/>
-          <w:szCs w:val="28"/>
-        </w:rPr>
-        <w:t xml:space="preserve"> containers finish successfully, Kubernetes then starts the main containers in the Pod.</w:t>
-      </w:r>
-    </w:p>
-    <w:p>
-      <w:pPr>
-        <w:spacing w:after="80"/>
-        <w:jc w:val="both"/>
-        <w:rPr>
-          <w:rFonts w:asciiTheme="majorBidi" w:hAnsiTheme="majorBidi" w:cstheme="majorBidi"/>
-          <w:b/>
-          <w:bCs/>
-          <w:sz w:val="28"/>
-          <w:szCs w:val="28"/>
-        </w:rPr>
-      </w:pPr>
-      <w:r>
-        <w:rPr>
-          <w:rFonts w:asciiTheme="majorBidi" w:hAnsiTheme="majorBidi" w:cstheme="majorBidi"/>
-          <w:b/>
-          <w:bCs/>
-          <w:sz w:val="28"/>
-          <w:szCs w:val="28"/>
-        </w:rPr>
-        <w:t>Purpose of Init Containers:</w:t>
-      </w:r>
-    </w:p>
-    <w:p>
-      <w:pPr>
-        <w:spacing w:after="60"/>
-        <w:jc w:val="both"/>
-        <w:rPr>
-          <w:rFonts w:asciiTheme="majorBidi" w:hAnsiTheme="majorBidi" w:cstheme="majorBidi"/>
-          <w:sz w:val="28"/>
-          <w:szCs w:val="28"/>
-        </w:rPr>
-      </w:pPr>
-      <w:r>
-        <w:rPr>
-          <w:rFonts w:asciiTheme="majorBidi" w:hAnsiTheme="majorBidi" w:cstheme="majorBidi"/>
-          <w:sz w:val="28"/>
-          <w:szCs w:val="28"/>
-        </w:rPr>
-        <w:t>They handle preparation work that shouldn’t or can’t be done inside the main application container, such as:</w:t>
-      </w:r>
-    </w:p>
-    <w:p>
-      <w:pPr>
-        <w:pStyle w:val="ListParagraph"/>
-        <w:numPr>
-          <w:ilvl w:val="0"/>
-          <w:numId w:val="24"/>
-        </w:numPr>
-        <w:ind w:left="360"/>
-        <w:jc w:val="both"/>
-        <w:rPr>
-          <w:rFonts w:asciiTheme="majorBidi" w:hAnsiTheme="majorBidi" w:cstheme="majorBidi"/>
-          <w:sz w:val="28"/>
-          <w:szCs w:val="28"/>
-        </w:rPr>
-      </w:pPr>
-      <w:r>
-        <w:rPr>
-          <w:rFonts w:asciiTheme="majorBidi" w:hAnsiTheme="majorBidi" w:cstheme="majorBidi"/>
-          <w:sz w:val="28"/>
-          <w:szCs w:val="28"/>
-        </w:rPr>
-        <w:t xml:space="preserve">Waiting for a dependency to become ready (e.g., a database or </w:t>
-      </w:r>
-      <w:proofErr w:type="spellStart"/>
-      <w:r>
-        <w:rPr>
-          <w:rFonts w:asciiTheme="majorBidi" w:hAnsiTheme="majorBidi" w:cstheme="majorBidi"/>
-          <w:sz w:val="28"/>
-          <w:szCs w:val="28"/>
-        </w:rPr>
-        <w:t>ConfigMap</w:t>
-      </w:r>
-      <w:proofErr w:type="spellEnd"/>
-      <w:r>
-        <w:rPr>
-          <w:rFonts w:asciiTheme="majorBidi" w:hAnsiTheme="majorBidi" w:cstheme="majorBidi"/>
-          <w:sz w:val="28"/>
-          <w:szCs w:val="28"/>
-        </w:rPr>
-        <w:t>)</w:t>
-      </w:r>
-    </w:p>
-    <w:p>
-      <w:pPr>
-        <w:pStyle w:val="ListParagraph"/>
-        <w:numPr>
-          <w:ilvl w:val="0"/>
-          <w:numId w:val="24"/>
-        </w:numPr>
-        <w:ind w:left="360"/>
-        <w:jc w:val="both"/>
-        <w:rPr>
-          <w:rFonts w:asciiTheme="majorBidi" w:hAnsiTheme="majorBidi" w:cstheme="majorBidi"/>
-          <w:sz w:val="28"/>
-          <w:szCs w:val="28"/>
-        </w:rPr>
-      </w:pPr>
-      <w:r>
-        <w:rPr>
-          <w:rFonts w:asciiTheme="majorBidi" w:hAnsiTheme="majorBidi" w:cstheme="majorBidi"/>
-          <w:sz w:val="28"/>
-          <w:szCs w:val="28"/>
-        </w:rPr>
-        <w:t>Initializing configuration files or secrets</w:t>
-      </w:r>
-    </w:p>
-    <w:p>
-      <w:pPr>
-        <w:pStyle w:val="ListParagraph"/>
-        <w:numPr>
-          <w:ilvl w:val="0"/>
-          <w:numId w:val="24"/>
-        </w:numPr>
-        <w:ind w:left="360"/>
-        <w:jc w:val="both"/>
-        <w:rPr>
-          <w:rFonts w:asciiTheme="majorBidi" w:hAnsiTheme="majorBidi" w:cstheme="majorBidi"/>
-          <w:sz w:val="28"/>
-          <w:szCs w:val="28"/>
-        </w:rPr>
-      </w:pPr>
-      <w:r>
-        <w:rPr>
-          <w:rFonts w:asciiTheme="majorBidi" w:hAnsiTheme="majorBidi" w:cstheme="majorBidi"/>
-          <w:sz w:val="28"/>
-          <w:szCs w:val="28"/>
-        </w:rPr>
-        <w:t>Checking system requirements or performing setup commands</w:t>
-      </w:r>
-    </w:p>
-    <w:p>
-      <w:pPr>
-        <w:pStyle w:val="ListParagraph"/>
-        <w:numPr>
-          <w:ilvl w:val="0"/>
-          <w:numId w:val="24"/>
-        </w:numPr>
-        <w:ind w:left="360"/>
-        <w:jc w:val="both"/>
-        <w:rPr>
-          <w:rFonts w:asciiTheme="majorBidi" w:hAnsiTheme="majorBidi" w:cstheme="majorBidi"/>
-          <w:sz w:val="28"/>
-          <w:szCs w:val="28"/>
-        </w:rPr>
-      </w:pPr>
-      <w:r>
-        <w:rPr>
-          <w:rFonts w:asciiTheme="majorBidi" w:hAnsiTheme="majorBidi" w:cstheme="majorBidi"/>
-          <w:sz w:val="28"/>
-          <w:szCs w:val="28"/>
-        </w:rPr>
-        <w:t>Downloading or generating data required by the app</w:t>
-      </w:r>
-    </w:p>
-    <w:p>
-      <w:pPr>
-        <w:jc w:val="both"/>
-        <w:rPr>
-          <w:rFonts w:asciiTheme="majorBidi" w:hAnsiTheme="majorBidi" w:cstheme="majorBidi"/>
-          <w:sz w:val="28"/>
-          <w:szCs w:val="28"/>
-        </w:rPr>
-      </w:pPr>
-      <w:r>
-        <w:rPr>
-          <w:rFonts w:asciiTheme="majorBidi" w:hAnsiTheme="majorBidi" w:cstheme="majorBidi"/>
-          <w:sz w:val="28"/>
-          <w:szCs w:val="28"/>
-        </w:rPr>
-        <w:t xml:space="preserve">Each </w:t>
-      </w:r>
-      <w:proofErr w:type="spellStart"/>
-      <w:r>
-        <w:rPr>
-          <w:rFonts w:asciiTheme="majorBidi" w:hAnsiTheme="majorBidi" w:cstheme="majorBidi"/>
-          <w:sz w:val="28"/>
-          <w:szCs w:val="28"/>
-        </w:rPr>
-        <w:t>init</w:t>
-      </w:r>
-      <w:proofErr w:type="spellEnd"/>
-      <w:r>
-        <w:rPr>
-          <w:rFonts w:asciiTheme="majorBidi" w:hAnsiTheme="majorBidi" w:cstheme="majorBidi"/>
-          <w:sz w:val="28"/>
-          <w:szCs w:val="28"/>
-        </w:rPr>
-        <w:t xml:space="preserve"> container runs sequentially; the next one starts only after the previous one completes successfully.</w:t>
-      </w:r>
-      <w:r>
-        <w:rPr>
-          <w:rFonts w:asciiTheme="majorBidi" w:hAnsiTheme="majorBidi" w:cstheme="majorBidi"/>
-          <w:sz w:val="28"/>
-          <w:szCs w:val="28"/>
-        </w:rPr>
-        <w:t xml:space="preserve"> </w:t>
-      </w:r>
-      <w:r>
-        <w:rPr>
-          <w:rFonts w:asciiTheme="majorBidi" w:hAnsiTheme="majorBidi" w:cstheme="majorBidi"/>
-          <w:sz w:val="28"/>
-          <w:szCs w:val="28"/>
-        </w:rPr>
-        <w:t xml:space="preserve">If any </w:t>
-      </w:r>
-      <w:proofErr w:type="spellStart"/>
-      <w:r>
-        <w:rPr>
-          <w:rFonts w:asciiTheme="majorBidi" w:hAnsiTheme="majorBidi" w:cstheme="majorBidi"/>
-          <w:sz w:val="28"/>
-          <w:szCs w:val="28"/>
-        </w:rPr>
-        <w:t>init</w:t>
-      </w:r>
-      <w:proofErr w:type="spellEnd"/>
-      <w:r>
-        <w:rPr>
-          <w:rFonts w:asciiTheme="majorBidi" w:hAnsiTheme="majorBidi" w:cstheme="majorBidi"/>
-          <w:sz w:val="28"/>
-          <w:szCs w:val="28"/>
-        </w:rPr>
-        <w:t xml:space="preserve"> container fails, Kubernetes restarts the Pod until it succeeds.</w:t>
-      </w:r>
-    </w:p>
-    <w:p>
-      <w:pPr>
-        <w:spacing w:after="60"/>
-        <w:rPr>
-          <w:rFonts w:asciiTheme="majorBidi" w:hAnsiTheme="majorBidi" w:cstheme="majorBidi"/>
-          <w:b/>
-          <w:bCs/>
-          <w:sz w:val="32"/>
-          <w:szCs w:val="32"/>
-        </w:rPr>
-      </w:pPr>
-      <w:r>
-        <w:rPr>
-          <w:rFonts w:asciiTheme="majorBidi" w:hAnsiTheme="majorBidi" w:cstheme="majorBidi"/>
-          <w:b/>
-          <w:bCs/>
-          <w:sz w:val="32"/>
-          <w:szCs w:val="32"/>
-        </w:rPr>
-        <w:t>Characteristics</w:t>
-      </w:r>
-      <w:r>
-        <w:rPr>
-          <w:rFonts w:asciiTheme="majorBidi" w:hAnsiTheme="majorBidi" w:cstheme="majorBidi"/>
-          <w:b/>
-          <w:bCs/>
-          <w:sz w:val="32"/>
-          <w:szCs w:val="32"/>
-        </w:rPr>
-        <w:t>:</w:t>
-      </w:r>
-    </w:p>
-    <w:p>
-      <w:pPr>
-        <w:pStyle w:val="ListParagraph"/>
-        <w:numPr>
-          <w:ilvl w:val="0"/>
-          <w:numId w:val="26"/>
-        </w:numPr>
-        <w:ind w:left="360"/>
-        <w:jc w:val="both"/>
-        <w:rPr>
-          <w:rFonts w:asciiTheme="majorBidi" w:hAnsiTheme="majorBidi" w:cstheme="majorBidi"/>
-          <w:sz w:val="28"/>
-          <w:szCs w:val="28"/>
-        </w:rPr>
-      </w:pPr>
-      <w:r>
-        <w:rPr>
-          <w:rFonts w:asciiTheme="majorBidi" w:hAnsiTheme="majorBidi" w:cstheme="majorBidi"/>
-          <w:b/>
-          <w:bCs/>
-          <w:sz w:val="28"/>
-          <w:szCs w:val="28"/>
-        </w:rPr>
-        <w:lastRenderedPageBreak/>
-        <w:t>Sequential execution:</w:t>
-      </w:r>
-      <w:r>
-        <w:rPr>
-          <w:rFonts w:asciiTheme="majorBidi" w:hAnsiTheme="majorBidi" w:cstheme="majorBidi"/>
-          <w:sz w:val="28"/>
-          <w:szCs w:val="28"/>
-        </w:rPr>
-        <w:t xml:space="preserve"> means Init Containers run one after another in a defined order. If a Pod has multiple Init Containers, Kubernetes starts the first one and waits until it finishes successfully. Only after it completes does the second Init Container start. The main application containers will not start until all Init Containers have finished successfully.</w:t>
-      </w:r>
-    </w:p>
-    <w:p>
-      <w:pPr>
-        <w:pStyle w:val="ListParagraph"/>
-        <w:numPr>
-          <w:ilvl w:val="0"/>
-          <w:numId w:val="26"/>
-        </w:numPr>
-        <w:ind w:left="360"/>
-        <w:jc w:val="both"/>
-        <w:rPr>
-          <w:rFonts w:asciiTheme="majorBidi" w:hAnsiTheme="majorBidi" w:cstheme="majorBidi"/>
-          <w:sz w:val="28"/>
-          <w:szCs w:val="28"/>
-        </w:rPr>
-      </w:pPr>
-      <w:r>
-        <w:rPr>
-          <w:rFonts w:asciiTheme="majorBidi" w:hAnsiTheme="majorBidi" w:cstheme="majorBidi"/>
-          <w:b/>
-          <w:bCs/>
-          <w:sz w:val="28"/>
-          <w:szCs w:val="28"/>
-        </w:rPr>
-        <w:t>One‑time execution:</w:t>
-      </w:r>
-      <w:r>
-        <w:rPr>
-          <w:rFonts w:asciiTheme="majorBidi" w:hAnsiTheme="majorBidi" w:cstheme="majorBidi"/>
-          <w:sz w:val="28"/>
-          <w:szCs w:val="28"/>
-        </w:rPr>
-        <w:t xml:space="preserve"> means an Init Container runs only during Pod initialization. It performs its task and then exits. After it completes successfully, it does not run again during the normal life of the Pod. Its purpose is only to prepare the environment before the main containers start.</w:t>
-      </w:r>
-    </w:p>
-    <w:p>
-      <w:pPr>
-        <w:pStyle w:val="ListParagraph"/>
-        <w:numPr>
-          <w:ilvl w:val="0"/>
-          <w:numId w:val="26"/>
-        </w:numPr>
-        <w:ind w:left="360"/>
-        <w:jc w:val="both"/>
-        <w:rPr>
-          <w:rFonts w:asciiTheme="majorBidi" w:hAnsiTheme="majorBidi" w:cstheme="majorBidi"/>
-          <w:sz w:val="28"/>
-          <w:szCs w:val="28"/>
-        </w:rPr>
-      </w:pPr>
-      <w:r>
-        <w:rPr>
-          <w:rFonts w:asciiTheme="majorBidi" w:hAnsiTheme="majorBidi" w:cstheme="majorBidi"/>
-          <w:b/>
-          <w:bCs/>
-          <w:sz w:val="28"/>
-          <w:szCs w:val="28"/>
-        </w:rPr>
-        <w:t>Independence from the main container:</w:t>
-      </w:r>
-      <w:r>
-        <w:rPr>
-          <w:rFonts w:asciiTheme="majorBidi" w:hAnsiTheme="majorBidi" w:cstheme="majorBidi"/>
-          <w:sz w:val="28"/>
-          <w:szCs w:val="28"/>
-        </w:rPr>
-        <w:t xml:space="preserve"> means Init Containers can use different container images, tools, or dependencies than the main application container. This is useful because the main container can stay small and focused on running the application, while the Init Container can include tools such as scripts, utilities, or debugging tools that are only needed during the setup phase.</w:t>
-      </w:r>
-    </w:p>
-    <w:p>
-      <w:pPr>
-        <w:pStyle w:val="ListParagraph"/>
-        <w:numPr>
-          <w:ilvl w:val="0"/>
-          <w:numId w:val="26"/>
-        </w:numPr>
-        <w:ind w:left="360"/>
-        <w:jc w:val="both"/>
-        <w:rPr>
-          <w:rFonts w:asciiTheme="majorBidi" w:hAnsiTheme="majorBidi" w:cstheme="majorBidi"/>
-          <w:sz w:val="28"/>
-          <w:szCs w:val="28"/>
-        </w:rPr>
-      </w:pPr>
-      <w:r>
-        <w:rPr>
-          <w:rFonts w:asciiTheme="majorBidi" w:hAnsiTheme="majorBidi" w:cstheme="majorBidi"/>
-          <w:b/>
-          <w:bCs/>
-          <w:sz w:val="28"/>
-          <w:szCs w:val="28"/>
-        </w:rPr>
-        <w:t>Environment Preparation:</w:t>
-      </w:r>
-      <w:r>
-        <w:rPr>
-          <w:rFonts w:asciiTheme="majorBidi" w:hAnsiTheme="majorBidi" w:cstheme="majorBidi"/>
-          <w:sz w:val="28"/>
-          <w:szCs w:val="28"/>
-        </w:rPr>
-        <w:t xml:space="preserve"> Environment preparation is the most common use case. Init Containers prepare everything the main container needs before it starts running. For example, they can download required data, generate configuration files, perform database checks, wait for another service to become available, or verify that certain conditions in the system are satisfied. Once these preparation tasks are complete, the main container starts in a properly configured environment.</w:t>
-      </w:r>
-    </w:p>
-    <w:p>
-      <w:pPr>
-        <w:jc w:val="both"/>
-        <w:rPr>
-          <w:rFonts w:asciiTheme="majorBidi" w:hAnsiTheme="majorBidi" w:cstheme="majorBidi"/>
-          <w:b/>
-          <w:bCs/>
-          <w:sz w:val="28"/>
-          <w:szCs w:val="28"/>
-        </w:rPr>
-      </w:pPr>
-      <w:r>
-        <w:rPr>
-          <w:rFonts w:asciiTheme="majorBidi" w:hAnsiTheme="majorBidi" w:cstheme="majorBidi"/>
-          <w:b/>
-          <w:bCs/>
-          <w:sz w:val="28"/>
-          <w:szCs w:val="28"/>
-        </w:rPr>
-        <w:t>Difference Between Init Containers and App Containers</w:t>
-      </w:r>
-      <w:r>
-        <w:rPr>
-          <w:rFonts w:asciiTheme="majorBidi" w:hAnsiTheme="majorBidi" w:cstheme="majorBidi"/>
-          <w:b/>
-          <w:bCs/>
-          <w:sz w:val="28"/>
-          <w:szCs w:val="28"/>
-        </w:rPr>
-        <w:t>:</w:t>
-      </w:r>
-    </w:p>
-    <w:tbl>
-      <w:tblPr>
-        <w:tblStyle w:val="GridTable3"/>
-        <w:tblW w:w="0" w:type="auto"/>
-        <w:tblLook w:val="04A0" w:firstRow="1" w:lastRow="0" w:firstColumn="1" w:lastColumn="0" w:noHBand="0" w:noVBand="1"/>
-      </w:tblPr>
-      <w:tblGrid>
-        <w:gridCol w:w="2250"/>
-        <w:gridCol w:w="4140"/>
-        <w:gridCol w:w="4400"/>
-      </w:tblGrid>
-      <w:tr>
-        <w:trPr>
-          <w:cnfStyle w:val="100000000000" w:firstRow="1" w:lastRow="0" w:firstColumn="0" w:lastColumn="0" w:oddVBand="0" w:evenVBand="0" w:oddHBand="0" w:evenHBand="0" w:firstRowFirstColumn="0" w:firstRowLastColumn="0" w:lastRowFirstColumn="0" w:lastRowLastColumn="0"/>
-        </w:trPr>
-        <w:tc>
-          <w:tcPr>
-            <w:cnfStyle w:val="001000000100" w:firstRow="0" w:lastRow="0" w:firstColumn="1" w:lastColumn="0" w:oddVBand="0" w:evenVBand="0" w:oddHBand="0" w:evenHBand="0" w:firstRowFirstColumn="1" w:firstRowLastColumn="0" w:lastRowFirstColumn="0" w:lastRowLastColumn="0"/>
-            <w:tcW w:w="2250" w:type="dxa"/>
-            <w:tcBorders>
-              <w:top w:val="single" w:sz="12" w:space="0" w:color="000000"/>
-            </w:tcBorders>
-            <w:vAlign w:val="center"/>
-          </w:tcPr>
-          <w:p>
-            <w:pPr>
-              <w:spacing w:before="120" w:after="120"/>
-              <w:jc w:val="center"/>
-              <w:rPr>
-                <w:rFonts w:asciiTheme="majorBidi" w:hAnsiTheme="majorBidi" w:cstheme="majorBidi"/>
-                <w:sz w:val="28"/>
-                <w:szCs w:val="28"/>
-              </w:rPr>
-            </w:pPr>
-            <w:r>
-              <w:rPr>
-                <w:rFonts w:asciiTheme="majorBidi" w:hAnsiTheme="majorBidi" w:cstheme="majorBidi"/>
-                <w:sz w:val="28"/>
-                <w:szCs w:val="28"/>
-              </w:rPr>
-              <w:t>Aspect</w:t>
-            </w:r>
-          </w:p>
-        </w:tc>
-        <w:tc>
-          <w:tcPr>
-            <w:tcW w:w="4140" w:type="dxa"/>
-            <w:tcBorders>
-              <w:top w:val="single" w:sz="12" w:space="0" w:color="000000"/>
-            </w:tcBorders>
-            <w:vAlign w:val="center"/>
-          </w:tcPr>
-          <w:p>
-            <w:pPr>
-              <w:spacing w:before="120" w:after="120"/>
-              <w:jc w:val="center"/>
-              <w:cnfStyle w:val="100000000000" w:firstRow="1" w:lastRow="0" w:firstColumn="0" w:lastColumn="0" w:oddVBand="0" w:evenVBand="0" w:oddHBand="0" w:evenHBand="0" w:firstRowFirstColumn="0" w:firstRowLastColumn="0" w:lastRowFirstColumn="0" w:lastRowLastColumn="0"/>
-              <w:rPr>
-                <w:rFonts w:asciiTheme="majorBidi" w:hAnsiTheme="majorBidi" w:cstheme="majorBidi"/>
-                <w:b w:val="0"/>
-                <w:bCs w:val="0"/>
-                <w:sz w:val="28"/>
-                <w:szCs w:val="28"/>
-              </w:rPr>
-            </w:pPr>
-            <w:r>
-              <w:rPr>
-                <w:rFonts w:asciiTheme="majorBidi" w:hAnsiTheme="majorBidi" w:cstheme="majorBidi"/>
-                <w:sz w:val="28"/>
-                <w:szCs w:val="28"/>
-              </w:rPr>
-              <w:t>Init Container</w:t>
-            </w:r>
-          </w:p>
-        </w:tc>
-        <w:tc>
-          <w:tcPr>
-            <w:tcW w:w="4400" w:type="dxa"/>
-            <w:tcBorders>
-              <w:top w:val="single" w:sz="12" w:space="0" w:color="000000"/>
-            </w:tcBorders>
-            <w:vAlign w:val="center"/>
-          </w:tcPr>
-          <w:p>
-            <w:pPr>
-              <w:spacing w:before="120" w:after="120"/>
-              <w:jc w:val="center"/>
-              <w:cnfStyle w:val="100000000000" w:firstRow="1" w:lastRow="0" w:firstColumn="0" w:lastColumn="0" w:oddVBand="0" w:evenVBand="0" w:oddHBand="0" w:evenHBand="0" w:firstRowFirstColumn="0" w:firstRowLastColumn="0" w:lastRowFirstColumn="0" w:lastRowLastColumn="0"/>
-              <w:rPr>
-                <w:rFonts w:asciiTheme="majorBidi" w:hAnsiTheme="majorBidi" w:cstheme="majorBidi"/>
-                <w:b w:val="0"/>
-                <w:bCs w:val="0"/>
-                <w:sz w:val="28"/>
-                <w:szCs w:val="28"/>
-              </w:rPr>
-            </w:pPr>
-            <w:r>
-              <w:rPr>
-                <w:rFonts w:asciiTheme="majorBidi" w:hAnsiTheme="majorBidi" w:cstheme="majorBidi"/>
-                <w:sz w:val="28"/>
-                <w:szCs w:val="28"/>
-              </w:rPr>
-              <w:t>App Container</w:t>
-            </w:r>
-          </w:p>
-        </w:tc>
-      </w:tr>
-      <w:tr>
-        <w:trPr>
-          <w:cnfStyle w:val="000000100000" w:firstRow="0" w:lastRow="0" w:firstColumn="0" w:lastColumn="0" w:oddVBand="0" w:evenVBand="0" w:oddHBand="1" w:evenHBand="0" w:firstRowFirstColumn="0" w:firstRowLastColumn="0" w:lastRowFirstColumn="0" w:lastRowLastColumn="0"/>
-        </w:trPr>
-        <w:tc>
-          <w:tcPr>
-            <w:cnfStyle w:val="001000000000" w:firstRow="0" w:lastRow="0" w:firstColumn="1" w:lastColumn="0" w:oddVBand="0" w:evenVBand="0" w:oddHBand="0" w:evenHBand="0" w:firstRowFirstColumn="0" w:firstRowLastColumn="0" w:lastRowFirstColumn="0" w:lastRowLastColumn="0"/>
-            <w:tcW w:w="2250" w:type="dxa"/>
-            <w:vAlign w:val="center"/>
-          </w:tcPr>
-          <w:p>
-            <w:pPr>
-              <w:spacing w:before="60" w:after="60"/>
-              <w:jc w:val="center"/>
-              <w:rPr>
-                <w:rFonts w:asciiTheme="majorBidi" w:hAnsiTheme="majorBidi" w:cstheme="majorBidi"/>
-                <w:b/>
-                <w:bCs/>
-                <w:sz w:val="28"/>
-                <w:szCs w:val="28"/>
-              </w:rPr>
-            </w:pPr>
-            <w:r>
-              <w:rPr>
-                <w:rFonts w:asciiTheme="majorBidi" w:hAnsiTheme="majorBidi" w:cstheme="majorBidi"/>
-                <w:b/>
-                <w:bCs/>
-                <w:sz w:val="28"/>
-                <w:szCs w:val="28"/>
-              </w:rPr>
-              <w:t>Purpose</w:t>
-            </w:r>
-          </w:p>
-        </w:tc>
-        <w:tc>
-          <w:tcPr>
-            <w:tcW w:w="4140" w:type="dxa"/>
-            <w:vAlign w:val="center"/>
-          </w:tcPr>
-          <w:p>
-            <w:pPr>
-              <w:spacing w:before="60" w:after="60"/>
-              <w:jc w:val="center"/>
-              <w:cnfStyle w:val="000000100000" w:firstRow="0" w:lastRow="0" w:firstColumn="0" w:lastColumn="0" w:oddVBand="0" w:evenVBand="0" w:oddHBand="1" w:evenHBand="0" w:firstRowFirstColumn="0" w:firstRowLastColumn="0" w:lastRowFirstColumn="0" w:lastRowLastColumn="0"/>
-              <w:rPr>
-                <w:rFonts w:asciiTheme="majorBidi" w:hAnsiTheme="majorBidi" w:cstheme="majorBidi"/>
-                <w:b/>
-                <w:bCs/>
-                <w:sz w:val="28"/>
-                <w:szCs w:val="28"/>
-              </w:rPr>
-            </w:pPr>
-            <w:r>
-              <w:rPr>
-                <w:rFonts w:asciiTheme="majorBidi" w:hAnsiTheme="majorBidi" w:cstheme="majorBidi"/>
-                <w:sz w:val="28"/>
-                <w:szCs w:val="28"/>
-              </w:rPr>
-              <w:t>Setup or preparation work</w:t>
-            </w:r>
-          </w:p>
-        </w:tc>
-        <w:tc>
-          <w:tcPr>
-            <w:tcW w:w="4400" w:type="dxa"/>
-            <w:vAlign w:val="center"/>
-          </w:tcPr>
-          <w:p>
-            <w:pPr>
-              <w:spacing w:before="60" w:after="60"/>
-              <w:jc w:val="center"/>
-              <w:cnfStyle w:val="000000100000" w:firstRow="0" w:lastRow="0" w:firstColumn="0" w:lastColumn="0" w:oddVBand="0" w:evenVBand="0" w:oddHBand="1" w:evenHBand="0" w:firstRowFirstColumn="0" w:firstRowLastColumn="0" w:lastRowFirstColumn="0" w:lastRowLastColumn="0"/>
-              <w:rPr>
-                <w:rFonts w:asciiTheme="majorBidi" w:hAnsiTheme="majorBidi" w:cstheme="majorBidi"/>
-                <w:b/>
-                <w:bCs/>
-                <w:sz w:val="28"/>
-                <w:szCs w:val="28"/>
-              </w:rPr>
-            </w:pPr>
-            <w:r>
-              <w:rPr>
-                <w:rFonts w:asciiTheme="majorBidi" w:hAnsiTheme="majorBidi" w:cstheme="majorBidi"/>
-                <w:sz w:val="28"/>
-                <w:szCs w:val="28"/>
-              </w:rPr>
-              <w:t>Actual application workload</w:t>
-            </w:r>
-          </w:p>
-        </w:tc>
-      </w:tr>
-      <w:tr>
-        <w:tc>
-          <w:tcPr>
-            <w:cnfStyle w:val="001000000000" w:firstRow="0" w:lastRow="0" w:firstColumn="1" w:lastColumn="0" w:oddVBand="0" w:evenVBand="0" w:oddHBand="0" w:evenHBand="0" w:firstRowFirstColumn="0" w:firstRowLastColumn="0" w:lastRowFirstColumn="0" w:lastRowLastColumn="0"/>
-            <w:tcW w:w="2250" w:type="dxa"/>
-            <w:vAlign w:val="center"/>
-          </w:tcPr>
-          <w:p>
-            <w:pPr>
-              <w:spacing w:before="60" w:after="60"/>
-              <w:jc w:val="center"/>
-              <w:rPr>
-                <w:rFonts w:asciiTheme="majorBidi" w:hAnsiTheme="majorBidi" w:cstheme="majorBidi"/>
-                <w:b/>
-                <w:bCs/>
-                <w:sz w:val="28"/>
-                <w:szCs w:val="28"/>
-              </w:rPr>
-            </w:pPr>
-            <w:r>
-              <w:rPr>
-                <w:rFonts w:asciiTheme="majorBidi" w:hAnsiTheme="majorBidi" w:cstheme="majorBidi"/>
-                <w:b/>
-                <w:bCs/>
-                <w:sz w:val="28"/>
-                <w:szCs w:val="28"/>
-              </w:rPr>
-              <w:t>Execution Order</w:t>
-            </w:r>
-          </w:p>
-        </w:tc>
-        <w:tc>
-          <w:tcPr>
-            <w:tcW w:w="4140" w:type="dxa"/>
-            <w:vAlign w:val="center"/>
-          </w:tcPr>
-          <w:p>
-            <w:pPr>
-              <w:spacing w:before="60" w:after="60"/>
-              <w:jc w:val="center"/>
-              <w:cnfStyle w:val="000000000000" w:firstRow="0" w:lastRow="0" w:firstColumn="0" w:lastColumn="0" w:oddVBand="0" w:evenVBand="0" w:oddHBand="0" w:evenHBand="0" w:firstRowFirstColumn="0" w:firstRowLastColumn="0" w:lastRowFirstColumn="0" w:lastRowLastColumn="0"/>
-              <w:rPr>
-                <w:rFonts w:asciiTheme="majorBidi" w:hAnsiTheme="majorBidi" w:cstheme="majorBidi"/>
-                <w:b/>
-                <w:bCs/>
-                <w:sz w:val="28"/>
-                <w:szCs w:val="28"/>
-              </w:rPr>
-            </w:pPr>
-            <w:r>
-              <w:rPr>
-                <w:rFonts w:asciiTheme="majorBidi" w:hAnsiTheme="majorBidi" w:cstheme="majorBidi"/>
-                <w:sz w:val="28"/>
-                <w:szCs w:val="28"/>
-              </w:rPr>
-              <w:t>Run first, sequentially</w:t>
-            </w:r>
-          </w:p>
-        </w:tc>
-        <w:tc>
-          <w:tcPr>
-            <w:tcW w:w="4400" w:type="dxa"/>
-            <w:vAlign w:val="center"/>
-          </w:tcPr>
-          <w:p>
-            <w:pPr>
-              <w:spacing w:before="60" w:after="60"/>
-              <w:jc w:val="center"/>
-              <w:cnfStyle w:val="000000000000" w:firstRow="0" w:lastRow="0" w:firstColumn="0" w:lastColumn="0" w:oddVBand="0" w:evenVBand="0" w:oddHBand="0" w:evenHBand="0" w:firstRowFirstColumn="0" w:firstRowLastColumn="0" w:lastRowFirstColumn="0" w:lastRowLastColumn="0"/>
-              <w:rPr>
-                <w:rFonts w:asciiTheme="majorBidi" w:hAnsiTheme="majorBidi" w:cstheme="majorBidi"/>
-                <w:b/>
-                <w:bCs/>
-                <w:sz w:val="28"/>
-                <w:szCs w:val="28"/>
-              </w:rPr>
-            </w:pPr>
-            <w:r>
-              <w:rPr>
-                <w:rFonts w:asciiTheme="majorBidi" w:hAnsiTheme="majorBidi" w:cstheme="majorBidi"/>
-                <w:sz w:val="28"/>
-                <w:szCs w:val="28"/>
-              </w:rPr>
-              <w:t xml:space="preserve">Start after all </w:t>
-            </w:r>
-            <w:proofErr w:type="spellStart"/>
-            <w:r>
-              <w:rPr>
-                <w:rFonts w:asciiTheme="majorBidi" w:hAnsiTheme="majorBidi" w:cstheme="majorBidi"/>
-                <w:sz w:val="28"/>
-                <w:szCs w:val="28"/>
-              </w:rPr>
-              <w:t>init</w:t>
-            </w:r>
-            <w:proofErr w:type="spellEnd"/>
-            <w:r>
-              <w:rPr>
-                <w:rFonts w:asciiTheme="majorBidi" w:hAnsiTheme="majorBidi" w:cstheme="majorBidi"/>
-                <w:sz w:val="28"/>
-                <w:szCs w:val="28"/>
-              </w:rPr>
-              <w:t xml:space="preserve"> containers succeed</w:t>
-            </w:r>
-          </w:p>
-        </w:tc>
-      </w:tr>
-      <w:tr>
-        <w:trPr>
-          <w:cnfStyle w:val="000000100000" w:firstRow="0" w:lastRow="0" w:firstColumn="0" w:lastColumn="0" w:oddVBand="0" w:evenVBand="0" w:oddHBand="1" w:evenHBand="0" w:firstRowFirstColumn="0" w:firstRowLastColumn="0" w:lastRowFirstColumn="0" w:lastRowLastColumn="0"/>
-        </w:trPr>
-        <w:tc>
-          <w:tcPr>
-            <w:cnfStyle w:val="001000000000" w:firstRow="0" w:lastRow="0" w:firstColumn="1" w:lastColumn="0" w:oddVBand="0" w:evenVBand="0" w:oddHBand="0" w:evenHBand="0" w:firstRowFirstColumn="0" w:firstRowLastColumn="0" w:lastRowFirstColumn="0" w:lastRowLastColumn="0"/>
-            <w:tcW w:w="2250" w:type="dxa"/>
-            <w:vAlign w:val="center"/>
-          </w:tcPr>
-          <w:p>
-            <w:pPr>
-              <w:spacing w:before="60" w:after="60"/>
-              <w:jc w:val="center"/>
-              <w:rPr>
-                <w:rFonts w:asciiTheme="majorBidi" w:hAnsiTheme="majorBidi" w:cstheme="majorBidi"/>
-                <w:b/>
-                <w:bCs/>
-                <w:sz w:val="28"/>
-                <w:szCs w:val="28"/>
-              </w:rPr>
-            </w:pPr>
-            <w:r>
-              <w:rPr>
-                <w:rFonts w:asciiTheme="majorBidi" w:hAnsiTheme="majorBidi" w:cstheme="majorBidi"/>
-                <w:b/>
-                <w:bCs/>
-                <w:sz w:val="28"/>
-                <w:szCs w:val="28"/>
-              </w:rPr>
-              <w:t>Restart Behavior</w:t>
-            </w:r>
-          </w:p>
-        </w:tc>
-        <w:tc>
-          <w:tcPr>
-            <w:tcW w:w="4140" w:type="dxa"/>
-            <w:vAlign w:val="center"/>
-          </w:tcPr>
-          <w:p>
-            <w:pPr>
-              <w:spacing w:before="60" w:after="60"/>
-              <w:jc w:val="center"/>
-              <w:cnfStyle w:val="000000100000" w:firstRow="0" w:lastRow="0" w:firstColumn="0" w:lastColumn="0" w:oddVBand="0" w:evenVBand="0" w:oddHBand="1" w:evenHBand="0" w:firstRowFirstColumn="0" w:firstRowLastColumn="0" w:lastRowFirstColumn="0" w:lastRowLastColumn="0"/>
-              <w:rPr>
-                <w:rFonts w:asciiTheme="majorBidi" w:hAnsiTheme="majorBidi" w:cstheme="majorBidi"/>
-                <w:b/>
-                <w:bCs/>
-                <w:sz w:val="28"/>
-                <w:szCs w:val="28"/>
-              </w:rPr>
-            </w:pPr>
-            <w:r>
-              <w:rPr>
-                <w:rFonts w:asciiTheme="majorBidi" w:hAnsiTheme="majorBidi" w:cstheme="majorBidi"/>
-                <w:sz w:val="28"/>
-                <w:szCs w:val="28"/>
-              </w:rPr>
-              <w:t>Restarted until successful</w:t>
-            </w:r>
-          </w:p>
-        </w:tc>
-        <w:tc>
-          <w:tcPr>
-            <w:tcW w:w="4400" w:type="dxa"/>
-            <w:vAlign w:val="center"/>
-          </w:tcPr>
-          <w:p>
-            <w:pPr>
-              <w:spacing w:before="60" w:after="60"/>
-              <w:jc w:val="center"/>
-              <w:cnfStyle w:val="000000100000" w:firstRow="0" w:lastRow="0" w:firstColumn="0" w:lastColumn="0" w:oddVBand="0" w:evenVBand="0" w:oddHBand="1" w:evenHBand="0" w:firstRowFirstColumn="0" w:firstRowLastColumn="0" w:lastRowFirstColumn="0" w:lastRowLastColumn="0"/>
-              <w:rPr>
-                <w:rFonts w:asciiTheme="majorBidi" w:hAnsiTheme="majorBidi" w:cstheme="majorBidi"/>
-                <w:b/>
-                <w:bCs/>
-                <w:sz w:val="28"/>
-                <w:szCs w:val="28"/>
-              </w:rPr>
-            </w:pPr>
-            <w:r>
-              <w:rPr>
-                <w:rFonts w:asciiTheme="majorBidi" w:hAnsiTheme="majorBidi" w:cstheme="majorBidi"/>
-                <w:sz w:val="28"/>
-                <w:szCs w:val="28"/>
-              </w:rPr>
-              <w:t>Restarted according to Pod’s restart policy</w:t>
-            </w:r>
-          </w:p>
-        </w:tc>
-      </w:tr>
-      <w:tr>
-        <w:tc>
-          <w:tcPr>
-            <w:cnfStyle w:val="001000000000" w:firstRow="0" w:lastRow="0" w:firstColumn="1" w:lastColumn="0" w:oddVBand="0" w:evenVBand="0" w:oddHBand="0" w:evenHBand="0" w:firstRowFirstColumn="0" w:firstRowLastColumn="0" w:lastRowFirstColumn="0" w:lastRowLastColumn="0"/>
-            <w:tcW w:w="2250" w:type="dxa"/>
-            <w:vAlign w:val="center"/>
-          </w:tcPr>
-          <w:p>
-            <w:pPr>
-              <w:spacing w:before="60" w:after="60"/>
-              <w:jc w:val="center"/>
-              <w:rPr>
-                <w:rFonts w:asciiTheme="majorBidi" w:hAnsiTheme="majorBidi" w:cstheme="majorBidi"/>
-                <w:b/>
-                <w:bCs/>
-                <w:sz w:val="28"/>
-                <w:szCs w:val="28"/>
-              </w:rPr>
-            </w:pPr>
-            <w:r>
-              <w:rPr>
-                <w:rFonts w:asciiTheme="majorBidi" w:hAnsiTheme="majorBidi" w:cstheme="majorBidi"/>
-                <w:b/>
-                <w:bCs/>
-                <w:sz w:val="28"/>
-                <w:szCs w:val="28"/>
-              </w:rPr>
-              <w:t>Lifespan</w:t>
-            </w:r>
-          </w:p>
-        </w:tc>
-        <w:tc>
-          <w:tcPr>
-            <w:tcW w:w="4140" w:type="dxa"/>
-            <w:vAlign w:val="center"/>
-          </w:tcPr>
-          <w:p>
-            <w:pPr>
-              <w:spacing w:before="60" w:after="60"/>
-              <w:jc w:val="center"/>
-              <w:cnfStyle w:val="000000000000" w:firstRow="0" w:lastRow="0" w:firstColumn="0" w:lastColumn="0" w:oddVBand="0" w:evenVBand="0" w:oddHBand="0" w:evenHBand="0" w:firstRowFirstColumn="0" w:firstRowLastColumn="0" w:lastRowFirstColumn="0" w:lastRowLastColumn="0"/>
-              <w:rPr>
-                <w:rFonts w:asciiTheme="majorBidi" w:hAnsiTheme="majorBidi" w:cstheme="majorBidi"/>
-                <w:b/>
-                <w:bCs/>
-                <w:sz w:val="28"/>
-                <w:szCs w:val="28"/>
-              </w:rPr>
-            </w:pPr>
-            <w:r>
-              <w:rPr>
-                <w:rFonts w:asciiTheme="majorBidi" w:hAnsiTheme="majorBidi" w:cstheme="majorBidi"/>
-                <w:sz w:val="28"/>
-                <w:szCs w:val="28"/>
-              </w:rPr>
-              <w:t>Temporary (exit after completion)</w:t>
-            </w:r>
-          </w:p>
-        </w:tc>
-        <w:tc>
-          <w:tcPr>
-            <w:tcW w:w="4400" w:type="dxa"/>
-            <w:vAlign w:val="center"/>
-          </w:tcPr>
-          <w:p>
-            <w:pPr>
-              <w:spacing w:before="60" w:after="60"/>
-              <w:jc w:val="center"/>
-              <w:cnfStyle w:val="000000000000" w:firstRow="0" w:lastRow="0" w:firstColumn="0" w:lastColumn="0" w:oddVBand="0" w:evenVBand="0" w:oddHBand="0" w:evenHBand="0" w:firstRowFirstColumn="0" w:firstRowLastColumn="0" w:lastRowFirstColumn="0" w:lastRowLastColumn="0"/>
-              <w:rPr>
-                <w:rFonts w:asciiTheme="majorBidi" w:hAnsiTheme="majorBidi" w:cstheme="majorBidi"/>
-                <w:b/>
-                <w:bCs/>
-                <w:sz w:val="28"/>
-                <w:szCs w:val="28"/>
-              </w:rPr>
-            </w:pPr>
-            <w:r>
-              <w:rPr>
-                <w:rFonts w:asciiTheme="majorBidi" w:hAnsiTheme="majorBidi" w:cstheme="majorBidi"/>
-                <w:sz w:val="28"/>
-                <w:szCs w:val="28"/>
-              </w:rPr>
-              <w:t>Persistent (run until Pod is deleted or stopped)</w:t>
-            </w:r>
-          </w:p>
-        </w:tc>
-      </w:tr>
-      <w:tr>
-        <w:trPr>
-          <w:cnfStyle w:val="000000100000" w:firstRow="0" w:lastRow="0" w:firstColumn="0" w:lastColumn="0" w:oddVBand="0" w:evenVBand="0" w:oddHBand="1" w:evenHBand="0" w:firstRowFirstColumn="0" w:firstRowLastColumn="0" w:lastRowFirstColumn="0" w:lastRowLastColumn="0"/>
-        </w:trPr>
-        <w:tc>
-          <w:tcPr>
-            <w:cnfStyle w:val="001000000000" w:firstRow="0" w:lastRow="0" w:firstColumn="1" w:lastColumn="0" w:oddVBand="0" w:evenVBand="0" w:oddHBand="0" w:evenHBand="0" w:firstRowFirstColumn="0" w:firstRowLastColumn="0" w:lastRowFirstColumn="0" w:lastRowLastColumn="0"/>
-            <w:tcW w:w="2250" w:type="dxa"/>
-            <w:tcBorders>
-              <w:bottom w:val="single" w:sz="12" w:space="0" w:color="000000"/>
-            </w:tcBorders>
-            <w:vAlign w:val="center"/>
-          </w:tcPr>
-          <w:p>
-            <w:pPr>
-              <w:spacing w:before="60" w:after="60"/>
-              <w:jc w:val="center"/>
-              <w:rPr>
-                <w:rFonts w:asciiTheme="majorBidi" w:hAnsiTheme="majorBidi" w:cstheme="majorBidi"/>
-                <w:b/>
-                <w:bCs/>
-                <w:sz w:val="28"/>
-                <w:szCs w:val="28"/>
-              </w:rPr>
-            </w:pPr>
-            <w:r>
-              <w:rPr>
-                <w:rFonts w:asciiTheme="majorBidi" w:hAnsiTheme="majorBidi" w:cstheme="majorBidi"/>
-                <w:b/>
-                <w:bCs/>
-                <w:sz w:val="28"/>
-                <w:szCs w:val="28"/>
-              </w:rPr>
-              <w:t>Number per Pod</w:t>
-            </w:r>
-          </w:p>
-        </w:tc>
-        <w:tc>
-          <w:tcPr>
-            <w:tcW w:w="4140" w:type="dxa"/>
-            <w:tcBorders>
-              <w:bottom w:val="single" w:sz="12" w:space="0" w:color="000000"/>
-            </w:tcBorders>
-            <w:vAlign w:val="center"/>
-          </w:tcPr>
-          <w:p>
-            <w:pPr>
-              <w:spacing w:before="60" w:after="60"/>
-              <w:jc w:val="center"/>
-              <w:cnfStyle w:val="000000100000" w:firstRow="0" w:lastRow="0" w:firstColumn="0" w:lastColumn="0" w:oddVBand="0" w:evenVBand="0" w:oddHBand="1" w:evenHBand="0" w:firstRowFirstColumn="0" w:firstRowLastColumn="0" w:lastRowFirstColumn="0" w:lastRowLastColumn="0"/>
-              <w:rPr>
-                <w:rFonts w:asciiTheme="majorBidi" w:hAnsiTheme="majorBidi" w:cstheme="majorBidi"/>
-                <w:b/>
-                <w:bCs/>
-                <w:sz w:val="28"/>
-                <w:szCs w:val="28"/>
-              </w:rPr>
-            </w:pPr>
-            <w:r>
-              <w:rPr>
-                <w:rFonts w:asciiTheme="majorBidi" w:hAnsiTheme="majorBidi" w:cstheme="majorBidi"/>
-                <w:sz w:val="28"/>
-                <w:szCs w:val="28"/>
-              </w:rPr>
-              <w:t>Can have multiple; run one by one</w:t>
-            </w:r>
-          </w:p>
-        </w:tc>
-        <w:tc>
-          <w:tcPr>
-            <w:tcW w:w="4400" w:type="dxa"/>
-            <w:tcBorders>
-              <w:bottom w:val="single" w:sz="12" w:space="0" w:color="000000"/>
-            </w:tcBorders>
-            <w:vAlign w:val="center"/>
-          </w:tcPr>
-          <w:p>
-            <w:pPr>
-              <w:spacing w:before="60" w:after="60"/>
-              <w:jc w:val="center"/>
-              <w:cnfStyle w:val="000000100000" w:firstRow="0" w:lastRow="0" w:firstColumn="0" w:lastColumn="0" w:oddVBand="0" w:evenVBand="0" w:oddHBand="1" w:evenHBand="0" w:firstRowFirstColumn="0" w:firstRowLastColumn="0" w:lastRowFirstColumn="0" w:lastRowLastColumn="0"/>
-              <w:rPr>
-                <w:rFonts w:asciiTheme="majorBidi" w:hAnsiTheme="majorBidi" w:cstheme="majorBidi"/>
-                <w:b/>
-                <w:bCs/>
-                <w:sz w:val="28"/>
-                <w:szCs w:val="28"/>
-              </w:rPr>
-            </w:pPr>
-            <w:r>
-              <w:rPr>
-                <w:rFonts w:asciiTheme="majorBidi" w:hAnsiTheme="majorBidi" w:cstheme="majorBidi"/>
-                <w:sz w:val="28"/>
-                <w:szCs w:val="28"/>
-              </w:rPr>
-              <w:t>Can have one or more; run together</w:t>
-            </w:r>
-          </w:p>
-        </w:tc>
-      </w:tr>
-    </w:tbl>
-    <w:p>
-      <w:pPr>
-        <w:spacing w:after="80"/>
-        <w:rPr>
-          <w:rFonts w:asciiTheme="majorBidi" w:hAnsiTheme="majorBidi" w:cstheme="majorBidi"/>
-          <w:b/>
-          <w:bCs/>
-          <w:sz w:val="2"/>
-          <w:szCs w:val="2"/>
-        </w:rPr>
-      </w:pPr>
-    </w:p>
-    <w:p>
-      <w:pPr>
-        <w:jc w:val="both"/>
-        <w:rPr>
-          <w:rFonts w:asciiTheme="majorBidi" w:hAnsiTheme="majorBidi" w:cstheme="majorBidi"/>
-          <w:sz w:val="28"/>
-          <w:szCs w:val="28"/>
-          <w:u w:val="single"/>
-        </w:rPr>
-      </w:pPr>
-      <w:r>
-        <w:rPr>
-          <w:rFonts w:asciiTheme="majorBidi" w:hAnsiTheme="majorBidi" w:cstheme="majorBidi"/>
-          <w:sz w:val="28"/>
-          <w:szCs w:val="28"/>
-          <w:u w:val="single"/>
-        </w:rPr>
-        <w:t>Example Manifest with Init Containers:</w:t>
-      </w:r>
-    </w:p>
-    <w:p>
-      <w:pPr>
-        <w:jc w:val="both"/>
-        <w:rPr>
-          <w:rFonts w:asciiTheme="majorBidi" w:hAnsiTheme="majorBidi" w:cstheme="majorBidi"/>
-          <w:sz w:val="28"/>
-          <w:szCs w:val="28"/>
-        </w:rPr>
-      </w:pPr>
-    </w:p>
-    <w:p>
-      <w:pPr>
-        <w:jc w:val="both"/>
-        <w:rPr>
-          <w:rFonts w:asciiTheme="majorBidi" w:hAnsiTheme="majorBidi" w:cstheme="majorBidi"/>
-          <w:sz w:val="28"/>
-          <w:szCs w:val="28"/>
-        </w:rPr>
-      </w:pPr>
-    </w:p>
-    <w:p>
-      <w:pPr>
-        <w:jc w:val="both"/>
-        <w:rPr>
-          <w:rFonts w:asciiTheme="majorBidi" w:hAnsiTheme="majorBidi" w:cstheme="majorBidi"/>
-          <w:sz w:val="28"/>
-          <w:szCs w:val="28"/>
-        </w:rPr>
-      </w:pPr>
-    </w:p>
-    <w:p>
-      <w:pPr>
-        <w:jc w:val="both"/>
-        <w:rPr>
-          <w:rFonts w:asciiTheme="majorBidi" w:hAnsiTheme="majorBidi" w:cstheme="majorBidi"/>
-          <w:sz w:val="28"/>
-          <w:szCs w:val="28"/>
-        </w:rPr>
-      </w:pPr>
-    </w:p>
-    <w:p>
-      <w:pPr>
-        <w:jc w:val="both"/>
-        <w:rPr>
-          <w:rFonts w:asciiTheme="majorBidi" w:hAnsiTheme="majorBidi" w:cstheme="majorBidi"/>
-          <w:sz w:val="28"/>
-          <w:szCs w:val="28"/>
-        </w:rPr>
-      </w:pPr>
-    </w:p>
-    <w:p>
-      <w:pPr>
-        <w:jc w:val="both"/>
-        <w:rPr>
-          <w:rFonts w:asciiTheme="majorBidi" w:hAnsiTheme="majorBidi" w:cstheme="majorBidi"/>
-          <w:sz w:val="28"/>
-          <w:szCs w:val="28"/>
-        </w:rPr>
-      </w:pPr>
-      <w:r>
-        <w:rPr>
-          <w:rFonts w:asciiTheme="majorBidi" w:hAnsiTheme="majorBidi" w:cstheme="majorBidi"/>
-          <w:noProof/>
-          <w:sz w:val="28"/>
-          <w:szCs w:val="28"/>
-          <w:u w:val="single"/>
-        </w:rPr>
-        <w:lastRenderedPageBreak/>
-        <mc:AlternateContent>
-          <mc:Choice Requires="wps">
-            <w:drawing>
-              <wp:anchor distT="0" distB="0" distL="114300" distR="114300" simplePos="0" relativeHeight="251670528" behindDoc="0" locked="0" layoutInCell="1" allowOverlap="1" wp14:anchorId="53FBABE8" wp14:editId="22322E2E">
-                <wp:simplePos x="0" y="0"/>
-                <wp:positionH relativeFrom="margin">
-                  <wp:align>left</wp:align>
-                </wp:positionH>
-                <wp:positionV relativeFrom="paragraph">
-                  <wp:posOffset>1905</wp:posOffset>
-                </wp:positionV>
-                <wp:extent cx="4960620" cy="2926080"/>
-                <wp:effectExtent l="0" t="0" r="11430" b="26670"/>
-                <wp:wrapNone/>
-                <wp:docPr id="73585242" name="Rectangle 11"/>
-                <wp:cNvGraphicFramePr/>
-                <a:graphic xmlns:a="http://schemas.openxmlformats.org/drawingml/2006/main">
-                  <a:graphicData uri="http://schemas.microsoft.com/office/word/2010/wordprocessingShape">
-                    <wps:wsp>
-                      <wps:cNvSpPr/>
-                      <wps:spPr>
-                        <a:xfrm>
-                          <a:off x="0" y="0"/>
-                          <a:ext cx="4960620" cy="2926080"/>
-                        </a:xfrm>
-                        <a:prstGeom prst="rect">
-                          <a:avLst/>
-                        </a:prstGeom>
-                      </wps:spPr>
-                      <wps:style>
-                        <a:lnRef idx="2">
-                          <a:schemeClr val="dk1">
-                            <a:shade val="15000"/>
-                          </a:schemeClr>
-                        </a:lnRef>
-                        <a:fillRef idx="1">
-                          <a:schemeClr val="dk1"/>
-                        </a:fillRef>
-                        <a:effectRef idx="0">
-                          <a:schemeClr val="dk1"/>
-                        </a:effectRef>
-                        <a:fontRef idx="minor">
-                          <a:schemeClr val="lt1"/>
-                        </a:fontRef>
-                      </wps:style>
-                      <wps:txbx>
-                        <w:txbxContent>
-                          <w:p>
-                            <w:pPr>
-                              <w:spacing w:after="0"/>
-                              <w:rPr>
-                                <w:rFonts w:asciiTheme="majorBidi" w:hAnsiTheme="majorBidi" w:cstheme="majorBidi"/>
-                                <w:b/>
-                                <w:bCs/>
-                                <w:i/>
-                                <w:iCs/>
-                                <w:sz w:val="28"/>
-                                <w:szCs w:val="28"/>
-                              </w:rPr>
-                            </w:pPr>
-                            <w:proofErr w:type="spellStart"/>
-                            <w:r>
-                              <w:rPr>
-                                <w:rFonts w:asciiTheme="majorBidi" w:hAnsiTheme="majorBidi" w:cstheme="majorBidi"/>
-                                <w:b/>
-                                <w:bCs/>
-                                <w:i/>
-                                <w:iCs/>
-                                <w:sz w:val="28"/>
-                                <w:szCs w:val="28"/>
-                              </w:rPr>
-                              <w:t>apiVersion</w:t>
-                            </w:r>
-                            <w:proofErr w:type="spellEnd"/>
-                            <w:r>
-                              <w:rPr>
-                                <w:rFonts w:asciiTheme="majorBidi" w:hAnsiTheme="majorBidi" w:cstheme="majorBidi"/>
-                                <w:b/>
-                                <w:bCs/>
-                                <w:i/>
-                                <w:iCs/>
-                                <w:sz w:val="28"/>
-                                <w:szCs w:val="28"/>
-                              </w:rPr>
-                              <w:t>: v1</w:t>
-                            </w:r>
-                          </w:p>
-                          <w:p>
-                            <w:pPr>
-                              <w:spacing w:after="0"/>
-                              <w:rPr>
-                                <w:rFonts w:asciiTheme="majorBidi" w:hAnsiTheme="majorBidi" w:cstheme="majorBidi"/>
-                                <w:b/>
-                                <w:bCs/>
-                                <w:i/>
-                                <w:iCs/>
-                                <w:sz w:val="28"/>
-                                <w:szCs w:val="28"/>
-                              </w:rPr>
-                            </w:pPr>
-                            <w:r>
-                              <w:rPr>
-                                <w:rFonts w:asciiTheme="majorBidi" w:hAnsiTheme="majorBidi" w:cstheme="majorBidi"/>
-                                <w:b/>
-                                <w:bCs/>
-                                <w:i/>
-                                <w:iCs/>
-                                <w:sz w:val="28"/>
-                                <w:szCs w:val="28"/>
-                              </w:rPr>
-                              <w:t>kind: Pod</w:t>
-                            </w:r>
-                          </w:p>
-                          <w:p>
-                            <w:pPr>
-                              <w:spacing w:after="0"/>
-                              <w:rPr>
-                                <w:rFonts w:asciiTheme="majorBidi" w:hAnsiTheme="majorBidi" w:cstheme="majorBidi"/>
-                                <w:b/>
-                                <w:bCs/>
-                                <w:i/>
-                                <w:iCs/>
-                                <w:sz w:val="28"/>
-                                <w:szCs w:val="28"/>
-                              </w:rPr>
-                            </w:pPr>
-                            <w:r>
-                              <w:rPr>
-                                <w:rFonts w:asciiTheme="majorBidi" w:hAnsiTheme="majorBidi" w:cstheme="majorBidi"/>
-                                <w:b/>
-                                <w:bCs/>
-                                <w:i/>
-                                <w:iCs/>
-                                <w:sz w:val="28"/>
-                                <w:szCs w:val="28"/>
-                              </w:rPr>
-                              <w:t>metadata:</w:t>
-                            </w:r>
-                          </w:p>
-                          <w:p>
-                            <w:pPr>
-                              <w:spacing w:after="0"/>
-                              <w:rPr>
-                                <w:rFonts w:asciiTheme="majorBidi" w:hAnsiTheme="majorBidi" w:cstheme="majorBidi"/>
-                                <w:b/>
-                                <w:bCs/>
-                                <w:i/>
-                                <w:iCs/>
-                                <w:sz w:val="28"/>
-                                <w:szCs w:val="28"/>
-                              </w:rPr>
-                            </w:pPr>
-                            <w:r>
-                              <w:rPr>
-                                <w:rFonts w:asciiTheme="majorBidi" w:hAnsiTheme="majorBidi" w:cstheme="majorBidi"/>
-                                <w:b/>
-                                <w:bCs/>
-                                <w:i/>
-                                <w:iCs/>
-                                <w:sz w:val="28"/>
-                                <w:szCs w:val="28"/>
-                              </w:rPr>
-                              <w:t xml:space="preserve">     name: webapp-pod</w:t>
-                            </w:r>
-                          </w:p>
-                          <w:p>
-                            <w:pPr>
-                              <w:spacing w:after="0"/>
-                              <w:rPr>
-                                <w:rFonts w:asciiTheme="majorBidi" w:hAnsiTheme="majorBidi" w:cstheme="majorBidi"/>
-                                <w:b/>
-                                <w:bCs/>
-                                <w:i/>
-                                <w:iCs/>
-                                <w:sz w:val="28"/>
-                                <w:szCs w:val="28"/>
-                              </w:rPr>
-                            </w:pPr>
-                            <w:r>
-                              <w:rPr>
-                                <w:rFonts w:asciiTheme="majorBidi" w:hAnsiTheme="majorBidi" w:cstheme="majorBidi"/>
-                                <w:b/>
-                                <w:bCs/>
-                                <w:i/>
-                                <w:iCs/>
-                                <w:sz w:val="28"/>
-                                <w:szCs w:val="28"/>
-                              </w:rPr>
-                              <w:t>spec:</w:t>
-                            </w:r>
-                          </w:p>
-                          <w:p>
-                            <w:pPr>
-                              <w:spacing w:after="0"/>
-                              <w:rPr>
-                                <w:rFonts w:asciiTheme="majorBidi" w:hAnsiTheme="majorBidi" w:cstheme="majorBidi"/>
-                                <w:b/>
-                                <w:bCs/>
-                                <w:i/>
-                                <w:iCs/>
-                                <w:sz w:val="28"/>
-                                <w:szCs w:val="28"/>
-                              </w:rPr>
-                            </w:pPr>
-                            <w:r>
-                              <w:rPr>
-                                <w:rFonts w:asciiTheme="majorBidi" w:hAnsiTheme="majorBidi" w:cstheme="majorBidi"/>
-                                <w:b/>
-                                <w:bCs/>
-                                <w:i/>
-                                <w:iCs/>
-                                <w:sz w:val="28"/>
-                                <w:szCs w:val="28"/>
-                              </w:rPr>
-                              <w:t xml:space="preserve">     </w:t>
-                            </w:r>
-                            <w:proofErr w:type="spellStart"/>
-                            <w:r>
-                              <w:rPr>
-                                <w:rFonts w:asciiTheme="majorBidi" w:hAnsiTheme="majorBidi" w:cstheme="majorBidi"/>
-                                <w:b/>
-                                <w:bCs/>
-                                <w:i/>
-                                <w:iCs/>
-                                <w:sz w:val="28"/>
-                                <w:szCs w:val="28"/>
-                              </w:rPr>
-                              <w:t>initContainers</w:t>
-                            </w:r>
-                            <w:proofErr w:type="spellEnd"/>
-                            <w:r>
-                              <w:rPr>
-                                <w:rFonts w:asciiTheme="majorBidi" w:hAnsiTheme="majorBidi" w:cstheme="majorBidi"/>
-                                <w:b/>
-                                <w:bCs/>
-                                <w:i/>
-                                <w:iCs/>
-                                <w:sz w:val="28"/>
-                                <w:szCs w:val="28"/>
-                              </w:rPr>
-                              <w:t>:</w:t>
-                            </w:r>
-                          </w:p>
-                          <w:p>
-                            <w:pPr>
-                              <w:spacing w:after="0"/>
-                              <w:rPr>
-                                <w:rFonts w:asciiTheme="majorBidi" w:hAnsiTheme="majorBidi" w:cstheme="majorBidi"/>
-                                <w:b/>
-                                <w:bCs/>
-                                <w:i/>
-                                <w:iCs/>
-                                <w:sz w:val="28"/>
-                                <w:szCs w:val="28"/>
-                              </w:rPr>
-                            </w:pPr>
-                            <w:r>
-                              <w:rPr>
-                                <w:rFonts w:asciiTheme="majorBidi" w:hAnsiTheme="majorBidi" w:cstheme="majorBidi"/>
-                                <w:b/>
-                                <w:bCs/>
-                                <w:i/>
-                                <w:iCs/>
-                                <w:sz w:val="28"/>
-                                <w:szCs w:val="28"/>
-                              </w:rPr>
-                              <w:t xml:space="preserve">          </w:t>
-                            </w:r>
-                            <w:r>
-                              <w:rPr>
-                                <w:rFonts w:asciiTheme="majorBidi" w:hAnsiTheme="majorBidi" w:cstheme="majorBidi"/>
-                                <w:b/>
-                                <w:bCs/>
-                                <w:i/>
-                                <w:iCs/>
-                                <w:sz w:val="28"/>
-                                <w:szCs w:val="28"/>
-                              </w:rPr>
-                              <w:t xml:space="preserve">- name: </w:t>
-                            </w:r>
-                            <w:proofErr w:type="spellStart"/>
-                            <w:r>
-                              <w:rPr>
-                                <w:rFonts w:asciiTheme="majorBidi" w:hAnsiTheme="majorBidi" w:cstheme="majorBidi"/>
-                                <w:b/>
-                                <w:bCs/>
-                                <w:i/>
-                                <w:iCs/>
-                                <w:sz w:val="28"/>
-                                <w:szCs w:val="28"/>
-                              </w:rPr>
-                              <w:t>init</w:t>
-                            </w:r>
-                            <w:proofErr w:type="spellEnd"/>
-                            <w:r>
-                              <w:rPr>
-                                <w:rFonts w:asciiTheme="majorBidi" w:hAnsiTheme="majorBidi" w:cstheme="majorBidi"/>
-                                <w:b/>
-                                <w:bCs/>
-                                <w:i/>
-                                <w:iCs/>
-                                <w:sz w:val="28"/>
-                                <w:szCs w:val="28"/>
-                              </w:rPr>
-                              <w:t>-script</w:t>
-                            </w:r>
-                          </w:p>
-                          <w:p>
-                            <w:pPr>
-                              <w:spacing w:after="0"/>
-                              <w:rPr>
-                                <w:rFonts w:asciiTheme="majorBidi" w:hAnsiTheme="majorBidi" w:cstheme="majorBidi"/>
-                                <w:b/>
-                                <w:bCs/>
-                                <w:i/>
-                                <w:iCs/>
-                                <w:sz w:val="28"/>
-                                <w:szCs w:val="28"/>
-                              </w:rPr>
-                            </w:pPr>
-                            <w:r>
-                              <w:rPr>
-                                <w:rFonts w:asciiTheme="majorBidi" w:hAnsiTheme="majorBidi" w:cstheme="majorBidi"/>
-                                <w:b/>
-                                <w:bCs/>
-                                <w:i/>
-                                <w:iCs/>
-                                <w:sz w:val="28"/>
-                                <w:szCs w:val="28"/>
-                              </w:rPr>
-                              <w:t xml:space="preserve">            </w:t>
-                            </w:r>
-                            <w:r>
-                              <w:rPr>
-                                <w:rFonts w:asciiTheme="majorBidi" w:hAnsiTheme="majorBidi" w:cstheme="majorBidi"/>
-                                <w:b/>
-                                <w:bCs/>
-                                <w:i/>
-                                <w:iCs/>
-                                <w:sz w:val="28"/>
-                                <w:szCs w:val="28"/>
-                              </w:rPr>
-                              <w:t xml:space="preserve">image: </w:t>
-                            </w:r>
-                            <w:proofErr w:type="spellStart"/>
-                            <w:r>
-                              <w:rPr>
-                                <w:rFonts w:asciiTheme="majorBidi" w:hAnsiTheme="majorBidi" w:cstheme="majorBidi"/>
-                                <w:b/>
-                                <w:bCs/>
-                                <w:i/>
-                                <w:iCs/>
-                                <w:sz w:val="28"/>
-                                <w:szCs w:val="28"/>
-                              </w:rPr>
-                              <w:t>busybox</w:t>
-                            </w:r>
-                            <w:proofErr w:type="spellEnd"/>
-                          </w:p>
-                          <w:p>
-                            <w:pPr>
-                              <w:spacing w:after="0"/>
-                              <w:rPr>
-                                <w:rFonts w:asciiTheme="majorBidi" w:hAnsiTheme="majorBidi" w:cstheme="majorBidi"/>
-                                <w:b/>
-                                <w:bCs/>
-                                <w:i/>
-                                <w:iCs/>
-                                <w:sz w:val="28"/>
-                                <w:szCs w:val="28"/>
-                              </w:rPr>
-                            </w:pPr>
-                            <w:r>
-                              <w:rPr>
-                                <w:rFonts w:asciiTheme="majorBidi" w:hAnsiTheme="majorBidi" w:cstheme="majorBidi"/>
-                                <w:b/>
-                                <w:bCs/>
-                                <w:i/>
-                                <w:iCs/>
-                                <w:sz w:val="28"/>
-                                <w:szCs w:val="28"/>
-                              </w:rPr>
-                              <w:t xml:space="preserve">            </w:t>
-                            </w:r>
-                            <w:r>
-                              <w:rPr>
-                                <w:rFonts w:asciiTheme="majorBidi" w:hAnsiTheme="majorBidi" w:cstheme="majorBidi"/>
-                                <w:b/>
-                                <w:bCs/>
-                                <w:i/>
-                                <w:iCs/>
-                                <w:sz w:val="28"/>
-                                <w:szCs w:val="28"/>
-                              </w:rPr>
-                              <w:t>command: ['</w:t>
-                            </w:r>
-                            <w:proofErr w:type="spellStart"/>
-                            <w:r>
-                              <w:rPr>
-                                <w:rFonts w:asciiTheme="majorBidi" w:hAnsiTheme="majorBidi" w:cstheme="majorBidi"/>
-                                <w:b/>
-                                <w:bCs/>
-                                <w:i/>
-                                <w:iCs/>
-                                <w:sz w:val="28"/>
-                                <w:szCs w:val="28"/>
-                              </w:rPr>
-                              <w:t>sh</w:t>
-                            </w:r>
-                            <w:proofErr w:type="spellEnd"/>
-                            <w:r>
-                              <w:rPr>
-                                <w:rFonts w:asciiTheme="majorBidi" w:hAnsiTheme="majorBidi" w:cstheme="majorBidi"/>
-                                <w:b/>
-                                <w:bCs/>
-                                <w:i/>
-                                <w:iCs/>
-                                <w:sz w:val="28"/>
-                                <w:szCs w:val="28"/>
-                              </w:rPr>
-                              <w:t>', '-c', 'echo Waiting for Redis...; sleep 10']</w:t>
-                            </w:r>
-                          </w:p>
-                          <w:p>
-                            <w:pPr>
-                              <w:spacing w:after="0"/>
-                              <w:rPr>
-                                <w:rFonts w:asciiTheme="majorBidi" w:hAnsiTheme="majorBidi" w:cstheme="majorBidi"/>
-                                <w:b/>
-                                <w:bCs/>
-                                <w:i/>
-                                <w:iCs/>
-                                <w:sz w:val="28"/>
-                                <w:szCs w:val="28"/>
-                              </w:rPr>
-                            </w:pPr>
-                            <w:r>
-                              <w:rPr>
-                                <w:rFonts w:asciiTheme="majorBidi" w:hAnsiTheme="majorBidi" w:cstheme="majorBidi"/>
-                                <w:b/>
-                                <w:bCs/>
-                                <w:i/>
-                                <w:iCs/>
-                                <w:sz w:val="28"/>
-                                <w:szCs w:val="28"/>
-                              </w:rPr>
-                              <w:t xml:space="preserve">     </w:t>
-                            </w:r>
-                            <w:r>
-                              <w:rPr>
-                                <w:rFonts w:asciiTheme="majorBidi" w:hAnsiTheme="majorBidi" w:cstheme="majorBidi"/>
-                                <w:b/>
-                                <w:bCs/>
-                                <w:i/>
-                                <w:iCs/>
-                                <w:sz w:val="28"/>
-                                <w:szCs w:val="28"/>
-                              </w:rPr>
-                              <w:t>containers:</w:t>
-                            </w:r>
-                          </w:p>
-                          <w:p>
-                            <w:pPr>
-                              <w:spacing w:after="0"/>
-                              <w:rPr>
-                                <w:rFonts w:asciiTheme="majorBidi" w:hAnsiTheme="majorBidi" w:cstheme="majorBidi"/>
-                                <w:b/>
-                                <w:bCs/>
-                                <w:i/>
-                                <w:iCs/>
-                                <w:sz w:val="28"/>
-                                <w:szCs w:val="28"/>
-                              </w:rPr>
-                            </w:pPr>
-                            <w:r>
-                              <w:rPr>
-                                <w:rFonts w:asciiTheme="majorBidi" w:hAnsiTheme="majorBidi" w:cstheme="majorBidi"/>
-                                <w:b/>
-                                <w:bCs/>
-                                <w:i/>
-                                <w:iCs/>
-                                <w:sz w:val="28"/>
-                                <w:szCs w:val="28"/>
-                              </w:rPr>
-                              <w:t xml:space="preserve">          </w:t>
-                            </w:r>
-                            <w:r>
-                              <w:rPr>
-                                <w:rFonts w:asciiTheme="majorBidi" w:hAnsiTheme="majorBidi" w:cstheme="majorBidi"/>
-                                <w:b/>
-                                <w:bCs/>
-                                <w:i/>
-                                <w:iCs/>
-                                <w:sz w:val="28"/>
-                                <w:szCs w:val="28"/>
-                              </w:rPr>
-                              <w:t>- name: webapp</w:t>
-                            </w:r>
-                          </w:p>
-                          <w:p>
-                            <w:pPr>
-                              <w:spacing w:after="0"/>
-                              <w:rPr>
-                                <w:rFonts w:asciiTheme="majorBidi" w:hAnsiTheme="majorBidi" w:cstheme="majorBidi"/>
-                                <w:b/>
-                                <w:bCs/>
-                                <w:i/>
-                                <w:iCs/>
-                                <w:sz w:val="28"/>
-                                <w:szCs w:val="28"/>
-                              </w:rPr>
-                            </w:pPr>
-                            <w:r>
-                              <w:rPr>
-                                <w:rFonts w:asciiTheme="majorBidi" w:hAnsiTheme="majorBidi" w:cstheme="majorBidi"/>
-                                <w:b/>
-                                <w:bCs/>
-                                <w:i/>
-                                <w:iCs/>
-                                <w:sz w:val="28"/>
-                                <w:szCs w:val="28"/>
-                              </w:rPr>
-                              <w:t xml:space="preserve">            </w:t>
-                            </w:r>
-                            <w:r>
-                              <w:rPr>
-                                <w:rFonts w:asciiTheme="majorBidi" w:hAnsiTheme="majorBidi" w:cstheme="majorBidi"/>
-                                <w:b/>
-                                <w:bCs/>
-                                <w:i/>
-                                <w:iCs/>
-                                <w:sz w:val="28"/>
-                                <w:szCs w:val="28"/>
-                              </w:rPr>
-                              <w:t>image: nginx</w:t>
-                            </w:r>
-                          </w:p>
-                          <w:p>
-                            <w:pPr>
-                              <w:spacing w:after="0"/>
-                              <w:jc w:val="center"/>
-                              <w:rPr>
-                                <w:b/>
-                                <w:bCs/>
-                                <w:i/>
-                                <w:iCs/>
-                              </w:rPr>
-                            </w:pPr>
-                          </w:p>
-                        </w:txbxContent>
-                      </wps:txbx>
-                      <wps:bodyPr rot="0" spcFirstLastPara="0" vertOverflow="overflow" horzOverflow="overflow" vert="horz" wrap="square" lIns="91440" tIns="45720" rIns="91440" bIns="45720" numCol="1" spcCol="0" rtlCol="0" fromWordArt="0" anchor="ctr" anchorCtr="0" forceAA="0" compatLnSpc="1">
-                        <a:prstTxWarp prst="textNoShape">
-                          <a:avLst/>
-                        </a:prstTxWarp>
-                        <a:noAutofit/>
-                      </wps:bodyPr>
-                    </wps:wsp>
-                  </a:graphicData>
-                </a:graphic>
-                <wp14:sizeRelH relativeFrom="margin">
-                  <wp14:pctWidth>0</wp14:pctWidth>
-                </wp14:sizeRelH>
-                <wp14:sizeRelV relativeFrom="margin">
-                  <wp14:pctHeight>0</wp14:pctHeight>
-                </wp14:sizeRelV>
-              </wp:anchor>
-            </w:drawing>
-          </mc:Choice>
-          <mc:Fallback>
-            <w:pict>
-              <v:rect w14:anchorId="53FBABE8" id="Rectangle 11" o:spid="_x0000_s1028" style="position:absolute;left:0;text-align:left;margin-left:0;margin-top:.15pt;width:390.6pt;height:230.4pt;z-index:251670528;visibility:visible;mso-wrap-style:square;mso-width-percent:0;mso-height-percent:0;mso-wrap-distance-left:9pt;mso-wrap-distance-top:0;mso-wrap-distance-right:9pt;mso-wrap-distance-bottom:0;mso-position-horizontal:left;mso-position-horizontal-relative:margin;mso-position-vertical:absolute;mso-position-vertical-relative:text;mso-width-percent:0;mso-height-percent:0;mso-width-relative:margin;mso-height-relative:margin;v-text-anchor:middle" o:gfxdata="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" fillcolor="black [3200]" strokecolor="black [480]" strokeweight="1pt">
-                <v:textbox>
-                  <w:txbxContent>
-                    <w:p>
-                      <w:pPr>
-                        <w:spacing w:after="0"/>
-                        <w:rPr>
-                          <w:rFonts w:asciiTheme="majorBidi" w:hAnsiTheme="majorBidi" w:cstheme="majorBidi"/>
-                          <w:b/>
-                          <w:bCs/>
-                          <w:i/>
-                          <w:iCs/>
-                          <w:sz w:val="28"/>
-                          <w:szCs w:val="28"/>
-                        </w:rPr>
-                      </w:pPr>
-                      <w:proofErr w:type="spellStart"/>
-                      <w:r>
-                        <w:rPr>
-                          <w:rFonts w:asciiTheme="majorBidi" w:hAnsiTheme="majorBidi" w:cstheme="majorBidi"/>
-                          <w:b/>
-                          <w:bCs/>
-                          <w:i/>
-                          <w:iCs/>
-                          <w:sz w:val="28"/>
-                          <w:szCs w:val="28"/>
-                        </w:rPr>
-                        <w:t>apiVersion</w:t>
-                      </w:r>
-                      <w:proofErr w:type="spellEnd"/>
-                      <w:r>
-                        <w:rPr>
-                          <w:rFonts w:asciiTheme="majorBidi" w:hAnsiTheme="majorBidi" w:cstheme="majorBidi"/>
-                          <w:b/>
-                          <w:bCs/>
-                          <w:i/>
-                          <w:iCs/>
-                          <w:sz w:val="28"/>
-                          <w:szCs w:val="28"/>
-                        </w:rPr>
-                        <w:t>: v1</w:t>
-                      </w:r>
-                    </w:p>
-                    <w:p>
-                      <w:pPr>
-                        <w:spacing w:after="0"/>
-                        <w:rPr>
-                          <w:rFonts w:asciiTheme="majorBidi" w:hAnsiTheme="majorBidi" w:cstheme="majorBidi"/>
-                          <w:b/>
-                          <w:bCs/>
-                          <w:i/>
-                          <w:iCs/>
-                          <w:sz w:val="28"/>
-                          <w:szCs w:val="28"/>
-                        </w:rPr>
-                      </w:pPr>
-                      <w:r>
-                        <w:rPr>
-                          <w:rFonts w:asciiTheme="majorBidi" w:hAnsiTheme="majorBidi" w:cstheme="majorBidi"/>
-                          <w:b/>
-                          <w:bCs/>
-                          <w:i/>
-                          <w:iCs/>
-                          <w:sz w:val="28"/>
-                          <w:szCs w:val="28"/>
-                        </w:rPr>
-                        <w:t>kind: Pod</w:t>
-                      </w:r>
-                    </w:p>
-                    <w:p>
-                      <w:pPr>
-                        <w:spacing w:after="0"/>
-                        <w:rPr>
-                          <w:rFonts w:asciiTheme="majorBidi" w:hAnsiTheme="majorBidi" w:cstheme="majorBidi"/>
-                          <w:b/>
-                          <w:bCs/>
-                          <w:i/>
-                          <w:iCs/>
-                          <w:sz w:val="28"/>
-                          <w:szCs w:val="28"/>
-                        </w:rPr>
-                      </w:pPr>
-                      <w:r>
-                        <w:rPr>
-                          <w:rFonts w:asciiTheme="majorBidi" w:hAnsiTheme="majorBidi" w:cstheme="majorBidi"/>
-                          <w:b/>
-                          <w:bCs/>
-                          <w:i/>
-                          <w:iCs/>
-                          <w:sz w:val="28"/>
-                          <w:szCs w:val="28"/>
-                        </w:rPr>
-                        <w:t>metadata:</w:t>
-                      </w:r>
-                    </w:p>
-                    <w:p>
-                      <w:pPr>
-                        <w:spacing w:after="0"/>
-                        <w:rPr>
-                          <w:rFonts w:asciiTheme="majorBidi" w:hAnsiTheme="majorBidi" w:cstheme="majorBidi"/>
-                          <w:b/>
-                          <w:bCs/>
-                          <w:i/>
-                          <w:iCs/>
-                          <w:sz w:val="28"/>
-                          <w:szCs w:val="28"/>
-                        </w:rPr>
-                      </w:pPr>
-                      <w:r>
-                        <w:rPr>
-                          <w:rFonts w:asciiTheme="majorBidi" w:hAnsiTheme="majorBidi" w:cstheme="majorBidi"/>
-                          <w:b/>
-                          <w:bCs/>
-                          <w:i/>
-                          <w:iCs/>
-                          <w:sz w:val="28"/>
-                          <w:szCs w:val="28"/>
-                        </w:rPr>
-                        <w:t xml:space="preserve">     name: webapp-pod</w:t>
-                      </w:r>
-                    </w:p>
-                    <w:p>
-                      <w:pPr>
-                        <w:spacing w:after="0"/>
-                        <w:rPr>
-                          <w:rFonts w:asciiTheme="majorBidi" w:hAnsiTheme="majorBidi" w:cstheme="majorBidi"/>
-                          <w:b/>
-                          <w:bCs/>
-                          <w:i/>
-                          <w:iCs/>
-                          <w:sz w:val="28"/>
-                          <w:szCs w:val="28"/>
-                        </w:rPr>
-                      </w:pPr>
-                      <w:r>
-                        <w:rPr>
-                          <w:rFonts w:asciiTheme="majorBidi" w:hAnsiTheme="majorBidi" w:cstheme="majorBidi"/>
-                          <w:b/>
-                          <w:bCs/>
-                          <w:i/>
-                          <w:iCs/>
-                          <w:sz w:val="28"/>
-                          <w:szCs w:val="28"/>
-                        </w:rPr>
-                        <w:t>spec:</w:t>
-                      </w:r>
-                    </w:p>
-                    <w:p>
-                      <w:pPr>
-                        <w:spacing w:after="0"/>
-                        <w:rPr>
-                          <w:rFonts w:asciiTheme="majorBidi" w:hAnsiTheme="majorBidi" w:cstheme="majorBidi"/>
-                          <w:b/>
-                          <w:bCs/>
-                          <w:i/>
-                          <w:iCs/>
-                          <w:sz w:val="28"/>
-                          <w:szCs w:val="28"/>
-                        </w:rPr>
-                      </w:pPr>
-                      <w:r>
-                        <w:rPr>
-                          <w:rFonts w:asciiTheme="majorBidi" w:hAnsiTheme="majorBidi" w:cstheme="majorBidi"/>
-                          <w:b/>
-                          <w:bCs/>
-                          <w:i/>
-                          <w:iCs/>
-                          <w:sz w:val="28"/>
-                          <w:szCs w:val="28"/>
-                        </w:rPr>
-                        <w:t xml:space="preserve">     </w:t>
-                      </w:r>
-                      <w:proofErr w:type="spellStart"/>
-                      <w:r>
-                        <w:rPr>
-                          <w:rFonts w:asciiTheme="majorBidi" w:hAnsiTheme="majorBidi" w:cstheme="majorBidi"/>
-                          <w:b/>
-                          <w:bCs/>
-                          <w:i/>
-                          <w:iCs/>
-                          <w:sz w:val="28"/>
-                          <w:szCs w:val="28"/>
-                        </w:rPr>
-                        <w:t>initContainers</w:t>
-                      </w:r>
-                      <w:proofErr w:type="spellEnd"/>
-                      <w:r>
-                        <w:rPr>
-                          <w:rFonts w:asciiTheme="majorBidi" w:hAnsiTheme="majorBidi" w:cstheme="majorBidi"/>
-                          <w:b/>
-                          <w:bCs/>
-                          <w:i/>
-                          <w:iCs/>
-                          <w:sz w:val="28"/>
-                          <w:szCs w:val="28"/>
-                        </w:rPr>
-                        <w:t>:</w:t>
-                      </w:r>
-                    </w:p>
-                    <w:p>
-                      <w:pPr>
-                        <w:spacing w:after="0"/>
-                        <w:rPr>
-                          <w:rFonts w:asciiTheme="majorBidi" w:hAnsiTheme="majorBidi" w:cstheme="majorBidi"/>
-                          <w:b/>
-                          <w:bCs/>
-                          <w:i/>
-                          <w:iCs/>
-                          <w:sz w:val="28"/>
-                          <w:szCs w:val="28"/>
-                        </w:rPr>
-                      </w:pPr>
-                      <w:r>
-                        <w:rPr>
-                          <w:rFonts w:asciiTheme="majorBidi" w:hAnsiTheme="majorBidi" w:cstheme="majorBidi"/>
-                          <w:b/>
-                          <w:bCs/>
-                          <w:i/>
-                          <w:iCs/>
-                          <w:sz w:val="28"/>
-                          <w:szCs w:val="28"/>
-                        </w:rPr>
-                        <w:t xml:space="preserve">          </w:t>
-                      </w:r>
-                      <w:r>
-                        <w:rPr>
-                          <w:rFonts w:asciiTheme="majorBidi" w:hAnsiTheme="majorBidi" w:cstheme="majorBidi"/>
-                          <w:b/>
-                          <w:bCs/>
-                          <w:i/>
-                          <w:iCs/>
-                          <w:sz w:val="28"/>
-                          <w:szCs w:val="28"/>
-                        </w:rPr>
-                        <w:t xml:space="preserve">- name: </w:t>
-                      </w:r>
-                      <w:proofErr w:type="spellStart"/>
-                      <w:r>
-                        <w:rPr>
-                          <w:rFonts w:asciiTheme="majorBidi" w:hAnsiTheme="majorBidi" w:cstheme="majorBidi"/>
-                          <w:b/>
-                          <w:bCs/>
-                          <w:i/>
-                          <w:iCs/>
-                          <w:sz w:val="28"/>
-                          <w:szCs w:val="28"/>
-                        </w:rPr>
-                        <w:t>init</w:t>
-                      </w:r>
-                      <w:proofErr w:type="spellEnd"/>
-                      <w:r>
-                        <w:rPr>
-                          <w:rFonts w:asciiTheme="majorBidi" w:hAnsiTheme="majorBidi" w:cstheme="majorBidi"/>
-                          <w:b/>
-                          <w:bCs/>
-                          <w:i/>
-                          <w:iCs/>
-                          <w:sz w:val="28"/>
-                          <w:szCs w:val="28"/>
-                        </w:rPr>
-                        <w:t>-script</w:t>
-                      </w:r>
-                    </w:p>
-                    <w:p>
-                      <w:pPr>
-                        <w:spacing w:after="0"/>
-                        <w:rPr>
-                          <w:rFonts w:asciiTheme="majorBidi" w:hAnsiTheme="majorBidi" w:cstheme="majorBidi"/>
-                          <w:b/>
-                          <w:bCs/>
-                          <w:i/>
-                          <w:iCs/>
-                          <w:sz w:val="28"/>
-                          <w:szCs w:val="28"/>
-                        </w:rPr>
-                      </w:pPr>
-                      <w:r>
-                        <w:rPr>
-                          <w:rFonts w:asciiTheme="majorBidi" w:hAnsiTheme="majorBidi" w:cstheme="majorBidi"/>
-                          <w:b/>
-                          <w:bCs/>
-                          <w:i/>
-                          <w:iCs/>
-                          <w:sz w:val="28"/>
-                          <w:szCs w:val="28"/>
-                        </w:rPr>
-                        <w:t xml:space="preserve">            </w:t>
-                      </w:r>
-                      <w:r>
-                        <w:rPr>
-                          <w:rFonts w:asciiTheme="majorBidi" w:hAnsiTheme="majorBidi" w:cstheme="majorBidi"/>
-                          <w:b/>
-                          <w:bCs/>
-                          <w:i/>
-                          <w:iCs/>
-                          <w:sz w:val="28"/>
-                          <w:szCs w:val="28"/>
-                        </w:rPr>
-                        <w:t xml:space="preserve">image: </w:t>
-                      </w:r>
-                      <w:proofErr w:type="spellStart"/>
-                      <w:r>
-                        <w:rPr>
-                          <w:rFonts w:asciiTheme="majorBidi" w:hAnsiTheme="majorBidi" w:cstheme="majorBidi"/>
-                          <w:b/>
-                          <w:bCs/>
-                          <w:i/>
-                          <w:iCs/>
-                          <w:sz w:val="28"/>
-                          <w:szCs w:val="28"/>
-                        </w:rPr>
-                        <w:t>busybox</w:t>
-                      </w:r>
-                      <w:proofErr w:type="spellEnd"/>
-                    </w:p>
-                    <w:p>
-                      <w:pPr>
-                        <w:spacing w:after="0"/>
-                        <w:rPr>
-                          <w:rFonts w:asciiTheme="majorBidi" w:hAnsiTheme="majorBidi" w:cstheme="majorBidi"/>
-                          <w:b/>
-                          <w:bCs/>
-                          <w:i/>
-                          <w:iCs/>
-                          <w:sz w:val="28"/>
-                          <w:szCs w:val="28"/>
-                        </w:rPr>
-                      </w:pPr>
-                      <w:r>
-                        <w:rPr>
-                          <w:rFonts w:asciiTheme="majorBidi" w:hAnsiTheme="majorBidi" w:cstheme="majorBidi"/>
-                          <w:b/>
-                          <w:bCs/>
-                          <w:i/>
-                          <w:iCs/>
-                          <w:sz w:val="28"/>
-                          <w:szCs w:val="28"/>
-                        </w:rPr>
-                        <w:t xml:space="preserve">            </w:t>
-                      </w:r>
-                      <w:r>
-                        <w:rPr>
-                          <w:rFonts w:asciiTheme="majorBidi" w:hAnsiTheme="majorBidi" w:cstheme="majorBidi"/>
-                          <w:b/>
-                          <w:bCs/>
-                          <w:i/>
-                          <w:iCs/>
-                          <w:sz w:val="28"/>
-                          <w:szCs w:val="28"/>
-                        </w:rPr>
-                        <w:t>command: ['</w:t>
-                      </w:r>
-                      <w:proofErr w:type="spellStart"/>
-                      <w:r>
-                        <w:rPr>
-                          <w:rFonts w:asciiTheme="majorBidi" w:hAnsiTheme="majorBidi" w:cstheme="majorBidi"/>
-                          <w:b/>
-                          <w:bCs/>
-                          <w:i/>
-                          <w:iCs/>
-                          <w:sz w:val="28"/>
-                          <w:szCs w:val="28"/>
-                        </w:rPr>
-                        <w:t>sh</w:t>
-                      </w:r>
-                      <w:proofErr w:type="spellEnd"/>
-                      <w:r>
-                        <w:rPr>
-                          <w:rFonts w:asciiTheme="majorBidi" w:hAnsiTheme="majorBidi" w:cstheme="majorBidi"/>
-                          <w:b/>
-                          <w:bCs/>
-                          <w:i/>
-                          <w:iCs/>
-                          <w:sz w:val="28"/>
-                          <w:szCs w:val="28"/>
-                        </w:rPr>
-                        <w:t>', '-c', 'echo Waiting for Redis...; sleep 10']</w:t>
-                      </w:r>
-                    </w:p>
-                    <w:p>
-                      <w:pPr>
-                        <w:spacing w:after="0"/>
-                        <w:rPr>
-                          <w:rFonts w:asciiTheme="majorBidi" w:hAnsiTheme="majorBidi" w:cstheme="majorBidi"/>
-                          <w:b/>
-                          <w:bCs/>
-                          <w:i/>
-                          <w:iCs/>
-                          <w:sz w:val="28"/>
-                          <w:szCs w:val="28"/>
-                        </w:rPr>
-                      </w:pPr>
-                      <w:r>
-                        <w:rPr>
-                          <w:rFonts w:asciiTheme="majorBidi" w:hAnsiTheme="majorBidi" w:cstheme="majorBidi"/>
-                          <w:b/>
-                          <w:bCs/>
-                          <w:i/>
-                          <w:iCs/>
-                          <w:sz w:val="28"/>
-                          <w:szCs w:val="28"/>
-                        </w:rPr>
-                        <w:t xml:space="preserve">     </w:t>
-                      </w:r>
-                      <w:r>
-                        <w:rPr>
-                          <w:rFonts w:asciiTheme="majorBidi" w:hAnsiTheme="majorBidi" w:cstheme="majorBidi"/>
-                          <w:b/>
-                          <w:bCs/>
-                          <w:i/>
-                          <w:iCs/>
-                          <w:sz w:val="28"/>
-                          <w:szCs w:val="28"/>
-                        </w:rPr>
-                        <w:t>containers:</w:t>
-                      </w:r>
-                    </w:p>
-                    <w:p>
-                      <w:pPr>
-                        <w:spacing w:after="0"/>
-                        <w:rPr>
-                          <w:rFonts w:asciiTheme="majorBidi" w:hAnsiTheme="majorBidi" w:cstheme="majorBidi"/>
-                          <w:b/>
-                          <w:bCs/>
-                          <w:i/>
-                          <w:iCs/>
-                          <w:sz w:val="28"/>
-                          <w:szCs w:val="28"/>
-                        </w:rPr>
-                      </w:pPr>
-                      <w:r>
-                        <w:rPr>
-                          <w:rFonts w:asciiTheme="majorBidi" w:hAnsiTheme="majorBidi" w:cstheme="majorBidi"/>
-                          <w:b/>
-                          <w:bCs/>
-                          <w:i/>
-                          <w:iCs/>
-                          <w:sz w:val="28"/>
-                          <w:szCs w:val="28"/>
-                        </w:rPr>
-                        <w:t xml:space="preserve">          </w:t>
-                      </w:r>
-                      <w:r>
-                        <w:rPr>
-                          <w:rFonts w:asciiTheme="majorBidi" w:hAnsiTheme="majorBidi" w:cstheme="majorBidi"/>
-                          <w:b/>
-                          <w:bCs/>
-                          <w:i/>
-                          <w:iCs/>
-                          <w:sz w:val="28"/>
-                          <w:szCs w:val="28"/>
-                        </w:rPr>
-                        <w:t>- name: webapp</w:t>
-                      </w:r>
-                    </w:p>
-                    <w:p>
-                      <w:pPr>
-                        <w:spacing w:after="0"/>
-                        <w:rPr>
-                          <w:rFonts w:asciiTheme="majorBidi" w:hAnsiTheme="majorBidi" w:cstheme="majorBidi"/>
-                          <w:b/>
-                          <w:bCs/>
-                          <w:i/>
-                          <w:iCs/>
-                          <w:sz w:val="28"/>
-                          <w:szCs w:val="28"/>
-                        </w:rPr>
-                      </w:pPr>
-                      <w:r>
-                        <w:rPr>
-                          <w:rFonts w:asciiTheme="majorBidi" w:hAnsiTheme="majorBidi" w:cstheme="majorBidi"/>
-                          <w:b/>
-                          <w:bCs/>
-                          <w:i/>
-                          <w:iCs/>
-                          <w:sz w:val="28"/>
-                          <w:szCs w:val="28"/>
-                        </w:rPr>
-                        <w:t xml:space="preserve">            </w:t>
-                      </w:r>
-                      <w:r>
-                        <w:rPr>
-                          <w:rFonts w:asciiTheme="majorBidi" w:hAnsiTheme="majorBidi" w:cstheme="majorBidi"/>
-                          <w:b/>
-                          <w:bCs/>
-                          <w:i/>
-                          <w:iCs/>
-                          <w:sz w:val="28"/>
-                          <w:szCs w:val="28"/>
-                        </w:rPr>
-                        <w:t>image: nginx</w:t>
-                      </w:r>
-                    </w:p>
-                    <w:p>
-                      <w:pPr>
-                        <w:spacing w:after="0"/>
-                        <w:jc w:val="center"/>
-                        <w:rPr>
-                          <w:b/>
-                          <w:bCs/>
-                          <w:i/>
-                          <w:iCs/>
-                        </w:rPr>
-                      </w:pPr>
-                    </w:p>
-                  </w:txbxContent>
-                </v:textbox>
-                <w10:wrap anchorx="margin"/>
-              </v:rect>
-            </w:pict>
-          </mc:Fallback>
-        </mc:AlternateContent>
-      </w:r>
-    </w:p>
-    <w:p>
-      <w:pPr>
-        <w:jc w:val="both"/>
-        <w:rPr>
-          <w:rFonts w:asciiTheme="majorBidi" w:hAnsiTheme="majorBidi" w:cstheme="majorBidi"/>
-          <w:sz w:val="28"/>
-          <w:szCs w:val="28"/>
-        </w:rPr>
-      </w:pPr>
-    </w:p>
-    <w:p>
-      <w:pPr>
-        <w:jc w:val="both"/>
-        <w:rPr>
-          <w:rFonts w:asciiTheme="majorBidi" w:hAnsiTheme="majorBidi" w:cstheme="majorBidi"/>
-          <w:sz w:val="28"/>
-          <w:szCs w:val="28"/>
-        </w:rPr>
-      </w:pPr>
-    </w:p>
-    <w:p>
-      <w:pPr>
-        <w:jc w:val="both"/>
-        <w:rPr>
-          <w:rFonts w:asciiTheme="majorBidi" w:hAnsiTheme="majorBidi" w:cstheme="majorBidi"/>
-          <w:sz w:val="16"/>
-          <w:szCs w:val="16"/>
-        </w:rPr>
-      </w:pPr>
-    </w:p>
-    <w:p>
-      <w:pPr>
-        <w:jc w:val="both"/>
-        <w:rPr>
-          <w:rFonts w:asciiTheme="majorBidi" w:hAnsiTheme="majorBidi" w:cstheme="majorBidi"/>
-          <w:sz w:val="16"/>
-          <w:szCs w:val="16"/>
-        </w:rPr>
-      </w:pPr>
-    </w:p>
-    <w:p>
-      <w:pPr>
-        <w:jc w:val="both"/>
-        <w:rPr>
-          <w:rFonts w:asciiTheme="majorBidi" w:hAnsiTheme="majorBidi" w:cstheme="majorBidi"/>
-          <w:sz w:val="16"/>
-          <w:szCs w:val="16"/>
-        </w:rPr>
-      </w:pPr>
-    </w:p>
-    <w:p>
-      <w:pPr>
-        <w:jc w:val="both"/>
-        <w:rPr>
-          <w:rFonts w:asciiTheme="majorBidi" w:hAnsiTheme="majorBidi" w:cstheme="majorBidi"/>
-          <w:sz w:val="16"/>
-          <w:szCs w:val="16"/>
-        </w:rPr>
-      </w:pPr>
-    </w:p>
-    <w:p>
-      <w:pPr>
-        <w:jc w:val="both"/>
-        <w:rPr>
-          <w:rFonts w:asciiTheme="majorBidi" w:hAnsiTheme="majorBidi" w:cstheme="majorBidi"/>
-          <w:sz w:val="16"/>
-          <w:szCs w:val="16"/>
-        </w:rPr>
-      </w:pPr>
-    </w:p>
-    <w:p>
-      <w:pPr>
-        <w:jc w:val="both"/>
-        <w:rPr>
-          <w:rFonts w:asciiTheme="majorBidi" w:hAnsiTheme="majorBidi" w:cstheme="majorBidi"/>
-          <w:sz w:val="16"/>
-          <w:szCs w:val="16"/>
-        </w:rPr>
-      </w:pPr>
-    </w:p>
-    <w:p>
-      <w:pPr>
-        <w:jc w:val="both"/>
-        <w:rPr>
-          <w:rFonts w:asciiTheme="majorBidi" w:hAnsiTheme="majorBidi" w:cstheme="majorBidi"/>
-          <w:sz w:val="16"/>
-          <w:szCs w:val="16"/>
-        </w:rPr>
-      </w:pPr>
-    </w:p>
-    <w:p>
-      <w:pPr>
-        <w:jc w:val="both"/>
-        <w:rPr>
-          <w:rFonts w:asciiTheme="majorBidi" w:hAnsiTheme="majorBidi" w:cstheme="majorBidi"/>
-          <w:sz w:val="22"/>
-          <w:szCs w:val="22"/>
-        </w:rPr>
-      </w:pPr>
-    </w:p>
-    <w:p>
-      <w:pPr>
-        <w:spacing w:after="60"/>
-        <w:jc w:val="both"/>
-        <w:rPr>
-          <w:rFonts w:asciiTheme="majorBidi" w:hAnsiTheme="majorBidi" w:cstheme="majorBidi"/>
-          <w:b/>
-          <w:bCs/>
-          <w:sz w:val="28"/>
-          <w:szCs w:val="28"/>
-        </w:rPr>
-      </w:pPr>
-      <w:r>
-        <w:rPr>
-          <w:rFonts w:asciiTheme="majorBidi" w:hAnsiTheme="majorBidi" w:cstheme="majorBidi"/>
-          <w:b/>
-          <w:bCs/>
-          <w:sz w:val="28"/>
-          <w:szCs w:val="28"/>
-        </w:rPr>
-        <w:t>Explanation:</w:t>
-      </w:r>
-    </w:p>
-    <w:p>
-      <w:pPr>
-        <w:spacing w:after="100"/>
-        <w:jc w:val="both"/>
-        <w:rPr>
-          <w:rFonts w:asciiTheme="majorBidi" w:hAnsiTheme="majorBidi" w:cstheme="majorBidi"/>
-          <w:sz w:val="28"/>
-          <w:szCs w:val="28"/>
-        </w:rPr>
-      </w:pPr>
-      <w:r>
-        <w:rPr>
-          <w:rFonts w:asciiTheme="majorBidi" w:hAnsiTheme="majorBidi" w:cstheme="majorBidi"/>
-          <w:sz w:val="28"/>
-          <w:szCs w:val="28"/>
-        </w:rPr>
-        <w:t xml:space="preserve">The </w:t>
-      </w:r>
-      <w:proofErr w:type="spellStart"/>
-      <w:r>
-        <w:rPr>
-          <w:rFonts w:asciiTheme="majorBidi" w:hAnsiTheme="majorBidi" w:cstheme="majorBidi"/>
-          <w:sz w:val="28"/>
-          <w:szCs w:val="28"/>
-        </w:rPr>
-        <w:t>init</w:t>
-      </w:r>
-      <w:proofErr w:type="spellEnd"/>
-      <w:r>
-        <w:rPr>
-          <w:rFonts w:asciiTheme="majorBidi" w:hAnsiTheme="majorBidi" w:cstheme="majorBidi"/>
-          <w:sz w:val="28"/>
-          <w:szCs w:val="28"/>
-        </w:rPr>
-        <w:t xml:space="preserve"> container (</w:t>
-      </w:r>
-      <w:proofErr w:type="spellStart"/>
-      <w:r>
-        <w:rPr>
-          <w:rFonts w:asciiTheme="majorBidi" w:hAnsiTheme="majorBidi" w:cstheme="majorBidi"/>
-          <w:sz w:val="28"/>
-          <w:szCs w:val="28"/>
-        </w:rPr>
-        <w:t>init</w:t>
-      </w:r>
-      <w:proofErr w:type="spellEnd"/>
-      <w:r>
-        <w:rPr>
-          <w:rFonts w:asciiTheme="majorBidi" w:hAnsiTheme="majorBidi" w:cstheme="majorBidi"/>
-          <w:sz w:val="28"/>
-          <w:szCs w:val="28"/>
-        </w:rPr>
-        <w:t>-script) runs first and executes a simple command (simulating waiting for Redis).</w:t>
-      </w:r>
-      <w:r>
-        <w:rPr>
-          <w:rFonts w:asciiTheme="majorBidi" w:hAnsiTheme="majorBidi" w:cstheme="majorBidi"/>
-          <w:sz w:val="28"/>
-          <w:szCs w:val="28"/>
-        </w:rPr>
-        <w:t xml:space="preserve"> </w:t>
-      </w:r>
-      <w:r>
-        <w:rPr>
-          <w:rFonts w:asciiTheme="majorBidi" w:hAnsiTheme="majorBidi" w:cstheme="majorBidi"/>
-          <w:sz w:val="28"/>
-          <w:szCs w:val="28"/>
-        </w:rPr>
-        <w:t>Once it exits successfully, the main container (webapp) starts.</w:t>
-      </w:r>
-      <w:r>
-        <w:rPr>
-          <w:rFonts w:asciiTheme="majorBidi" w:hAnsiTheme="majorBidi" w:cstheme="majorBidi"/>
-          <w:sz w:val="28"/>
-          <w:szCs w:val="28"/>
-        </w:rPr>
-        <w:t xml:space="preserve"> </w:t>
-      </w:r>
-      <w:r>
-        <w:rPr>
-          <w:rFonts w:asciiTheme="majorBidi" w:hAnsiTheme="majorBidi" w:cstheme="majorBidi"/>
-          <w:sz w:val="28"/>
-          <w:szCs w:val="28"/>
-        </w:rPr>
-        <w:t xml:space="preserve">If the </w:t>
-      </w:r>
-      <w:proofErr w:type="spellStart"/>
-      <w:r>
-        <w:rPr>
-          <w:rFonts w:asciiTheme="majorBidi" w:hAnsiTheme="majorBidi" w:cstheme="majorBidi"/>
-          <w:sz w:val="28"/>
-          <w:szCs w:val="28"/>
-        </w:rPr>
-        <w:t>init</w:t>
-      </w:r>
-      <w:proofErr w:type="spellEnd"/>
-      <w:r>
-        <w:rPr>
-          <w:rFonts w:asciiTheme="majorBidi" w:hAnsiTheme="majorBidi" w:cstheme="majorBidi"/>
-          <w:sz w:val="28"/>
-          <w:szCs w:val="28"/>
-        </w:rPr>
-        <w:t xml:space="preserve"> container fails, the Pod will not proceed to start the NGINX container until the </w:t>
-      </w:r>
-      <w:proofErr w:type="spellStart"/>
-      <w:r>
-        <w:rPr>
-          <w:rFonts w:asciiTheme="majorBidi" w:hAnsiTheme="majorBidi" w:cstheme="majorBidi"/>
-          <w:sz w:val="28"/>
-          <w:szCs w:val="28"/>
-        </w:rPr>
-        <w:t>init</w:t>
-      </w:r>
-      <w:proofErr w:type="spellEnd"/>
-      <w:r>
-        <w:rPr>
-          <w:rFonts w:asciiTheme="majorBidi" w:hAnsiTheme="majorBidi" w:cstheme="majorBidi"/>
-          <w:sz w:val="28"/>
-          <w:szCs w:val="28"/>
-        </w:rPr>
-        <w:t xml:space="preserve"> container succeeds.</w:t>
-      </w:r>
-    </w:p>
-    <w:p>
-      <w:pPr>
-        <w:spacing w:after="60"/>
-        <w:jc w:val="both"/>
-        <w:rPr>
-          <w:rFonts w:asciiTheme="majorBidi" w:hAnsiTheme="majorBidi" w:cstheme="majorBidi"/>
-          <w:b/>
-          <w:bCs/>
-          <w:sz w:val="28"/>
-          <w:szCs w:val="28"/>
-        </w:rPr>
-      </w:pPr>
-      <w:r>
-        <w:rPr>
-          <w:rFonts w:asciiTheme="majorBidi" w:hAnsiTheme="majorBidi" w:cstheme="majorBidi"/>
-          <w:b/>
-          <w:bCs/>
-          <w:sz w:val="28"/>
-          <w:szCs w:val="28"/>
-        </w:rPr>
-        <w:t>Key Notes</w:t>
-      </w:r>
-      <w:r>
-        <w:rPr>
-          <w:rFonts w:asciiTheme="majorBidi" w:hAnsiTheme="majorBidi" w:cstheme="majorBidi"/>
-          <w:b/>
-          <w:bCs/>
-          <w:sz w:val="28"/>
-          <w:szCs w:val="28"/>
-        </w:rPr>
-        <w:t>:</w:t>
-      </w:r>
-    </w:p>
-    <w:p>
-      <w:pPr>
-        <w:pStyle w:val="ListParagraph"/>
-        <w:numPr>
-          <w:ilvl w:val="0"/>
-          <w:numId w:val="25"/>
-        </w:numPr>
-        <w:ind w:left="360"/>
-        <w:jc w:val="both"/>
-        <w:rPr>
-          <w:rFonts w:asciiTheme="majorBidi" w:hAnsiTheme="majorBidi" w:cstheme="majorBidi"/>
-          <w:sz w:val="28"/>
-          <w:szCs w:val="28"/>
-        </w:rPr>
-      </w:pPr>
-      <w:r>
-        <w:rPr>
-          <w:rFonts w:asciiTheme="majorBidi" w:hAnsiTheme="majorBidi" w:cstheme="majorBidi"/>
-          <w:sz w:val="28"/>
-          <w:szCs w:val="28"/>
-        </w:rPr>
-        <w:t>Init containers have their own images and isolated environments</w:t>
-      </w:r>
-      <w:r>
-        <w:rPr>
-          <w:rFonts w:asciiTheme="majorBidi" w:hAnsiTheme="majorBidi" w:cstheme="majorBidi"/>
-          <w:sz w:val="28"/>
-          <w:szCs w:val="28"/>
-        </w:rPr>
-        <w:t>.</w:t>
-      </w:r>
-      <w:r>
-        <w:rPr>
-          <w:rFonts w:asciiTheme="majorBidi" w:hAnsiTheme="majorBidi" w:cstheme="majorBidi"/>
-          <w:sz w:val="28"/>
-          <w:szCs w:val="28"/>
-        </w:rPr>
-        <w:t xml:space="preserve"> ideal for security and modularity.</w:t>
-      </w:r>
-    </w:p>
-    <w:p>
-      <w:pPr>
-        <w:pStyle w:val="ListParagraph"/>
-        <w:numPr>
-          <w:ilvl w:val="0"/>
-          <w:numId w:val="25"/>
-        </w:numPr>
-        <w:ind w:left="360"/>
-        <w:jc w:val="both"/>
-        <w:rPr>
-          <w:rFonts w:asciiTheme="majorBidi" w:hAnsiTheme="majorBidi" w:cstheme="majorBidi"/>
-          <w:sz w:val="28"/>
-          <w:szCs w:val="28"/>
-        </w:rPr>
-      </w:pPr>
-      <w:r>
-        <w:rPr>
-          <w:rFonts w:asciiTheme="majorBidi" w:hAnsiTheme="majorBidi" w:cstheme="majorBidi"/>
-          <w:sz w:val="28"/>
-          <w:szCs w:val="28"/>
-        </w:rPr>
-        <w:t>They can access the same volumes as main containers, allowing them to prepare files or configurations before the main app reads them.</w:t>
-      </w:r>
-    </w:p>
-    <w:p>
-      <w:pPr>
-        <w:pStyle w:val="ListParagraph"/>
-        <w:numPr>
-          <w:ilvl w:val="0"/>
-          <w:numId w:val="25"/>
-        </w:numPr>
-        <w:spacing w:after="0"/>
-        <w:ind w:left="360"/>
-        <w:jc w:val="both"/>
-        <w:rPr>
-          <w:rFonts w:asciiTheme="majorBidi" w:hAnsiTheme="majorBidi" w:cstheme="majorBidi"/>
-          <w:sz w:val="28"/>
-          <w:szCs w:val="28"/>
-        </w:rPr>
-      </w:pPr>
-      <w:r>
-        <w:rPr>
-          <w:rFonts w:asciiTheme="majorBidi" w:hAnsiTheme="majorBidi" w:cstheme="majorBidi"/>
-          <w:sz w:val="28"/>
-          <w:szCs w:val="28"/>
-        </w:rPr>
-        <w:t xml:space="preserve">You can check an </w:t>
-      </w:r>
-      <w:proofErr w:type="spellStart"/>
-      <w:r>
-        <w:rPr>
-          <w:rFonts w:asciiTheme="majorBidi" w:hAnsiTheme="majorBidi" w:cstheme="majorBidi"/>
-          <w:sz w:val="28"/>
-          <w:szCs w:val="28"/>
-        </w:rPr>
-        <w:t>init</w:t>
-      </w:r>
-      <w:proofErr w:type="spellEnd"/>
-      <w:r>
-        <w:rPr>
-          <w:rFonts w:asciiTheme="majorBidi" w:hAnsiTheme="majorBidi" w:cstheme="majorBidi"/>
-          <w:sz w:val="28"/>
-          <w:szCs w:val="28"/>
-        </w:rPr>
-        <w:t xml:space="preserve"> container’s status with:</w:t>
-      </w:r>
-    </w:p>
-    <w:p>
-      <w:pPr>
-        <w:spacing w:after="120"/>
-        <w:ind w:left="360"/>
-        <w:jc w:val="both"/>
-        <w:rPr>
-          <w:rFonts w:asciiTheme="majorBidi" w:hAnsiTheme="majorBidi" w:cstheme="majorBidi"/>
-          <w:sz w:val="28"/>
-          <w:szCs w:val="28"/>
-        </w:rPr>
-      </w:pPr>
-      <w:proofErr w:type="spellStart"/>
-      <w:r>
-        <w:rPr>
-          <w:rFonts w:asciiTheme="majorBidi" w:hAnsiTheme="majorBidi" w:cstheme="majorBidi"/>
-          <w:b/>
-          <w:bCs/>
-          <w:i/>
-          <w:iCs/>
-          <w:sz w:val="28"/>
-          <w:szCs w:val="28"/>
-        </w:rPr>
-        <w:t>kubectl</w:t>
-      </w:r>
-      <w:proofErr w:type="spellEnd"/>
-      <w:r>
-        <w:rPr>
-          <w:rFonts w:asciiTheme="majorBidi" w:hAnsiTheme="majorBidi" w:cstheme="majorBidi"/>
-          <w:b/>
-          <w:bCs/>
-          <w:i/>
-          <w:iCs/>
-          <w:sz w:val="28"/>
-          <w:szCs w:val="28"/>
-        </w:rPr>
-        <w:t xml:space="preserve"> describe pod &lt;pod-name&gt;</w:t>
-      </w:r>
-      <w:r>
-        <w:rPr>
-          <w:rFonts w:asciiTheme="majorBidi" w:hAnsiTheme="majorBidi" w:cstheme="majorBidi"/>
-          <w:sz w:val="28"/>
-          <w:szCs w:val="28"/>
-        </w:rPr>
-        <w:t xml:space="preserve"> </w:t>
-      </w:r>
-      <w:r>
-        <w:rPr>
-          <w:rFonts w:asciiTheme="majorBidi" w:hAnsiTheme="majorBidi" w:cstheme="majorBidi"/>
-          <w:sz w:val="28"/>
-          <w:szCs w:val="28"/>
-        </w:rPr>
-        <w:t xml:space="preserve">→ </w:t>
-      </w:r>
-      <w:r>
-        <w:rPr>
-          <w:rFonts w:asciiTheme="majorBidi" w:hAnsiTheme="majorBidi" w:cstheme="majorBidi"/>
-          <w:sz w:val="28"/>
-          <w:szCs w:val="28"/>
-        </w:rPr>
-        <w:t xml:space="preserve">check </w:t>
-      </w:r>
-      <w:r>
-        <w:rPr>
-          <w:rFonts w:asciiTheme="majorBidi" w:hAnsiTheme="majorBidi" w:cstheme="majorBidi"/>
-          <w:sz w:val="28"/>
-          <w:szCs w:val="28"/>
-        </w:rPr>
-        <w:t>under “Init Containers”.</w:t>
-      </w:r>
-    </w:p>
-    <w:p>
-      <w:pPr>
-        <w:spacing w:after="60"/>
-        <w:jc w:val="both"/>
-        <w:rPr>
-          <w:rFonts w:asciiTheme="majorBidi" w:hAnsiTheme="majorBidi" w:cstheme="majorBidi"/>
-          <w:b/>
-          <w:bCs/>
-          <w:sz w:val="36"/>
-          <w:szCs w:val="36"/>
-        </w:rPr>
-      </w:pPr>
-      <w:r>
-        <w:rPr>
-          <w:rFonts w:asciiTheme="majorBidi" w:hAnsiTheme="majorBidi" w:cstheme="majorBidi"/>
-          <w:b/>
-          <w:bCs/>
-          <w:sz w:val="36"/>
-          <w:szCs w:val="36"/>
-        </w:rPr>
-        <w:t>Pod Lifecycle</w:t>
-      </w:r>
-      <w:r>
-        <w:rPr>
-          <w:rFonts w:asciiTheme="majorBidi" w:hAnsiTheme="majorBidi" w:cstheme="majorBidi"/>
-          <w:b/>
-          <w:bCs/>
-          <w:sz w:val="36"/>
-          <w:szCs w:val="36"/>
-        </w:rPr>
-        <w:t>:</w:t>
-      </w:r>
-    </w:p>
-    <w:p>
-      <w:pPr>
-        <w:spacing w:after="60"/>
-        <w:jc w:val="both"/>
-        <w:rPr>
-          <w:rFonts w:asciiTheme="majorBidi" w:hAnsiTheme="majorBidi" w:cstheme="majorBidi"/>
-          <w:sz w:val="28"/>
-          <w:szCs w:val="28"/>
-        </w:rPr>
-      </w:pPr>
-      <w:r>
-        <w:rPr>
-          <w:rFonts w:asciiTheme="majorBidi" w:hAnsiTheme="majorBidi" w:cstheme="majorBidi"/>
-          <w:sz w:val="28"/>
-          <w:szCs w:val="28"/>
-        </w:rPr>
-        <w:t xml:space="preserve">The Pod lifecycle describes the sequence of states a Pod goes through from the moment it is created until it is terminated. The lifecycle of a Pod is managed by Kubernetes components such as the </w:t>
-      </w:r>
-      <w:proofErr w:type="spellStart"/>
-      <w:r>
-        <w:rPr>
-          <w:rFonts w:asciiTheme="majorBidi" w:hAnsiTheme="majorBidi" w:cstheme="majorBidi"/>
-          <w:sz w:val="28"/>
-          <w:szCs w:val="28"/>
-        </w:rPr>
-        <w:t>kube-apiserver</w:t>
-      </w:r>
-      <w:proofErr w:type="spellEnd"/>
-      <w:r>
-        <w:rPr>
-          <w:rFonts w:asciiTheme="majorBidi" w:hAnsiTheme="majorBidi" w:cstheme="majorBidi"/>
-          <w:sz w:val="28"/>
-          <w:szCs w:val="28"/>
-        </w:rPr>
-        <w:t xml:space="preserve">, scheduler, </w:t>
-      </w:r>
-      <w:proofErr w:type="spellStart"/>
-      <w:r>
-        <w:rPr>
-          <w:rFonts w:asciiTheme="majorBidi" w:hAnsiTheme="majorBidi" w:cstheme="majorBidi"/>
-          <w:sz w:val="28"/>
-          <w:szCs w:val="28"/>
-        </w:rPr>
-        <w:t>kubelet</w:t>
-      </w:r>
-      <w:proofErr w:type="spellEnd"/>
-      <w:r>
-        <w:rPr>
-          <w:rFonts w:asciiTheme="majorBidi" w:hAnsiTheme="majorBidi" w:cstheme="majorBidi"/>
-          <w:sz w:val="28"/>
-          <w:szCs w:val="28"/>
-        </w:rPr>
-        <w:t>, and controllers.</w:t>
-      </w:r>
-    </w:p>
-    <w:p>
-      <w:pPr>
-        <w:spacing w:after="100"/>
-        <w:jc w:val="both"/>
-        <w:rPr>
-          <w:rFonts w:asciiTheme="majorBidi" w:hAnsiTheme="majorBidi" w:cstheme="majorBidi"/>
-          <w:sz w:val="28"/>
-          <w:szCs w:val="28"/>
-        </w:rPr>
-      </w:pPr>
-      <w:r>
-        <w:rPr>
-          <w:rFonts w:asciiTheme="majorBidi" w:hAnsiTheme="majorBidi" w:cstheme="majorBidi"/>
-          <w:sz w:val="28"/>
-          <w:szCs w:val="28"/>
-        </w:rPr>
-        <w:t xml:space="preserve">When a Pod is created, its specification is submitted to the </w:t>
-      </w:r>
-      <w:proofErr w:type="spellStart"/>
-      <w:r>
-        <w:rPr>
-          <w:rFonts w:asciiTheme="majorBidi" w:hAnsiTheme="majorBidi" w:cstheme="majorBidi"/>
-          <w:sz w:val="28"/>
-          <w:szCs w:val="28"/>
-        </w:rPr>
-        <w:t>kube‑apiserver</w:t>
-      </w:r>
-      <w:proofErr w:type="spellEnd"/>
-      <w:r>
-        <w:rPr>
-          <w:rFonts w:asciiTheme="majorBidi" w:hAnsiTheme="majorBidi" w:cstheme="majorBidi"/>
-          <w:sz w:val="28"/>
-          <w:szCs w:val="28"/>
-        </w:rPr>
-        <w:t xml:space="preserve">, which stores the desired state of the Pod in </w:t>
-      </w:r>
-      <w:proofErr w:type="spellStart"/>
-      <w:r>
-        <w:rPr>
-          <w:rFonts w:asciiTheme="majorBidi" w:hAnsiTheme="majorBidi" w:cstheme="majorBidi"/>
-          <w:sz w:val="28"/>
-          <w:szCs w:val="28"/>
-        </w:rPr>
-        <w:t>etcd</w:t>
-      </w:r>
-      <w:proofErr w:type="spellEnd"/>
-      <w:r>
-        <w:rPr>
-          <w:rFonts w:asciiTheme="majorBidi" w:hAnsiTheme="majorBidi" w:cstheme="majorBidi"/>
-          <w:sz w:val="28"/>
-          <w:szCs w:val="28"/>
-        </w:rPr>
-        <w:t xml:space="preserve">. The scheduler then selects an appropriate node for the Pod based on available resources and scheduling policies. After a node is selected, the </w:t>
-      </w:r>
-      <w:proofErr w:type="spellStart"/>
-      <w:r>
-        <w:rPr>
-          <w:rFonts w:asciiTheme="majorBidi" w:hAnsiTheme="majorBidi" w:cstheme="majorBidi"/>
-          <w:sz w:val="28"/>
-          <w:szCs w:val="28"/>
-        </w:rPr>
-        <w:t>kubelet</w:t>
-      </w:r>
-      <w:proofErr w:type="spellEnd"/>
-      <w:r>
-        <w:rPr>
-          <w:rFonts w:asciiTheme="majorBidi" w:hAnsiTheme="majorBidi" w:cstheme="majorBidi"/>
-          <w:sz w:val="28"/>
-          <w:szCs w:val="28"/>
-        </w:rPr>
-        <w:t xml:space="preserve"> on that node receives the Pod specification and is responsible for creating and managing the containers defined in the Pod.</w:t>
-      </w:r>
-      <w:r>
-        <w:rPr>
-          <w:rFonts w:asciiTheme="majorBidi" w:hAnsiTheme="majorBidi" w:cstheme="majorBidi"/>
-          <w:sz w:val="28"/>
-          <w:szCs w:val="28"/>
-        </w:rPr>
-        <w:t xml:space="preserve"> </w:t>
-      </w:r>
-      <w:r>
-        <w:rPr>
-          <w:rFonts w:asciiTheme="majorBidi" w:hAnsiTheme="majorBidi" w:cstheme="majorBidi"/>
-          <w:sz w:val="28"/>
-          <w:szCs w:val="28"/>
-        </w:rPr>
-        <w:t xml:space="preserve">A Pod remains bound to a node once scheduled and normally runs until it is deleted or terminated. If a node fails, the Pod itself is not automatically moved; instead, controllers such as Deployments or </w:t>
-      </w:r>
-      <w:proofErr w:type="spellStart"/>
-      <w:r>
-        <w:rPr>
-          <w:rFonts w:asciiTheme="majorBidi" w:hAnsiTheme="majorBidi" w:cstheme="majorBidi"/>
-          <w:sz w:val="28"/>
-          <w:szCs w:val="28"/>
-        </w:rPr>
-        <w:t>ReplicaSets</w:t>
-      </w:r>
-      <w:proofErr w:type="spellEnd"/>
-      <w:r>
-        <w:rPr>
-          <w:rFonts w:asciiTheme="majorBidi" w:hAnsiTheme="majorBidi" w:cstheme="majorBidi"/>
-          <w:sz w:val="28"/>
-          <w:szCs w:val="28"/>
-        </w:rPr>
-        <w:t xml:space="preserve"> create replacement Pods.</w:t>
-      </w:r>
-    </w:p>
-    <w:p>
-      <w:pPr>
-        <w:spacing w:after="60"/>
-        <w:jc w:val="both"/>
-        <w:rPr>
-          <w:rFonts w:asciiTheme="majorBidi" w:hAnsiTheme="majorBidi" w:cstheme="majorBidi"/>
-          <w:b/>
-          <w:bCs/>
-          <w:sz w:val="32"/>
-          <w:szCs w:val="32"/>
-        </w:rPr>
-      </w:pPr>
-      <w:r>
-        <w:rPr>
-          <w:rFonts w:asciiTheme="majorBidi" w:hAnsiTheme="majorBidi" w:cstheme="majorBidi"/>
-          <w:b/>
-          <w:bCs/>
-          <w:sz w:val="32"/>
-          <w:szCs w:val="32"/>
-        </w:rPr>
-        <w:t>Pod Phases</w:t>
-      </w:r>
-      <w:r>
-        <w:rPr>
-          <w:rFonts w:asciiTheme="majorBidi" w:hAnsiTheme="majorBidi" w:cstheme="majorBidi"/>
-          <w:b/>
-          <w:bCs/>
-          <w:sz w:val="32"/>
-          <w:szCs w:val="32"/>
-        </w:rPr>
-        <w:t>:</w:t>
-      </w:r>
-    </w:p>
-    <w:p>
-      <w:pPr>
-        <w:spacing w:after="80"/>
-        <w:jc w:val="both"/>
-        <w:rPr>
-          <w:rFonts w:asciiTheme="majorBidi" w:hAnsiTheme="majorBidi" w:cstheme="majorBidi"/>
-          <w:sz w:val="28"/>
-          <w:szCs w:val="28"/>
-        </w:rPr>
-      </w:pPr>
-      <w:r>
-        <w:rPr>
-          <w:rFonts w:asciiTheme="majorBidi" w:hAnsiTheme="majorBidi" w:cstheme="majorBidi"/>
-          <w:sz w:val="28"/>
-          <w:szCs w:val="28"/>
-        </w:rPr>
-        <w:lastRenderedPageBreak/>
-        <w:t>Kubernetes tracks the high-level state of a Pod through a field called Pod Phase, which represents the current stage in the Pod’s lifecycle.</w:t>
-      </w:r>
-    </w:p>
-    <w:p>
-      <w:pPr>
-        <w:pStyle w:val="ListParagraph"/>
-        <w:numPr>
-          <w:ilvl w:val="0"/>
-          <w:numId w:val="27"/>
-        </w:numPr>
-        <w:spacing w:after="0"/>
-        <w:ind w:left="360"/>
-        <w:jc w:val="both"/>
-        <w:rPr>
-          <w:rFonts w:asciiTheme="majorBidi" w:hAnsiTheme="majorBidi" w:cstheme="majorBidi"/>
-          <w:b/>
-          <w:bCs/>
-          <w:sz w:val="28"/>
-          <w:szCs w:val="28"/>
-        </w:rPr>
-      </w:pPr>
-      <w:r>
-        <w:rPr>
-          <w:rFonts w:asciiTheme="majorBidi" w:hAnsiTheme="majorBidi" w:cstheme="majorBidi"/>
-          <w:b/>
-          <w:bCs/>
-          <w:sz w:val="28"/>
-          <w:szCs w:val="28"/>
-        </w:rPr>
-        <w:t>Pending</w:t>
-      </w:r>
-    </w:p>
-    <w:p>
-      <w:pPr>
-        <w:spacing w:after="100"/>
-        <w:ind w:left="360"/>
-        <w:jc w:val="both"/>
-        <w:rPr>
-          <w:rFonts w:asciiTheme="majorBidi" w:hAnsiTheme="majorBidi" w:cstheme="majorBidi"/>
-          <w:sz w:val="28"/>
-          <w:szCs w:val="28"/>
-        </w:rPr>
-      </w:pPr>
-      <w:r>
-        <w:rPr>
-          <w:rFonts w:asciiTheme="majorBidi" w:hAnsiTheme="majorBidi" w:cstheme="majorBidi"/>
-          <w:sz w:val="28"/>
-          <w:szCs w:val="28"/>
-        </w:rPr>
-        <w:t xml:space="preserve">The Pod has been accepted by the Kubernetes system but one or more containers have not yet been created. This phase typically includes scheduling and image downloading. During this phase, the scheduler selects a node and the </w:t>
-      </w:r>
-      <w:proofErr w:type="spellStart"/>
-      <w:r>
-        <w:rPr>
-          <w:rFonts w:asciiTheme="majorBidi" w:hAnsiTheme="majorBidi" w:cstheme="majorBidi"/>
-          <w:sz w:val="28"/>
-          <w:szCs w:val="28"/>
-        </w:rPr>
-        <w:t>kubelet</w:t>
-      </w:r>
-      <w:proofErr w:type="spellEnd"/>
-      <w:r>
-        <w:rPr>
-          <w:rFonts w:asciiTheme="majorBidi" w:hAnsiTheme="majorBidi" w:cstheme="majorBidi"/>
-          <w:sz w:val="28"/>
-          <w:szCs w:val="28"/>
-        </w:rPr>
-        <w:t xml:space="preserve"> prepares to start the containers.</w:t>
-      </w:r>
-    </w:p>
-    <w:p>
-      <w:pPr>
-        <w:pStyle w:val="ListParagraph"/>
-        <w:numPr>
-          <w:ilvl w:val="0"/>
-          <w:numId w:val="27"/>
-        </w:numPr>
-        <w:spacing w:after="0"/>
-        <w:ind w:left="360"/>
-        <w:jc w:val="both"/>
-        <w:rPr>
-          <w:rFonts w:asciiTheme="majorBidi" w:hAnsiTheme="majorBidi" w:cstheme="majorBidi"/>
-          <w:b/>
-          <w:bCs/>
-          <w:sz w:val="28"/>
-          <w:szCs w:val="28"/>
-        </w:rPr>
-      </w:pPr>
-      <w:r>
-        <w:rPr>
-          <w:rFonts w:asciiTheme="majorBidi" w:hAnsiTheme="majorBidi" w:cstheme="majorBidi"/>
-          <w:b/>
-          <w:bCs/>
-          <w:sz w:val="28"/>
-          <w:szCs w:val="28"/>
-        </w:rPr>
-        <w:t>Running</w:t>
-      </w:r>
-    </w:p>
-    <w:p>
-      <w:pPr>
-        <w:spacing w:after="100"/>
-        <w:ind w:left="360"/>
-        <w:jc w:val="both"/>
-        <w:rPr>
-          <w:rFonts w:asciiTheme="majorBidi" w:hAnsiTheme="majorBidi" w:cstheme="majorBidi"/>
-          <w:sz w:val="28"/>
-          <w:szCs w:val="28"/>
-        </w:rPr>
-      </w:pPr>
-      <w:r>
-        <w:rPr>
-          <w:rFonts w:asciiTheme="majorBidi" w:hAnsiTheme="majorBidi" w:cstheme="majorBidi"/>
-          <w:sz w:val="28"/>
-          <w:szCs w:val="28"/>
-        </w:rPr>
-        <w:t>The Pod has been successfully scheduled to a node, and all containers have been created. At least one container is running or in the process of starting or restarting.</w:t>
-      </w:r>
-    </w:p>
-    <w:p>
-      <w:pPr>
-        <w:pStyle w:val="ListParagraph"/>
-        <w:numPr>
-          <w:ilvl w:val="0"/>
-          <w:numId w:val="27"/>
-        </w:numPr>
-        <w:spacing w:after="0"/>
-        <w:ind w:left="360"/>
-        <w:jc w:val="both"/>
-        <w:rPr>
-          <w:rFonts w:asciiTheme="majorBidi" w:hAnsiTheme="majorBidi" w:cstheme="majorBidi"/>
-          <w:b/>
-          <w:bCs/>
-          <w:sz w:val="28"/>
-          <w:szCs w:val="28"/>
-        </w:rPr>
-      </w:pPr>
-      <w:r>
-        <w:rPr>
-          <w:rFonts w:asciiTheme="majorBidi" w:hAnsiTheme="majorBidi" w:cstheme="majorBidi"/>
-          <w:b/>
-          <w:bCs/>
-          <w:sz w:val="28"/>
-          <w:szCs w:val="28"/>
-        </w:rPr>
-        <w:t>Succeeded</w:t>
-      </w:r>
-    </w:p>
-    <w:p>
-      <w:pPr>
-        <w:spacing w:after="100"/>
-        <w:ind w:left="360"/>
-        <w:jc w:val="both"/>
-        <w:rPr>
-          <w:rFonts w:asciiTheme="majorBidi" w:hAnsiTheme="majorBidi" w:cstheme="majorBidi"/>
-          <w:sz w:val="28"/>
-          <w:szCs w:val="28"/>
-        </w:rPr>
-      </w:pPr>
-      <w:r>
-        <w:rPr>
-          <w:rFonts w:asciiTheme="majorBidi" w:hAnsiTheme="majorBidi" w:cstheme="majorBidi"/>
-          <w:sz w:val="28"/>
-          <w:szCs w:val="28"/>
-        </w:rPr>
-        <w:t>All containers in the Pod have terminated successfully and will not restart. This state is common for batch jobs or short-lived tasks.</w:t>
-      </w:r>
-    </w:p>
-    <w:p>
-      <w:pPr>
-        <w:pStyle w:val="ListParagraph"/>
-        <w:numPr>
-          <w:ilvl w:val="0"/>
-          <w:numId w:val="27"/>
-        </w:numPr>
-        <w:spacing w:after="0"/>
-        <w:ind w:left="360"/>
-        <w:jc w:val="both"/>
-        <w:rPr>
-          <w:rFonts w:asciiTheme="majorBidi" w:hAnsiTheme="majorBidi" w:cstheme="majorBidi"/>
-          <w:b/>
-          <w:bCs/>
-          <w:sz w:val="28"/>
-          <w:szCs w:val="28"/>
-        </w:rPr>
-      </w:pPr>
-      <w:r>
-        <w:rPr>
-          <w:rFonts w:asciiTheme="majorBidi" w:hAnsiTheme="majorBidi" w:cstheme="majorBidi"/>
-          <w:b/>
-          <w:bCs/>
-          <w:sz w:val="28"/>
-          <w:szCs w:val="28"/>
-        </w:rPr>
-        <w:t>Failed</w:t>
-      </w:r>
-    </w:p>
-    <w:p>
-      <w:pPr>
-        <w:spacing w:after="100"/>
-        <w:ind w:left="360"/>
-        <w:jc w:val="both"/>
-        <w:rPr>
-          <w:rFonts w:asciiTheme="majorBidi" w:hAnsiTheme="majorBidi" w:cstheme="majorBidi"/>
-          <w:sz w:val="28"/>
-          <w:szCs w:val="28"/>
-        </w:rPr>
-      </w:pPr>
-      <w:r>
-        <w:rPr>
-          <w:rFonts w:asciiTheme="majorBidi" w:hAnsiTheme="majorBidi" w:cstheme="majorBidi"/>
-          <w:sz w:val="28"/>
-          <w:szCs w:val="28"/>
-        </w:rPr>
-        <w:t>All containers in the Pod have terminated, and at least one container terminated with a failure.</w:t>
-      </w:r>
-    </w:p>
-    <w:p>
-      <w:pPr>
-        <w:pStyle w:val="ListParagraph"/>
-        <w:numPr>
-          <w:ilvl w:val="0"/>
-          <w:numId w:val="27"/>
-        </w:numPr>
-        <w:spacing w:after="0"/>
-        <w:ind w:left="360"/>
-        <w:jc w:val="both"/>
-        <w:rPr>
-          <w:rFonts w:asciiTheme="majorBidi" w:hAnsiTheme="majorBidi" w:cstheme="majorBidi"/>
-          <w:b/>
-          <w:bCs/>
-          <w:sz w:val="28"/>
-          <w:szCs w:val="28"/>
-        </w:rPr>
-      </w:pPr>
-      <w:r>
-        <w:rPr>
-          <w:rFonts w:asciiTheme="majorBidi" w:hAnsiTheme="majorBidi" w:cstheme="majorBidi"/>
-          <w:b/>
-          <w:bCs/>
-          <w:sz w:val="28"/>
-          <w:szCs w:val="28"/>
-        </w:rPr>
-        <w:t>Unknown</w:t>
-      </w:r>
-    </w:p>
-    <w:p>
-      <w:pPr>
-        <w:spacing w:after="120"/>
-        <w:ind w:left="360"/>
-        <w:jc w:val="both"/>
-        <w:rPr>
-          <w:rFonts w:asciiTheme="majorBidi" w:hAnsiTheme="majorBidi" w:cstheme="majorBidi"/>
-          <w:sz w:val="28"/>
-          <w:szCs w:val="28"/>
-        </w:rPr>
-      </w:pPr>
-      <w:r>
-        <w:rPr>
-          <w:rFonts w:asciiTheme="majorBidi" w:hAnsiTheme="majorBidi" w:cstheme="majorBidi"/>
-          <w:sz w:val="28"/>
-          <w:szCs w:val="28"/>
-        </w:rPr>
-        <w:t>The state of the Pod cannot be determined, typically due to communication problems between the control plane and the node.</w:t>
-      </w:r>
-    </w:p>
-    <w:p>
-      <w:pPr>
-        <w:jc w:val="both"/>
-        <w:rPr>
-          <w:rFonts w:asciiTheme="majorBidi" w:hAnsiTheme="majorBidi" w:cstheme="majorBidi"/>
-          <w:sz w:val="2"/>
-          <w:szCs w:val="2"/>
-        </w:rPr>
-      </w:pPr>
-      <w:r>
-        <w:rPr>
-          <w:rFonts w:asciiTheme="majorBidi" w:hAnsiTheme="majorBidi" w:cstheme="majorBidi"/>
-          <w:noProof/>
-          <w:sz w:val="28"/>
-          <w:szCs w:val="28"/>
-        </w:rPr>
-        <w:drawing>
-          <wp:anchor distT="0" distB="0" distL="114300" distR="114300" simplePos="0" relativeHeight="251671552" behindDoc="1" locked="0" layoutInCell="1" allowOverlap="1" wp14:anchorId="4033D3BA" wp14:editId="11353610">
-            <wp:simplePos x="0" y="0"/>
-            <wp:positionH relativeFrom="margin">
-              <wp:align>right</wp:align>
-            </wp:positionH>
-            <wp:positionV relativeFrom="paragraph">
-              <wp:posOffset>0</wp:posOffset>
-            </wp:positionV>
-            <wp:extent cx="6858000" cy="2057400"/>
-            <wp:effectExtent l="0" t="0" r="0" b="0"/>
-            <wp:wrapTight wrapText="bothSides">
-              <wp:wrapPolygon edited="0">
-                <wp:start x="0" y="0"/>
-                <wp:lineTo x="0" y="21400"/>
-                <wp:lineTo x="21540" y="21400"/>
-                <wp:lineTo x="21540" y="0"/>
-                <wp:lineTo x="0" y="0"/>
-              </wp:wrapPolygon>
-            </wp:wrapTight>
-            <wp:docPr id="1684743270" name="Picture 12"/>
-            <wp:cNvGraphicFramePr>
-              <a:graphicFrameLocks xmlns:a="http://schemas.openxmlformats.org/drawingml/2006/main" noChangeAspect="1"/>
-            </wp:cNvGraphicFramePr>
-            <a:graphic xmlns:a="http://schemas.openxmlformats.org/drawingml/2006/main">
-              <a:graphicData uri="http://schemas.openxmlformats.org/drawingml/2006/picture">
-                <pic:pic xmlns:pic="http://schemas.openxmlformats.org/drawingml/2006/picture">
-                  <pic:nvPicPr>
-                    <pic:cNvPr id="1684743270" name="Picture 1684743270"/>
-                    <pic:cNvPicPr/>
-                  </pic:nvPicPr>
-                  <pic:blipFill>
-                    <a:blip r:embed="rId5">
-                      <a:grayscl/>
-                      <a:extLst>
-                        <a:ext uri="{28A0092B-C50C-407E-A947-70E740481C1C}">
-                          <a14:useLocalDpi xmlns:a14="http://schemas.microsoft.com/office/drawing/2010/main" val="0"/>
-                        </a:ext>
-                      </a:extLst>
-                    </a:blip>
-                    <a:stretch>
-                      <a:fillRect/>
-                    </a:stretch>
-                  </pic:blipFill>
-                  <pic:spPr>
-                    <a:xfrm>
-                      <a:off x="0" y="0"/>
-                      <a:ext cx="6858000" cy="2057400"/>
-                    </a:xfrm>
-                    <a:prstGeom prst="rect">
-                      <a:avLst/>
-                    </a:prstGeom>
-                  </pic:spPr>
-                </pic:pic>
-              </a:graphicData>
-            </a:graphic>
-            <wp14:sizeRelH relativeFrom="margin">
-              <wp14:pctWidth>0</wp14:pctWidth>
-            </wp14:sizeRelH>
-          </wp:anchor>
-        </w:drawing>
-      </w:r>
-    </w:p>
-    <w:p>
-      <w:pPr>
-        <w:jc w:val="both"/>
-        <w:rPr>
-          <w:rFonts w:asciiTheme="majorBidi" w:hAnsiTheme="majorBidi" w:cstheme="majorBidi"/>
-          <w:sz w:val="28"/>
-          <w:szCs w:val="28"/>
-        </w:rPr>
-      </w:pPr>
-      <w:r>
-        <w:rPr>
-          <w:rFonts w:asciiTheme="majorBidi" w:hAnsiTheme="majorBidi" w:cstheme="majorBidi"/>
-          <w:sz w:val="28"/>
-          <w:szCs w:val="28"/>
-        </w:rPr>
-        <w:t>It is important to note that Pod phase is not a detailed state machine but rather a simple high-level summary.</w:t>
-      </w:r>
-    </w:p>
-    <w:p>
-      <w:pPr>
-        <w:spacing w:after="80"/>
-        <w:jc w:val="both"/>
-        <w:rPr>
-          <w:rFonts w:asciiTheme="majorBidi" w:hAnsiTheme="majorBidi" w:cstheme="majorBidi"/>
-          <w:b/>
-          <w:bCs/>
-          <w:sz w:val="32"/>
-          <w:szCs w:val="32"/>
-        </w:rPr>
-      </w:pPr>
-      <w:r>
-        <w:rPr>
-          <w:rFonts w:asciiTheme="majorBidi" w:hAnsiTheme="majorBidi" w:cstheme="majorBidi"/>
-          <w:b/>
-          <w:bCs/>
-          <w:sz w:val="32"/>
-          <w:szCs w:val="32"/>
-        </w:rPr>
-        <w:t>Container States within a Pod</w:t>
-      </w:r>
-      <w:r>
-        <w:rPr>
-          <w:rFonts w:asciiTheme="majorBidi" w:hAnsiTheme="majorBidi" w:cstheme="majorBidi"/>
-          <w:b/>
-          <w:bCs/>
-          <w:sz w:val="32"/>
-          <w:szCs w:val="32"/>
-        </w:rPr>
-        <w:t>:</w:t>
-      </w:r>
-    </w:p>
-    <w:p>
-      <w:pPr>
-        <w:spacing w:after="60"/>
-        <w:jc w:val="both"/>
-        <w:rPr>
-          <w:rFonts w:asciiTheme="majorBidi" w:hAnsiTheme="majorBidi" w:cstheme="majorBidi"/>
-          <w:sz w:val="28"/>
-          <w:szCs w:val="28"/>
-        </w:rPr>
-      </w:pPr>
-      <w:r>
-        <w:rPr>
-          <w:rFonts w:asciiTheme="majorBidi" w:hAnsiTheme="majorBidi" w:cstheme="majorBidi"/>
-          <w:sz w:val="28"/>
-          <w:szCs w:val="28"/>
-        </w:rPr>
-        <w:t>Inside a Pod, individual containers have their own container states:</w:t>
-      </w:r>
-    </w:p>
-    <w:p>
-      <w:pPr>
-        <w:pStyle w:val="ListParagraph"/>
-        <w:numPr>
-          <w:ilvl w:val="0"/>
-          <w:numId w:val="27"/>
-        </w:numPr>
-        <w:spacing w:after="0"/>
-        <w:ind w:left="360"/>
-        <w:jc w:val="both"/>
-        <w:rPr>
-          <w:rFonts w:asciiTheme="majorBidi" w:hAnsiTheme="majorBidi" w:cstheme="majorBidi"/>
-          <w:b/>
-          <w:bCs/>
-          <w:sz w:val="28"/>
-          <w:szCs w:val="28"/>
-        </w:rPr>
-      </w:pPr>
-      <w:r>
-        <w:rPr>
-          <w:rFonts w:asciiTheme="majorBidi" w:hAnsiTheme="majorBidi" w:cstheme="majorBidi"/>
-          <w:b/>
-          <w:bCs/>
-          <w:sz w:val="28"/>
-          <w:szCs w:val="28"/>
-        </w:rPr>
-        <w:t>Waiting</w:t>
-      </w:r>
-    </w:p>
-    <w:p>
-      <w:pPr>
-        <w:spacing w:after="120"/>
-        <w:ind w:left="360"/>
-        <w:jc w:val="both"/>
-        <w:rPr>
-          <w:rFonts w:asciiTheme="majorBidi" w:hAnsiTheme="majorBidi" w:cstheme="majorBidi"/>
-          <w:sz w:val="28"/>
-          <w:szCs w:val="28"/>
-        </w:rPr>
-      </w:pPr>
-      <w:r>
-        <w:rPr>
-          <w:rFonts w:asciiTheme="majorBidi" w:hAnsiTheme="majorBidi" w:cstheme="majorBidi"/>
-          <w:sz w:val="28"/>
-          <w:szCs w:val="28"/>
-        </w:rPr>
-        <w:t>The container has not started running yet. This can occur while the container image is being pulled or when dependencies are not yet satisfied.</w:t>
-      </w:r>
-    </w:p>
-    <w:p>
-      <w:pPr>
-        <w:pStyle w:val="ListParagraph"/>
-        <w:numPr>
-          <w:ilvl w:val="0"/>
-          <w:numId w:val="27"/>
-        </w:numPr>
-        <w:spacing w:after="0"/>
-        <w:ind w:left="360"/>
-        <w:jc w:val="both"/>
-        <w:rPr>
-          <w:rFonts w:asciiTheme="majorBidi" w:hAnsiTheme="majorBidi" w:cstheme="majorBidi"/>
-          <w:b/>
-          <w:bCs/>
-          <w:sz w:val="28"/>
-          <w:szCs w:val="28"/>
-        </w:rPr>
-      </w:pPr>
-      <w:r>
-        <w:rPr>
-          <w:rFonts w:asciiTheme="majorBidi" w:hAnsiTheme="majorBidi" w:cstheme="majorBidi"/>
-          <w:b/>
-          <w:bCs/>
-          <w:sz w:val="28"/>
-          <w:szCs w:val="28"/>
-        </w:rPr>
-        <w:t>Running</w:t>
-      </w:r>
-    </w:p>
-    <w:p>
-      <w:pPr>
-        <w:spacing w:after="120"/>
-        <w:ind w:left="360"/>
-        <w:jc w:val="both"/>
-        <w:rPr>
-          <w:rFonts w:asciiTheme="majorBidi" w:hAnsiTheme="majorBidi" w:cstheme="majorBidi"/>
-          <w:sz w:val="28"/>
-          <w:szCs w:val="28"/>
-        </w:rPr>
-      </w:pPr>
-      <w:r>
-        <w:rPr>
-          <w:rFonts w:asciiTheme="majorBidi" w:hAnsiTheme="majorBidi" w:cstheme="majorBidi"/>
-          <w:sz w:val="28"/>
-          <w:szCs w:val="28"/>
-        </w:rPr>
-        <w:t>The container is currently executing.</w:t>
-      </w:r>
-    </w:p>
-    <w:p>
-      <w:pPr>
-        <w:pStyle w:val="ListParagraph"/>
-        <w:numPr>
-          <w:ilvl w:val="0"/>
-          <w:numId w:val="27"/>
-        </w:numPr>
-        <w:spacing w:after="0"/>
-        <w:ind w:left="360"/>
-        <w:jc w:val="both"/>
-        <w:rPr>
-          <w:rFonts w:asciiTheme="majorBidi" w:hAnsiTheme="majorBidi" w:cstheme="majorBidi"/>
-          <w:b/>
-          <w:bCs/>
-          <w:sz w:val="28"/>
-          <w:szCs w:val="28"/>
-        </w:rPr>
-      </w:pPr>
-      <w:r>
-        <w:rPr>
-          <w:rFonts w:asciiTheme="majorBidi" w:hAnsiTheme="majorBidi" w:cstheme="majorBidi"/>
-          <w:b/>
-          <w:bCs/>
-          <w:sz w:val="28"/>
-          <w:szCs w:val="28"/>
-        </w:rPr>
-        <w:lastRenderedPageBreak/>
-        <w:t>Terminated</w:t>
-      </w:r>
-    </w:p>
-    <w:p>
-      <w:pPr>
-        <w:spacing w:after="120"/>
-        <w:ind w:left="360"/>
-        <w:jc w:val="both"/>
-        <w:rPr>
-          <w:rFonts w:asciiTheme="majorBidi" w:hAnsiTheme="majorBidi" w:cstheme="majorBidi"/>
-          <w:sz w:val="28"/>
-          <w:szCs w:val="28"/>
-        </w:rPr>
-      </w:pPr>
-      <w:r>
-        <w:rPr>
-          <w:rFonts w:asciiTheme="majorBidi" w:hAnsiTheme="majorBidi" w:cstheme="majorBidi"/>
-          <w:sz w:val="28"/>
-          <w:szCs w:val="28"/>
-        </w:rPr>
-        <w:t>The container has finished execution, either successfully or with an error.</w:t>
-      </w:r>
-    </w:p>
-    <w:p>
-      <w:pPr>
-        <w:jc w:val="both"/>
-        <w:rPr>
-          <w:rFonts w:asciiTheme="majorBidi" w:hAnsiTheme="majorBidi" w:cstheme="majorBidi"/>
-          <w:sz w:val="28"/>
-          <w:szCs w:val="28"/>
-        </w:rPr>
-      </w:pPr>
-      <w:r>
-        <w:rPr>
-          <w:rFonts w:asciiTheme="majorBidi" w:hAnsiTheme="majorBidi" w:cstheme="majorBidi"/>
-          <w:sz w:val="28"/>
-          <w:szCs w:val="28"/>
-        </w:rPr>
-        <w:t>These container states provide more detailed information than the overall Pod phase.</w:t>
-      </w:r>
-    </w:p>
-    <w:p>
-      <w:pPr>
-        <w:spacing w:after="60"/>
-        <w:jc w:val="both"/>
-        <w:rPr>
-          <w:rFonts w:asciiTheme="majorBidi" w:hAnsiTheme="majorBidi" w:cstheme="majorBidi"/>
-          <w:b/>
-          <w:bCs/>
-          <w:sz w:val="32"/>
-          <w:szCs w:val="32"/>
-        </w:rPr>
-      </w:pPr>
-      <w:r>
-        <w:rPr>
-          <w:rFonts w:asciiTheme="majorBidi" w:hAnsiTheme="majorBidi" w:cstheme="majorBidi"/>
-          <w:b/>
-          <w:bCs/>
-          <w:sz w:val="32"/>
-          <w:szCs w:val="32"/>
-        </w:rPr>
-        <w:t>Pod Conditions</w:t>
-      </w:r>
-      <w:r>
-        <w:rPr>
-          <w:rFonts w:asciiTheme="majorBidi" w:hAnsiTheme="majorBidi" w:cstheme="majorBidi"/>
-          <w:b/>
-          <w:bCs/>
-          <w:sz w:val="32"/>
-          <w:szCs w:val="32"/>
-        </w:rPr>
-        <w:t>:</w:t>
-      </w:r>
-    </w:p>
-    <w:p>
-      <w:pPr>
-        <w:spacing w:after="60"/>
-        <w:jc w:val="both"/>
-        <w:rPr>
-          <w:rFonts w:asciiTheme="majorBidi" w:hAnsiTheme="majorBidi" w:cstheme="majorBidi"/>
-          <w:sz w:val="28"/>
-          <w:szCs w:val="28"/>
-        </w:rPr>
-      </w:pPr>
-      <w:r>
-        <w:rPr>
-          <w:rFonts w:asciiTheme="majorBidi" w:hAnsiTheme="majorBidi" w:cstheme="majorBidi"/>
-          <w:sz w:val="28"/>
-          <w:szCs w:val="28"/>
-        </w:rPr>
-        <w:t>Kubernetes also tracks Pod conditions, which give more granular insight into the Pod’s status. Common conditions include:</w:t>
-      </w:r>
-    </w:p>
-    <w:p>
-      <w:pPr>
-        <w:pStyle w:val="ListParagraph"/>
-        <w:numPr>
-          <w:ilvl w:val="0"/>
-          <w:numId w:val="27"/>
-        </w:numPr>
-        <w:ind w:left="360"/>
-        <w:jc w:val="both"/>
-        <w:rPr>
-          <w:rFonts w:asciiTheme="majorBidi" w:hAnsiTheme="majorBidi" w:cstheme="majorBidi"/>
-          <w:sz w:val="28"/>
-          <w:szCs w:val="28"/>
-        </w:rPr>
-      </w:pPr>
-      <w:proofErr w:type="spellStart"/>
-      <w:r>
-        <w:rPr>
-          <w:rFonts w:asciiTheme="majorBidi" w:hAnsiTheme="majorBidi" w:cstheme="majorBidi"/>
-          <w:b/>
-          <w:bCs/>
-          <w:sz w:val="28"/>
-          <w:szCs w:val="28"/>
-        </w:rPr>
-        <w:t>PodScheduled</w:t>
-      </w:r>
-      <w:proofErr w:type="spellEnd"/>
-      <w:r>
-        <w:rPr>
-          <w:rFonts w:asciiTheme="majorBidi" w:hAnsiTheme="majorBidi" w:cstheme="majorBidi"/>
-          <w:sz w:val="28"/>
-          <w:szCs w:val="28"/>
-        </w:rPr>
-        <w:t xml:space="preserve"> → </w:t>
-      </w:r>
-      <w:r>
-        <w:rPr>
-          <w:rFonts w:asciiTheme="majorBidi" w:hAnsiTheme="majorBidi" w:cstheme="majorBidi"/>
-          <w:sz w:val="28"/>
-          <w:szCs w:val="28"/>
-        </w:rPr>
-        <w:t>Indicates that the Pod has been scheduled to a node.</w:t>
-      </w:r>
-    </w:p>
-    <w:p>
-      <w:pPr>
-        <w:pStyle w:val="ListParagraph"/>
-        <w:numPr>
-          <w:ilvl w:val="0"/>
-          <w:numId w:val="27"/>
-        </w:numPr>
-        <w:ind w:left="360"/>
-        <w:jc w:val="both"/>
-        <w:rPr>
-          <w:rFonts w:asciiTheme="majorBidi" w:hAnsiTheme="majorBidi" w:cstheme="majorBidi"/>
-          <w:sz w:val="28"/>
-          <w:szCs w:val="28"/>
-        </w:rPr>
-      </w:pPr>
-      <w:r>
-        <w:rPr>
-          <w:rFonts w:asciiTheme="majorBidi" w:hAnsiTheme="majorBidi" w:cstheme="majorBidi"/>
-          <w:b/>
-          <w:bCs/>
-          <w:sz w:val="28"/>
-          <w:szCs w:val="28"/>
-        </w:rPr>
-        <w:t>Initialized</w:t>
-      </w:r>
-      <w:r>
-        <w:rPr>
-          <w:rFonts w:asciiTheme="majorBidi" w:hAnsiTheme="majorBidi" w:cstheme="majorBidi"/>
-          <w:sz w:val="28"/>
-          <w:szCs w:val="28"/>
-        </w:rPr>
-        <w:t xml:space="preserve"> → </w:t>
-      </w:r>
-      <w:r>
-        <w:rPr>
-          <w:rFonts w:asciiTheme="majorBidi" w:hAnsiTheme="majorBidi" w:cstheme="majorBidi"/>
-          <w:sz w:val="28"/>
-          <w:szCs w:val="28"/>
-        </w:rPr>
-        <w:t xml:space="preserve">All </w:t>
-      </w:r>
-      <w:proofErr w:type="spellStart"/>
-      <w:r>
-        <w:rPr>
-          <w:rFonts w:asciiTheme="majorBidi" w:hAnsiTheme="majorBidi" w:cstheme="majorBidi"/>
-          <w:sz w:val="28"/>
-          <w:szCs w:val="28"/>
-        </w:rPr>
-        <w:t>init</w:t>
-      </w:r>
-      <w:proofErr w:type="spellEnd"/>
-      <w:r>
-        <w:rPr>
-          <w:rFonts w:asciiTheme="majorBidi" w:hAnsiTheme="majorBidi" w:cstheme="majorBidi"/>
-          <w:sz w:val="28"/>
-          <w:szCs w:val="28"/>
-        </w:rPr>
-        <w:t xml:space="preserve"> containers have completed successfully.</w:t>
-      </w:r>
-    </w:p>
-    <w:p>
-      <w:pPr>
-        <w:pStyle w:val="ListParagraph"/>
-        <w:numPr>
-          <w:ilvl w:val="0"/>
-          <w:numId w:val="27"/>
-        </w:numPr>
-        <w:ind w:left="360"/>
-        <w:jc w:val="both"/>
-        <w:rPr>
-          <w:rFonts w:asciiTheme="majorBidi" w:hAnsiTheme="majorBidi" w:cstheme="majorBidi"/>
-          <w:sz w:val="28"/>
-          <w:szCs w:val="28"/>
-        </w:rPr>
-      </w:pPr>
-      <w:proofErr w:type="spellStart"/>
-      <w:r>
-        <w:rPr>
-          <w:rFonts w:asciiTheme="majorBidi" w:hAnsiTheme="majorBidi" w:cstheme="majorBidi"/>
-          <w:b/>
-          <w:bCs/>
-          <w:sz w:val="28"/>
-          <w:szCs w:val="28"/>
-        </w:rPr>
-        <w:t>ContainersReady</w:t>
-      </w:r>
-      <w:proofErr w:type="spellEnd"/>
-      <w:r>
-        <w:rPr>
-          <w:rFonts w:asciiTheme="majorBidi" w:hAnsiTheme="majorBidi" w:cstheme="majorBidi"/>
-          <w:sz w:val="28"/>
-          <w:szCs w:val="28"/>
-        </w:rPr>
-        <w:t xml:space="preserve"> → </w:t>
-      </w:r>
-      <w:r>
-        <w:rPr>
-          <w:rFonts w:asciiTheme="majorBidi" w:hAnsiTheme="majorBidi" w:cstheme="majorBidi"/>
-          <w:sz w:val="28"/>
-          <w:szCs w:val="28"/>
-        </w:rPr>
-        <w:t>All containers in the Pod are ready.</w:t>
-      </w:r>
-    </w:p>
-    <w:p>
-      <w:pPr>
-        <w:pStyle w:val="ListParagraph"/>
-        <w:numPr>
-          <w:ilvl w:val="0"/>
-          <w:numId w:val="27"/>
-        </w:numPr>
-        <w:spacing w:after="120"/>
-        <w:ind w:left="360"/>
-        <w:jc w:val="both"/>
-        <w:rPr>
-          <w:rFonts w:asciiTheme="majorBidi" w:hAnsiTheme="majorBidi" w:cstheme="majorBidi"/>
-          <w:sz w:val="28"/>
-          <w:szCs w:val="28"/>
-        </w:rPr>
-      </w:pPr>
-      <w:r>
-        <w:rPr>
-          <w:rFonts w:asciiTheme="majorBidi" w:hAnsiTheme="majorBidi" w:cstheme="majorBidi"/>
-          <w:b/>
-          <w:bCs/>
-          <w:sz w:val="28"/>
-          <w:szCs w:val="28"/>
-        </w:rPr>
-        <w:t>Ready</w:t>
-      </w:r>
-      <w:r>
-        <w:rPr>
-          <w:rFonts w:asciiTheme="majorBidi" w:hAnsiTheme="majorBidi" w:cstheme="majorBidi"/>
-          <w:sz w:val="28"/>
-          <w:szCs w:val="28"/>
-        </w:rPr>
-        <w:t xml:space="preserve"> → </w:t>
-      </w:r>
-      <w:r>
-        <w:rPr>
-          <w:rFonts w:asciiTheme="majorBidi" w:hAnsiTheme="majorBidi" w:cstheme="majorBidi"/>
-          <w:sz w:val="28"/>
-          <w:szCs w:val="28"/>
-        </w:rPr>
-        <w:t>The Pod is ready to serve requests and can receive traffic from services.</w:t>
-      </w:r>
-    </w:p>
-    <w:p>
-      <w:pPr>
-        <w:spacing w:after="60"/>
-        <w:jc w:val="both"/>
-        <w:rPr>
-          <w:rFonts w:asciiTheme="majorBidi" w:hAnsiTheme="majorBidi" w:cstheme="majorBidi"/>
-          <w:sz w:val="28"/>
-          <w:szCs w:val="28"/>
-        </w:rPr>
-      </w:pPr>
-      <w:r>
-        <w:rPr>
-          <w:rFonts w:asciiTheme="majorBidi" w:hAnsiTheme="majorBidi" w:cstheme="majorBidi"/>
-          <w:sz w:val="28"/>
-          <w:szCs w:val="28"/>
-        </w:rPr>
-        <w:t>Each condition has one of these values:</w:t>
-      </w:r>
-    </w:p>
-    <w:p>
-      <w:pPr>
-        <w:pStyle w:val="ListParagraph"/>
-        <w:numPr>
-          <w:ilvl w:val="0"/>
-          <w:numId w:val="28"/>
-        </w:numPr>
-        <w:ind w:left="360"/>
-        <w:jc w:val="both"/>
-        <w:rPr>
-          <w:rFonts w:asciiTheme="majorBidi" w:hAnsiTheme="majorBidi" w:cstheme="majorBidi"/>
-          <w:sz w:val="28"/>
-          <w:szCs w:val="28"/>
-        </w:rPr>
-      </w:pPr>
-      <w:r>
-        <w:rPr>
-          <w:rFonts w:asciiTheme="majorBidi" w:hAnsiTheme="majorBidi" w:cstheme="majorBidi"/>
-          <w:sz w:val="28"/>
-          <w:szCs w:val="28"/>
-        </w:rPr>
-        <w:t>True</w:t>
-      </w:r>
-    </w:p>
-    <w:p>
-      <w:pPr>
-        <w:pStyle w:val="ListParagraph"/>
-        <w:numPr>
-          <w:ilvl w:val="0"/>
-          <w:numId w:val="28"/>
-        </w:numPr>
-        <w:ind w:left="360"/>
-        <w:jc w:val="both"/>
-        <w:rPr>
-          <w:rFonts w:asciiTheme="majorBidi" w:hAnsiTheme="majorBidi" w:cstheme="majorBidi"/>
-          <w:sz w:val="28"/>
-          <w:szCs w:val="28"/>
-        </w:rPr>
-      </w:pPr>
-      <w:r>
-        <w:rPr>
-          <w:rFonts w:asciiTheme="majorBidi" w:hAnsiTheme="majorBidi" w:cstheme="majorBidi"/>
-          <w:sz w:val="28"/>
-          <w:szCs w:val="28"/>
-        </w:rPr>
-        <w:t>False</w:t>
-      </w:r>
-    </w:p>
-    <w:p>
-      <w:pPr>
-        <w:pStyle w:val="ListParagraph"/>
-        <w:numPr>
-          <w:ilvl w:val="0"/>
-          <w:numId w:val="28"/>
-        </w:numPr>
-        <w:ind w:left="360"/>
-        <w:jc w:val="both"/>
-        <w:rPr>
-          <w:rFonts w:asciiTheme="majorBidi" w:hAnsiTheme="majorBidi" w:cstheme="majorBidi"/>
-          <w:sz w:val="28"/>
-          <w:szCs w:val="28"/>
-        </w:rPr>
-      </w:pPr>
-      <w:r>
-        <w:rPr>
-          <w:rFonts w:asciiTheme="majorBidi" w:hAnsiTheme="majorBidi" w:cstheme="majorBidi"/>
-          <w:sz w:val="28"/>
-          <w:szCs w:val="28"/>
-        </w:rPr>
-        <w:t>Unknown</w:t>
-      </w:r>
-    </w:p>
-    <w:p>
-      <w:pPr>
-        <w:jc w:val="both"/>
-        <w:rPr>
-          <w:rFonts w:asciiTheme="majorBidi" w:hAnsiTheme="majorBidi" w:cstheme="majorBidi"/>
-          <w:sz w:val="28"/>
-          <w:szCs w:val="28"/>
-        </w:rPr>
-      </w:pPr>
-      <w:r>
-        <w:rPr>
-          <w:rFonts w:asciiTheme="majorBidi" w:hAnsiTheme="majorBidi" w:cstheme="majorBidi"/>
-          <w:sz w:val="28"/>
-          <w:szCs w:val="28"/>
-        </w:rPr>
-        <w:t>These conditions are often used by controllers and load balancers to determine whether a Pod should receive traffic.</w:t>
-      </w:r>
-    </w:p>
-    <w:p>
-      <w:pPr>
-        <w:jc w:val="both"/>
-        <w:rPr>
-          <w:rFonts w:asciiTheme="majorBidi" w:hAnsiTheme="majorBidi" w:cstheme="majorBidi"/>
-          <w:b/>
-          <w:bCs/>
-          <w:sz w:val="36"/>
-          <w:szCs w:val="36"/>
-        </w:rPr>
-      </w:pPr>
-      <w:r>
-        <w:rPr>
-          <w:rFonts w:asciiTheme="majorBidi" w:hAnsiTheme="majorBidi" w:cstheme="majorBidi"/>
-          <w:b/>
-          <w:bCs/>
-          <w:sz w:val="36"/>
-          <w:szCs w:val="36"/>
-        </w:rPr>
-        <w:t>Pod Startup Errors</w:t>
-      </w:r>
-      <w:r>
-        <w:rPr>
-          <w:rFonts w:asciiTheme="majorBidi" w:hAnsiTheme="majorBidi" w:cstheme="majorBidi"/>
-          <w:b/>
-          <w:bCs/>
-          <w:sz w:val="36"/>
-          <w:szCs w:val="36"/>
-        </w:rPr>
-        <w:t>:</w:t>
-      </w:r>
-    </w:p>
-    <w:p>
-      <w:pPr>
-        <w:jc w:val="both"/>
-        <w:rPr>
-          <w:rFonts w:asciiTheme="majorBidi" w:hAnsiTheme="majorBidi" w:cstheme="majorBidi"/>
-          <w:sz w:val="28"/>
-          <w:szCs w:val="28"/>
-        </w:rPr>
-      </w:pPr>
-      <w:r>
-        <w:rPr>
-          <w:rFonts w:asciiTheme="majorBidi" w:hAnsiTheme="majorBidi" w:cstheme="majorBidi"/>
-          <w:sz w:val="28"/>
-          <w:szCs w:val="28"/>
-        </w:rPr>
-        <w:t>When you create or apply a Pod manifest in Kubernetes, the Pod doesn’t always start and run successfully. During the startup process, several types of errors may occur that prevent containers from becoming Running.</w:t>
-      </w:r>
-    </w:p>
-    <w:p>
-      <w:pPr>
-        <w:pStyle w:val="ListParagraph"/>
-        <w:numPr>
-          <w:ilvl w:val="0"/>
-          <w:numId w:val="43"/>
-        </w:numPr>
-        <w:spacing w:after="60"/>
-        <w:ind w:left="360"/>
-        <w:jc w:val="both"/>
-        <w:rPr>
-          <w:rFonts w:asciiTheme="majorBidi" w:hAnsiTheme="majorBidi" w:cstheme="majorBidi"/>
-          <w:b/>
-          <w:bCs/>
-          <w:sz w:val="28"/>
-          <w:szCs w:val="28"/>
-        </w:rPr>
-      </w:pPr>
-      <w:proofErr w:type="spellStart"/>
-      <w:r>
-        <w:rPr>
-          <w:rFonts w:asciiTheme="majorBidi" w:hAnsiTheme="majorBidi" w:cstheme="majorBidi"/>
-          <w:b/>
-          <w:bCs/>
-          <w:sz w:val="28"/>
-          <w:szCs w:val="28"/>
-        </w:rPr>
-        <w:t>ImagePullBackOff</w:t>
-      </w:r>
-      <w:proofErr w:type="spellEnd"/>
-    </w:p>
-    <w:p>
-      <w:pPr>
-        <w:spacing w:after="60"/>
-        <w:ind w:left="360"/>
-        <w:jc w:val="both"/>
-        <w:rPr>
-          <w:rFonts w:asciiTheme="majorBidi" w:hAnsiTheme="majorBidi" w:cstheme="majorBidi"/>
-          <w:sz w:val="28"/>
-          <w:szCs w:val="28"/>
-        </w:rPr>
-      </w:pPr>
-      <w:r>
-        <w:rPr>
-          <w:rFonts w:asciiTheme="majorBidi" w:hAnsiTheme="majorBidi" w:cstheme="majorBidi"/>
-          <w:sz w:val="28"/>
-          <w:szCs w:val="28"/>
-        </w:rPr>
-        <w:t xml:space="preserve">This error indicates that Kubernetes is unable to pull the container image from the specified image repository. When a Pod is being scheduled, the </w:t>
-      </w:r>
-      <w:proofErr w:type="spellStart"/>
-      <w:r>
-        <w:rPr>
-          <w:rFonts w:asciiTheme="majorBidi" w:hAnsiTheme="majorBidi" w:cstheme="majorBidi"/>
-          <w:sz w:val="28"/>
-          <w:szCs w:val="28"/>
-        </w:rPr>
-        <w:t>kubelet</w:t>
-      </w:r>
-      <w:proofErr w:type="spellEnd"/>
-      <w:r>
-        <w:rPr>
-          <w:rFonts w:asciiTheme="majorBidi" w:hAnsiTheme="majorBidi" w:cstheme="majorBidi"/>
-          <w:sz w:val="28"/>
-          <w:szCs w:val="28"/>
-        </w:rPr>
-        <w:t xml:space="preserve"> attempts to download the container image defined in the Pod specification. If this step fails, the Pod enters the “</w:t>
-      </w:r>
-      <w:proofErr w:type="spellStart"/>
-      <w:r>
-        <w:rPr>
-          <w:rFonts w:asciiTheme="majorBidi" w:hAnsiTheme="majorBidi" w:cstheme="majorBidi"/>
-          <w:sz w:val="28"/>
-          <w:szCs w:val="28"/>
-        </w:rPr>
-        <w:t>ImagePullBackOff</w:t>
-      </w:r>
-      <w:proofErr w:type="spellEnd"/>
-      <w:r>
-        <w:rPr>
-          <w:rFonts w:asciiTheme="majorBidi" w:hAnsiTheme="majorBidi" w:cstheme="majorBidi"/>
-          <w:sz w:val="28"/>
-          <w:szCs w:val="28"/>
-        </w:rPr>
-        <w:t>” state, meaning Kubernetes has backed off temporarily and will retry after a delay.</w:t>
-      </w:r>
-    </w:p>
-    <w:p>
-      <w:pPr>
-        <w:spacing w:after="60"/>
-        <w:ind w:left="360"/>
-        <w:jc w:val="both"/>
-        <w:rPr>
-          <w:rFonts w:asciiTheme="majorBidi" w:hAnsiTheme="majorBidi" w:cstheme="majorBidi"/>
-          <w:b/>
-          <w:bCs/>
-          <w:sz w:val="28"/>
-          <w:szCs w:val="28"/>
-        </w:rPr>
-      </w:pPr>
-      <w:r>
-        <w:rPr>
-          <w:rFonts w:asciiTheme="majorBidi" w:hAnsiTheme="majorBidi" w:cstheme="majorBidi"/>
-          <w:b/>
-          <w:bCs/>
-          <w:sz w:val="28"/>
-          <w:szCs w:val="28"/>
-        </w:rPr>
-        <w:t>Common causes:</w:t>
-      </w:r>
-    </w:p>
-    <w:p>
-      <w:pPr>
-        <w:pStyle w:val="ListParagraph"/>
-        <w:numPr>
-          <w:ilvl w:val="1"/>
-          <w:numId w:val="43"/>
-        </w:numPr>
-        <w:ind w:left="720"/>
-        <w:jc w:val="both"/>
-        <w:rPr>
-          <w:rFonts w:asciiTheme="majorBidi" w:hAnsiTheme="majorBidi" w:cstheme="majorBidi"/>
-          <w:sz w:val="28"/>
-          <w:szCs w:val="28"/>
-        </w:rPr>
-      </w:pPr>
-      <w:r>
-        <w:rPr>
-          <w:rFonts w:asciiTheme="majorBidi" w:hAnsiTheme="majorBidi" w:cstheme="majorBidi"/>
-          <w:sz w:val="28"/>
-          <w:szCs w:val="28"/>
-        </w:rPr>
-        <w:t>Incorrect image name or tag (e.g., a typo in the image field)</w:t>
-      </w:r>
-    </w:p>
-    <w:p>
-      <w:pPr>
-        <w:pStyle w:val="ListParagraph"/>
-        <w:numPr>
-          <w:ilvl w:val="1"/>
-          <w:numId w:val="43"/>
-        </w:numPr>
-        <w:ind w:left="720"/>
-        <w:jc w:val="both"/>
-        <w:rPr>
-          <w:rFonts w:asciiTheme="majorBidi" w:hAnsiTheme="majorBidi" w:cstheme="majorBidi"/>
-          <w:sz w:val="28"/>
-          <w:szCs w:val="28"/>
-        </w:rPr>
-      </w:pPr>
-      <w:r>
-        <w:rPr>
-          <w:rFonts w:asciiTheme="majorBidi" w:hAnsiTheme="majorBidi" w:cstheme="majorBidi"/>
-          <w:sz w:val="28"/>
-          <w:szCs w:val="28"/>
-        </w:rPr>
-        <w:t>Missing or invalid credentials for accessing a private image registry</w:t>
-      </w:r>
-    </w:p>
-    <w:p>
-      <w:pPr>
-        <w:pStyle w:val="ListParagraph"/>
-        <w:numPr>
-          <w:ilvl w:val="1"/>
-          <w:numId w:val="43"/>
-        </w:numPr>
-        <w:ind w:left="720"/>
-        <w:jc w:val="both"/>
-        <w:rPr>
-          <w:rFonts w:asciiTheme="majorBidi" w:hAnsiTheme="majorBidi" w:cstheme="majorBidi"/>
-          <w:sz w:val="28"/>
-          <w:szCs w:val="28"/>
-        </w:rPr>
-      </w:pPr>
-      <w:r>
-        <w:rPr>
-          <w:rFonts w:asciiTheme="majorBidi" w:hAnsiTheme="majorBidi" w:cstheme="majorBidi"/>
-          <w:sz w:val="28"/>
-          <w:szCs w:val="28"/>
-        </w:rPr>
-        <w:t>The image does not exist in the specified registry</w:t>
-      </w:r>
-    </w:p>
-    <w:p>
-      <w:pPr>
-        <w:pStyle w:val="ListParagraph"/>
-        <w:numPr>
-          <w:ilvl w:val="1"/>
-          <w:numId w:val="43"/>
-        </w:numPr>
-        <w:ind w:left="720"/>
-        <w:jc w:val="both"/>
-        <w:rPr>
-          <w:rFonts w:asciiTheme="majorBidi" w:hAnsiTheme="majorBidi" w:cstheme="majorBidi"/>
-          <w:sz w:val="28"/>
-          <w:szCs w:val="28"/>
-        </w:rPr>
-      </w:pPr>
-      <w:r>
-        <w:rPr>
-          <w:rFonts w:asciiTheme="majorBidi" w:hAnsiTheme="majorBidi" w:cstheme="majorBidi"/>
-          <w:sz w:val="28"/>
-          <w:szCs w:val="28"/>
-        </w:rPr>
-        <w:t>Network or DNS issues preventing the node from reaching the image repository</w:t>
-      </w:r>
-    </w:p>
-    <w:p>
-      <w:pPr>
-        <w:pStyle w:val="ListParagraph"/>
-        <w:jc w:val="both"/>
-        <w:rPr>
-          <w:rFonts w:asciiTheme="majorBidi" w:hAnsiTheme="majorBidi" w:cstheme="majorBidi"/>
-          <w:sz w:val="4"/>
-          <w:szCs w:val="4"/>
-        </w:rPr>
-      </w:pPr>
-    </w:p>
-    <w:p>
-      <w:pPr>
-        <w:pStyle w:val="ListParagraph"/>
-        <w:numPr>
-          <w:ilvl w:val="0"/>
-          <w:numId w:val="43"/>
-        </w:numPr>
-        <w:spacing w:after="60"/>
-        <w:ind w:left="360"/>
-        <w:jc w:val="both"/>
-        <w:rPr>
-          <w:rFonts w:asciiTheme="majorBidi" w:hAnsiTheme="majorBidi" w:cstheme="majorBidi"/>
-          <w:b/>
-          <w:bCs/>
-          <w:sz w:val="28"/>
-          <w:szCs w:val="28"/>
-        </w:rPr>
-      </w:pPr>
-      <w:proofErr w:type="spellStart"/>
-      <w:r>
-        <w:rPr>
-          <w:rFonts w:asciiTheme="majorBidi" w:hAnsiTheme="majorBidi" w:cstheme="majorBidi"/>
-          <w:b/>
-          <w:bCs/>
-          <w:sz w:val="28"/>
-          <w:szCs w:val="28"/>
-        </w:rPr>
-        <w:t>CrashLoopBackOff</w:t>
-      </w:r>
-      <w:proofErr w:type="spellEnd"/>
-    </w:p>
-    <w:p>
-      <w:pPr>
-        <w:spacing w:after="60"/>
-        <w:ind w:left="360"/>
-        <w:jc w:val="both"/>
-        <w:rPr>
-          <w:rFonts w:asciiTheme="majorBidi" w:hAnsiTheme="majorBidi" w:cstheme="majorBidi"/>
-          <w:sz w:val="28"/>
-          <w:szCs w:val="28"/>
-        </w:rPr>
-      </w:pPr>
-      <w:r>
-        <w:rPr>
-          <w:rFonts w:asciiTheme="majorBidi" w:hAnsiTheme="majorBidi" w:cstheme="majorBidi"/>
-          <w:sz w:val="28"/>
-          <w:szCs w:val="28"/>
-        </w:rPr>
-        <w:lastRenderedPageBreak/>
-        <w:t>The “</w:t>
-      </w:r>
-      <w:proofErr w:type="spellStart"/>
-      <w:r>
-        <w:rPr>
-          <w:rFonts w:asciiTheme="majorBidi" w:hAnsiTheme="majorBidi" w:cstheme="majorBidi"/>
-          <w:sz w:val="28"/>
-          <w:szCs w:val="28"/>
-        </w:rPr>
-        <w:t>CrashLoopBackOff</w:t>
-      </w:r>
-      <w:proofErr w:type="spellEnd"/>
-      <w:r>
-        <w:rPr>
-          <w:rFonts w:asciiTheme="majorBidi" w:hAnsiTheme="majorBidi" w:cstheme="majorBidi"/>
-          <w:sz w:val="28"/>
-          <w:szCs w:val="28"/>
-        </w:rPr>
-        <w:t xml:space="preserve">” status means that the container inside the Pod has started successfully but keeps crashing repeatedly. When a container’s process exits with a non-zero status code, Kubernetes restarts it. If this failure happens multiple times in a short period, Kubernetes increases the time interval between restart attempts </w:t>
-      </w:r>
-      <w:r>
-        <w:rPr>
-          <w:rFonts w:asciiTheme="majorBidi" w:hAnsiTheme="majorBidi" w:cstheme="majorBidi"/>
-          <w:sz w:val="28"/>
-          <w:szCs w:val="28"/>
-        </w:rPr>
-        <w:t>-</w:t>
-      </w:r>
-      <w:r>
-        <w:rPr>
-          <w:rFonts w:asciiTheme="majorBidi" w:hAnsiTheme="majorBidi" w:cstheme="majorBidi"/>
-          <w:sz w:val="28"/>
-          <w:szCs w:val="28"/>
-        </w:rPr>
-        <w:t xml:space="preserve"> this backoff behavior is where the name comes from.</w:t>
-      </w:r>
-    </w:p>
-    <w:p>
-      <w:pPr>
-        <w:spacing w:after="60"/>
-        <w:ind w:left="360"/>
-        <w:jc w:val="both"/>
-        <w:rPr>
-          <w:rFonts w:asciiTheme="majorBidi" w:hAnsiTheme="majorBidi" w:cstheme="majorBidi"/>
-          <w:b/>
-          <w:bCs/>
-          <w:sz w:val="28"/>
-          <w:szCs w:val="28"/>
-        </w:rPr>
-      </w:pPr>
-      <w:r>
-        <w:rPr>
-          <w:rFonts w:asciiTheme="majorBidi" w:hAnsiTheme="majorBidi" w:cstheme="majorBidi"/>
-          <w:b/>
-          <w:bCs/>
-          <w:sz w:val="28"/>
-          <w:szCs w:val="28"/>
-        </w:rPr>
-        <w:t>Common causes:</w:t>
-      </w:r>
-    </w:p>
-    <w:p>
-      <w:pPr>
-        <w:pStyle w:val="ListParagraph"/>
-        <w:numPr>
-          <w:ilvl w:val="0"/>
-          <w:numId w:val="44"/>
-        </w:numPr>
-        <w:ind w:left="720"/>
-        <w:jc w:val="both"/>
-        <w:rPr>
-          <w:rFonts w:asciiTheme="majorBidi" w:hAnsiTheme="majorBidi" w:cstheme="majorBidi"/>
-          <w:sz w:val="28"/>
-          <w:szCs w:val="28"/>
-        </w:rPr>
-      </w:pPr>
-      <w:r>
-        <w:rPr>
-          <w:rFonts w:asciiTheme="majorBidi" w:hAnsiTheme="majorBidi" w:cstheme="majorBidi"/>
-          <w:sz w:val="28"/>
-          <w:szCs w:val="28"/>
-        </w:rPr>
-        <w:t xml:space="preserve">Application errors </w:t>
-      </w:r>
-      <w:r>
-        <w:rPr>
-          <w:rFonts w:asciiTheme="majorBidi" w:hAnsiTheme="majorBidi" w:cstheme="majorBidi"/>
-          <w:sz w:val="28"/>
-          <w:szCs w:val="28"/>
-        </w:rPr>
-        <w:t xml:space="preserve">→ </w:t>
-      </w:r>
-      <w:r>
-        <w:rPr>
-          <w:rFonts w:asciiTheme="majorBidi" w:hAnsiTheme="majorBidi" w:cstheme="majorBidi"/>
-          <w:sz w:val="28"/>
-          <w:szCs w:val="28"/>
-        </w:rPr>
-        <w:t>the container process crashes due to code or logic issues.</w:t>
-      </w:r>
-    </w:p>
-    <w:p>
-      <w:pPr>
-        <w:pStyle w:val="ListParagraph"/>
-        <w:numPr>
-          <w:ilvl w:val="0"/>
-          <w:numId w:val="44"/>
-        </w:numPr>
-        <w:ind w:left="720"/>
-        <w:jc w:val="both"/>
-        <w:rPr>
-          <w:rFonts w:asciiTheme="majorBidi" w:hAnsiTheme="majorBidi" w:cstheme="majorBidi"/>
-          <w:sz w:val="28"/>
-          <w:szCs w:val="28"/>
-        </w:rPr>
-      </w:pPr>
-      <w:r>
-        <w:rPr>
-          <w:rFonts w:asciiTheme="majorBidi" w:hAnsiTheme="majorBidi" w:cstheme="majorBidi"/>
-          <w:sz w:val="28"/>
-          <w:szCs w:val="28"/>
-        </w:rPr>
-        <w:t>Missing configuration or environment variables required by the app.</w:t>
-      </w:r>
-    </w:p>
-    <w:p>
-      <w:pPr>
-        <w:pStyle w:val="ListParagraph"/>
-        <w:numPr>
-          <w:ilvl w:val="0"/>
-          <w:numId w:val="44"/>
-        </w:numPr>
-        <w:ind w:left="720"/>
-        <w:jc w:val="both"/>
-        <w:rPr>
-          <w:rFonts w:asciiTheme="majorBidi" w:hAnsiTheme="majorBidi" w:cstheme="majorBidi"/>
-          <w:sz w:val="28"/>
-          <w:szCs w:val="28"/>
-        </w:rPr>
-      </w:pPr>
-      <w:r>
-        <w:rPr>
-          <w:rFonts w:asciiTheme="majorBidi" w:hAnsiTheme="majorBidi" w:cstheme="majorBidi"/>
-          <w:sz w:val="28"/>
-          <w:szCs w:val="28"/>
-        </w:rPr>
-        <w:t>Dependent service unavailable, causing startup failure (example: missing database connection).</w:t>
-      </w:r>
-    </w:p>
-    <w:p>
-      <w:pPr>
-        <w:pStyle w:val="ListParagraph"/>
-        <w:numPr>
-          <w:ilvl w:val="0"/>
-          <w:numId w:val="44"/>
-        </w:numPr>
-        <w:ind w:left="720"/>
-        <w:jc w:val="both"/>
-        <w:rPr>
-          <w:rFonts w:asciiTheme="majorBidi" w:hAnsiTheme="majorBidi" w:cstheme="majorBidi"/>
-          <w:sz w:val="28"/>
-          <w:szCs w:val="28"/>
-        </w:rPr>
-      </w:pPr>
-      <w:r>
-        <w:rPr>
-          <w:rFonts w:asciiTheme="majorBidi" w:hAnsiTheme="majorBidi" w:cstheme="majorBidi"/>
-          <w:sz w:val="28"/>
-          <w:szCs w:val="28"/>
-        </w:rPr>
-        <w:t xml:space="preserve">Incorrect command or </w:t>
-      </w:r>
-      <w:proofErr w:type="spellStart"/>
-      <w:r>
-        <w:rPr>
-          <w:rFonts w:asciiTheme="majorBidi" w:hAnsiTheme="majorBidi" w:cstheme="majorBidi"/>
-          <w:sz w:val="28"/>
-          <w:szCs w:val="28"/>
-        </w:rPr>
-        <w:t>entrypoint</w:t>
-      </w:r>
-      <w:proofErr w:type="spellEnd"/>
-      <w:r>
-        <w:rPr>
-          <w:rFonts w:asciiTheme="majorBidi" w:hAnsiTheme="majorBidi" w:cstheme="majorBidi"/>
-          <w:sz w:val="28"/>
-          <w:szCs w:val="28"/>
-        </w:rPr>
-        <w:t xml:space="preserve"> specified in the manifest.</w:t>
-      </w:r>
-    </w:p>
-    <w:p>
-      <w:pPr>
-        <w:pStyle w:val="ListParagraph"/>
-        <w:numPr>
-          <w:ilvl w:val="0"/>
-          <w:numId w:val="44"/>
-        </w:numPr>
-        <w:ind w:left="720"/>
-        <w:jc w:val="both"/>
-        <w:rPr>
-          <w:rFonts w:asciiTheme="majorBidi" w:hAnsiTheme="majorBidi" w:cstheme="majorBidi"/>
-          <w:sz w:val="28"/>
-          <w:szCs w:val="28"/>
-        </w:rPr>
-      </w:pPr>
-      <w:r>
-        <w:rPr>
-          <w:rFonts w:asciiTheme="majorBidi" w:hAnsiTheme="majorBidi" w:cstheme="majorBidi"/>
-          <w:sz w:val="28"/>
-          <w:szCs w:val="28"/>
-        </w:rPr>
-        <w:t>Readiness/liveness probes misconfigured, causing unwanted restarts.</w:t>
-      </w:r>
-    </w:p>
-    <w:p>
-      <w:pPr>
-        <w:pStyle w:val="ListParagraph"/>
-        <w:jc w:val="both"/>
-        <w:rPr>
-          <w:rFonts w:asciiTheme="majorBidi" w:hAnsiTheme="majorBidi" w:cstheme="majorBidi"/>
-          <w:sz w:val="6"/>
-          <w:szCs w:val="6"/>
-        </w:rPr>
-      </w:pPr>
-    </w:p>
-    <w:p>
-      <w:pPr>
-        <w:pStyle w:val="ListParagraph"/>
-        <w:numPr>
-          <w:ilvl w:val="0"/>
-          <w:numId w:val="45"/>
-        </w:numPr>
-        <w:spacing w:after="60"/>
-        <w:ind w:left="360"/>
-        <w:jc w:val="both"/>
-        <w:rPr>
-          <w:rFonts w:asciiTheme="majorBidi" w:hAnsiTheme="majorBidi" w:cstheme="majorBidi"/>
-          <w:b/>
-          <w:bCs/>
-          <w:sz w:val="28"/>
-          <w:szCs w:val="28"/>
-        </w:rPr>
-      </w:pPr>
-      <w:proofErr w:type="spellStart"/>
-      <w:r>
-        <w:rPr>
-          <w:rFonts w:asciiTheme="majorBidi" w:hAnsiTheme="majorBidi" w:cstheme="majorBidi"/>
-          <w:b/>
-          <w:bCs/>
-          <w:sz w:val="28"/>
-          <w:szCs w:val="28"/>
-        </w:rPr>
-        <w:t>ErrImagePull</w:t>
-      </w:r>
-      <w:proofErr w:type="spellEnd"/>
-    </w:p>
-    <w:p>
-      <w:pPr>
-        <w:spacing w:after="60"/>
-        <w:ind w:left="360"/>
-        <w:jc w:val="both"/>
-        <w:rPr>
-          <w:rFonts w:asciiTheme="majorBidi" w:hAnsiTheme="majorBidi" w:cstheme="majorBidi"/>
-          <w:sz w:val="28"/>
-          <w:szCs w:val="28"/>
-        </w:rPr>
-      </w:pPr>
-      <w:proofErr w:type="spellStart"/>
-      <w:r>
-        <w:rPr>
-          <w:rFonts w:asciiTheme="majorBidi" w:hAnsiTheme="majorBidi" w:cstheme="majorBidi"/>
-          <w:sz w:val="28"/>
-          <w:szCs w:val="28"/>
-        </w:rPr>
-        <w:t>ErrImagePull</w:t>
-      </w:r>
-      <w:proofErr w:type="spellEnd"/>
-      <w:r>
-        <w:rPr>
-          <w:rFonts w:asciiTheme="majorBidi" w:hAnsiTheme="majorBidi" w:cstheme="majorBidi"/>
-          <w:sz w:val="28"/>
-          <w:szCs w:val="28"/>
-        </w:rPr>
-        <w:t xml:space="preserve"> occurs when Kubernetes makes an initial attempt to pull the container image and fails. If the failure continues, Kubernetes transitions the Pod into </w:t>
-      </w:r>
-      <w:proofErr w:type="spellStart"/>
-      <w:r>
-        <w:rPr>
-          <w:rFonts w:asciiTheme="majorBidi" w:hAnsiTheme="majorBidi" w:cstheme="majorBidi"/>
-          <w:sz w:val="28"/>
-          <w:szCs w:val="28"/>
-        </w:rPr>
-        <w:t>ImagePullBackOff</w:t>
-      </w:r>
-      <w:proofErr w:type="spellEnd"/>
-      <w:r>
-        <w:rPr>
-          <w:rFonts w:asciiTheme="majorBidi" w:hAnsiTheme="majorBidi" w:cstheme="majorBidi"/>
-          <w:sz w:val="28"/>
-          <w:szCs w:val="28"/>
-        </w:rPr>
-        <w:t>, which is the retry‑with‑delay state.</w:t>
-      </w:r>
-    </w:p>
-    <w:p>
-      <w:pPr>
-        <w:spacing w:after="60"/>
-        <w:ind w:left="360"/>
-        <w:jc w:val="both"/>
-        <w:rPr>
-          <w:rFonts w:asciiTheme="majorBidi" w:hAnsiTheme="majorBidi" w:cstheme="majorBidi"/>
-          <w:b/>
-          <w:bCs/>
-          <w:sz w:val="28"/>
-          <w:szCs w:val="28"/>
-        </w:rPr>
-      </w:pPr>
-      <w:r>
-        <w:rPr>
-          <w:rFonts w:asciiTheme="majorBidi" w:hAnsiTheme="majorBidi" w:cstheme="majorBidi"/>
-          <w:b/>
-          <w:bCs/>
-          <w:sz w:val="28"/>
-          <w:szCs w:val="28"/>
-        </w:rPr>
-        <w:t>Common causes:</w:t>
-      </w:r>
-    </w:p>
-    <w:p>
-      <w:pPr>
-        <w:pStyle w:val="ListParagraph"/>
-        <w:numPr>
-          <w:ilvl w:val="0"/>
-          <w:numId w:val="46"/>
-        </w:numPr>
-        <w:jc w:val="both"/>
-        <w:rPr>
-          <w:rFonts w:asciiTheme="majorBidi" w:hAnsiTheme="majorBidi" w:cstheme="majorBidi"/>
-          <w:sz w:val="28"/>
-          <w:szCs w:val="28"/>
-        </w:rPr>
-      </w:pPr>
-      <w:r>
-        <w:rPr>
-          <w:rFonts w:asciiTheme="majorBidi" w:hAnsiTheme="majorBidi" w:cstheme="majorBidi"/>
-          <w:sz w:val="28"/>
-          <w:szCs w:val="28"/>
-        </w:rPr>
-        <w:t>Incorrect image name or tag</w:t>
-      </w:r>
-    </w:p>
-    <w:p>
-      <w:pPr>
-        <w:pStyle w:val="ListParagraph"/>
-        <w:numPr>
-          <w:ilvl w:val="0"/>
-          <w:numId w:val="46"/>
-        </w:numPr>
-        <w:jc w:val="both"/>
-        <w:rPr>
-          <w:rFonts w:asciiTheme="majorBidi" w:hAnsiTheme="majorBidi" w:cstheme="majorBidi"/>
-          <w:sz w:val="28"/>
-          <w:szCs w:val="28"/>
-        </w:rPr>
-      </w:pPr>
-      <w:r>
-        <w:rPr>
-          <w:rFonts w:asciiTheme="majorBidi" w:hAnsiTheme="majorBidi" w:cstheme="majorBidi"/>
-          <w:sz w:val="28"/>
-          <w:szCs w:val="28"/>
-        </w:rPr>
-        <w:t>Image not found in the registry</w:t>
-      </w:r>
-    </w:p>
-    <w:p>
-      <w:pPr>
-        <w:pStyle w:val="ListParagraph"/>
-        <w:numPr>
-          <w:ilvl w:val="0"/>
-          <w:numId w:val="46"/>
-        </w:numPr>
-        <w:spacing w:after="60"/>
-        <w:jc w:val="both"/>
-        <w:rPr>
-          <w:rFonts w:asciiTheme="majorBidi" w:hAnsiTheme="majorBidi" w:cstheme="majorBidi"/>
-          <w:sz w:val="28"/>
-          <w:szCs w:val="28"/>
-        </w:rPr>
-      </w:pPr>
-      <w:r>
-        <w:rPr>
-          <w:rFonts w:asciiTheme="majorBidi" w:hAnsiTheme="majorBidi" w:cstheme="majorBidi"/>
-          <w:sz w:val="28"/>
-          <w:szCs w:val="28"/>
-        </w:rPr>
-        <w:t>Authentication failure to private registry</w:t>
-      </w:r>
-    </w:p>
-    <w:p>
-      <w:pPr>
-        <w:spacing w:after="60"/>
-        <w:ind w:left="360"/>
-        <w:jc w:val="both"/>
-        <w:rPr>
-          <w:rFonts w:asciiTheme="majorBidi" w:hAnsiTheme="majorBidi" w:cstheme="majorBidi"/>
-          <w:b/>
-          <w:bCs/>
-          <w:sz w:val="28"/>
-          <w:szCs w:val="28"/>
-          <w:u w:val="single"/>
-        </w:rPr>
-      </w:pPr>
-      <w:r>
-        <w:rPr>
-          <w:rFonts w:asciiTheme="majorBidi" w:hAnsiTheme="majorBidi" w:cstheme="majorBidi"/>
-          <w:b/>
-          <w:bCs/>
-          <w:sz w:val="28"/>
-          <w:szCs w:val="28"/>
-          <w:u w:val="single"/>
-        </w:rPr>
-        <w:t>Key point:</w:t>
-      </w:r>
-    </w:p>
-    <w:p>
-      <w:pPr>
-        <w:spacing w:after="80"/>
-        <w:ind w:left="360"/>
-        <w:jc w:val="both"/>
-        <w:rPr>
-          <w:rFonts w:asciiTheme="majorBidi" w:hAnsiTheme="majorBidi" w:cstheme="majorBidi"/>
-          <w:sz w:val="28"/>
-          <w:szCs w:val="28"/>
-        </w:rPr>
-      </w:pPr>
-      <w:proofErr w:type="spellStart"/>
-      <w:r>
-        <w:rPr>
-          <w:rFonts w:asciiTheme="majorBidi" w:hAnsiTheme="majorBidi" w:cstheme="majorBidi"/>
-          <w:sz w:val="28"/>
-          <w:szCs w:val="28"/>
-        </w:rPr>
-        <w:t>ErrImagePull</w:t>
-      </w:r>
-      <w:proofErr w:type="spellEnd"/>
-      <w:r>
-        <w:rPr>
-          <w:rFonts w:asciiTheme="majorBidi" w:hAnsiTheme="majorBidi" w:cstheme="majorBidi"/>
-          <w:sz w:val="28"/>
-          <w:szCs w:val="28"/>
-        </w:rPr>
-        <w:t xml:space="preserve"> is the first failure, </w:t>
-      </w:r>
-      <w:proofErr w:type="spellStart"/>
-      <w:r>
-        <w:rPr>
-          <w:rFonts w:asciiTheme="majorBidi" w:hAnsiTheme="majorBidi" w:cstheme="majorBidi"/>
-          <w:sz w:val="28"/>
-          <w:szCs w:val="28"/>
-        </w:rPr>
-        <w:t>ImagePullBackOff</w:t>
-      </w:r>
-      <w:proofErr w:type="spellEnd"/>
-      <w:r>
-        <w:rPr>
-          <w:rFonts w:asciiTheme="majorBidi" w:hAnsiTheme="majorBidi" w:cstheme="majorBidi"/>
-          <w:sz w:val="28"/>
-          <w:szCs w:val="28"/>
-        </w:rPr>
-        <w:t xml:space="preserve"> is the repeated failure with backoff.</w:t>
-      </w:r>
-    </w:p>
-    <w:p>
-      <w:pPr>
-        <w:pStyle w:val="ListParagraph"/>
-        <w:numPr>
-          <w:ilvl w:val="0"/>
-          <w:numId w:val="47"/>
-        </w:numPr>
-        <w:spacing w:after="60"/>
-        <w:ind w:left="360"/>
-        <w:jc w:val="both"/>
-        <w:rPr>
-          <w:rFonts w:asciiTheme="majorBidi" w:hAnsiTheme="majorBidi" w:cstheme="majorBidi"/>
-          <w:b/>
-          <w:bCs/>
-          <w:sz w:val="28"/>
-          <w:szCs w:val="28"/>
-        </w:rPr>
-      </w:pPr>
-      <w:proofErr w:type="spellStart"/>
-      <w:r>
-        <w:rPr>
-          <w:rFonts w:asciiTheme="majorBidi" w:hAnsiTheme="majorBidi" w:cstheme="majorBidi"/>
-          <w:b/>
-          <w:bCs/>
-          <w:sz w:val="28"/>
-          <w:szCs w:val="28"/>
-        </w:rPr>
-        <w:t>CreateContainerConfigError</w:t>
-      </w:r>
-      <w:proofErr w:type="spellEnd"/>
-    </w:p>
-    <w:p>
-      <w:pPr>
-        <w:spacing w:after="60"/>
-        <w:ind w:left="360"/>
-        <w:jc w:val="both"/>
-        <w:rPr>
-          <w:rFonts w:asciiTheme="majorBidi" w:hAnsiTheme="majorBidi" w:cstheme="majorBidi"/>
-          <w:sz w:val="28"/>
-          <w:szCs w:val="28"/>
-        </w:rPr>
-      </w:pPr>
-      <w:r>
-        <w:rPr>
-          <w:rFonts w:asciiTheme="majorBidi" w:hAnsiTheme="majorBidi" w:cstheme="majorBidi"/>
-          <w:sz w:val="28"/>
-          <w:szCs w:val="28"/>
-        </w:rPr>
-        <w:t>This error means Kubernetes successfully pulled the image but failed while creating the container configuration. The problem is usually related to invalid references in the Pod specification.</w:t>
-      </w:r>
-    </w:p>
-    <w:p>
-      <w:pPr>
-        <w:spacing w:after="60"/>
-        <w:ind w:left="360"/>
-        <w:jc w:val="both"/>
-        <w:rPr>
-          <w:rFonts w:asciiTheme="majorBidi" w:hAnsiTheme="majorBidi" w:cstheme="majorBidi"/>
-          <w:b/>
-          <w:bCs/>
-          <w:sz w:val="28"/>
-          <w:szCs w:val="28"/>
-        </w:rPr>
-      </w:pPr>
-      <w:r>
-        <w:rPr>
-          <w:rFonts w:asciiTheme="majorBidi" w:hAnsiTheme="majorBidi" w:cstheme="majorBidi"/>
-          <w:b/>
-          <w:bCs/>
-          <w:sz w:val="28"/>
-          <w:szCs w:val="28"/>
-        </w:rPr>
-        <w:t>Common causes:</w:t>
-      </w:r>
-    </w:p>
-    <w:p>
-      <w:pPr>
-        <w:pStyle w:val="ListParagraph"/>
-        <w:numPr>
-          <w:ilvl w:val="0"/>
-          <w:numId w:val="48"/>
-        </w:numPr>
-        <w:jc w:val="both"/>
-        <w:rPr>
-          <w:rFonts w:asciiTheme="majorBidi" w:hAnsiTheme="majorBidi" w:cstheme="majorBidi"/>
-          <w:sz w:val="28"/>
-          <w:szCs w:val="28"/>
-        </w:rPr>
-      </w:pPr>
-      <w:r>
-        <w:rPr>
-          <w:rFonts w:asciiTheme="majorBidi" w:hAnsiTheme="majorBidi" w:cstheme="majorBidi"/>
-          <w:sz w:val="28"/>
-          <w:szCs w:val="28"/>
-        </w:rPr>
-        <w:t xml:space="preserve">Referencing a non‑existent </w:t>
-      </w:r>
-      <w:proofErr w:type="spellStart"/>
-      <w:r>
-        <w:rPr>
-          <w:rFonts w:asciiTheme="majorBidi" w:hAnsiTheme="majorBidi" w:cstheme="majorBidi"/>
-          <w:sz w:val="28"/>
-          <w:szCs w:val="28"/>
-        </w:rPr>
-        <w:t>ConfigMap</w:t>
-      </w:r>
-      <w:proofErr w:type="spellEnd"/>
-      <w:r>
-        <w:rPr>
-          <w:rFonts w:asciiTheme="majorBidi" w:hAnsiTheme="majorBidi" w:cstheme="majorBidi"/>
-          <w:sz w:val="28"/>
-          <w:szCs w:val="28"/>
-        </w:rPr>
-        <w:t xml:space="preserve"> or Secret</w:t>
-      </w:r>
-    </w:p>
-    <w:p>
-      <w:pPr>
-        <w:pStyle w:val="ListParagraph"/>
-        <w:numPr>
-          <w:ilvl w:val="0"/>
-          <w:numId w:val="48"/>
-        </w:numPr>
-        <w:jc w:val="both"/>
-        <w:rPr>
-          <w:rFonts w:asciiTheme="majorBidi" w:hAnsiTheme="majorBidi" w:cstheme="majorBidi"/>
-          <w:sz w:val="28"/>
-          <w:szCs w:val="28"/>
-        </w:rPr>
-      </w:pPr>
-      <w:r>
-        <w:rPr>
-          <w:rFonts w:asciiTheme="majorBidi" w:hAnsiTheme="majorBidi" w:cstheme="majorBidi"/>
-          <w:sz w:val="28"/>
-          <w:szCs w:val="28"/>
-        </w:rPr>
-        <w:t>Invalid environment variable configuration</w:t>
-      </w:r>
-    </w:p>
-    <w:p>
-      <w:pPr>
-        <w:pStyle w:val="ListParagraph"/>
-        <w:numPr>
-          <w:ilvl w:val="0"/>
-          <w:numId w:val="48"/>
-        </w:numPr>
-        <w:jc w:val="both"/>
-        <w:rPr>
-          <w:rFonts w:asciiTheme="majorBidi" w:hAnsiTheme="majorBidi" w:cstheme="majorBidi"/>
-          <w:sz w:val="28"/>
-          <w:szCs w:val="28"/>
-        </w:rPr>
-      </w:pPr>
-      <w:r>
-        <w:rPr>
-          <w:rFonts w:asciiTheme="majorBidi" w:hAnsiTheme="majorBidi" w:cstheme="majorBidi"/>
-          <w:sz w:val="28"/>
-          <w:szCs w:val="28"/>
-        </w:rPr>
-        <w:t>Volume mount referencing a missing volume</w:t>
-      </w:r>
-    </w:p>
-    <w:p>
-      <w:pPr>
-        <w:pStyle w:val="ListParagraph"/>
-        <w:numPr>
-          <w:ilvl w:val="0"/>
-          <w:numId w:val="48"/>
-        </w:numPr>
-        <w:spacing w:after="60"/>
-        <w:jc w:val="both"/>
-        <w:rPr>
-          <w:rFonts w:asciiTheme="majorBidi" w:hAnsiTheme="majorBidi" w:cstheme="majorBidi"/>
-          <w:sz w:val="28"/>
-          <w:szCs w:val="28"/>
-        </w:rPr>
-      </w:pPr>
-      <w:r>
-        <w:rPr>
-          <w:rFonts w:asciiTheme="majorBidi" w:hAnsiTheme="majorBidi" w:cstheme="majorBidi"/>
-          <w:sz w:val="28"/>
-          <w:szCs w:val="28"/>
-        </w:rPr>
-        <w:t>Invalid resource limits or security context</w:t>
-      </w:r>
-    </w:p>
-    <w:p>
-      <w:pPr>
-        <w:spacing w:after="60"/>
-        <w:ind w:left="360"/>
-        <w:jc w:val="both"/>
-        <w:rPr>
-          <w:rFonts w:asciiTheme="majorBidi" w:hAnsiTheme="majorBidi" w:cstheme="majorBidi"/>
-          <w:b/>
-          <w:bCs/>
-          <w:sz w:val="28"/>
-          <w:szCs w:val="28"/>
-        </w:rPr>
-      </w:pPr>
-      <w:r>
-        <w:rPr>
-          <w:rFonts w:asciiTheme="majorBidi" w:hAnsiTheme="majorBidi" w:cstheme="majorBidi"/>
-          <w:b/>
-          <w:bCs/>
-          <w:sz w:val="28"/>
-          <w:szCs w:val="28"/>
-        </w:rPr>
-        <w:t>Troubleshooting tip:</w:t>
-      </w:r>
-    </w:p>
-    <w:p>
-      <w:pPr>
-        <w:spacing w:after="80"/>
-        <w:ind w:left="360"/>
-        <w:jc w:val="both"/>
-        <w:rPr>
-          <w:rFonts w:asciiTheme="majorBidi" w:hAnsiTheme="majorBidi" w:cstheme="majorBidi"/>
-          <w:sz w:val="28"/>
-          <w:szCs w:val="28"/>
-        </w:rPr>
-      </w:pPr>
-      <w:r>
-        <w:rPr>
-          <w:rFonts w:asciiTheme="majorBidi" w:hAnsiTheme="majorBidi" w:cstheme="majorBidi"/>
-          <w:sz w:val="28"/>
-          <w:szCs w:val="28"/>
-        </w:rPr>
-        <w:t xml:space="preserve">Use </w:t>
-      </w:r>
-      <w:proofErr w:type="spellStart"/>
-      <w:r>
-        <w:rPr>
-          <w:rFonts w:asciiTheme="majorBidi" w:hAnsiTheme="majorBidi" w:cstheme="majorBidi"/>
-          <w:b/>
-          <w:bCs/>
-          <w:i/>
-          <w:iCs/>
-          <w:sz w:val="28"/>
-          <w:szCs w:val="28"/>
-        </w:rPr>
-        <w:t>kubectl</w:t>
-      </w:r>
-      <w:proofErr w:type="spellEnd"/>
-      <w:r>
-        <w:rPr>
-          <w:rFonts w:asciiTheme="majorBidi" w:hAnsiTheme="majorBidi" w:cstheme="majorBidi"/>
-          <w:b/>
-          <w:bCs/>
-          <w:i/>
-          <w:iCs/>
-          <w:sz w:val="28"/>
-          <w:szCs w:val="28"/>
-        </w:rPr>
-        <w:t xml:space="preserve"> describe pod &lt;pod-name&gt;</w:t>
-      </w:r>
-      <w:r>
-        <w:rPr>
-          <w:rFonts w:asciiTheme="majorBidi" w:hAnsiTheme="majorBidi" w:cstheme="majorBidi"/>
-          <w:sz w:val="28"/>
-          <w:szCs w:val="28"/>
-        </w:rPr>
-        <w:t xml:space="preserve"> and carefully read the </w:t>
-      </w:r>
-      <w:r>
-        <w:rPr>
-          <w:rFonts w:asciiTheme="majorBidi" w:hAnsiTheme="majorBidi" w:cstheme="majorBidi"/>
-          <w:b/>
-          <w:bCs/>
-          <w:sz w:val="28"/>
-          <w:szCs w:val="28"/>
-        </w:rPr>
-        <w:t>Events</w:t>
-      </w:r>
-      <w:r>
-        <w:rPr>
-          <w:rFonts w:asciiTheme="majorBidi" w:hAnsiTheme="majorBidi" w:cstheme="majorBidi"/>
-          <w:sz w:val="28"/>
-          <w:szCs w:val="28"/>
-        </w:rPr>
-        <w:t xml:space="preserve"> section</w:t>
-      </w:r>
-      <w:r>
-        <w:rPr>
-          <w:rFonts w:asciiTheme="majorBidi" w:hAnsiTheme="majorBidi" w:cstheme="majorBidi"/>
-          <w:sz w:val="28"/>
-          <w:szCs w:val="28"/>
-        </w:rPr>
-        <w:t>.</w:t>
-      </w:r>
-      <w:r>
-        <w:rPr>
-          <w:rFonts w:asciiTheme="majorBidi" w:hAnsiTheme="majorBidi" w:cstheme="majorBidi"/>
-          <w:sz w:val="28"/>
-          <w:szCs w:val="28"/>
-        </w:rPr>
-        <w:t xml:space="preserve"> it usually points directly to the misconfiguration.</w:t>
-      </w:r>
-    </w:p>
-    <w:p>
-      <w:pPr>
-        <w:pStyle w:val="ListParagraph"/>
-        <w:numPr>
-          <w:ilvl w:val="0"/>
-          <w:numId w:val="49"/>
-        </w:numPr>
-        <w:spacing w:after="60"/>
-        <w:ind w:left="360"/>
-        <w:jc w:val="both"/>
-        <w:rPr>
-          <w:rFonts w:asciiTheme="majorBidi" w:hAnsiTheme="majorBidi" w:cstheme="majorBidi"/>
-          <w:b/>
-          <w:bCs/>
-          <w:sz w:val="28"/>
-          <w:szCs w:val="28"/>
-        </w:rPr>
-      </w:pPr>
-      <w:proofErr w:type="spellStart"/>
-      <w:r>
-        <w:rPr>
-          <w:rFonts w:asciiTheme="majorBidi" w:hAnsiTheme="majorBidi" w:cstheme="majorBidi"/>
-          <w:b/>
-          <w:bCs/>
-          <w:sz w:val="28"/>
-          <w:szCs w:val="28"/>
-        </w:rPr>
-        <w:t>CreateContainerError</w:t>
-      </w:r>
-      <w:proofErr w:type="spellEnd"/>
-    </w:p>
-    <w:p>
-      <w:pPr>
-        <w:spacing w:after="60"/>
-        <w:ind w:left="360"/>
-        <w:jc w:val="both"/>
-        <w:rPr>
-          <w:rFonts w:asciiTheme="majorBidi" w:hAnsiTheme="majorBidi" w:cstheme="majorBidi"/>
-          <w:sz w:val="28"/>
-          <w:szCs w:val="28"/>
-        </w:rPr>
-      </w:pPr>
-      <w:r>
-        <w:rPr>
-          <w:rFonts w:asciiTheme="majorBidi" w:hAnsiTheme="majorBidi" w:cstheme="majorBidi"/>
-          <w:sz w:val="28"/>
-          <w:szCs w:val="28"/>
-        </w:rPr>
-        <w:lastRenderedPageBreak/>
-        <w:t xml:space="preserve">This status appears when Kubernetes attempts to create the container but the container runtime (Docker, </w:t>
-      </w:r>
-      <w:proofErr w:type="spellStart"/>
-      <w:r>
-        <w:rPr>
-          <w:rFonts w:asciiTheme="majorBidi" w:hAnsiTheme="majorBidi" w:cstheme="majorBidi"/>
-          <w:sz w:val="28"/>
-          <w:szCs w:val="28"/>
-        </w:rPr>
-        <w:t>containerd</w:t>
-      </w:r>
-      <w:proofErr w:type="spellEnd"/>
-      <w:r>
-        <w:rPr>
-          <w:rFonts w:asciiTheme="majorBidi" w:hAnsiTheme="majorBidi" w:cstheme="majorBidi"/>
-          <w:sz w:val="28"/>
-          <w:szCs w:val="28"/>
-        </w:rPr>
-        <w:t>, CRI‑O) fails.</w:t>
-      </w:r>
-    </w:p>
-    <w:p>
-      <w:pPr>
-        <w:spacing w:after="60"/>
-        <w:ind w:left="360"/>
-        <w:jc w:val="both"/>
-        <w:rPr>
-          <w:rFonts w:asciiTheme="majorBidi" w:hAnsiTheme="majorBidi" w:cstheme="majorBidi"/>
-          <w:b/>
-          <w:bCs/>
-          <w:sz w:val="28"/>
-          <w:szCs w:val="28"/>
-        </w:rPr>
-      </w:pPr>
-      <w:r>
-        <w:rPr>
-          <w:rFonts w:asciiTheme="majorBidi" w:hAnsiTheme="majorBidi" w:cstheme="majorBidi"/>
-          <w:b/>
-          <w:bCs/>
-          <w:sz w:val="28"/>
-          <w:szCs w:val="28"/>
-        </w:rPr>
-        <w:t>Common causes:</w:t>
-      </w:r>
-    </w:p>
-    <w:p>
-      <w:pPr>
-        <w:pStyle w:val="ListParagraph"/>
-        <w:numPr>
-          <w:ilvl w:val="0"/>
-          <w:numId w:val="50"/>
-        </w:numPr>
-        <w:jc w:val="both"/>
-        <w:rPr>
-          <w:rFonts w:asciiTheme="majorBidi" w:hAnsiTheme="majorBidi" w:cstheme="majorBidi"/>
-          <w:sz w:val="28"/>
-          <w:szCs w:val="28"/>
-        </w:rPr>
-      </w:pPr>
-      <w:r>
-        <w:rPr>
-          <w:rFonts w:asciiTheme="majorBidi" w:hAnsiTheme="majorBidi" w:cstheme="majorBidi"/>
-          <w:sz w:val="28"/>
-          <w:szCs w:val="28"/>
-        </w:rPr>
-        <w:t xml:space="preserve">Invalid container command or </w:t>
-      </w:r>
-      <w:proofErr w:type="spellStart"/>
-      <w:r>
-        <w:rPr>
-          <w:rFonts w:asciiTheme="majorBidi" w:hAnsiTheme="majorBidi" w:cstheme="majorBidi"/>
-          <w:sz w:val="28"/>
-          <w:szCs w:val="28"/>
-        </w:rPr>
-        <w:t>entrypoint</w:t>
-      </w:r>
-      <w:proofErr w:type="spellEnd"/>
-    </w:p>
-    <w:p>
-      <w:pPr>
-        <w:pStyle w:val="ListParagraph"/>
-        <w:numPr>
-          <w:ilvl w:val="0"/>
-          <w:numId w:val="50"/>
-        </w:numPr>
-        <w:jc w:val="both"/>
-        <w:rPr>
-          <w:rFonts w:asciiTheme="majorBidi" w:hAnsiTheme="majorBidi" w:cstheme="majorBidi"/>
-          <w:sz w:val="28"/>
-          <w:szCs w:val="28"/>
-        </w:rPr>
-      </w:pPr>
-      <w:r>
-        <w:rPr>
-          <w:rFonts w:asciiTheme="majorBidi" w:hAnsiTheme="majorBidi" w:cstheme="majorBidi"/>
-          <w:sz w:val="28"/>
-          <w:szCs w:val="28"/>
-        </w:rPr>
-        <w:t>File permission issues inside the image</w:t>
-      </w:r>
-    </w:p>
-    <w:p>
-      <w:pPr>
-        <w:pStyle w:val="ListParagraph"/>
-        <w:numPr>
-          <w:ilvl w:val="0"/>
-          <w:numId w:val="50"/>
-        </w:numPr>
-        <w:jc w:val="both"/>
-        <w:rPr>
-          <w:rFonts w:asciiTheme="majorBidi" w:hAnsiTheme="majorBidi" w:cstheme="majorBidi"/>
-          <w:sz w:val="28"/>
-          <w:szCs w:val="28"/>
-        </w:rPr>
-      </w:pPr>
-      <w:r>
-        <w:rPr>
-          <w:rFonts w:asciiTheme="majorBidi" w:hAnsiTheme="majorBidi" w:cstheme="majorBidi"/>
-          <w:sz w:val="28"/>
-          <w:szCs w:val="28"/>
-        </w:rPr>
-        <w:t>Problems with mounted volumes</w:t>
-      </w:r>
-    </w:p>
-    <w:p>
-      <w:pPr>
-        <w:pStyle w:val="ListParagraph"/>
-        <w:numPr>
-          <w:ilvl w:val="0"/>
-          <w:numId w:val="50"/>
-        </w:numPr>
-        <w:spacing w:after="60"/>
-        <w:jc w:val="both"/>
-        <w:rPr>
-          <w:rFonts w:asciiTheme="majorBidi" w:hAnsiTheme="majorBidi" w:cstheme="majorBidi"/>
-          <w:sz w:val="28"/>
-          <w:szCs w:val="28"/>
-        </w:rPr>
-      </w:pPr>
-      <w:r>
-        <w:rPr>
-          <w:rFonts w:asciiTheme="majorBidi" w:hAnsiTheme="majorBidi" w:cstheme="majorBidi"/>
-          <w:sz w:val="28"/>
-          <w:szCs w:val="28"/>
-        </w:rPr>
-        <w:t>Runtime‑level failures</w:t>
-      </w:r>
-    </w:p>
-    <w:p>
-      <w:pPr>
-        <w:spacing w:after="80"/>
-        <w:ind w:left="360"/>
-        <w:jc w:val="both"/>
-        <w:rPr>
-          <w:rFonts w:asciiTheme="majorBidi" w:hAnsiTheme="majorBidi" w:cstheme="majorBidi"/>
-          <w:sz w:val="28"/>
-          <w:szCs w:val="28"/>
-        </w:rPr>
-      </w:pPr>
-      <w:r>
-        <w:rPr>
-          <w:rFonts w:asciiTheme="majorBidi" w:hAnsiTheme="majorBidi" w:cstheme="majorBidi"/>
-          <w:sz w:val="28"/>
-          <w:szCs w:val="28"/>
-        </w:rPr>
-        <w:t xml:space="preserve">Unlike </w:t>
-      </w:r>
-      <w:proofErr w:type="spellStart"/>
-      <w:r>
-        <w:rPr>
-          <w:rFonts w:asciiTheme="majorBidi" w:hAnsiTheme="majorBidi" w:cstheme="majorBidi"/>
-          <w:sz w:val="28"/>
-          <w:szCs w:val="28"/>
-        </w:rPr>
-        <w:t>CrashLoopBackOff</w:t>
-      </w:r>
-      <w:proofErr w:type="spellEnd"/>
-      <w:r>
-        <w:rPr>
-          <w:rFonts w:asciiTheme="majorBidi" w:hAnsiTheme="majorBidi" w:cstheme="majorBidi"/>
-          <w:sz w:val="28"/>
-          <w:szCs w:val="28"/>
-        </w:rPr>
-        <w:t>, the container may never actually start.</w:t>
-      </w:r>
-    </w:p>
-    <w:p>
-      <w:pPr>
-        <w:pStyle w:val="ListParagraph"/>
-        <w:numPr>
-          <w:ilvl w:val="0"/>
-          <w:numId w:val="51"/>
-        </w:numPr>
-        <w:spacing w:after="60"/>
-        <w:ind w:left="360"/>
-        <w:jc w:val="both"/>
-        <w:rPr>
-          <w:rFonts w:asciiTheme="majorBidi" w:hAnsiTheme="majorBidi" w:cstheme="majorBidi"/>
-          <w:b/>
-          <w:bCs/>
-          <w:sz w:val="28"/>
-          <w:szCs w:val="28"/>
-        </w:rPr>
-      </w:pPr>
-      <w:proofErr w:type="spellStart"/>
-      <w:r>
-        <w:rPr>
-          <w:rFonts w:asciiTheme="majorBidi" w:hAnsiTheme="majorBidi" w:cstheme="majorBidi"/>
-          <w:b/>
-          <w:bCs/>
-          <w:sz w:val="28"/>
-          <w:szCs w:val="28"/>
-        </w:rPr>
-        <w:t>OOMKilled</w:t>
-      </w:r>
-      <w:proofErr w:type="spellEnd"/>
-    </w:p>
-    <w:p>
-      <w:pPr>
-        <w:spacing w:after="60"/>
-        <w:ind w:left="360"/>
-        <w:jc w:val="both"/>
-        <w:rPr>
-          <w:rFonts w:asciiTheme="majorBidi" w:hAnsiTheme="majorBidi" w:cstheme="majorBidi"/>
-          <w:sz w:val="28"/>
-          <w:szCs w:val="28"/>
-        </w:rPr>
-      </w:pPr>
-      <w:proofErr w:type="spellStart"/>
-      <w:r>
-        <w:rPr>
-          <w:rFonts w:asciiTheme="majorBidi" w:hAnsiTheme="majorBidi" w:cstheme="majorBidi"/>
-          <w:sz w:val="28"/>
-          <w:szCs w:val="28"/>
-        </w:rPr>
-        <w:t>OOMKilled</w:t>
-      </w:r>
-      <w:proofErr w:type="spellEnd"/>
-      <w:r>
-        <w:rPr>
-          <w:rFonts w:asciiTheme="majorBidi" w:hAnsiTheme="majorBidi" w:cstheme="majorBidi"/>
-          <w:sz w:val="28"/>
-          <w:szCs w:val="28"/>
-        </w:rPr>
-        <w:t xml:space="preserve"> means the container was terminated because it exceeded its memory limit.</w:t>
-      </w:r>
-      <w:r>
-        <w:rPr>
-          <w:rFonts w:asciiTheme="majorBidi" w:hAnsiTheme="majorBidi" w:cstheme="majorBidi"/>
-          <w:sz w:val="28"/>
-          <w:szCs w:val="28"/>
-        </w:rPr>
-        <w:t xml:space="preserve"> </w:t>
-      </w:r>
-      <w:r>
-        <w:rPr>
-          <w:rFonts w:asciiTheme="majorBidi" w:hAnsiTheme="majorBidi" w:cstheme="majorBidi"/>
-          <w:sz w:val="28"/>
-          <w:szCs w:val="28"/>
-        </w:rPr>
-        <w:t>Kubernetes enforces memory limits strictly.</w:t>
-      </w:r>
-    </w:p>
-    <w:p>
-      <w:pPr>
-        <w:spacing w:after="60"/>
-        <w:ind w:left="360"/>
-        <w:jc w:val="both"/>
-        <w:rPr>
-          <w:rFonts w:asciiTheme="majorBidi" w:hAnsiTheme="majorBidi" w:cstheme="majorBidi"/>
-          <w:sz w:val="28"/>
-          <w:szCs w:val="28"/>
-        </w:rPr>
-      </w:pPr>
-      <w:r>
-        <w:rPr>
-          <w:rFonts w:asciiTheme="majorBidi" w:hAnsiTheme="majorBidi" w:cstheme="majorBidi"/>
-          <w:sz w:val="28"/>
-          <w:szCs w:val="28"/>
-        </w:rPr>
-        <w:t>Common causes:</w:t>
-      </w:r>
-    </w:p>
-    <w:p>
-      <w:pPr>
-        <w:pStyle w:val="ListParagraph"/>
-        <w:numPr>
-          <w:ilvl w:val="0"/>
-          <w:numId w:val="52"/>
-        </w:numPr>
-        <w:jc w:val="both"/>
-        <w:rPr>
-          <w:rFonts w:asciiTheme="majorBidi" w:hAnsiTheme="majorBidi" w:cstheme="majorBidi"/>
-          <w:sz w:val="28"/>
-          <w:szCs w:val="28"/>
-        </w:rPr>
-      </w:pPr>
-      <w:r>
-        <w:rPr>
-          <w:rFonts w:asciiTheme="majorBidi" w:hAnsiTheme="majorBidi" w:cstheme="majorBidi"/>
-          <w:sz w:val="28"/>
-          <w:szCs w:val="28"/>
-        </w:rPr>
-        <w:t>Application using more memory than allowed</w:t>
-      </w:r>
-    </w:p>
-    <w:p>
-      <w:pPr>
-        <w:pStyle w:val="ListParagraph"/>
-        <w:numPr>
-          <w:ilvl w:val="0"/>
-          <w:numId w:val="52"/>
-        </w:numPr>
-        <w:jc w:val="both"/>
-        <w:rPr>
-          <w:rFonts w:asciiTheme="majorBidi" w:hAnsiTheme="majorBidi" w:cstheme="majorBidi"/>
-          <w:sz w:val="28"/>
-          <w:szCs w:val="28"/>
-        </w:rPr>
-      </w:pPr>
-      <w:r>
-        <w:rPr>
-          <w:rFonts w:asciiTheme="majorBidi" w:hAnsiTheme="majorBidi" w:cstheme="majorBidi"/>
-          <w:sz w:val="28"/>
-          <w:szCs w:val="28"/>
-        </w:rPr>
-        <w:t>Memory limit set too low</w:t>
-      </w:r>
-    </w:p>
-    <w:p>
-      <w:pPr>
-        <w:pStyle w:val="ListParagraph"/>
-        <w:numPr>
-          <w:ilvl w:val="0"/>
-          <w:numId w:val="52"/>
-        </w:numPr>
-        <w:jc w:val="both"/>
-        <w:rPr>
-          <w:rFonts w:asciiTheme="majorBidi" w:hAnsiTheme="majorBidi" w:cstheme="majorBidi"/>
-          <w:sz w:val="28"/>
-          <w:szCs w:val="28"/>
-        </w:rPr>
-      </w:pPr>
-      <w:r>
-        <w:rPr>
-          <w:rFonts w:asciiTheme="majorBidi" w:hAnsiTheme="majorBidi" w:cstheme="majorBidi"/>
-          <w:noProof/>
-          <w:sz w:val="28"/>
-          <w:szCs w:val="28"/>
-        </w:rPr>
-        <mc:AlternateContent>
-          <mc:Choice Requires="wps">
-            <w:drawing>
-              <wp:anchor distT="0" distB="0" distL="114300" distR="114300" simplePos="0" relativeHeight="251677696" behindDoc="0" locked="0" layoutInCell="1" allowOverlap="1" wp14:anchorId="62CF282D" wp14:editId="3C801B1E">
+              <wp:anchor distT="0" distB="0" distL="114300" distR="114300" simplePos="0" relativeHeight="251679744" behindDoc="0" locked="0" layoutInCell="1" allowOverlap="1" wp14:anchorId="584C4832" wp14:editId="5A4B0378">
                 <wp:simplePos x="0" y="0"/>
                 <wp:positionH relativeFrom="margin">
                   <wp:align>right</wp:align>
                 </wp:positionH>
                 <wp:positionV relativeFrom="paragraph">
-                  <wp:posOffset>316865</wp:posOffset>
-                </wp:positionV>
-                <wp:extent cx="6598920" cy="3825240"/>
-                <wp:effectExtent l="0" t="0" r="11430" b="22860"/>
-                <wp:wrapNone/>
-                <wp:docPr id="1457416335" name="Rectangle 17"/>
-                <wp:cNvGraphicFramePr/>
-                <a:graphic xmlns:a="http://schemas.openxmlformats.org/drawingml/2006/main">
-                  <a:graphicData uri="http://schemas.microsoft.com/office/word/2010/wordprocessingShape">
-                    <wps:wsp>
-                      <wps:cNvSpPr/>
-                      <wps:spPr>
-                        <a:xfrm>
-                          <a:off x="0" y="0"/>
-                          <a:ext cx="6598920" cy="3825240"/>
-                        </a:xfrm>
-                        <a:prstGeom prst="rect">
-                          <a:avLst/>
-                        </a:prstGeom>
-                      </wps:spPr>
-                      <wps:style>
-                        <a:lnRef idx="1">
-                          <a:schemeClr val="dk1"/>
-                        </a:lnRef>
-                        <a:fillRef idx="2">
-                          <a:schemeClr val="dk1"/>
-                        </a:fillRef>
-                        <a:effectRef idx="1">
-                          <a:schemeClr val="dk1"/>
-                        </a:effectRef>
-                        <a:fontRef idx="minor">
-                          <a:schemeClr val="dk1"/>
-                        </a:fontRef>
-                      </wps:style>
-                      <wps:txbx>
-                        <w:txbxContent>
-                          <w:p>
-                            <w:pPr>
-                              <w:spacing w:after="60"/>
-                              <w:rPr>
-                                <w:rFonts w:asciiTheme="majorBidi" w:hAnsiTheme="majorBidi" w:cstheme="majorBidi"/>
-                                <w:b/>
-                                <w:bCs/>
-                                <w:sz w:val="32"/>
-                                <w:szCs w:val="32"/>
-                              </w:rPr>
-                            </w:pPr>
-                            <w:r>
-                              <w:rPr>
-                                <w:rFonts w:asciiTheme="majorBidi" w:hAnsiTheme="majorBidi" w:cstheme="majorBidi"/>
-                                <w:b/>
-                                <w:bCs/>
-                                <w:sz w:val="32"/>
-                                <w:szCs w:val="32"/>
-                              </w:rPr>
-                              <w:t>Memory Leak:</w:t>
-                            </w:r>
-                          </w:p>
-                          <w:p>
-                            <w:pPr>
-                              <w:spacing w:after="60"/>
-                              <w:jc w:val="both"/>
-                              <w:rPr>
-                                <w:rFonts w:asciiTheme="majorBidi" w:hAnsiTheme="majorBidi" w:cstheme="majorBidi"/>
-                                <w:sz w:val="28"/>
-                                <w:szCs w:val="28"/>
-                              </w:rPr>
-                            </w:pPr>
-                            <w:r>
-                              <w:rPr>
-                                <w:rFonts w:asciiTheme="majorBidi" w:hAnsiTheme="majorBidi" w:cstheme="majorBidi"/>
-                                <w:sz w:val="28"/>
-                                <w:szCs w:val="28"/>
-                              </w:rPr>
-                              <w:t>A memory leak happens when an application allocates memory but fails to release it after it is no longer</w:t>
-                            </w:r>
-                            <w:r>
-                              <w:rPr>
-                                <w:rFonts w:asciiTheme="majorBidi" w:hAnsiTheme="majorBidi" w:cstheme="majorBidi"/>
-                                <w:sz w:val="28"/>
-                                <w:szCs w:val="28"/>
-                              </w:rPr>
-                              <w:t xml:space="preserve"> </w:t>
-                            </w:r>
-                            <w:r>
-                              <w:rPr>
-                                <w:rFonts w:asciiTheme="majorBidi" w:hAnsiTheme="majorBidi" w:cstheme="majorBidi"/>
-                                <w:sz w:val="28"/>
-                                <w:szCs w:val="28"/>
-                              </w:rPr>
-                              <w:t>needed. Over time, this causes the application’s memory usage to</w:t>
-                            </w:r>
-                            <w:r>
-                              <w:rPr>
-                                <w:rFonts w:asciiTheme="majorBidi" w:hAnsiTheme="majorBidi" w:cstheme="majorBidi"/>
-                                <w:sz w:val="28"/>
-                                <w:szCs w:val="28"/>
-                              </w:rPr>
-                              <w:t xml:space="preserve"> </w:t>
-                            </w:r>
-                            <w:r>
-                              <w:rPr>
-                                <w:rFonts w:asciiTheme="majorBidi" w:hAnsiTheme="majorBidi" w:cstheme="majorBidi"/>
-                                <w:sz w:val="28"/>
-                                <w:szCs w:val="28"/>
-                              </w:rPr>
-                              <w:t>continuously</w:t>
-                            </w:r>
-                            <w:r>
-                              <w:rPr>
-                                <w:rFonts w:asciiTheme="majorBidi" w:hAnsiTheme="majorBidi" w:cstheme="majorBidi"/>
-                                <w:sz w:val="28"/>
-                                <w:szCs w:val="28"/>
-                              </w:rPr>
-                              <w:t xml:space="preserve"> grow, even though the workload or number of requests may remain the same. Eventually, the application consumes all available memory and becomes slow, unstable, or crashes.</w:t>
-                            </w:r>
-                          </w:p>
-                          <w:p>
-                            <w:pPr>
-                              <w:spacing w:after="60"/>
-                              <w:jc w:val="both"/>
-                              <w:rPr>
-                                <w:rFonts w:asciiTheme="majorBidi" w:hAnsiTheme="majorBidi" w:cstheme="majorBidi"/>
-                                <w:sz w:val="28"/>
-                                <w:szCs w:val="28"/>
-                              </w:rPr>
-                            </w:pPr>
-                            <w:r>
-                              <w:rPr>
-                                <w:rFonts w:asciiTheme="majorBidi" w:hAnsiTheme="majorBidi" w:cstheme="majorBidi"/>
-                                <w:sz w:val="28"/>
-                                <w:szCs w:val="28"/>
-                              </w:rPr>
-                              <w:t>In a normal program, memory is allocated to perform a task and then freed once the task is complete. In a memory leak scenario, references to unused memory are accidentally kept alive. Because the memory is still considered “in use,” the operating system or runtime cannot reclaim it. As this process repeats, the application gradually accumulates wasted memory.</w:t>
-                            </w:r>
-                          </w:p>
-                          <w:p>
-                            <w:pPr>
-                              <w:spacing w:after="60"/>
-                              <w:jc w:val="both"/>
-                              <w:rPr>
-                                <w:rFonts w:asciiTheme="majorBidi" w:hAnsiTheme="majorBidi" w:cstheme="majorBidi"/>
-                                <w:sz w:val="28"/>
-                                <w:szCs w:val="28"/>
-                              </w:rPr>
-                            </w:pPr>
-                            <w:r>
-                              <w:rPr>
-                                <w:rFonts w:asciiTheme="majorBidi" w:hAnsiTheme="majorBidi" w:cstheme="majorBidi"/>
-                                <w:sz w:val="28"/>
-                                <w:szCs w:val="28"/>
-                              </w:rPr>
-                              <w:t>Common causes of memory leaks include objects that are created but never destroyed, global variables that grow indefinitely, event listeners or callbacks that are registered but</w:t>
-                            </w:r>
-                            <w:r>
-                              <w:rPr>
-                                <w:rFonts w:asciiTheme="majorBidi" w:hAnsiTheme="majorBidi" w:cstheme="majorBidi"/>
-                                <w:sz w:val="28"/>
-                                <w:szCs w:val="28"/>
-                              </w:rPr>
-                              <w:t xml:space="preserve"> </w:t>
-                            </w:r>
-                            <w:r>
-                              <w:rPr>
-                                <w:rFonts w:asciiTheme="majorBidi" w:hAnsiTheme="majorBidi" w:cstheme="majorBidi"/>
-                                <w:sz w:val="28"/>
-                                <w:szCs w:val="28"/>
-                              </w:rPr>
-                              <w:t>never removed, and caching mechanisms without size limits or expiration policies.</w:t>
-                            </w:r>
-                          </w:p>
-                          <w:p>
-                            <w:pPr>
-                              <w:spacing w:after="60"/>
-                              <w:jc w:val="both"/>
-                              <w:rPr>
-                                <w:rFonts w:asciiTheme="majorBidi" w:hAnsiTheme="majorBidi" w:cstheme="majorBidi"/>
-                                <w:sz w:val="28"/>
-                                <w:szCs w:val="28"/>
-                              </w:rPr>
-                            </w:pPr>
-                            <w:r>
-                              <w:rPr>
-                                <w:rFonts w:asciiTheme="majorBidi" w:hAnsiTheme="majorBidi" w:cstheme="majorBidi"/>
-                                <w:sz w:val="28"/>
-                                <w:szCs w:val="28"/>
-                              </w:rPr>
-                              <w:t>Memory leaks can occur in both managed languages (such as Java, Python, or JavaScript)</w:t>
-                            </w:r>
-                          </w:p>
-                          <w:p>
-                            <w:pPr>
-                              <w:spacing w:after="60"/>
-                              <w:jc w:val="both"/>
-                              <w:rPr>
-                                <w:rFonts w:asciiTheme="majorBidi" w:hAnsiTheme="majorBidi" w:cstheme="majorBidi"/>
-                                <w:sz w:val="28"/>
-                                <w:szCs w:val="28"/>
-                              </w:rPr>
-                            </w:pPr>
-                          </w:p>
-                          <w:p>
-                            <w:pPr>
-                              <w:jc w:val="both"/>
-                              <w:rPr>
-                                <w:rFonts w:asciiTheme="majorBidi" w:hAnsiTheme="majorBidi" w:cstheme="majorBidi"/>
-                                <w:sz w:val="28"/>
-                                <w:szCs w:val="28"/>
-                              </w:rPr>
-                            </w:pPr>
-                          </w:p>
-                        </w:txbxContent>
-                      </wps:txbx>
-                      <wps:bodyPr rot="0" spcFirstLastPara="0" vertOverflow="overflow" horzOverflow="overflow" vert="horz" wrap="square" lIns="91440" tIns="45720" rIns="91440" bIns="45720" numCol="1" spcCol="0" rtlCol="0" fromWordArt="0" anchor="ctr" anchorCtr="0" forceAA="0" compatLnSpc="1">
-                        <a:prstTxWarp prst="textNoShape">
-                          <a:avLst/>
-                        </a:prstTxWarp>
-                        <a:noAutofit/>
-                      </wps:bodyPr>
-                    </wps:wsp>
-                  </a:graphicData>
-                </a:graphic>
-                <wp14:sizeRelH relativeFrom="margin">
-                  <wp14:pctWidth>0</wp14:pctWidth>
-                </wp14:sizeRelH>
-                <wp14:sizeRelV relativeFrom="margin">
-                  <wp14:pctHeight>0</wp14:pctHeight>
-                </wp14:sizeRelV>
-              </wp:anchor>
-            </w:drawing>
-          </mc:Choice>
-          <mc:Fallback>
-            <w:pict>
-              <v:rect w14:anchorId="62CF282D" id="Rectangle 17" o:spid="_x0000_s1029" style="position:absolute;left:0;text-align:left;margin-left:468.4pt;margin-top:24.95pt;width:519.6pt;height:301.2pt;z-index:251677696;visibility:visible;mso-wrap-style:square;mso-width-percent:0;mso-height-percent:0;mso-wrap-distance-left:9pt;mso-wrap-distance-top:0;mso-wrap-distance-right:9pt;mso-wrap-distance-bottom:0;mso-position-horizontal:right;mso-position-horizontal-relative:margin;mso-position-vertical:absolute;mso-position-vertical-relative:text;mso-width-percent:0;mso-height-percent:0;mso-width-relative:margin;mso-height-relative:margin;v-text-anchor:middle" o:gfxdata="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" fillcolor="#555 [2160]" strokecolor="black [3200]" strokeweight=".5pt">
-                <v:fill color2="#313131 [2608]" rotate="t" colors="0 #9b9b9b;.5 #8e8e8e;1 #797979" focus="100%" type="gradient">
-                  <o:fill v:ext="view" type="gradientUnscaled"/>
-                </v:fill>
-                <v:textbox>
-                  <w:txbxContent>
-                    <w:p>
-                      <w:pPr>
-                        <w:spacing w:after="60"/>
-                        <w:rPr>
-                          <w:rFonts w:asciiTheme="majorBidi" w:hAnsiTheme="majorBidi" w:cstheme="majorBidi"/>
-                          <w:b/>
-                          <w:bCs/>
-                          <w:sz w:val="32"/>
-                          <w:szCs w:val="32"/>
-                        </w:rPr>
-                      </w:pPr>
-                      <w:r>
-                        <w:rPr>
-                          <w:rFonts w:asciiTheme="majorBidi" w:hAnsiTheme="majorBidi" w:cstheme="majorBidi"/>
-                          <w:b/>
-                          <w:bCs/>
-                          <w:sz w:val="32"/>
-                          <w:szCs w:val="32"/>
-                        </w:rPr>
-                        <w:t>Memory Leak:</w:t>
-                      </w:r>
-                    </w:p>
-                    <w:p>
-                      <w:pPr>
-                        <w:spacing w:after="60"/>
-                        <w:jc w:val="both"/>
-                        <w:rPr>
-                          <w:rFonts w:asciiTheme="majorBidi" w:hAnsiTheme="majorBidi" w:cstheme="majorBidi"/>
-                          <w:sz w:val="28"/>
-                          <w:szCs w:val="28"/>
-                        </w:rPr>
-                      </w:pPr>
-                      <w:r>
-                        <w:rPr>
-                          <w:rFonts w:asciiTheme="majorBidi" w:hAnsiTheme="majorBidi" w:cstheme="majorBidi"/>
-                          <w:sz w:val="28"/>
-                          <w:szCs w:val="28"/>
-                        </w:rPr>
-                        <w:t>A memory leak happens when an application allocates memory but fails to release it after it is no longer</w:t>
-                      </w:r>
-                      <w:r>
-                        <w:rPr>
-                          <w:rFonts w:asciiTheme="majorBidi" w:hAnsiTheme="majorBidi" w:cstheme="majorBidi"/>
-                          <w:sz w:val="28"/>
-                          <w:szCs w:val="28"/>
-                        </w:rPr>
-                        <w:t xml:space="preserve"> </w:t>
-                      </w:r>
-                      <w:r>
-                        <w:rPr>
-                          <w:rFonts w:asciiTheme="majorBidi" w:hAnsiTheme="majorBidi" w:cstheme="majorBidi"/>
-                          <w:sz w:val="28"/>
-                          <w:szCs w:val="28"/>
-                        </w:rPr>
-                        <w:t>needed. Over time, this causes the application’s memory usage to</w:t>
-                      </w:r>
-                      <w:r>
-                        <w:rPr>
-                          <w:rFonts w:asciiTheme="majorBidi" w:hAnsiTheme="majorBidi" w:cstheme="majorBidi"/>
-                          <w:sz w:val="28"/>
-                          <w:szCs w:val="28"/>
-                        </w:rPr>
-                        <w:t xml:space="preserve"> </w:t>
-                      </w:r>
-                      <w:r>
-                        <w:rPr>
-                          <w:rFonts w:asciiTheme="majorBidi" w:hAnsiTheme="majorBidi" w:cstheme="majorBidi"/>
-                          <w:sz w:val="28"/>
-                          <w:szCs w:val="28"/>
-                        </w:rPr>
-                        <w:t>continuously</w:t>
-                      </w:r>
-                      <w:r>
-                        <w:rPr>
-                          <w:rFonts w:asciiTheme="majorBidi" w:hAnsiTheme="majorBidi" w:cstheme="majorBidi"/>
-                          <w:sz w:val="28"/>
-                          <w:szCs w:val="28"/>
-                        </w:rPr>
-                        <w:t xml:space="preserve"> grow, even though the workload or number of requests may remain the same. Eventually, the application consumes all available memory and becomes slow, unstable, or crashes.</w:t>
-                      </w:r>
-                    </w:p>
-                    <w:p>
-                      <w:pPr>
-                        <w:spacing w:after="60"/>
-                        <w:jc w:val="both"/>
-                        <w:rPr>
-                          <w:rFonts w:asciiTheme="majorBidi" w:hAnsiTheme="majorBidi" w:cstheme="majorBidi"/>
-                          <w:sz w:val="28"/>
-                          <w:szCs w:val="28"/>
-                        </w:rPr>
-                      </w:pPr>
-                      <w:r>
-                        <w:rPr>
-                          <w:rFonts w:asciiTheme="majorBidi" w:hAnsiTheme="majorBidi" w:cstheme="majorBidi"/>
-                          <w:sz w:val="28"/>
-                          <w:szCs w:val="28"/>
-                        </w:rPr>
-                        <w:t>In a normal program, memory is allocated to perform a task and then freed once the task is complete. In a memory leak scenario, references to unused memory are accidentally kept alive. Because the memory is still considered “in use,” the operating system or runtime cannot reclaim it. As this process repeats, the application gradually accumulates wasted memory.</w:t>
-                      </w:r>
-                    </w:p>
-                    <w:p>
-                      <w:pPr>
-                        <w:spacing w:after="60"/>
-                        <w:jc w:val="both"/>
-                        <w:rPr>
-                          <w:rFonts w:asciiTheme="majorBidi" w:hAnsiTheme="majorBidi" w:cstheme="majorBidi"/>
-                          <w:sz w:val="28"/>
-                          <w:szCs w:val="28"/>
-                        </w:rPr>
-                      </w:pPr>
-                      <w:r>
-                        <w:rPr>
-                          <w:rFonts w:asciiTheme="majorBidi" w:hAnsiTheme="majorBidi" w:cstheme="majorBidi"/>
-                          <w:sz w:val="28"/>
-                          <w:szCs w:val="28"/>
-                        </w:rPr>
-                        <w:t>Common causes of memory leaks include objects that are created but never destroyed, global variables that grow indefinitely, event listeners or callbacks that are registered but</w:t>
-                      </w:r>
-                      <w:r>
-                        <w:rPr>
-                          <w:rFonts w:asciiTheme="majorBidi" w:hAnsiTheme="majorBidi" w:cstheme="majorBidi"/>
-                          <w:sz w:val="28"/>
-                          <w:szCs w:val="28"/>
-                        </w:rPr>
-                        <w:t xml:space="preserve"> </w:t>
-                      </w:r>
-                      <w:r>
-                        <w:rPr>
-                          <w:rFonts w:asciiTheme="majorBidi" w:hAnsiTheme="majorBidi" w:cstheme="majorBidi"/>
-                          <w:sz w:val="28"/>
-                          <w:szCs w:val="28"/>
-                        </w:rPr>
-                        <w:t>never removed, and caching mechanisms without size limits or expiration policies.</w:t>
-                      </w:r>
-                    </w:p>
-                    <w:p>
-                      <w:pPr>
-                        <w:spacing w:after="60"/>
-                        <w:jc w:val="both"/>
-                        <w:rPr>
-                          <w:rFonts w:asciiTheme="majorBidi" w:hAnsiTheme="majorBidi" w:cstheme="majorBidi"/>
-                          <w:sz w:val="28"/>
-                          <w:szCs w:val="28"/>
-                        </w:rPr>
-                      </w:pPr>
-                      <w:r>
-                        <w:rPr>
-                          <w:rFonts w:asciiTheme="majorBidi" w:hAnsiTheme="majorBidi" w:cstheme="majorBidi"/>
-                          <w:sz w:val="28"/>
-                          <w:szCs w:val="28"/>
-                        </w:rPr>
-                        <w:t>Memory leaks can occur in both managed languages (such as Java, Python, or JavaScript)</w:t>
-                      </w:r>
-                    </w:p>
-                    <w:p>
-                      <w:pPr>
-                        <w:spacing w:after="60"/>
-                        <w:jc w:val="both"/>
-                        <w:rPr>
-                          <w:rFonts w:asciiTheme="majorBidi" w:hAnsiTheme="majorBidi" w:cstheme="majorBidi"/>
-                          <w:sz w:val="28"/>
-                          <w:szCs w:val="28"/>
-                        </w:rPr>
-                      </w:pPr>
-                    </w:p>
-                    <w:p>
-                      <w:pPr>
-                        <w:jc w:val="both"/>
-                        <w:rPr>
-                          <w:rFonts w:asciiTheme="majorBidi" w:hAnsiTheme="majorBidi" w:cstheme="majorBidi"/>
-                          <w:sz w:val="28"/>
-                          <w:szCs w:val="28"/>
-                        </w:rPr>
-                      </w:pPr>
-                    </w:p>
-                  </w:txbxContent>
-                </v:textbox>
-                <w10:wrap anchorx="margin"/>
-              </v:rect>
-            </w:pict>
-          </mc:Fallback>
-        </mc:AlternateContent>
-      </w:r>
-      <w:r>
-        <w:rPr>
-          <w:rFonts w:asciiTheme="majorBidi" w:hAnsiTheme="majorBidi" w:cstheme="majorBidi"/>
-          <w:sz w:val="28"/>
-          <w:szCs w:val="28"/>
-        </w:rPr>
-        <w:t>Memory leak in the application</w:t>
-      </w:r>
-    </w:p>
-    <w:p>
-      <w:pPr>
-        <w:rPr>
-          <w:rFonts w:asciiTheme="majorBidi" w:hAnsiTheme="majorBidi" w:cstheme="majorBidi"/>
-          <w:sz w:val="28"/>
-          <w:szCs w:val="28"/>
-        </w:rPr>
-      </w:pPr>
-    </w:p>
-    <w:p>
-      <w:pPr>
-        <w:rPr>
-          <w:rFonts w:asciiTheme="majorBidi" w:hAnsiTheme="majorBidi" w:cstheme="majorBidi"/>
-          <w:sz w:val="28"/>
-          <w:szCs w:val="28"/>
-        </w:rPr>
-      </w:pPr>
-    </w:p>
-    <w:p>
-      <w:pPr>
-        <w:rPr>
-          <w:rFonts w:asciiTheme="majorBidi" w:hAnsiTheme="majorBidi" w:cstheme="majorBidi"/>
-          <w:sz w:val="28"/>
-          <w:szCs w:val="28"/>
-        </w:rPr>
-      </w:pPr>
-    </w:p>
-    <w:p>
-      <w:pPr>
-        <w:rPr>
-          <w:rFonts w:asciiTheme="majorBidi" w:hAnsiTheme="majorBidi" w:cstheme="majorBidi"/>
-          <w:sz w:val="28"/>
-          <w:szCs w:val="28"/>
-        </w:rPr>
-      </w:pPr>
-    </w:p>
-    <w:p>
-      <w:pPr>
-        <w:rPr>
-          <w:rFonts w:asciiTheme="majorBidi" w:hAnsiTheme="majorBidi" w:cstheme="majorBidi"/>
-          <w:sz w:val="28"/>
-          <w:szCs w:val="28"/>
-        </w:rPr>
-      </w:pPr>
-    </w:p>
-    <w:p>
-      <w:pPr>
-        <w:rPr>
-          <w:rFonts w:asciiTheme="majorBidi" w:hAnsiTheme="majorBidi" w:cstheme="majorBidi"/>
-          <w:sz w:val="28"/>
-          <w:szCs w:val="28"/>
-        </w:rPr>
-      </w:pPr>
-    </w:p>
-    <w:p>
-      <w:pPr>
-        <w:rPr>
-          <w:rFonts w:asciiTheme="majorBidi" w:hAnsiTheme="majorBidi" w:cstheme="majorBidi"/>
-          <w:sz w:val="28"/>
-          <w:szCs w:val="28"/>
-        </w:rPr>
-      </w:pPr>
-    </w:p>
-    <w:p>
-      <w:pPr>
-        <w:rPr>
-          <w:rFonts w:asciiTheme="majorBidi" w:hAnsiTheme="majorBidi" w:cstheme="majorBidi"/>
-          <w:sz w:val="28"/>
-          <w:szCs w:val="28"/>
-        </w:rPr>
-      </w:pPr>
-    </w:p>
-    <w:p>
-      <w:pPr>
-        <w:rPr>
-          <w:rFonts w:asciiTheme="majorBidi" w:hAnsiTheme="majorBidi" w:cstheme="majorBidi"/>
-          <w:sz w:val="28"/>
-          <w:szCs w:val="28"/>
-        </w:rPr>
-      </w:pPr>
-    </w:p>
-    <w:p>
-      <w:pPr>
-        <w:rPr>
-          <w:rFonts w:asciiTheme="majorBidi" w:hAnsiTheme="majorBidi" w:cstheme="majorBidi"/>
-          <w:sz w:val="28"/>
-          <w:szCs w:val="28"/>
-        </w:rPr>
-      </w:pPr>
-    </w:p>
-    <w:p>
-      <w:pPr>
-        <w:rPr>
-          <w:rFonts w:asciiTheme="majorBidi" w:hAnsiTheme="majorBidi" w:cstheme="majorBidi"/>
-          <w:sz w:val="28"/>
-          <w:szCs w:val="28"/>
-        </w:rPr>
-      </w:pPr>
-    </w:p>
-    <w:p>
-      <w:pPr>
-        <w:rPr>
-          <w:rFonts w:asciiTheme="majorBidi" w:hAnsiTheme="majorBidi" w:cstheme="majorBidi"/>
-          <w:sz w:val="28"/>
-          <w:szCs w:val="28"/>
-        </w:rPr>
-      </w:pPr>
-      <w:r>
-        <w:rPr>
-          <w:rFonts w:asciiTheme="majorBidi" w:hAnsiTheme="majorBidi" w:cstheme="majorBidi"/>
-          <w:noProof/>
-          <w:sz w:val="28"/>
-          <w:szCs w:val="28"/>
-        </w:rPr>
-        <mc:AlternateContent>
-          <mc:Choice Requires="wps">
-            <w:drawing>
-              <wp:anchor distT="0" distB="0" distL="114300" distR="114300" simplePos="0" relativeHeight="251679744" behindDoc="0" locked="0" layoutInCell="1" allowOverlap="1" wp14:anchorId="584C4832" wp14:editId="663A9D2A">
-                <wp:simplePos x="0" y="0"/>
-                <wp:positionH relativeFrom="margin">
-                  <wp:posOffset>236220</wp:posOffset>
-                </wp:positionH>
-                <wp:positionV relativeFrom="paragraph">
-                  <wp:posOffset>7620</wp:posOffset>
+                  <wp:posOffset>160020</wp:posOffset>
                 </wp:positionV>
                 <wp:extent cx="6614160" cy="2750820"/>
                 <wp:effectExtent l="0" t="0" r="15240" b="11430"/>
@@ -8538,7 +687,7 @@
           </mc:Choice>
           <mc:Fallback>
             <w:pict>
-              <v:rect w14:anchorId="584C4832" id="_x0000_s1030" style="position:absolute;margin-left:18.6pt;margin-top:.6pt;width:520.8pt;height:216.6pt;z-index:251679744;visibility:visible;mso-wrap-style:square;mso-width-percent:0;mso-height-percent:0;mso-wrap-distance-left:9pt;mso-wrap-distance-top:0;mso-wrap-distance-right:9pt;mso-wrap-distance-bottom:0;mso-position-horizontal:absolute;mso-position-horizontal-relative:margin;mso-position-vertical:absolute;mso-position-vertical-relative:text;mso-width-percent:0;mso-height-percent:0;mso-width-relative:margin;mso-height-relative:margin;v-text-anchor:middle" o:gfxdata="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" fillcolor="#555 [2160]" strokecolor="black [3200]" strokeweight=".5pt">
+              <v:rect w14:anchorId="584C4832" id="_x0000_s1027" style="position:absolute;margin-left:469.6pt;margin-top:12.6pt;width:520.8pt;height:216.6pt;z-index:251679744;visibility:visible;mso-wrap-style:square;mso-width-percent:0;mso-height-percent:0;mso-wrap-distance-left:9pt;mso-wrap-distance-top:0;mso-wrap-distance-right:9pt;mso-wrap-distance-bottom:0;mso-position-horizontal:right;mso-position-horizontal-relative:margin;mso-position-vertical:absolute;mso-position-vertical-relative:text;mso-width-percent:0;mso-height-percent:0;mso-width-relative:margin;mso-height-relative:margin;v-text-anchor:middle" o:gfxdata="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" fillcolor="#555 [2160]" strokecolor="black [3200]" strokeweight=".5pt">
                 <v:fill color2="#313131 [2608]" rotate="t" colors="0 #9b9b9b;.5 #8e8e8e;1 #797979" focus="100%" type="gradient">
                   <o:fill v:ext="view" type="gradientUnscaled"/>
                 </v:fill>
@@ -8704,992 +853,19 @@
       <w:pPr>
         <w:rPr>
           <w:rFonts w:asciiTheme="majorBidi" w:hAnsiTheme="majorBidi" w:cstheme="majorBidi"/>
-        </w:rPr>
-      </w:pPr>
-    </w:p>
-    <w:p>
-      <w:pPr>
-        <w:rPr>
-          <w:rFonts w:asciiTheme="majorBidi" w:hAnsiTheme="majorBidi" w:cstheme="majorBidi"/>
-          <w:sz w:val="2"/>
-          <w:szCs w:val="2"/>
-        </w:rPr>
-      </w:pPr>
-    </w:p>
-    <w:p>
-      <w:pPr>
-        <w:pStyle w:val="ListParagraph"/>
-        <w:numPr>
-          <w:ilvl w:val="0"/>
-          <w:numId w:val="53"/>
-        </w:numPr>
-        <w:spacing w:after="60"/>
-        <w:ind w:left="360"/>
-        <w:rPr>
-          <w:rFonts w:asciiTheme="majorBidi" w:hAnsiTheme="majorBidi" w:cstheme="majorBidi"/>
-          <w:b/>
-          <w:bCs/>
-          <w:sz w:val="28"/>
-          <w:szCs w:val="28"/>
-        </w:rPr>
-      </w:pPr>
-      <w:proofErr w:type="spellStart"/>
-      <w:r>
-        <w:rPr>
-          <w:rFonts w:asciiTheme="majorBidi" w:hAnsiTheme="majorBidi" w:cstheme="majorBidi"/>
-          <w:b/>
-          <w:bCs/>
-          <w:sz w:val="28"/>
-          <w:szCs w:val="28"/>
-        </w:rPr>
-        <w:t>ContainerCannotRun</w:t>
-      </w:r>
-      <w:proofErr w:type="spellEnd"/>
-    </w:p>
-    <w:p>
-      <w:pPr>
-        <w:spacing w:after="60"/>
-        <w:ind w:left="360"/>
-        <w:rPr>
-          <w:rFonts w:asciiTheme="majorBidi" w:hAnsiTheme="majorBidi" w:cstheme="majorBidi"/>
-          <w:sz w:val="28"/>
-          <w:szCs w:val="28"/>
-        </w:rPr>
-      </w:pPr>
-      <w:r>
-        <w:rPr>
-          <w:rFonts w:asciiTheme="majorBidi" w:hAnsiTheme="majorBidi" w:cstheme="majorBidi"/>
-          <w:sz w:val="28"/>
-          <w:szCs w:val="28"/>
-        </w:rPr>
-        <w:t>This error indicates the container runtime could not start the container process.</w:t>
-      </w:r>
-    </w:p>
-    <w:p>
-      <w:pPr>
-        <w:spacing w:after="60"/>
-        <w:ind w:left="360"/>
-        <w:rPr>
-          <w:rFonts w:asciiTheme="majorBidi" w:hAnsiTheme="majorBidi" w:cstheme="majorBidi"/>
-          <w:b/>
-          <w:bCs/>
-          <w:sz w:val="28"/>
-          <w:szCs w:val="28"/>
-        </w:rPr>
-      </w:pPr>
-      <w:r>
-        <w:rPr>
-          <w:rFonts w:asciiTheme="majorBidi" w:hAnsiTheme="majorBidi" w:cstheme="majorBidi"/>
-          <w:b/>
-          <w:bCs/>
-          <w:sz w:val="28"/>
-          <w:szCs w:val="28"/>
-        </w:rPr>
-        <w:t>Common causes:</w:t>
-      </w:r>
-    </w:p>
-    <w:p>
-      <w:pPr>
-        <w:pStyle w:val="ListParagraph"/>
-        <w:numPr>
-          <w:ilvl w:val="0"/>
-          <w:numId w:val="54"/>
-        </w:numPr>
-        <w:rPr>
-          <w:rFonts w:asciiTheme="majorBidi" w:hAnsiTheme="majorBidi" w:cstheme="majorBidi"/>
-          <w:sz w:val="28"/>
-          <w:szCs w:val="28"/>
-        </w:rPr>
-      </w:pPr>
-      <w:r>
-        <w:rPr>
-          <w:rFonts w:asciiTheme="majorBidi" w:hAnsiTheme="majorBidi" w:cstheme="majorBidi"/>
-          <w:sz w:val="28"/>
-          <w:szCs w:val="28"/>
-        </w:rPr>
-        <w:t>Binary specified in command does not exist</w:t>
-      </w:r>
-    </w:p>
-    <w:p>
-      <w:pPr>
-        <w:pStyle w:val="ListParagraph"/>
-        <w:numPr>
-          <w:ilvl w:val="0"/>
-          <w:numId w:val="54"/>
-        </w:numPr>
-        <w:rPr>
-          <w:rFonts w:asciiTheme="majorBidi" w:hAnsiTheme="majorBidi" w:cstheme="majorBidi"/>
-          <w:sz w:val="28"/>
-          <w:szCs w:val="28"/>
-        </w:rPr>
-      </w:pPr>
-      <w:r>
-        <w:rPr>
-          <w:rFonts w:asciiTheme="majorBidi" w:hAnsiTheme="majorBidi" w:cstheme="majorBidi"/>
-          <w:sz w:val="28"/>
-          <w:szCs w:val="28"/>
-        </w:rPr>
-        <w:t>Incorrect architecture (e.g., ARM image on x86 node)</w:t>
-      </w:r>
-    </w:p>
-    <w:p>
-      <w:pPr>
-        <w:pStyle w:val="ListParagraph"/>
-        <w:numPr>
-          <w:ilvl w:val="0"/>
-          <w:numId w:val="54"/>
-        </w:numPr>
-        <w:rPr>
-          <w:rFonts w:asciiTheme="majorBidi" w:hAnsiTheme="majorBidi" w:cstheme="majorBidi"/>
-          <w:sz w:val="28"/>
-          <w:szCs w:val="28"/>
-        </w:rPr>
-      </w:pPr>
-      <w:r>
-        <w:rPr>
-          <w:rFonts w:asciiTheme="majorBidi" w:hAnsiTheme="majorBidi" w:cstheme="majorBidi"/>
-          <w:sz w:val="28"/>
-          <w:szCs w:val="28"/>
-        </w:rPr>
-        <w:t xml:space="preserve">Permission issues on </w:t>
-      </w:r>
-      <w:proofErr w:type="spellStart"/>
-      <w:r>
-        <w:rPr>
-          <w:rFonts w:asciiTheme="majorBidi" w:hAnsiTheme="majorBidi" w:cstheme="majorBidi"/>
-          <w:sz w:val="28"/>
-          <w:szCs w:val="28"/>
-        </w:rPr>
-        <w:t>entrypoint</w:t>
-      </w:r>
-      <w:proofErr w:type="spellEnd"/>
-    </w:p>
-    <w:p>
-      <w:pPr>
-        <w:pStyle w:val="ListParagraph"/>
-        <w:rPr>
-          <w:rFonts w:asciiTheme="majorBidi" w:hAnsiTheme="majorBidi" w:cstheme="majorBidi"/>
-          <w:sz w:val="8"/>
-          <w:szCs w:val="8"/>
-        </w:rPr>
-      </w:pPr>
-    </w:p>
-    <w:p>
-      <w:pPr>
-        <w:pStyle w:val="ListParagraph"/>
-        <w:numPr>
-          <w:ilvl w:val="0"/>
-          <w:numId w:val="55"/>
-        </w:numPr>
-        <w:spacing w:after="60"/>
-        <w:ind w:left="360"/>
-        <w:rPr>
-          <w:rFonts w:asciiTheme="majorBidi" w:hAnsiTheme="majorBidi" w:cstheme="majorBidi"/>
-          <w:b/>
-          <w:bCs/>
-          <w:sz w:val="28"/>
-          <w:szCs w:val="28"/>
-        </w:rPr>
-      </w:pPr>
-      <w:proofErr w:type="spellStart"/>
-      <w:r>
-        <w:rPr>
-          <w:rFonts w:asciiTheme="majorBidi" w:hAnsiTheme="majorBidi" w:cstheme="majorBidi"/>
-          <w:b/>
-          <w:bCs/>
-          <w:sz w:val="28"/>
-          <w:szCs w:val="28"/>
-        </w:rPr>
-        <w:t>RunContainerError</w:t>
-      </w:r>
-      <w:proofErr w:type="spellEnd"/>
-    </w:p>
-    <w:p>
-      <w:pPr>
-        <w:spacing w:after="60"/>
-        <w:ind w:left="360"/>
-        <w:rPr>
-          <w:rFonts w:asciiTheme="majorBidi" w:hAnsiTheme="majorBidi" w:cstheme="majorBidi"/>
-          <w:sz w:val="28"/>
-          <w:szCs w:val="28"/>
-        </w:rPr>
-      </w:pPr>
-      <w:r>
-        <w:rPr>
-          <w:rFonts w:asciiTheme="majorBidi" w:hAnsiTheme="majorBidi" w:cstheme="majorBidi"/>
-          <w:sz w:val="28"/>
-          <w:szCs w:val="28"/>
-        </w:rPr>
-        <w:t>The container started but failed during early execution before becoming healthy.</w:t>
-      </w:r>
-    </w:p>
-    <w:p>
-      <w:pPr>
-        <w:spacing w:after="60"/>
-        <w:ind w:left="360"/>
-        <w:rPr>
-          <w:rFonts w:asciiTheme="majorBidi" w:hAnsiTheme="majorBidi" w:cstheme="majorBidi"/>
-          <w:b/>
-          <w:bCs/>
-          <w:sz w:val="28"/>
-          <w:szCs w:val="28"/>
-        </w:rPr>
-      </w:pPr>
-      <w:r>
-        <w:rPr>
-          <w:rFonts w:asciiTheme="majorBidi" w:hAnsiTheme="majorBidi" w:cstheme="majorBidi"/>
-          <w:b/>
-          <w:bCs/>
-          <w:sz w:val="28"/>
-          <w:szCs w:val="28"/>
-        </w:rPr>
-        <w:t>Common causes:</w:t>
-      </w:r>
-    </w:p>
-    <w:p>
-      <w:pPr>
-        <w:pStyle w:val="ListParagraph"/>
-        <w:numPr>
-          <w:ilvl w:val="0"/>
-          <w:numId w:val="56"/>
-        </w:numPr>
-        <w:rPr>
-          <w:rFonts w:asciiTheme="majorBidi" w:hAnsiTheme="majorBidi" w:cstheme="majorBidi"/>
-          <w:sz w:val="28"/>
-          <w:szCs w:val="28"/>
-        </w:rPr>
-      </w:pPr>
-      <w:r>
-        <w:rPr>
-          <w:rFonts w:asciiTheme="majorBidi" w:hAnsiTheme="majorBidi" w:cstheme="majorBidi"/>
-          <w:sz w:val="28"/>
-          <w:szCs w:val="28"/>
-        </w:rPr>
-        <w:t>Startup script failures</w:t>
-      </w:r>
-    </w:p>
-    <w:p>
-      <w:pPr>
-        <w:pStyle w:val="ListParagraph"/>
-        <w:numPr>
-          <w:ilvl w:val="0"/>
-          <w:numId w:val="56"/>
-        </w:numPr>
-        <w:rPr>
-          <w:rFonts w:asciiTheme="majorBidi" w:hAnsiTheme="majorBidi" w:cstheme="majorBidi"/>
-          <w:sz w:val="28"/>
-          <w:szCs w:val="28"/>
-        </w:rPr>
-      </w:pPr>
-      <w:r>
-        <w:rPr>
-          <w:rFonts w:asciiTheme="majorBidi" w:hAnsiTheme="majorBidi" w:cstheme="majorBidi"/>
-          <w:sz w:val="28"/>
-          <w:szCs w:val="28"/>
-        </w:rPr>
-        <w:t>Invalid runtime arguments</w:t>
-      </w:r>
-    </w:p>
-    <w:p>
-      <w:pPr>
-        <w:pStyle w:val="ListParagraph"/>
-        <w:numPr>
-          <w:ilvl w:val="0"/>
-          <w:numId w:val="56"/>
-        </w:numPr>
-        <w:rPr>
-          <w:rFonts w:asciiTheme="majorBidi" w:hAnsiTheme="majorBidi" w:cstheme="majorBidi"/>
-          <w:sz w:val="28"/>
-          <w:szCs w:val="28"/>
-        </w:rPr>
-      </w:pPr>
-      <w:r>
-        <w:rPr>
-          <w:rFonts w:asciiTheme="majorBidi" w:hAnsiTheme="majorBidi" w:cstheme="majorBidi"/>
-          <w:sz w:val="28"/>
-          <w:szCs w:val="28"/>
-        </w:rPr>
-        <w:t>Application exits immediately after start</w:t>
-      </w:r>
-    </w:p>
-    <w:p>
-      <w:pPr>
-        <w:pStyle w:val="ListParagraph"/>
-        <w:rPr>
-          <w:rFonts w:asciiTheme="majorBidi" w:hAnsiTheme="majorBidi" w:cstheme="majorBidi"/>
-          <w:sz w:val="8"/>
-          <w:szCs w:val="8"/>
-        </w:rPr>
-      </w:pPr>
-    </w:p>
-    <w:p>
-      <w:pPr>
-        <w:pStyle w:val="ListParagraph"/>
-        <w:numPr>
-          <w:ilvl w:val="0"/>
-          <w:numId w:val="59"/>
-        </w:numPr>
-        <w:spacing w:after="60"/>
-        <w:ind w:left="360"/>
-        <w:rPr>
-          <w:rFonts w:asciiTheme="majorBidi" w:hAnsiTheme="majorBidi" w:cstheme="majorBidi"/>
-          <w:b/>
-          <w:bCs/>
-          <w:sz w:val="28"/>
-          <w:szCs w:val="28"/>
-        </w:rPr>
-      </w:pPr>
-      <w:r>
-        <w:rPr>
-          <w:rFonts w:asciiTheme="majorBidi" w:hAnsiTheme="majorBidi" w:cstheme="majorBidi"/>
-          <w:b/>
-          <w:bCs/>
-          <w:sz w:val="28"/>
-          <w:szCs w:val="28"/>
-        </w:rPr>
-        <w:t>Pending</w:t>
-      </w:r>
-    </w:p>
-    <w:p>
-      <w:pPr>
-        <w:spacing w:after="60"/>
-        <w:ind w:left="360"/>
-        <w:rPr>
-          <w:rFonts w:asciiTheme="majorBidi" w:hAnsiTheme="majorBidi" w:cstheme="majorBidi"/>
-          <w:sz w:val="28"/>
-          <w:szCs w:val="28"/>
-        </w:rPr>
-      </w:pPr>
-      <w:r>
-        <w:rPr>
-          <w:rFonts w:asciiTheme="majorBidi" w:hAnsiTheme="majorBidi" w:cstheme="majorBidi"/>
-          <w:sz w:val="28"/>
-          <w:szCs w:val="28"/>
-        </w:rPr>
-        <w:t>A Pod in the Pending state has been accepted by the API server but has not yet been scheduled or cannot start.</w:t>
-      </w:r>
-    </w:p>
-    <w:p>
-      <w:pPr>
-        <w:spacing w:after="60"/>
-        <w:ind w:left="360"/>
-        <w:rPr>
-          <w:rFonts w:asciiTheme="majorBidi" w:hAnsiTheme="majorBidi" w:cstheme="majorBidi"/>
-          <w:b/>
-          <w:bCs/>
-          <w:sz w:val="28"/>
-          <w:szCs w:val="28"/>
-        </w:rPr>
-      </w:pPr>
-      <w:r>
-        <w:rPr>
-          <w:rFonts w:asciiTheme="majorBidi" w:hAnsiTheme="majorBidi" w:cstheme="majorBidi"/>
-          <w:b/>
-          <w:bCs/>
-          <w:sz w:val="28"/>
-          <w:szCs w:val="28"/>
-        </w:rPr>
-        <w:t>Common causes:</w:t>
-      </w:r>
-    </w:p>
-    <w:p>
-      <w:pPr>
-        <w:pStyle w:val="ListParagraph"/>
-        <w:numPr>
-          <w:ilvl w:val="0"/>
-          <w:numId w:val="60"/>
-        </w:numPr>
-        <w:spacing w:after="60"/>
-        <w:rPr>
-          <w:rFonts w:asciiTheme="majorBidi" w:hAnsiTheme="majorBidi" w:cstheme="majorBidi"/>
-          <w:sz w:val="28"/>
-          <w:szCs w:val="28"/>
-        </w:rPr>
-      </w:pPr>
-      <w:r>
-        <w:rPr>
-          <w:rFonts w:asciiTheme="majorBidi" w:hAnsiTheme="majorBidi" w:cstheme="majorBidi"/>
-          <w:sz w:val="28"/>
-          <w:szCs w:val="28"/>
-        </w:rPr>
-        <w:t>No nodes with sufficient CPU or memory</w:t>
-      </w:r>
-    </w:p>
-    <w:p>
-      <w:pPr>
-        <w:pStyle w:val="ListParagraph"/>
-        <w:numPr>
-          <w:ilvl w:val="0"/>
-          <w:numId w:val="60"/>
-        </w:numPr>
-        <w:spacing w:after="60"/>
-        <w:rPr>
-          <w:rFonts w:asciiTheme="majorBidi" w:hAnsiTheme="majorBidi" w:cstheme="majorBidi"/>
-          <w:sz w:val="28"/>
-          <w:szCs w:val="28"/>
-        </w:rPr>
-      </w:pPr>
-      <w:r>
-        <w:rPr>
-          <w:rFonts w:asciiTheme="majorBidi" w:hAnsiTheme="majorBidi" w:cstheme="majorBidi"/>
-          <w:sz w:val="28"/>
-          <w:szCs w:val="28"/>
-        </w:rPr>
-        <w:t>Node selectors, affinities, or taints preventing scheduling</w:t>
-      </w:r>
-    </w:p>
-    <w:p>
-      <w:pPr>
-        <w:pStyle w:val="ListParagraph"/>
-        <w:numPr>
-          <w:ilvl w:val="0"/>
-          <w:numId w:val="60"/>
-        </w:numPr>
-        <w:spacing w:after="60"/>
-        <w:rPr>
-          <w:rFonts w:asciiTheme="majorBidi" w:hAnsiTheme="majorBidi" w:cstheme="majorBidi"/>
-          <w:sz w:val="28"/>
-          <w:szCs w:val="28"/>
-        </w:rPr>
-      </w:pPr>
-      <w:r>
-        <w:rPr>
-          <w:rFonts w:asciiTheme="majorBidi" w:hAnsiTheme="majorBidi" w:cstheme="majorBidi"/>
-          <w:sz w:val="28"/>
-          <w:szCs w:val="28"/>
-        </w:rPr>
-        <w:t xml:space="preserve">Waiting for </w:t>
-      </w:r>
-      <w:proofErr w:type="spellStart"/>
-      <w:r>
-        <w:rPr>
-          <w:rFonts w:asciiTheme="majorBidi" w:hAnsiTheme="majorBidi" w:cstheme="majorBidi"/>
-          <w:sz w:val="28"/>
-          <w:szCs w:val="28"/>
-        </w:rPr>
-        <w:t>PersistentVolume</w:t>
-      </w:r>
-      <w:proofErr w:type="spellEnd"/>
-      <w:r>
-        <w:rPr>
-          <w:rFonts w:asciiTheme="majorBidi" w:hAnsiTheme="majorBidi" w:cstheme="majorBidi"/>
-          <w:sz w:val="28"/>
-          <w:szCs w:val="28"/>
-        </w:rPr>
-        <w:t xml:space="preserve"> to be provisioned</w:t>
-      </w:r>
-    </w:p>
-    <w:p>
-      <w:pPr>
-        <w:pStyle w:val="ListParagraph"/>
-        <w:numPr>
-          <w:ilvl w:val="0"/>
-          <w:numId w:val="60"/>
-        </w:numPr>
-        <w:spacing w:after="60"/>
-        <w:rPr>
-          <w:rFonts w:asciiTheme="majorBidi" w:hAnsiTheme="majorBidi" w:cstheme="majorBidi"/>
-          <w:sz w:val="28"/>
-          <w:szCs w:val="28"/>
-        </w:rPr>
-      </w:pPr>
-      <w:r>
-        <w:rPr>
-          <w:rFonts w:asciiTheme="majorBidi" w:hAnsiTheme="majorBidi" w:cstheme="majorBidi"/>
-          <w:sz w:val="28"/>
-          <w:szCs w:val="28"/>
-        </w:rPr>
-        <w:t>Image still being pulled</w:t>
-      </w:r>
-    </w:p>
-    <w:p>
-      <w:pPr>
-        <w:spacing w:after="60"/>
-        <w:ind w:left="360"/>
-        <w:rPr>
-          <w:rFonts w:asciiTheme="majorBidi" w:hAnsiTheme="majorBidi" w:cstheme="majorBidi"/>
-          <w:b/>
-          <w:bCs/>
-          <w:sz w:val="28"/>
-          <w:szCs w:val="28"/>
-          <w:u w:val="single"/>
-        </w:rPr>
-      </w:pPr>
-      <w:r>
-        <w:rPr>
-          <w:rFonts w:asciiTheme="majorBidi" w:hAnsiTheme="majorBidi" w:cstheme="majorBidi"/>
-          <w:b/>
-          <w:bCs/>
-          <w:sz w:val="28"/>
-          <w:szCs w:val="28"/>
-          <w:u w:val="single"/>
-        </w:rPr>
-        <w:t>Key insight:</w:t>
-      </w:r>
-    </w:p>
-    <w:p>
-      <w:pPr>
-        <w:spacing w:after="120"/>
-        <w:ind w:left="360"/>
-        <w:rPr>
-          <w:rFonts w:asciiTheme="majorBidi" w:hAnsiTheme="majorBidi" w:cstheme="majorBidi"/>
-          <w:b/>
-          <w:bCs/>
-          <w:sz w:val="28"/>
-          <w:szCs w:val="28"/>
-        </w:rPr>
-      </w:pPr>
-      <w:r>
-        <w:rPr>
-          <w:rFonts w:asciiTheme="majorBidi" w:hAnsiTheme="majorBidi" w:cstheme="majorBidi"/>
-          <w:sz w:val="28"/>
-          <w:szCs w:val="28"/>
-        </w:rPr>
-        <w:t>Pending usually indicates a scheduling or resource problem, not an application failure</w:t>
-      </w:r>
-      <w:r>
-        <w:rPr>
-          <w:rFonts w:asciiTheme="majorBidi" w:hAnsiTheme="majorBidi" w:cstheme="majorBidi"/>
-          <w:b/>
-          <w:bCs/>
-          <w:sz w:val="28"/>
-          <w:szCs w:val="28"/>
-        </w:rPr>
-        <w:t>.</w:t>
-      </w:r>
-    </w:p>
-    <w:p>
-      <w:pPr>
-        <w:pStyle w:val="ListParagraph"/>
-        <w:numPr>
-          <w:ilvl w:val="0"/>
-          <w:numId w:val="57"/>
-        </w:numPr>
-        <w:spacing w:after="60"/>
-        <w:ind w:left="360"/>
-        <w:rPr>
-          <w:rFonts w:asciiTheme="majorBidi" w:hAnsiTheme="majorBidi" w:cstheme="majorBidi"/>
-          <w:b/>
-          <w:bCs/>
-          <w:sz w:val="28"/>
-          <w:szCs w:val="28"/>
-        </w:rPr>
-      </w:pPr>
-      <w:r>
-        <w:rPr>
-          <w:rFonts w:asciiTheme="majorBidi" w:hAnsiTheme="majorBidi" w:cstheme="majorBidi"/>
-          <w:b/>
-          <w:bCs/>
-          <w:sz w:val="28"/>
-          <w:szCs w:val="28"/>
-        </w:rPr>
-        <w:t>Unknown</w:t>
-      </w:r>
-    </w:p>
-    <w:p>
-      <w:pPr>
-        <w:spacing w:after="60"/>
-        <w:ind w:left="360"/>
-        <w:rPr>
-          <w:rFonts w:asciiTheme="majorBidi" w:hAnsiTheme="majorBidi" w:cstheme="majorBidi"/>
-          <w:sz w:val="28"/>
-          <w:szCs w:val="28"/>
-        </w:rPr>
-      </w:pPr>
-      <w:r>
-        <w:rPr>
-          <w:rFonts w:asciiTheme="majorBidi" w:hAnsiTheme="majorBidi" w:cstheme="majorBidi"/>
-          <w:sz w:val="28"/>
-          <w:szCs w:val="28"/>
-        </w:rPr>
-        <w:t xml:space="preserve">The Unknown status means the </w:t>
-      </w:r>
-      <w:proofErr w:type="spellStart"/>
-      <w:r>
-        <w:rPr>
-          <w:rFonts w:asciiTheme="majorBidi" w:hAnsiTheme="majorBidi" w:cstheme="majorBidi"/>
-          <w:sz w:val="28"/>
-          <w:szCs w:val="28"/>
-        </w:rPr>
-        <w:t>kubelet</w:t>
-      </w:r>
-      <w:proofErr w:type="spellEnd"/>
-      <w:r>
-        <w:rPr>
-          <w:rFonts w:asciiTheme="majorBidi" w:hAnsiTheme="majorBidi" w:cstheme="majorBidi"/>
-          <w:sz w:val="28"/>
-          <w:szCs w:val="28"/>
-        </w:rPr>
-        <w:t xml:space="preserve"> on the node cannot be reached or stopped reporting Pod status.</w:t>
-      </w:r>
-    </w:p>
-    <w:p>
-      <w:pPr>
-        <w:spacing w:after="60"/>
-        <w:ind w:left="360"/>
-        <w:rPr>
-          <w:rFonts w:asciiTheme="majorBidi" w:hAnsiTheme="majorBidi" w:cstheme="majorBidi"/>
-          <w:b/>
-          <w:bCs/>
-          <w:sz w:val="28"/>
-          <w:szCs w:val="28"/>
-        </w:rPr>
-      </w:pPr>
-      <w:r>
-        <w:rPr>
-          <w:rFonts w:asciiTheme="majorBidi" w:hAnsiTheme="majorBidi" w:cstheme="majorBidi"/>
-          <w:b/>
-          <w:bCs/>
-          <w:sz w:val="28"/>
-          <w:szCs w:val="28"/>
-        </w:rPr>
-        <w:t>Common causes:</w:t>
-      </w:r>
-    </w:p>
-    <w:p>
-      <w:pPr>
-        <w:pStyle w:val="ListParagraph"/>
-        <w:numPr>
-          <w:ilvl w:val="0"/>
-          <w:numId w:val="58"/>
-        </w:numPr>
-        <w:rPr>
-          <w:rFonts w:asciiTheme="majorBidi" w:hAnsiTheme="majorBidi" w:cstheme="majorBidi"/>
-          <w:sz w:val="28"/>
-          <w:szCs w:val="28"/>
-        </w:rPr>
-      </w:pPr>
-      <w:r>
-        <w:rPr>
-          <w:rFonts w:asciiTheme="majorBidi" w:hAnsiTheme="majorBidi" w:cstheme="majorBidi"/>
-          <w:sz w:val="28"/>
-          <w:szCs w:val="28"/>
-        </w:rPr>
-        <w:t>Node failure or network partition</w:t>
-      </w:r>
-    </w:p>
-    <w:p>
-      <w:pPr>
-        <w:pStyle w:val="ListParagraph"/>
-        <w:numPr>
-          <w:ilvl w:val="0"/>
-          <w:numId w:val="58"/>
-        </w:numPr>
-        <w:rPr>
-          <w:rFonts w:asciiTheme="majorBidi" w:hAnsiTheme="majorBidi" w:cstheme="majorBidi"/>
-          <w:sz w:val="28"/>
-          <w:szCs w:val="28"/>
-        </w:rPr>
-      </w:pPr>
-      <w:proofErr w:type="spellStart"/>
-      <w:r>
-        <w:rPr>
-          <w:rFonts w:asciiTheme="majorBidi" w:hAnsiTheme="majorBidi" w:cstheme="majorBidi"/>
-          <w:sz w:val="28"/>
-          <w:szCs w:val="28"/>
-        </w:rPr>
-        <w:t>Kubelet</w:t>
-      </w:r>
-      <w:proofErr w:type="spellEnd"/>
-      <w:r>
-        <w:rPr>
-          <w:rFonts w:asciiTheme="majorBidi" w:hAnsiTheme="majorBidi" w:cstheme="majorBidi"/>
-          <w:sz w:val="28"/>
-          <w:szCs w:val="28"/>
-        </w:rPr>
-        <w:t xml:space="preserve"> crash</w:t>
-      </w:r>
-    </w:p>
-    <w:p>
-      <w:pPr>
-        <w:pStyle w:val="ListParagraph"/>
-        <w:numPr>
-          <w:ilvl w:val="0"/>
-          <w:numId w:val="58"/>
-        </w:numPr>
-        <w:spacing w:after="60"/>
-        <w:rPr>
-          <w:rFonts w:asciiTheme="majorBidi" w:hAnsiTheme="majorBidi" w:cstheme="majorBidi"/>
-          <w:sz w:val="28"/>
-          <w:szCs w:val="28"/>
-        </w:rPr>
-      </w:pPr>
-      <w:r>
-        <w:rPr>
-          <w:rFonts w:asciiTheme="majorBidi" w:hAnsiTheme="majorBidi" w:cstheme="majorBidi"/>
-          <w:sz w:val="28"/>
-          <w:szCs w:val="28"/>
-        </w:rPr>
-        <w:t>Node shutdown</w:t>
-      </w:r>
-    </w:p>
-    <w:p>
-      <w:pPr>
-        <w:spacing w:after="100"/>
-        <w:ind w:left="360"/>
-        <w:rPr>
-          <w:rFonts w:asciiTheme="majorBidi" w:hAnsiTheme="majorBidi" w:cstheme="majorBidi"/>
-          <w:sz w:val="28"/>
-          <w:szCs w:val="28"/>
-        </w:rPr>
-      </w:pPr>
-      <w:r>
-        <w:rPr>
-          <w:rFonts w:asciiTheme="majorBidi" w:hAnsiTheme="majorBidi" w:cstheme="majorBidi"/>
-          <w:sz w:val="28"/>
-          <w:szCs w:val="28"/>
-        </w:rPr>
-        <w:lastRenderedPageBreak/>
-        <w:t>This is typically a node‑level problem, not an application issue.</w:t>
-      </w:r>
-    </w:p>
-    <w:p>
-      <w:pPr>
-        <w:spacing w:after="80"/>
-        <w:rPr>
-          <w:rFonts w:asciiTheme="majorBidi" w:hAnsiTheme="majorBidi" w:cstheme="majorBidi"/>
-          <w:b/>
-          <w:bCs/>
-          <w:sz w:val="28"/>
-          <w:szCs w:val="28"/>
-        </w:rPr>
-      </w:pPr>
-      <w:r>
-        <w:rPr>
-          <w:rFonts w:asciiTheme="majorBidi" w:hAnsiTheme="majorBidi" w:cstheme="majorBidi"/>
-          <w:b/>
-          <w:bCs/>
-          <w:sz w:val="28"/>
-          <w:szCs w:val="28"/>
-        </w:rPr>
-        <w:t>Quick Mental Model</w:t>
-      </w:r>
-    </w:p>
-    <w:p>
-      <w:pPr>
-        <w:pStyle w:val="ListParagraph"/>
-        <w:numPr>
-          <w:ilvl w:val="0"/>
-          <w:numId w:val="61"/>
-        </w:numPr>
-        <w:ind w:left="360"/>
-        <w:rPr>
-          <w:rFonts w:asciiTheme="majorBidi" w:hAnsiTheme="majorBidi" w:cstheme="majorBidi"/>
-          <w:sz w:val="28"/>
-          <w:szCs w:val="28"/>
-        </w:rPr>
-      </w:pPr>
-      <w:r>
-        <w:rPr>
-          <w:rFonts w:asciiTheme="majorBidi" w:hAnsiTheme="majorBidi" w:cstheme="majorBidi"/>
-          <w:sz w:val="28"/>
-          <w:szCs w:val="28"/>
-        </w:rPr>
-        <w:t xml:space="preserve">Image problems → </w:t>
-      </w:r>
-      <w:proofErr w:type="spellStart"/>
-      <w:r>
-        <w:rPr>
-          <w:rFonts w:asciiTheme="majorBidi" w:hAnsiTheme="majorBidi" w:cstheme="majorBidi"/>
-          <w:sz w:val="28"/>
-          <w:szCs w:val="28"/>
-        </w:rPr>
-        <w:t>ErrImagePull</w:t>
-      </w:r>
-      <w:proofErr w:type="spellEnd"/>
-      <w:r>
-        <w:rPr>
-          <w:rFonts w:asciiTheme="majorBidi" w:hAnsiTheme="majorBidi" w:cstheme="majorBidi"/>
-          <w:sz w:val="28"/>
-          <w:szCs w:val="28"/>
-        </w:rPr>
-        <w:t xml:space="preserve">, </w:t>
-      </w:r>
-      <w:proofErr w:type="spellStart"/>
-      <w:r>
-        <w:rPr>
-          <w:rFonts w:asciiTheme="majorBidi" w:hAnsiTheme="majorBidi" w:cstheme="majorBidi"/>
-          <w:sz w:val="28"/>
-          <w:szCs w:val="28"/>
-        </w:rPr>
-        <w:t>ImagePullBackOff</w:t>
-      </w:r>
-      <w:proofErr w:type="spellEnd"/>
-    </w:p>
-    <w:p>
-      <w:pPr>
-        <w:pStyle w:val="ListParagraph"/>
-        <w:numPr>
-          <w:ilvl w:val="0"/>
-          <w:numId w:val="61"/>
-        </w:numPr>
-        <w:ind w:left="360"/>
-        <w:rPr>
-          <w:rFonts w:asciiTheme="majorBidi" w:hAnsiTheme="majorBidi" w:cstheme="majorBidi"/>
-          <w:sz w:val="28"/>
-          <w:szCs w:val="28"/>
-        </w:rPr>
-      </w:pPr>
-      <w:r>
-        <w:rPr>
-          <w:rFonts w:asciiTheme="majorBidi" w:hAnsiTheme="majorBidi" w:cstheme="majorBidi"/>
-          <w:sz w:val="28"/>
-          <w:szCs w:val="28"/>
-        </w:rPr>
-        <w:t xml:space="preserve">Config problems → </w:t>
-      </w:r>
-      <w:proofErr w:type="spellStart"/>
-      <w:r>
-        <w:rPr>
-          <w:rFonts w:asciiTheme="majorBidi" w:hAnsiTheme="majorBidi" w:cstheme="majorBidi"/>
-          <w:sz w:val="28"/>
-          <w:szCs w:val="28"/>
-        </w:rPr>
-        <w:t>CreateContainerConfigError</w:t>
-      </w:r>
-      <w:proofErr w:type="spellEnd"/>
-    </w:p>
-    <w:p>
-      <w:pPr>
-        <w:pStyle w:val="ListParagraph"/>
-        <w:numPr>
-          <w:ilvl w:val="0"/>
-          <w:numId w:val="61"/>
-        </w:numPr>
-        <w:ind w:left="360"/>
-        <w:rPr>
-          <w:rFonts w:asciiTheme="majorBidi" w:hAnsiTheme="majorBidi" w:cstheme="majorBidi"/>
-          <w:sz w:val="28"/>
-          <w:szCs w:val="28"/>
-        </w:rPr>
-      </w:pPr>
-      <w:r>
-        <w:rPr>
-          <w:rFonts w:asciiTheme="majorBidi" w:hAnsiTheme="majorBidi" w:cstheme="majorBidi"/>
-          <w:sz w:val="28"/>
-          <w:szCs w:val="28"/>
-        </w:rPr>
-        <w:t xml:space="preserve">Runtime/startup problems → </w:t>
-      </w:r>
-      <w:proofErr w:type="spellStart"/>
-      <w:r>
-        <w:rPr>
-          <w:rFonts w:asciiTheme="majorBidi" w:hAnsiTheme="majorBidi" w:cstheme="majorBidi"/>
-          <w:sz w:val="28"/>
-          <w:szCs w:val="28"/>
-        </w:rPr>
-        <w:t>CreateContainerError</w:t>
-      </w:r>
-      <w:proofErr w:type="spellEnd"/>
-      <w:r>
-        <w:rPr>
-          <w:rFonts w:asciiTheme="majorBidi" w:hAnsiTheme="majorBidi" w:cstheme="majorBidi"/>
-          <w:sz w:val="28"/>
-          <w:szCs w:val="28"/>
-        </w:rPr>
-        <w:t xml:space="preserve">, </w:t>
-      </w:r>
-      <w:proofErr w:type="spellStart"/>
-      <w:r>
-        <w:rPr>
-          <w:rFonts w:asciiTheme="majorBidi" w:hAnsiTheme="majorBidi" w:cstheme="majorBidi"/>
-          <w:sz w:val="28"/>
-          <w:szCs w:val="28"/>
-        </w:rPr>
-        <w:t>RunContainerError</w:t>
-      </w:r>
-      <w:proofErr w:type="spellEnd"/>
-    </w:p>
-    <w:p>
-      <w:pPr>
-        <w:pStyle w:val="ListParagraph"/>
-        <w:numPr>
-          <w:ilvl w:val="0"/>
-          <w:numId w:val="61"/>
-        </w:numPr>
-        <w:ind w:left="360"/>
-        <w:rPr>
-          <w:rFonts w:asciiTheme="majorBidi" w:hAnsiTheme="majorBidi" w:cstheme="majorBidi"/>
-          <w:sz w:val="28"/>
-          <w:szCs w:val="28"/>
-        </w:rPr>
-      </w:pPr>
-      <w:r>
-        <w:rPr>
-          <w:rFonts w:asciiTheme="majorBidi" w:hAnsiTheme="majorBidi" w:cstheme="majorBidi"/>
-          <w:sz w:val="28"/>
-          <w:szCs w:val="28"/>
-        </w:rPr>
-        <w:t xml:space="preserve">App crashes → </w:t>
-      </w:r>
-      <w:proofErr w:type="spellStart"/>
-      <w:r>
-        <w:rPr>
-          <w:rFonts w:asciiTheme="majorBidi" w:hAnsiTheme="majorBidi" w:cstheme="majorBidi"/>
-          <w:sz w:val="28"/>
-          <w:szCs w:val="28"/>
-        </w:rPr>
-        <w:t>CrashLoopBackOff</w:t>
-      </w:r>
-      <w:proofErr w:type="spellEnd"/>
-    </w:p>
-    <w:p>
-      <w:pPr>
-        <w:pStyle w:val="ListParagraph"/>
-        <w:numPr>
-          <w:ilvl w:val="0"/>
-          <w:numId w:val="61"/>
-        </w:numPr>
-        <w:ind w:left="360"/>
-        <w:rPr>
-          <w:rFonts w:asciiTheme="majorBidi" w:hAnsiTheme="majorBidi" w:cstheme="majorBidi"/>
-          <w:sz w:val="28"/>
-          <w:szCs w:val="28"/>
-        </w:rPr>
-      </w:pPr>
-      <w:r>
-        <w:rPr>
-          <w:rFonts w:asciiTheme="majorBidi" w:hAnsiTheme="majorBidi" w:cstheme="majorBidi"/>
-          <w:sz w:val="28"/>
-          <w:szCs w:val="28"/>
-        </w:rPr>
-        <w:t xml:space="preserve">Resource problems → Pending, </w:t>
-      </w:r>
-      <w:proofErr w:type="spellStart"/>
-      <w:r>
-        <w:rPr>
-          <w:rFonts w:asciiTheme="majorBidi" w:hAnsiTheme="majorBidi" w:cstheme="majorBidi"/>
-          <w:sz w:val="28"/>
-          <w:szCs w:val="28"/>
-        </w:rPr>
-        <w:t>OOMKilled</w:t>
-      </w:r>
-      <w:proofErr w:type="spellEnd"/>
-    </w:p>
-    <w:p>
-      <w:pPr>
-        <w:pStyle w:val="ListParagraph"/>
-        <w:numPr>
-          <w:ilvl w:val="0"/>
-          <w:numId w:val="61"/>
-        </w:numPr>
-        <w:spacing w:after="100"/>
-        <w:ind w:left="360"/>
-        <w:jc w:val="both"/>
-        <w:rPr>
-          <w:rFonts w:asciiTheme="majorBidi" w:hAnsiTheme="majorBidi" w:cstheme="majorBidi"/>
-          <w:sz w:val="28"/>
-          <w:szCs w:val="28"/>
-        </w:rPr>
-      </w:pPr>
-      <w:r>
-        <w:rPr>
-          <w:rFonts w:asciiTheme="majorBidi" w:hAnsiTheme="majorBidi" w:cstheme="majorBidi"/>
-          <w:sz w:val="28"/>
-          <w:szCs w:val="28"/>
-        </w:rPr>
-        <w:t>Node problems → Unknown</w:t>
-      </w:r>
+          <w:sz w:val="28"/>
+          <w:szCs w:val="28"/>
+        </w:rPr>
+      </w:pPr>
+    </w:p>
+    <w:p>
+      <w:pPr>
+        <w:rPr>
+          <w:rFonts w:asciiTheme="majorBidi" w:hAnsiTheme="majorBidi" w:cstheme="majorBidi"/>
+          <w:sz w:val="28"/>
+          <w:szCs w:val="28"/>
+        </w:rPr>
+      </w:pPr>
     </w:p>
     <w:p>
       <w:pPr>
@@ -9992,6 +1168,7 @@
           <w:sz w:val="28"/>
           <w:szCs w:val="28"/>
         </w:rPr>
+        <w:lastRenderedPageBreak/>
         <w:t>Restart policies are especially important for batch jobs and short-lived tasks.</w:t>
       </w:r>
     </w:p>
@@ -10898,7 +2075,6 @@
           <w:sz w:val="28"/>
           <w:szCs w:val="28"/>
         </w:rPr>
-        <w:lastRenderedPageBreak/>
         <w:t>When a Pod is deleted or needs to be shut down, Kubernetes performs a graceful termination process.</w:t>
       </w:r>
     </w:p>
@@ -11363,6 +2539,7 @@
           <w:sz w:val="28"/>
           <w:szCs w:val="28"/>
         </w:rPr>
+        <w:lastRenderedPageBreak/>
         <w:t>kubelet</w:t>
       </w:r>
       <w:proofErr w:type="spellEnd"/>
@@ -17950,6 +9127,7 @@
           <w:sz w:val="28"/>
           <w:szCs w:val="28"/>
         </w:rPr>
+        <w:lastRenderedPageBreak/>
         <w:t>kind</w:t>
       </w:r>
       <w:r>
@@ -18459,7 +9637,6 @@
           <w:sz w:val="28"/>
           <w:szCs w:val="28"/>
         </w:rPr>
-        <w:lastRenderedPageBreak/>
         <w:t>Never</w:t>
       </w:r>
     </w:p>
@@ -19269,6 +10446,7 @@
           <w:sz w:val="28"/>
           <w:szCs w:val="28"/>
         </w:rPr>
+        <w:lastRenderedPageBreak/>
         <w:t>The API server verifies who is making the request.</w:t>
       </w:r>
     </w:p>
@@ -19619,7 +10797,6 @@
           <w:sz w:val="28"/>
           <w:szCs w:val="28"/>
         </w:rPr>
-        <w:lastRenderedPageBreak/>
         <w:t>required fields exist</w:t>
       </w:r>
     </w:p>
@@ -20461,6 +11638,7 @@
           <w:szCs w:val="28"/>
           <w:u w:val="single"/>
         </w:rPr>
+        <w:lastRenderedPageBreak/>
         <w:t>Examples:</w:t>
       </w:r>
     </w:p>
@@ -20772,7 +11950,6 @@
           <w:sz w:val="32"/>
           <w:szCs w:val="32"/>
         </w:rPr>
-        <w:lastRenderedPageBreak/>
         <w:t>Scheduler Updates API Server</w:t>
       </w:r>
     </w:p>
@@ -21490,6 +12667,7 @@
           <w:sz w:val="28"/>
           <w:szCs w:val="28"/>
         </w:rPr>
+        <w:lastRenderedPageBreak/>
         <w:t>Pending</w:t>
       </w:r>
     </w:p>
